--- a/informe proyecto/Informe Mira - LLM.docx
+++ b/informe proyecto/Informe Mira - LLM.docx
@@ -261,7 +261,11 @@
     <w:sdt>
       <w:sdtPr>
         <w:rPr>
-          <w:lang w:val="es-ES"/>
+          <w:rFonts w:ascii="Calibri" w:eastAsia="Calibri" w:hAnsi="Calibri" w:cs="Calibri"/>
+          <w:color w:val="auto"/>
+          <w:sz w:val="22"/>
+          <w:szCs w:val="22"/>
+          <w:lang w:val="es-ES" w:eastAsia="es-ES_tradnl"/>
         </w:rPr>
         <w:id w:val="2051031036"/>
         <w:docPartObj>
@@ -271,13 +275,8 @@
       </w:sdtPr>
       <w:sdtEndPr>
         <w:rPr>
-          <w:rFonts w:ascii="Calibri" w:eastAsia="Calibri" w:hAnsi="Calibri" w:cs="Calibri"/>
           <w:b/>
           <w:bCs/>
-          <w:color w:val="auto"/>
-          <w:sz w:val="22"/>
-          <w:szCs w:val="22"/>
-          <w:lang w:eastAsia="es-ES_tradnl"/>
         </w:rPr>
       </w:sdtEndPr>
       <w:sdtContent>
@@ -2121,7 +2120,19 @@
         <w:spacing w:after="160" w:line="278" w:lineRule="auto"/>
       </w:pPr>
       <w:r>
-        <w:t>…..</w:t>
+        <w:t xml:space="preserve">DPRIME enfrenta un problema estructural en su modelo de negocio: aunque ha ejecutado exitosamente proyectos de automatización para aseguradoras, bancos y operadores logísticos, cada nuevo cliente requiere una solución construida desde cero, lo que limita la escalabilidad. MIRA busca convertir esa experiencia en una plataforma productiva, pero la versión actual es una demostración que no soporta operación autónoma, </w:t>
+      </w:r>
+      <w:r>
+        <w:t>control de versiones</w:t>
+      </w:r>
+      <w:r>
+        <w:t xml:space="preserve"> ni facturación confiable. Este análisis se realizó a partir de nueve entrevistas de levantamiento con el equipo interno y la aseguradora piloto, y arrojó tres hallazgos principales: primero, la plataforma actual no permite operar sin la intervención constante de ingenieros de DPRIME, lo que contradice el modelo de autoservicio prometido; segundo, el motor de análisis no es el cuello de botella, sino la confianza del usuario, la conformidad legal y la calidad de la evidencia de entrada, aspectos que el sistema actual no aborda; tercero, no existe una definición operativa de "validación" ni un registro confiable de uso, lo que inviabiliza el modelo de cobro al éxito. Se recomienda priorizar el desarrollo del diseñador de flujos con </w:t>
+      </w:r>
+      <w:r>
+        <w:t>un control de versiones</w:t>
+      </w:r>
+      <w:r>
+        <w:t>, la bandeja de revisión asistida que muestre explícitamente la razón de derivación, y el módulo de medición de consumo con criterios claros acordados con el cliente piloto, antes de avanzar en capacidades complementarias como análisis de audio o aplicación móvil.</w:t>
       </w:r>
       <w:r>
         <w:br w:type="page"/>
@@ -2157,14 +2168,33 @@
       <w:pPr>
         <w:spacing w:after="160" w:line="278" w:lineRule="auto"/>
       </w:pPr>
+      <w:r>
+        <w:br/>
+      </w:r>
+      <w:r>
+        <w:t>El presente documento describe la necesidad de construir MIRA, una plataforma de inteligencia artificial multimodal para la toma de decisiones empresariales automatizadas y trazables, desarrollada por DPRIME SpA para el sector asegurador, financiero y logístico. El análisis se basa en la experiencia acumulada por DPRIME desde 2019 como consultora de automatización y visión computacional, así como en los aprendizajes de tres pilotos ejecutados entre 2025 y el primer semestre de 2026. El alcance de este documento es el levantamiento inicial de requerimientos para la versión productiva de MIRA, que debe permitir a los clientes operar la plataforma de forma autónoma, registrar y auditar decisiones, y facturar el uso sin intervención manual.</w:t>
+      </w:r>
     </w:p>
     <w:p>
       <w:pPr>
         <w:spacing w:after="160" w:line="278" w:lineRule="auto"/>
       </w:pPr>
       <w:r>
-        <w:t>…….</w:t>
+        <w:t>El documento fue redactado por la Dirección de Producto a partir de conversaciones con el equipo interno de DPRIME y con la aseguradora que participa como cliente piloto. El equipo está compuesto por Rodrigo Vergara, socio fundador y gerente general de DPRIME y patrocinador del proyecto; Camila Ordóñez, directora de producto; Sebastián Alarcón, líder de ingeniería de modelos; Valentina Ruiz-Tagle, encargada de administración y finanzas; Tomás Berríos, encargado de operación y soporte; y el equipo de desarrollo. El representante del cliente en esta entrega es Francisca Leiva, subgerenta de operaciones de siniestros de la aseguradora piloto. El análisis parte de la premisa de que este documento describe una necesidad y no una especificación formal de requisitos, y que las discrepancias entre el documento y las entrevistas deben ser resueltas por el equipo de desarrollo.</w:t>
       </w:r>
+    </w:p>
+    <w:p>
+      <w:pPr>
+        <w:spacing w:after="160" w:line="278" w:lineRule="auto"/>
+      </w:pPr>
+      <w:r>
+        <w:t>El propósito de este documento es establecer un punto de partida para el diseño y construcción de la plataforma MIRA, organizando cuatro entregas entre septiembre de 2026 y abril de 2027, con una marcha blanca programada para el proceso de reembolso de gastos médicos del cliente piloto. La plataforma debe estar disponible de forma permanente, ofrecer un tiempo de respuesta promedio de 2,3 segundos por caso en condiciones óptimas, soportar un volumen inicial estimado de dos mil casos mensuales y manejar evidencia multimodal: documentos, imágenes, video, audio y códigos impresos </w:t>
+      </w:r>
+    </w:p>
+    <w:p>
+      <w:pPr>
+        <w:spacing w:after="160" w:line="278" w:lineRule="auto"/>
+      </w:pPr>
       <w:r>
         <w:br w:type="page"/>
       </w:r>
@@ -2202,6 +2232,7 @@
           <w:ilvl w:val="1"/>
           <w:numId w:val="5"/>
         </w:numPr>
+        <w:spacing w:line="240" w:lineRule="auto"/>
         <w:ind w:left="567" w:hanging="567"/>
         <w:rPr>
           <w:rFonts w:ascii="Calibri" w:hAnsi="Calibri" w:cs="Calibri"/>
@@ -2286,9 +2317,9 @@
           <w14:ligatures w14:val="standardContextual"/>
         </w:rPr>
         <w:drawing>
-          <wp:inline distT="0" distB="0" distL="0" distR="0" wp14:anchorId="3E3BE5EE" wp14:editId="7DA3C5B3">
-            <wp:extent cx="5612130" cy="3270964"/>
-            <wp:effectExtent l="19050" t="19050" r="26670" b="24765"/>
+          <wp:inline distT="0" distB="0" distL="0" distR="0" wp14:anchorId="3E3BE5EE" wp14:editId="783B6962">
+            <wp:extent cx="5784850" cy="3054350"/>
+            <wp:effectExtent l="19050" t="19050" r="25400" b="12700"/>
             <wp:docPr id="439486876" name="Imagen 1"/>
             <wp:cNvGraphicFramePr>
               <a:graphicFrameLocks xmlns:a="http://schemas.openxmlformats.org/drawingml/2006/main" noChangeAspect="1"/>
@@ -2315,7 +2346,7 @@
                   <pic:spPr>
                     <a:xfrm>
                       <a:off x="0" y="0"/>
-                      <a:ext cx="5612130" cy="3270964"/>
+                      <a:ext cx="5800678" cy="3062707"/>
                     </a:xfrm>
                     <a:prstGeom prst="rect">
                       <a:avLst/>
@@ -2340,6 +2371,7 @@
           <w:ilvl w:val="2"/>
           <w:numId w:val="5"/>
         </w:numPr>
+        <w:spacing w:line="240" w:lineRule="auto"/>
         <w:rPr>
           <w:b/>
           <w:bCs/>
@@ -3717,7 +3749,6 @@
                 <w:sz w:val="16"/>
                 <w:szCs w:val="16"/>
               </w:rPr>
-              <w:lastRenderedPageBreak/>
               <w:t>Plantilla</w:t>
             </w:r>
           </w:p>
@@ -3793,12 +3824,6 @@
         </w:tc>
       </w:tr>
     </w:tbl>
-    <w:p>
-      <w:pPr>
-        <w:spacing w:after="0" w:line="360" w:lineRule="auto"/>
-        <w:ind w:left="1418"/>
-      </w:pPr>
-    </w:p>
     <w:p/>
     <w:p>
       <w:pPr>
@@ -5007,6 +5032,9 @@
   </w:num>
   <w:num w:numId="5" w16cid:durableId="254673929">
     <w:abstractNumId w:val="2"/>
+  </w:num>
+  <w:num w:numId="6" w16cid:durableId="345711229">
+    <w:abstractNumId w:val="4"/>
   </w:num>
 </w:numbering>
 </file>
@@ -6087,7 +6115,7 @@
     <w:rsid w:val="009146BD"/>
     <w:pPr>
       <w:numPr>
-        <w:numId w:val="3"/>
+        <w:numId w:val="6"/>
       </w:numPr>
     </w:pPr>
   </w:style>

--- a/informe proyecto/Informe Mira - LLM.docx
+++ b/informe proyecto/Informe Mira - LLM.docx
@@ -2760,7 +2760,7 @@
             <w:tcBorders>
               <w:top w:val="single" w:sz="2" w:space="0" w:color="000000" w:themeColor="text1"/>
               <w:left w:val="single" w:sz="2" w:space="0" w:color="000000" w:themeColor="text1"/>
-              <w:bottom w:val="single" w:sz="2" w:space="0" w:color="000000" w:themeColor="text1"/>
+              <w:bottom w:val="single" w:sz="4" w:space="0" w:color="auto"/>
               <w:right w:val="single" w:sz="2" w:space="0" w:color="000000" w:themeColor="text1"/>
             </w:tcBorders>
             <w:vAlign w:val="center"/>
@@ -2882,10 +2882,10 @@
             <w:cnfStyle w:val="001000000000" w:firstRow="0" w:lastRow="0" w:firstColumn="1" w:lastColumn="0" w:oddVBand="0" w:evenVBand="0" w:oddHBand="0" w:evenHBand="0" w:firstRowFirstColumn="0" w:firstRowLastColumn="0" w:lastRowFirstColumn="0" w:lastRowLastColumn="0"/>
             <w:tcW w:w="1840" w:type="dxa"/>
             <w:tcBorders>
-              <w:top w:val="single" w:sz="2" w:space="0" w:color="000000" w:themeColor="text1"/>
-              <w:left w:val="single" w:sz="2" w:space="0" w:color="000000" w:themeColor="text1"/>
-              <w:bottom w:val="single" w:sz="2" w:space="0" w:color="000000" w:themeColor="text1"/>
-              <w:right w:val="single" w:sz="2" w:space="0" w:color="000000" w:themeColor="text1"/>
+              <w:top w:val="single" w:sz="4" w:space="0" w:color="auto"/>
+              <w:left w:val="single" w:sz="4" w:space="0" w:color="auto"/>
+              <w:bottom w:val="single" w:sz="4" w:space="0" w:color="auto"/>
+              <w:right w:val="single" w:sz="4" w:space="0" w:color="auto"/>
             </w:tcBorders>
             <w:vAlign w:val="center"/>
           </w:tcPr>
@@ -2912,7 +2912,7 @@
             <w:tcW w:w="3686" w:type="dxa"/>
             <w:tcBorders>
               <w:top w:val="single" w:sz="2" w:space="0" w:color="000000" w:themeColor="text1"/>
-              <w:left w:val="single" w:sz="2" w:space="0" w:color="000000" w:themeColor="text1"/>
+              <w:left w:val="single" w:sz="4" w:space="0" w:color="auto"/>
               <w:bottom w:val="single" w:sz="2" w:space="0" w:color="000000" w:themeColor="text1"/>
               <w:right w:val="single" w:sz="2" w:space="0" w:color="000000" w:themeColor="text1"/>
             </w:tcBorders>
@@ -3006,10 +3006,10 @@
             <w:cnfStyle w:val="001000000000" w:firstRow="0" w:lastRow="0" w:firstColumn="1" w:lastColumn="0" w:oddVBand="0" w:evenVBand="0" w:oddHBand="0" w:evenHBand="0" w:firstRowFirstColumn="0" w:firstRowLastColumn="0" w:lastRowFirstColumn="0" w:lastRowLastColumn="0"/>
             <w:tcW w:w="1840" w:type="dxa"/>
             <w:tcBorders>
-              <w:top w:val="single" w:sz="2" w:space="0" w:color="000000" w:themeColor="text1"/>
-              <w:left w:val="single" w:sz="2" w:space="0" w:color="000000" w:themeColor="text1"/>
-              <w:bottom w:val="single" w:sz="2" w:space="0" w:color="000000" w:themeColor="text1"/>
-              <w:right w:val="single" w:sz="2" w:space="0" w:color="000000" w:themeColor="text1"/>
+              <w:top w:val="single" w:sz="4" w:space="0" w:color="auto"/>
+              <w:left w:val="single" w:sz="4" w:space="0" w:color="auto"/>
+              <w:bottom w:val="single" w:sz="4" w:space="0" w:color="auto"/>
+              <w:right w:val="single" w:sz="4" w:space="0" w:color="auto"/>
             </w:tcBorders>
             <w:vAlign w:val="center"/>
           </w:tcPr>
@@ -3036,7 +3036,7 @@
             <w:tcW w:w="3686" w:type="dxa"/>
             <w:tcBorders>
               <w:top w:val="single" w:sz="2" w:space="0" w:color="000000" w:themeColor="text1"/>
-              <w:left w:val="single" w:sz="2" w:space="0" w:color="000000" w:themeColor="text1"/>
+              <w:left w:val="single" w:sz="4" w:space="0" w:color="auto"/>
               <w:bottom w:val="single" w:sz="2" w:space="0" w:color="000000" w:themeColor="text1"/>
               <w:right w:val="single" w:sz="2" w:space="0" w:color="000000" w:themeColor="text1"/>
             </w:tcBorders>
@@ -3129,10 +3129,10 @@
             <w:cnfStyle w:val="001000000000" w:firstRow="0" w:lastRow="0" w:firstColumn="1" w:lastColumn="0" w:oddVBand="0" w:evenVBand="0" w:oddHBand="0" w:evenHBand="0" w:firstRowFirstColumn="0" w:firstRowLastColumn="0" w:lastRowFirstColumn="0" w:lastRowLastColumn="0"/>
             <w:tcW w:w="1840" w:type="dxa"/>
             <w:tcBorders>
-              <w:top w:val="single" w:sz="2" w:space="0" w:color="000000" w:themeColor="text1"/>
-              <w:left w:val="single" w:sz="2" w:space="0" w:color="000000" w:themeColor="text1"/>
-              <w:bottom w:val="single" w:sz="2" w:space="0" w:color="000000" w:themeColor="text1"/>
-              <w:right w:val="single" w:sz="2" w:space="0" w:color="000000" w:themeColor="text1"/>
+              <w:top w:val="single" w:sz="4" w:space="0" w:color="auto"/>
+              <w:left w:val="single" w:sz="4" w:space="0" w:color="auto"/>
+              <w:bottom w:val="single" w:sz="4" w:space="0" w:color="auto"/>
+              <w:right w:val="single" w:sz="4" w:space="0" w:color="auto"/>
             </w:tcBorders>
             <w:vAlign w:val="center"/>
           </w:tcPr>
@@ -3159,7 +3159,7 @@
             <w:tcW w:w="3686" w:type="dxa"/>
             <w:tcBorders>
               <w:top w:val="single" w:sz="2" w:space="0" w:color="000000" w:themeColor="text1"/>
-              <w:left w:val="single" w:sz="2" w:space="0" w:color="000000" w:themeColor="text1"/>
+              <w:left w:val="single" w:sz="4" w:space="0" w:color="auto"/>
               <w:bottom w:val="single" w:sz="2" w:space="0" w:color="000000" w:themeColor="text1"/>
               <w:right w:val="single" w:sz="2" w:space="0" w:color="000000" w:themeColor="text1"/>
             </w:tcBorders>
@@ -3253,10 +3253,10 @@
             <w:cnfStyle w:val="001000000000" w:firstRow="0" w:lastRow="0" w:firstColumn="1" w:lastColumn="0" w:oddVBand="0" w:evenVBand="0" w:oddHBand="0" w:evenHBand="0" w:firstRowFirstColumn="0" w:firstRowLastColumn="0" w:lastRowFirstColumn="0" w:lastRowLastColumn="0"/>
             <w:tcW w:w="1840" w:type="dxa"/>
             <w:tcBorders>
-              <w:top w:val="single" w:sz="2" w:space="0" w:color="000000" w:themeColor="text1"/>
-              <w:left w:val="single" w:sz="2" w:space="0" w:color="000000" w:themeColor="text1"/>
-              <w:bottom w:val="single" w:sz="2" w:space="0" w:color="000000" w:themeColor="text1"/>
-              <w:right w:val="single" w:sz="2" w:space="0" w:color="000000" w:themeColor="text1"/>
+              <w:top w:val="single" w:sz="4" w:space="0" w:color="auto"/>
+              <w:left w:val="single" w:sz="4" w:space="0" w:color="auto"/>
+              <w:bottom w:val="single" w:sz="4" w:space="0" w:color="auto"/>
+              <w:right w:val="single" w:sz="4" w:space="0" w:color="auto"/>
             </w:tcBorders>
             <w:vAlign w:val="center"/>
           </w:tcPr>
@@ -3283,7 +3283,7 @@
             <w:tcW w:w="3686" w:type="dxa"/>
             <w:tcBorders>
               <w:top w:val="single" w:sz="2" w:space="0" w:color="000000" w:themeColor="text1"/>
-              <w:left w:val="single" w:sz="2" w:space="0" w:color="000000" w:themeColor="text1"/>
+              <w:left w:val="single" w:sz="4" w:space="0" w:color="auto"/>
               <w:bottom w:val="single" w:sz="2" w:space="0" w:color="000000" w:themeColor="text1"/>
               <w:right w:val="single" w:sz="2" w:space="0" w:color="000000" w:themeColor="text1"/>
             </w:tcBorders>
@@ -3376,9 +3376,9 @@
             <w:cnfStyle w:val="001000000000" w:firstRow="0" w:lastRow="0" w:firstColumn="1" w:lastColumn="0" w:oddVBand="0" w:evenVBand="0" w:oddHBand="0" w:evenHBand="0" w:firstRowFirstColumn="0" w:firstRowLastColumn="0" w:lastRowFirstColumn="0" w:lastRowLastColumn="0"/>
             <w:tcW w:w="1840" w:type="dxa"/>
             <w:tcBorders>
-              <w:top w:val="single" w:sz="2" w:space="0" w:color="000000" w:themeColor="text1"/>
-              <w:left w:val="single" w:sz="2" w:space="0" w:color="000000" w:themeColor="text1"/>
-              <w:bottom w:val="single" w:sz="2" w:space="0" w:color="000000" w:themeColor="text1"/>
+              <w:top w:val="single" w:sz="4" w:space="0" w:color="auto"/>
+              <w:left w:val="single" w:sz="2" w:space="0" w:color="000000" w:themeColor="text1"/>
+              <w:bottom w:val="single" w:sz="4" w:space="0" w:color="auto"/>
               <w:right w:val="single" w:sz="2" w:space="0" w:color="000000" w:themeColor="text1"/>
             </w:tcBorders>
             <w:vAlign w:val="center"/>
@@ -3500,10 +3500,10 @@
             <w:cnfStyle w:val="001000000000" w:firstRow="0" w:lastRow="0" w:firstColumn="1" w:lastColumn="0" w:oddVBand="0" w:evenVBand="0" w:oddHBand="0" w:evenHBand="0" w:firstRowFirstColumn="0" w:firstRowLastColumn="0" w:lastRowFirstColumn="0" w:lastRowLastColumn="0"/>
             <w:tcW w:w="1840" w:type="dxa"/>
             <w:tcBorders>
-              <w:top w:val="single" w:sz="2" w:space="0" w:color="000000" w:themeColor="text1"/>
-              <w:left w:val="single" w:sz="2" w:space="0" w:color="000000" w:themeColor="text1"/>
-              <w:bottom w:val="single" w:sz="2" w:space="0" w:color="000000" w:themeColor="text1"/>
-              <w:right w:val="single" w:sz="2" w:space="0" w:color="000000" w:themeColor="text1"/>
+              <w:top w:val="single" w:sz="4" w:space="0" w:color="auto"/>
+              <w:left w:val="single" w:sz="4" w:space="0" w:color="auto"/>
+              <w:bottom w:val="single" w:sz="4" w:space="0" w:color="auto"/>
+              <w:right w:val="single" w:sz="4" w:space="0" w:color="auto"/>
             </w:tcBorders>
             <w:vAlign w:val="center"/>
           </w:tcPr>
@@ -3530,7 +3530,7 @@
             <w:tcW w:w="3686" w:type="dxa"/>
             <w:tcBorders>
               <w:top w:val="single" w:sz="2" w:space="0" w:color="000000" w:themeColor="text1"/>
-              <w:left w:val="single" w:sz="2" w:space="0" w:color="000000" w:themeColor="text1"/>
+              <w:left w:val="single" w:sz="4" w:space="0" w:color="auto"/>
               <w:bottom w:val="single" w:sz="2" w:space="0" w:color="000000" w:themeColor="text1"/>
               <w:right w:val="single" w:sz="2" w:space="0" w:color="000000" w:themeColor="text1"/>
             </w:tcBorders>
@@ -3623,10 +3623,10 @@
             <w:cnfStyle w:val="001000000000" w:firstRow="0" w:lastRow="0" w:firstColumn="1" w:lastColumn="0" w:oddVBand="0" w:evenVBand="0" w:oddHBand="0" w:evenHBand="0" w:firstRowFirstColumn="0" w:firstRowLastColumn="0" w:lastRowFirstColumn="0" w:lastRowLastColumn="0"/>
             <w:tcW w:w="1840" w:type="dxa"/>
             <w:tcBorders>
-              <w:top w:val="single" w:sz="2" w:space="0" w:color="000000" w:themeColor="text1"/>
-              <w:left w:val="single" w:sz="2" w:space="0" w:color="000000" w:themeColor="text1"/>
-              <w:bottom w:val="single" w:sz="2" w:space="0" w:color="000000" w:themeColor="text1"/>
-              <w:right w:val="single" w:sz="2" w:space="0" w:color="000000" w:themeColor="text1"/>
+              <w:top w:val="single" w:sz="4" w:space="0" w:color="auto"/>
+              <w:left w:val="single" w:sz="4" w:space="0" w:color="auto"/>
+              <w:bottom w:val="single" w:sz="4" w:space="0" w:color="auto"/>
+              <w:right w:val="single" w:sz="4" w:space="0" w:color="auto"/>
             </w:tcBorders>
             <w:vAlign w:val="center"/>
           </w:tcPr>
@@ -3653,7 +3653,7 @@
             <w:tcW w:w="3686" w:type="dxa"/>
             <w:tcBorders>
               <w:top w:val="single" w:sz="2" w:space="0" w:color="000000" w:themeColor="text1"/>
-              <w:left w:val="single" w:sz="2" w:space="0" w:color="000000" w:themeColor="text1"/>
+              <w:left w:val="single" w:sz="4" w:space="0" w:color="auto"/>
               <w:bottom w:val="single" w:sz="2" w:space="0" w:color="000000" w:themeColor="text1"/>
               <w:right w:val="single" w:sz="2" w:space="0" w:color="000000" w:themeColor="text1"/>
             </w:tcBorders>
@@ -3747,10 +3747,10 @@
             <w:cnfStyle w:val="001000000000" w:firstRow="0" w:lastRow="0" w:firstColumn="1" w:lastColumn="0" w:oddVBand="0" w:evenVBand="0" w:oddHBand="0" w:evenHBand="0" w:firstRowFirstColumn="0" w:firstRowLastColumn="0" w:lastRowFirstColumn="0" w:lastRowLastColumn="0"/>
             <w:tcW w:w="1840" w:type="dxa"/>
             <w:tcBorders>
-              <w:top w:val="single" w:sz="2" w:space="0" w:color="000000" w:themeColor="text1"/>
-              <w:left w:val="single" w:sz="2" w:space="0" w:color="000000" w:themeColor="text1"/>
-              <w:bottom w:val="single" w:sz="2" w:space="0" w:color="000000" w:themeColor="text1"/>
-              <w:right w:val="single" w:sz="2" w:space="0" w:color="000000" w:themeColor="text1"/>
+              <w:top w:val="single" w:sz="4" w:space="0" w:color="auto"/>
+              <w:left w:val="single" w:sz="4" w:space="0" w:color="auto"/>
+              <w:bottom w:val="single" w:sz="4" w:space="0" w:color="auto"/>
+              <w:right w:val="single" w:sz="4" w:space="0" w:color="auto"/>
             </w:tcBorders>
             <w:vAlign w:val="center"/>
           </w:tcPr>
@@ -3784,7 +3784,7 @@
             <w:tcW w:w="3686" w:type="dxa"/>
             <w:tcBorders>
               <w:top w:val="single" w:sz="2" w:space="0" w:color="000000" w:themeColor="text1"/>
-              <w:left w:val="single" w:sz="2" w:space="0" w:color="000000" w:themeColor="text1"/>
+              <w:left w:val="single" w:sz="4" w:space="0" w:color="auto"/>
               <w:bottom w:val="single" w:sz="2" w:space="0" w:color="000000" w:themeColor="text1"/>
               <w:right w:val="single" w:sz="2" w:space="0" w:color="000000" w:themeColor="text1"/>
             </w:tcBorders>
@@ -3877,10 +3877,10 @@
             <w:cnfStyle w:val="001000000000" w:firstRow="0" w:lastRow="0" w:firstColumn="1" w:lastColumn="0" w:oddVBand="0" w:evenVBand="0" w:oddHBand="0" w:evenHBand="0" w:firstRowFirstColumn="0" w:firstRowLastColumn="0" w:lastRowFirstColumn="0" w:lastRowLastColumn="0"/>
             <w:tcW w:w="1840" w:type="dxa"/>
             <w:tcBorders>
-              <w:top w:val="single" w:sz="2" w:space="0" w:color="000000" w:themeColor="text1"/>
-              <w:left w:val="single" w:sz="2" w:space="0" w:color="000000" w:themeColor="text1"/>
-              <w:bottom w:val="single" w:sz="2" w:space="0" w:color="000000" w:themeColor="text1"/>
-              <w:right w:val="single" w:sz="2" w:space="0" w:color="000000" w:themeColor="text1"/>
+              <w:top w:val="single" w:sz="4" w:space="0" w:color="auto"/>
+              <w:left w:val="single" w:sz="4" w:space="0" w:color="auto"/>
+              <w:bottom w:val="single" w:sz="4" w:space="0" w:color="auto"/>
+              <w:right w:val="single" w:sz="4" w:space="0" w:color="auto"/>
             </w:tcBorders>
             <w:vAlign w:val="center"/>
           </w:tcPr>
@@ -3907,7 +3907,7 @@
             <w:tcW w:w="3686" w:type="dxa"/>
             <w:tcBorders>
               <w:top w:val="single" w:sz="2" w:space="0" w:color="000000" w:themeColor="text1"/>
-              <w:left w:val="single" w:sz="2" w:space="0" w:color="000000" w:themeColor="text1"/>
+              <w:left w:val="single" w:sz="4" w:space="0" w:color="auto"/>
               <w:bottom w:val="single" w:sz="2" w:space="0" w:color="000000" w:themeColor="text1"/>
               <w:right w:val="single" w:sz="2" w:space="0" w:color="000000" w:themeColor="text1"/>
             </w:tcBorders>
@@ -4001,10 +4001,10 @@
             <w:cnfStyle w:val="001000000000" w:firstRow="0" w:lastRow="0" w:firstColumn="1" w:lastColumn="0" w:oddVBand="0" w:evenVBand="0" w:oddHBand="0" w:evenHBand="0" w:firstRowFirstColumn="0" w:firstRowLastColumn="0" w:lastRowFirstColumn="0" w:lastRowLastColumn="0"/>
             <w:tcW w:w="1840" w:type="dxa"/>
             <w:tcBorders>
-              <w:top w:val="single" w:sz="2" w:space="0" w:color="000000" w:themeColor="text1"/>
-              <w:left w:val="single" w:sz="2" w:space="0" w:color="000000" w:themeColor="text1"/>
-              <w:bottom w:val="single" w:sz="2" w:space="0" w:color="000000" w:themeColor="text1"/>
-              <w:right w:val="single" w:sz="2" w:space="0" w:color="000000" w:themeColor="text1"/>
+              <w:top w:val="single" w:sz="4" w:space="0" w:color="auto"/>
+              <w:left w:val="single" w:sz="4" w:space="0" w:color="auto"/>
+              <w:bottom w:val="single" w:sz="4" w:space="0" w:color="auto"/>
+              <w:right w:val="single" w:sz="4" w:space="0" w:color="auto"/>
             </w:tcBorders>
             <w:vAlign w:val="center"/>
           </w:tcPr>
@@ -4031,7 +4031,7 @@
             <w:tcW w:w="3686" w:type="dxa"/>
             <w:tcBorders>
               <w:top w:val="single" w:sz="2" w:space="0" w:color="000000" w:themeColor="text1"/>
-              <w:left w:val="single" w:sz="2" w:space="0" w:color="000000" w:themeColor="text1"/>
+              <w:left w:val="single" w:sz="4" w:space="0" w:color="auto"/>
               <w:bottom w:val="single" w:sz="2" w:space="0" w:color="000000" w:themeColor="text1"/>
               <w:right w:val="single" w:sz="2" w:space="0" w:color="000000" w:themeColor="text1"/>
             </w:tcBorders>
@@ -4114,39 +4114,54 @@
           </w:p>
         </w:tc>
       </w:tr>
+    </w:tbl>
+    <w:p/>
+    <w:tbl>
+      <w:tblPr>
+        <w:tblStyle w:val="Tabladelista3-nfasis1"/>
+        <w:tblW w:w="9467" w:type="dxa"/>
+        <w:tblLayout w:type="fixed"/>
+        <w:tblLook w:val="04A0" w:firstRow="1" w:lastRow="0" w:firstColumn="1" w:lastColumn="0" w:noHBand="0" w:noVBand="1"/>
+      </w:tblPr>
+      <w:tblGrid>
+        <w:gridCol w:w="1840"/>
+        <w:gridCol w:w="3686"/>
+        <w:gridCol w:w="965"/>
+        <w:gridCol w:w="2976"/>
+      </w:tblGrid>
       <w:tr>
         <w:trPr>
+          <w:cnfStyle w:val="100000000000" w:firstRow="1" w:lastRow="0" w:firstColumn="0" w:lastColumn="0" w:oddVBand="0" w:evenVBand="0" w:oddHBand="0" w:evenHBand="0" w:firstRowFirstColumn="0" w:firstRowLastColumn="0" w:lastRowFirstColumn="0" w:lastRowLastColumn="0"/>
           <w:cantSplit/>
-          <w:trHeight w:val="119"/>
+          <w:trHeight w:val="170"/>
         </w:trPr>
         <w:tc>
           <w:tcPr>
-            <w:cnfStyle w:val="001000000000" w:firstRow="0" w:lastRow="0" w:firstColumn="1" w:lastColumn="0" w:oddVBand="0" w:evenVBand="0" w:oddHBand="0" w:evenHBand="0" w:firstRowFirstColumn="0" w:firstRowLastColumn="0" w:lastRowFirstColumn="0" w:lastRowLastColumn="0"/>
+            <w:cnfStyle w:val="001000000100" w:firstRow="0" w:lastRow="0" w:firstColumn="1" w:lastColumn="0" w:oddVBand="0" w:evenVBand="0" w:oddHBand="0" w:evenHBand="0" w:firstRowFirstColumn="1" w:firstRowLastColumn="0" w:lastRowFirstColumn="0" w:lastRowLastColumn="0"/>
             <w:tcW w:w="1840" w:type="dxa"/>
             <w:tcBorders>
               <w:top w:val="single" w:sz="2" w:space="0" w:color="000000" w:themeColor="text1"/>
               <w:left w:val="single" w:sz="2" w:space="0" w:color="000000" w:themeColor="text1"/>
-              <w:bottom w:val="single" w:sz="2" w:space="0" w:color="000000" w:themeColor="text1"/>
-              <w:right w:val="single" w:sz="2" w:space="0" w:color="000000" w:themeColor="text1"/>
-            </w:tcBorders>
-            <w:vAlign w:val="center"/>
-          </w:tcPr>
-          <w:p>
-            <w:pPr>
-              <w:pStyle w:val="Sinespaciado"/>
-              <w:jc w:val="both"/>
-              <w:rPr>
-                <w:sz w:val="16"/>
-                <w:szCs w:val="16"/>
-              </w:rPr>
-            </w:pPr>
-            <w:r>
-              <w:rPr>
-                <w:sz w:val="16"/>
-                <w:szCs w:val="16"/>
+              <w:bottom w:val="single" w:sz="4" w:space="0" w:color="auto"/>
+              <w:right w:val="single" w:sz="2" w:space="0" w:color="000000" w:themeColor="text1"/>
+            </w:tcBorders>
+            <w:vAlign w:val="center"/>
+          </w:tcPr>
+          <w:p>
+            <w:pPr>
+              <w:pStyle w:val="Sinespaciado"/>
+              <w:rPr>
+                <w:sz w:val="18"/>
+                <w:szCs w:val="18"/>
+              </w:rPr>
+            </w:pPr>
+            <w:r>
+              <w:rPr>
+                <w:sz w:val="18"/>
+                <w:szCs w:val="18"/>
               </w:rPr>
               <w:lastRenderedPageBreak/>
-              <w:t>Umbral</w:t>
+              <w:t>Termino adoptado</w:t>
             </w:r>
           </w:p>
         </w:tc>
@@ -4164,18 +4179,18 @@
           <w:p>
             <w:pPr>
               <w:pStyle w:val="Sinespaciado"/>
-              <w:cnfStyle w:val="000000000000" w:firstRow="0" w:lastRow="0" w:firstColumn="0" w:lastColumn="0" w:oddVBand="0" w:evenVBand="0" w:oddHBand="0" w:evenHBand="0" w:firstRowFirstColumn="0" w:firstRowLastColumn="0" w:lastRowFirstColumn="0" w:lastRowLastColumn="0"/>
-              <w:rPr>
-                <w:sz w:val="16"/>
-                <w:szCs w:val="16"/>
-              </w:rPr>
-            </w:pPr>
-            <w:r>
-              <w:rPr>
-                <w:sz w:val="16"/>
-                <w:szCs w:val="16"/>
-              </w:rPr>
-              <w:t>Valor de puntaje a partir del cual corresponde una decisión determinada (ej. ≥85 aprueba automáticamente).</w:t>
+              <w:cnfStyle w:val="100000000000" w:firstRow="1" w:lastRow="0" w:firstColumn="0" w:lastColumn="0" w:oddVBand="0" w:evenVBand="0" w:oddHBand="0" w:evenHBand="0" w:firstRowFirstColumn="0" w:firstRowLastColumn="0" w:lastRowFirstColumn="0" w:lastRowLastColumn="0"/>
+              <w:rPr>
+                <w:sz w:val="18"/>
+                <w:szCs w:val="18"/>
+              </w:rPr>
+            </w:pPr>
+            <w:r>
+              <w:rPr>
+                <w:sz w:val="18"/>
+                <w:szCs w:val="18"/>
+              </w:rPr>
+              <w:t>Definición</w:t>
             </w:r>
           </w:p>
         </w:tc>
@@ -4193,18 +4208,18 @@
           <w:p>
             <w:pPr>
               <w:pStyle w:val="Sinespaciado"/>
-              <w:cnfStyle w:val="000000000000" w:firstRow="0" w:lastRow="0" w:firstColumn="0" w:lastColumn="0" w:oddVBand="0" w:evenVBand="0" w:oddHBand="0" w:evenHBand="0" w:firstRowFirstColumn="0" w:firstRowLastColumn="0" w:lastRowFirstColumn="0" w:lastRowLastColumn="0"/>
-              <w:rPr>
-                <w:sz w:val="16"/>
-                <w:szCs w:val="16"/>
-              </w:rPr>
-            </w:pPr>
-            <w:r>
-              <w:rPr>
-                <w:sz w:val="16"/>
-                <w:szCs w:val="16"/>
-              </w:rPr>
-              <w:t>§2.6, §6</w:t>
+              <w:cnfStyle w:val="100000000000" w:firstRow="1" w:lastRow="0" w:firstColumn="0" w:lastColumn="0" w:oddVBand="0" w:evenVBand="0" w:oddHBand="0" w:evenHBand="0" w:firstRowFirstColumn="0" w:firstRowLastColumn="0" w:lastRowFirstColumn="0" w:lastRowLastColumn="0"/>
+              <w:rPr>
+                <w:sz w:val="18"/>
+                <w:szCs w:val="18"/>
+              </w:rPr>
+            </w:pPr>
+            <w:r>
+              <w:rPr>
+                <w:sz w:val="18"/>
+                <w:szCs w:val="18"/>
+              </w:rPr>
+              <w:t>Fuente(s)</w:t>
             </w:r>
           </w:p>
         </w:tc>
@@ -4222,18 +4237,18 @@
           <w:p>
             <w:pPr>
               <w:pStyle w:val="Sinespaciado"/>
-              <w:cnfStyle w:val="000000000000" w:firstRow="0" w:lastRow="0" w:firstColumn="0" w:lastColumn="0" w:oddVBand="0" w:evenVBand="0" w:oddHBand="0" w:evenHBand="0" w:firstRowFirstColumn="0" w:firstRowLastColumn="0" w:lastRowFirstColumn="0" w:lastRowLastColumn="0"/>
-              <w:rPr>
-                <w:sz w:val="16"/>
-                <w:szCs w:val="16"/>
-              </w:rPr>
-            </w:pPr>
-            <w:r>
-              <w:rPr>
-                <w:sz w:val="16"/>
-                <w:szCs w:val="16"/>
-              </w:rPr>
-              <w:t>"límite", "corte"</w:t>
+              <w:cnfStyle w:val="100000000000" w:firstRow="1" w:lastRow="0" w:firstColumn="0" w:lastColumn="0" w:oddVBand="0" w:evenVBand="0" w:oddHBand="0" w:evenHBand="0" w:firstRowFirstColumn="0" w:firstRowLastColumn="0" w:lastRowFirstColumn="0" w:lastRowLastColumn="0"/>
+              <w:rPr>
+                <w:sz w:val="18"/>
+                <w:szCs w:val="18"/>
+              </w:rPr>
+            </w:pPr>
+            <w:r>
+              <w:rPr>
+                <w:sz w:val="18"/>
+                <w:szCs w:val="18"/>
+              </w:rPr>
+              <w:t>Términos sinónimos o inconsistente</w:t>
             </w:r>
           </w:p>
         </w:tc>
@@ -4249,16 +4264,17 @@
             <w:cnfStyle w:val="001000000000" w:firstRow="0" w:lastRow="0" w:firstColumn="1" w:lastColumn="0" w:oddVBand="0" w:evenVBand="0" w:oddHBand="0" w:evenHBand="0" w:firstRowFirstColumn="0" w:firstRowLastColumn="0" w:lastRowFirstColumn="0" w:lastRowLastColumn="0"/>
             <w:tcW w:w="1840" w:type="dxa"/>
             <w:tcBorders>
-              <w:top w:val="single" w:sz="2" w:space="0" w:color="000000" w:themeColor="text1"/>
-              <w:left w:val="single" w:sz="2" w:space="0" w:color="000000" w:themeColor="text1"/>
-              <w:bottom w:val="single" w:sz="2" w:space="0" w:color="000000" w:themeColor="text1"/>
-              <w:right w:val="single" w:sz="2" w:space="0" w:color="000000" w:themeColor="text1"/>
-            </w:tcBorders>
-            <w:vAlign w:val="center"/>
-          </w:tcPr>
-          <w:p>
-            <w:pPr>
-              <w:pStyle w:val="Sinespaciado"/>
+              <w:top w:val="single" w:sz="4" w:space="0" w:color="auto"/>
+              <w:left w:val="single" w:sz="4" w:space="0" w:color="auto"/>
+              <w:bottom w:val="single" w:sz="4" w:space="0" w:color="auto"/>
+              <w:right w:val="single" w:sz="4" w:space="0" w:color="auto"/>
+            </w:tcBorders>
+            <w:vAlign w:val="center"/>
+          </w:tcPr>
+          <w:p>
+            <w:pPr>
+              <w:pStyle w:val="Sinespaciado"/>
+              <w:ind w:left="598" w:hanging="598"/>
               <w:jc w:val="both"/>
               <w:rPr>
                 <w:sz w:val="16"/>
@@ -4270,6 +4286,130 @@
                 <w:sz w:val="16"/>
                 <w:szCs w:val="16"/>
               </w:rPr>
+              <w:t>Umbral</w:t>
+            </w:r>
+          </w:p>
+        </w:tc>
+        <w:tc>
+          <w:tcPr>
+            <w:tcW w:w="3686" w:type="dxa"/>
+            <w:tcBorders>
+              <w:top w:val="single" w:sz="2" w:space="0" w:color="000000" w:themeColor="text1"/>
+              <w:left w:val="single" w:sz="4" w:space="0" w:color="auto"/>
+              <w:bottom w:val="single" w:sz="2" w:space="0" w:color="000000" w:themeColor="text1"/>
+              <w:right w:val="single" w:sz="2" w:space="0" w:color="000000" w:themeColor="text1"/>
+            </w:tcBorders>
+            <w:vAlign w:val="center"/>
+          </w:tcPr>
+          <w:p>
+            <w:pPr>
+              <w:pStyle w:val="Sinespaciado"/>
+              <w:cnfStyle w:val="000000100000" w:firstRow="0" w:lastRow="0" w:firstColumn="0" w:lastColumn="0" w:oddVBand="0" w:evenVBand="0" w:oddHBand="1" w:evenHBand="0" w:firstRowFirstColumn="0" w:firstRowLastColumn="0" w:lastRowFirstColumn="0" w:lastRowLastColumn="0"/>
+              <w:rPr>
+                <w:sz w:val="16"/>
+                <w:szCs w:val="16"/>
+              </w:rPr>
+            </w:pPr>
+            <w:r>
+              <w:rPr>
+                <w:sz w:val="16"/>
+                <w:szCs w:val="16"/>
+              </w:rPr>
+              <w:t>Valor de puntaje a partir del cual corresponde una decisión determinada (ej. ≥85 aprueba automáticamente).</w:t>
+            </w:r>
+          </w:p>
+        </w:tc>
+        <w:tc>
+          <w:tcPr>
+            <w:tcW w:w="965" w:type="dxa"/>
+            <w:tcBorders>
+              <w:top w:val="single" w:sz="2" w:space="0" w:color="000000" w:themeColor="text1"/>
+              <w:left w:val="single" w:sz="2" w:space="0" w:color="000000" w:themeColor="text1"/>
+              <w:bottom w:val="single" w:sz="2" w:space="0" w:color="000000" w:themeColor="text1"/>
+              <w:right w:val="single" w:sz="2" w:space="0" w:color="000000" w:themeColor="text1"/>
+            </w:tcBorders>
+            <w:vAlign w:val="center"/>
+          </w:tcPr>
+          <w:p>
+            <w:pPr>
+              <w:pStyle w:val="Sinespaciado"/>
+              <w:cnfStyle w:val="000000100000" w:firstRow="0" w:lastRow="0" w:firstColumn="0" w:lastColumn="0" w:oddVBand="0" w:evenVBand="0" w:oddHBand="1" w:evenHBand="0" w:firstRowFirstColumn="0" w:firstRowLastColumn="0" w:lastRowFirstColumn="0" w:lastRowLastColumn="0"/>
+              <w:rPr>
+                <w:sz w:val="16"/>
+                <w:szCs w:val="16"/>
+              </w:rPr>
+            </w:pPr>
+            <w:r>
+              <w:rPr>
+                <w:sz w:val="16"/>
+                <w:szCs w:val="16"/>
+              </w:rPr>
+              <w:t>§2.6, §6</w:t>
+            </w:r>
+          </w:p>
+        </w:tc>
+        <w:tc>
+          <w:tcPr>
+            <w:tcW w:w="2976" w:type="dxa"/>
+            <w:tcBorders>
+              <w:top w:val="single" w:sz="2" w:space="0" w:color="000000" w:themeColor="text1"/>
+              <w:left w:val="single" w:sz="2" w:space="0" w:color="000000" w:themeColor="text1"/>
+              <w:bottom w:val="single" w:sz="2" w:space="0" w:color="000000" w:themeColor="text1"/>
+              <w:right w:val="single" w:sz="2" w:space="0" w:color="000000" w:themeColor="text1"/>
+            </w:tcBorders>
+            <w:vAlign w:val="center"/>
+          </w:tcPr>
+          <w:p>
+            <w:pPr>
+              <w:pStyle w:val="Sinespaciado"/>
+              <w:cnfStyle w:val="000000100000" w:firstRow="0" w:lastRow="0" w:firstColumn="0" w:lastColumn="0" w:oddVBand="0" w:evenVBand="0" w:oddHBand="1" w:evenHBand="0" w:firstRowFirstColumn="0" w:firstRowLastColumn="0" w:lastRowFirstColumn="0" w:lastRowLastColumn="0"/>
+              <w:rPr>
+                <w:sz w:val="16"/>
+                <w:szCs w:val="16"/>
+              </w:rPr>
+            </w:pPr>
+            <w:r>
+              <w:rPr>
+                <w:sz w:val="16"/>
+                <w:szCs w:val="16"/>
+              </w:rPr>
+              <w:t>"límite", "corte"</w:t>
+            </w:r>
+          </w:p>
+        </w:tc>
+      </w:tr>
+      <w:tr>
+        <w:trPr>
+          <w:cantSplit/>
+          <w:trHeight w:val="119"/>
+        </w:trPr>
+        <w:tc>
+          <w:tcPr>
+            <w:cnfStyle w:val="001000000000" w:firstRow="0" w:lastRow="0" w:firstColumn="1" w:lastColumn="0" w:oddVBand="0" w:evenVBand="0" w:oddHBand="0" w:evenHBand="0" w:firstRowFirstColumn="0" w:firstRowLastColumn="0" w:lastRowFirstColumn="0" w:lastRowLastColumn="0"/>
+            <w:tcW w:w="1840" w:type="dxa"/>
+            <w:tcBorders>
+              <w:top w:val="single" w:sz="4" w:space="0" w:color="auto"/>
+              <w:left w:val="single" w:sz="4" w:space="0" w:color="auto"/>
+              <w:bottom w:val="single" w:sz="4" w:space="0" w:color="auto"/>
+              <w:right w:val="single" w:sz="4" w:space="0" w:color="auto"/>
+            </w:tcBorders>
+            <w:vAlign w:val="center"/>
+          </w:tcPr>
+          <w:p>
+            <w:pPr>
+              <w:pStyle w:val="Sinespaciado"/>
+              <w:ind w:left="598" w:hanging="598"/>
+              <w:jc w:val="both"/>
+              <w:rPr>
+                <w:sz w:val="16"/>
+                <w:szCs w:val="16"/>
+              </w:rPr>
+            </w:pPr>
+            <w:r>
+              <w:rPr>
+                <w:sz w:val="16"/>
+                <w:szCs w:val="16"/>
+              </w:rPr>
               <w:t>Plantilla</w:t>
             </w:r>
           </w:p>
@@ -4279,16 +4419,16 @@
             <w:tcW w:w="3686" w:type="dxa"/>
             <w:tcBorders>
               <w:top w:val="single" w:sz="2" w:space="0" w:color="000000" w:themeColor="text1"/>
-              <w:left w:val="single" w:sz="2" w:space="0" w:color="000000" w:themeColor="text1"/>
-              <w:bottom w:val="single" w:sz="2" w:space="0" w:color="000000" w:themeColor="text1"/>
-              <w:right w:val="single" w:sz="2" w:space="0" w:color="000000" w:themeColor="text1"/>
-            </w:tcBorders>
-            <w:vAlign w:val="center"/>
-          </w:tcPr>
-          <w:p>
-            <w:pPr>
-              <w:pStyle w:val="Sinespaciado"/>
-              <w:cnfStyle w:val="000000100000" w:firstRow="0" w:lastRow="0" w:firstColumn="0" w:lastColumn="0" w:oddVBand="0" w:evenVBand="0" w:oddHBand="1" w:evenHBand="0" w:firstRowFirstColumn="0" w:firstRowLastColumn="0" w:lastRowFirstColumn="0" w:lastRowLastColumn="0"/>
+              <w:left w:val="single" w:sz="4" w:space="0" w:color="auto"/>
+              <w:bottom w:val="single" w:sz="2" w:space="0" w:color="000000" w:themeColor="text1"/>
+              <w:right w:val="single" w:sz="2" w:space="0" w:color="000000" w:themeColor="text1"/>
+            </w:tcBorders>
+            <w:vAlign w:val="center"/>
+          </w:tcPr>
+          <w:p>
+            <w:pPr>
+              <w:pStyle w:val="Sinespaciado"/>
+              <w:cnfStyle w:val="000000000000" w:firstRow="0" w:lastRow="0" w:firstColumn="0" w:lastColumn="0" w:oddVBand="0" w:evenVBand="0" w:oddHBand="0" w:evenHBand="0" w:firstRowFirstColumn="0" w:firstRowLastColumn="0" w:lastRowFirstColumn="0" w:lastRowLastColumn="0"/>
               <w:rPr>
                 <w:sz w:val="16"/>
                 <w:szCs w:val="16"/>
@@ -4317,7 +4457,7 @@
           <w:p>
             <w:pPr>
               <w:pStyle w:val="Sinespaciado"/>
-              <w:cnfStyle w:val="000000100000" w:firstRow="0" w:lastRow="0" w:firstColumn="0" w:lastColumn="0" w:oddVBand="0" w:evenVBand="0" w:oddHBand="1" w:evenHBand="0" w:firstRowFirstColumn="0" w:firstRowLastColumn="0" w:lastRowFirstColumn="0" w:lastRowLastColumn="0"/>
+              <w:cnfStyle w:val="000000000000" w:firstRow="0" w:lastRow="0" w:firstColumn="0" w:lastColumn="0" w:oddVBand="0" w:evenVBand="0" w:oddHBand="0" w:evenHBand="0" w:firstRowFirstColumn="0" w:firstRowLastColumn="0" w:lastRowFirstColumn="0" w:lastRowLastColumn="0"/>
               <w:rPr>
                 <w:sz w:val="16"/>
                 <w:szCs w:val="16"/>
@@ -4346,7 +4486,7 @@
           <w:p>
             <w:pPr>
               <w:pStyle w:val="Sinespaciado"/>
-              <w:cnfStyle w:val="000000100000" w:firstRow="0" w:lastRow="0" w:firstColumn="0" w:lastColumn="0" w:oddVBand="0" w:evenVBand="0" w:oddHBand="1" w:evenHBand="0" w:firstRowFirstColumn="0" w:firstRowLastColumn="0" w:lastRowFirstColumn="0" w:lastRowLastColumn="0"/>
+              <w:cnfStyle w:val="000000000000" w:firstRow="0" w:lastRow="0" w:firstColumn="0" w:lastColumn="0" w:oddVBand="0" w:evenVBand="0" w:oddHBand="0" w:evenHBand="0" w:firstRowFirstColumn="0" w:firstRowLastColumn="0" w:lastRowFirstColumn="0" w:lastRowLastColumn="0"/>
               <w:rPr>
                 <w:sz w:val="16"/>
                 <w:szCs w:val="16"/>
@@ -4395,21 +4535,58 @@
     </w:p>
     <w:p>
       <w:r>
-        <w:t>Pegar Imagen</w:t>
+        <w:rPr>
+          <w:noProof/>
+          <w14:ligatures w14:val="standardContextual"/>
+        </w:rPr>
+        <w:drawing>
+          <wp:inline distT="0" distB="0" distL="0" distR="0" wp14:anchorId="432BEB86" wp14:editId="1C54711B">
+            <wp:extent cx="5612130" cy="4231005"/>
+            <wp:effectExtent l="19050" t="19050" r="26670" b="17145"/>
+            <wp:docPr id="655751110" name="Imagen 2"/>
+            <wp:cNvGraphicFramePr>
+              <a:graphicFrameLocks xmlns:a="http://schemas.openxmlformats.org/drawingml/2006/main" noChangeAspect="1"/>
+            </wp:cNvGraphicFramePr>
+            <a:graphic xmlns:a="http://schemas.openxmlformats.org/drawingml/2006/main">
+              <a:graphicData uri="http://schemas.openxmlformats.org/drawingml/2006/picture">
+                <pic:pic xmlns:pic="http://schemas.openxmlformats.org/drawingml/2006/picture">
+                  <pic:nvPicPr>
+                    <pic:cNvPr id="655751110" name="Imagen 655751110"/>
+                    <pic:cNvPicPr/>
+                  </pic:nvPicPr>
+                  <pic:blipFill>
+                    <a:blip r:embed="rId9">
+                      <a:extLst>
+                        <a:ext uri="{28A0092B-C50C-407E-A947-70E740481C1C}">
+                          <a14:useLocalDpi xmlns:a14="http://schemas.microsoft.com/office/drawing/2010/main" val="0"/>
+                        </a:ext>
+                      </a:extLst>
+                    </a:blip>
+                    <a:stretch>
+                      <a:fillRect/>
+                    </a:stretch>
+                  </pic:blipFill>
+                  <pic:spPr>
+                    <a:xfrm>
+                      <a:off x="0" y="0"/>
+                      <a:ext cx="5612130" cy="4231005"/>
+                    </a:xfrm>
+                    <a:prstGeom prst="rect">
+                      <a:avLst/>
+                    </a:prstGeom>
+                    <a:ln>
+                      <a:solidFill>
+                        <a:schemeClr val="tx1"/>
+                      </a:solidFill>
+                    </a:ln>
+                  </pic:spPr>
+                </pic:pic>
+              </a:graphicData>
+            </a:graphic>
+          </wp:inline>
+        </w:drawing>
       </w:r>
     </w:p>
-    <w:p/>
-    <w:p/>
-    <w:p/>
-    <w:p/>
-    <w:p/>
-    <w:p/>
-    <w:p/>
-    <w:p/>
-    <w:p/>
-    <w:p/>
-    <w:p/>
-    <w:p/>
     <w:p/>
     <w:p/>
     <w:p/>
@@ -4475,7 +4652,7 @@
             <w:tcBorders>
               <w:top w:val="single" w:sz="4" w:space="0" w:color="156082" w:themeColor="accent1"/>
               <w:left w:val="single" w:sz="2" w:space="0" w:color="000000" w:themeColor="text1"/>
-              <w:bottom w:val="single" w:sz="2" w:space="0" w:color="000000" w:themeColor="text1"/>
+              <w:bottom w:val="single" w:sz="4" w:space="0" w:color="auto"/>
               <w:right w:val="single" w:sz="2" w:space="0" w:color="000000" w:themeColor="text1"/>
             </w:tcBorders>
             <w:vAlign w:val="center"/>
@@ -4652,10 +4829,10 @@
             <w:cnfStyle w:val="001000000000" w:firstRow="0" w:lastRow="0" w:firstColumn="1" w:lastColumn="0" w:oddVBand="0" w:evenVBand="0" w:oddHBand="0" w:evenHBand="0" w:firstRowFirstColumn="0" w:firstRowLastColumn="0" w:lastRowFirstColumn="0" w:lastRowLastColumn="0"/>
             <w:tcW w:w="674" w:type="dxa"/>
             <w:tcBorders>
-              <w:top w:val="single" w:sz="2" w:space="0" w:color="000000" w:themeColor="text1"/>
-              <w:left w:val="single" w:sz="2" w:space="0" w:color="000000" w:themeColor="text1"/>
-              <w:bottom w:val="single" w:sz="2" w:space="0" w:color="000000" w:themeColor="text1"/>
-              <w:right w:val="single" w:sz="2" w:space="0" w:color="000000" w:themeColor="text1"/>
+              <w:top w:val="single" w:sz="4" w:space="0" w:color="auto"/>
+              <w:left w:val="single" w:sz="4" w:space="0" w:color="auto"/>
+              <w:bottom w:val="single" w:sz="4" w:space="0" w:color="auto"/>
+              <w:right w:val="single" w:sz="4" w:space="0" w:color="auto"/>
             </w:tcBorders>
             <w:vAlign w:val="center"/>
           </w:tcPr>
@@ -4675,7 +4852,7 @@
             <w:tcW w:w="2693" w:type="dxa"/>
             <w:tcBorders>
               <w:top w:val="single" w:sz="2" w:space="0" w:color="000000" w:themeColor="text1"/>
-              <w:left w:val="single" w:sz="2" w:space="0" w:color="000000" w:themeColor="text1"/>
+              <w:left w:val="single" w:sz="4" w:space="0" w:color="auto"/>
               <w:bottom w:val="single" w:sz="2" w:space="0" w:color="000000" w:themeColor="text1"/>
               <w:right w:val="single" w:sz="2" w:space="0" w:color="000000" w:themeColor="text1"/>
             </w:tcBorders>
@@ -4793,10 +4970,10 @@
             <w:cnfStyle w:val="001000000000" w:firstRow="0" w:lastRow="0" w:firstColumn="1" w:lastColumn="0" w:oddVBand="0" w:evenVBand="0" w:oddHBand="0" w:evenHBand="0" w:firstRowFirstColumn="0" w:firstRowLastColumn="0" w:lastRowFirstColumn="0" w:lastRowLastColumn="0"/>
             <w:tcW w:w="674" w:type="dxa"/>
             <w:tcBorders>
-              <w:top w:val="single" w:sz="2" w:space="0" w:color="000000" w:themeColor="text1"/>
-              <w:left w:val="single" w:sz="2" w:space="0" w:color="000000" w:themeColor="text1"/>
-              <w:bottom w:val="single" w:sz="2" w:space="0" w:color="000000" w:themeColor="text1"/>
-              <w:right w:val="single" w:sz="2" w:space="0" w:color="000000" w:themeColor="text1"/>
+              <w:top w:val="single" w:sz="4" w:space="0" w:color="auto"/>
+              <w:left w:val="single" w:sz="4" w:space="0" w:color="auto"/>
+              <w:bottom w:val="single" w:sz="4" w:space="0" w:color="auto"/>
+              <w:right w:val="single" w:sz="4" w:space="0" w:color="auto"/>
             </w:tcBorders>
             <w:vAlign w:val="center"/>
           </w:tcPr>
@@ -4816,7 +4993,7 @@
             <w:tcW w:w="2693" w:type="dxa"/>
             <w:tcBorders>
               <w:top w:val="single" w:sz="2" w:space="0" w:color="000000" w:themeColor="text1"/>
-              <w:left w:val="single" w:sz="2" w:space="0" w:color="000000" w:themeColor="text1"/>
+              <w:left w:val="single" w:sz="4" w:space="0" w:color="auto"/>
               <w:bottom w:val="single" w:sz="2" w:space="0" w:color="000000" w:themeColor="text1"/>
               <w:right w:val="single" w:sz="2" w:space="0" w:color="000000" w:themeColor="text1"/>
             </w:tcBorders>
@@ -4935,10 +5112,10 @@
             <w:cnfStyle w:val="001000000000" w:firstRow="0" w:lastRow="0" w:firstColumn="1" w:lastColumn="0" w:oddVBand="0" w:evenVBand="0" w:oddHBand="0" w:evenHBand="0" w:firstRowFirstColumn="0" w:firstRowLastColumn="0" w:lastRowFirstColumn="0" w:lastRowLastColumn="0"/>
             <w:tcW w:w="674" w:type="dxa"/>
             <w:tcBorders>
-              <w:top w:val="single" w:sz="2" w:space="0" w:color="000000" w:themeColor="text1"/>
-              <w:left w:val="single" w:sz="2" w:space="0" w:color="000000" w:themeColor="text1"/>
-              <w:bottom w:val="single" w:sz="2" w:space="0" w:color="000000" w:themeColor="text1"/>
-              <w:right w:val="single" w:sz="2" w:space="0" w:color="000000" w:themeColor="text1"/>
+              <w:top w:val="single" w:sz="4" w:space="0" w:color="auto"/>
+              <w:left w:val="single" w:sz="4" w:space="0" w:color="auto"/>
+              <w:bottom w:val="single" w:sz="4" w:space="0" w:color="auto"/>
+              <w:right w:val="single" w:sz="4" w:space="0" w:color="auto"/>
             </w:tcBorders>
             <w:vAlign w:val="center"/>
           </w:tcPr>
@@ -4958,7 +5135,7 @@
             <w:tcW w:w="2693" w:type="dxa"/>
             <w:tcBorders>
               <w:top w:val="single" w:sz="2" w:space="0" w:color="000000" w:themeColor="text1"/>
-              <w:left w:val="single" w:sz="2" w:space="0" w:color="000000" w:themeColor="text1"/>
+              <w:left w:val="single" w:sz="4" w:space="0" w:color="auto"/>
               <w:bottom w:val="single" w:sz="2" w:space="0" w:color="000000" w:themeColor="text1"/>
               <w:right w:val="single" w:sz="2" w:space="0" w:color="000000" w:themeColor="text1"/>
             </w:tcBorders>
@@ -5076,10 +5253,10 @@
             <w:cnfStyle w:val="001000000000" w:firstRow="0" w:lastRow="0" w:firstColumn="1" w:lastColumn="0" w:oddVBand="0" w:evenVBand="0" w:oddHBand="0" w:evenHBand="0" w:firstRowFirstColumn="0" w:firstRowLastColumn="0" w:lastRowFirstColumn="0" w:lastRowLastColumn="0"/>
             <w:tcW w:w="674" w:type="dxa"/>
             <w:tcBorders>
-              <w:top w:val="single" w:sz="2" w:space="0" w:color="000000" w:themeColor="text1"/>
-              <w:left w:val="single" w:sz="2" w:space="0" w:color="000000" w:themeColor="text1"/>
-              <w:bottom w:val="single" w:sz="2" w:space="0" w:color="000000" w:themeColor="text1"/>
-              <w:right w:val="single" w:sz="2" w:space="0" w:color="000000" w:themeColor="text1"/>
+              <w:top w:val="single" w:sz="4" w:space="0" w:color="auto"/>
+              <w:left w:val="single" w:sz="4" w:space="0" w:color="auto"/>
+              <w:bottom w:val="single" w:sz="4" w:space="0" w:color="auto"/>
+              <w:right w:val="single" w:sz="4" w:space="0" w:color="auto"/>
             </w:tcBorders>
             <w:vAlign w:val="center"/>
           </w:tcPr>
@@ -5099,7 +5276,7 @@
             <w:tcW w:w="2693" w:type="dxa"/>
             <w:tcBorders>
               <w:top w:val="single" w:sz="2" w:space="0" w:color="000000" w:themeColor="text1"/>
-              <w:left w:val="single" w:sz="2" w:space="0" w:color="000000" w:themeColor="text1"/>
+              <w:left w:val="single" w:sz="4" w:space="0" w:color="auto"/>
               <w:bottom w:val="single" w:sz="2" w:space="0" w:color="000000" w:themeColor="text1"/>
               <w:right w:val="single" w:sz="2" w:space="0" w:color="000000" w:themeColor="text1"/>
             </w:tcBorders>
@@ -5218,10 +5395,10 @@
             <w:cnfStyle w:val="001000000000" w:firstRow="0" w:lastRow="0" w:firstColumn="1" w:lastColumn="0" w:oddVBand="0" w:evenVBand="0" w:oddHBand="0" w:evenHBand="0" w:firstRowFirstColumn="0" w:firstRowLastColumn="0" w:lastRowFirstColumn="0" w:lastRowLastColumn="0"/>
             <w:tcW w:w="674" w:type="dxa"/>
             <w:tcBorders>
-              <w:top w:val="single" w:sz="2" w:space="0" w:color="000000" w:themeColor="text1"/>
-              <w:left w:val="single" w:sz="2" w:space="0" w:color="000000" w:themeColor="text1"/>
-              <w:bottom w:val="single" w:sz="2" w:space="0" w:color="000000" w:themeColor="text1"/>
-              <w:right w:val="single" w:sz="2" w:space="0" w:color="000000" w:themeColor="text1"/>
+              <w:top w:val="single" w:sz="4" w:space="0" w:color="auto"/>
+              <w:left w:val="single" w:sz="4" w:space="0" w:color="auto"/>
+              <w:bottom w:val="single" w:sz="4" w:space="0" w:color="auto"/>
+              <w:right w:val="single" w:sz="4" w:space="0" w:color="auto"/>
             </w:tcBorders>
             <w:vAlign w:val="center"/>
           </w:tcPr>
@@ -5241,7 +5418,7 @@
             <w:tcW w:w="2693" w:type="dxa"/>
             <w:tcBorders>
               <w:top w:val="single" w:sz="2" w:space="0" w:color="000000" w:themeColor="text1"/>
-              <w:left w:val="single" w:sz="2" w:space="0" w:color="000000" w:themeColor="text1"/>
+              <w:left w:val="single" w:sz="4" w:space="0" w:color="auto"/>
               <w:bottom w:val="single" w:sz="2" w:space="0" w:color="000000" w:themeColor="text1"/>
               <w:right w:val="single" w:sz="2" w:space="0" w:color="000000" w:themeColor="text1"/>
             </w:tcBorders>
@@ -5359,10 +5536,10 @@
             <w:cnfStyle w:val="001000000000" w:firstRow="0" w:lastRow="0" w:firstColumn="1" w:lastColumn="0" w:oddVBand="0" w:evenVBand="0" w:oddHBand="0" w:evenHBand="0" w:firstRowFirstColumn="0" w:firstRowLastColumn="0" w:lastRowFirstColumn="0" w:lastRowLastColumn="0"/>
             <w:tcW w:w="674" w:type="dxa"/>
             <w:tcBorders>
-              <w:top w:val="single" w:sz="2" w:space="0" w:color="000000" w:themeColor="text1"/>
-              <w:left w:val="single" w:sz="2" w:space="0" w:color="000000" w:themeColor="text1"/>
-              <w:bottom w:val="single" w:sz="2" w:space="0" w:color="000000" w:themeColor="text1"/>
-              <w:right w:val="single" w:sz="2" w:space="0" w:color="000000" w:themeColor="text1"/>
+              <w:top w:val="single" w:sz="4" w:space="0" w:color="auto"/>
+              <w:left w:val="single" w:sz="4" w:space="0" w:color="auto"/>
+              <w:bottom w:val="single" w:sz="4" w:space="0" w:color="auto"/>
+              <w:right w:val="single" w:sz="4" w:space="0" w:color="auto"/>
             </w:tcBorders>
             <w:vAlign w:val="center"/>
           </w:tcPr>
@@ -5382,7 +5559,7 @@
             <w:tcW w:w="2693" w:type="dxa"/>
             <w:tcBorders>
               <w:top w:val="single" w:sz="2" w:space="0" w:color="000000" w:themeColor="text1"/>
-              <w:left w:val="single" w:sz="2" w:space="0" w:color="000000" w:themeColor="text1"/>
+              <w:left w:val="single" w:sz="4" w:space="0" w:color="auto"/>
               <w:bottom w:val="single" w:sz="2" w:space="0" w:color="000000" w:themeColor="text1"/>
               <w:right w:val="single" w:sz="2" w:space="0" w:color="000000" w:themeColor="text1"/>
             </w:tcBorders>
@@ -5501,10 +5678,10 @@
             <w:cnfStyle w:val="001000000000" w:firstRow="0" w:lastRow="0" w:firstColumn="1" w:lastColumn="0" w:oddVBand="0" w:evenVBand="0" w:oddHBand="0" w:evenHBand="0" w:firstRowFirstColumn="0" w:firstRowLastColumn="0" w:lastRowFirstColumn="0" w:lastRowLastColumn="0"/>
             <w:tcW w:w="674" w:type="dxa"/>
             <w:tcBorders>
-              <w:top w:val="single" w:sz="2" w:space="0" w:color="000000" w:themeColor="text1"/>
-              <w:left w:val="single" w:sz="2" w:space="0" w:color="000000" w:themeColor="text1"/>
-              <w:bottom w:val="single" w:sz="2" w:space="0" w:color="000000" w:themeColor="text1"/>
-              <w:right w:val="single" w:sz="2" w:space="0" w:color="000000" w:themeColor="text1"/>
+              <w:top w:val="single" w:sz="4" w:space="0" w:color="auto"/>
+              <w:left w:val="single" w:sz="4" w:space="0" w:color="auto"/>
+              <w:bottom w:val="single" w:sz="4" w:space="0" w:color="auto"/>
+              <w:right w:val="single" w:sz="4" w:space="0" w:color="auto"/>
             </w:tcBorders>
             <w:vAlign w:val="center"/>
           </w:tcPr>
@@ -5524,7 +5701,7 @@
             <w:tcW w:w="2693" w:type="dxa"/>
             <w:tcBorders>
               <w:top w:val="single" w:sz="2" w:space="0" w:color="000000" w:themeColor="text1"/>
-              <w:left w:val="single" w:sz="2" w:space="0" w:color="000000" w:themeColor="text1"/>
+              <w:left w:val="single" w:sz="4" w:space="0" w:color="auto"/>
               <w:bottom w:val="single" w:sz="2" w:space="0" w:color="000000" w:themeColor="text1"/>
               <w:right w:val="single" w:sz="2" w:space="0" w:color="000000" w:themeColor="text1"/>
             </w:tcBorders>
@@ -5642,10 +5819,10 @@
             <w:cnfStyle w:val="001000000000" w:firstRow="0" w:lastRow="0" w:firstColumn="1" w:lastColumn="0" w:oddVBand="0" w:evenVBand="0" w:oddHBand="0" w:evenHBand="0" w:firstRowFirstColumn="0" w:firstRowLastColumn="0" w:lastRowFirstColumn="0" w:lastRowLastColumn="0"/>
             <w:tcW w:w="674" w:type="dxa"/>
             <w:tcBorders>
-              <w:top w:val="single" w:sz="2" w:space="0" w:color="000000" w:themeColor="text1"/>
-              <w:left w:val="single" w:sz="2" w:space="0" w:color="000000" w:themeColor="text1"/>
-              <w:bottom w:val="single" w:sz="2" w:space="0" w:color="000000" w:themeColor="text1"/>
-              <w:right w:val="single" w:sz="2" w:space="0" w:color="000000" w:themeColor="text1"/>
+              <w:top w:val="single" w:sz="4" w:space="0" w:color="auto"/>
+              <w:left w:val="single" w:sz="4" w:space="0" w:color="auto"/>
+              <w:bottom w:val="single" w:sz="4" w:space="0" w:color="auto"/>
+              <w:right w:val="single" w:sz="4" w:space="0" w:color="auto"/>
             </w:tcBorders>
             <w:vAlign w:val="center"/>
           </w:tcPr>
@@ -5665,7 +5842,7 @@
             <w:tcW w:w="2693" w:type="dxa"/>
             <w:tcBorders>
               <w:top w:val="single" w:sz="2" w:space="0" w:color="000000" w:themeColor="text1"/>
-              <w:left w:val="single" w:sz="2" w:space="0" w:color="000000" w:themeColor="text1"/>
+              <w:left w:val="single" w:sz="4" w:space="0" w:color="auto"/>
               <w:bottom w:val="single" w:sz="2" w:space="0" w:color="000000" w:themeColor="text1"/>
               <w:right w:val="single" w:sz="2" w:space="0" w:color="000000" w:themeColor="text1"/>
             </w:tcBorders>
@@ -5784,10 +5961,10 @@
             <w:cnfStyle w:val="001000000000" w:firstRow="0" w:lastRow="0" w:firstColumn="1" w:lastColumn="0" w:oddVBand="0" w:evenVBand="0" w:oddHBand="0" w:evenHBand="0" w:firstRowFirstColumn="0" w:firstRowLastColumn="0" w:lastRowFirstColumn="0" w:lastRowLastColumn="0"/>
             <w:tcW w:w="674" w:type="dxa"/>
             <w:tcBorders>
-              <w:top w:val="single" w:sz="2" w:space="0" w:color="000000" w:themeColor="text1"/>
-              <w:left w:val="single" w:sz="2" w:space="0" w:color="000000" w:themeColor="text1"/>
-              <w:bottom w:val="single" w:sz="2" w:space="0" w:color="000000" w:themeColor="text1"/>
-              <w:right w:val="single" w:sz="2" w:space="0" w:color="000000" w:themeColor="text1"/>
+              <w:top w:val="single" w:sz="4" w:space="0" w:color="auto"/>
+              <w:left w:val="single" w:sz="4" w:space="0" w:color="auto"/>
+              <w:bottom w:val="single" w:sz="4" w:space="0" w:color="auto"/>
+              <w:right w:val="single" w:sz="4" w:space="0" w:color="auto"/>
             </w:tcBorders>
             <w:vAlign w:val="center"/>
           </w:tcPr>
@@ -5807,7 +5984,7 @@
             <w:tcW w:w="2693" w:type="dxa"/>
             <w:tcBorders>
               <w:top w:val="single" w:sz="2" w:space="0" w:color="000000" w:themeColor="text1"/>
-              <w:left w:val="single" w:sz="2" w:space="0" w:color="000000" w:themeColor="text1"/>
+              <w:left w:val="single" w:sz="4" w:space="0" w:color="auto"/>
               <w:bottom w:val="single" w:sz="2" w:space="0" w:color="000000" w:themeColor="text1"/>
               <w:right w:val="single" w:sz="2" w:space="0" w:color="000000" w:themeColor="text1"/>
             </w:tcBorders>
@@ -5925,10 +6102,10 @@
             <w:cnfStyle w:val="001000000000" w:firstRow="0" w:lastRow="0" w:firstColumn="1" w:lastColumn="0" w:oddVBand="0" w:evenVBand="0" w:oddHBand="0" w:evenHBand="0" w:firstRowFirstColumn="0" w:firstRowLastColumn="0" w:lastRowFirstColumn="0" w:lastRowLastColumn="0"/>
             <w:tcW w:w="674" w:type="dxa"/>
             <w:tcBorders>
-              <w:top w:val="single" w:sz="2" w:space="0" w:color="000000" w:themeColor="text1"/>
-              <w:left w:val="single" w:sz="2" w:space="0" w:color="000000" w:themeColor="text1"/>
-              <w:bottom w:val="single" w:sz="2" w:space="0" w:color="000000" w:themeColor="text1"/>
-              <w:right w:val="single" w:sz="2" w:space="0" w:color="000000" w:themeColor="text1"/>
+              <w:top w:val="single" w:sz="4" w:space="0" w:color="auto"/>
+              <w:left w:val="single" w:sz="4" w:space="0" w:color="auto"/>
+              <w:bottom w:val="single" w:sz="4" w:space="0" w:color="auto"/>
+              <w:right w:val="single" w:sz="4" w:space="0" w:color="auto"/>
             </w:tcBorders>
             <w:vAlign w:val="center"/>
           </w:tcPr>
@@ -5948,7 +6125,7 @@
             <w:tcW w:w="2693" w:type="dxa"/>
             <w:tcBorders>
               <w:top w:val="single" w:sz="2" w:space="0" w:color="000000" w:themeColor="text1"/>
-              <w:left w:val="single" w:sz="2" w:space="0" w:color="000000" w:themeColor="text1"/>
+              <w:left w:val="single" w:sz="4" w:space="0" w:color="auto"/>
               <w:bottom w:val="single" w:sz="2" w:space="0" w:color="000000" w:themeColor="text1"/>
               <w:right w:val="single" w:sz="2" w:space="0" w:color="000000" w:themeColor="text1"/>
             </w:tcBorders>
@@ -6067,10 +6244,10 @@
             <w:cnfStyle w:val="001000000000" w:firstRow="0" w:lastRow="0" w:firstColumn="1" w:lastColumn="0" w:oddVBand="0" w:evenVBand="0" w:oddHBand="0" w:evenHBand="0" w:firstRowFirstColumn="0" w:firstRowLastColumn="0" w:lastRowFirstColumn="0" w:lastRowLastColumn="0"/>
             <w:tcW w:w="674" w:type="dxa"/>
             <w:tcBorders>
-              <w:top w:val="single" w:sz="2" w:space="0" w:color="000000" w:themeColor="text1"/>
-              <w:left w:val="single" w:sz="2" w:space="0" w:color="000000" w:themeColor="text1"/>
-              <w:bottom w:val="single" w:sz="2" w:space="0" w:color="000000" w:themeColor="text1"/>
-              <w:right w:val="single" w:sz="2" w:space="0" w:color="000000" w:themeColor="text1"/>
+              <w:top w:val="single" w:sz="4" w:space="0" w:color="auto"/>
+              <w:left w:val="single" w:sz="4" w:space="0" w:color="auto"/>
+              <w:bottom w:val="single" w:sz="4" w:space="0" w:color="auto"/>
+              <w:right w:val="single" w:sz="4" w:space="0" w:color="auto"/>
             </w:tcBorders>
             <w:vAlign w:val="center"/>
           </w:tcPr>
@@ -6090,7 +6267,7 @@
             <w:tcW w:w="2693" w:type="dxa"/>
             <w:tcBorders>
               <w:top w:val="single" w:sz="2" w:space="0" w:color="000000" w:themeColor="text1"/>
-              <w:left w:val="single" w:sz="2" w:space="0" w:color="000000" w:themeColor="text1"/>
+              <w:left w:val="single" w:sz="4" w:space="0" w:color="auto"/>
               <w:bottom w:val="single" w:sz="2" w:space="0" w:color="000000" w:themeColor="text1"/>
               <w:right w:val="single" w:sz="2" w:space="0" w:color="000000" w:themeColor="text1"/>
             </w:tcBorders>
@@ -6208,10 +6385,10 @@
             <w:cnfStyle w:val="001000000000" w:firstRow="0" w:lastRow="0" w:firstColumn="1" w:lastColumn="0" w:oddVBand="0" w:evenVBand="0" w:oddHBand="0" w:evenHBand="0" w:firstRowFirstColumn="0" w:firstRowLastColumn="0" w:lastRowFirstColumn="0" w:lastRowLastColumn="0"/>
             <w:tcW w:w="674" w:type="dxa"/>
             <w:tcBorders>
-              <w:top w:val="single" w:sz="2" w:space="0" w:color="000000" w:themeColor="text1"/>
-              <w:left w:val="single" w:sz="2" w:space="0" w:color="000000" w:themeColor="text1"/>
-              <w:bottom w:val="single" w:sz="2" w:space="0" w:color="000000" w:themeColor="text1"/>
-              <w:right w:val="single" w:sz="2" w:space="0" w:color="000000" w:themeColor="text1"/>
+              <w:top w:val="single" w:sz="4" w:space="0" w:color="auto"/>
+              <w:left w:val="single" w:sz="4" w:space="0" w:color="auto"/>
+              <w:bottom w:val="single" w:sz="4" w:space="0" w:color="auto"/>
+              <w:right w:val="single" w:sz="4" w:space="0" w:color="auto"/>
             </w:tcBorders>
             <w:vAlign w:val="center"/>
           </w:tcPr>
@@ -6231,7 +6408,7 @@
             <w:tcW w:w="2693" w:type="dxa"/>
             <w:tcBorders>
               <w:top w:val="single" w:sz="2" w:space="0" w:color="000000" w:themeColor="text1"/>
-              <w:left w:val="single" w:sz="2" w:space="0" w:color="000000" w:themeColor="text1"/>
+              <w:left w:val="single" w:sz="4" w:space="0" w:color="auto"/>
               <w:bottom w:val="single" w:sz="2" w:space="0" w:color="000000" w:themeColor="text1"/>
               <w:right w:val="single" w:sz="2" w:space="0" w:color="000000" w:themeColor="text1"/>
             </w:tcBorders>
@@ -6350,10 +6527,10 @@
             <w:cnfStyle w:val="001000000000" w:firstRow="0" w:lastRow="0" w:firstColumn="1" w:lastColumn="0" w:oddVBand="0" w:evenVBand="0" w:oddHBand="0" w:evenHBand="0" w:firstRowFirstColumn="0" w:firstRowLastColumn="0" w:lastRowFirstColumn="0" w:lastRowLastColumn="0"/>
             <w:tcW w:w="674" w:type="dxa"/>
             <w:tcBorders>
-              <w:top w:val="single" w:sz="2" w:space="0" w:color="000000" w:themeColor="text1"/>
-              <w:left w:val="single" w:sz="2" w:space="0" w:color="000000" w:themeColor="text1"/>
-              <w:bottom w:val="single" w:sz="2" w:space="0" w:color="000000" w:themeColor="text1"/>
-              <w:right w:val="single" w:sz="2" w:space="0" w:color="000000" w:themeColor="text1"/>
+              <w:top w:val="single" w:sz="4" w:space="0" w:color="auto"/>
+              <w:left w:val="single" w:sz="4" w:space="0" w:color="auto"/>
+              <w:bottom w:val="single" w:sz="4" w:space="0" w:color="auto"/>
+              <w:right w:val="single" w:sz="4" w:space="0" w:color="auto"/>
             </w:tcBorders>
             <w:vAlign w:val="center"/>
           </w:tcPr>
@@ -6373,7 +6550,7 @@
             <w:tcW w:w="2693" w:type="dxa"/>
             <w:tcBorders>
               <w:top w:val="single" w:sz="2" w:space="0" w:color="000000" w:themeColor="text1"/>
-              <w:left w:val="single" w:sz="2" w:space="0" w:color="000000" w:themeColor="text1"/>
+              <w:left w:val="single" w:sz="4" w:space="0" w:color="auto"/>
               <w:bottom w:val="single" w:sz="2" w:space="0" w:color="000000" w:themeColor="text1"/>
               <w:right w:val="single" w:sz="2" w:space="0" w:color="000000" w:themeColor="text1"/>
             </w:tcBorders>
@@ -6539,7 +6716,7 @@
             <w:tcBorders>
               <w:top w:val="single" w:sz="4" w:space="0" w:color="156082" w:themeColor="accent1"/>
               <w:left w:val="single" w:sz="2" w:space="0" w:color="000000" w:themeColor="text1"/>
-              <w:bottom w:val="single" w:sz="2" w:space="0" w:color="000000" w:themeColor="text1"/>
+              <w:bottom w:val="single" w:sz="4" w:space="0" w:color="auto"/>
               <w:right w:val="single" w:sz="2" w:space="0" w:color="000000" w:themeColor="text1"/>
             </w:tcBorders>
             <w:vAlign w:val="center"/>
@@ -6688,10 +6865,10 @@
             <w:cnfStyle w:val="001000000000" w:firstRow="0" w:lastRow="0" w:firstColumn="1" w:lastColumn="0" w:oddVBand="0" w:evenVBand="0" w:oddHBand="0" w:evenHBand="0" w:firstRowFirstColumn="0" w:firstRowLastColumn="0" w:lastRowFirstColumn="0" w:lastRowLastColumn="0"/>
             <w:tcW w:w="674" w:type="dxa"/>
             <w:tcBorders>
-              <w:top w:val="single" w:sz="2" w:space="0" w:color="000000" w:themeColor="text1"/>
-              <w:left w:val="single" w:sz="2" w:space="0" w:color="000000" w:themeColor="text1"/>
-              <w:bottom w:val="single" w:sz="2" w:space="0" w:color="000000" w:themeColor="text1"/>
-              <w:right w:val="single" w:sz="2" w:space="0" w:color="000000" w:themeColor="text1"/>
+              <w:top w:val="single" w:sz="4" w:space="0" w:color="auto"/>
+              <w:left w:val="single" w:sz="4" w:space="0" w:color="auto"/>
+              <w:bottom w:val="single" w:sz="4" w:space="0" w:color="auto"/>
+              <w:right w:val="single" w:sz="4" w:space="0" w:color="auto"/>
             </w:tcBorders>
             <w:vAlign w:val="center"/>
           </w:tcPr>
@@ -6711,7 +6888,7 @@
             <w:tcW w:w="2596" w:type="dxa"/>
             <w:tcBorders>
               <w:top w:val="single" w:sz="2" w:space="0" w:color="000000" w:themeColor="text1"/>
-              <w:left w:val="single" w:sz="2" w:space="0" w:color="000000" w:themeColor="text1"/>
+              <w:left w:val="single" w:sz="4" w:space="0" w:color="auto"/>
               <w:bottom w:val="single" w:sz="2" w:space="0" w:color="000000" w:themeColor="text1"/>
               <w:right w:val="single" w:sz="2" w:space="0" w:color="000000" w:themeColor="text1"/>
             </w:tcBorders>
@@ -6807,10 +6984,10 @@
             <w:cnfStyle w:val="001000000000" w:firstRow="0" w:lastRow="0" w:firstColumn="1" w:lastColumn="0" w:oddVBand="0" w:evenVBand="0" w:oddHBand="0" w:evenHBand="0" w:firstRowFirstColumn="0" w:firstRowLastColumn="0" w:lastRowFirstColumn="0" w:lastRowLastColumn="0"/>
             <w:tcW w:w="674" w:type="dxa"/>
             <w:tcBorders>
-              <w:top w:val="single" w:sz="2" w:space="0" w:color="000000" w:themeColor="text1"/>
-              <w:left w:val="single" w:sz="2" w:space="0" w:color="000000" w:themeColor="text1"/>
-              <w:bottom w:val="single" w:sz="2" w:space="0" w:color="000000" w:themeColor="text1"/>
-              <w:right w:val="single" w:sz="2" w:space="0" w:color="000000" w:themeColor="text1"/>
+              <w:top w:val="single" w:sz="4" w:space="0" w:color="auto"/>
+              <w:left w:val="single" w:sz="4" w:space="0" w:color="auto"/>
+              <w:bottom w:val="single" w:sz="4" w:space="0" w:color="auto"/>
+              <w:right w:val="single" w:sz="4" w:space="0" w:color="auto"/>
             </w:tcBorders>
             <w:vAlign w:val="center"/>
           </w:tcPr>
@@ -6830,7 +7007,7 @@
             <w:tcW w:w="2596" w:type="dxa"/>
             <w:tcBorders>
               <w:top w:val="single" w:sz="2" w:space="0" w:color="000000" w:themeColor="text1"/>
-              <w:left w:val="single" w:sz="2" w:space="0" w:color="000000" w:themeColor="text1"/>
+              <w:left w:val="single" w:sz="4" w:space="0" w:color="auto"/>
               <w:bottom w:val="single" w:sz="2" w:space="0" w:color="000000" w:themeColor="text1"/>
               <w:right w:val="single" w:sz="2" w:space="0" w:color="000000" w:themeColor="text1"/>
             </w:tcBorders>
@@ -6927,10 +7104,10 @@
             <w:cnfStyle w:val="001000000000" w:firstRow="0" w:lastRow="0" w:firstColumn="1" w:lastColumn="0" w:oddVBand="0" w:evenVBand="0" w:oddHBand="0" w:evenHBand="0" w:firstRowFirstColumn="0" w:firstRowLastColumn="0" w:lastRowFirstColumn="0" w:lastRowLastColumn="0"/>
             <w:tcW w:w="674" w:type="dxa"/>
             <w:tcBorders>
-              <w:top w:val="single" w:sz="2" w:space="0" w:color="000000" w:themeColor="text1"/>
-              <w:left w:val="single" w:sz="2" w:space="0" w:color="000000" w:themeColor="text1"/>
-              <w:bottom w:val="single" w:sz="2" w:space="0" w:color="000000" w:themeColor="text1"/>
-              <w:right w:val="single" w:sz="2" w:space="0" w:color="000000" w:themeColor="text1"/>
+              <w:top w:val="single" w:sz="4" w:space="0" w:color="auto"/>
+              <w:left w:val="single" w:sz="4" w:space="0" w:color="auto"/>
+              <w:bottom w:val="single" w:sz="4" w:space="0" w:color="auto"/>
+              <w:right w:val="single" w:sz="4" w:space="0" w:color="auto"/>
             </w:tcBorders>
             <w:vAlign w:val="center"/>
           </w:tcPr>
@@ -6950,7 +7127,7 @@
             <w:tcW w:w="2596" w:type="dxa"/>
             <w:tcBorders>
               <w:top w:val="single" w:sz="2" w:space="0" w:color="000000" w:themeColor="text1"/>
-              <w:left w:val="single" w:sz="2" w:space="0" w:color="000000" w:themeColor="text1"/>
+              <w:left w:val="single" w:sz="4" w:space="0" w:color="auto"/>
               <w:bottom w:val="single" w:sz="2" w:space="0" w:color="000000" w:themeColor="text1"/>
               <w:right w:val="single" w:sz="2" w:space="0" w:color="000000" w:themeColor="text1"/>
             </w:tcBorders>
@@ -7046,10 +7223,10 @@
             <w:cnfStyle w:val="001000000000" w:firstRow="0" w:lastRow="0" w:firstColumn="1" w:lastColumn="0" w:oddVBand="0" w:evenVBand="0" w:oddHBand="0" w:evenHBand="0" w:firstRowFirstColumn="0" w:firstRowLastColumn="0" w:lastRowFirstColumn="0" w:lastRowLastColumn="0"/>
             <w:tcW w:w="674" w:type="dxa"/>
             <w:tcBorders>
-              <w:top w:val="single" w:sz="2" w:space="0" w:color="000000" w:themeColor="text1"/>
-              <w:left w:val="single" w:sz="2" w:space="0" w:color="000000" w:themeColor="text1"/>
-              <w:bottom w:val="single" w:sz="2" w:space="0" w:color="000000" w:themeColor="text1"/>
-              <w:right w:val="single" w:sz="2" w:space="0" w:color="000000" w:themeColor="text1"/>
+              <w:top w:val="single" w:sz="4" w:space="0" w:color="auto"/>
+              <w:left w:val="single" w:sz="4" w:space="0" w:color="auto"/>
+              <w:bottom w:val="single" w:sz="4" w:space="0" w:color="auto"/>
+              <w:right w:val="single" w:sz="4" w:space="0" w:color="auto"/>
             </w:tcBorders>
             <w:vAlign w:val="center"/>
           </w:tcPr>
@@ -7069,7 +7246,7 @@
             <w:tcW w:w="2596" w:type="dxa"/>
             <w:tcBorders>
               <w:top w:val="single" w:sz="2" w:space="0" w:color="000000" w:themeColor="text1"/>
-              <w:left w:val="single" w:sz="2" w:space="0" w:color="000000" w:themeColor="text1"/>
+              <w:left w:val="single" w:sz="4" w:space="0" w:color="auto"/>
               <w:bottom w:val="single" w:sz="2" w:space="0" w:color="000000" w:themeColor="text1"/>
               <w:right w:val="single" w:sz="2" w:space="0" w:color="000000" w:themeColor="text1"/>
             </w:tcBorders>
@@ -7166,10 +7343,10 @@
             <w:cnfStyle w:val="001000000000" w:firstRow="0" w:lastRow="0" w:firstColumn="1" w:lastColumn="0" w:oddVBand="0" w:evenVBand="0" w:oddHBand="0" w:evenHBand="0" w:firstRowFirstColumn="0" w:firstRowLastColumn="0" w:lastRowFirstColumn="0" w:lastRowLastColumn="0"/>
             <w:tcW w:w="674" w:type="dxa"/>
             <w:tcBorders>
-              <w:top w:val="single" w:sz="2" w:space="0" w:color="000000" w:themeColor="text1"/>
-              <w:left w:val="single" w:sz="2" w:space="0" w:color="000000" w:themeColor="text1"/>
-              <w:bottom w:val="single" w:sz="2" w:space="0" w:color="000000" w:themeColor="text1"/>
-              <w:right w:val="single" w:sz="2" w:space="0" w:color="000000" w:themeColor="text1"/>
+              <w:top w:val="single" w:sz="4" w:space="0" w:color="auto"/>
+              <w:left w:val="single" w:sz="4" w:space="0" w:color="auto"/>
+              <w:bottom w:val="single" w:sz="4" w:space="0" w:color="auto"/>
+              <w:right w:val="single" w:sz="4" w:space="0" w:color="auto"/>
             </w:tcBorders>
             <w:vAlign w:val="center"/>
           </w:tcPr>
@@ -7189,7 +7366,7 @@
             <w:tcW w:w="2596" w:type="dxa"/>
             <w:tcBorders>
               <w:top w:val="single" w:sz="2" w:space="0" w:color="000000" w:themeColor="text1"/>
-              <w:left w:val="single" w:sz="2" w:space="0" w:color="000000" w:themeColor="text1"/>
+              <w:left w:val="single" w:sz="4" w:space="0" w:color="auto"/>
               <w:bottom w:val="single" w:sz="2" w:space="0" w:color="000000" w:themeColor="text1"/>
               <w:right w:val="single" w:sz="2" w:space="0" w:color="000000" w:themeColor="text1"/>
             </w:tcBorders>
@@ -7285,10 +7462,10 @@
             <w:cnfStyle w:val="001000000000" w:firstRow="0" w:lastRow="0" w:firstColumn="1" w:lastColumn="0" w:oddVBand="0" w:evenVBand="0" w:oddHBand="0" w:evenHBand="0" w:firstRowFirstColumn="0" w:firstRowLastColumn="0" w:lastRowFirstColumn="0" w:lastRowLastColumn="0"/>
             <w:tcW w:w="674" w:type="dxa"/>
             <w:tcBorders>
-              <w:top w:val="single" w:sz="2" w:space="0" w:color="000000" w:themeColor="text1"/>
-              <w:left w:val="single" w:sz="2" w:space="0" w:color="000000" w:themeColor="text1"/>
-              <w:bottom w:val="single" w:sz="2" w:space="0" w:color="000000" w:themeColor="text1"/>
-              <w:right w:val="single" w:sz="2" w:space="0" w:color="000000" w:themeColor="text1"/>
+              <w:top w:val="single" w:sz="4" w:space="0" w:color="auto"/>
+              <w:left w:val="single" w:sz="4" w:space="0" w:color="auto"/>
+              <w:bottom w:val="single" w:sz="4" w:space="0" w:color="auto"/>
+              <w:right w:val="single" w:sz="4" w:space="0" w:color="auto"/>
             </w:tcBorders>
             <w:vAlign w:val="center"/>
           </w:tcPr>
@@ -7308,7 +7485,7 @@
             <w:tcW w:w="2596" w:type="dxa"/>
             <w:tcBorders>
               <w:top w:val="single" w:sz="2" w:space="0" w:color="000000" w:themeColor="text1"/>
-              <w:left w:val="single" w:sz="2" w:space="0" w:color="000000" w:themeColor="text1"/>
+              <w:left w:val="single" w:sz="4" w:space="0" w:color="auto"/>
               <w:bottom w:val="single" w:sz="2" w:space="0" w:color="000000" w:themeColor="text1"/>
               <w:right w:val="single" w:sz="2" w:space="0" w:color="000000" w:themeColor="text1"/>
             </w:tcBorders>
@@ -7405,10 +7582,10 @@
             <w:cnfStyle w:val="001000000000" w:firstRow="0" w:lastRow="0" w:firstColumn="1" w:lastColumn="0" w:oddVBand="0" w:evenVBand="0" w:oddHBand="0" w:evenHBand="0" w:firstRowFirstColumn="0" w:firstRowLastColumn="0" w:lastRowFirstColumn="0" w:lastRowLastColumn="0"/>
             <w:tcW w:w="674" w:type="dxa"/>
             <w:tcBorders>
-              <w:top w:val="single" w:sz="2" w:space="0" w:color="000000" w:themeColor="text1"/>
-              <w:left w:val="single" w:sz="2" w:space="0" w:color="000000" w:themeColor="text1"/>
-              <w:bottom w:val="single" w:sz="2" w:space="0" w:color="000000" w:themeColor="text1"/>
-              <w:right w:val="single" w:sz="2" w:space="0" w:color="000000" w:themeColor="text1"/>
+              <w:top w:val="single" w:sz="4" w:space="0" w:color="auto"/>
+              <w:left w:val="single" w:sz="4" w:space="0" w:color="auto"/>
+              <w:bottom w:val="single" w:sz="4" w:space="0" w:color="auto"/>
+              <w:right w:val="single" w:sz="4" w:space="0" w:color="auto"/>
             </w:tcBorders>
             <w:vAlign w:val="center"/>
           </w:tcPr>
@@ -7428,7 +7605,7 @@
             <w:tcW w:w="2596" w:type="dxa"/>
             <w:tcBorders>
               <w:top w:val="single" w:sz="2" w:space="0" w:color="000000" w:themeColor="text1"/>
-              <w:left w:val="single" w:sz="2" w:space="0" w:color="000000" w:themeColor="text1"/>
+              <w:left w:val="single" w:sz="4" w:space="0" w:color="auto"/>
               <w:bottom w:val="single" w:sz="2" w:space="0" w:color="000000" w:themeColor="text1"/>
               <w:right w:val="single" w:sz="2" w:space="0" w:color="000000" w:themeColor="text1"/>
             </w:tcBorders>
@@ -7524,10 +7701,10 @@
             <w:cnfStyle w:val="001000000000" w:firstRow="0" w:lastRow="0" w:firstColumn="1" w:lastColumn="0" w:oddVBand="0" w:evenVBand="0" w:oddHBand="0" w:evenHBand="0" w:firstRowFirstColumn="0" w:firstRowLastColumn="0" w:lastRowFirstColumn="0" w:lastRowLastColumn="0"/>
             <w:tcW w:w="674" w:type="dxa"/>
             <w:tcBorders>
-              <w:top w:val="single" w:sz="2" w:space="0" w:color="000000" w:themeColor="text1"/>
-              <w:left w:val="single" w:sz="2" w:space="0" w:color="000000" w:themeColor="text1"/>
-              <w:bottom w:val="single" w:sz="2" w:space="0" w:color="000000" w:themeColor="text1"/>
-              <w:right w:val="single" w:sz="2" w:space="0" w:color="000000" w:themeColor="text1"/>
+              <w:top w:val="single" w:sz="4" w:space="0" w:color="auto"/>
+              <w:left w:val="single" w:sz="4" w:space="0" w:color="auto"/>
+              <w:bottom w:val="single" w:sz="4" w:space="0" w:color="auto"/>
+              <w:right w:val="single" w:sz="4" w:space="0" w:color="auto"/>
             </w:tcBorders>
             <w:vAlign w:val="center"/>
           </w:tcPr>
@@ -7547,7 +7724,7 @@
             <w:tcW w:w="2596" w:type="dxa"/>
             <w:tcBorders>
               <w:top w:val="single" w:sz="2" w:space="0" w:color="000000" w:themeColor="text1"/>
-              <w:left w:val="single" w:sz="2" w:space="0" w:color="000000" w:themeColor="text1"/>
+              <w:left w:val="single" w:sz="4" w:space="0" w:color="auto"/>
               <w:bottom w:val="single" w:sz="2" w:space="0" w:color="000000" w:themeColor="text1"/>
               <w:right w:val="single" w:sz="2" w:space="0" w:color="000000" w:themeColor="text1"/>
             </w:tcBorders>
@@ -7644,10 +7821,10 @@
             <w:cnfStyle w:val="001000000000" w:firstRow="0" w:lastRow="0" w:firstColumn="1" w:lastColumn="0" w:oddVBand="0" w:evenVBand="0" w:oddHBand="0" w:evenHBand="0" w:firstRowFirstColumn="0" w:firstRowLastColumn="0" w:lastRowFirstColumn="0" w:lastRowLastColumn="0"/>
             <w:tcW w:w="674" w:type="dxa"/>
             <w:tcBorders>
-              <w:top w:val="single" w:sz="2" w:space="0" w:color="000000" w:themeColor="text1"/>
-              <w:left w:val="single" w:sz="2" w:space="0" w:color="000000" w:themeColor="text1"/>
-              <w:bottom w:val="single" w:sz="2" w:space="0" w:color="000000" w:themeColor="text1"/>
-              <w:right w:val="single" w:sz="2" w:space="0" w:color="000000" w:themeColor="text1"/>
+              <w:top w:val="single" w:sz="4" w:space="0" w:color="auto"/>
+              <w:left w:val="single" w:sz="4" w:space="0" w:color="auto"/>
+              <w:bottom w:val="single" w:sz="4" w:space="0" w:color="auto"/>
+              <w:right w:val="single" w:sz="4" w:space="0" w:color="auto"/>
             </w:tcBorders>
             <w:vAlign w:val="center"/>
           </w:tcPr>
@@ -7667,7 +7844,7 @@
             <w:tcW w:w="2596" w:type="dxa"/>
             <w:tcBorders>
               <w:top w:val="single" w:sz="2" w:space="0" w:color="000000" w:themeColor="text1"/>
-              <w:left w:val="single" w:sz="2" w:space="0" w:color="000000" w:themeColor="text1"/>
+              <w:left w:val="single" w:sz="4" w:space="0" w:color="auto"/>
               <w:bottom w:val="single" w:sz="2" w:space="0" w:color="000000" w:themeColor="text1"/>
               <w:right w:val="single" w:sz="2" w:space="0" w:color="000000" w:themeColor="text1"/>
             </w:tcBorders>
@@ -7763,10 +7940,10 @@
             <w:cnfStyle w:val="001000000000" w:firstRow="0" w:lastRow="0" w:firstColumn="1" w:lastColumn="0" w:oddVBand="0" w:evenVBand="0" w:oddHBand="0" w:evenHBand="0" w:firstRowFirstColumn="0" w:firstRowLastColumn="0" w:lastRowFirstColumn="0" w:lastRowLastColumn="0"/>
             <w:tcW w:w="674" w:type="dxa"/>
             <w:tcBorders>
-              <w:top w:val="single" w:sz="2" w:space="0" w:color="000000" w:themeColor="text1"/>
-              <w:left w:val="single" w:sz="2" w:space="0" w:color="000000" w:themeColor="text1"/>
-              <w:bottom w:val="single" w:sz="2" w:space="0" w:color="000000" w:themeColor="text1"/>
-              <w:right w:val="single" w:sz="2" w:space="0" w:color="000000" w:themeColor="text1"/>
+              <w:top w:val="single" w:sz="4" w:space="0" w:color="auto"/>
+              <w:left w:val="single" w:sz="4" w:space="0" w:color="auto"/>
+              <w:bottom w:val="single" w:sz="4" w:space="0" w:color="auto"/>
+              <w:right w:val="single" w:sz="4" w:space="0" w:color="auto"/>
             </w:tcBorders>
             <w:vAlign w:val="center"/>
           </w:tcPr>
@@ -7786,7 +7963,7 @@
             <w:tcW w:w="2596" w:type="dxa"/>
             <w:tcBorders>
               <w:top w:val="single" w:sz="2" w:space="0" w:color="000000" w:themeColor="text1"/>
-              <w:left w:val="single" w:sz="2" w:space="0" w:color="000000" w:themeColor="text1"/>
+              <w:left w:val="single" w:sz="4" w:space="0" w:color="auto"/>
               <w:bottom w:val="single" w:sz="2" w:space="0" w:color="000000" w:themeColor="text1"/>
               <w:right w:val="single" w:sz="2" w:space="0" w:color="000000" w:themeColor="text1"/>
             </w:tcBorders>
@@ -7883,10 +8060,10 @@
             <w:cnfStyle w:val="001000000000" w:firstRow="0" w:lastRow="0" w:firstColumn="1" w:lastColumn="0" w:oddVBand="0" w:evenVBand="0" w:oddHBand="0" w:evenHBand="0" w:firstRowFirstColumn="0" w:firstRowLastColumn="0" w:lastRowFirstColumn="0" w:lastRowLastColumn="0"/>
             <w:tcW w:w="674" w:type="dxa"/>
             <w:tcBorders>
-              <w:top w:val="single" w:sz="2" w:space="0" w:color="000000" w:themeColor="text1"/>
-              <w:left w:val="single" w:sz="2" w:space="0" w:color="000000" w:themeColor="text1"/>
-              <w:bottom w:val="single" w:sz="2" w:space="0" w:color="000000" w:themeColor="text1"/>
-              <w:right w:val="single" w:sz="2" w:space="0" w:color="000000" w:themeColor="text1"/>
+              <w:top w:val="single" w:sz="4" w:space="0" w:color="auto"/>
+              <w:left w:val="single" w:sz="4" w:space="0" w:color="auto"/>
+              <w:bottom w:val="single" w:sz="4" w:space="0" w:color="auto"/>
+              <w:right w:val="single" w:sz="4" w:space="0" w:color="auto"/>
             </w:tcBorders>
             <w:vAlign w:val="center"/>
           </w:tcPr>
@@ -7906,7 +8083,7 @@
             <w:tcW w:w="2596" w:type="dxa"/>
             <w:tcBorders>
               <w:top w:val="single" w:sz="2" w:space="0" w:color="000000" w:themeColor="text1"/>
-              <w:left w:val="single" w:sz="2" w:space="0" w:color="000000" w:themeColor="text1"/>
+              <w:left w:val="single" w:sz="4" w:space="0" w:color="auto"/>
               <w:bottom w:val="single" w:sz="2" w:space="0" w:color="000000" w:themeColor="text1"/>
               <w:right w:val="single" w:sz="2" w:space="0" w:color="000000" w:themeColor="text1"/>
             </w:tcBorders>
@@ -8002,10 +8179,10 @@
             <w:cnfStyle w:val="001000000000" w:firstRow="0" w:lastRow="0" w:firstColumn="1" w:lastColumn="0" w:oddVBand="0" w:evenVBand="0" w:oddHBand="0" w:evenHBand="0" w:firstRowFirstColumn="0" w:firstRowLastColumn="0" w:lastRowFirstColumn="0" w:lastRowLastColumn="0"/>
             <w:tcW w:w="674" w:type="dxa"/>
             <w:tcBorders>
-              <w:top w:val="single" w:sz="2" w:space="0" w:color="000000" w:themeColor="text1"/>
-              <w:left w:val="single" w:sz="2" w:space="0" w:color="000000" w:themeColor="text1"/>
-              <w:bottom w:val="single" w:sz="2" w:space="0" w:color="000000" w:themeColor="text1"/>
-              <w:right w:val="single" w:sz="2" w:space="0" w:color="000000" w:themeColor="text1"/>
+              <w:top w:val="single" w:sz="4" w:space="0" w:color="auto"/>
+              <w:left w:val="single" w:sz="4" w:space="0" w:color="auto"/>
+              <w:bottom w:val="single" w:sz="4" w:space="0" w:color="auto"/>
+              <w:right w:val="single" w:sz="4" w:space="0" w:color="auto"/>
             </w:tcBorders>
             <w:vAlign w:val="center"/>
           </w:tcPr>
@@ -8025,7 +8202,7 @@
             <w:tcW w:w="2596" w:type="dxa"/>
             <w:tcBorders>
               <w:top w:val="single" w:sz="2" w:space="0" w:color="000000" w:themeColor="text1"/>
-              <w:left w:val="single" w:sz="2" w:space="0" w:color="000000" w:themeColor="text1"/>
+              <w:left w:val="single" w:sz="4" w:space="0" w:color="auto"/>
               <w:bottom w:val="single" w:sz="2" w:space="0" w:color="000000" w:themeColor="text1"/>
               <w:right w:val="single" w:sz="2" w:space="0" w:color="000000" w:themeColor="text1"/>
             </w:tcBorders>
@@ -8122,10 +8299,10 @@
             <w:cnfStyle w:val="001000000000" w:firstRow="0" w:lastRow="0" w:firstColumn="1" w:lastColumn="0" w:oddVBand="0" w:evenVBand="0" w:oddHBand="0" w:evenHBand="0" w:firstRowFirstColumn="0" w:firstRowLastColumn="0" w:lastRowFirstColumn="0" w:lastRowLastColumn="0"/>
             <w:tcW w:w="674" w:type="dxa"/>
             <w:tcBorders>
-              <w:top w:val="single" w:sz="2" w:space="0" w:color="000000" w:themeColor="text1"/>
-              <w:left w:val="single" w:sz="2" w:space="0" w:color="000000" w:themeColor="text1"/>
-              <w:bottom w:val="single" w:sz="2" w:space="0" w:color="000000" w:themeColor="text1"/>
-              <w:right w:val="single" w:sz="2" w:space="0" w:color="000000" w:themeColor="text1"/>
+              <w:top w:val="single" w:sz="4" w:space="0" w:color="auto"/>
+              <w:left w:val="single" w:sz="4" w:space="0" w:color="auto"/>
+              <w:bottom w:val="single" w:sz="4" w:space="0" w:color="auto"/>
+              <w:right w:val="single" w:sz="4" w:space="0" w:color="auto"/>
             </w:tcBorders>
             <w:vAlign w:val="center"/>
           </w:tcPr>
@@ -8145,7 +8322,7 @@
             <w:tcW w:w="2596" w:type="dxa"/>
             <w:tcBorders>
               <w:top w:val="single" w:sz="2" w:space="0" w:color="000000" w:themeColor="text1"/>
-              <w:left w:val="single" w:sz="2" w:space="0" w:color="000000" w:themeColor="text1"/>
+              <w:left w:val="single" w:sz="4" w:space="0" w:color="auto"/>
               <w:bottom w:val="single" w:sz="2" w:space="0" w:color="000000" w:themeColor="text1"/>
               <w:right w:val="single" w:sz="2" w:space="0" w:color="000000" w:themeColor="text1"/>
             </w:tcBorders>
@@ -8288,7 +8465,7 @@
             <w:tcBorders>
               <w:top w:val="single" w:sz="4" w:space="0" w:color="156082" w:themeColor="accent1"/>
               <w:left w:val="single" w:sz="2" w:space="0" w:color="000000" w:themeColor="text1"/>
-              <w:bottom w:val="single" w:sz="2" w:space="0" w:color="000000" w:themeColor="text1"/>
+              <w:bottom w:val="single" w:sz="4" w:space="0" w:color="auto"/>
               <w:right w:val="single" w:sz="2" w:space="0" w:color="000000" w:themeColor="text1"/>
             </w:tcBorders>
             <w:vAlign w:val="center"/>
@@ -8408,10 +8585,10 @@
             <w:cnfStyle w:val="001000000000" w:firstRow="0" w:lastRow="0" w:firstColumn="1" w:lastColumn="0" w:oddVBand="0" w:evenVBand="0" w:oddHBand="0" w:evenHBand="0" w:firstRowFirstColumn="0" w:firstRowLastColumn="0" w:lastRowFirstColumn="0" w:lastRowLastColumn="0"/>
             <w:tcW w:w="508" w:type="dxa"/>
             <w:tcBorders>
-              <w:top w:val="single" w:sz="2" w:space="0" w:color="000000" w:themeColor="text1"/>
-              <w:left w:val="single" w:sz="2" w:space="0" w:color="000000" w:themeColor="text1"/>
-              <w:bottom w:val="single" w:sz="2" w:space="0" w:color="000000" w:themeColor="text1"/>
-              <w:right w:val="single" w:sz="2" w:space="0" w:color="000000" w:themeColor="text1"/>
+              <w:top w:val="single" w:sz="4" w:space="0" w:color="auto"/>
+              <w:left w:val="single" w:sz="4" w:space="0" w:color="auto"/>
+              <w:bottom w:val="single" w:sz="4" w:space="0" w:color="auto"/>
+              <w:right w:val="single" w:sz="4" w:space="0" w:color="auto"/>
             </w:tcBorders>
             <w:vAlign w:val="center"/>
           </w:tcPr>
@@ -8431,7 +8608,7 @@
             <w:tcW w:w="2750" w:type="dxa"/>
             <w:tcBorders>
               <w:top w:val="single" w:sz="2" w:space="0" w:color="000000" w:themeColor="text1"/>
-              <w:left w:val="single" w:sz="2" w:space="0" w:color="000000" w:themeColor="text1"/>
+              <w:left w:val="single" w:sz="4" w:space="0" w:color="auto"/>
               <w:bottom w:val="single" w:sz="2" w:space="0" w:color="000000" w:themeColor="text1"/>
               <w:right w:val="single" w:sz="2" w:space="0" w:color="000000" w:themeColor="text1"/>
             </w:tcBorders>
@@ -8505,10 +8682,10 @@
             <w:cnfStyle w:val="001000000000" w:firstRow="0" w:lastRow="0" w:firstColumn="1" w:lastColumn="0" w:oddVBand="0" w:evenVBand="0" w:oddHBand="0" w:evenHBand="0" w:firstRowFirstColumn="0" w:firstRowLastColumn="0" w:lastRowFirstColumn="0" w:lastRowLastColumn="0"/>
             <w:tcW w:w="508" w:type="dxa"/>
             <w:tcBorders>
-              <w:top w:val="single" w:sz="2" w:space="0" w:color="000000" w:themeColor="text1"/>
-              <w:left w:val="single" w:sz="2" w:space="0" w:color="000000" w:themeColor="text1"/>
-              <w:bottom w:val="single" w:sz="2" w:space="0" w:color="000000" w:themeColor="text1"/>
-              <w:right w:val="single" w:sz="2" w:space="0" w:color="000000" w:themeColor="text1"/>
+              <w:top w:val="single" w:sz="4" w:space="0" w:color="auto"/>
+              <w:left w:val="single" w:sz="4" w:space="0" w:color="auto"/>
+              <w:bottom w:val="single" w:sz="4" w:space="0" w:color="auto"/>
+              <w:right w:val="single" w:sz="4" w:space="0" w:color="auto"/>
             </w:tcBorders>
             <w:vAlign w:val="center"/>
           </w:tcPr>
@@ -8528,7 +8705,7 @@
             <w:tcW w:w="2750" w:type="dxa"/>
             <w:tcBorders>
               <w:top w:val="single" w:sz="2" w:space="0" w:color="000000" w:themeColor="text1"/>
-              <w:left w:val="single" w:sz="2" w:space="0" w:color="000000" w:themeColor="text1"/>
+              <w:left w:val="single" w:sz="4" w:space="0" w:color="auto"/>
               <w:bottom w:val="single" w:sz="2" w:space="0" w:color="000000" w:themeColor="text1"/>
               <w:right w:val="single" w:sz="2" w:space="0" w:color="000000" w:themeColor="text1"/>
             </w:tcBorders>
@@ -8603,10 +8780,10 @@
             <w:cnfStyle w:val="001000000000" w:firstRow="0" w:lastRow="0" w:firstColumn="1" w:lastColumn="0" w:oddVBand="0" w:evenVBand="0" w:oddHBand="0" w:evenHBand="0" w:firstRowFirstColumn="0" w:firstRowLastColumn="0" w:lastRowFirstColumn="0" w:lastRowLastColumn="0"/>
             <w:tcW w:w="508" w:type="dxa"/>
             <w:tcBorders>
-              <w:top w:val="single" w:sz="2" w:space="0" w:color="000000" w:themeColor="text1"/>
-              <w:left w:val="single" w:sz="2" w:space="0" w:color="000000" w:themeColor="text1"/>
-              <w:bottom w:val="single" w:sz="2" w:space="0" w:color="000000" w:themeColor="text1"/>
-              <w:right w:val="single" w:sz="2" w:space="0" w:color="000000" w:themeColor="text1"/>
+              <w:top w:val="single" w:sz="4" w:space="0" w:color="auto"/>
+              <w:left w:val="single" w:sz="4" w:space="0" w:color="auto"/>
+              <w:bottom w:val="single" w:sz="4" w:space="0" w:color="auto"/>
+              <w:right w:val="single" w:sz="4" w:space="0" w:color="auto"/>
             </w:tcBorders>
             <w:vAlign w:val="center"/>
           </w:tcPr>
@@ -8626,7 +8803,7 @@
             <w:tcW w:w="2750" w:type="dxa"/>
             <w:tcBorders>
               <w:top w:val="single" w:sz="2" w:space="0" w:color="000000" w:themeColor="text1"/>
-              <w:left w:val="single" w:sz="2" w:space="0" w:color="000000" w:themeColor="text1"/>
+              <w:left w:val="single" w:sz="4" w:space="0" w:color="auto"/>
               <w:bottom w:val="single" w:sz="2" w:space="0" w:color="000000" w:themeColor="text1"/>
               <w:right w:val="single" w:sz="2" w:space="0" w:color="000000" w:themeColor="text1"/>
             </w:tcBorders>
@@ -8700,10 +8877,10 @@
             <w:cnfStyle w:val="001000000000" w:firstRow="0" w:lastRow="0" w:firstColumn="1" w:lastColumn="0" w:oddVBand="0" w:evenVBand="0" w:oddHBand="0" w:evenHBand="0" w:firstRowFirstColumn="0" w:firstRowLastColumn="0" w:lastRowFirstColumn="0" w:lastRowLastColumn="0"/>
             <w:tcW w:w="508" w:type="dxa"/>
             <w:tcBorders>
-              <w:top w:val="single" w:sz="2" w:space="0" w:color="000000" w:themeColor="text1"/>
-              <w:left w:val="single" w:sz="2" w:space="0" w:color="000000" w:themeColor="text1"/>
-              <w:bottom w:val="single" w:sz="2" w:space="0" w:color="000000" w:themeColor="text1"/>
-              <w:right w:val="single" w:sz="2" w:space="0" w:color="000000" w:themeColor="text1"/>
+              <w:top w:val="single" w:sz="4" w:space="0" w:color="auto"/>
+              <w:left w:val="single" w:sz="4" w:space="0" w:color="auto"/>
+              <w:bottom w:val="single" w:sz="4" w:space="0" w:color="auto"/>
+              <w:right w:val="single" w:sz="4" w:space="0" w:color="auto"/>
             </w:tcBorders>
             <w:vAlign w:val="center"/>
           </w:tcPr>
@@ -8723,7 +8900,7 @@
             <w:tcW w:w="2750" w:type="dxa"/>
             <w:tcBorders>
               <w:top w:val="single" w:sz="2" w:space="0" w:color="000000" w:themeColor="text1"/>
-              <w:left w:val="single" w:sz="2" w:space="0" w:color="000000" w:themeColor="text1"/>
+              <w:left w:val="single" w:sz="4" w:space="0" w:color="auto"/>
               <w:bottom w:val="single" w:sz="2" w:space="0" w:color="000000" w:themeColor="text1"/>
               <w:right w:val="single" w:sz="2" w:space="0" w:color="000000" w:themeColor="text1"/>
             </w:tcBorders>
@@ -8798,10 +8975,10 @@
             <w:cnfStyle w:val="001000000000" w:firstRow="0" w:lastRow="0" w:firstColumn="1" w:lastColumn="0" w:oddVBand="0" w:evenVBand="0" w:oddHBand="0" w:evenHBand="0" w:firstRowFirstColumn="0" w:firstRowLastColumn="0" w:lastRowFirstColumn="0" w:lastRowLastColumn="0"/>
             <w:tcW w:w="508" w:type="dxa"/>
             <w:tcBorders>
-              <w:top w:val="single" w:sz="2" w:space="0" w:color="000000" w:themeColor="text1"/>
-              <w:left w:val="single" w:sz="2" w:space="0" w:color="000000" w:themeColor="text1"/>
-              <w:bottom w:val="single" w:sz="2" w:space="0" w:color="000000" w:themeColor="text1"/>
-              <w:right w:val="single" w:sz="2" w:space="0" w:color="000000" w:themeColor="text1"/>
+              <w:top w:val="single" w:sz="4" w:space="0" w:color="auto"/>
+              <w:left w:val="single" w:sz="4" w:space="0" w:color="auto"/>
+              <w:bottom w:val="single" w:sz="4" w:space="0" w:color="auto"/>
+              <w:right w:val="single" w:sz="4" w:space="0" w:color="auto"/>
             </w:tcBorders>
             <w:vAlign w:val="center"/>
           </w:tcPr>
@@ -8821,7 +8998,7 @@
             <w:tcW w:w="2750" w:type="dxa"/>
             <w:tcBorders>
               <w:top w:val="single" w:sz="2" w:space="0" w:color="000000" w:themeColor="text1"/>
-              <w:left w:val="single" w:sz="2" w:space="0" w:color="000000" w:themeColor="text1"/>
+              <w:left w:val="single" w:sz="4" w:space="0" w:color="auto"/>
               <w:bottom w:val="single" w:sz="2" w:space="0" w:color="000000" w:themeColor="text1"/>
               <w:right w:val="single" w:sz="2" w:space="0" w:color="000000" w:themeColor="text1"/>
             </w:tcBorders>
@@ -8895,10 +9072,10 @@
             <w:cnfStyle w:val="001000000000" w:firstRow="0" w:lastRow="0" w:firstColumn="1" w:lastColumn="0" w:oddVBand="0" w:evenVBand="0" w:oddHBand="0" w:evenHBand="0" w:firstRowFirstColumn="0" w:firstRowLastColumn="0" w:lastRowFirstColumn="0" w:lastRowLastColumn="0"/>
             <w:tcW w:w="508" w:type="dxa"/>
             <w:tcBorders>
-              <w:top w:val="single" w:sz="2" w:space="0" w:color="000000" w:themeColor="text1"/>
-              <w:left w:val="single" w:sz="2" w:space="0" w:color="000000" w:themeColor="text1"/>
-              <w:bottom w:val="single" w:sz="2" w:space="0" w:color="000000" w:themeColor="text1"/>
-              <w:right w:val="single" w:sz="2" w:space="0" w:color="000000" w:themeColor="text1"/>
+              <w:top w:val="single" w:sz="4" w:space="0" w:color="auto"/>
+              <w:left w:val="single" w:sz="4" w:space="0" w:color="auto"/>
+              <w:bottom w:val="single" w:sz="4" w:space="0" w:color="auto"/>
+              <w:right w:val="single" w:sz="4" w:space="0" w:color="auto"/>
             </w:tcBorders>
             <w:vAlign w:val="center"/>
           </w:tcPr>
@@ -8918,7 +9095,7 @@
             <w:tcW w:w="2750" w:type="dxa"/>
             <w:tcBorders>
               <w:top w:val="single" w:sz="2" w:space="0" w:color="000000" w:themeColor="text1"/>
-              <w:left w:val="single" w:sz="2" w:space="0" w:color="000000" w:themeColor="text1"/>
+              <w:left w:val="single" w:sz="4" w:space="0" w:color="auto"/>
               <w:bottom w:val="single" w:sz="2" w:space="0" w:color="000000" w:themeColor="text1"/>
               <w:right w:val="single" w:sz="2" w:space="0" w:color="000000" w:themeColor="text1"/>
             </w:tcBorders>
@@ -8993,10 +9170,10 @@
             <w:cnfStyle w:val="001000000000" w:firstRow="0" w:lastRow="0" w:firstColumn="1" w:lastColumn="0" w:oddVBand="0" w:evenVBand="0" w:oddHBand="0" w:evenHBand="0" w:firstRowFirstColumn="0" w:firstRowLastColumn="0" w:lastRowFirstColumn="0" w:lastRowLastColumn="0"/>
             <w:tcW w:w="508" w:type="dxa"/>
             <w:tcBorders>
-              <w:top w:val="single" w:sz="2" w:space="0" w:color="000000" w:themeColor="text1"/>
-              <w:left w:val="single" w:sz="2" w:space="0" w:color="000000" w:themeColor="text1"/>
-              <w:bottom w:val="single" w:sz="2" w:space="0" w:color="000000" w:themeColor="text1"/>
-              <w:right w:val="single" w:sz="2" w:space="0" w:color="000000" w:themeColor="text1"/>
+              <w:top w:val="single" w:sz="4" w:space="0" w:color="auto"/>
+              <w:left w:val="single" w:sz="4" w:space="0" w:color="auto"/>
+              <w:bottom w:val="single" w:sz="4" w:space="0" w:color="auto"/>
+              <w:right w:val="single" w:sz="4" w:space="0" w:color="auto"/>
             </w:tcBorders>
             <w:vAlign w:val="center"/>
           </w:tcPr>
@@ -9016,7 +9193,7 @@
             <w:tcW w:w="2750" w:type="dxa"/>
             <w:tcBorders>
               <w:top w:val="single" w:sz="2" w:space="0" w:color="000000" w:themeColor="text1"/>
-              <w:left w:val="single" w:sz="2" w:space="0" w:color="000000" w:themeColor="text1"/>
+              <w:left w:val="single" w:sz="4" w:space="0" w:color="auto"/>
               <w:bottom w:val="single" w:sz="2" w:space="0" w:color="000000" w:themeColor="text1"/>
               <w:right w:val="single" w:sz="2" w:space="0" w:color="000000" w:themeColor="text1"/>
             </w:tcBorders>
@@ -9090,10 +9267,10 @@
             <w:cnfStyle w:val="001000000000" w:firstRow="0" w:lastRow="0" w:firstColumn="1" w:lastColumn="0" w:oddVBand="0" w:evenVBand="0" w:oddHBand="0" w:evenHBand="0" w:firstRowFirstColumn="0" w:firstRowLastColumn="0" w:lastRowFirstColumn="0" w:lastRowLastColumn="0"/>
             <w:tcW w:w="508" w:type="dxa"/>
             <w:tcBorders>
-              <w:top w:val="single" w:sz="2" w:space="0" w:color="000000" w:themeColor="text1"/>
-              <w:left w:val="single" w:sz="2" w:space="0" w:color="000000" w:themeColor="text1"/>
-              <w:bottom w:val="single" w:sz="2" w:space="0" w:color="000000" w:themeColor="text1"/>
-              <w:right w:val="single" w:sz="2" w:space="0" w:color="000000" w:themeColor="text1"/>
+              <w:top w:val="single" w:sz="4" w:space="0" w:color="auto"/>
+              <w:left w:val="single" w:sz="4" w:space="0" w:color="auto"/>
+              <w:bottom w:val="single" w:sz="4" w:space="0" w:color="auto"/>
+              <w:right w:val="single" w:sz="4" w:space="0" w:color="auto"/>
             </w:tcBorders>
             <w:vAlign w:val="center"/>
           </w:tcPr>
@@ -9113,7 +9290,7 @@
             <w:tcW w:w="2750" w:type="dxa"/>
             <w:tcBorders>
               <w:top w:val="single" w:sz="2" w:space="0" w:color="000000" w:themeColor="text1"/>
-              <w:left w:val="single" w:sz="2" w:space="0" w:color="000000" w:themeColor="text1"/>
+              <w:left w:val="single" w:sz="4" w:space="0" w:color="auto"/>
               <w:bottom w:val="single" w:sz="2" w:space="0" w:color="000000" w:themeColor="text1"/>
               <w:right w:val="single" w:sz="2" w:space="0" w:color="000000" w:themeColor="text1"/>
             </w:tcBorders>
@@ -9188,10 +9365,10 @@
             <w:cnfStyle w:val="001000000000" w:firstRow="0" w:lastRow="0" w:firstColumn="1" w:lastColumn="0" w:oddVBand="0" w:evenVBand="0" w:oddHBand="0" w:evenHBand="0" w:firstRowFirstColumn="0" w:firstRowLastColumn="0" w:lastRowFirstColumn="0" w:lastRowLastColumn="0"/>
             <w:tcW w:w="508" w:type="dxa"/>
             <w:tcBorders>
-              <w:top w:val="single" w:sz="2" w:space="0" w:color="000000" w:themeColor="text1"/>
-              <w:left w:val="single" w:sz="2" w:space="0" w:color="000000" w:themeColor="text1"/>
-              <w:bottom w:val="single" w:sz="2" w:space="0" w:color="000000" w:themeColor="text1"/>
-              <w:right w:val="single" w:sz="2" w:space="0" w:color="000000" w:themeColor="text1"/>
+              <w:top w:val="single" w:sz="4" w:space="0" w:color="auto"/>
+              <w:left w:val="single" w:sz="4" w:space="0" w:color="auto"/>
+              <w:bottom w:val="single" w:sz="4" w:space="0" w:color="auto"/>
+              <w:right w:val="single" w:sz="4" w:space="0" w:color="auto"/>
             </w:tcBorders>
             <w:vAlign w:val="center"/>
           </w:tcPr>
@@ -9211,7 +9388,7 @@
             <w:tcW w:w="2750" w:type="dxa"/>
             <w:tcBorders>
               <w:top w:val="single" w:sz="2" w:space="0" w:color="000000" w:themeColor="text1"/>
-              <w:left w:val="single" w:sz="2" w:space="0" w:color="000000" w:themeColor="text1"/>
+              <w:left w:val="single" w:sz="4" w:space="0" w:color="auto"/>
               <w:bottom w:val="single" w:sz="2" w:space="0" w:color="000000" w:themeColor="text1"/>
               <w:right w:val="single" w:sz="2" w:space="0" w:color="000000" w:themeColor="text1"/>
             </w:tcBorders>
@@ -9285,10 +9462,10 @@
             <w:cnfStyle w:val="001000000000" w:firstRow="0" w:lastRow="0" w:firstColumn="1" w:lastColumn="0" w:oddVBand="0" w:evenVBand="0" w:oddHBand="0" w:evenHBand="0" w:firstRowFirstColumn="0" w:firstRowLastColumn="0" w:lastRowFirstColumn="0" w:lastRowLastColumn="0"/>
             <w:tcW w:w="508" w:type="dxa"/>
             <w:tcBorders>
-              <w:top w:val="single" w:sz="2" w:space="0" w:color="000000" w:themeColor="text1"/>
-              <w:left w:val="single" w:sz="2" w:space="0" w:color="000000" w:themeColor="text1"/>
-              <w:bottom w:val="single" w:sz="2" w:space="0" w:color="000000" w:themeColor="text1"/>
-              <w:right w:val="single" w:sz="2" w:space="0" w:color="000000" w:themeColor="text1"/>
+              <w:top w:val="single" w:sz="4" w:space="0" w:color="auto"/>
+              <w:left w:val="single" w:sz="4" w:space="0" w:color="auto"/>
+              <w:bottom w:val="single" w:sz="4" w:space="0" w:color="auto"/>
+              <w:right w:val="single" w:sz="4" w:space="0" w:color="auto"/>
             </w:tcBorders>
             <w:vAlign w:val="center"/>
           </w:tcPr>
@@ -9308,7 +9485,7 @@
             <w:tcW w:w="2750" w:type="dxa"/>
             <w:tcBorders>
               <w:top w:val="single" w:sz="2" w:space="0" w:color="000000" w:themeColor="text1"/>
-              <w:left w:val="single" w:sz="2" w:space="0" w:color="000000" w:themeColor="text1"/>
+              <w:left w:val="single" w:sz="4" w:space="0" w:color="auto"/>
               <w:bottom w:val="single" w:sz="2" w:space="0" w:color="000000" w:themeColor="text1"/>
               <w:right w:val="single" w:sz="2" w:space="0" w:color="000000" w:themeColor="text1"/>
             </w:tcBorders>
@@ -9383,10 +9560,10 @@
             <w:cnfStyle w:val="001000000000" w:firstRow="0" w:lastRow="0" w:firstColumn="1" w:lastColumn="0" w:oddVBand="0" w:evenVBand="0" w:oddHBand="0" w:evenHBand="0" w:firstRowFirstColumn="0" w:firstRowLastColumn="0" w:lastRowFirstColumn="0" w:lastRowLastColumn="0"/>
             <w:tcW w:w="508" w:type="dxa"/>
             <w:tcBorders>
-              <w:top w:val="single" w:sz="2" w:space="0" w:color="000000" w:themeColor="text1"/>
-              <w:left w:val="single" w:sz="2" w:space="0" w:color="000000" w:themeColor="text1"/>
-              <w:bottom w:val="single" w:sz="2" w:space="0" w:color="000000" w:themeColor="text1"/>
-              <w:right w:val="single" w:sz="2" w:space="0" w:color="000000" w:themeColor="text1"/>
+              <w:top w:val="single" w:sz="4" w:space="0" w:color="auto"/>
+              <w:left w:val="single" w:sz="4" w:space="0" w:color="auto"/>
+              <w:bottom w:val="single" w:sz="4" w:space="0" w:color="auto"/>
+              <w:right w:val="single" w:sz="4" w:space="0" w:color="auto"/>
             </w:tcBorders>
             <w:vAlign w:val="center"/>
           </w:tcPr>
@@ -9406,7 +9583,7 @@
             <w:tcW w:w="2750" w:type="dxa"/>
             <w:tcBorders>
               <w:top w:val="single" w:sz="2" w:space="0" w:color="000000" w:themeColor="text1"/>
-              <w:left w:val="single" w:sz="2" w:space="0" w:color="000000" w:themeColor="text1"/>
+              <w:left w:val="single" w:sz="4" w:space="0" w:color="auto"/>
               <w:bottom w:val="single" w:sz="2" w:space="0" w:color="000000" w:themeColor="text1"/>
               <w:right w:val="single" w:sz="2" w:space="0" w:color="000000" w:themeColor="text1"/>
             </w:tcBorders>
@@ -9480,10 +9657,10 @@
             <w:cnfStyle w:val="001000000000" w:firstRow="0" w:lastRow="0" w:firstColumn="1" w:lastColumn="0" w:oddVBand="0" w:evenVBand="0" w:oddHBand="0" w:evenHBand="0" w:firstRowFirstColumn="0" w:firstRowLastColumn="0" w:lastRowFirstColumn="0" w:lastRowLastColumn="0"/>
             <w:tcW w:w="508" w:type="dxa"/>
             <w:tcBorders>
-              <w:top w:val="single" w:sz="2" w:space="0" w:color="000000" w:themeColor="text1"/>
-              <w:left w:val="single" w:sz="2" w:space="0" w:color="000000" w:themeColor="text1"/>
-              <w:bottom w:val="single" w:sz="2" w:space="0" w:color="000000" w:themeColor="text1"/>
-              <w:right w:val="single" w:sz="2" w:space="0" w:color="000000" w:themeColor="text1"/>
+              <w:top w:val="single" w:sz="4" w:space="0" w:color="auto"/>
+              <w:left w:val="single" w:sz="4" w:space="0" w:color="auto"/>
+              <w:bottom w:val="single" w:sz="4" w:space="0" w:color="auto"/>
+              <w:right w:val="single" w:sz="4" w:space="0" w:color="auto"/>
             </w:tcBorders>
             <w:vAlign w:val="center"/>
           </w:tcPr>
@@ -9503,7 +9680,7 @@
             <w:tcW w:w="2750" w:type="dxa"/>
             <w:tcBorders>
               <w:top w:val="single" w:sz="2" w:space="0" w:color="000000" w:themeColor="text1"/>
-              <w:left w:val="single" w:sz="2" w:space="0" w:color="000000" w:themeColor="text1"/>
+              <w:left w:val="single" w:sz="4" w:space="0" w:color="auto"/>
               <w:bottom w:val="single" w:sz="2" w:space="0" w:color="000000" w:themeColor="text1"/>
               <w:right w:val="single" w:sz="2" w:space="0" w:color="000000" w:themeColor="text1"/>
             </w:tcBorders>
@@ -9578,10 +9755,10 @@
             <w:cnfStyle w:val="001000000000" w:firstRow="0" w:lastRow="0" w:firstColumn="1" w:lastColumn="0" w:oddVBand="0" w:evenVBand="0" w:oddHBand="0" w:evenHBand="0" w:firstRowFirstColumn="0" w:firstRowLastColumn="0" w:lastRowFirstColumn="0" w:lastRowLastColumn="0"/>
             <w:tcW w:w="508" w:type="dxa"/>
             <w:tcBorders>
-              <w:top w:val="single" w:sz="2" w:space="0" w:color="000000" w:themeColor="text1"/>
-              <w:left w:val="single" w:sz="2" w:space="0" w:color="000000" w:themeColor="text1"/>
-              <w:bottom w:val="single" w:sz="2" w:space="0" w:color="000000" w:themeColor="text1"/>
-              <w:right w:val="single" w:sz="2" w:space="0" w:color="000000" w:themeColor="text1"/>
+              <w:top w:val="single" w:sz="4" w:space="0" w:color="auto"/>
+              <w:left w:val="single" w:sz="4" w:space="0" w:color="auto"/>
+              <w:bottom w:val="single" w:sz="4" w:space="0" w:color="auto"/>
+              <w:right w:val="single" w:sz="4" w:space="0" w:color="auto"/>
             </w:tcBorders>
             <w:vAlign w:val="center"/>
           </w:tcPr>
@@ -9601,7 +9778,7 @@
             <w:tcW w:w="2750" w:type="dxa"/>
             <w:tcBorders>
               <w:top w:val="single" w:sz="2" w:space="0" w:color="000000" w:themeColor="text1"/>
-              <w:left w:val="single" w:sz="2" w:space="0" w:color="000000" w:themeColor="text1"/>
+              <w:left w:val="single" w:sz="4" w:space="0" w:color="auto"/>
               <w:bottom w:val="single" w:sz="2" w:space="0" w:color="000000" w:themeColor="text1"/>
               <w:right w:val="single" w:sz="2" w:space="0" w:color="000000" w:themeColor="text1"/>
             </w:tcBorders>
@@ -9722,7 +9899,7 @@
             <w:tcBorders>
               <w:top w:val="single" w:sz="4" w:space="0" w:color="156082" w:themeColor="accent1"/>
               <w:left w:val="single" w:sz="2" w:space="0" w:color="000000" w:themeColor="text1"/>
-              <w:bottom w:val="single" w:sz="2" w:space="0" w:color="000000" w:themeColor="text1"/>
+              <w:bottom w:val="single" w:sz="4" w:space="0" w:color="auto"/>
               <w:right w:val="single" w:sz="2" w:space="0" w:color="000000" w:themeColor="text1"/>
             </w:tcBorders>
             <w:vAlign w:val="center"/>
@@ -9785,10 +9962,10 @@
             <w:cnfStyle w:val="001000000000" w:firstRow="0" w:lastRow="0" w:firstColumn="1" w:lastColumn="0" w:oddVBand="0" w:evenVBand="0" w:oddHBand="0" w:evenHBand="0" w:firstRowFirstColumn="0" w:firstRowLastColumn="0" w:lastRowFirstColumn="0" w:lastRowLastColumn="0"/>
             <w:tcW w:w="1823" w:type="dxa"/>
             <w:tcBorders>
-              <w:top w:val="single" w:sz="2" w:space="0" w:color="000000" w:themeColor="text1"/>
-              <w:left w:val="single" w:sz="2" w:space="0" w:color="000000" w:themeColor="text1"/>
-              <w:bottom w:val="single" w:sz="2" w:space="0" w:color="000000" w:themeColor="text1"/>
-              <w:right w:val="single" w:sz="2" w:space="0" w:color="000000" w:themeColor="text1"/>
+              <w:top w:val="single" w:sz="4" w:space="0" w:color="auto"/>
+              <w:left w:val="single" w:sz="4" w:space="0" w:color="auto"/>
+              <w:bottom w:val="single" w:sz="4" w:space="0" w:color="auto"/>
+              <w:right w:val="single" w:sz="4" w:space="0" w:color="auto"/>
             </w:tcBorders>
             <w:vAlign w:val="center"/>
           </w:tcPr>
@@ -9815,7 +9992,7 @@
             <w:tcW w:w="2596" w:type="dxa"/>
             <w:tcBorders>
               <w:top w:val="single" w:sz="2" w:space="0" w:color="000000" w:themeColor="text1"/>
-              <w:left w:val="single" w:sz="2" w:space="0" w:color="000000" w:themeColor="text1"/>
+              <w:left w:val="single" w:sz="4" w:space="0" w:color="auto"/>
               <w:bottom w:val="single" w:sz="2" w:space="0" w:color="000000" w:themeColor="text1"/>
               <w:right w:val="single" w:sz="2" w:space="0" w:color="000000" w:themeColor="text1"/>
             </w:tcBorders>
@@ -9888,10 +10065,10 @@
             <w:cnfStyle w:val="001000000000" w:firstRow="0" w:lastRow="0" w:firstColumn="1" w:lastColumn="0" w:oddVBand="0" w:evenVBand="0" w:oddHBand="0" w:evenHBand="0" w:firstRowFirstColumn="0" w:firstRowLastColumn="0" w:lastRowFirstColumn="0" w:lastRowLastColumn="0"/>
             <w:tcW w:w="1823" w:type="dxa"/>
             <w:tcBorders>
-              <w:top w:val="single" w:sz="2" w:space="0" w:color="000000" w:themeColor="text1"/>
-              <w:left w:val="single" w:sz="2" w:space="0" w:color="000000" w:themeColor="text1"/>
-              <w:bottom w:val="single" w:sz="2" w:space="0" w:color="000000" w:themeColor="text1"/>
-              <w:right w:val="single" w:sz="2" w:space="0" w:color="000000" w:themeColor="text1"/>
+              <w:top w:val="single" w:sz="4" w:space="0" w:color="auto"/>
+              <w:left w:val="single" w:sz="4" w:space="0" w:color="auto"/>
+              <w:bottom w:val="single" w:sz="4" w:space="0" w:color="auto"/>
+              <w:right w:val="single" w:sz="4" w:space="0" w:color="auto"/>
             </w:tcBorders>
             <w:vAlign w:val="center"/>
           </w:tcPr>
@@ -9918,7 +10095,7 @@
             <w:tcW w:w="2596" w:type="dxa"/>
             <w:tcBorders>
               <w:top w:val="single" w:sz="2" w:space="0" w:color="000000" w:themeColor="text1"/>
-              <w:left w:val="single" w:sz="2" w:space="0" w:color="000000" w:themeColor="text1"/>
+              <w:left w:val="single" w:sz="4" w:space="0" w:color="auto"/>
               <w:bottom w:val="single" w:sz="2" w:space="0" w:color="000000" w:themeColor="text1"/>
               <w:right w:val="single" w:sz="2" w:space="0" w:color="000000" w:themeColor="text1"/>
             </w:tcBorders>
@@ -9948,10 +10125,10 @@
             <w:cnfStyle w:val="001000000000" w:firstRow="0" w:lastRow="0" w:firstColumn="1" w:lastColumn="0" w:oddVBand="0" w:evenVBand="0" w:oddHBand="0" w:evenHBand="0" w:firstRowFirstColumn="0" w:firstRowLastColumn="0" w:lastRowFirstColumn="0" w:lastRowLastColumn="0"/>
             <w:tcW w:w="1823" w:type="dxa"/>
             <w:tcBorders>
-              <w:top w:val="single" w:sz="2" w:space="0" w:color="000000" w:themeColor="text1"/>
-              <w:left w:val="single" w:sz="2" w:space="0" w:color="000000" w:themeColor="text1"/>
-              <w:bottom w:val="single" w:sz="2" w:space="0" w:color="000000" w:themeColor="text1"/>
-              <w:right w:val="single" w:sz="2" w:space="0" w:color="000000" w:themeColor="text1"/>
+              <w:top w:val="single" w:sz="4" w:space="0" w:color="auto"/>
+              <w:left w:val="single" w:sz="4" w:space="0" w:color="auto"/>
+              <w:bottom w:val="single" w:sz="4" w:space="0" w:color="auto"/>
+              <w:right w:val="single" w:sz="4" w:space="0" w:color="auto"/>
             </w:tcBorders>
             <w:vAlign w:val="center"/>
           </w:tcPr>
@@ -9978,7 +10155,7 @@
             <w:tcW w:w="2596" w:type="dxa"/>
             <w:tcBorders>
               <w:top w:val="single" w:sz="2" w:space="0" w:color="000000" w:themeColor="text1"/>
-              <w:left w:val="single" w:sz="2" w:space="0" w:color="000000" w:themeColor="text1"/>
+              <w:left w:val="single" w:sz="4" w:space="0" w:color="auto"/>
               <w:bottom w:val="single" w:sz="2" w:space="0" w:color="000000" w:themeColor="text1"/>
               <w:right w:val="single" w:sz="2" w:space="0" w:color="000000" w:themeColor="text1"/>
             </w:tcBorders>
@@ -10007,10 +10184,10 @@
             <w:cnfStyle w:val="001000000000" w:firstRow="0" w:lastRow="0" w:firstColumn="1" w:lastColumn="0" w:oddVBand="0" w:evenVBand="0" w:oddHBand="0" w:evenHBand="0" w:firstRowFirstColumn="0" w:firstRowLastColumn="0" w:lastRowFirstColumn="0" w:lastRowLastColumn="0"/>
             <w:tcW w:w="1823" w:type="dxa"/>
             <w:tcBorders>
-              <w:top w:val="single" w:sz="2" w:space="0" w:color="000000" w:themeColor="text1"/>
-              <w:left w:val="single" w:sz="2" w:space="0" w:color="000000" w:themeColor="text1"/>
-              <w:bottom w:val="single" w:sz="2" w:space="0" w:color="000000" w:themeColor="text1"/>
-              <w:right w:val="single" w:sz="2" w:space="0" w:color="000000" w:themeColor="text1"/>
+              <w:top w:val="single" w:sz="4" w:space="0" w:color="auto"/>
+              <w:left w:val="single" w:sz="4" w:space="0" w:color="auto"/>
+              <w:bottom w:val="single" w:sz="4" w:space="0" w:color="auto"/>
+              <w:right w:val="single" w:sz="4" w:space="0" w:color="auto"/>
             </w:tcBorders>
             <w:vAlign w:val="center"/>
           </w:tcPr>
@@ -10037,7 +10214,7 @@
             <w:tcW w:w="2596" w:type="dxa"/>
             <w:tcBorders>
               <w:top w:val="single" w:sz="2" w:space="0" w:color="000000" w:themeColor="text1"/>
-              <w:left w:val="single" w:sz="2" w:space="0" w:color="000000" w:themeColor="text1"/>
+              <w:left w:val="single" w:sz="4" w:space="0" w:color="auto"/>
               <w:bottom w:val="single" w:sz="2" w:space="0" w:color="000000" w:themeColor="text1"/>
               <w:right w:val="single" w:sz="2" w:space="0" w:color="000000" w:themeColor="text1"/>
             </w:tcBorders>
@@ -10067,10 +10244,10 @@
             <w:cnfStyle w:val="001000000000" w:firstRow="0" w:lastRow="0" w:firstColumn="1" w:lastColumn="0" w:oddVBand="0" w:evenVBand="0" w:oddHBand="0" w:evenHBand="0" w:firstRowFirstColumn="0" w:firstRowLastColumn="0" w:lastRowFirstColumn="0" w:lastRowLastColumn="0"/>
             <w:tcW w:w="1823" w:type="dxa"/>
             <w:tcBorders>
-              <w:top w:val="single" w:sz="2" w:space="0" w:color="000000" w:themeColor="text1"/>
-              <w:left w:val="single" w:sz="2" w:space="0" w:color="000000" w:themeColor="text1"/>
-              <w:bottom w:val="single" w:sz="2" w:space="0" w:color="000000" w:themeColor="text1"/>
-              <w:right w:val="single" w:sz="2" w:space="0" w:color="000000" w:themeColor="text1"/>
+              <w:top w:val="single" w:sz="4" w:space="0" w:color="auto"/>
+              <w:left w:val="single" w:sz="4" w:space="0" w:color="auto"/>
+              <w:bottom w:val="single" w:sz="4" w:space="0" w:color="auto"/>
+              <w:right w:val="single" w:sz="4" w:space="0" w:color="auto"/>
             </w:tcBorders>
             <w:vAlign w:val="center"/>
           </w:tcPr>
@@ -10097,7 +10274,7 @@
             <w:tcW w:w="2596" w:type="dxa"/>
             <w:tcBorders>
               <w:top w:val="single" w:sz="2" w:space="0" w:color="000000" w:themeColor="text1"/>
-              <w:left w:val="single" w:sz="2" w:space="0" w:color="000000" w:themeColor="text1"/>
+              <w:left w:val="single" w:sz="4" w:space="0" w:color="auto"/>
               <w:bottom w:val="single" w:sz="2" w:space="0" w:color="000000" w:themeColor="text1"/>
               <w:right w:val="single" w:sz="2" w:space="0" w:color="000000" w:themeColor="text1"/>
             </w:tcBorders>
@@ -10126,10 +10303,10 @@
             <w:cnfStyle w:val="001000000000" w:firstRow="0" w:lastRow="0" w:firstColumn="1" w:lastColumn="0" w:oddVBand="0" w:evenVBand="0" w:oddHBand="0" w:evenHBand="0" w:firstRowFirstColumn="0" w:firstRowLastColumn="0" w:lastRowFirstColumn="0" w:lastRowLastColumn="0"/>
             <w:tcW w:w="1823" w:type="dxa"/>
             <w:tcBorders>
-              <w:top w:val="single" w:sz="2" w:space="0" w:color="000000" w:themeColor="text1"/>
-              <w:left w:val="single" w:sz="2" w:space="0" w:color="000000" w:themeColor="text1"/>
-              <w:bottom w:val="single" w:sz="2" w:space="0" w:color="000000" w:themeColor="text1"/>
-              <w:right w:val="single" w:sz="2" w:space="0" w:color="000000" w:themeColor="text1"/>
+              <w:top w:val="single" w:sz="4" w:space="0" w:color="auto"/>
+              <w:left w:val="single" w:sz="4" w:space="0" w:color="auto"/>
+              <w:bottom w:val="single" w:sz="4" w:space="0" w:color="auto"/>
+              <w:right w:val="single" w:sz="4" w:space="0" w:color="auto"/>
             </w:tcBorders>
             <w:vAlign w:val="center"/>
           </w:tcPr>
@@ -10156,7 +10333,7 @@
             <w:tcW w:w="2596" w:type="dxa"/>
             <w:tcBorders>
               <w:top w:val="single" w:sz="2" w:space="0" w:color="000000" w:themeColor="text1"/>
-              <w:left w:val="single" w:sz="2" w:space="0" w:color="000000" w:themeColor="text1"/>
+              <w:left w:val="single" w:sz="4" w:space="0" w:color="auto"/>
               <w:bottom w:val="single" w:sz="2" w:space="0" w:color="000000" w:themeColor="text1"/>
               <w:right w:val="single" w:sz="2" w:space="0" w:color="000000" w:themeColor="text1"/>
             </w:tcBorders>
@@ -10227,16 +10404,58 @@
           <w:szCs w:val="28"/>
         </w:rPr>
       </w:pPr>
-      <w:bookmarkStart w:id="13" w:name="_Toc239453102"/>
       <w:r>
         <w:rPr>
-          <w:rFonts w:ascii="Calibri" w:hAnsi="Calibri" w:cs="Calibri"/>
-          <w:sz w:val="28"/>
-          <w:szCs w:val="28"/>
+          <w:noProof/>
+          <w14:ligatures w14:val="standardContextual"/>
         </w:rPr>
-        <w:t>Pegar imagen</w:t>
+        <w:drawing>
+          <wp:inline distT="0" distB="0" distL="0" distR="0" wp14:anchorId="4B25DA78" wp14:editId="5D36F7CB">
+            <wp:extent cx="5612130" cy="3868420"/>
+            <wp:effectExtent l="19050" t="19050" r="26670" b="17780"/>
+            <wp:docPr id="174872875" name="Imagen 3"/>
+            <wp:cNvGraphicFramePr>
+              <a:graphicFrameLocks xmlns:a="http://schemas.openxmlformats.org/drawingml/2006/main" noChangeAspect="1"/>
+            </wp:cNvGraphicFramePr>
+            <a:graphic xmlns:a="http://schemas.openxmlformats.org/drawingml/2006/main">
+              <a:graphicData uri="http://schemas.openxmlformats.org/drawingml/2006/picture">
+                <pic:pic xmlns:pic="http://schemas.openxmlformats.org/drawingml/2006/picture">
+                  <pic:nvPicPr>
+                    <pic:cNvPr id="174872875" name="Imagen 174872875"/>
+                    <pic:cNvPicPr/>
+                  </pic:nvPicPr>
+                  <pic:blipFill>
+                    <a:blip r:embed="rId10" cstate="print">
+                      <a:extLst>
+                        <a:ext uri="{28A0092B-C50C-407E-A947-70E740481C1C}">
+                          <a14:useLocalDpi xmlns:a14="http://schemas.microsoft.com/office/drawing/2010/main" val="0"/>
+                        </a:ext>
+                      </a:extLst>
+                    </a:blip>
+                    <a:stretch>
+                      <a:fillRect/>
+                    </a:stretch>
+                  </pic:blipFill>
+                  <pic:spPr>
+                    <a:xfrm>
+                      <a:off x="0" y="0"/>
+                      <a:ext cx="5612130" cy="3868420"/>
+                    </a:xfrm>
+                    <a:prstGeom prst="rect">
+                      <a:avLst/>
+                    </a:prstGeom>
+                    <a:ln>
+                      <a:solidFill>
+                        <a:schemeClr val="tx1"/>
+                      </a:solidFill>
+                    </a:ln>
+                  </pic:spPr>
+                </pic:pic>
+              </a:graphicData>
+            </a:graphic>
+          </wp:inline>
+        </w:drawing>
       </w:r>
-      <w:bookmarkEnd w:id="13"/>
       <w:r>
         <w:br w:type="page"/>
       </w:r>
@@ -10255,7 +10474,7 @@
           <w:szCs w:val="28"/>
         </w:rPr>
       </w:pPr>
-      <w:bookmarkStart w:id="14" w:name="_Toc239453103"/>
+      <w:bookmarkStart w:id="13" w:name="_Toc239453103"/>
       <w:r>
         <w:rPr>
           <w:rFonts w:ascii="Calibri" w:hAnsi="Calibri" w:cs="Calibri"/>
@@ -10267,7 +10486,7 @@
         <w:lastRenderedPageBreak/>
         <w:t>Técnicas de prompting utilizadas</w:t>
       </w:r>
-      <w:bookmarkEnd w:id="14"/>
+      <w:bookmarkEnd w:id="13"/>
     </w:p>
     <w:p>
       <w:pPr>
@@ -10296,7 +10515,7 @@
           <w:szCs w:val="28"/>
         </w:rPr>
       </w:pPr>
-      <w:bookmarkStart w:id="15" w:name="_Toc239453104"/>
+      <w:bookmarkStart w:id="14" w:name="_Toc239453104"/>
       <w:r>
         <w:rPr>
           <w:rFonts w:ascii="Calibri" w:hAnsi="Calibri" w:cs="Calibri"/>
@@ -10308,7 +10527,7 @@
         <w:lastRenderedPageBreak/>
         <w:t>Inconsistencias detectadas y su resolución</w:t>
       </w:r>
-      <w:bookmarkEnd w:id="15"/>
+      <w:bookmarkEnd w:id="14"/>
       <w:r>
         <w:rPr>
           <w:rFonts w:ascii="Calibri" w:hAnsi="Calibri" w:cs="Calibri"/>
@@ -10337,7 +10556,7 @@
           <w:szCs w:val="22"/>
         </w:rPr>
       </w:pPr>
-      <w:bookmarkStart w:id="16" w:name="_Toc239453105"/>
+      <w:bookmarkStart w:id="15" w:name="_Toc239453105"/>
       <w:r>
         <w:rPr>
           <w:rFonts w:ascii="Calibri" w:hAnsi="Calibri" w:cs="Calibri"/>
@@ -10349,22 +10568,23 @@
         </w:rPr>
         <w:t>5.1 Inconsistencias resueltas</w:t>
       </w:r>
-      <w:bookmarkEnd w:id="16"/>
+      <w:bookmarkEnd w:id="15"/>
     </w:p>
     <w:tbl>
       <w:tblPr>
         <w:tblStyle w:val="Tabladelista3-nfasis1"/>
-        <w:tblW w:w="8647" w:type="dxa"/>
+        <w:tblW w:w="11435" w:type="dxa"/>
+        <w:tblInd w:w="-1279" w:type="dxa"/>
         <w:tblLayout w:type="fixed"/>
         <w:tblLook w:val="04A0" w:firstRow="1" w:lastRow="0" w:firstColumn="1" w:lastColumn="0" w:noHBand="0" w:noVBand="1"/>
       </w:tblPr>
       <w:tblGrid>
-        <w:gridCol w:w="709"/>
-        <w:gridCol w:w="1843"/>
-        <w:gridCol w:w="2693"/>
-        <w:gridCol w:w="633"/>
-        <w:gridCol w:w="1777"/>
-        <w:gridCol w:w="992"/>
+        <w:gridCol w:w="567"/>
+        <w:gridCol w:w="3402"/>
+        <w:gridCol w:w="2410"/>
+        <w:gridCol w:w="1134"/>
+        <w:gridCol w:w="3071"/>
+        <w:gridCol w:w="851"/>
       </w:tblGrid>
       <w:tr>
         <w:trPr>
@@ -10375,19 +10595,19 @@
         <w:tc>
           <w:tcPr>
             <w:cnfStyle w:val="001000000100" w:firstRow="0" w:lastRow="0" w:firstColumn="1" w:lastColumn="0" w:oddVBand="0" w:evenVBand="0" w:oddHBand="0" w:evenHBand="0" w:firstRowFirstColumn="1" w:firstRowLastColumn="0" w:lastRowFirstColumn="0" w:lastRowLastColumn="0"/>
-            <w:tcW w:w="709" w:type="dxa"/>
-            <w:tcBorders>
-              <w:top w:val="single" w:sz="2" w:space="0" w:color="000000" w:themeColor="text1"/>
-              <w:left w:val="single" w:sz="2" w:space="0" w:color="000000" w:themeColor="text1"/>
-              <w:bottom w:val="single" w:sz="2" w:space="0" w:color="000000" w:themeColor="text1"/>
-              <w:right w:val="single" w:sz="2" w:space="0" w:color="000000" w:themeColor="text1"/>
-            </w:tcBorders>
-            <w:vAlign w:val="center"/>
-          </w:tcPr>
-          <w:p>
-            <w:pPr>
-              <w:pStyle w:val="Sinespaciado"/>
-              <w:ind w:left="-36" w:hanging="94"/>
+            <w:tcW w:w="567" w:type="dxa"/>
+            <w:tcBorders>
+              <w:top w:val="single" w:sz="2" w:space="0" w:color="000000" w:themeColor="text1"/>
+              <w:left w:val="single" w:sz="2" w:space="0" w:color="000000" w:themeColor="text1"/>
+              <w:bottom w:val="single" w:sz="4" w:space="0" w:color="auto"/>
+              <w:right w:val="single" w:sz="2" w:space="0" w:color="000000" w:themeColor="text1"/>
+            </w:tcBorders>
+            <w:vAlign w:val="center"/>
+          </w:tcPr>
+          <w:p>
+            <w:pPr>
+              <w:pStyle w:val="Sinespaciado"/>
+              <w:ind w:left="-36" w:hanging="126"/>
               <w:jc w:val="center"/>
               <w:rPr>
                 <w:sz w:val="18"/>
@@ -10399,13 +10619,20 @@
                 <w:sz w:val="18"/>
                 <w:szCs w:val="18"/>
               </w:rPr>
+              <w:t xml:space="preserve">  </w:t>
+            </w:r>
+            <w:r>
+              <w:rPr>
+                <w:sz w:val="18"/>
+                <w:szCs w:val="18"/>
+              </w:rPr>
               <w:t>ID</w:t>
             </w:r>
           </w:p>
         </w:tc>
         <w:tc>
           <w:tcPr>
-            <w:tcW w:w="1843" w:type="dxa"/>
+            <w:tcW w:w="3402" w:type="dxa"/>
             <w:tcBorders>
               <w:top w:val="single" w:sz="4" w:space="0" w:color="156082" w:themeColor="accent1"/>
               <w:left w:val="single" w:sz="2" w:space="0" w:color="000000" w:themeColor="text1"/>
@@ -10435,7 +10662,7 @@
         </w:tc>
         <w:tc>
           <w:tcPr>
-            <w:tcW w:w="2693" w:type="dxa"/>
+            <w:tcW w:w="2410" w:type="dxa"/>
             <w:tcBorders>
               <w:top w:val="single" w:sz="2" w:space="0" w:color="000000" w:themeColor="text1"/>
               <w:left w:val="single" w:sz="2" w:space="0" w:color="000000" w:themeColor="text1"/>
@@ -10459,7 +10686,7 @@
                 <w:sz w:val="18"/>
                 <w:szCs w:val="18"/>
               </w:rPr>
-              <w:t>Fuente(s)</w:t>
+              <w:t>Fuentes</w:t>
             </w:r>
             <w:r>
               <w:rPr>
@@ -10472,7 +10699,7 @@
         </w:tc>
         <w:tc>
           <w:tcPr>
-            <w:tcW w:w="633" w:type="dxa"/>
+            <w:tcW w:w="1134" w:type="dxa"/>
             <w:tcBorders>
               <w:top w:val="single" w:sz="2" w:space="0" w:color="000000" w:themeColor="text1"/>
               <w:left w:val="single" w:sz="2" w:space="0" w:color="000000" w:themeColor="text1"/>
@@ -10501,7 +10728,7 @@
         </w:tc>
         <w:tc>
           <w:tcPr>
-            <w:tcW w:w="1777" w:type="dxa"/>
+            <w:tcW w:w="3071" w:type="dxa"/>
             <w:tcBorders>
               <w:top w:val="single" w:sz="2" w:space="0" w:color="000000" w:themeColor="text1"/>
               <w:left w:val="single" w:sz="2" w:space="0" w:color="000000" w:themeColor="text1"/>
@@ -10531,7 +10758,7 @@
         </w:tc>
         <w:tc>
           <w:tcPr>
-            <w:tcW w:w="992" w:type="dxa"/>
+            <w:tcW w:w="851" w:type="dxa"/>
             <w:tcBorders>
               <w:top w:val="single" w:sz="2" w:space="0" w:color="000000" w:themeColor="text1"/>
               <w:left w:val="single" w:sz="2" w:space="0" w:color="000000" w:themeColor="text1"/>
@@ -10556,6 +10783,2295 @@
               </w:rPr>
               <w:t xml:space="preserve">Decisión </w:t>
             </w:r>
+          </w:p>
+        </w:tc>
+      </w:tr>
+      <w:tr>
+        <w:trPr>
+          <w:cnfStyle w:val="000000100000" w:firstRow="0" w:lastRow="0" w:firstColumn="0" w:lastColumn="0" w:oddVBand="0" w:evenVBand="0" w:oddHBand="1" w:evenHBand="0" w:firstRowFirstColumn="0" w:firstRowLastColumn="0" w:lastRowFirstColumn="0" w:lastRowLastColumn="0"/>
+          <w:cantSplit/>
+          <w:trHeight w:val="1228"/>
+        </w:trPr>
+        <w:tc>
+          <w:tcPr>
+            <w:cnfStyle w:val="001000000000" w:firstRow="0" w:lastRow="0" w:firstColumn="1" w:lastColumn="0" w:oddVBand="0" w:evenVBand="0" w:oddHBand="0" w:evenHBand="0" w:firstRowFirstColumn="0" w:firstRowLastColumn="0" w:lastRowFirstColumn="0" w:lastRowLastColumn="0"/>
+            <w:tcW w:w="567" w:type="dxa"/>
+            <w:tcBorders>
+              <w:top w:val="single" w:sz="4" w:space="0" w:color="auto"/>
+              <w:left w:val="single" w:sz="4" w:space="0" w:color="auto"/>
+              <w:bottom w:val="single" w:sz="4" w:space="0" w:color="auto"/>
+              <w:right w:val="single" w:sz="4" w:space="0" w:color="auto"/>
+            </w:tcBorders>
+            <w:vAlign w:val="center"/>
+          </w:tcPr>
+          <w:p>
+            <w:pPr>
+              <w:pStyle w:val="Sinespaciado"/>
+              <w:rPr>
+                <w:sz w:val="16"/>
+                <w:szCs w:val="16"/>
+              </w:rPr>
+            </w:pPr>
+            <w:r>
+              <w:rPr>
+                <w:sz w:val="16"/>
+                <w:szCs w:val="16"/>
+              </w:rPr>
+              <w:t>H-0</w:t>
+            </w:r>
+            <w:r>
+              <w:rPr>
+                <w:sz w:val="16"/>
+                <w:szCs w:val="16"/>
+              </w:rPr>
+              <w:t>1</w:t>
+            </w:r>
+          </w:p>
+        </w:tc>
+        <w:tc>
+          <w:tcPr>
+            <w:tcW w:w="3402" w:type="dxa"/>
+            <w:tcBorders>
+              <w:top w:val="single" w:sz="2" w:space="0" w:color="000000" w:themeColor="text1"/>
+              <w:left w:val="single" w:sz="4" w:space="0" w:color="auto"/>
+              <w:bottom w:val="single" w:sz="2" w:space="0" w:color="000000" w:themeColor="text1"/>
+              <w:right w:val="single" w:sz="2" w:space="0" w:color="000000" w:themeColor="text1"/>
+            </w:tcBorders>
+            <w:vAlign w:val="center"/>
+          </w:tcPr>
+          <w:p>
+            <w:pPr>
+              <w:pStyle w:val="Sinespaciado"/>
+              <w:cnfStyle w:val="000000100000" w:firstRow="0" w:lastRow="0" w:firstColumn="0" w:lastColumn="0" w:oddVBand="0" w:evenVBand="0" w:oddHBand="1" w:evenHBand="0" w:firstRowFirstColumn="0" w:firstRowLastColumn="0" w:lastRowFirstColumn="0" w:lastRowLastColumn="0"/>
+              <w:rPr>
+                <w:sz w:val="16"/>
+                <w:szCs w:val="16"/>
+              </w:rPr>
+            </w:pPr>
+            <w:r>
+              <w:rPr>
+                <w:sz w:val="16"/>
+                <w:szCs w:val="16"/>
+              </w:rPr>
+              <w:t>Los umbrales de aprobación automática presentan contradicciones entre 85 puntos generales y 80 puntos sin señales de fraude, con un valor referencial sugerido de 90 por el cliente piloto y sin base científica declarada.</w:t>
+            </w:r>
+          </w:p>
+        </w:tc>
+        <w:tc>
+          <w:tcPr>
+            <w:tcW w:w="2410" w:type="dxa"/>
+            <w:tcBorders>
+              <w:top w:val="single" w:sz="2" w:space="0" w:color="000000" w:themeColor="text1"/>
+              <w:left w:val="single" w:sz="2" w:space="0" w:color="000000" w:themeColor="text1"/>
+              <w:bottom w:val="single" w:sz="2" w:space="0" w:color="000000" w:themeColor="text1"/>
+              <w:right w:val="single" w:sz="2" w:space="0" w:color="000000" w:themeColor="text1"/>
+            </w:tcBorders>
+            <w:vAlign w:val="center"/>
+          </w:tcPr>
+          <w:p>
+            <w:pPr>
+              <w:pStyle w:val="Sinespaciado"/>
+              <w:cnfStyle w:val="000000100000" w:firstRow="0" w:lastRow="0" w:firstColumn="0" w:lastColumn="0" w:oddVBand="0" w:evenVBand="0" w:oddHBand="1" w:evenHBand="0" w:firstRowFirstColumn="0" w:firstRowLastColumn="0" w:lastRowFirstColumn="0" w:lastRowLastColumn="0"/>
+              <w:rPr>
+                <w:sz w:val="16"/>
+                <w:szCs w:val="16"/>
+              </w:rPr>
+            </w:pPr>
+            <w:r>
+              <w:rPr>
+                <w:sz w:val="16"/>
+                <w:szCs w:val="16"/>
+              </w:rPr>
+              <w:t>§2.6 (85 puntos), §2.6 (80 puntos), ENT2 [00:13:05] (85, 60 y 0 puntos), ENT4 [00:11:06] (90 puntos)</w:t>
+            </w:r>
+          </w:p>
+        </w:tc>
+        <w:tc>
+          <w:tcPr>
+            <w:tcW w:w="1134" w:type="dxa"/>
+            <w:tcBorders>
+              <w:top w:val="single" w:sz="2" w:space="0" w:color="000000" w:themeColor="text1"/>
+              <w:left w:val="single" w:sz="2" w:space="0" w:color="000000" w:themeColor="text1"/>
+              <w:bottom w:val="single" w:sz="2" w:space="0" w:color="000000" w:themeColor="text1"/>
+              <w:right w:val="single" w:sz="2" w:space="0" w:color="000000" w:themeColor="text1"/>
+            </w:tcBorders>
+            <w:vAlign w:val="center"/>
+          </w:tcPr>
+          <w:p>
+            <w:pPr>
+              <w:pStyle w:val="Sinespaciado"/>
+              <w:cnfStyle w:val="000000100000" w:firstRow="0" w:lastRow="0" w:firstColumn="0" w:lastColumn="0" w:oddVBand="0" w:evenVBand="0" w:oddHBand="1" w:evenHBand="0" w:firstRowFirstColumn="0" w:firstRowLastColumn="0" w:lastRowFirstColumn="0" w:lastRowLastColumn="0"/>
+              <w:rPr>
+                <w:sz w:val="16"/>
+                <w:szCs w:val="16"/>
+              </w:rPr>
+            </w:pPr>
+            <w:r>
+              <w:rPr>
+                <w:sz w:val="16"/>
+                <w:szCs w:val="16"/>
+              </w:rPr>
+              <w:t>contradicción entre fuentes</w:t>
+            </w:r>
+          </w:p>
+        </w:tc>
+        <w:tc>
+          <w:tcPr>
+            <w:tcW w:w="3071" w:type="dxa"/>
+            <w:tcBorders>
+              <w:top w:val="single" w:sz="2" w:space="0" w:color="000000" w:themeColor="text1"/>
+              <w:left w:val="single" w:sz="2" w:space="0" w:color="000000" w:themeColor="text1"/>
+              <w:bottom w:val="single" w:sz="2" w:space="0" w:color="000000" w:themeColor="text1"/>
+              <w:right w:val="single" w:sz="2" w:space="0" w:color="000000" w:themeColor="text1"/>
+            </w:tcBorders>
+            <w:vAlign w:val="center"/>
+          </w:tcPr>
+          <w:p>
+            <w:pPr>
+              <w:pStyle w:val="Sinespaciado"/>
+              <w:cnfStyle w:val="000000100000" w:firstRow="0" w:lastRow="0" w:firstColumn="0" w:lastColumn="0" w:oddVBand="0" w:evenVBand="0" w:oddHBand="1" w:evenHBand="0" w:firstRowFirstColumn="0" w:firstRowLastColumn="0" w:lastRowFirstColumn="0" w:lastRowLastColumn="0"/>
+              <w:rPr>
+                <w:sz w:val="16"/>
+                <w:szCs w:val="16"/>
+              </w:rPr>
+            </w:pPr>
+            <w:r>
+              <w:rPr>
+                <w:sz w:val="16"/>
+                <w:szCs w:val="16"/>
+              </w:rPr>
+              <w:t>Se fija el umbral de aprobación automática en 90 puntos, alineado con lo solicitado por el cliente piloto. Se corrige la inconsistencia interna del documento (85 vs 80). El umbral queda configurable por cliente y se recalibrará con datos de la marcha blanca.</w:t>
+            </w:r>
+          </w:p>
+        </w:tc>
+        <w:tc>
+          <w:tcPr>
+            <w:tcW w:w="851" w:type="dxa"/>
+            <w:tcBorders>
+              <w:top w:val="single" w:sz="2" w:space="0" w:color="000000" w:themeColor="text1"/>
+              <w:left w:val="single" w:sz="2" w:space="0" w:color="000000" w:themeColor="text1"/>
+              <w:bottom w:val="single" w:sz="2" w:space="0" w:color="000000" w:themeColor="text1"/>
+              <w:right w:val="single" w:sz="2" w:space="0" w:color="000000" w:themeColor="text1"/>
+            </w:tcBorders>
+          </w:tcPr>
+          <w:p>
+            <w:pPr>
+              <w:pStyle w:val="Sinespaciado"/>
+              <w:cnfStyle w:val="000000100000" w:firstRow="0" w:lastRow="0" w:firstColumn="0" w:lastColumn="0" w:oddVBand="0" w:evenVBand="0" w:oddHBand="1" w:evenHBand="0" w:firstRowFirstColumn="0" w:firstRowLastColumn="0" w:lastRowFirstColumn="0" w:lastRowLastColumn="0"/>
+              <w:rPr>
+                <w:sz w:val="16"/>
+                <w:szCs w:val="16"/>
+              </w:rPr>
+            </w:pPr>
+          </w:p>
+        </w:tc>
+      </w:tr>
+      <w:tr>
+        <w:trPr>
+          <w:cantSplit/>
+          <w:trHeight w:val="1145"/>
+        </w:trPr>
+        <w:tc>
+          <w:tcPr>
+            <w:cnfStyle w:val="001000000000" w:firstRow="0" w:lastRow="0" w:firstColumn="1" w:lastColumn="0" w:oddVBand="0" w:evenVBand="0" w:oddHBand="0" w:evenHBand="0" w:firstRowFirstColumn="0" w:firstRowLastColumn="0" w:lastRowFirstColumn="0" w:lastRowLastColumn="0"/>
+            <w:tcW w:w="567" w:type="dxa"/>
+            <w:tcBorders>
+              <w:top w:val="single" w:sz="4" w:space="0" w:color="auto"/>
+              <w:left w:val="single" w:sz="4" w:space="0" w:color="auto"/>
+              <w:bottom w:val="single" w:sz="4" w:space="0" w:color="auto"/>
+              <w:right w:val="single" w:sz="4" w:space="0" w:color="auto"/>
+            </w:tcBorders>
+            <w:vAlign w:val="center"/>
+          </w:tcPr>
+          <w:p>
+            <w:pPr>
+              <w:pStyle w:val="Sinespaciado"/>
+              <w:jc w:val="center"/>
+              <w:rPr>
+                <w:sz w:val="16"/>
+                <w:szCs w:val="16"/>
+              </w:rPr>
+            </w:pPr>
+            <w:r>
+              <w:rPr>
+                <w:sz w:val="16"/>
+                <w:szCs w:val="16"/>
+              </w:rPr>
+              <w:t>H-0</w:t>
+            </w:r>
+            <w:r>
+              <w:rPr>
+                <w:sz w:val="16"/>
+                <w:szCs w:val="16"/>
+              </w:rPr>
+              <w:t>2</w:t>
+            </w:r>
+          </w:p>
+        </w:tc>
+        <w:tc>
+          <w:tcPr>
+            <w:tcW w:w="3402" w:type="dxa"/>
+            <w:tcBorders>
+              <w:top w:val="single" w:sz="2" w:space="0" w:color="000000" w:themeColor="text1"/>
+              <w:left w:val="single" w:sz="4" w:space="0" w:color="auto"/>
+              <w:bottom w:val="single" w:sz="2" w:space="0" w:color="000000" w:themeColor="text1"/>
+              <w:right w:val="single" w:sz="2" w:space="0" w:color="000000" w:themeColor="text1"/>
+            </w:tcBorders>
+            <w:vAlign w:val="center"/>
+          </w:tcPr>
+          <w:p>
+            <w:pPr>
+              <w:pStyle w:val="Sinespaciado"/>
+              <w:cnfStyle w:val="000000000000" w:firstRow="0" w:lastRow="0" w:firstColumn="0" w:lastColumn="0" w:oddVBand="0" w:evenVBand="0" w:oddHBand="0" w:evenHBand="0" w:firstRowFirstColumn="0" w:firstRowLastColumn="0" w:lastRowFirstColumn="0" w:lastRowLastColumn="0"/>
+              <w:rPr>
+                <w:sz w:val="16"/>
+                <w:szCs w:val="16"/>
+              </w:rPr>
+            </w:pPr>
+            <w:r>
+              <w:rPr>
+                <w:sz w:val="16"/>
+                <w:szCs w:val="16"/>
+              </w:rPr>
+              <w:t>La regla de conservación de evidencia de 90 días de la plataforma contradice el requerimiento de la aseguradora de conservar expedientes por 5 años (y hasta 10), además de la necesidad de respaldo ante reclamos que ocurren después de ese plazo.</w:t>
+            </w:r>
+          </w:p>
+        </w:tc>
+        <w:tc>
+          <w:tcPr>
+            <w:tcW w:w="2410" w:type="dxa"/>
+            <w:tcBorders>
+              <w:top w:val="single" w:sz="2" w:space="0" w:color="000000" w:themeColor="text1"/>
+              <w:left w:val="single" w:sz="2" w:space="0" w:color="000000" w:themeColor="text1"/>
+              <w:bottom w:val="single" w:sz="2" w:space="0" w:color="000000" w:themeColor="text1"/>
+              <w:right w:val="single" w:sz="2" w:space="0" w:color="000000" w:themeColor="text1"/>
+            </w:tcBorders>
+            <w:vAlign w:val="center"/>
+          </w:tcPr>
+          <w:p>
+            <w:pPr>
+              <w:pStyle w:val="Sinespaciado"/>
+              <w:cnfStyle w:val="000000000000" w:firstRow="0" w:lastRow="0" w:firstColumn="0" w:lastColumn="0" w:oddVBand="0" w:evenVBand="0" w:oddHBand="0" w:evenHBand="0" w:firstRowFirstColumn="0" w:firstRowLastColumn="0" w:lastRowFirstColumn="0" w:lastRowLastColumn="0"/>
+              <w:rPr>
+                <w:sz w:val="16"/>
+                <w:szCs w:val="16"/>
+              </w:rPr>
+            </w:pPr>
+            <w:r>
+              <w:rPr>
+                <w:sz w:val="16"/>
+                <w:szCs w:val="16"/>
+              </w:rPr>
+              <w:t>§2.11 (90 días), ENT6 [00:07:26] (5 años, algunos productos 10 años)</w:t>
+            </w:r>
+          </w:p>
+        </w:tc>
+        <w:tc>
+          <w:tcPr>
+            <w:tcW w:w="1134" w:type="dxa"/>
+            <w:tcBorders>
+              <w:top w:val="single" w:sz="2" w:space="0" w:color="000000" w:themeColor="text1"/>
+              <w:left w:val="single" w:sz="2" w:space="0" w:color="000000" w:themeColor="text1"/>
+              <w:bottom w:val="single" w:sz="2" w:space="0" w:color="000000" w:themeColor="text1"/>
+              <w:right w:val="single" w:sz="2" w:space="0" w:color="000000" w:themeColor="text1"/>
+            </w:tcBorders>
+            <w:vAlign w:val="center"/>
+          </w:tcPr>
+          <w:p>
+            <w:pPr>
+              <w:pStyle w:val="Sinespaciado"/>
+              <w:cnfStyle w:val="000000000000" w:firstRow="0" w:lastRow="0" w:firstColumn="0" w:lastColumn="0" w:oddVBand="0" w:evenVBand="0" w:oddHBand="0" w:evenHBand="0" w:firstRowFirstColumn="0" w:firstRowLastColumn="0" w:lastRowFirstColumn="0" w:lastRowLastColumn="0"/>
+              <w:rPr>
+                <w:sz w:val="16"/>
+                <w:szCs w:val="16"/>
+              </w:rPr>
+            </w:pPr>
+            <w:r>
+              <w:rPr>
+                <w:sz w:val="16"/>
+                <w:szCs w:val="16"/>
+              </w:rPr>
+              <w:t>conflicto entre interesados</w:t>
+            </w:r>
+          </w:p>
+        </w:tc>
+        <w:tc>
+          <w:tcPr>
+            <w:tcW w:w="3071" w:type="dxa"/>
+            <w:tcBorders>
+              <w:top w:val="single" w:sz="2" w:space="0" w:color="000000" w:themeColor="text1"/>
+              <w:left w:val="single" w:sz="2" w:space="0" w:color="000000" w:themeColor="text1"/>
+              <w:bottom w:val="single" w:sz="2" w:space="0" w:color="000000" w:themeColor="text1"/>
+              <w:right w:val="single" w:sz="2" w:space="0" w:color="000000" w:themeColor="text1"/>
+            </w:tcBorders>
+            <w:vAlign w:val="center"/>
+          </w:tcPr>
+          <w:p>
+            <w:pPr>
+              <w:pStyle w:val="Sinespaciado"/>
+              <w:cnfStyle w:val="000000000000" w:firstRow="0" w:lastRow="0" w:firstColumn="0" w:lastColumn="0" w:oddVBand="0" w:evenVBand="0" w:oddHBand="0" w:evenHBand="0" w:firstRowFirstColumn="0" w:firstRowLastColumn="0" w:lastRowFirstColumn="0" w:lastRowLastColumn="0"/>
+              <w:rPr>
+                <w:sz w:val="16"/>
+                <w:szCs w:val="16"/>
+              </w:rPr>
+            </w:pPr>
+            <w:r>
+              <w:rPr>
+                <w:sz w:val="16"/>
+                <w:szCs w:val="16"/>
+              </w:rPr>
+              <w:t>Se adopta el plazo de retención de la aseguradora (5 años, hasta 10 según producto) por sobre el default de 90 días. Evidencia en almacenamiento activo los primeros 90 días y luego archivo frío hasta cumplir el plazo correspondiente.</w:t>
+            </w:r>
+          </w:p>
+        </w:tc>
+        <w:tc>
+          <w:tcPr>
+            <w:tcW w:w="851" w:type="dxa"/>
+            <w:tcBorders>
+              <w:top w:val="single" w:sz="2" w:space="0" w:color="000000" w:themeColor="text1"/>
+              <w:left w:val="single" w:sz="2" w:space="0" w:color="000000" w:themeColor="text1"/>
+              <w:bottom w:val="single" w:sz="2" w:space="0" w:color="000000" w:themeColor="text1"/>
+              <w:right w:val="single" w:sz="2" w:space="0" w:color="000000" w:themeColor="text1"/>
+            </w:tcBorders>
+          </w:tcPr>
+          <w:p>
+            <w:pPr>
+              <w:pStyle w:val="Sinespaciado"/>
+              <w:cnfStyle w:val="000000000000" w:firstRow="0" w:lastRow="0" w:firstColumn="0" w:lastColumn="0" w:oddVBand="0" w:evenVBand="0" w:oddHBand="0" w:evenHBand="0" w:firstRowFirstColumn="0" w:firstRowLastColumn="0" w:lastRowFirstColumn="0" w:lastRowLastColumn="0"/>
+              <w:rPr>
+                <w:sz w:val="16"/>
+                <w:szCs w:val="16"/>
+              </w:rPr>
+            </w:pPr>
+          </w:p>
+        </w:tc>
+      </w:tr>
+      <w:tr>
+        <w:trPr>
+          <w:cnfStyle w:val="000000100000" w:firstRow="0" w:lastRow="0" w:firstColumn="0" w:lastColumn="0" w:oddVBand="0" w:evenVBand="0" w:oddHBand="1" w:evenHBand="0" w:firstRowFirstColumn="0" w:firstRowLastColumn="0" w:lastRowFirstColumn="0" w:lastRowLastColumn="0"/>
+          <w:cantSplit/>
+          <w:trHeight w:val="1248"/>
+        </w:trPr>
+        <w:tc>
+          <w:tcPr>
+            <w:cnfStyle w:val="001000000000" w:firstRow="0" w:lastRow="0" w:firstColumn="1" w:lastColumn="0" w:oddVBand="0" w:evenVBand="0" w:oddHBand="0" w:evenHBand="0" w:firstRowFirstColumn="0" w:firstRowLastColumn="0" w:lastRowFirstColumn="0" w:lastRowLastColumn="0"/>
+            <w:tcW w:w="567" w:type="dxa"/>
+            <w:tcBorders>
+              <w:top w:val="single" w:sz="4" w:space="0" w:color="auto"/>
+              <w:left w:val="single" w:sz="4" w:space="0" w:color="auto"/>
+              <w:bottom w:val="single" w:sz="4" w:space="0" w:color="auto"/>
+              <w:right w:val="single" w:sz="4" w:space="0" w:color="auto"/>
+            </w:tcBorders>
+            <w:vAlign w:val="center"/>
+          </w:tcPr>
+          <w:p>
+            <w:pPr>
+              <w:pStyle w:val="Sinespaciado"/>
+              <w:jc w:val="center"/>
+              <w:rPr>
+                <w:sz w:val="16"/>
+                <w:szCs w:val="16"/>
+              </w:rPr>
+            </w:pPr>
+            <w:r>
+              <w:rPr>
+                <w:sz w:val="16"/>
+                <w:szCs w:val="16"/>
+              </w:rPr>
+              <w:t>H-0</w:t>
+            </w:r>
+            <w:r>
+              <w:rPr>
+                <w:sz w:val="16"/>
+                <w:szCs w:val="16"/>
+              </w:rPr>
+              <w:t>3</w:t>
+            </w:r>
+          </w:p>
+        </w:tc>
+        <w:tc>
+          <w:tcPr>
+            <w:tcW w:w="3402" w:type="dxa"/>
+            <w:tcBorders>
+              <w:top w:val="single" w:sz="2" w:space="0" w:color="000000" w:themeColor="text1"/>
+              <w:left w:val="single" w:sz="4" w:space="0" w:color="auto"/>
+              <w:bottom w:val="single" w:sz="2" w:space="0" w:color="000000" w:themeColor="text1"/>
+              <w:right w:val="single" w:sz="2" w:space="0" w:color="000000" w:themeColor="text1"/>
+            </w:tcBorders>
+            <w:vAlign w:val="center"/>
+          </w:tcPr>
+          <w:p>
+            <w:pPr>
+              <w:pStyle w:val="Sinespaciado"/>
+              <w:cnfStyle w:val="000000100000" w:firstRow="0" w:lastRow="0" w:firstColumn="0" w:lastColumn="0" w:oddVBand="0" w:evenVBand="0" w:oddHBand="1" w:evenHBand="0" w:firstRowFirstColumn="0" w:firstRowLastColumn="0" w:lastRowFirstColumn="0" w:lastRowLastColumn="0"/>
+              <w:rPr>
+                <w:sz w:val="16"/>
+                <w:szCs w:val="16"/>
+              </w:rPr>
+            </w:pPr>
+            <w:r>
+              <w:rPr>
+                <w:sz w:val="16"/>
+                <w:szCs w:val="16"/>
+              </w:rPr>
+              <w:t>Aunque se definen límites de llamadas a la API de 100 por minuto en integración y 1000 en producción, no se especifica el comportamiento del sistema ante excesos (rechazo o encolamiento), lo que constituye un vacío crítico para la integración y la operación.</w:t>
+            </w:r>
+          </w:p>
+        </w:tc>
+        <w:tc>
+          <w:tcPr>
+            <w:tcW w:w="2410" w:type="dxa"/>
+            <w:tcBorders>
+              <w:top w:val="single" w:sz="2" w:space="0" w:color="000000" w:themeColor="text1"/>
+              <w:left w:val="single" w:sz="2" w:space="0" w:color="000000" w:themeColor="text1"/>
+              <w:bottom w:val="single" w:sz="2" w:space="0" w:color="000000" w:themeColor="text1"/>
+              <w:right w:val="single" w:sz="2" w:space="0" w:color="000000" w:themeColor="text1"/>
+            </w:tcBorders>
+            <w:vAlign w:val="center"/>
+          </w:tcPr>
+          <w:p>
+            <w:pPr>
+              <w:pStyle w:val="Sinespaciado"/>
+              <w:cnfStyle w:val="000000100000" w:firstRow="0" w:lastRow="0" w:firstColumn="0" w:lastColumn="0" w:oddVBand="0" w:evenVBand="0" w:oddHBand="1" w:evenHBand="0" w:firstRowFirstColumn="0" w:firstRowLastColumn="0" w:lastRowFirstColumn="0" w:lastRowLastColumn="0"/>
+              <w:rPr>
+                <w:sz w:val="16"/>
+                <w:szCs w:val="16"/>
+              </w:rPr>
+            </w:pPr>
+            <w:r>
+              <w:rPr>
+                <w:sz w:val="16"/>
+                <w:szCs w:val="16"/>
+              </w:rPr>
+              <w:t>§2.10 (1.000 llamadas/minuto por cliente, 100 llamadas/minuto en integración), ENT7 [00:06:37] (límite de 100 llamadas/minuto y comportamiento ante el exceso: rechazo o encolamiento)</w:t>
+            </w:r>
+          </w:p>
+        </w:tc>
+        <w:tc>
+          <w:tcPr>
+            <w:tcW w:w="1134" w:type="dxa"/>
+            <w:tcBorders>
+              <w:top w:val="single" w:sz="2" w:space="0" w:color="000000" w:themeColor="text1"/>
+              <w:left w:val="single" w:sz="2" w:space="0" w:color="000000" w:themeColor="text1"/>
+              <w:bottom w:val="single" w:sz="2" w:space="0" w:color="000000" w:themeColor="text1"/>
+              <w:right w:val="single" w:sz="2" w:space="0" w:color="000000" w:themeColor="text1"/>
+            </w:tcBorders>
+            <w:vAlign w:val="center"/>
+          </w:tcPr>
+          <w:p>
+            <w:pPr>
+              <w:pStyle w:val="Sinespaciado"/>
+              <w:cnfStyle w:val="000000100000" w:firstRow="0" w:lastRow="0" w:firstColumn="0" w:lastColumn="0" w:oddVBand="0" w:evenVBand="0" w:oddHBand="1" w:evenHBand="0" w:firstRowFirstColumn="0" w:firstRowLastColumn="0" w:lastRowFirstColumn="0" w:lastRowLastColumn="0"/>
+              <w:rPr>
+                <w:sz w:val="16"/>
+                <w:szCs w:val="16"/>
+              </w:rPr>
+            </w:pPr>
+            <w:r>
+              <w:rPr>
+                <w:sz w:val="16"/>
+                <w:szCs w:val="16"/>
+              </w:rPr>
+              <w:t>vacío</w:t>
+            </w:r>
+            <w:r>
+              <w:t xml:space="preserve"> </w:t>
+            </w:r>
+            <w:r>
+              <w:rPr>
+                <w:sz w:val="16"/>
+                <w:szCs w:val="16"/>
+              </w:rPr>
+              <w:t>(regla de negocio sin requisito que la soporte)</w:t>
+            </w:r>
+          </w:p>
+        </w:tc>
+        <w:tc>
+          <w:tcPr>
+            <w:tcW w:w="3071" w:type="dxa"/>
+            <w:tcBorders>
+              <w:top w:val="single" w:sz="2" w:space="0" w:color="000000" w:themeColor="text1"/>
+              <w:left w:val="single" w:sz="2" w:space="0" w:color="000000" w:themeColor="text1"/>
+              <w:bottom w:val="single" w:sz="2" w:space="0" w:color="000000" w:themeColor="text1"/>
+              <w:right w:val="single" w:sz="2" w:space="0" w:color="000000" w:themeColor="text1"/>
+            </w:tcBorders>
+            <w:vAlign w:val="center"/>
+          </w:tcPr>
+          <w:p>
+            <w:pPr>
+              <w:pStyle w:val="Sinespaciado"/>
+              <w:cnfStyle w:val="000000100000" w:firstRow="0" w:lastRow="0" w:firstColumn="0" w:lastColumn="0" w:oddVBand="0" w:evenVBand="0" w:oddHBand="1" w:evenHBand="0" w:firstRowFirstColumn="0" w:firstRowLastColumn="0" w:lastRowFirstColumn="0" w:lastRowLastColumn="0"/>
+              <w:rPr>
+                <w:sz w:val="16"/>
+                <w:szCs w:val="16"/>
+              </w:rPr>
+            </w:pPr>
+            <w:r>
+              <w:rPr>
+                <w:sz w:val="16"/>
+                <w:szCs w:val="16"/>
+              </w:rPr>
+              <w:t>Se define un modo de carga por lote (</w:t>
+            </w:r>
+            <w:proofErr w:type="spellStart"/>
+            <w:r>
+              <w:rPr>
+                <w:sz w:val="16"/>
+                <w:szCs w:val="16"/>
+              </w:rPr>
+              <w:t>bulk</w:t>
+            </w:r>
+            <w:proofErr w:type="spellEnd"/>
+            <w:r>
+              <w:rPr>
+                <w:sz w:val="16"/>
+                <w:szCs w:val="16"/>
+              </w:rPr>
+              <w:t xml:space="preserve">) con límite propio para cargas masivas predecibles (histórico inicial, catch-up tras caídas). Para tráfico estándar, exceso de límite = rechazo con cabecera </w:t>
+            </w:r>
+            <w:proofErr w:type="spellStart"/>
+            <w:r>
+              <w:rPr>
+                <w:sz w:val="16"/>
+                <w:szCs w:val="16"/>
+              </w:rPr>
+              <w:t>Retry</w:t>
+            </w:r>
+            <w:proofErr w:type="spellEnd"/>
+            <w:r>
+              <w:rPr>
+                <w:sz w:val="16"/>
+                <w:szCs w:val="16"/>
+              </w:rPr>
+              <w:t>-After.</w:t>
+            </w:r>
+          </w:p>
+        </w:tc>
+        <w:tc>
+          <w:tcPr>
+            <w:tcW w:w="851" w:type="dxa"/>
+            <w:tcBorders>
+              <w:top w:val="single" w:sz="2" w:space="0" w:color="000000" w:themeColor="text1"/>
+              <w:left w:val="single" w:sz="2" w:space="0" w:color="000000" w:themeColor="text1"/>
+              <w:bottom w:val="single" w:sz="2" w:space="0" w:color="000000" w:themeColor="text1"/>
+              <w:right w:val="single" w:sz="2" w:space="0" w:color="000000" w:themeColor="text1"/>
+            </w:tcBorders>
+          </w:tcPr>
+          <w:p>
+            <w:pPr>
+              <w:pStyle w:val="Sinespaciado"/>
+              <w:cnfStyle w:val="000000100000" w:firstRow="0" w:lastRow="0" w:firstColumn="0" w:lastColumn="0" w:oddVBand="0" w:evenVBand="0" w:oddHBand="1" w:evenHBand="0" w:firstRowFirstColumn="0" w:firstRowLastColumn="0" w:lastRowFirstColumn="0" w:lastRowLastColumn="0"/>
+              <w:rPr>
+                <w:sz w:val="16"/>
+                <w:szCs w:val="16"/>
+              </w:rPr>
+            </w:pPr>
+          </w:p>
+        </w:tc>
+      </w:tr>
+      <w:tr>
+        <w:trPr>
+          <w:cantSplit/>
+          <w:trHeight w:val="1691"/>
+        </w:trPr>
+        <w:tc>
+          <w:tcPr>
+            <w:cnfStyle w:val="001000000000" w:firstRow="0" w:lastRow="0" w:firstColumn="1" w:lastColumn="0" w:oddVBand="0" w:evenVBand="0" w:oddHBand="0" w:evenHBand="0" w:firstRowFirstColumn="0" w:firstRowLastColumn="0" w:lastRowFirstColumn="0" w:lastRowLastColumn="0"/>
+            <w:tcW w:w="567" w:type="dxa"/>
+            <w:tcBorders>
+              <w:top w:val="single" w:sz="4" w:space="0" w:color="auto"/>
+              <w:left w:val="single" w:sz="4" w:space="0" w:color="auto"/>
+              <w:bottom w:val="single" w:sz="4" w:space="0" w:color="auto"/>
+              <w:right w:val="single" w:sz="4" w:space="0" w:color="auto"/>
+            </w:tcBorders>
+            <w:vAlign w:val="center"/>
+          </w:tcPr>
+          <w:p>
+            <w:pPr>
+              <w:pStyle w:val="Sinespaciado"/>
+              <w:jc w:val="center"/>
+              <w:rPr>
+                <w:sz w:val="16"/>
+                <w:szCs w:val="16"/>
+              </w:rPr>
+            </w:pPr>
+            <w:r>
+              <w:rPr>
+                <w:sz w:val="16"/>
+                <w:szCs w:val="16"/>
+              </w:rPr>
+              <w:t>H-0</w:t>
+            </w:r>
+            <w:r>
+              <w:rPr>
+                <w:sz w:val="16"/>
+                <w:szCs w:val="16"/>
+              </w:rPr>
+              <w:t>4</w:t>
+            </w:r>
+          </w:p>
+        </w:tc>
+        <w:tc>
+          <w:tcPr>
+            <w:tcW w:w="3402" w:type="dxa"/>
+            <w:tcBorders>
+              <w:top w:val="single" w:sz="2" w:space="0" w:color="000000" w:themeColor="text1"/>
+              <w:left w:val="single" w:sz="4" w:space="0" w:color="auto"/>
+              <w:bottom w:val="single" w:sz="2" w:space="0" w:color="000000" w:themeColor="text1"/>
+              <w:right w:val="single" w:sz="2" w:space="0" w:color="000000" w:themeColor="text1"/>
+            </w:tcBorders>
+            <w:vAlign w:val="center"/>
+          </w:tcPr>
+          <w:p>
+            <w:pPr>
+              <w:pStyle w:val="Sinespaciado"/>
+              <w:cnfStyle w:val="000000000000" w:firstRow="0" w:lastRow="0" w:firstColumn="0" w:lastColumn="0" w:oddVBand="0" w:evenVBand="0" w:oddHBand="0" w:evenHBand="0" w:firstRowFirstColumn="0" w:firstRowLastColumn="0" w:lastRowFirstColumn="0" w:lastRowLastColumn="0"/>
+              <w:rPr>
+                <w:sz w:val="16"/>
+                <w:szCs w:val="16"/>
+              </w:rPr>
+            </w:pPr>
+            <w:r>
+              <w:rPr>
+                <w:sz w:val="16"/>
+                <w:szCs w:val="16"/>
+              </w:rPr>
+              <w:t>Existen discrepancias sobre la facturación, pues Rodrigo opina cobrar también casos derivados a revisión humana, mientras la propuesta formal y el área de finanzas establecen que solo se cobra la decisión automática, y el gerente general defiende cobrar por todo procesamiento concluyente, en contraste con la postura de finanzas y la propuesta comercial.</w:t>
+            </w:r>
+          </w:p>
+        </w:tc>
+        <w:tc>
+          <w:tcPr>
+            <w:tcW w:w="2410" w:type="dxa"/>
+            <w:tcBorders>
+              <w:top w:val="single" w:sz="2" w:space="0" w:color="000000" w:themeColor="text1"/>
+              <w:left w:val="single" w:sz="2" w:space="0" w:color="000000" w:themeColor="text1"/>
+              <w:bottom w:val="single" w:sz="2" w:space="0" w:color="000000" w:themeColor="text1"/>
+              <w:right w:val="single" w:sz="2" w:space="0" w:color="000000" w:themeColor="text1"/>
+            </w:tcBorders>
+            <w:vAlign w:val="center"/>
+          </w:tcPr>
+          <w:p>
+            <w:pPr>
+              <w:pStyle w:val="Sinespaciado"/>
+              <w:cnfStyle w:val="000000000000" w:firstRow="0" w:lastRow="0" w:firstColumn="0" w:lastColumn="0" w:oddVBand="0" w:evenVBand="0" w:oddHBand="0" w:evenHBand="0" w:firstRowFirstColumn="0" w:firstRowLastColumn="0" w:lastRowFirstColumn="0" w:lastRowLastColumn="0"/>
+              <w:rPr>
+                <w:sz w:val="16"/>
+                <w:szCs w:val="16"/>
+              </w:rPr>
+            </w:pPr>
+            <w:r>
+              <w:rPr>
+                <w:sz w:val="16"/>
+                <w:szCs w:val="16"/>
+              </w:rPr>
+              <w:t>ENT1 [00:06:26] (se cobra, decisión automática), §2.14 (validación efectiva, validaciones útiles y concluyentes), ENT8 [00:02:36] (se cobra si la plataforma resuelve el caso sola; no se cobra si termina en escritorio de analista)</w:t>
+            </w:r>
+          </w:p>
+        </w:tc>
+        <w:tc>
+          <w:tcPr>
+            <w:tcW w:w="1134" w:type="dxa"/>
+            <w:tcBorders>
+              <w:top w:val="single" w:sz="2" w:space="0" w:color="000000" w:themeColor="text1"/>
+              <w:left w:val="single" w:sz="2" w:space="0" w:color="000000" w:themeColor="text1"/>
+              <w:bottom w:val="single" w:sz="2" w:space="0" w:color="000000" w:themeColor="text1"/>
+              <w:right w:val="single" w:sz="2" w:space="0" w:color="000000" w:themeColor="text1"/>
+            </w:tcBorders>
+            <w:vAlign w:val="center"/>
+          </w:tcPr>
+          <w:p>
+            <w:pPr>
+              <w:pStyle w:val="Sinespaciado"/>
+              <w:cnfStyle w:val="000000000000" w:firstRow="0" w:lastRow="0" w:firstColumn="0" w:lastColumn="0" w:oddVBand="0" w:evenVBand="0" w:oddHBand="0" w:evenHBand="0" w:firstRowFirstColumn="0" w:firstRowLastColumn="0" w:lastRowFirstColumn="0" w:lastRowLastColumn="0"/>
+              <w:rPr>
+                <w:sz w:val="16"/>
+                <w:szCs w:val="16"/>
+              </w:rPr>
+            </w:pPr>
+            <w:r>
+              <w:rPr>
+                <w:sz w:val="16"/>
+                <w:szCs w:val="16"/>
+              </w:rPr>
+              <w:t>conflicto entre interesados</w:t>
+            </w:r>
+          </w:p>
+        </w:tc>
+        <w:tc>
+          <w:tcPr>
+            <w:tcW w:w="3071" w:type="dxa"/>
+            <w:tcBorders>
+              <w:top w:val="single" w:sz="2" w:space="0" w:color="000000" w:themeColor="text1"/>
+              <w:left w:val="single" w:sz="2" w:space="0" w:color="000000" w:themeColor="text1"/>
+              <w:bottom w:val="single" w:sz="2" w:space="0" w:color="000000" w:themeColor="text1"/>
+              <w:right w:val="single" w:sz="2" w:space="0" w:color="000000" w:themeColor="text1"/>
+            </w:tcBorders>
+            <w:vAlign w:val="center"/>
+          </w:tcPr>
+          <w:p>
+            <w:pPr>
+              <w:pStyle w:val="Sinespaciado"/>
+              <w:cnfStyle w:val="000000000000" w:firstRow="0" w:lastRow="0" w:firstColumn="0" w:lastColumn="0" w:oddVBand="0" w:evenVBand="0" w:oddHBand="0" w:evenHBand="0" w:firstRowFirstColumn="0" w:firstRowLastColumn="0" w:lastRowFirstColumn="0" w:lastRowLastColumn="0"/>
+              <w:rPr>
+                <w:sz w:val="16"/>
+                <w:szCs w:val="16"/>
+              </w:rPr>
+            </w:pPr>
+            <w:r>
+              <w:rPr>
+                <w:sz w:val="16"/>
+                <w:szCs w:val="16"/>
+              </w:rPr>
+              <w:t>Se mantiene el criterio de la propuesta comercial ya enviada al cliente: se cobra únicamente cuando la plataforma resuelve el caso de forma automática. Casos derivados a revisión humana no se facturan.</w:t>
+            </w:r>
+          </w:p>
+        </w:tc>
+        <w:tc>
+          <w:tcPr>
+            <w:tcW w:w="851" w:type="dxa"/>
+            <w:tcBorders>
+              <w:top w:val="single" w:sz="2" w:space="0" w:color="000000" w:themeColor="text1"/>
+              <w:left w:val="single" w:sz="2" w:space="0" w:color="000000" w:themeColor="text1"/>
+              <w:bottom w:val="single" w:sz="2" w:space="0" w:color="000000" w:themeColor="text1"/>
+              <w:right w:val="single" w:sz="2" w:space="0" w:color="000000" w:themeColor="text1"/>
+            </w:tcBorders>
+          </w:tcPr>
+          <w:p>
+            <w:pPr>
+              <w:pStyle w:val="Sinespaciado"/>
+              <w:cnfStyle w:val="000000000000" w:firstRow="0" w:lastRow="0" w:firstColumn="0" w:lastColumn="0" w:oddVBand="0" w:evenVBand="0" w:oddHBand="0" w:evenHBand="0" w:firstRowFirstColumn="0" w:firstRowLastColumn="0" w:lastRowFirstColumn="0" w:lastRowLastColumn="0"/>
+              <w:rPr>
+                <w:sz w:val="16"/>
+                <w:szCs w:val="16"/>
+              </w:rPr>
+            </w:pPr>
+          </w:p>
+        </w:tc>
+      </w:tr>
+      <w:tr>
+        <w:trPr>
+          <w:cnfStyle w:val="000000100000" w:firstRow="0" w:lastRow="0" w:firstColumn="0" w:lastColumn="0" w:oddVBand="0" w:evenVBand="0" w:oddHBand="1" w:evenHBand="0" w:firstRowFirstColumn="0" w:firstRowLastColumn="0" w:lastRowFirstColumn="0" w:lastRowLastColumn="0"/>
+          <w:cantSplit/>
+          <w:trHeight w:val="850"/>
+        </w:trPr>
+        <w:tc>
+          <w:tcPr>
+            <w:cnfStyle w:val="001000000000" w:firstRow="0" w:lastRow="0" w:firstColumn="1" w:lastColumn="0" w:oddVBand="0" w:evenVBand="0" w:oddHBand="0" w:evenHBand="0" w:firstRowFirstColumn="0" w:firstRowLastColumn="0" w:lastRowFirstColumn="0" w:lastRowLastColumn="0"/>
+            <w:tcW w:w="567" w:type="dxa"/>
+            <w:tcBorders>
+              <w:top w:val="single" w:sz="4" w:space="0" w:color="auto"/>
+              <w:left w:val="single" w:sz="4" w:space="0" w:color="auto"/>
+              <w:bottom w:val="single" w:sz="4" w:space="0" w:color="auto"/>
+              <w:right w:val="single" w:sz="4" w:space="0" w:color="auto"/>
+            </w:tcBorders>
+            <w:vAlign w:val="center"/>
+          </w:tcPr>
+          <w:p>
+            <w:pPr>
+              <w:pStyle w:val="Sinespaciado"/>
+              <w:jc w:val="center"/>
+              <w:rPr>
+                <w:sz w:val="16"/>
+                <w:szCs w:val="16"/>
+              </w:rPr>
+            </w:pPr>
+            <w:r>
+              <w:rPr>
+                <w:sz w:val="16"/>
+                <w:szCs w:val="16"/>
+              </w:rPr>
+              <w:t>H-0</w:t>
+            </w:r>
+            <w:r>
+              <w:rPr>
+                <w:sz w:val="16"/>
+                <w:szCs w:val="16"/>
+              </w:rPr>
+              <w:t>5</w:t>
+            </w:r>
+          </w:p>
+        </w:tc>
+        <w:tc>
+          <w:tcPr>
+            <w:tcW w:w="3402" w:type="dxa"/>
+            <w:tcBorders>
+              <w:top w:val="single" w:sz="2" w:space="0" w:color="000000" w:themeColor="text1"/>
+              <w:left w:val="single" w:sz="4" w:space="0" w:color="auto"/>
+              <w:bottom w:val="single" w:sz="2" w:space="0" w:color="000000" w:themeColor="text1"/>
+              <w:right w:val="single" w:sz="2" w:space="0" w:color="000000" w:themeColor="text1"/>
+            </w:tcBorders>
+            <w:vAlign w:val="center"/>
+          </w:tcPr>
+          <w:p>
+            <w:pPr>
+              <w:pStyle w:val="Sinespaciado"/>
+              <w:tabs>
+                <w:tab w:val="left" w:pos="1190"/>
+              </w:tabs>
+              <w:cnfStyle w:val="000000100000" w:firstRow="0" w:lastRow="0" w:firstColumn="0" w:lastColumn="0" w:oddVBand="0" w:evenVBand="0" w:oddHBand="1" w:evenHBand="0" w:firstRowFirstColumn="0" w:firstRowLastColumn="0" w:lastRowFirstColumn="0" w:lastRowLastColumn="0"/>
+              <w:rPr>
+                <w:sz w:val="16"/>
+                <w:szCs w:val="16"/>
+              </w:rPr>
+            </w:pPr>
+            <w:r>
+              <w:rPr>
+                <w:sz w:val="16"/>
+                <w:szCs w:val="16"/>
+              </w:rPr>
+              <w:t>La decisión sobre qué señales llevarán un mínimo propio y sus valores está pendiente de definir con el área de riesgo del cliente piloto, lo que afecta la lógica de decisión.</w:t>
+            </w:r>
+          </w:p>
+        </w:tc>
+        <w:tc>
+          <w:tcPr>
+            <w:tcW w:w="2410" w:type="dxa"/>
+            <w:tcBorders>
+              <w:top w:val="single" w:sz="2" w:space="0" w:color="000000" w:themeColor="text1"/>
+              <w:left w:val="single" w:sz="2" w:space="0" w:color="000000" w:themeColor="text1"/>
+              <w:bottom w:val="single" w:sz="2" w:space="0" w:color="000000" w:themeColor="text1"/>
+              <w:right w:val="single" w:sz="2" w:space="0" w:color="000000" w:themeColor="text1"/>
+            </w:tcBorders>
+            <w:vAlign w:val="center"/>
+          </w:tcPr>
+          <w:p>
+            <w:pPr>
+              <w:pStyle w:val="Sinespaciado"/>
+              <w:cnfStyle w:val="000000100000" w:firstRow="0" w:lastRow="0" w:firstColumn="0" w:lastColumn="0" w:oddVBand="0" w:evenVBand="0" w:oddHBand="1" w:evenHBand="0" w:firstRowFirstColumn="0" w:firstRowLastColumn="0" w:lastRowFirstColumn="0" w:lastRowLastColumn="0"/>
+              <w:rPr>
+                <w:sz w:val="16"/>
+                <w:szCs w:val="16"/>
+              </w:rPr>
+            </w:pPr>
+            <w:r>
+              <w:rPr>
+                <w:sz w:val="16"/>
+                <w:szCs w:val="16"/>
+              </w:rPr>
+              <w:t>§2.6 (valores de señales pendientes de definir)</w:t>
+            </w:r>
+          </w:p>
+        </w:tc>
+        <w:tc>
+          <w:tcPr>
+            <w:tcW w:w="1134" w:type="dxa"/>
+            <w:tcBorders>
+              <w:top w:val="single" w:sz="2" w:space="0" w:color="000000" w:themeColor="text1"/>
+              <w:left w:val="single" w:sz="2" w:space="0" w:color="000000" w:themeColor="text1"/>
+              <w:bottom w:val="single" w:sz="2" w:space="0" w:color="000000" w:themeColor="text1"/>
+              <w:right w:val="single" w:sz="2" w:space="0" w:color="000000" w:themeColor="text1"/>
+            </w:tcBorders>
+            <w:vAlign w:val="center"/>
+          </w:tcPr>
+          <w:p>
+            <w:pPr>
+              <w:pStyle w:val="Sinespaciado"/>
+              <w:cnfStyle w:val="000000100000" w:firstRow="0" w:lastRow="0" w:firstColumn="0" w:lastColumn="0" w:oddVBand="0" w:evenVBand="0" w:oddHBand="1" w:evenHBand="0" w:firstRowFirstColumn="0" w:firstRowLastColumn="0" w:lastRowFirstColumn="0" w:lastRowLastColumn="0"/>
+              <w:rPr>
+                <w:sz w:val="16"/>
+                <w:szCs w:val="16"/>
+              </w:rPr>
+            </w:pPr>
+            <w:r>
+              <w:rPr>
+                <w:sz w:val="16"/>
+                <w:szCs w:val="16"/>
+              </w:rPr>
+              <w:t>decisión pendiente declarada</w:t>
+            </w:r>
+          </w:p>
+        </w:tc>
+        <w:tc>
+          <w:tcPr>
+            <w:tcW w:w="3071" w:type="dxa"/>
+            <w:tcBorders>
+              <w:top w:val="single" w:sz="2" w:space="0" w:color="000000" w:themeColor="text1"/>
+              <w:left w:val="single" w:sz="2" w:space="0" w:color="000000" w:themeColor="text1"/>
+              <w:bottom w:val="single" w:sz="2" w:space="0" w:color="000000" w:themeColor="text1"/>
+              <w:right w:val="single" w:sz="2" w:space="0" w:color="000000" w:themeColor="text1"/>
+            </w:tcBorders>
+            <w:vAlign w:val="center"/>
+          </w:tcPr>
+          <w:p>
+            <w:pPr>
+              <w:pStyle w:val="Sinespaciado"/>
+              <w:cnfStyle w:val="000000100000" w:firstRow="0" w:lastRow="0" w:firstColumn="0" w:lastColumn="0" w:oddVBand="0" w:evenVBand="0" w:oddHBand="1" w:evenHBand="0" w:firstRowFirstColumn="0" w:firstRowLastColumn="0" w:lastRowFirstColumn="0" w:lastRowLastColumn="0"/>
+              <w:rPr>
+                <w:sz w:val="16"/>
+                <w:szCs w:val="16"/>
+              </w:rPr>
+            </w:pPr>
+            <w:r>
+              <w:rPr>
+                <w:sz w:val="16"/>
+                <w:szCs w:val="16"/>
+              </w:rPr>
+              <w:t>Pendiente de definir en conjunto con el área de riesgo del cliente piloto. Se agenda reunión de trabajo dedicada antes de cerrar la especificación.</w:t>
+            </w:r>
+          </w:p>
+        </w:tc>
+        <w:tc>
+          <w:tcPr>
+            <w:tcW w:w="851" w:type="dxa"/>
+            <w:tcBorders>
+              <w:top w:val="single" w:sz="2" w:space="0" w:color="000000" w:themeColor="text1"/>
+              <w:left w:val="single" w:sz="2" w:space="0" w:color="000000" w:themeColor="text1"/>
+              <w:bottom w:val="single" w:sz="2" w:space="0" w:color="000000" w:themeColor="text1"/>
+              <w:right w:val="single" w:sz="2" w:space="0" w:color="000000" w:themeColor="text1"/>
+            </w:tcBorders>
+          </w:tcPr>
+          <w:p>
+            <w:pPr>
+              <w:pStyle w:val="Sinespaciado"/>
+              <w:cnfStyle w:val="000000100000" w:firstRow="0" w:lastRow="0" w:firstColumn="0" w:lastColumn="0" w:oddVBand="0" w:evenVBand="0" w:oddHBand="1" w:evenHBand="0" w:firstRowFirstColumn="0" w:firstRowLastColumn="0" w:lastRowFirstColumn="0" w:lastRowLastColumn="0"/>
+              <w:rPr>
+                <w:sz w:val="16"/>
+                <w:szCs w:val="16"/>
+              </w:rPr>
+            </w:pPr>
+          </w:p>
+        </w:tc>
+      </w:tr>
+      <w:tr>
+        <w:trPr>
+          <w:cantSplit/>
+          <w:trHeight w:val="119"/>
+        </w:trPr>
+        <w:tc>
+          <w:tcPr>
+            <w:cnfStyle w:val="001000000000" w:firstRow="0" w:lastRow="0" w:firstColumn="1" w:lastColumn="0" w:oddVBand="0" w:evenVBand="0" w:oddHBand="0" w:evenHBand="0" w:firstRowFirstColumn="0" w:firstRowLastColumn="0" w:lastRowFirstColumn="0" w:lastRowLastColumn="0"/>
+            <w:tcW w:w="567" w:type="dxa"/>
+            <w:tcBorders>
+              <w:top w:val="single" w:sz="4" w:space="0" w:color="auto"/>
+              <w:left w:val="single" w:sz="4" w:space="0" w:color="auto"/>
+              <w:bottom w:val="single" w:sz="4" w:space="0" w:color="auto"/>
+              <w:right w:val="single" w:sz="4" w:space="0" w:color="auto"/>
+            </w:tcBorders>
+            <w:vAlign w:val="center"/>
+          </w:tcPr>
+          <w:p>
+            <w:pPr>
+              <w:pStyle w:val="Sinespaciado"/>
+              <w:jc w:val="center"/>
+              <w:rPr>
+                <w:sz w:val="16"/>
+                <w:szCs w:val="16"/>
+              </w:rPr>
+            </w:pPr>
+            <w:r>
+              <w:rPr>
+                <w:sz w:val="16"/>
+                <w:szCs w:val="16"/>
+              </w:rPr>
+              <w:t>H-0</w:t>
+            </w:r>
+            <w:r>
+              <w:rPr>
+                <w:sz w:val="16"/>
+                <w:szCs w:val="16"/>
+              </w:rPr>
+              <w:t>6</w:t>
+            </w:r>
+          </w:p>
+        </w:tc>
+        <w:tc>
+          <w:tcPr>
+            <w:tcW w:w="3402" w:type="dxa"/>
+            <w:tcBorders>
+              <w:top w:val="single" w:sz="2" w:space="0" w:color="000000" w:themeColor="text1"/>
+              <w:left w:val="single" w:sz="4" w:space="0" w:color="auto"/>
+              <w:bottom w:val="single" w:sz="2" w:space="0" w:color="000000" w:themeColor="text1"/>
+              <w:right w:val="single" w:sz="2" w:space="0" w:color="000000" w:themeColor="text1"/>
+            </w:tcBorders>
+            <w:vAlign w:val="center"/>
+          </w:tcPr>
+          <w:p>
+            <w:pPr>
+              <w:pStyle w:val="Sinespaciado"/>
+              <w:cnfStyle w:val="000000000000" w:firstRow="0" w:lastRow="0" w:firstColumn="0" w:lastColumn="0" w:oddVBand="0" w:evenVBand="0" w:oddHBand="0" w:evenHBand="0" w:firstRowFirstColumn="0" w:firstRowLastColumn="0" w:lastRowFirstColumn="0" w:lastRowLastColumn="0"/>
+              <w:rPr>
+                <w:sz w:val="16"/>
+                <w:szCs w:val="16"/>
+              </w:rPr>
+            </w:pPr>
+            <w:r>
+              <w:rPr>
+                <w:sz w:val="16"/>
+                <w:szCs w:val="16"/>
+              </w:rPr>
+              <w:t>La solución decidida actual de autenticación con usuarios propios de la plataforma contradice la necesidad expresada por el cliente piloto de autenticación contra directorio corporativo sin administrar credenciales adicionales.</w:t>
+            </w:r>
+          </w:p>
+        </w:tc>
+        <w:tc>
+          <w:tcPr>
+            <w:tcW w:w="2410" w:type="dxa"/>
+            <w:tcBorders>
+              <w:top w:val="single" w:sz="2" w:space="0" w:color="000000" w:themeColor="text1"/>
+              <w:left w:val="single" w:sz="2" w:space="0" w:color="000000" w:themeColor="text1"/>
+              <w:bottom w:val="single" w:sz="2" w:space="0" w:color="000000" w:themeColor="text1"/>
+              <w:right w:val="single" w:sz="2" w:space="0" w:color="000000" w:themeColor="text1"/>
+            </w:tcBorders>
+            <w:vAlign w:val="center"/>
+          </w:tcPr>
+          <w:p>
+            <w:pPr>
+              <w:pStyle w:val="Sinespaciado"/>
+              <w:cnfStyle w:val="000000000000" w:firstRow="0" w:lastRow="0" w:firstColumn="0" w:lastColumn="0" w:oddVBand="0" w:evenVBand="0" w:oddHBand="0" w:evenHBand="0" w:firstRowFirstColumn="0" w:firstRowLastColumn="0" w:lastRowFirstColumn="0" w:lastRowLastColumn="0"/>
+              <w:rPr>
+                <w:sz w:val="16"/>
+                <w:szCs w:val="16"/>
+              </w:rPr>
+            </w:pPr>
+            <w:r>
+              <w:rPr>
+                <w:sz w:val="16"/>
+                <w:szCs w:val="16"/>
+              </w:rPr>
+              <w:t>§2.13 (credenciales administradas por la plataforma), ENT7 [00:18:26] (autenticación contra directorio corporativo, rechazo de segundo juego de contraseñas y necesidad de cambiar el esquema)</w:t>
+            </w:r>
+          </w:p>
+        </w:tc>
+        <w:tc>
+          <w:tcPr>
+            <w:tcW w:w="1134" w:type="dxa"/>
+            <w:tcBorders>
+              <w:top w:val="single" w:sz="2" w:space="0" w:color="000000" w:themeColor="text1"/>
+              <w:left w:val="single" w:sz="2" w:space="0" w:color="000000" w:themeColor="text1"/>
+              <w:bottom w:val="single" w:sz="2" w:space="0" w:color="000000" w:themeColor="text1"/>
+              <w:right w:val="single" w:sz="2" w:space="0" w:color="000000" w:themeColor="text1"/>
+            </w:tcBorders>
+            <w:vAlign w:val="center"/>
+          </w:tcPr>
+          <w:p>
+            <w:pPr>
+              <w:pStyle w:val="Sinespaciado"/>
+              <w:cnfStyle w:val="000000000000" w:firstRow="0" w:lastRow="0" w:firstColumn="0" w:lastColumn="0" w:oddVBand="0" w:evenVBand="0" w:oddHBand="0" w:evenHBand="0" w:firstRowFirstColumn="0" w:firstRowLastColumn="0" w:lastRowFirstColumn="0" w:lastRowLastColumn="0"/>
+              <w:rPr>
+                <w:sz w:val="16"/>
+                <w:szCs w:val="16"/>
+              </w:rPr>
+            </w:pPr>
+            <w:r>
+              <w:rPr>
+                <w:sz w:val="16"/>
+                <w:szCs w:val="16"/>
+              </w:rPr>
+              <w:t>contradicción entre fuentes</w:t>
+            </w:r>
+          </w:p>
+        </w:tc>
+        <w:tc>
+          <w:tcPr>
+            <w:tcW w:w="3071" w:type="dxa"/>
+            <w:tcBorders>
+              <w:top w:val="single" w:sz="2" w:space="0" w:color="000000" w:themeColor="text1"/>
+              <w:left w:val="single" w:sz="2" w:space="0" w:color="000000" w:themeColor="text1"/>
+              <w:bottom w:val="single" w:sz="2" w:space="0" w:color="000000" w:themeColor="text1"/>
+              <w:right w:val="single" w:sz="2" w:space="0" w:color="000000" w:themeColor="text1"/>
+            </w:tcBorders>
+            <w:vAlign w:val="center"/>
+          </w:tcPr>
+          <w:p>
+            <w:pPr>
+              <w:pStyle w:val="Sinespaciado"/>
+              <w:cnfStyle w:val="000000000000" w:firstRow="0" w:lastRow="0" w:firstColumn="0" w:lastColumn="0" w:oddVBand="0" w:evenVBand="0" w:oddHBand="0" w:evenHBand="0" w:firstRowFirstColumn="0" w:firstRowLastColumn="0" w:lastRowFirstColumn="0" w:lastRowLastColumn="0"/>
+              <w:rPr>
+                <w:sz w:val="16"/>
+                <w:szCs w:val="16"/>
+              </w:rPr>
+            </w:pPr>
+            <w:r>
+              <w:rPr>
+                <w:sz w:val="16"/>
+                <w:szCs w:val="16"/>
+              </w:rPr>
+              <w:t>La autenticación contra el directorio corporativo del cliente (SSO) se trata como requisito duro del proyecto, no opcional. Se incorpora formalmente al alcance y cronograma.</w:t>
+            </w:r>
+          </w:p>
+        </w:tc>
+        <w:tc>
+          <w:tcPr>
+            <w:tcW w:w="851" w:type="dxa"/>
+            <w:tcBorders>
+              <w:top w:val="single" w:sz="2" w:space="0" w:color="000000" w:themeColor="text1"/>
+              <w:left w:val="single" w:sz="2" w:space="0" w:color="000000" w:themeColor="text1"/>
+              <w:bottom w:val="single" w:sz="2" w:space="0" w:color="000000" w:themeColor="text1"/>
+              <w:right w:val="single" w:sz="2" w:space="0" w:color="000000" w:themeColor="text1"/>
+            </w:tcBorders>
+          </w:tcPr>
+          <w:p>
+            <w:pPr>
+              <w:pStyle w:val="Sinespaciado"/>
+              <w:cnfStyle w:val="000000000000" w:firstRow="0" w:lastRow="0" w:firstColumn="0" w:lastColumn="0" w:oddVBand="0" w:evenVBand="0" w:oddHBand="0" w:evenHBand="0" w:firstRowFirstColumn="0" w:firstRowLastColumn="0" w:lastRowFirstColumn="0" w:lastRowLastColumn="0"/>
+              <w:rPr>
+                <w:sz w:val="16"/>
+                <w:szCs w:val="16"/>
+              </w:rPr>
+            </w:pPr>
+          </w:p>
+        </w:tc>
+      </w:tr>
+      <w:tr>
+        <w:trPr>
+          <w:cnfStyle w:val="000000100000" w:firstRow="0" w:lastRow="0" w:firstColumn="0" w:lastColumn="0" w:oddVBand="0" w:evenVBand="0" w:oddHBand="1" w:evenHBand="0" w:firstRowFirstColumn="0" w:firstRowLastColumn="0" w:lastRowFirstColumn="0" w:lastRowLastColumn="0"/>
+          <w:cantSplit/>
+          <w:trHeight w:val="1010"/>
+        </w:trPr>
+        <w:tc>
+          <w:tcPr>
+            <w:cnfStyle w:val="001000000000" w:firstRow="0" w:lastRow="0" w:firstColumn="1" w:lastColumn="0" w:oddVBand="0" w:evenVBand="0" w:oddHBand="0" w:evenHBand="0" w:firstRowFirstColumn="0" w:firstRowLastColumn="0" w:lastRowFirstColumn="0" w:lastRowLastColumn="0"/>
+            <w:tcW w:w="567" w:type="dxa"/>
+            <w:tcBorders>
+              <w:top w:val="single" w:sz="4" w:space="0" w:color="auto"/>
+              <w:left w:val="single" w:sz="4" w:space="0" w:color="auto"/>
+              <w:bottom w:val="single" w:sz="4" w:space="0" w:color="auto"/>
+              <w:right w:val="single" w:sz="4" w:space="0" w:color="auto"/>
+            </w:tcBorders>
+            <w:vAlign w:val="center"/>
+          </w:tcPr>
+          <w:p>
+            <w:pPr>
+              <w:pStyle w:val="Sinespaciado"/>
+              <w:jc w:val="center"/>
+              <w:rPr>
+                <w:sz w:val="16"/>
+                <w:szCs w:val="16"/>
+              </w:rPr>
+            </w:pPr>
+            <w:r>
+              <w:rPr>
+                <w:sz w:val="16"/>
+                <w:szCs w:val="16"/>
+              </w:rPr>
+              <w:t>H-0</w:t>
+            </w:r>
+            <w:r>
+              <w:rPr>
+                <w:sz w:val="16"/>
+                <w:szCs w:val="16"/>
+              </w:rPr>
+              <w:t>7</w:t>
+            </w:r>
+          </w:p>
+        </w:tc>
+        <w:tc>
+          <w:tcPr>
+            <w:tcW w:w="3402" w:type="dxa"/>
+            <w:tcBorders>
+              <w:top w:val="single" w:sz="2" w:space="0" w:color="000000" w:themeColor="text1"/>
+              <w:left w:val="single" w:sz="4" w:space="0" w:color="auto"/>
+              <w:bottom w:val="single" w:sz="2" w:space="0" w:color="000000" w:themeColor="text1"/>
+              <w:right w:val="single" w:sz="2" w:space="0" w:color="000000" w:themeColor="text1"/>
+            </w:tcBorders>
+            <w:vAlign w:val="center"/>
+          </w:tcPr>
+          <w:p>
+            <w:pPr>
+              <w:pStyle w:val="Sinespaciado"/>
+              <w:cnfStyle w:val="000000100000" w:firstRow="0" w:lastRow="0" w:firstColumn="0" w:lastColumn="0" w:oddVBand="0" w:evenVBand="0" w:oddHBand="1" w:evenHBand="0" w:firstRowFirstColumn="0" w:firstRowLastColumn="0" w:lastRowFirstColumn="0" w:lastRowLastColumn="0"/>
+              <w:rPr>
+                <w:sz w:val="16"/>
+                <w:szCs w:val="16"/>
+              </w:rPr>
+            </w:pPr>
+            <w:r>
+              <w:rPr>
+                <w:sz w:val="16"/>
+                <w:szCs w:val="16"/>
+              </w:rPr>
+              <w:t>Se declara explícitamente la necesidad de definir si la escritura de resultados en el sistema de siniestros será automática o mediante transcripción manual, sin que se haya tomado una decisión al respecto en los documentos.</w:t>
+            </w:r>
+          </w:p>
+        </w:tc>
+        <w:tc>
+          <w:tcPr>
+            <w:tcW w:w="2410" w:type="dxa"/>
+            <w:tcBorders>
+              <w:top w:val="single" w:sz="2" w:space="0" w:color="000000" w:themeColor="text1"/>
+              <w:left w:val="single" w:sz="2" w:space="0" w:color="000000" w:themeColor="text1"/>
+              <w:bottom w:val="single" w:sz="2" w:space="0" w:color="000000" w:themeColor="text1"/>
+              <w:right w:val="single" w:sz="2" w:space="0" w:color="000000" w:themeColor="text1"/>
+            </w:tcBorders>
+            <w:vAlign w:val="center"/>
+          </w:tcPr>
+          <w:p>
+            <w:pPr>
+              <w:pStyle w:val="Sinespaciado"/>
+              <w:cnfStyle w:val="000000100000" w:firstRow="0" w:lastRow="0" w:firstColumn="0" w:lastColumn="0" w:oddVBand="0" w:evenVBand="0" w:oddHBand="1" w:evenHBand="0" w:firstRowFirstColumn="0" w:firstRowLastColumn="0" w:lastRowFirstColumn="0" w:lastRowLastColumn="0"/>
+              <w:rPr>
+                <w:sz w:val="16"/>
+                <w:szCs w:val="16"/>
+              </w:rPr>
+            </w:pPr>
+            <w:r>
+              <w:rPr>
+                <w:sz w:val="16"/>
+                <w:szCs w:val="16"/>
+              </w:rPr>
+              <w:t>ENT7 [00:03:46] (</w:t>
+            </w:r>
+            <w:r>
+              <w:rPr>
+                <w:sz w:val="16"/>
+                <w:szCs w:val="16"/>
+              </w:rPr>
+              <w:t xml:space="preserve">Decidir si el </w:t>
+            </w:r>
+            <w:r>
+              <w:rPr>
+                <w:sz w:val="16"/>
+                <w:szCs w:val="16"/>
+              </w:rPr>
+              <w:t>resultado</w:t>
+            </w:r>
+            <w:r>
+              <w:rPr>
+                <w:sz w:val="16"/>
+                <w:szCs w:val="16"/>
+              </w:rPr>
+              <w:t xml:space="preserve"> es</w:t>
+            </w:r>
+            <w:r>
+              <w:rPr>
+                <w:sz w:val="16"/>
+                <w:szCs w:val="16"/>
+              </w:rPr>
+              <w:t xml:space="preserve"> escrito automáticamente o transcrito por el operador)</w:t>
+            </w:r>
+          </w:p>
+        </w:tc>
+        <w:tc>
+          <w:tcPr>
+            <w:tcW w:w="1134" w:type="dxa"/>
+            <w:tcBorders>
+              <w:top w:val="single" w:sz="2" w:space="0" w:color="000000" w:themeColor="text1"/>
+              <w:left w:val="single" w:sz="2" w:space="0" w:color="000000" w:themeColor="text1"/>
+              <w:bottom w:val="single" w:sz="2" w:space="0" w:color="000000" w:themeColor="text1"/>
+              <w:right w:val="single" w:sz="2" w:space="0" w:color="000000" w:themeColor="text1"/>
+            </w:tcBorders>
+            <w:vAlign w:val="center"/>
+          </w:tcPr>
+          <w:p>
+            <w:pPr>
+              <w:pStyle w:val="Sinespaciado"/>
+              <w:cnfStyle w:val="000000100000" w:firstRow="0" w:lastRow="0" w:firstColumn="0" w:lastColumn="0" w:oddVBand="0" w:evenVBand="0" w:oddHBand="1" w:evenHBand="0" w:firstRowFirstColumn="0" w:firstRowLastColumn="0" w:lastRowFirstColumn="0" w:lastRowLastColumn="0"/>
+              <w:rPr>
+                <w:sz w:val="16"/>
+                <w:szCs w:val="16"/>
+              </w:rPr>
+            </w:pPr>
+            <w:r>
+              <w:rPr>
+                <w:sz w:val="16"/>
+                <w:szCs w:val="16"/>
+              </w:rPr>
+              <w:t>decisión pendiente declarada</w:t>
+            </w:r>
+          </w:p>
+        </w:tc>
+        <w:tc>
+          <w:tcPr>
+            <w:tcW w:w="3071" w:type="dxa"/>
+            <w:tcBorders>
+              <w:top w:val="single" w:sz="2" w:space="0" w:color="000000" w:themeColor="text1"/>
+              <w:left w:val="single" w:sz="2" w:space="0" w:color="000000" w:themeColor="text1"/>
+              <w:bottom w:val="single" w:sz="2" w:space="0" w:color="000000" w:themeColor="text1"/>
+              <w:right w:val="single" w:sz="2" w:space="0" w:color="000000" w:themeColor="text1"/>
+            </w:tcBorders>
+            <w:vAlign w:val="center"/>
+          </w:tcPr>
+          <w:p>
+            <w:pPr>
+              <w:pStyle w:val="Sinespaciado"/>
+              <w:cnfStyle w:val="000000100000" w:firstRow="0" w:lastRow="0" w:firstColumn="0" w:lastColumn="0" w:oddVBand="0" w:evenVBand="0" w:oddHBand="1" w:evenHBand="0" w:firstRowFirstColumn="0" w:firstRowLastColumn="0" w:lastRowFirstColumn="0" w:lastRowLastColumn="0"/>
+              <w:rPr>
+                <w:sz w:val="16"/>
+                <w:szCs w:val="16"/>
+              </w:rPr>
+            </w:pPr>
+            <w:r>
+              <w:rPr>
+                <w:sz w:val="16"/>
+                <w:szCs w:val="16"/>
+              </w:rPr>
+              <w:t>La escritura de resultados en el sistema de siniestros del cliente se automatiza (no transcripción manual), vía el mismo mecanismo de intercambio de archivos definido en HC-013.</w:t>
+            </w:r>
+          </w:p>
+        </w:tc>
+        <w:tc>
+          <w:tcPr>
+            <w:tcW w:w="851" w:type="dxa"/>
+            <w:tcBorders>
+              <w:top w:val="single" w:sz="2" w:space="0" w:color="000000" w:themeColor="text1"/>
+              <w:left w:val="single" w:sz="2" w:space="0" w:color="000000" w:themeColor="text1"/>
+              <w:bottom w:val="single" w:sz="2" w:space="0" w:color="000000" w:themeColor="text1"/>
+              <w:right w:val="single" w:sz="2" w:space="0" w:color="000000" w:themeColor="text1"/>
+            </w:tcBorders>
+          </w:tcPr>
+          <w:p>
+            <w:pPr>
+              <w:pStyle w:val="Sinespaciado"/>
+              <w:cnfStyle w:val="000000100000" w:firstRow="0" w:lastRow="0" w:firstColumn="0" w:lastColumn="0" w:oddVBand="0" w:evenVBand="0" w:oddHBand="1" w:evenHBand="0" w:firstRowFirstColumn="0" w:firstRowLastColumn="0" w:lastRowFirstColumn="0" w:lastRowLastColumn="0"/>
+              <w:rPr>
+                <w:sz w:val="16"/>
+                <w:szCs w:val="16"/>
+              </w:rPr>
+            </w:pPr>
+          </w:p>
+        </w:tc>
+      </w:tr>
+      <w:tr>
+        <w:trPr>
+          <w:cantSplit/>
+          <w:trHeight w:val="1010"/>
+        </w:trPr>
+        <w:tc>
+          <w:tcPr>
+            <w:cnfStyle w:val="001000000000" w:firstRow="0" w:lastRow="0" w:firstColumn="1" w:lastColumn="0" w:oddVBand="0" w:evenVBand="0" w:oddHBand="0" w:evenHBand="0" w:firstRowFirstColumn="0" w:firstRowLastColumn="0" w:lastRowFirstColumn="0" w:lastRowLastColumn="0"/>
+            <w:tcW w:w="567" w:type="dxa"/>
+            <w:tcBorders>
+              <w:top w:val="single" w:sz="4" w:space="0" w:color="auto"/>
+              <w:left w:val="single" w:sz="4" w:space="0" w:color="auto"/>
+              <w:bottom w:val="single" w:sz="4" w:space="0" w:color="auto"/>
+              <w:right w:val="single" w:sz="4" w:space="0" w:color="auto"/>
+            </w:tcBorders>
+            <w:vAlign w:val="center"/>
+          </w:tcPr>
+          <w:p>
+            <w:pPr>
+              <w:pStyle w:val="Sinespaciado"/>
+              <w:jc w:val="center"/>
+              <w:rPr>
+                <w:sz w:val="16"/>
+                <w:szCs w:val="16"/>
+              </w:rPr>
+            </w:pPr>
+            <w:r>
+              <w:rPr>
+                <w:sz w:val="16"/>
+                <w:szCs w:val="16"/>
+              </w:rPr>
+              <w:t>H-08</w:t>
+            </w:r>
+          </w:p>
+        </w:tc>
+        <w:tc>
+          <w:tcPr>
+            <w:tcW w:w="3402" w:type="dxa"/>
+            <w:tcBorders>
+              <w:top w:val="single" w:sz="2" w:space="0" w:color="000000" w:themeColor="text1"/>
+              <w:left w:val="single" w:sz="4" w:space="0" w:color="auto"/>
+              <w:bottom w:val="single" w:sz="2" w:space="0" w:color="000000" w:themeColor="text1"/>
+              <w:right w:val="single" w:sz="2" w:space="0" w:color="000000" w:themeColor="text1"/>
+            </w:tcBorders>
+            <w:vAlign w:val="center"/>
+          </w:tcPr>
+          <w:p>
+            <w:pPr>
+              <w:pStyle w:val="Sinespaciado"/>
+              <w:cnfStyle w:val="000000000000" w:firstRow="0" w:lastRow="0" w:firstColumn="0" w:lastColumn="0" w:oddVBand="0" w:evenVBand="0" w:oddHBand="0" w:evenHBand="0" w:firstRowFirstColumn="0" w:firstRowLastColumn="0" w:lastRowFirstColumn="0" w:lastRowLastColumn="0"/>
+              <w:rPr>
+                <w:sz w:val="16"/>
+                <w:szCs w:val="16"/>
+              </w:rPr>
+            </w:pPr>
+            <w:r>
+              <w:rPr>
+                <w:sz w:val="16"/>
+                <w:szCs w:val="16"/>
+              </w:rPr>
+              <w:t>Existe un conflicto entre la regla de negocio que permite el rechazo automático para puntajes bajo 60 y la opinión de Daniela, quien sostiene que los rechazos de reembolsos no pueden ser automáticos y requieren intervención humana.</w:t>
+            </w:r>
+          </w:p>
+        </w:tc>
+        <w:tc>
+          <w:tcPr>
+            <w:tcW w:w="2410" w:type="dxa"/>
+            <w:tcBorders>
+              <w:top w:val="single" w:sz="2" w:space="0" w:color="000000" w:themeColor="text1"/>
+              <w:left w:val="single" w:sz="2" w:space="0" w:color="000000" w:themeColor="text1"/>
+              <w:bottom w:val="single" w:sz="2" w:space="0" w:color="000000" w:themeColor="text1"/>
+              <w:right w:val="single" w:sz="2" w:space="0" w:color="000000" w:themeColor="text1"/>
+            </w:tcBorders>
+            <w:vAlign w:val="center"/>
+          </w:tcPr>
+          <w:p>
+            <w:pPr>
+              <w:pStyle w:val="Sinespaciado"/>
+              <w:cnfStyle w:val="000000000000" w:firstRow="0" w:lastRow="0" w:firstColumn="0" w:lastColumn="0" w:oddVBand="0" w:evenVBand="0" w:oddHBand="0" w:evenHBand="0" w:firstRowFirstColumn="0" w:firstRowLastColumn="0" w:lastRowFirstColumn="0" w:lastRowLastColumn="0"/>
+              <w:rPr>
+                <w:sz w:val="16"/>
+                <w:szCs w:val="16"/>
+              </w:rPr>
+            </w:pPr>
+            <w:r>
+              <w:rPr>
+                <w:sz w:val="16"/>
+                <w:szCs w:val="16"/>
+              </w:rPr>
+              <w:t>ENT6 [00:04:06] (tramo bajo 60 puntos: escalamiento o rechazo; rechazo automático no permitido)</w:t>
+            </w:r>
+          </w:p>
+        </w:tc>
+        <w:tc>
+          <w:tcPr>
+            <w:tcW w:w="1134" w:type="dxa"/>
+            <w:tcBorders>
+              <w:top w:val="single" w:sz="2" w:space="0" w:color="000000" w:themeColor="text1"/>
+              <w:left w:val="single" w:sz="2" w:space="0" w:color="000000" w:themeColor="text1"/>
+              <w:bottom w:val="single" w:sz="2" w:space="0" w:color="000000" w:themeColor="text1"/>
+              <w:right w:val="single" w:sz="2" w:space="0" w:color="000000" w:themeColor="text1"/>
+            </w:tcBorders>
+            <w:vAlign w:val="center"/>
+          </w:tcPr>
+          <w:p>
+            <w:pPr>
+              <w:pStyle w:val="Sinespaciado"/>
+              <w:cnfStyle w:val="000000000000" w:firstRow="0" w:lastRow="0" w:firstColumn="0" w:lastColumn="0" w:oddVBand="0" w:evenVBand="0" w:oddHBand="0" w:evenHBand="0" w:firstRowFirstColumn="0" w:firstRowLastColumn="0" w:lastRowFirstColumn="0" w:lastRowLastColumn="0"/>
+              <w:rPr>
+                <w:sz w:val="16"/>
+                <w:szCs w:val="16"/>
+              </w:rPr>
+            </w:pPr>
+            <w:r>
+              <w:rPr>
+                <w:sz w:val="16"/>
+                <w:szCs w:val="16"/>
+              </w:rPr>
+              <w:t>conflicto entre interesados</w:t>
+            </w:r>
+          </w:p>
+        </w:tc>
+        <w:tc>
+          <w:tcPr>
+            <w:tcW w:w="3071" w:type="dxa"/>
+            <w:tcBorders>
+              <w:top w:val="single" w:sz="2" w:space="0" w:color="000000" w:themeColor="text1"/>
+              <w:left w:val="single" w:sz="2" w:space="0" w:color="000000" w:themeColor="text1"/>
+              <w:bottom w:val="single" w:sz="2" w:space="0" w:color="000000" w:themeColor="text1"/>
+              <w:right w:val="single" w:sz="2" w:space="0" w:color="000000" w:themeColor="text1"/>
+            </w:tcBorders>
+            <w:vAlign w:val="center"/>
+          </w:tcPr>
+          <w:p>
+            <w:pPr>
+              <w:pStyle w:val="Sinespaciado"/>
+              <w:cnfStyle w:val="000000000000" w:firstRow="0" w:lastRow="0" w:firstColumn="0" w:lastColumn="0" w:oddVBand="0" w:evenVBand="0" w:oddHBand="0" w:evenHBand="0" w:firstRowFirstColumn="0" w:firstRowLastColumn="0" w:lastRowFirstColumn="0" w:lastRowLastColumn="0"/>
+              <w:rPr>
+                <w:sz w:val="16"/>
+                <w:szCs w:val="16"/>
+              </w:rPr>
+            </w:pPr>
+            <w:r>
+              <w:rPr>
+                <w:sz w:val="16"/>
+                <w:szCs w:val="16"/>
+              </w:rPr>
+              <w:t>Se elimina la opción de rechazo automático para el tramo bajo 60 puntos. Todo caso en ese tramo se escala obligatoriamente a un analista humano, quien debe justificar la decisión.</w:t>
+            </w:r>
+          </w:p>
+        </w:tc>
+        <w:tc>
+          <w:tcPr>
+            <w:tcW w:w="851" w:type="dxa"/>
+            <w:tcBorders>
+              <w:top w:val="single" w:sz="2" w:space="0" w:color="000000" w:themeColor="text1"/>
+              <w:left w:val="single" w:sz="2" w:space="0" w:color="000000" w:themeColor="text1"/>
+              <w:bottom w:val="single" w:sz="2" w:space="0" w:color="000000" w:themeColor="text1"/>
+              <w:right w:val="single" w:sz="2" w:space="0" w:color="000000" w:themeColor="text1"/>
+            </w:tcBorders>
+            <w:vAlign w:val="center"/>
+          </w:tcPr>
+          <w:p>
+            <w:pPr>
+              <w:pStyle w:val="Sinespaciado"/>
+              <w:cnfStyle w:val="000000000000" w:firstRow="0" w:lastRow="0" w:firstColumn="0" w:lastColumn="0" w:oddVBand="0" w:evenVBand="0" w:oddHBand="0" w:evenHBand="0" w:firstRowFirstColumn="0" w:firstRowLastColumn="0" w:lastRowFirstColumn="0" w:lastRowLastColumn="0"/>
+              <w:rPr>
+                <w:sz w:val="16"/>
+                <w:szCs w:val="16"/>
+              </w:rPr>
+            </w:pPr>
+          </w:p>
+        </w:tc>
+      </w:tr>
+      <w:tr>
+        <w:trPr>
+          <w:cnfStyle w:val="000000100000" w:firstRow="0" w:lastRow="0" w:firstColumn="0" w:lastColumn="0" w:oddVBand="0" w:evenVBand="0" w:oddHBand="1" w:evenHBand="0" w:firstRowFirstColumn="0" w:firstRowLastColumn="0" w:lastRowFirstColumn="0" w:lastRowLastColumn="0"/>
+          <w:cantSplit/>
+          <w:trHeight w:val="1010"/>
+        </w:trPr>
+        <w:tc>
+          <w:tcPr>
+            <w:cnfStyle w:val="001000000000" w:firstRow="0" w:lastRow="0" w:firstColumn="1" w:lastColumn="0" w:oddVBand="0" w:evenVBand="0" w:oddHBand="0" w:evenHBand="0" w:firstRowFirstColumn="0" w:firstRowLastColumn="0" w:lastRowFirstColumn="0" w:lastRowLastColumn="0"/>
+            <w:tcW w:w="567" w:type="dxa"/>
+            <w:tcBorders>
+              <w:top w:val="single" w:sz="4" w:space="0" w:color="auto"/>
+              <w:left w:val="single" w:sz="4" w:space="0" w:color="auto"/>
+              <w:bottom w:val="single" w:sz="4" w:space="0" w:color="auto"/>
+              <w:right w:val="single" w:sz="4" w:space="0" w:color="auto"/>
+            </w:tcBorders>
+            <w:vAlign w:val="center"/>
+          </w:tcPr>
+          <w:p>
+            <w:pPr>
+              <w:pStyle w:val="Sinespaciado"/>
+              <w:jc w:val="center"/>
+              <w:rPr>
+                <w:sz w:val="16"/>
+                <w:szCs w:val="16"/>
+              </w:rPr>
+            </w:pPr>
+            <w:r>
+              <w:rPr>
+                <w:sz w:val="16"/>
+                <w:szCs w:val="16"/>
+              </w:rPr>
+              <w:t>H-09</w:t>
+            </w:r>
+          </w:p>
+        </w:tc>
+        <w:tc>
+          <w:tcPr>
+            <w:tcW w:w="3402" w:type="dxa"/>
+            <w:tcBorders>
+              <w:top w:val="single" w:sz="2" w:space="0" w:color="000000" w:themeColor="text1"/>
+              <w:left w:val="single" w:sz="4" w:space="0" w:color="auto"/>
+              <w:bottom w:val="single" w:sz="2" w:space="0" w:color="000000" w:themeColor="text1"/>
+              <w:right w:val="single" w:sz="2" w:space="0" w:color="000000" w:themeColor="text1"/>
+            </w:tcBorders>
+            <w:vAlign w:val="center"/>
+          </w:tcPr>
+          <w:p>
+            <w:pPr>
+              <w:pStyle w:val="Sinespaciado"/>
+              <w:cnfStyle w:val="000000100000" w:firstRow="0" w:lastRow="0" w:firstColumn="0" w:lastColumn="0" w:oddVBand="0" w:evenVBand="0" w:oddHBand="1" w:evenHBand="0" w:firstRowFirstColumn="0" w:firstRowLastColumn="0" w:lastRowFirstColumn="0" w:lastRowLastColumn="0"/>
+              <w:rPr>
+                <w:sz w:val="16"/>
+                <w:szCs w:val="16"/>
+              </w:rPr>
+            </w:pPr>
+            <w:r>
+              <w:rPr>
+                <w:sz w:val="16"/>
+                <w:szCs w:val="16"/>
+              </w:rPr>
+              <w:t>Existe ambigüedad y falta de definición sobre cómo contabilizar las reevaluaciones de un mismo caso (si cuenta como una o dos validaciones) para efectos de cobro, con opiniones divergentes y la necesidad de una definición escrita antes de la marcha blanca.</w:t>
+            </w:r>
+          </w:p>
+        </w:tc>
+        <w:tc>
+          <w:tcPr>
+            <w:tcW w:w="2410" w:type="dxa"/>
+            <w:tcBorders>
+              <w:top w:val="single" w:sz="2" w:space="0" w:color="000000" w:themeColor="text1"/>
+              <w:left w:val="single" w:sz="2" w:space="0" w:color="000000" w:themeColor="text1"/>
+              <w:bottom w:val="single" w:sz="2" w:space="0" w:color="000000" w:themeColor="text1"/>
+              <w:right w:val="single" w:sz="2" w:space="0" w:color="000000" w:themeColor="text1"/>
+            </w:tcBorders>
+            <w:vAlign w:val="center"/>
+          </w:tcPr>
+          <w:p>
+            <w:pPr>
+              <w:pStyle w:val="Sinespaciado"/>
+              <w:cnfStyle w:val="000000100000" w:firstRow="0" w:lastRow="0" w:firstColumn="0" w:lastColumn="0" w:oddVBand="0" w:evenVBand="0" w:oddHBand="1" w:evenHBand="0" w:firstRowFirstColumn="0" w:firstRowLastColumn="0" w:lastRowFirstColumn="0" w:lastRowLastColumn="0"/>
+              <w:rPr>
+                <w:sz w:val="16"/>
+                <w:szCs w:val="16"/>
+              </w:rPr>
+            </w:pPr>
+            <w:r>
+              <w:rPr>
+                <w:sz w:val="16"/>
+                <w:szCs w:val="16"/>
+              </w:rPr>
+              <w:t>ENT8 [00:07:26] (2 validaciones frente a 1 por un mismo siniestro; necesidad de una definición escrita antes de la marcha blanca)</w:t>
+            </w:r>
+          </w:p>
+        </w:tc>
+        <w:tc>
+          <w:tcPr>
+            <w:tcW w:w="1134" w:type="dxa"/>
+            <w:tcBorders>
+              <w:top w:val="single" w:sz="2" w:space="0" w:color="000000" w:themeColor="text1"/>
+              <w:left w:val="single" w:sz="2" w:space="0" w:color="000000" w:themeColor="text1"/>
+              <w:bottom w:val="single" w:sz="2" w:space="0" w:color="000000" w:themeColor="text1"/>
+              <w:right w:val="single" w:sz="2" w:space="0" w:color="000000" w:themeColor="text1"/>
+            </w:tcBorders>
+            <w:vAlign w:val="center"/>
+          </w:tcPr>
+          <w:p>
+            <w:pPr>
+              <w:pStyle w:val="Sinespaciado"/>
+              <w:cnfStyle w:val="000000100000" w:firstRow="0" w:lastRow="0" w:firstColumn="0" w:lastColumn="0" w:oddVBand="0" w:evenVBand="0" w:oddHBand="1" w:evenHBand="0" w:firstRowFirstColumn="0" w:firstRowLastColumn="0" w:lastRowFirstColumn="0" w:lastRowLastColumn="0"/>
+              <w:rPr>
+                <w:sz w:val="16"/>
+                <w:szCs w:val="16"/>
+              </w:rPr>
+            </w:pPr>
+            <w:r>
+              <w:rPr>
+                <w:sz w:val="16"/>
+                <w:szCs w:val="16"/>
+              </w:rPr>
+              <w:t>ambigüedad</w:t>
+            </w:r>
+          </w:p>
+        </w:tc>
+        <w:tc>
+          <w:tcPr>
+            <w:tcW w:w="3071" w:type="dxa"/>
+            <w:tcBorders>
+              <w:top w:val="single" w:sz="2" w:space="0" w:color="000000" w:themeColor="text1"/>
+              <w:left w:val="single" w:sz="2" w:space="0" w:color="000000" w:themeColor="text1"/>
+              <w:bottom w:val="single" w:sz="2" w:space="0" w:color="000000" w:themeColor="text1"/>
+              <w:right w:val="single" w:sz="2" w:space="0" w:color="000000" w:themeColor="text1"/>
+            </w:tcBorders>
+            <w:vAlign w:val="center"/>
+          </w:tcPr>
+          <w:p>
+            <w:pPr>
+              <w:pStyle w:val="Sinespaciado"/>
+              <w:cnfStyle w:val="000000100000" w:firstRow="0" w:lastRow="0" w:firstColumn="0" w:lastColumn="0" w:oddVBand="0" w:evenVBand="0" w:oddHBand="1" w:evenHBand="0" w:firstRowFirstColumn="0" w:firstRowLastColumn="0" w:lastRowFirstColumn="0" w:lastRowLastColumn="0"/>
+              <w:rPr>
+                <w:sz w:val="16"/>
+                <w:szCs w:val="16"/>
+              </w:rPr>
+            </w:pPr>
+            <w:r>
+              <w:rPr>
+                <w:sz w:val="16"/>
+                <w:szCs w:val="16"/>
+              </w:rPr>
+              <w:t xml:space="preserve">Se cobra una validación por caso, salvo que exista evidencia nueva sustantiva que gatille un </w:t>
+            </w:r>
+            <w:bookmarkStart w:id="16" w:name="_Int_L8h7j53o"/>
+            <w:r>
+              <w:rPr>
+                <w:sz w:val="16"/>
+                <w:szCs w:val="16"/>
+              </w:rPr>
+              <w:t>reanálisis completo</w:t>
+            </w:r>
+            <w:bookmarkEnd w:id="16"/>
+            <w:r>
+              <w:rPr>
+                <w:sz w:val="16"/>
+                <w:szCs w:val="16"/>
+              </w:rPr>
+              <w:t>, en cuyo caso se cobra una segunda validación. Regla que documentar formalmente antes de la marcha blanca.</w:t>
+            </w:r>
+          </w:p>
+        </w:tc>
+        <w:tc>
+          <w:tcPr>
+            <w:tcW w:w="851" w:type="dxa"/>
+            <w:tcBorders>
+              <w:top w:val="single" w:sz="2" w:space="0" w:color="000000" w:themeColor="text1"/>
+              <w:left w:val="single" w:sz="2" w:space="0" w:color="000000" w:themeColor="text1"/>
+              <w:bottom w:val="single" w:sz="2" w:space="0" w:color="000000" w:themeColor="text1"/>
+              <w:right w:val="single" w:sz="2" w:space="0" w:color="000000" w:themeColor="text1"/>
+            </w:tcBorders>
+            <w:vAlign w:val="center"/>
+          </w:tcPr>
+          <w:p>
+            <w:pPr>
+              <w:pStyle w:val="Sinespaciado"/>
+              <w:cnfStyle w:val="000000100000" w:firstRow="0" w:lastRow="0" w:firstColumn="0" w:lastColumn="0" w:oddVBand="0" w:evenVBand="0" w:oddHBand="1" w:evenHBand="0" w:firstRowFirstColumn="0" w:firstRowLastColumn="0" w:lastRowFirstColumn="0" w:lastRowLastColumn="0"/>
+              <w:rPr>
+                <w:sz w:val="16"/>
+                <w:szCs w:val="16"/>
+              </w:rPr>
+            </w:pPr>
+          </w:p>
+        </w:tc>
+      </w:tr>
+    </w:tbl>
+    <w:p>
+      <w:pPr>
+        <w:rPr>
+          <w:b/>
+          <w:bCs/>
+        </w:rPr>
+      </w:pPr>
+      <w:r>
+        <w:rPr>
+          <w:b/>
+          <w:bCs/>
+        </w:rPr>
+        <w:br/>
+      </w:r>
+    </w:p>
+    <w:tbl>
+      <w:tblPr>
+        <w:tblStyle w:val="Tabladelista3-nfasis1"/>
+        <w:tblW w:w="11482" w:type="dxa"/>
+        <w:tblInd w:w="-1279" w:type="dxa"/>
+        <w:tblLayout w:type="fixed"/>
+        <w:tblLook w:val="04A0" w:firstRow="1" w:lastRow="0" w:firstColumn="1" w:lastColumn="0" w:noHBand="0" w:noVBand="1"/>
+      </w:tblPr>
+      <w:tblGrid>
+        <w:gridCol w:w="657"/>
+        <w:gridCol w:w="3313"/>
+        <w:gridCol w:w="2409"/>
+        <w:gridCol w:w="1134"/>
+        <w:gridCol w:w="3119"/>
+        <w:gridCol w:w="850"/>
+      </w:tblGrid>
+      <w:tr>
+        <w:trPr>
+          <w:cnfStyle w:val="100000000000" w:firstRow="1" w:lastRow="0" w:firstColumn="0" w:lastColumn="0" w:oddVBand="0" w:evenVBand="0" w:oddHBand="0" w:evenHBand="0" w:firstRowFirstColumn="0" w:firstRowLastColumn="0" w:lastRowFirstColumn="0" w:lastRowLastColumn="0"/>
+          <w:cantSplit/>
+          <w:trHeight w:val="119"/>
+        </w:trPr>
+        <w:tc>
+          <w:tcPr>
+            <w:cnfStyle w:val="001000000100" w:firstRow="0" w:lastRow="0" w:firstColumn="1" w:lastColumn="0" w:oddVBand="0" w:evenVBand="0" w:oddHBand="0" w:evenHBand="0" w:firstRowFirstColumn="1" w:firstRowLastColumn="0" w:lastRowFirstColumn="0" w:lastRowLastColumn="0"/>
+            <w:tcW w:w="657" w:type="dxa"/>
+            <w:tcBorders>
+              <w:top w:val="single" w:sz="2" w:space="0" w:color="000000" w:themeColor="text1"/>
+              <w:left w:val="single" w:sz="2" w:space="0" w:color="000000" w:themeColor="text1"/>
+              <w:bottom w:val="single" w:sz="4" w:space="0" w:color="auto"/>
+              <w:right w:val="single" w:sz="2" w:space="0" w:color="000000" w:themeColor="text1"/>
+            </w:tcBorders>
+            <w:vAlign w:val="center"/>
+          </w:tcPr>
+          <w:p>
+            <w:pPr>
+              <w:pStyle w:val="Sinespaciado"/>
+              <w:jc w:val="center"/>
+              <w:rPr>
+                <w:sz w:val="18"/>
+                <w:szCs w:val="18"/>
+              </w:rPr>
+            </w:pPr>
+            <w:r>
+              <w:rPr>
+                <w:sz w:val="18"/>
+                <w:szCs w:val="18"/>
+              </w:rPr>
+              <w:lastRenderedPageBreak/>
+              <w:t>ID</w:t>
+            </w:r>
+          </w:p>
+        </w:tc>
+        <w:tc>
+          <w:tcPr>
+            <w:tcW w:w="3313" w:type="dxa"/>
+            <w:tcBorders>
+              <w:top w:val="single" w:sz="2" w:space="0" w:color="000000" w:themeColor="text1"/>
+              <w:left w:val="single" w:sz="2" w:space="0" w:color="000000" w:themeColor="text1"/>
+              <w:bottom w:val="single" w:sz="2" w:space="0" w:color="000000" w:themeColor="text1"/>
+              <w:right w:val="single" w:sz="2" w:space="0" w:color="000000" w:themeColor="text1"/>
+            </w:tcBorders>
+            <w:vAlign w:val="center"/>
+          </w:tcPr>
+          <w:p>
+            <w:pPr>
+              <w:pStyle w:val="Sinespaciado"/>
+              <w:jc w:val="center"/>
+              <w:cnfStyle w:val="100000000000" w:firstRow="1" w:lastRow="0" w:firstColumn="0" w:lastColumn="0" w:oddVBand="0" w:evenVBand="0" w:oddHBand="0" w:evenHBand="0" w:firstRowFirstColumn="0" w:firstRowLastColumn="0" w:lastRowFirstColumn="0" w:lastRowLastColumn="0"/>
+              <w:rPr>
+                <w:sz w:val="16"/>
+                <w:szCs w:val="16"/>
+              </w:rPr>
+            </w:pPr>
+            <w:r>
+              <w:rPr>
+                <w:sz w:val="18"/>
+                <w:szCs w:val="18"/>
+              </w:rPr>
+              <w:t>Hallazgo</w:t>
+            </w:r>
+          </w:p>
+        </w:tc>
+        <w:tc>
+          <w:tcPr>
+            <w:tcW w:w="2409" w:type="dxa"/>
+            <w:tcBorders>
+              <w:top w:val="single" w:sz="2" w:space="0" w:color="000000" w:themeColor="text1"/>
+              <w:left w:val="single" w:sz="2" w:space="0" w:color="000000" w:themeColor="text1"/>
+              <w:bottom w:val="single" w:sz="2" w:space="0" w:color="000000" w:themeColor="text1"/>
+              <w:right w:val="single" w:sz="2" w:space="0" w:color="000000" w:themeColor="text1"/>
+            </w:tcBorders>
+            <w:vAlign w:val="center"/>
+          </w:tcPr>
+          <w:p>
+            <w:pPr>
+              <w:pStyle w:val="Sinespaciado"/>
+              <w:jc w:val="center"/>
+              <w:cnfStyle w:val="100000000000" w:firstRow="1" w:lastRow="0" w:firstColumn="0" w:lastColumn="0" w:oddVBand="0" w:evenVBand="0" w:oddHBand="0" w:evenHBand="0" w:firstRowFirstColumn="0" w:firstRowLastColumn="0" w:lastRowFirstColumn="0" w:lastRowLastColumn="0"/>
+              <w:rPr>
+                <w:sz w:val="16"/>
+                <w:szCs w:val="16"/>
+              </w:rPr>
+            </w:pPr>
+            <w:r>
+              <w:rPr>
+                <w:sz w:val="18"/>
+                <w:szCs w:val="18"/>
+              </w:rPr>
+              <w:t>Fuente(s)</w:t>
+            </w:r>
+            <w:r>
+              <w:rPr>
+                <w:sz w:val="18"/>
+                <w:szCs w:val="18"/>
+              </w:rPr>
+              <w:t xml:space="preserve"> en conflicto</w:t>
+            </w:r>
+          </w:p>
+        </w:tc>
+        <w:tc>
+          <w:tcPr>
+            <w:tcW w:w="1134" w:type="dxa"/>
+            <w:tcBorders>
+              <w:top w:val="single" w:sz="2" w:space="0" w:color="000000" w:themeColor="text1"/>
+              <w:left w:val="single" w:sz="2" w:space="0" w:color="000000" w:themeColor="text1"/>
+              <w:bottom w:val="single" w:sz="2" w:space="0" w:color="000000" w:themeColor="text1"/>
+              <w:right w:val="single" w:sz="2" w:space="0" w:color="000000" w:themeColor="text1"/>
+            </w:tcBorders>
+          </w:tcPr>
+          <w:p>
+            <w:pPr>
+              <w:pStyle w:val="Sinespaciado"/>
+              <w:jc w:val="center"/>
+              <w:cnfStyle w:val="100000000000" w:firstRow="1" w:lastRow="0" w:firstColumn="0" w:lastColumn="0" w:oddVBand="0" w:evenVBand="0" w:oddHBand="0" w:evenHBand="0" w:firstRowFirstColumn="0" w:firstRowLastColumn="0" w:lastRowFirstColumn="0" w:lastRowLastColumn="0"/>
+              <w:rPr>
+                <w:sz w:val="16"/>
+                <w:szCs w:val="16"/>
+              </w:rPr>
+            </w:pPr>
+            <w:r>
+              <w:rPr>
+                <w:sz w:val="18"/>
+                <w:szCs w:val="18"/>
+              </w:rPr>
+              <w:t>Tipo</w:t>
+            </w:r>
+          </w:p>
+        </w:tc>
+        <w:tc>
+          <w:tcPr>
+            <w:tcW w:w="3119" w:type="dxa"/>
+            <w:tcBorders>
+              <w:top w:val="single" w:sz="2" w:space="0" w:color="000000" w:themeColor="text1"/>
+              <w:left w:val="single" w:sz="2" w:space="0" w:color="000000" w:themeColor="text1"/>
+              <w:bottom w:val="single" w:sz="2" w:space="0" w:color="000000" w:themeColor="text1"/>
+              <w:right w:val="single" w:sz="2" w:space="0" w:color="000000" w:themeColor="text1"/>
+            </w:tcBorders>
+            <w:vAlign w:val="center"/>
+          </w:tcPr>
+          <w:p>
+            <w:pPr>
+              <w:pStyle w:val="Sinespaciado"/>
+              <w:jc w:val="center"/>
+              <w:cnfStyle w:val="100000000000" w:firstRow="1" w:lastRow="0" w:firstColumn="0" w:lastColumn="0" w:oddVBand="0" w:evenVBand="0" w:oddHBand="0" w:evenHBand="0" w:firstRowFirstColumn="0" w:firstRowLastColumn="0" w:lastRowFirstColumn="0" w:lastRowLastColumn="0"/>
+              <w:rPr>
+                <w:sz w:val="16"/>
+                <w:szCs w:val="16"/>
+              </w:rPr>
+            </w:pPr>
+            <w:r>
+              <w:rPr>
+                <w:sz w:val="18"/>
+                <w:szCs w:val="18"/>
+              </w:rPr>
+              <w:t>Resolución</w:t>
+            </w:r>
+          </w:p>
+        </w:tc>
+        <w:tc>
+          <w:tcPr>
+            <w:tcW w:w="850" w:type="dxa"/>
+            <w:tcBorders>
+              <w:top w:val="single" w:sz="2" w:space="0" w:color="000000" w:themeColor="text1"/>
+              <w:left w:val="single" w:sz="2" w:space="0" w:color="000000" w:themeColor="text1"/>
+              <w:bottom w:val="single" w:sz="2" w:space="0" w:color="000000" w:themeColor="text1"/>
+              <w:right w:val="single" w:sz="2" w:space="0" w:color="000000" w:themeColor="text1"/>
+            </w:tcBorders>
+          </w:tcPr>
+          <w:p>
+            <w:pPr>
+              <w:pStyle w:val="Sinespaciado"/>
+              <w:jc w:val="center"/>
+              <w:cnfStyle w:val="100000000000" w:firstRow="1" w:lastRow="0" w:firstColumn="0" w:lastColumn="0" w:oddVBand="0" w:evenVBand="0" w:oddHBand="0" w:evenHBand="0" w:firstRowFirstColumn="0" w:firstRowLastColumn="0" w:lastRowFirstColumn="0" w:lastRowLastColumn="0"/>
+              <w:rPr>
+                <w:sz w:val="16"/>
+                <w:szCs w:val="16"/>
+              </w:rPr>
+            </w:pPr>
+            <w:r>
+              <w:rPr>
+                <w:sz w:val="18"/>
+                <w:szCs w:val="18"/>
+              </w:rPr>
+              <w:t>Decisión</w:t>
+            </w:r>
+          </w:p>
+        </w:tc>
+      </w:tr>
+      <w:tr>
+        <w:trPr>
+          <w:cnfStyle w:val="000000100000" w:firstRow="0" w:lastRow="0" w:firstColumn="0" w:lastColumn="0" w:oddVBand="0" w:evenVBand="0" w:oddHBand="1" w:evenHBand="0" w:firstRowFirstColumn="0" w:firstRowLastColumn="0" w:lastRowFirstColumn="0" w:lastRowLastColumn="0"/>
+          <w:cantSplit/>
+          <w:trHeight w:val="1184"/>
+        </w:trPr>
+        <w:tc>
+          <w:tcPr>
+            <w:cnfStyle w:val="001000000000" w:firstRow="0" w:lastRow="0" w:firstColumn="1" w:lastColumn="0" w:oddVBand="0" w:evenVBand="0" w:oddHBand="0" w:evenHBand="0" w:firstRowFirstColumn="0" w:firstRowLastColumn="0" w:lastRowFirstColumn="0" w:lastRowLastColumn="0"/>
+            <w:tcW w:w="657" w:type="dxa"/>
+            <w:tcBorders>
+              <w:top w:val="single" w:sz="4" w:space="0" w:color="auto"/>
+              <w:left w:val="single" w:sz="4" w:space="0" w:color="auto"/>
+              <w:bottom w:val="single" w:sz="4" w:space="0" w:color="auto"/>
+              <w:right w:val="single" w:sz="4" w:space="0" w:color="auto"/>
+            </w:tcBorders>
+            <w:vAlign w:val="center"/>
+          </w:tcPr>
+          <w:p>
+            <w:pPr>
+              <w:pStyle w:val="Sinespaciado"/>
+              <w:jc w:val="center"/>
+              <w:rPr>
+                <w:sz w:val="16"/>
+                <w:szCs w:val="16"/>
+              </w:rPr>
+            </w:pPr>
+            <w:r>
+              <w:rPr>
+                <w:sz w:val="18"/>
+                <w:szCs w:val="18"/>
+              </w:rPr>
+              <w:t>H-</w:t>
+            </w:r>
+            <w:r>
+              <w:rPr>
+                <w:sz w:val="18"/>
+                <w:szCs w:val="18"/>
+              </w:rPr>
+              <w:t>10</w:t>
+            </w:r>
+          </w:p>
+        </w:tc>
+        <w:tc>
+          <w:tcPr>
+            <w:tcW w:w="3313" w:type="dxa"/>
+            <w:tcBorders>
+              <w:top w:val="single" w:sz="2" w:space="0" w:color="000000" w:themeColor="text1"/>
+              <w:left w:val="single" w:sz="4" w:space="0" w:color="auto"/>
+              <w:bottom w:val="single" w:sz="2" w:space="0" w:color="000000" w:themeColor="text1"/>
+              <w:right w:val="single" w:sz="2" w:space="0" w:color="000000" w:themeColor="text1"/>
+            </w:tcBorders>
+            <w:vAlign w:val="center"/>
+          </w:tcPr>
+          <w:p>
+            <w:pPr>
+              <w:pStyle w:val="Sinespaciado"/>
+              <w:cnfStyle w:val="000000100000" w:firstRow="0" w:lastRow="0" w:firstColumn="0" w:lastColumn="0" w:oddVBand="0" w:evenVBand="0" w:oddHBand="1" w:evenHBand="0" w:firstRowFirstColumn="0" w:firstRowLastColumn="0" w:lastRowFirstColumn="0" w:lastRowLastColumn="0"/>
+              <w:rPr>
+                <w:sz w:val="16"/>
+                <w:szCs w:val="16"/>
+              </w:rPr>
+            </w:pPr>
+            <w:r>
+              <w:rPr>
+                <w:sz w:val="16"/>
+                <w:szCs w:val="16"/>
+              </w:rPr>
+              <w:t>El plan formal de producción para abril de 2027 contradice el compromiso comercial con el cliente piloto que exige operación con casos reales en enero de 2027, generando una presión de plazo no contemplada en la planificación de entregas.</w:t>
+            </w:r>
+          </w:p>
+        </w:tc>
+        <w:tc>
+          <w:tcPr>
+            <w:tcW w:w="2409" w:type="dxa"/>
+            <w:tcBorders>
+              <w:top w:val="single" w:sz="2" w:space="0" w:color="000000" w:themeColor="text1"/>
+              <w:left w:val="single" w:sz="2" w:space="0" w:color="000000" w:themeColor="text1"/>
+              <w:bottom w:val="single" w:sz="2" w:space="0" w:color="000000" w:themeColor="text1"/>
+              <w:right w:val="single" w:sz="2" w:space="0" w:color="000000" w:themeColor="text1"/>
+            </w:tcBorders>
+            <w:vAlign w:val="center"/>
+          </w:tcPr>
+          <w:p>
+            <w:pPr>
+              <w:pStyle w:val="Sinespaciado"/>
+              <w:cnfStyle w:val="000000100000" w:firstRow="0" w:lastRow="0" w:firstColumn="0" w:lastColumn="0" w:oddVBand="0" w:evenVBand="0" w:oddHBand="1" w:evenHBand="0" w:firstRowFirstColumn="0" w:firstRowLastColumn="0" w:lastRowFirstColumn="0" w:lastRowLastColumn="0"/>
+              <w:rPr>
+                <w:sz w:val="16"/>
+                <w:szCs w:val="16"/>
+              </w:rPr>
+            </w:pPr>
+            <w:r>
+              <w:rPr>
+                <w:sz w:val="16"/>
+                <w:szCs w:val="16"/>
+              </w:rPr>
+              <w:t>§5.2 (despliegue en producción a fines de abril de 2027), ENT1 [00:11:05] (operación con casos reales en enero; plataforma completa funcionando en vivo a fines de marzo)</w:t>
+            </w:r>
+          </w:p>
+        </w:tc>
+        <w:tc>
+          <w:tcPr>
+            <w:tcW w:w="1134" w:type="dxa"/>
+            <w:tcBorders>
+              <w:top w:val="single" w:sz="2" w:space="0" w:color="000000" w:themeColor="text1"/>
+              <w:left w:val="single" w:sz="2" w:space="0" w:color="000000" w:themeColor="text1"/>
+              <w:bottom w:val="single" w:sz="2" w:space="0" w:color="000000" w:themeColor="text1"/>
+              <w:right w:val="single" w:sz="2" w:space="0" w:color="000000" w:themeColor="text1"/>
+            </w:tcBorders>
+            <w:vAlign w:val="center"/>
+          </w:tcPr>
+          <w:p>
+            <w:pPr>
+              <w:pStyle w:val="Sinespaciado"/>
+              <w:cnfStyle w:val="000000100000" w:firstRow="0" w:lastRow="0" w:firstColumn="0" w:lastColumn="0" w:oddVBand="0" w:evenVBand="0" w:oddHBand="1" w:evenHBand="0" w:firstRowFirstColumn="0" w:firstRowLastColumn="0" w:lastRowFirstColumn="0" w:lastRowLastColumn="0"/>
+              <w:rPr>
+                <w:sz w:val="16"/>
+                <w:szCs w:val="16"/>
+              </w:rPr>
+            </w:pPr>
+            <w:r>
+              <w:rPr>
+                <w:sz w:val="16"/>
+                <w:szCs w:val="16"/>
+              </w:rPr>
+              <w:t>conflicto entre interesados</w:t>
+            </w:r>
+          </w:p>
+        </w:tc>
+        <w:tc>
+          <w:tcPr>
+            <w:tcW w:w="3119" w:type="dxa"/>
+            <w:tcBorders>
+              <w:top w:val="single" w:sz="2" w:space="0" w:color="000000" w:themeColor="text1"/>
+              <w:left w:val="single" w:sz="2" w:space="0" w:color="000000" w:themeColor="text1"/>
+              <w:bottom w:val="single" w:sz="2" w:space="0" w:color="000000" w:themeColor="text1"/>
+              <w:right w:val="single" w:sz="2" w:space="0" w:color="000000" w:themeColor="text1"/>
+            </w:tcBorders>
+            <w:vAlign w:val="center"/>
+          </w:tcPr>
+          <w:p>
+            <w:pPr>
+              <w:pStyle w:val="Sinespaciado"/>
+              <w:cnfStyle w:val="000000100000" w:firstRow="0" w:lastRow="0" w:firstColumn="0" w:lastColumn="0" w:oddVBand="0" w:evenVBand="0" w:oddHBand="1" w:evenHBand="0" w:firstRowFirstColumn="0" w:firstRowLastColumn="0" w:lastRowFirstColumn="0" w:lastRowLastColumn="0"/>
+              <w:rPr>
+                <w:sz w:val="16"/>
+                <w:szCs w:val="16"/>
+              </w:rPr>
+            </w:pPr>
+            <w:r>
+              <w:rPr>
+                <w:sz w:val="16"/>
+                <w:szCs w:val="16"/>
+              </w:rPr>
+              <w:t>Se identifica que el compromiso comercial de "operar en enero" requiere aclaración: definir si implica lanzamiento productivo completo o un piloto supervisado de volumen acotado, reconciliando con el cronograma formal (producción en abril).</w:t>
+            </w:r>
+          </w:p>
+        </w:tc>
+        <w:tc>
+          <w:tcPr>
+            <w:tcW w:w="850" w:type="dxa"/>
+            <w:tcBorders>
+              <w:top w:val="single" w:sz="2" w:space="0" w:color="000000" w:themeColor="text1"/>
+              <w:left w:val="single" w:sz="2" w:space="0" w:color="000000" w:themeColor="text1"/>
+              <w:bottom w:val="single" w:sz="2" w:space="0" w:color="000000" w:themeColor="text1"/>
+              <w:right w:val="single" w:sz="2" w:space="0" w:color="000000" w:themeColor="text1"/>
+            </w:tcBorders>
+            <w:vAlign w:val="center"/>
+          </w:tcPr>
+          <w:p>
+            <w:pPr>
+              <w:pStyle w:val="Sinespaciado"/>
+              <w:cnfStyle w:val="000000100000" w:firstRow="0" w:lastRow="0" w:firstColumn="0" w:lastColumn="0" w:oddVBand="0" w:evenVBand="0" w:oddHBand="1" w:evenHBand="0" w:firstRowFirstColumn="0" w:firstRowLastColumn="0" w:lastRowFirstColumn="0" w:lastRowLastColumn="0"/>
+              <w:rPr>
+                <w:sz w:val="16"/>
+                <w:szCs w:val="16"/>
+              </w:rPr>
+            </w:pPr>
+          </w:p>
+        </w:tc>
+      </w:tr>
+      <w:tr>
+        <w:trPr>
+          <w:cantSplit/>
+          <w:trHeight w:val="119"/>
+        </w:trPr>
+        <w:tc>
+          <w:tcPr>
+            <w:cnfStyle w:val="001000000000" w:firstRow="0" w:lastRow="0" w:firstColumn="1" w:lastColumn="0" w:oddVBand="0" w:evenVBand="0" w:oddHBand="0" w:evenHBand="0" w:firstRowFirstColumn="0" w:firstRowLastColumn="0" w:lastRowFirstColumn="0" w:lastRowLastColumn="0"/>
+            <w:tcW w:w="657" w:type="dxa"/>
+            <w:tcBorders>
+              <w:top w:val="single" w:sz="4" w:space="0" w:color="auto"/>
+              <w:left w:val="single" w:sz="4" w:space="0" w:color="auto"/>
+              <w:bottom w:val="single" w:sz="4" w:space="0" w:color="auto"/>
+              <w:right w:val="single" w:sz="4" w:space="0" w:color="auto"/>
+            </w:tcBorders>
+            <w:vAlign w:val="center"/>
+          </w:tcPr>
+          <w:p>
+            <w:pPr>
+              <w:pStyle w:val="Sinespaciado"/>
+              <w:jc w:val="center"/>
+              <w:rPr>
+                <w:sz w:val="16"/>
+                <w:szCs w:val="16"/>
+              </w:rPr>
+            </w:pPr>
+            <w:r>
+              <w:rPr>
+                <w:sz w:val="18"/>
+                <w:szCs w:val="18"/>
+              </w:rPr>
+              <w:t>H-</w:t>
+            </w:r>
+            <w:r>
+              <w:rPr>
+                <w:sz w:val="18"/>
+                <w:szCs w:val="18"/>
+              </w:rPr>
+              <w:t>11</w:t>
+            </w:r>
+          </w:p>
+        </w:tc>
+        <w:tc>
+          <w:tcPr>
+            <w:tcW w:w="3313" w:type="dxa"/>
+            <w:tcBorders>
+              <w:top w:val="single" w:sz="2" w:space="0" w:color="000000" w:themeColor="text1"/>
+              <w:left w:val="single" w:sz="4" w:space="0" w:color="auto"/>
+              <w:bottom w:val="single" w:sz="2" w:space="0" w:color="000000" w:themeColor="text1"/>
+              <w:right w:val="single" w:sz="2" w:space="0" w:color="000000" w:themeColor="text1"/>
+            </w:tcBorders>
+            <w:vAlign w:val="center"/>
+          </w:tcPr>
+          <w:p>
+            <w:pPr>
+              <w:pStyle w:val="Sinespaciado"/>
+              <w:cnfStyle w:val="000000000000" w:firstRow="0" w:lastRow="0" w:firstColumn="0" w:lastColumn="0" w:oddVBand="0" w:evenVBand="0" w:oddHBand="0" w:evenHBand="0" w:firstRowFirstColumn="0" w:firstRowLastColumn="0" w:lastRowFirstColumn="0" w:lastRowLastColumn="0"/>
+              <w:rPr>
+                <w:sz w:val="16"/>
+                <w:szCs w:val="16"/>
+              </w:rPr>
+            </w:pPr>
+            <w:r>
+              <w:rPr>
+                <w:sz w:val="16"/>
+                <w:szCs w:val="16"/>
+              </w:rPr>
+              <w:t>Se establece como requisito que ningún caso debe demorar más de cinco segundos en procesarse, pero el líder de ingeniería de modelos señala que casos reales con múltiples documentos o videos toman decenas de segundos o minutos, haciendo el requisito técnicamente inviable.</w:t>
+            </w:r>
+          </w:p>
+        </w:tc>
+        <w:tc>
+          <w:tcPr>
+            <w:tcW w:w="2409" w:type="dxa"/>
+            <w:tcBorders>
+              <w:top w:val="single" w:sz="2" w:space="0" w:color="000000" w:themeColor="text1"/>
+              <w:left w:val="single" w:sz="2" w:space="0" w:color="000000" w:themeColor="text1"/>
+              <w:bottom w:val="single" w:sz="2" w:space="0" w:color="000000" w:themeColor="text1"/>
+              <w:right w:val="single" w:sz="2" w:space="0" w:color="000000" w:themeColor="text1"/>
+            </w:tcBorders>
+            <w:vAlign w:val="center"/>
+          </w:tcPr>
+          <w:p>
+            <w:pPr>
+              <w:pStyle w:val="Sinespaciado"/>
+              <w:cnfStyle w:val="000000000000" w:firstRow="0" w:lastRow="0" w:firstColumn="0" w:lastColumn="0" w:oddVBand="0" w:evenVBand="0" w:oddHBand="0" w:evenHBand="0" w:firstRowFirstColumn="0" w:firstRowLastColumn="0" w:lastRowFirstColumn="0" w:lastRowLastColumn="0"/>
+              <w:rPr>
+                <w:sz w:val="16"/>
+                <w:szCs w:val="16"/>
+              </w:rPr>
+            </w:pPr>
+            <w:r>
+              <w:rPr>
+                <w:sz w:val="16"/>
+                <w:szCs w:val="16"/>
+              </w:rPr>
+              <w:t>§4 (máximo de 5 segundos por caso), ENT3 [00:08:57] (30–40 segundos para reembolsos médicos; varios minutos para videos de 5 minutos; 5 segundos para todo caso no factible)</w:t>
+            </w:r>
+          </w:p>
+        </w:tc>
+        <w:tc>
+          <w:tcPr>
+            <w:tcW w:w="1134" w:type="dxa"/>
+            <w:tcBorders>
+              <w:top w:val="single" w:sz="2" w:space="0" w:color="000000" w:themeColor="text1"/>
+              <w:left w:val="single" w:sz="2" w:space="0" w:color="000000" w:themeColor="text1"/>
+              <w:bottom w:val="single" w:sz="2" w:space="0" w:color="000000" w:themeColor="text1"/>
+              <w:right w:val="single" w:sz="2" w:space="0" w:color="000000" w:themeColor="text1"/>
+            </w:tcBorders>
+            <w:vAlign w:val="center"/>
+          </w:tcPr>
+          <w:p>
+            <w:pPr>
+              <w:pStyle w:val="Sinespaciado"/>
+              <w:cnfStyle w:val="000000000000" w:firstRow="0" w:lastRow="0" w:firstColumn="0" w:lastColumn="0" w:oddVBand="0" w:evenVBand="0" w:oddHBand="0" w:evenHBand="0" w:firstRowFirstColumn="0" w:firstRowLastColumn="0" w:lastRowFirstColumn="0" w:lastRowLastColumn="0"/>
+              <w:rPr>
+                <w:sz w:val="16"/>
+                <w:szCs w:val="16"/>
+              </w:rPr>
+            </w:pPr>
+            <w:r>
+              <w:rPr>
+                <w:sz w:val="16"/>
+                <w:szCs w:val="16"/>
+              </w:rPr>
+              <w:t>requisito no verificable</w:t>
+            </w:r>
+          </w:p>
+        </w:tc>
+        <w:tc>
+          <w:tcPr>
+            <w:tcW w:w="3119" w:type="dxa"/>
+            <w:tcBorders>
+              <w:top w:val="single" w:sz="2" w:space="0" w:color="000000" w:themeColor="text1"/>
+              <w:left w:val="single" w:sz="2" w:space="0" w:color="000000" w:themeColor="text1"/>
+              <w:bottom w:val="single" w:sz="2" w:space="0" w:color="000000" w:themeColor="text1"/>
+              <w:right w:val="single" w:sz="2" w:space="0" w:color="000000" w:themeColor="text1"/>
+            </w:tcBorders>
+            <w:vAlign w:val="center"/>
+          </w:tcPr>
+          <w:p>
+            <w:pPr>
+              <w:pStyle w:val="Sinespaciado"/>
+              <w:cnfStyle w:val="000000000000" w:firstRow="0" w:lastRow="0" w:firstColumn="0" w:lastColumn="0" w:oddVBand="0" w:evenVBand="0" w:oddHBand="0" w:evenHBand="0" w:firstRowFirstColumn="0" w:firstRowLastColumn="0" w:lastRowFirstColumn="0" w:lastRowLastColumn="0"/>
+              <w:rPr>
+                <w:sz w:val="16"/>
+                <w:szCs w:val="16"/>
+              </w:rPr>
+            </w:pPr>
+            <w:r>
+              <w:rPr>
+                <w:sz w:val="16"/>
+                <w:szCs w:val="16"/>
+              </w:rPr>
+              <w:t>El SLA se redefine por tramos según tipo/tamaño de archivo en lugar de un número único de 5 segundos. Se deja constancia de que los valores exactos por tramo aún no pueden comprometerse por falta de pruebas de carga suficientes.</w:t>
+            </w:r>
+          </w:p>
+        </w:tc>
+        <w:tc>
+          <w:tcPr>
+            <w:tcW w:w="850" w:type="dxa"/>
+            <w:tcBorders>
+              <w:top w:val="single" w:sz="2" w:space="0" w:color="000000" w:themeColor="text1"/>
+              <w:left w:val="single" w:sz="2" w:space="0" w:color="000000" w:themeColor="text1"/>
+              <w:bottom w:val="single" w:sz="2" w:space="0" w:color="000000" w:themeColor="text1"/>
+              <w:right w:val="single" w:sz="2" w:space="0" w:color="000000" w:themeColor="text1"/>
+            </w:tcBorders>
+            <w:vAlign w:val="center"/>
+          </w:tcPr>
+          <w:p>
+            <w:pPr>
+              <w:pStyle w:val="Sinespaciado"/>
+              <w:cnfStyle w:val="000000000000" w:firstRow="0" w:lastRow="0" w:firstColumn="0" w:lastColumn="0" w:oddVBand="0" w:evenVBand="0" w:oddHBand="0" w:evenHBand="0" w:firstRowFirstColumn="0" w:firstRowLastColumn="0" w:lastRowFirstColumn="0" w:lastRowLastColumn="0"/>
+              <w:rPr>
+                <w:sz w:val="16"/>
+                <w:szCs w:val="16"/>
+              </w:rPr>
+            </w:pPr>
           </w:p>
         </w:tc>
       </w:tr>
@@ -10568,20 +13084,19 @@
         <w:tc>
           <w:tcPr>
             <w:cnfStyle w:val="001000000000" w:firstRow="0" w:lastRow="0" w:firstColumn="1" w:lastColumn="0" w:oddVBand="0" w:evenVBand="0" w:oddHBand="0" w:evenHBand="0" w:firstRowFirstColumn="0" w:firstRowLastColumn="0" w:lastRowFirstColumn="0" w:lastRowLastColumn="0"/>
-            <w:tcW w:w="709" w:type="dxa"/>
-            <w:tcBorders>
-              <w:top w:val="single" w:sz="2" w:space="0" w:color="000000" w:themeColor="text1"/>
-              <w:left w:val="single" w:sz="2" w:space="0" w:color="000000" w:themeColor="text1"/>
-              <w:bottom w:val="single" w:sz="2" w:space="0" w:color="000000" w:themeColor="text1"/>
-              <w:right w:val="single" w:sz="2" w:space="0" w:color="000000" w:themeColor="text1"/>
-            </w:tcBorders>
-            <w:vAlign w:val="center"/>
-          </w:tcPr>
-          <w:p>
-            <w:pPr>
-              <w:pStyle w:val="Sinespaciado"/>
-              <w:spacing w:line="276" w:lineRule="auto"/>
-              <w:jc w:val="both"/>
+            <w:tcW w:w="657" w:type="dxa"/>
+            <w:tcBorders>
+              <w:top w:val="single" w:sz="4" w:space="0" w:color="auto"/>
+              <w:left w:val="single" w:sz="4" w:space="0" w:color="auto"/>
+              <w:bottom w:val="single" w:sz="4" w:space="0" w:color="auto"/>
+              <w:right w:val="single" w:sz="4" w:space="0" w:color="auto"/>
+            </w:tcBorders>
+            <w:vAlign w:val="center"/>
+          </w:tcPr>
+          <w:p>
+            <w:pPr>
+              <w:pStyle w:val="Sinespaciado"/>
+              <w:jc w:val="center"/>
               <w:rPr>
                 <w:sz w:val="16"/>
                 <w:szCs w:val="16"/>
@@ -10592,48 +13107,60 @@
                 <w:sz w:val="18"/>
                 <w:szCs w:val="18"/>
               </w:rPr>
-              <w:t>H-00</w:t>
-            </w:r>
-          </w:p>
-        </w:tc>
-        <w:tc>
-          <w:tcPr>
-            <w:tcW w:w="1843" w:type="dxa"/>
-            <w:tcBorders>
-              <w:top w:val="single" w:sz="2" w:space="0" w:color="000000" w:themeColor="text1"/>
-              <w:left w:val="single" w:sz="2" w:space="0" w:color="000000" w:themeColor="text1"/>
-              <w:bottom w:val="single" w:sz="2" w:space="0" w:color="000000" w:themeColor="text1"/>
-              <w:right w:val="single" w:sz="2" w:space="0" w:color="000000" w:themeColor="text1"/>
-            </w:tcBorders>
-            <w:vAlign w:val="center"/>
-          </w:tcPr>
-          <w:p>
-            <w:pPr>
-              <w:pStyle w:val="Sinespaciado"/>
-              <w:spacing w:line="276" w:lineRule="auto"/>
+              <w:t>H-</w:t>
+            </w:r>
+            <w:r>
+              <w:rPr>
+                <w:sz w:val="18"/>
+                <w:szCs w:val="18"/>
+              </w:rPr>
+              <w:t>12</w:t>
+            </w:r>
+          </w:p>
+        </w:tc>
+        <w:tc>
+          <w:tcPr>
+            <w:tcW w:w="3313" w:type="dxa"/>
+            <w:tcBorders>
+              <w:top w:val="single" w:sz="2" w:space="0" w:color="000000" w:themeColor="text1"/>
+              <w:left w:val="single" w:sz="4" w:space="0" w:color="auto"/>
+              <w:bottom w:val="single" w:sz="2" w:space="0" w:color="000000" w:themeColor="text1"/>
+              <w:right w:val="single" w:sz="2" w:space="0" w:color="000000" w:themeColor="text1"/>
+            </w:tcBorders>
+            <w:vAlign w:val="center"/>
+          </w:tcPr>
+          <w:p>
+            <w:pPr>
+              <w:pStyle w:val="Sinespaciado"/>
               <w:cnfStyle w:val="000000100000" w:firstRow="0" w:lastRow="0" w:firstColumn="0" w:lastColumn="0" w:oddVBand="0" w:evenVBand="0" w:oddHBand="1" w:evenHBand="0" w:firstRowFirstColumn="0" w:firstRowLastColumn="0" w:lastRowFirstColumn="0" w:lastRowLastColumn="0"/>
               <w:rPr>
                 <w:sz w:val="16"/>
                 <w:szCs w:val="16"/>
               </w:rPr>
             </w:pPr>
-          </w:p>
-        </w:tc>
-        <w:tc>
-          <w:tcPr>
-            <w:tcW w:w="2693" w:type="dxa"/>
-            <w:tcBorders>
-              <w:top w:val="single" w:sz="2" w:space="0" w:color="000000" w:themeColor="text1"/>
-              <w:left w:val="single" w:sz="2" w:space="0" w:color="000000" w:themeColor="text1"/>
-              <w:bottom w:val="single" w:sz="2" w:space="0" w:color="000000" w:themeColor="text1"/>
-              <w:right w:val="single" w:sz="2" w:space="0" w:color="000000" w:themeColor="text1"/>
-            </w:tcBorders>
-            <w:vAlign w:val="center"/>
-          </w:tcPr>
-          <w:p>
-            <w:pPr>
-              <w:pStyle w:val="Sinespaciado"/>
-              <w:spacing w:line="276" w:lineRule="auto"/>
+            <w:r>
+              <w:rPr>
+                <w:sz w:val="16"/>
+                <w:szCs w:val="16"/>
+              </w:rPr>
+              <w:t>El documento afirma simultáneamente que el rastro de auditoría es inalterable y que los datos personales deben eliminarse cuando el titular lo solicite, sin resolver cómo compatibilizar ambas exigencias. La entrevista con cumplimiento señala explícitamente que esta tensión no está resuelta.</w:t>
+            </w:r>
+          </w:p>
+        </w:tc>
+        <w:tc>
+          <w:tcPr>
+            <w:tcW w:w="2409" w:type="dxa"/>
+            <w:tcBorders>
+              <w:top w:val="single" w:sz="2" w:space="0" w:color="000000" w:themeColor="text1"/>
+              <w:left w:val="single" w:sz="2" w:space="0" w:color="000000" w:themeColor="text1"/>
+              <w:bottom w:val="single" w:sz="2" w:space="0" w:color="000000" w:themeColor="text1"/>
+              <w:right w:val="single" w:sz="2" w:space="0" w:color="000000" w:themeColor="text1"/>
+            </w:tcBorders>
+            <w:vAlign w:val="center"/>
+          </w:tcPr>
+          <w:p>
+            <w:pPr>
+              <w:pStyle w:val="Sinespaciado"/>
               <w:cnfStyle w:val="000000100000" w:firstRow="0" w:lastRow="0" w:firstColumn="0" w:lastColumn="0" w:oddVBand="0" w:evenVBand="0" w:oddHBand="1" w:evenHBand="0" w:firstRowFirstColumn="0" w:firstRowLastColumn="0" w:lastRowFirstColumn="0" w:lastRowLastColumn="0"/>
               <w:rPr>
                 <w:sz w:val="16"/>
@@ -10645,106 +13172,82 @@
                 <w:sz w:val="16"/>
                 <w:szCs w:val="16"/>
               </w:rPr>
-              <w:t>§2.13</w:t>
-            </w:r>
-            <w:r>
-              <w:rPr>
-                <w:sz w:val="16"/>
-                <w:szCs w:val="16"/>
-              </w:rPr>
-              <w:t xml:space="preserve"> (define cantidad)</w:t>
-            </w:r>
-            <w:r>
-              <w:rPr>
-                <w:sz w:val="16"/>
-                <w:szCs w:val="16"/>
-              </w:rPr>
-              <w:t xml:space="preserve">, </w:t>
-            </w:r>
-            <w:r>
-              <w:rPr>
-                <w:sz w:val="16"/>
-                <w:szCs w:val="16"/>
-              </w:rPr>
-              <w:t>RN-?? (</w:t>
-            </w:r>
-            <w:proofErr w:type="spellStart"/>
-            <w:r>
-              <w:rPr>
-                <w:sz w:val="16"/>
-                <w:szCs w:val="16"/>
-              </w:rPr>
-              <w:t>N°</w:t>
-            </w:r>
-            <w:proofErr w:type="spellEnd"/>
-            <w:r>
-              <w:rPr>
-                <w:sz w:val="16"/>
-                <w:szCs w:val="16"/>
-              </w:rPr>
-              <w:t xml:space="preserve"> )</w:t>
-            </w:r>
-          </w:p>
-        </w:tc>
-        <w:tc>
-          <w:tcPr>
-            <w:tcW w:w="633" w:type="dxa"/>
-            <w:tcBorders>
-              <w:top w:val="single" w:sz="2" w:space="0" w:color="000000" w:themeColor="text1"/>
-              <w:left w:val="single" w:sz="2" w:space="0" w:color="000000" w:themeColor="text1"/>
-              <w:bottom w:val="single" w:sz="2" w:space="0" w:color="000000" w:themeColor="text1"/>
-              <w:right w:val="single" w:sz="2" w:space="0" w:color="000000" w:themeColor="text1"/>
-            </w:tcBorders>
-          </w:tcPr>
-          <w:p>
-            <w:pPr>
-              <w:pStyle w:val="Sinespaciado"/>
-              <w:spacing w:line="276" w:lineRule="auto"/>
+              <w:t>§2.11 (rastro inalterable, sin modificación ni eliminación), §3 (eliminación de datos personales cuando el titular ejerce su derecho), ENT6 [00:10:08] (definir qué se elimina, qué se conserva anonimizado y qué se conserva por obligación legal)</w:t>
+            </w:r>
+          </w:p>
+        </w:tc>
+        <w:tc>
+          <w:tcPr>
+            <w:tcW w:w="1134" w:type="dxa"/>
+            <w:tcBorders>
+              <w:top w:val="single" w:sz="2" w:space="0" w:color="000000" w:themeColor="text1"/>
+              <w:left w:val="single" w:sz="2" w:space="0" w:color="000000" w:themeColor="text1"/>
+              <w:bottom w:val="single" w:sz="2" w:space="0" w:color="000000" w:themeColor="text1"/>
+              <w:right w:val="single" w:sz="2" w:space="0" w:color="000000" w:themeColor="text1"/>
+            </w:tcBorders>
+            <w:vAlign w:val="center"/>
+          </w:tcPr>
+          <w:p>
+            <w:pPr>
+              <w:pStyle w:val="Sinespaciado"/>
               <w:cnfStyle w:val="000000100000" w:firstRow="0" w:lastRow="0" w:firstColumn="0" w:lastColumn="0" w:oddVBand="0" w:evenVBand="0" w:oddHBand="1" w:evenHBand="0" w:firstRowFirstColumn="0" w:firstRowLastColumn="0" w:lastRowFirstColumn="0" w:lastRowLastColumn="0"/>
               <w:rPr>
                 <w:sz w:val="16"/>
                 <w:szCs w:val="16"/>
               </w:rPr>
             </w:pPr>
-          </w:p>
-        </w:tc>
-        <w:tc>
-          <w:tcPr>
-            <w:tcW w:w="1777" w:type="dxa"/>
-            <w:tcBorders>
-              <w:top w:val="single" w:sz="2" w:space="0" w:color="000000" w:themeColor="text1"/>
-              <w:left w:val="single" w:sz="2" w:space="0" w:color="000000" w:themeColor="text1"/>
-              <w:bottom w:val="single" w:sz="2" w:space="0" w:color="000000" w:themeColor="text1"/>
-              <w:right w:val="single" w:sz="2" w:space="0" w:color="000000" w:themeColor="text1"/>
-            </w:tcBorders>
-            <w:vAlign w:val="center"/>
-          </w:tcPr>
-          <w:p>
-            <w:pPr>
-              <w:pStyle w:val="Sinespaciado"/>
-              <w:spacing w:line="276" w:lineRule="auto"/>
+            <w:r>
+              <w:rPr>
+                <w:sz w:val="16"/>
+                <w:szCs w:val="16"/>
+              </w:rPr>
+              <w:t>decisión pendiente declarada</w:t>
+            </w:r>
+          </w:p>
+        </w:tc>
+        <w:tc>
+          <w:tcPr>
+            <w:tcW w:w="3119" w:type="dxa"/>
+            <w:tcBorders>
+              <w:top w:val="single" w:sz="2" w:space="0" w:color="000000" w:themeColor="text1"/>
+              <w:left w:val="single" w:sz="2" w:space="0" w:color="000000" w:themeColor="text1"/>
+              <w:bottom w:val="single" w:sz="2" w:space="0" w:color="000000" w:themeColor="text1"/>
+              <w:right w:val="single" w:sz="2" w:space="0" w:color="000000" w:themeColor="text1"/>
+            </w:tcBorders>
+            <w:vAlign w:val="center"/>
+          </w:tcPr>
+          <w:p>
+            <w:pPr>
+              <w:pStyle w:val="Sinespaciado"/>
               <w:cnfStyle w:val="000000100000" w:firstRow="0" w:lastRow="0" w:firstColumn="0" w:lastColumn="0" w:oddVBand="0" w:evenVBand="0" w:oddHBand="1" w:evenHBand="0" w:firstRowFirstColumn="0" w:firstRowLastColumn="0" w:lastRowFirstColumn="0" w:lastRowLastColumn="0"/>
               <w:rPr>
                 <w:sz w:val="16"/>
                 <w:szCs w:val="16"/>
               </w:rPr>
             </w:pPr>
-          </w:p>
-        </w:tc>
-        <w:tc>
-          <w:tcPr>
-            <w:tcW w:w="992" w:type="dxa"/>
-            <w:tcBorders>
-              <w:top w:val="single" w:sz="2" w:space="0" w:color="000000" w:themeColor="text1"/>
-              <w:left w:val="single" w:sz="2" w:space="0" w:color="000000" w:themeColor="text1"/>
-              <w:bottom w:val="single" w:sz="2" w:space="0" w:color="000000" w:themeColor="text1"/>
-              <w:right w:val="single" w:sz="2" w:space="0" w:color="000000" w:themeColor="text1"/>
-            </w:tcBorders>
-          </w:tcPr>
-          <w:p>
-            <w:pPr>
-              <w:pStyle w:val="Sinespaciado"/>
-              <w:spacing w:line="276" w:lineRule="auto"/>
+            <w:r>
+              <w:rPr>
+                <w:sz w:val="16"/>
+                <w:szCs w:val="16"/>
+              </w:rPr>
+              <w:t>Se separa el rastro de decisión (metadato: quién, cuándo, score, decisión), que se mantiene inalterable, del contenido personal de la evidencia, que puede anonimizarse ante una solicitud válida del titular sin eliminar el registro de que la decisión existió.</w:t>
+            </w:r>
+          </w:p>
+        </w:tc>
+        <w:tc>
+          <w:tcPr>
+            <w:tcW w:w="850" w:type="dxa"/>
+            <w:tcBorders>
+              <w:top w:val="single" w:sz="2" w:space="0" w:color="000000" w:themeColor="text1"/>
+              <w:left w:val="single" w:sz="2" w:space="0" w:color="000000" w:themeColor="text1"/>
+              <w:bottom w:val="single" w:sz="2" w:space="0" w:color="000000" w:themeColor="text1"/>
+              <w:right w:val="single" w:sz="2" w:space="0" w:color="000000" w:themeColor="text1"/>
+            </w:tcBorders>
+            <w:vAlign w:val="center"/>
+          </w:tcPr>
+          <w:p>
+            <w:pPr>
+              <w:pStyle w:val="Sinespaciado"/>
               <w:cnfStyle w:val="000000100000" w:firstRow="0" w:lastRow="0" w:firstColumn="0" w:lastColumn="0" w:oddVBand="0" w:evenVBand="0" w:oddHBand="1" w:evenHBand="0" w:firstRowFirstColumn="0" w:firstRowLastColumn="0" w:lastRowFirstColumn="0" w:lastRowLastColumn="0"/>
               <w:rPr>
                 <w:sz w:val="16"/>
@@ -10762,132 +13265,202 @@
         <w:tc>
           <w:tcPr>
             <w:cnfStyle w:val="001000000000" w:firstRow="0" w:lastRow="0" w:firstColumn="1" w:lastColumn="0" w:oddVBand="0" w:evenVBand="0" w:oddHBand="0" w:evenHBand="0" w:firstRowFirstColumn="0" w:firstRowLastColumn="0" w:lastRowFirstColumn="0" w:lastRowLastColumn="0"/>
-            <w:tcW w:w="709" w:type="dxa"/>
-            <w:tcBorders>
-              <w:top w:val="single" w:sz="2" w:space="0" w:color="000000" w:themeColor="text1"/>
-              <w:left w:val="single" w:sz="2" w:space="0" w:color="000000" w:themeColor="text1"/>
-              <w:bottom w:val="single" w:sz="2" w:space="0" w:color="000000" w:themeColor="text1"/>
-              <w:right w:val="single" w:sz="2" w:space="0" w:color="000000" w:themeColor="text1"/>
-            </w:tcBorders>
-            <w:vAlign w:val="center"/>
-          </w:tcPr>
-          <w:p>
-            <w:pPr>
-              <w:pStyle w:val="Sinespaciado"/>
-              <w:spacing w:line="276" w:lineRule="auto"/>
-              <w:jc w:val="both"/>
-              <w:rPr>
-                <w:sz w:val="16"/>
-                <w:szCs w:val="16"/>
-              </w:rPr>
-            </w:pPr>
-          </w:p>
-        </w:tc>
-        <w:tc>
-          <w:tcPr>
-            <w:tcW w:w="1843" w:type="dxa"/>
-            <w:tcBorders>
-              <w:top w:val="single" w:sz="2" w:space="0" w:color="000000" w:themeColor="text1"/>
-              <w:left w:val="single" w:sz="2" w:space="0" w:color="000000" w:themeColor="text1"/>
-              <w:bottom w:val="single" w:sz="2" w:space="0" w:color="000000" w:themeColor="text1"/>
-              <w:right w:val="single" w:sz="2" w:space="0" w:color="000000" w:themeColor="text1"/>
-            </w:tcBorders>
-            <w:vAlign w:val="center"/>
-          </w:tcPr>
-          <w:p>
-            <w:pPr>
-              <w:pStyle w:val="Sinespaciado"/>
-              <w:spacing w:line="276" w:lineRule="auto"/>
+            <w:tcW w:w="657" w:type="dxa"/>
+            <w:tcBorders>
+              <w:top w:val="single" w:sz="4" w:space="0" w:color="auto"/>
+              <w:left w:val="single" w:sz="4" w:space="0" w:color="auto"/>
+              <w:bottom w:val="single" w:sz="4" w:space="0" w:color="auto"/>
+              <w:right w:val="single" w:sz="4" w:space="0" w:color="auto"/>
+            </w:tcBorders>
+            <w:vAlign w:val="center"/>
+          </w:tcPr>
+          <w:p>
+            <w:pPr>
+              <w:pStyle w:val="Sinespaciado"/>
+              <w:jc w:val="center"/>
+              <w:rPr>
+                <w:sz w:val="16"/>
+                <w:szCs w:val="16"/>
+              </w:rPr>
+            </w:pPr>
+            <w:r>
+              <w:rPr>
+                <w:sz w:val="18"/>
+                <w:szCs w:val="18"/>
+              </w:rPr>
+              <w:t>H-1</w:t>
+            </w:r>
+            <w:r>
+              <w:rPr>
+                <w:sz w:val="18"/>
+                <w:szCs w:val="18"/>
+              </w:rPr>
+              <w:t>3</w:t>
+            </w:r>
+          </w:p>
+        </w:tc>
+        <w:tc>
+          <w:tcPr>
+            <w:tcW w:w="3313" w:type="dxa"/>
+            <w:tcBorders>
+              <w:top w:val="single" w:sz="2" w:space="0" w:color="000000" w:themeColor="text1"/>
+              <w:left w:val="single" w:sz="4" w:space="0" w:color="auto"/>
+              <w:bottom w:val="single" w:sz="2" w:space="0" w:color="000000" w:themeColor="text1"/>
+              <w:right w:val="single" w:sz="2" w:space="0" w:color="000000" w:themeColor="text1"/>
+            </w:tcBorders>
+            <w:vAlign w:val="center"/>
+          </w:tcPr>
+          <w:p>
+            <w:pPr>
+              <w:pStyle w:val="Sinespaciado"/>
               <w:cnfStyle w:val="000000000000" w:firstRow="0" w:lastRow="0" w:firstColumn="0" w:lastColumn="0" w:oddVBand="0" w:evenVBand="0" w:oddHBand="0" w:evenHBand="0" w:firstRowFirstColumn="0" w:firstRowLastColumn="0" w:lastRowFirstColumn="0" w:lastRowLastColumn="0"/>
               <w:rPr>
                 <w:sz w:val="16"/>
                 <w:szCs w:val="16"/>
               </w:rPr>
             </w:pPr>
-          </w:p>
-        </w:tc>
-        <w:tc>
-          <w:tcPr>
-            <w:tcW w:w="2693" w:type="dxa"/>
-            <w:tcBorders>
-              <w:top w:val="single" w:sz="2" w:space="0" w:color="000000" w:themeColor="text1"/>
-              <w:left w:val="single" w:sz="2" w:space="0" w:color="000000" w:themeColor="text1"/>
-              <w:bottom w:val="single" w:sz="2" w:space="0" w:color="000000" w:themeColor="text1"/>
-              <w:right w:val="single" w:sz="2" w:space="0" w:color="000000" w:themeColor="text1"/>
-            </w:tcBorders>
-            <w:vAlign w:val="center"/>
-          </w:tcPr>
-          <w:p>
-            <w:pPr>
-              <w:pStyle w:val="Sinespaciado"/>
-              <w:spacing w:line="276" w:lineRule="auto"/>
+            <w:r>
+              <w:rPr>
+                <w:sz w:val="16"/>
+                <w:szCs w:val="16"/>
+              </w:rPr>
+              <w:t>El documento describe una integración mediante API REST para el envío y recepción de casos, pero para el cliente piloto la integración debe hacerse mediante intercambio de archivos en carpetas compartidas, ya que su sistema central no expone servicios web. Esta contradicción afecta el diseño de la capa de integración.</w:t>
+            </w:r>
+          </w:p>
+        </w:tc>
+        <w:tc>
+          <w:tcPr>
+            <w:tcW w:w="2409" w:type="dxa"/>
+            <w:tcBorders>
+              <w:top w:val="single" w:sz="2" w:space="0" w:color="000000" w:themeColor="text1"/>
+              <w:left w:val="single" w:sz="2" w:space="0" w:color="000000" w:themeColor="text1"/>
+              <w:bottom w:val="single" w:sz="2" w:space="0" w:color="000000" w:themeColor="text1"/>
+              <w:right w:val="single" w:sz="2" w:space="0" w:color="000000" w:themeColor="text1"/>
+            </w:tcBorders>
+            <w:vAlign w:val="center"/>
+          </w:tcPr>
+          <w:p>
+            <w:pPr>
+              <w:pStyle w:val="Sinespaciado"/>
               <w:cnfStyle w:val="000000000000" w:firstRow="0" w:lastRow="0" w:firstColumn="0" w:lastColumn="0" w:oddVBand="0" w:evenVBand="0" w:oddHBand="0" w:evenHBand="0" w:firstRowFirstColumn="0" w:firstRowLastColumn="0" w:lastRowFirstColumn="0" w:lastRowLastColumn="0"/>
               <w:rPr>
                 <w:sz w:val="16"/>
                 <w:szCs w:val="16"/>
               </w:rPr>
             </w:pPr>
-          </w:p>
-        </w:tc>
-        <w:tc>
-          <w:tcPr>
-            <w:tcW w:w="633" w:type="dxa"/>
-            <w:tcBorders>
-              <w:top w:val="single" w:sz="2" w:space="0" w:color="000000" w:themeColor="text1"/>
-              <w:left w:val="single" w:sz="2" w:space="0" w:color="000000" w:themeColor="text1"/>
-              <w:bottom w:val="single" w:sz="2" w:space="0" w:color="000000" w:themeColor="text1"/>
-              <w:right w:val="single" w:sz="2" w:space="0" w:color="000000" w:themeColor="text1"/>
-            </w:tcBorders>
-          </w:tcPr>
-          <w:p>
-            <w:pPr>
-              <w:pStyle w:val="Sinespaciado"/>
-              <w:spacing w:line="276" w:lineRule="auto"/>
+            <w:r>
+              <w:rPr>
+                <w:sz w:val="16"/>
+                <w:szCs w:val="16"/>
+              </w:rPr>
+              <w:t xml:space="preserve">§2.10 (integración mediante llamadas en línea y envío de evidencia en la misma llamada), §4 (intercambio de archivos en carpeta compartida mediante procesos periódicos), ENT7 [00:01:06] (sistema central sin servicios web; integración mediante intercambio de archivos; las llamadas en línea contra el </w:t>
+            </w:r>
+            <w:proofErr w:type="spellStart"/>
+            <w:r>
+              <w:rPr>
+                <w:sz w:val="16"/>
+                <w:szCs w:val="16"/>
+              </w:rPr>
+              <w:t>core</w:t>
+            </w:r>
+            <w:proofErr w:type="spellEnd"/>
+            <w:r>
+              <w:rPr>
+                <w:sz w:val="16"/>
+                <w:szCs w:val="16"/>
+              </w:rPr>
+              <w:t xml:space="preserve"> no funcionarían)</w:t>
+            </w:r>
+          </w:p>
+        </w:tc>
+        <w:tc>
+          <w:tcPr>
+            <w:tcW w:w="1134" w:type="dxa"/>
+            <w:tcBorders>
+              <w:top w:val="single" w:sz="2" w:space="0" w:color="000000" w:themeColor="text1"/>
+              <w:left w:val="single" w:sz="2" w:space="0" w:color="000000" w:themeColor="text1"/>
+              <w:bottom w:val="single" w:sz="2" w:space="0" w:color="000000" w:themeColor="text1"/>
+              <w:right w:val="single" w:sz="2" w:space="0" w:color="000000" w:themeColor="text1"/>
+            </w:tcBorders>
+            <w:vAlign w:val="center"/>
+          </w:tcPr>
+          <w:p>
+            <w:pPr>
+              <w:pStyle w:val="Sinespaciado"/>
               <w:cnfStyle w:val="000000000000" w:firstRow="0" w:lastRow="0" w:firstColumn="0" w:lastColumn="0" w:oddVBand="0" w:evenVBand="0" w:oddHBand="0" w:evenHBand="0" w:firstRowFirstColumn="0" w:firstRowLastColumn="0" w:lastRowFirstColumn="0" w:lastRowLastColumn="0"/>
               <w:rPr>
                 <w:sz w:val="16"/>
                 <w:szCs w:val="16"/>
               </w:rPr>
             </w:pPr>
-          </w:p>
-        </w:tc>
-        <w:tc>
-          <w:tcPr>
-            <w:tcW w:w="1777" w:type="dxa"/>
-            <w:tcBorders>
-              <w:top w:val="single" w:sz="2" w:space="0" w:color="000000" w:themeColor="text1"/>
-              <w:left w:val="single" w:sz="2" w:space="0" w:color="000000" w:themeColor="text1"/>
-              <w:bottom w:val="single" w:sz="2" w:space="0" w:color="000000" w:themeColor="text1"/>
-              <w:right w:val="single" w:sz="2" w:space="0" w:color="000000" w:themeColor="text1"/>
-            </w:tcBorders>
-            <w:vAlign w:val="center"/>
-          </w:tcPr>
-          <w:p>
-            <w:pPr>
-              <w:pStyle w:val="Sinespaciado"/>
-              <w:spacing w:line="276" w:lineRule="auto"/>
+            <w:r>
+              <w:rPr>
+                <w:sz w:val="16"/>
+                <w:szCs w:val="16"/>
+              </w:rPr>
+              <w:t>contradicción entre fuentes</w:t>
+            </w:r>
+          </w:p>
+        </w:tc>
+        <w:tc>
+          <w:tcPr>
+            <w:tcW w:w="3119" w:type="dxa"/>
+            <w:tcBorders>
+              <w:top w:val="single" w:sz="2" w:space="0" w:color="000000" w:themeColor="text1"/>
+              <w:left w:val="single" w:sz="2" w:space="0" w:color="000000" w:themeColor="text1"/>
+              <w:bottom w:val="single" w:sz="2" w:space="0" w:color="000000" w:themeColor="text1"/>
+              <w:right w:val="single" w:sz="2" w:space="0" w:color="000000" w:themeColor="text1"/>
+            </w:tcBorders>
+            <w:vAlign w:val="center"/>
+          </w:tcPr>
+          <w:p>
+            <w:pPr>
+              <w:pStyle w:val="Sinespaciado"/>
               <w:cnfStyle w:val="000000000000" w:firstRow="0" w:lastRow="0" w:firstColumn="0" w:lastColumn="0" w:oddVBand="0" w:evenVBand="0" w:oddHBand="0" w:evenHBand="0" w:firstRowFirstColumn="0" w:firstRowLastColumn="0" w:lastRowFirstColumn="0" w:lastRowLastColumn="0"/>
               <w:rPr>
                 <w:sz w:val="16"/>
                 <w:szCs w:val="16"/>
               </w:rPr>
             </w:pPr>
-          </w:p>
-        </w:tc>
-        <w:tc>
-          <w:tcPr>
-            <w:tcW w:w="992" w:type="dxa"/>
-            <w:tcBorders>
-              <w:top w:val="single" w:sz="2" w:space="0" w:color="000000" w:themeColor="text1"/>
-              <w:left w:val="single" w:sz="2" w:space="0" w:color="000000" w:themeColor="text1"/>
-              <w:bottom w:val="single" w:sz="2" w:space="0" w:color="000000" w:themeColor="text1"/>
-              <w:right w:val="single" w:sz="2" w:space="0" w:color="000000" w:themeColor="text1"/>
-            </w:tcBorders>
-          </w:tcPr>
-          <w:p>
-            <w:pPr>
-              <w:pStyle w:val="Sinespaciado"/>
-              <w:spacing w:line="276" w:lineRule="auto"/>
+            <w:r>
+              <w:rPr>
+                <w:sz w:val="16"/>
+                <w:szCs w:val="16"/>
+              </w:rPr>
+              <w:t xml:space="preserve">La plataforma soporta ambos patrones de integración: API REST para clientes que la expongan, e intercambio de archivos para clientes cuyo </w:t>
+            </w:r>
+            <w:proofErr w:type="spellStart"/>
+            <w:r>
+              <w:rPr>
+                <w:sz w:val="16"/>
+                <w:szCs w:val="16"/>
+              </w:rPr>
+              <w:t>core</w:t>
+            </w:r>
+            <w:proofErr w:type="spellEnd"/>
+            <w:r>
+              <w:rPr>
+                <w:sz w:val="16"/>
+                <w:szCs w:val="16"/>
+              </w:rPr>
+              <w:t xml:space="preserve"> no expone servicios web (caso del cliente piloto).</w:t>
+            </w:r>
+          </w:p>
+        </w:tc>
+        <w:tc>
+          <w:tcPr>
+            <w:tcW w:w="850" w:type="dxa"/>
+            <w:tcBorders>
+              <w:top w:val="single" w:sz="2" w:space="0" w:color="000000" w:themeColor="text1"/>
+              <w:left w:val="single" w:sz="2" w:space="0" w:color="000000" w:themeColor="text1"/>
+              <w:bottom w:val="single" w:sz="2" w:space="0" w:color="000000" w:themeColor="text1"/>
+              <w:right w:val="single" w:sz="2" w:space="0" w:color="000000" w:themeColor="text1"/>
+            </w:tcBorders>
+            <w:vAlign w:val="center"/>
+          </w:tcPr>
+          <w:p>
+            <w:pPr>
+              <w:pStyle w:val="Sinespaciado"/>
               <w:cnfStyle w:val="000000000000" w:firstRow="0" w:lastRow="0" w:firstColumn="0" w:lastColumn="0" w:oddVBand="0" w:evenVBand="0" w:oddHBand="0" w:evenHBand="0" w:firstRowFirstColumn="0" w:firstRowLastColumn="0" w:lastRowFirstColumn="0" w:lastRowLastColumn="0"/>
               <w:rPr>
                 <w:sz w:val="16"/>
@@ -10901,137 +13474,175 @@
         <w:trPr>
           <w:cnfStyle w:val="000000100000" w:firstRow="0" w:lastRow="0" w:firstColumn="0" w:lastColumn="0" w:oddVBand="0" w:evenVBand="0" w:oddHBand="1" w:evenHBand="0" w:firstRowFirstColumn="0" w:firstRowLastColumn="0" w:lastRowFirstColumn="0" w:lastRowLastColumn="0"/>
           <w:cantSplit/>
-          <w:trHeight w:val="119"/>
+          <w:trHeight w:val="1854"/>
         </w:trPr>
         <w:tc>
           <w:tcPr>
             <w:cnfStyle w:val="001000000000" w:firstRow="0" w:lastRow="0" w:firstColumn="1" w:lastColumn="0" w:oddVBand="0" w:evenVBand="0" w:oddHBand="0" w:evenHBand="0" w:firstRowFirstColumn="0" w:firstRowLastColumn="0" w:lastRowFirstColumn="0" w:lastRowLastColumn="0"/>
-            <w:tcW w:w="709" w:type="dxa"/>
-            <w:tcBorders>
-              <w:top w:val="single" w:sz="2" w:space="0" w:color="000000" w:themeColor="text1"/>
-              <w:left w:val="single" w:sz="2" w:space="0" w:color="000000" w:themeColor="text1"/>
-              <w:bottom w:val="single" w:sz="2" w:space="0" w:color="000000" w:themeColor="text1"/>
-              <w:right w:val="single" w:sz="2" w:space="0" w:color="000000" w:themeColor="text1"/>
-            </w:tcBorders>
-            <w:vAlign w:val="center"/>
-          </w:tcPr>
-          <w:p>
-            <w:pPr>
-              <w:pStyle w:val="Sinespaciado"/>
-              <w:spacing w:line="276" w:lineRule="auto"/>
-              <w:jc w:val="both"/>
-              <w:rPr>
-                <w:sz w:val="16"/>
-                <w:szCs w:val="16"/>
-              </w:rPr>
-            </w:pPr>
-          </w:p>
-        </w:tc>
-        <w:tc>
-          <w:tcPr>
-            <w:tcW w:w="1843" w:type="dxa"/>
-            <w:tcBorders>
-              <w:top w:val="single" w:sz="2" w:space="0" w:color="000000" w:themeColor="text1"/>
-              <w:left w:val="single" w:sz="2" w:space="0" w:color="000000" w:themeColor="text1"/>
-              <w:bottom w:val="single" w:sz="2" w:space="0" w:color="000000" w:themeColor="text1"/>
-              <w:right w:val="single" w:sz="2" w:space="0" w:color="000000" w:themeColor="text1"/>
-            </w:tcBorders>
-            <w:vAlign w:val="center"/>
-          </w:tcPr>
-          <w:p>
-            <w:pPr>
-              <w:pStyle w:val="Sinespaciado"/>
-              <w:spacing w:line="276" w:lineRule="auto"/>
+            <w:tcW w:w="657" w:type="dxa"/>
+            <w:tcBorders>
+              <w:top w:val="single" w:sz="4" w:space="0" w:color="auto"/>
+              <w:left w:val="single" w:sz="4" w:space="0" w:color="auto"/>
+              <w:bottom w:val="single" w:sz="4" w:space="0" w:color="auto"/>
+              <w:right w:val="single" w:sz="4" w:space="0" w:color="auto"/>
+            </w:tcBorders>
+            <w:vAlign w:val="center"/>
+          </w:tcPr>
+          <w:p>
+            <w:pPr>
+              <w:pStyle w:val="Sinespaciado"/>
+              <w:jc w:val="center"/>
+              <w:rPr>
+                <w:sz w:val="16"/>
+                <w:szCs w:val="16"/>
+              </w:rPr>
+            </w:pPr>
+            <w:r>
+              <w:rPr>
+                <w:sz w:val="18"/>
+                <w:szCs w:val="18"/>
+              </w:rPr>
+              <w:t>H-1</w:t>
+            </w:r>
+            <w:r>
+              <w:rPr>
+                <w:sz w:val="18"/>
+                <w:szCs w:val="18"/>
+              </w:rPr>
+              <w:t>4</w:t>
+            </w:r>
+          </w:p>
+        </w:tc>
+        <w:tc>
+          <w:tcPr>
+            <w:tcW w:w="3313" w:type="dxa"/>
+            <w:tcBorders>
+              <w:top w:val="single" w:sz="2" w:space="0" w:color="000000" w:themeColor="text1"/>
+              <w:left w:val="single" w:sz="4" w:space="0" w:color="auto"/>
+              <w:bottom w:val="single" w:sz="2" w:space="0" w:color="000000" w:themeColor="text1"/>
+              <w:right w:val="single" w:sz="2" w:space="0" w:color="000000" w:themeColor="text1"/>
+            </w:tcBorders>
+            <w:vAlign w:val="center"/>
+          </w:tcPr>
+          <w:p>
+            <w:pPr>
+              <w:pStyle w:val="Sinespaciado"/>
               <w:cnfStyle w:val="000000100000" w:firstRow="0" w:lastRow="0" w:firstColumn="0" w:lastColumn="0" w:oddVBand="0" w:evenVBand="0" w:oddHBand="1" w:evenHBand="0" w:firstRowFirstColumn="0" w:firstRowLastColumn="0" w:lastRowFirstColumn="0" w:lastRowLastColumn="0"/>
               <w:rPr>
                 <w:sz w:val="16"/>
                 <w:szCs w:val="16"/>
               </w:rPr>
             </w:pPr>
-          </w:p>
-        </w:tc>
-        <w:tc>
-          <w:tcPr>
-            <w:tcW w:w="2693" w:type="dxa"/>
-            <w:tcBorders>
-              <w:top w:val="single" w:sz="2" w:space="0" w:color="000000" w:themeColor="text1"/>
-              <w:left w:val="single" w:sz="2" w:space="0" w:color="000000" w:themeColor="text1"/>
-              <w:bottom w:val="single" w:sz="2" w:space="0" w:color="000000" w:themeColor="text1"/>
-              <w:right w:val="single" w:sz="2" w:space="0" w:color="000000" w:themeColor="text1"/>
-            </w:tcBorders>
-            <w:vAlign w:val="center"/>
-          </w:tcPr>
-          <w:p>
-            <w:pPr>
-              <w:pStyle w:val="Sinespaciado"/>
-              <w:spacing w:line="276" w:lineRule="auto"/>
+            <w:r>
+              <w:rPr>
+                <w:sz w:val="16"/>
+                <w:szCs w:val="16"/>
+              </w:rPr>
+              <w:t>Se exige que la plataforma pueda reconstruir una decisión pasada tal como se tomó, lo que el líder de ingeniería interpreta como reproducibilidad exacta. Sin embargo, señala que los modelos generativos subyacentes no son deterministas y los proveedores actualizan sus modelos sin previo aviso, haciendo imposible garantizar la reproducibilidad en el sentido estricto.</w:t>
+            </w:r>
+          </w:p>
+        </w:tc>
+        <w:tc>
+          <w:tcPr>
+            <w:tcW w:w="2409" w:type="dxa"/>
+            <w:tcBorders>
+              <w:top w:val="single" w:sz="2" w:space="0" w:color="000000" w:themeColor="text1"/>
+              <w:left w:val="single" w:sz="2" w:space="0" w:color="000000" w:themeColor="text1"/>
+              <w:bottom w:val="single" w:sz="2" w:space="0" w:color="000000" w:themeColor="text1"/>
+              <w:right w:val="single" w:sz="2" w:space="0" w:color="000000" w:themeColor="text1"/>
+            </w:tcBorders>
+            <w:vAlign w:val="center"/>
+          </w:tcPr>
+          <w:p>
+            <w:pPr>
+              <w:pStyle w:val="Sinespaciado"/>
               <w:cnfStyle w:val="000000100000" w:firstRow="0" w:lastRow="0" w:firstColumn="0" w:lastColumn="0" w:oddVBand="0" w:evenVBand="0" w:oddHBand="1" w:evenHBand="0" w:firstRowFirstColumn="0" w:firstRowLastColumn="0" w:lastRowFirstColumn="0" w:lastRowLastColumn="0"/>
               <w:rPr>
                 <w:sz w:val="16"/>
                 <w:szCs w:val="16"/>
               </w:rPr>
             </w:pPr>
-          </w:p>
-        </w:tc>
-        <w:tc>
-          <w:tcPr>
-            <w:tcW w:w="633" w:type="dxa"/>
-            <w:tcBorders>
-              <w:top w:val="single" w:sz="2" w:space="0" w:color="000000" w:themeColor="text1"/>
-              <w:left w:val="single" w:sz="2" w:space="0" w:color="000000" w:themeColor="text1"/>
-              <w:bottom w:val="single" w:sz="2" w:space="0" w:color="000000" w:themeColor="text1"/>
-              <w:right w:val="single" w:sz="2" w:space="0" w:color="000000" w:themeColor="text1"/>
-            </w:tcBorders>
-          </w:tcPr>
-          <w:p>
-            <w:pPr>
-              <w:pStyle w:val="Sinespaciado"/>
-              <w:spacing w:line="276" w:lineRule="auto"/>
+            <w:r>
+              <w:rPr>
+                <w:sz w:val="16"/>
+                <w:szCs w:val="16"/>
+              </w:rPr>
+              <w:t>§2.11 (reconstrucción de decisiones con versiones vigentes), ENT3 [00:03:25] (modelos generativos no deterministas; imposibilidad de garantizar la reproducción exacta; proveedores actualizan modelos sin aviso)</w:t>
+            </w:r>
+          </w:p>
+        </w:tc>
+        <w:tc>
+          <w:tcPr>
+            <w:tcW w:w="1134" w:type="dxa"/>
+            <w:tcBorders>
+              <w:top w:val="single" w:sz="2" w:space="0" w:color="000000" w:themeColor="text1"/>
+              <w:left w:val="single" w:sz="2" w:space="0" w:color="000000" w:themeColor="text1"/>
+              <w:bottom w:val="single" w:sz="2" w:space="0" w:color="000000" w:themeColor="text1"/>
+              <w:right w:val="single" w:sz="2" w:space="0" w:color="000000" w:themeColor="text1"/>
+            </w:tcBorders>
+            <w:vAlign w:val="center"/>
+          </w:tcPr>
+          <w:p>
+            <w:pPr>
+              <w:pStyle w:val="Sinespaciado"/>
               <w:cnfStyle w:val="000000100000" w:firstRow="0" w:lastRow="0" w:firstColumn="0" w:lastColumn="0" w:oddVBand="0" w:evenVBand="0" w:oddHBand="1" w:evenHBand="0" w:firstRowFirstColumn="0" w:firstRowLastColumn="0" w:lastRowFirstColumn="0" w:lastRowLastColumn="0"/>
               <w:rPr>
                 <w:sz w:val="16"/>
                 <w:szCs w:val="16"/>
               </w:rPr>
             </w:pPr>
-          </w:p>
-        </w:tc>
-        <w:tc>
-          <w:tcPr>
-            <w:tcW w:w="1777" w:type="dxa"/>
-            <w:tcBorders>
-              <w:top w:val="single" w:sz="2" w:space="0" w:color="000000" w:themeColor="text1"/>
-              <w:left w:val="single" w:sz="2" w:space="0" w:color="000000" w:themeColor="text1"/>
-              <w:bottom w:val="single" w:sz="2" w:space="0" w:color="000000" w:themeColor="text1"/>
-              <w:right w:val="single" w:sz="2" w:space="0" w:color="000000" w:themeColor="text1"/>
-            </w:tcBorders>
-            <w:vAlign w:val="center"/>
-          </w:tcPr>
-          <w:p>
-            <w:pPr>
-              <w:pStyle w:val="Sinespaciado"/>
-              <w:spacing w:line="276" w:lineRule="auto"/>
+            <w:r>
+              <w:rPr>
+                <w:sz w:val="16"/>
+                <w:szCs w:val="16"/>
+              </w:rPr>
+              <w:t>requisito no verificable</w:t>
+            </w:r>
+          </w:p>
+        </w:tc>
+        <w:tc>
+          <w:tcPr>
+            <w:tcW w:w="3119" w:type="dxa"/>
+            <w:tcBorders>
+              <w:top w:val="single" w:sz="2" w:space="0" w:color="000000" w:themeColor="text1"/>
+              <w:left w:val="single" w:sz="2" w:space="0" w:color="000000" w:themeColor="text1"/>
+              <w:bottom w:val="single" w:sz="2" w:space="0" w:color="000000" w:themeColor="text1"/>
+              <w:right w:val="single" w:sz="2" w:space="0" w:color="000000" w:themeColor="text1"/>
+            </w:tcBorders>
+            <w:vAlign w:val="center"/>
+          </w:tcPr>
+          <w:p>
+            <w:pPr>
+              <w:pStyle w:val="Sinespaciado"/>
               <w:cnfStyle w:val="000000100000" w:firstRow="0" w:lastRow="0" w:firstColumn="0" w:lastColumn="0" w:oddVBand="0" w:evenVBand="0" w:oddHBand="1" w:evenHBand="0" w:firstRowFirstColumn="0" w:firstRowLastColumn="0" w:lastRowFirstColumn="0" w:lastRowLastColumn="0"/>
               <w:rPr>
                 <w:sz w:val="16"/>
                 <w:szCs w:val="16"/>
               </w:rPr>
             </w:pPr>
-          </w:p>
-        </w:tc>
-        <w:tc>
-          <w:tcPr>
-            <w:tcW w:w="992" w:type="dxa"/>
-            <w:tcBorders>
-              <w:top w:val="single" w:sz="2" w:space="0" w:color="000000" w:themeColor="text1"/>
-              <w:left w:val="single" w:sz="2" w:space="0" w:color="000000" w:themeColor="text1"/>
-              <w:bottom w:val="single" w:sz="2" w:space="0" w:color="000000" w:themeColor="text1"/>
-              <w:right w:val="single" w:sz="2" w:space="0" w:color="000000" w:themeColor="text1"/>
-            </w:tcBorders>
-          </w:tcPr>
-          <w:p>
-            <w:pPr>
-              <w:pStyle w:val="Sinespaciado"/>
-              <w:spacing w:line="276" w:lineRule="auto"/>
+            <w:r>
+              <w:rPr>
+                <w:sz w:val="16"/>
+                <w:szCs w:val="16"/>
+              </w:rPr>
+              <w:t>Se redefine "reconstruir una decisión pasada" como trazabilidad completa (inputs, versión de modelo, parámetros y lógica vigentes en ese momento), no como reproducibilidad exacta del output de modelos generativos no deterministas.</w:t>
+            </w:r>
+          </w:p>
+        </w:tc>
+        <w:tc>
+          <w:tcPr>
+            <w:tcW w:w="850" w:type="dxa"/>
+            <w:tcBorders>
+              <w:top w:val="single" w:sz="2" w:space="0" w:color="000000" w:themeColor="text1"/>
+              <w:left w:val="single" w:sz="2" w:space="0" w:color="000000" w:themeColor="text1"/>
+              <w:bottom w:val="single" w:sz="2" w:space="0" w:color="000000" w:themeColor="text1"/>
+              <w:right w:val="single" w:sz="2" w:space="0" w:color="000000" w:themeColor="text1"/>
+            </w:tcBorders>
+            <w:vAlign w:val="center"/>
+          </w:tcPr>
+          <w:p>
+            <w:pPr>
+              <w:pStyle w:val="Sinespaciado"/>
               <w:cnfStyle w:val="000000100000" w:firstRow="0" w:lastRow="0" w:firstColumn="0" w:lastColumn="0" w:oddVBand="0" w:evenVBand="0" w:oddHBand="1" w:evenHBand="0" w:firstRowFirstColumn="0" w:firstRowLastColumn="0" w:lastRowFirstColumn="0" w:lastRowLastColumn="0"/>
               <w:rPr>
                 <w:sz w:val="16"/>
@@ -11049,132 +13660,170 @@
         <w:tc>
           <w:tcPr>
             <w:cnfStyle w:val="001000000000" w:firstRow="0" w:lastRow="0" w:firstColumn="1" w:lastColumn="0" w:oddVBand="0" w:evenVBand="0" w:oddHBand="0" w:evenHBand="0" w:firstRowFirstColumn="0" w:firstRowLastColumn="0" w:lastRowFirstColumn="0" w:lastRowLastColumn="0"/>
-            <w:tcW w:w="709" w:type="dxa"/>
-            <w:tcBorders>
-              <w:top w:val="single" w:sz="2" w:space="0" w:color="000000" w:themeColor="text1"/>
-              <w:left w:val="single" w:sz="2" w:space="0" w:color="000000" w:themeColor="text1"/>
-              <w:bottom w:val="single" w:sz="2" w:space="0" w:color="000000" w:themeColor="text1"/>
-              <w:right w:val="single" w:sz="2" w:space="0" w:color="000000" w:themeColor="text1"/>
-            </w:tcBorders>
-            <w:vAlign w:val="center"/>
-          </w:tcPr>
-          <w:p>
-            <w:pPr>
-              <w:pStyle w:val="Sinespaciado"/>
-              <w:spacing w:line="276" w:lineRule="auto"/>
-              <w:jc w:val="both"/>
-              <w:rPr>
-                <w:sz w:val="16"/>
-                <w:szCs w:val="16"/>
-              </w:rPr>
-            </w:pPr>
-          </w:p>
-        </w:tc>
-        <w:tc>
-          <w:tcPr>
-            <w:tcW w:w="1843" w:type="dxa"/>
-            <w:tcBorders>
-              <w:top w:val="single" w:sz="2" w:space="0" w:color="000000" w:themeColor="text1"/>
-              <w:left w:val="single" w:sz="2" w:space="0" w:color="000000" w:themeColor="text1"/>
-              <w:bottom w:val="single" w:sz="2" w:space="0" w:color="000000" w:themeColor="text1"/>
-              <w:right w:val="single" w:sz="2" w:space="0" w:color="000000" w:themeColor="text1"/>
-            </w:tcBorders>
-            <w:vAlign w:val="center"/>
-          </w:tcPr>
-          <w:p>
-            <w:pPr>
-              <w:pStyle w:val="Sinespaciado"/>
-              <w:spacing w:line="276" w:lineRule="auto"/>
+            <w:tcW w:w="657" w:type="dxa"/>
+            <w:tcBorders>
+              <w:top w:val="single" w:sz="4" w:space="0" w:color="auto"/>
+              <w:left w:val="single" w:sz="4" w:space="0" w:color="auto"/>
+              <w:bottom w:val="single" w:sz="4" w:space="0" w:color="auto"/>
+              <w:right w:val="single" w:sz="4" w:space="0" w:color="auto"/>
+            </w:tcBorders>
+            <w:vAlign w:val="center"/>
+          </w:tcPr>
+          <w:p>
+            <w:pPr>
+              <w:pStyle w:val="Sinespaciado"/>
+              <w:jc w:val="center"/>
+              <w:rPr>
+                <w:sz w:val="16"/>
+                <w:szCs w:val="16"/>
+              </w:rPr>
+            </w:pPr>
+            <w:r>
+              <w:rPr>
+                <w:sz w:val="18"/>
+                <w:szCs w:val="18"/>
+              </w:rPr>
+              <w:t>H-1</w:t>
+            </w:r>
+            <w:r>
+              <w:rPr>
+                <w:sz w:val="18"/>
+                <w:szCs w:val="18"/>
+              </w:rPr>
+              <w:t>5</w:t>
+            </w:r>
+          </w:p>
+        </w:tc>
+        <w:tc>
+          <w:tcPr>
+            <w:tcW w:w="3313" w:type="dxa"/>
+            <w:tcBorders>
+              <w:top w:val="single" w:sz="2" w:space="0" w:color="000000" w:themeColor="text1"/>
+              <w:left w:val="single" w:sz="4" w:space="0" w:color="auto"/>
+              <w:bottom w:val="single" w:sz="2" w:space="0" w:color="000000" w:themeColor="text1"/>
+              <w:right w:val="single" w:sz="2" w:space="0" w:color="000000" w:themeColor="text1"/>
+            </w:tcBorders>
+            <w:vAlign w:val="center"/>
+          </w:tcPr>
+          <w:p>
+            <w:pPr>
+              <w:pStyle w:val="Sinespaciado"/>
               <w:cnfStyle w:val="000000000000" w:firstRow="0" w:lastRow="0" w:firstColumn="0" w:lastColumn="0" w:oddVBand="0" w:evenVBand="0" w:oddHBand="0" w:evenHBand="0" w:firstRowFirstColumn="0" w:firstRowLastColumn="0" w:lastRowFirstColumn="0" w:lastRowLastColumn="0"/>
               <w:rPr>
                 <w:sz w:val="16"/>
                 <w:szCs w:val="16"/>
               </w:rPr>
             </w:pPr>
-          </w:p>
-        </w:tc>
-        <w:tc>
-          <w:tcPr>
-            <w:tcW w:w="2693" w:type="dxa"/>
-            <w:tcBorders>
-              <w:top w:val="single" w:sz="2" w:space="0" w:color="000000" w:themeColor="text1"/>
-              <w:left w:val="single" w:sz="2" w:space="0" w:color="000000" w:themeColor="text1"/>
-              <w:bottom w:val="single" w:sz="2" w:space="0" w:color="000000" w:themeColor="text1"/>
-              <w:right w:val="single" w:sz="2" w:space="0" w:color="000000" w:themeColor="text1"/>
-            </w:tcBorders>
-            <w:vAlign w:val="center"/>
-          </w:tcPr>
-          <w:p>
-            <w:pPr>
-              <w:pStyle w:val="Sinespaciado"/>
-              <w:spacing w:line="276" w:lineRule="auto"/>
+            <w:r>
+              <w:rPr>
+                <w:sz w:val="16"/>
+                <w:szCs w:val="16"/>
+              </w:rPr>
+              <w:t>La meta de incorporación de un cliente nuevo en producción dentro de dos semanas contradice la estimación de la directora de producto, quien indica que solo ajustar un formulario personalizado de un cliente toma entre dos y tres semanas, sin considerar el resto de la configuración.</w:t>
+            </w:r>
+          </w:p>
+        </w:tc>
+        <w:tc>
+          <w:tcPr>
+            <w:tcW w:w="2409" w:type="dxa"/>
+            <w:tcBorders>
+              <w:top w:val="single" w:sz="2" w:space="0" w:color="000000" w:themeColor="text1"/>
+              <w:left w:val="single" w:sz="2" w:space="0" w:color="000000" w:themeColor="text1"/>
+              <w:bottom w:val="single" w:sz="2" w:space="0" w:color="000000" w:themeColor="text1"/>
+              <w:right w:val="single" w:sz="2" w:space="0" w:color="000000" w:themeColor="text1"/>
+            </w:tcBorders>
+            <w:vAlign w:val="center"/>
+          </w:tcPr>
+          <w:p>
+            <w:pPr>
+              <w:pStyle w:val="Sinespaciado"/>
               <w:cnfStyle w:val="000000000000" w:firstRow="0" w:lastRow="0" w:firstColumn="0" w:lastColumn="0" w:oddVBand="0" w:evenVBand="0" w:oddHBand="0" w:evenHBand="0" w:firstRowFirstColumn="0" w:firstRowLastColumn="0" w:lastRowFirstColumn="0" w:lastRowLastColumn="0"/>
               <w:rPr>
                 <w:sz w:val="16"/>
                 <w:szCs w:val="16"/>
               </w:rPr>
             </w:pPr>
-          </w:p>
-        </w:tc>
-        <w:tc>
-          <w:tcPr>
-            <w:tcW w:w="633" w:type="dxa"/>
-            <w:tcBorders>
-              <w:top w:val="single" w:sz="2" w:space="0" w:color="000000" w:themeColor="text1"/>
-              <w:left w:val="single" w:sz="2" w:space="0" w:color="000000" w:themeColor="text1"/>
-              <w:bottom w:val="single" w:sz="2" w:space="0" w:color="000000" w:themeColor="text1"/>
-              <w:right w:val="single" w:sz="2" w:space="0" w:color="000000" w:themeColor="text1"/>
-            </w:tcBorders>
-          </w:tcPr>
-          <w:p>
-            <w:pPr>
-              <w:pStyle w:val="Sinespaciado"/>
-              <w:spacing w:line="276" w:lineRule="auto"/>
+            <w:r>
+              <w:rPr>
+                <w:sz w:val="16"/>
+                <w:szCs w:val="16"/>
+              </w:rPr>
+              <w:t>§2.16 (pruebas el mismo día de la firma y producción dentro de 2 semanas), ENT2 [00:10:26] (2–3 semanas para adaptar un formulario propio del cliente)</w:t>
+            </w:r>
+          </w:p>
+        </w:tc>
+        <w:tc>
+          <w:tcPr>
+            <w:tcW w:w="1134" w:type="dxa"/>
+            <w:tcBorders>
+              <w:top w:val="single" w:sz="2" w:space="0" w:color="000000" w:themeColor="text1"/>
+              <w:left w:val="single" w:sz="2" w:space="0" w:color="000000" w:themeColor="text1"/>
+              <w:bottom w:val="single" w:sz="2" w:space="0" w:color="000000" w:themeColor="text1"/>
+              <w:right w:val="single" w:sz="2" w:space="0" w:color="000000" w:themeColor="text1"/>
+            </w:tcBorders>
+            <w:vAlign w:val="center"/>
+          </w:tcPr>
+          <w:p>
+            <w:pPr>
+              <w:pStyle w:val="Sinespaciado"/>
               <w:cnfStyle w:val="000000000000" w:firstRow="0" w:lastRow="0" w:firstColumn="0" w:lastColumn="0" w:oddVBand="0" w:evenVBand="0" w:oddHBand="0" w:evenHBand="0" w:firstRowFirstColumn="0" w:firstRowLastColumn="0" w:lastRowFirstColumn="0" w:lastRowLastColumn="0"/>
               <w:rPr>
                 <w:sz w:val="16"/>
                 <w:szCs w:val="16"/>
               </w:rPr>
             </w:pPr>
-          </w:p>
-        </w:tc>
-        <w:tc>
-          <w:tcPr>
-            <w:tcW w:w="1777" w:type="dxa"/>
-            <w:tcBorders>
-              <w:top w:val="single" w:sz="2" w:space="0" w:color="000000" w:themeColor="text1"/>
-              <w:left w:val="single" w:sz="2" w:space="0" w:color="000000" w:themeColor="text1"/>
-              <w:bottom w:val="single" w:sz="2" w:space="0" w:color="000000" w:themeColor="text1"/>
-              <w:right w:val="single" w:sz="2" w:space="0" w:color="000000" w:themeColor="text1"/>
-            </w:tcBorders>
-            <w:vAlign w:val="center"/>
-          </w:tcPr>
-          <w:p>
-            <w:pPr>
-              <w:pStyle w:val="Sinespaciado"/>
-              <w:spacing w:line="276" w:lineRule="auto"/>
+            <w:r>
+              <w:rPr>
+                <w:sz w:val="16"/>
+                <w:szCs w:val="16"/>
+              </w:rPr>
+              <w:t>contradicción entre fuentes</w:t>
+            </w:r>
+          </w:p>
+        </w:tc>
+        <w:tc>
+          <w:tcPr>
+            <w:tcW w:w="3119" w:type="dxa"/>
+            <w:tcBorders>
+              <w:top w:val="single" w:sz="2" w:space="0" w:color="000000" w:themeColor="text1"/>
+              <w:left w:val="single" w:sz="2" w:space="0" w:color="000000" w:themeColor="text1"/>
+              <w:bottom w:val="single" w:sz="2" w:space="0" w:color="000000" w:themeColor="text1"/>
+              <w:right w:val="single" w:sz="2" w:space="0" w:color="000000" w:themeColor="text1"/>
+            </w:tcBorders>
+            <w:vAlign w:val="center"/>
+          </w:tcPr>
+          <w:p>
+            <w:pPr>
+              <w:pStyle w:val="Sinespaciado"/>
               <w:cnfStyle w:val="000000000000" w:firstRow="0" w:lastRow="0" w:firstColumn="0" w:lastColumn="0" w:oddVBand="0" w:evenVBand="0" w:oddHBand="0" w:evenHBand="0" w:firstRowFirstColumn="0" w:firstRowLastColumn="0" w:lastRowFirstColumn="0" w:lastRowLastColumn="0"/>
               <w:rPr>
                 <w:sz w:val="16"/>
                 <w:szCs w:val="16"/>
               </w:rPr>
             </w:pPr>
-          </w:p>
-        </w:tc>
-        <w:tc>
-          <w:tcPr>
-            <w:tcW w:w="992" w:type="dxa"/>
-            <w:tcBorders>
-              <w:top w:val="single" w:sz="2" w:space="0" w:color="000000" w:themeColor="text1"/>
-              <w:left w:val="single" w:sz="2" w:space="0" w:color="000000" w:themeColor="text1"/>
-              <w:bottom w:val="single" w:sz="2" w:space="0" w:color="000000" w:themeColor="text1"/>
-              <w:right w:val="single" w:sz="2" w:space="0" w:color="000000" w:themeColor="text1"/>
-            </w:tcBorders>
-          </w:tcPr>
-          <w:p>
-            <w:pPr>
-              <w:pStyle w:val="Sinespaciado"/>
-              <w:spacing w:line="276" w:lineRule="auto"/>
+            <w:r>
+              <w:rPr>
+                <w:sz w:val="16"/>
+                <w:szCs w:val="16"/>
+              </w:rPr>
+              <w:t>La meta de 2 semanas para producción aplica a clientes sin formulario personalizado. Para clientes con formulario propio, se comunica un plazo adicional realista de 2-3 semanas para esa configuración.</w:t>
+            </w:r>
+          </w:p>
+        </w:tc>
+        <w:tc>
+          <w:tcPr>
+            <w:tcW w:w="850" w:type="dxa"/>
+            <w:tcBorders>
+              <w:top w:val="single" w:sz="2" w:space="0" w:color="000000" w:themeColor="text1"/>
+              <w:left w:val="single" w:sz="2" w:space="0" w:color="000000" w:themeColor="text1"/>
+              <w:bottom w:val="single" w:sz="2" w:space="0" w:color="000000" w:themeColor="text1"/>
+              <w:right w:val="single" w:sz="2" w:space="0" w:color="000000" w:themeColor="text1"/>
+            </w:tcBorders>
+            <w:vAlign w:val="center"/>
+          </w:tcPr>
+          <w:p>
+            <w:pPr>
+              <w:pStyle w:val="Sinespaciado"/>
               <w:cnfStyle w:val="000000000000" w:firstRow="0" w:lastRow="0" w:firstColumn="0" w:lastColumn="0" w:oddVBand="0" w:evenVBand="0" w:oddHBand="0" w:evenHBand="0" w:firstRowFirstColumn="0" w:firstRowLastColumn="0" w:lastRowFirstColumn="0" w:lastRowLastColumn="0"/>
               <w:rPr>
                 <w:sz w:val="16"/>
@@ -11188,1285 +13837,185 @@
         <w:trPr>
           <w:cnfStyle w:val="000000100000" w:firstRow="0" w:lastRow="0" w:firstColumn="0" w:lastColumn="0" w:oddVBand="0" w:evenVBand="0" w:oddHBand="1" w:evenHBand="0" w:firstRowFirstColumn="0" w:firstRowLastColumn="0" w:lastRowFirstColumn="0" w:lastRowLastColumn="0"/>
           <w:cantSplit/>
-          <w:trHeight w:val="119"/>
+          <w:trHeight w:val="1706"/>
         </w:trPr>
         <w:tc>
           <w:tcPr>
             <w:cnfStyle w:val="001000000000" w:firstRow="0" w:lastRow="0" w:firstColumn="1" w:lastColumn="0" w:oddVBand="0" w:evenVBand="0" w:oddHBand="0" w:evenHBand="0" w:firstRowFirstColumn="0" w:firstRowLastColumn="0" w:lastRowFirstColumn="0" w:lastRowLastColumn="0"/>
-            <w:tcW w:w="709" w:type="dxa"/>
-            <w:tcBorders>
-              <w:top w:val="single" w:sz="2" w:space="0" w:color="000000" w:themeColor="text1"/>
-              <w:left w:val="single" w:sz="2" w:space="0" w:color="000000" w:themeColor="text1"/>
-              <w:bottom w:val="single" w:sz="2" w:space="0" w:color="000000" w:themeColor="text1"/>
-              <w:right w:val="single" w:sz="2" w:space="0" w:color="000000" w:themeColor="text1"/>
-            </w:tcBorders>
-            <w:vAlign w:val="center"/>
-          </w:tcPr>
-          <w:p>
-            <w:pPr>
-              <w:pStyle w:val="Sinespaciado"/>
-              <w:spacing w:line="276" w:lineRule="auto"/>
-              <w:jc w:val="both"/>
-              <w:rPr>
-                <w:sz w:val="16"/>
-                <w:szCs w:val="16"/>
-              </w:rPr>
-            </w:pPr>
-          </w:p>
-        </w:tc>
-        <w:tc>
-          <w:tcPr>
-            <w:tcW w:w="1843" w:type="dxa"/>
-            <w:tcBorders>
-              <w:top w:val="single" w:sz="2" w:space="0" w:color="000000" w:themeColor="text1"/>
-              <w:left w:val="single" w:sz="2" w:space="0" w:color="000000" w:themeColor="text1"/>
-              <w:bottom w:val="single" w:sz="2" w:space="0" w:color="000000" w:themeColor="text1"/>
-              <w:right w:val="single" w:sz="2" w:space="0" w:color="000000" w:themeColor="text1"/>
-            </w:tcBorders>
-            <w:vAlign w:val="center"/>
-          </w:tcPr>
-          <w:p>
-            <w:pPr>
-              <w:pStyle w:val="Sinespaciado"/>
-              <w:spacing w:line="276" w:lineRule="auto"/>
+            <w:tcW w:w="657" w:type="dxa"/>
+            <w:tcBorders>
+              <w:top w:val="single" w:sz="4" w:space="0" w:color="auto"/>
+              <w:left w:val="single" w:sz="4" w:space="0" w:color="auto"/>
+              <w:bottom w:val="single" w:sz="4" w:space="0" w:color="auto"/>
+              <w:right w:val="single" w:sz="4" w:space="0" w:color="auto"/>
+            </w:tcBorders>
+            <w:vAlign w:val="center"/>
+          </w:tcPr>
+          <w:p>
+            <w:pPr>
+              <w:pStyle w:val="Sinespaciado"/>
+              <w:jc w:val="center"/>
+              <w:rPr>
+                <w:sz w:val="18"/>
+                <w:szCs w:val="18"/>
+              </w:rPr>
+            </w:pPr>
+            <w:r>
+              <w:rPr>
+                <w:sz w:val="18"/>
+                <w:szCs w:val="18"/>
+              </w:rPr>
+              <w:t>H-1</w:t>
+            </w:r>
+            <w:r>
+              <w:rPr>
+                <w:sz w:val="18"/>
+                <w:szCs w:val="18"/>
+              </w:rPr>
+              <w:t>6</w:t>
+            </w:r>
+          </w:p>
+        </w:tc>
+        <w:tc>
+          <w:tcPr>
+            <w:tcW w:w="3313" w:type="dxa"/>
+            <w:tcBorders>
+              <w:top w:val="single" w:sz="2" w:space="0" w:color="000000" w:themeColor="text1"/>
+              <w:left w:val="single" w:sz="4" w:space="0" w:color="auto"/>
+              <w:bottom w:val="single" w:sz="2" w:space="0" w:color="000000" w:themeColor="text1"/>
+              <w:right w:val="single" w:sz="2" w:space="0" w:color="000000" w:themeColor="text1"/>
+            </w:tcBorders>
+            <w:vAlign w:val="center"/>
+          </w:tcPr>
+          <w:p>
+            <w:pPr>
+              <w:pStyle w:val="Sinespaciado"/>
               <w:cnfStyle w:val="000000100000" w:firstRow="0" w:lastRow="0" w:firstColumn="0" w:lastColumn="0" w:oddVBand="0" w:evenVBand="0" w:oddHBand="1" w:evenHBand="0" w:firstRowFirstColumn="0" w:firstRowLastColumn="0" w:lastRowFirstColumn="0" w:lastRowLastColumn="0"/>
               <w:rPr>
                 <w:sz w:val="16"/>
                 <w:szCs w:val="16"/>
               </w:rPr>
             </w:pPr>
-          </w:p>
-        </w:tc>
-        <w:tc>
-          <w:tcPr>
-            <w:tcW w:w="2693" w:type="dxa"/>
-            <w:tcBorders>
-              <w:top w:val="single" w:sz="2" w:space="0" w:color="000000" w:themeColor="text1"/>
-              <w:left w:val="single" w:sz="2" w:space="0" w:color="000000" w:themeColor="text1"/>
-              <w:bottom w:val="single" w:sz="2" w:space="0" w:color="000000" w:themeColor="text1"/>
-              <w:right w:val="single" w:sz="2" w:space="0" w:color="000000" w:themeColor="text1"/>
-            </w:tcBorders>
-            <w:vAlign w:val="center"/>
-          </w:tcPr>
-          <w:p>
-            <w:pPr>
-              <w:pStyle w:val="Sinespaciado"/>
-              <w:spacing w:line="276" w:lineRule="auto"/>
+            <w:r>
+              <w:rPr>
+                <w:sz w:val="16"/>
+                <w:szCs w:val="16"/>
+              </w:rPr>
+              <w:t>El cliente piloto maneja volúmenes (12.000 casos o 40.000 documentos mensuales) que superan ampliamente los tramos de facturación definidos (hasta 5.000), y el tramo superior ('sobre cinco mil' o 'diez mil o más') no tiene precio definido, dejando sin base comercial para el principal cliente.</w:t>
+            </w:r>
+          </w:p>
+        </w:tc>
+        <w:tc>
+          <w:tcPr>
+            <w:tcW w:w="2409" w:type="dxa"/>
+            <w:tcBorders>
+              <w:top w:val="single" w:sz="2" w:space="0" w:color="000000" w:themeColor="text1"/>
+              <w:left w:val="single" w:sz="2" w:space="0" w:color="000000" w:themeColor="text1"/>
+              <w:bottom w:val="single" w:sz="2" w:space="0" w:color="000000" w:themeColor="text1"/>
+              <w:right w:val="single" w:sz="2" w:space="0" w:color="000000" w:themeColor="text1"/>
+            </w:tcBorders>
+            <w:vAlign w:val="center"/>
+          </w:tcPr>
+          <w:p>
+            <w:pPr>
+              <w:pStyle w:val="Sinespaciado"/>
               <w:cnfStyle w:val="000000100000" w:firstRow="0" w:lastRow="0" w:firstColumn="0" w:lastColumn="0" w:oddVBand="0" w:evenVBand="0" w:oddHBand="1" w:evenHBand="0" w:firstRowFirstColumn="0" w:firstRowLastColumn="0" w:lastRowFirstColumn="0" w:lastRowLastColumn="0"/>
               <w:rPr>
                 <w:sz w:val="16"/>
                 <w:szCs w:val="16"/>
               </w:rPr>
             </w:pPr>
-          </w:p>
-        </w:tc>
-        <w:tc>
-          <w:tcPr>
-            <w:tcW w:w="633" w:type="dxa"/>
-            <w:tcBorders>
-              <w:top w:val="single" w:sz="2" w:space="0" w:color="000000" w:themeColor="text1"/>
-              <w:left w:val="single" w:sz="2" w:space="0" w:color="000000" w:themeColor="text1"/>
-              <w:bottom w:val="single" w:sz="2" w:space="0" w:color="000000" w:themeColor="text1"/>
-              <w:right w:val="single" w:sz="2" w:space="0" w:color="000000" w:themeColor="text1"/>
-            </w:tcBorders>
-          </w:tcPr>
-          <w:p>
-            <w:pPr>
-              <w:pStyle w:val="Sinespaciado"/>
-              <w:spacing w:line="276" w:lineRule="auto"/>
+            <w:r>
+              <w:rPr>
+                <w:sz w:val="16"/>
+                <w:szCs w:val="16"/>
+              </w:rPr>
+              <w:t>§2.14 (hasta 2.000, de 2.000 a 5.000 y sobre 5.000 validaciones mensuales), ENT4 [00:03:07] (40.000 validaciones si una validación es un documento; 12.000 si es un caso), ENT8 [00:15:16] (hasta 10.000 validaciones mensuales; tramo de 10.000 o más sin precio)</w:t>
+            </w:r>
+          </w:p>
+        </w:tc>
+        <w:tc>
+          <w:tcPr>
+            <w:tcW w:w="1134" w:type="dxa"/>
+            <w:tcBorders>
+              <w:top w:val="single" w:sz="2" w:space="0" w:color="000000" w:themeColor="text1"/>
+              <w:left w:val="single" w:sz="2" w:space="0" w:color="000000" w:themeColor="text1"/>
+              <w:bottom w:val="single" w:sz="2" w:space="0" w:color="000000" w:themeColor="text1"/>
+              <w:right w:val="single" w:sz="2" w:space="0" w:color="000000" w:themeColor="text1"/>
+            </w:tcBorders>
+            <w:vAlign w:val="center"/>
+          </w:tcPr>
+          <w:p>
+            <w:pPr>
+              <w:pStyle w:val="Sinespaciado"/>
               <w:cnfStyle w:val="000000100000" w:firstRow="0" w:lastRow="0" w:firstColumn="0" w:lastColumn="0" w:oddVBand="0" w:evenVBand="0" w:oddHBand="1" w:evenHBand="0" w:firstRowFirstColumn="0" w:firstRowLastColumn="0" w:lastRowFirstColumn="0" w:lastRowLastColumn="0"/>
               <w:rPr>
                 <w:sz w:val="16"/>
                 <w:szCs w:val="16"/>
               </w:rPr>
             </w:pPr>
-          </w:p>
-        </w:tc>
-        <w:tc>
-          <w:tcPr>
-            <w:tcW w:w="1777" w:type="dxa"/>
-            <w:tcBorders>
-              <w:top w:val="single" w:sz="2" w:space="0" w:color="000000" w:themeColor="text1"/>
-              <w:left w:val="single" w:sz="2" w:space="0" w:color="000000" w:themeColor="text1"/>
-              <w:bottom w:val="single" w:sz="2" w:space="0" w:color="000000" w:themeColor="text1"/>
-              <w:right w:val="single" w:sz="2" w:space="0" w:color="000000" w:themeColor="text1"/>
-            </w:tcBorders>
-            <w:vAlign w:val="center"/>
-          </w:tcPr>
-          <w:p>
-            <w:pPr>
-              <w:pStyle w:val="Sinespaciado"/>
-              <w:spacing w:line="276" w:lineRule="auto"/>
+            <w:r>
+              <w:rPr>
+                <w:sz w:val="16"/>
+                <w:szCs w:val="16"/>
+              </w:rPr>
+              <w:t>vacío</w:t>
+            </w:r>
+            <w:r>
+              <w:t xml:space="preserve"> </w:t>
+            </w:r>
+            <w:r>
+              <w:rPr>
+                <w:sz w:val="16"/>
+                <w:szCs w:val="16"/>
+              </w:rPr>
+              <w:t>(regla de negocio sin requisito que la soporte)</w:t>
+            </w:r>
+          </w:p>
+        </w:tc>
+        <w:tc>
+          <w:tcPr>
+            <w:tcW w:w="3119" w:type="dxa"/>
+            <w:tcBorders>
+              <w:top w:val="single" w:sz="2" w:space="0" w:color="000000" w:themeColor="text1"/>
+              <w:left w:val="single" w:sz="2" w:space="0" w:color="000000" w:themeColor="text1"/>
+              <w:bottom w:val="single" w:sz="2" w:space="0" w:color="000000" w:themeColor="text1"/>
+              <w:right w:val="single" w:sz="2" w:space="0" w:color="000000" w:themeColor="text1"/>
+            </w:tcBorders>
+            <w:vAlign w:val="center"/>
+          </w:tcPr>
+          <w:p>
+            <w:pPr>
+              <w:pStyle w:val="Sinespaciado"/>
               <w:cnfStyle w:val="000000100000" w:firstRow="0" w:lastRow="0" w:firstColumn="0" w:lastColumn="0" w:oddVBand="0" w:evenVBand="0" w:oddHBand="1" w:evenHBand="0" w:firstRowFirstColumn="0" w:firstRowLastColumn="0" w:lastRowFirstColumn="0" w:lastRowLastColumn="0"/>
               <w:rPr>
                 <w:sz w:val="16"/>
                 <w:szCs w:val="16"/>
               </w:rPr>
             </w:pPr>
-          </w:p>
-        </w:tc>
-        <w:tc>
-          <w:tcPr>
-            <w:tcW w:w="992" w:type="dxa"/>
-            <w:tcBorders>
-              <w:top w:val="single" w:sz="2" w:space="0" w:color="000000" w:themeColor="text1"/>
-              <w:left w:val="single" w:sz="2" w:space="0" w:color="000000" w:themeColor="text1"/>
-              <w:bottom w:val="single" w:sz="2" w:space="0" w:color="000000" w:themeColor="text1"/>
-              <w:right w:val="single" w:sz="2" w:space="0" w:color="000000" w:themeColor="text1"/>
-            </w:tcBorders>
-          </w:tcPr>
-          <w:p>
-            <w:pPr>
-              <w:pStyle w:val="Sinespaciado"/>
-              <w:spacing w:line="276" w:lineRule="auto"/>
-              <w:cnfStyle w:val="000000100000" w:firstRow="0" w:lastRow="0" w:firstColumn="0" w:lastColumn="0" w:oddVBand="0" w:evenVBand="0" w:oddHBand="1" w:evenHBand="0" w:firstRowFirstColumn="0" w:firstRowLastColumn="0" w:lastRowFirstColumn="0" w:lastRowLastColumn="0"/>
-              <w:rPr>
-                <w:sz w:val="16"/>
-                <w:szCs w:val="16"/>
-              </w:rPr>
-            </w:pPr>
-          </w:p>
-        </w:tc>
-      </w:tr>
-      <w:tr>
-        <w:trPr>
-          <w:cantSplit/>
-          <w:trHeight w:val="119"/>
-        </w:trPr>
-        <w:tc>
-          <w:tcPr>
-            <w:cnfStyle w:val="001000000000" w:firstRow="0" w:lastRow="0" w:firstColumn="1" w:lastColumn="0" w:oddVBand="0" w:evenVBand="0" w:oddHBand="0" w:evenHBand="0" w:firstRowFirstColumn="0" w:firstRowLastColumn="0" w:lastRowFirstColumn="0" w:lastRowLastColumn="0"/>
-            <w:tcW w:w="709" w:type="dxa"/>
-            <w:tcBorders>
-              <w:top w:val="single" w:sz="2" w:space="0" w:color="000000" w:themeColor="text1"/>
-              <w:left w:val="single" w:sz="2" w:space="0" w:color="000000" w:themeColor="text1"/>
-              <w:bottom w:val="single" w:sz="2" w:space="0" w:color="000000" w:themeColor="text1"/>
-              <w:right w:val="single" w:sz="2" w:space="0" w:color="000000" w:themeColor="text1"/>
-            </w:tcBorders>
-            <w:vAlign w:val="center"/>
-          </w:tcPr>
-          <w:p>
-            <w:pPr>
-              <w:pStyle w:val="Sinespaciado"/>
-              <w:spacing w:line="276" w:lineRule="auto"/>
-              <w:jc w:val="both"/>
-              <w:rPr>
-                <w:sz w:val="16"/>
-                <w:szCs w:val="16"/>
-              </w:rPr>
-            </w:pPr>
-          </w:p>
-        </w:tc>
-        <w:tc>
-          <w:tcPr>
-            <w:tcW w:w="1843" w:type="dxa"/>
-            <w:tcBorders>
-              <w:top w:val="single" w:sz="2" w:space="0" w:color="000000" w:themeColor="text1"/>
-              <w:left w:val="single" w:sz="2" w:space="0" w:color="000000" w:themeColor="text1"/>
-              <w:bottom w:val="single" w:sz="2" w:space="0" w:color="000000" w:themeColor="text1"/>
-              <w:right w:val="single" w:sz="2" w:space="0" w:color="000000" w:themeColor="text1"/>
-            </w:tcBorders>
-            <w:vAlign w:val="center"/>
-          </w:tcPr>
-          <w:p>
-            <w:pPr>
-              <w:pStyle w:val="Sinespaciado"/>
-              <w:spacing w:line="276" w:lineRule="auto"/>
-              <w:cnfStyle w:val="000000000000" w:firstRow="0" w:lastRow="0" w:firstColumn="0" w:lastColumn="0" w:oddVBand="0" w:evenVBand="0" w:oddHBand="0" w:evenHBand="0" w:firstRowFirstColumn="0" w:firstRowLastColumn="0" w:lastRowFirstColumn="0" w:lastRowLastColumn="0"/>
-              <w:rPr>
-                <w:sz w:val="16"/>
-                <w:szCs w:val="16"/>
-              </w:rPr>
-            </w:pPr>
-          </w:p>
-        </w:tc>
-        <w:tc>
-          <w:tcPr>
-            <w:tcW w:w="2693" w:type="dxa"/>
-            <w:tcBorders>
-              <w:top w:val="single" w:sz="2" w:space="0" w:color="000000" w:themeColor="text1"/>
-              <w:left w:val="single" w:sz="2" w:space="0" w:color="000000" w:themeColor="text1"/>
-              <w:bottom w:val="single" w:sz="2" w:space="0" w:color="000000" w:themeColor="text1"/>
-              <w:right w:val="single" w:sz="2" w:space="0" w:color="000000" w:themeColor="text1"/>
-            </w:tcBorders>
-            <w:vAlign w:val="center"/>
-          </w:tcPr>
-          <w:p>
-            <w:pPr>
-              <w:pStyle w:val="Sinespaciado"/>
-              <w:spacing w:line="276" w:lineRule="auto"/>
-              <w:cnfStyle w:val="000000000000" w:firstRow="0" w:lastRow="0" w:firstColumn="0" w:lastColumn="0" w:oddVBand="0" w:evenVBand="0" w:oddHBand="0" w:evenHBand="0" w:firstRowFirstColumn="0" w:firstRowLastColumn="0" w:lastRowFirstColumn="0" w:lastRowLastColumn="0"/>
-              <w:rPr>
-                <w:sz w:val="16"/>
-                <w:szCs w:val="16"/>
-              </w:rPr>
-            </w:pPr>
-          </w:p>
-        </w:tc>
-        <w:tc>
-          <w:tcPr>
-            <w:tcW w:w="633" w:type="dxa"/>
-            <w:tcBorders>
-              <w:top w:val="single" w:sz="2" w:space="0" w:color="000000" w:themeColor="text1"/>
-              <w:left w:val="single" w:sz="2" w:space="0" w:color="000000" w:themeColor="text1"/>
-              <w:bottom w:val="single" w:sz="2" w:space="0" w:color="000000" w:themeColor="text1"/>
-              <w:right w:val="single" w:sz="2" w:space="0" w:color="000000" w:themeColor="text1"/>
-            </w:tcBorders>
-          </w:tcPr>
-          <w:p>
-            <w:pPr>
-              <w:pStyle w:val="Sinespaciado"/>
-              <w:spacing w:line="276" w:lineRule="auto"/>
-              <w:cnfStyle w:val="000000000000" w:firstRow="0" w:lastRow="0" w:firstColumn="0" w:lastColumn="0" w:oddVBand="0" w:evenVBand="0" w:oddHBand="0" w:evenHBand="0" w:firstRowFirstColumn="0" w:firstRowLastColumn="0" w:lastRowFirstColumn="0" w:lastRowLastColumn="0"/>
-              <w:rPr>
-                <w:sz w:val="16"/>
-                <w:szCs w:val="16"/>
-              </w:rPr>
-            </w:pPr>
-          </w:p>
-        </w:tc>
-        <w:tc>
-          <w:tcPr>
-            <w:tcW w:w="1777" w:type="dxa"/>
-            <w:tcBorders>
-              <w:top w:val="single" w:sz="2" w:space="0" w:color="000000" w:themeColor="text1"/>
-              <w:left w:val="single" w:sz="2" w:space="0" w:color="000000" w:themeColor="text1"/>
-              <w:bottom w:val="single" w:sz="2" w:space="0" w:color="000000" w:themeColor="text1"/>
-              <w:right w:val="single" w:sz="2" w:space="0" w:color="000000" w:themeColor="text1"/>
-            </w:tcBorders>
-            <w:vAlign w:val="center"/>
-          </w:tcPr>
-          <w:p>
-            <w:pPr>
-              <w:pStyle w:val="Sinespaciado"/>
-              <w:spacing w:line="276" w:lineRule="auto"/>
-              <w:cnfStyle w:val="000000000000" w:firstRow="0" w:lastRow="0" w:firstColumn="0" w:lastColumn="0" w:oddVBand="0" w:evenVBand="0" w:oddHBand="0" w:evenHBand="0" w:firstRowFirstColumn="0" w:firstRowLastColumn="0" w:lastRowFirstColumn="0" w:lastRowLastColumn="0"/>
-              <w:rPr>
-                <w:sz w:val="16"/>
-                <w:szCs w:val="16"/>
-              </w:rPr>
-            </w:pPr>
-          </w:p>
-        </w:tc>
-        <w:tc>
-          <w:tcPr>
-            <w:tcW w:w="992" w:type="dxa"/>
-            <w:tcBorders>
-              <w:top w:val="single" w:sz="2" w:space="0" w:color="000000" w:themeColor="text1"/>
-              <w:left w:val="single" w:sz="2" w:space="0" w:color="000000" w:themeColor="text1"/>
-              <w:bottom w:val="single" w:sz="2" w:space="0" w:color="000000" w:themeColor="text1"/>
-              <w:right w:val="single" w:sz="2" w:space="0" w:color="000000" w:themeColor="text1"/>
-            </w:tcBorders>
-          </w:tcPr>
-          <w:p>
-            <w:pPr>
-              <w:pStyle w:val="Sinespaciado"/>
-              <w:spacing w:line="276" w:lineRule="auto"/>
-              <w:cnfStyle w:val="000000000000" w:firstRow="0" w:lastRow="0" w:firstColumn="0" w:lastColumn="0" w:oddVBand="0" w:evenVBand="0" w:oddHBand="0" w:evenHBand="0" w:firstRowFirstColumn="0" w:firstRowLastColumn="0" w:lastRowFirstColumn="0" w:lastRowLastColumn="0"/>
-              <w:rPr>
-                <w:sz w:val="16"/>
-                <w:szCs w:val="16"/>
-              </w:rPr>
-            </w:pPr>
-          </w:p>
-        </w:tc>
-      </w:tr>
-      <w:tr>
-        <w:trPr>
-          <w:cnfStyle w:val="000000100000" w:firstRow="0" w:lastRow="0" w:firstColumn="0" w:lastColumn="0" w:oddVBand="0" w:evenVBand="0" w:oddHBand="1" w:evenHBand="0" w:firstRowFirstColumn="0" w:firstRowLastColumn="0" w:lastRowFirstColumn="0" w:lastRowLastColumn="0"/>
-          <w:cantSplit/>
-          <w:trHeight w:val="119"/>
-        </w:trPr>
-        <w:tc>
-          <w:tcPr>
-            <w:cnfStyle w:val="001000000000" w:firstRow="0" w:lastRow="0" w:firstColumn="1" w:lastColumn="0" w:oddVBand="0" w:evenVBand="0" w:oddHBand="0" w:evenHBand="0" w:firstRowFirstColumn="0" w:firstRowLastColumn="0" w:lastRowFirstColumn="0" w:lastRowLastColumn="0"/>
-            <w:tcW w:w="709" w:type="dxa"/>
-            <w:tcBorders>
-              <w:top w:val="single" w:sz="2" w:space="0" w:color="000000" w:themeColor="text1"/>
-              <w:left w:val="single" w:sz="2" w:space="0" w:color="000000" w:themeColor="text1"/>
-              <w:bottom w:val="single" w:sz="2" w:space="0" w:color="000000" w:themeColor="text1"/>
-              <w:right w:val="single" w:sz="2" w:space="0" w:color="000000" w:themeColor="text1"/>
-            </w:tcBorders>
-            <w:vAlign w:val="center"/>
-          </w:tcPr>
-          <w:p>
-            <w:pPr>
-              <w:pStyle w:val="Sinespaciado"/>
-              <w:spacing w:line="276" w:lineRule="auto"/>
-              <w:jc w:val="both"/>
-              <w:rPr>
-                <w:sz w:val="16"/>
-                <w:szCs w:val="16"/>
-              </w:rPr>
-            </w:pPr>
-          </w:p>
-        </w:tc>
-        <w:tc>
-          <w:tcPr>
-            <w:tcW w:w="1843" w:type="dxa"/>
-            <w:tcBorders>
-              <w:top w:val="single" w:sz="2" w:space="0" w:color="000000" w:themeColor="text1"/>
-              <w:left w:val="single" w:sz="2" w:space="0" w:color="000000" w:themeColor="text1"/>
-              <w:bottom w:val="single" w:sz="2" w:space="0" w:color="000000" w:themeColor="text1"/>
-              <w:right w:val="single" w:sz="2" w:space="0" w:color="000000" w:themeColor="text1"/>
-            </w:tcBorders>
-            <w:vAlign w:val="center"/>
-          </w:tcPr>
-          <w:p>
-            <w:pPr>
-              <w:pStyle w:val="Sinespaciado"/>
-              <w:spacing w:line="276" w:lineRule="auto"/>
-              <w:cnfStyle w:val="000000100000" w:firstRow="0" w:lastRow="0" w:firstColumn="0" w:lastColumn="0" w:oddVBand="0" w:evenVBand="0" w:oddHBand="1" w:evenHBand="0" w:firstRowFirstColumn="0" w:firstRowLastColumn="0" w:lastRowFirstColumn="0" w:lastRowLastColumn="0"/>
-              <w:rPr>
-                <w:sz w:val="16"/>
-                <w:szCs w:val="16"/>
-              </w:rPr>
-            </w:pPr>
-          </w:p>
-        </w:tc>
-        <w:tc>
-          <w:tcPr>
-            <w:tcW w:w="2693" w:type="dxa"/>
-            <w:tcBorders>
-              <w:top w:val="single" w:sz="2" w:space="0" w:color="000000" w:themeColor="text1"/>
-              <w:left w:val="single" w:sz="2" w:space="0" w:color="000000" w:themeColor="text1"/>
-              <w:bottom w:val="single" w:sz="2" w:space="0" w:color="000000" w:themeColor="text1"/>
-              <w:right w:val="single" w:sz="2" w:space="0" w:color="000000" w:themeColor="text1"/>
-            </w:tcBorders>
-            <w:vAlign w:val="center"/>
-          </w:tcPr>
-          <w:p>
-            <w:pPr>
-              <w:pStyle w:val="Sinespaciado"/>
-              <w:spacing w:line="276" w:lineRule="auto"/>
-              <w:cnfStyle w:val="000000100000" w:firstRow="0" w:lastRow="0" w:firstColumn="0" w:lastColumn="0" w:oddVBand="0" w:evenVBand="0" w:oddHBand="1" w:evenHBand="0" w:firstRowFirstColumn="0" w:firstRowLastColumn="0" w:lastRowFirstColumn="0" w:lastRowLastColumn="0"/>
-              <w:rPr>
-                <w:sz w:val="16"/>
-                <w:szCs w:val="16"/>
-              </w:rPr>
-            </w:pPr>
-          </w:p>
-        </w:tc>
-        <w:tc>
-          <w:tcPr>
-            <w:tcW w:w="633" w:type="dxa"/>
-            <w:tcBorders>
-              <w:top w:val="single" w:sz="2" w:space="0" w:color="000000" w:themeColor="text1"/>
-              <w:left w:val="single" w:sz="2" w:space="0" w:color="000000" w:themeColor="text1"/>
-              <w:bottom w:val="single" w:sz="2" w:space="0" w:color="000000" w:themeColor="text1"/>
-              <w:right w:val="single" w:sz="2" w:space="0" w:color="000000" w:themeColor="text1"/>
-            </w:tcBorders>
-          </w:tcPr>
-          <w:p>
-            <w:pPr>
-              <w:pStyle w:val="Sinespaciado"/>
-              <w:spacing w:line="276" w:lineRule="auto"/>
-              <w:cnfStyle w:val="000000100000" w:firstRow="0" w:lastRow="0" w:firstColumn="0" w:lastColumn="0" w:oddVBand="0" w:evenVBand="0" w:oddHBand="1" w:evenHBand="0" w:firstRowFirstColumn="0" w:firstRowLastColumn="0" w:lastRowFirstColumn="0" w:lastRowLastColumn="0"/>
-              <w:rPr>
-                <w:sz w:val="16"/>
-                <w:szCs w:val="16"/>
-              </w:rPr>
-            </w:pPr>
-          </w:p>
-        </w:tc>
-        <w:tc>
-          <w:tcPr>
-            <w:tcW w:w="1777" w:type="dxa"/>
-            <w:tcBorders>
-              <w:top w:val="single" w:sz="2" w:space="0" w:color="000000" w:themeColor="text1"/>
-              <w:left w:val="single" w:sz="2" w:space="0" w:color="000000" w:themeColor="text1"/>
-              <w:bottom w:val="single" w:sz="2" w:space="0" w:color="000000" w:themeColor="text1"/>
-              <w:right w:val="single" w:sz="2" w:space="0" w:color="000000" w:themeColor="text1"/>
-            </w:tcBorders>
-            <w:vAlign w:val="center"/>
-          </w:tcPr>
-          <w:p>
-            <w:pPr>
-              <w:pStyle w:val="Sinespaciado"/>
-              <w:spacing w:line="276" w:lineRule="auto"/>
-              <w:cnfStyle w:val="000000100000" w:firstRow="0" w:lastRow="0" w:firstColumn="0" w:lastColumn="0" w:oddVBand="0" w:evenVBand="0" w:oddHBand="1" w:evenHBand="0" w:firstRowFirstColumn="0" w:firstRowLastColumn="0" w:lastRowFirstColumn="0" w:lastRowLastColumn="0"/>
-              <w:rPr>
-                <w:sz w:val="16"/>
-                <w:szCs w:val="16"/>
-              </w:rPr>
-            </w:pPr>
-          </w:p>
-        </w:tc>
-        <w:tc>
-          <w:tcPr>
-            <w:tcW w:w="992" w:type="dxa"/>
-            <w:tcBorders>
-              <w:top w:val="single" w:sz="2" w:space="0" w:color="000000" w:themeColor="text1"/>
-              <w:left w:val="single" w:sz="2" w:space="0" w:color="000000" w:themeColor="text1"/>
-              <w:bottom w:val="single" w:sz="2" w:space="0" w:color="000000" w:themeColor="text1"/>
-              <w:right w:val="single" w:sz="2" w:space="0" w:color="000000" w:themeColor="text1"/>
-            </w:tcBorders>
-          </w:tcPr>
-          <w:p>
-            <w:pPr>
-              <w:pStyle w:val="Sinespaciado"/>
-              <w:spacing w:line="276" w:lineRule="auto"/>
-              <w:cnfStyle w:val="000000100000" w:firstRow="0" w:lastRow="0" w:firstColumn="0" w:lastColumn="0" w:oddVBand="0" w:evenVBand="0" w:oddHBand="1" w:evenHBand="0" w:firstRowFirstColumn="0" w:firstRowLastColumn="0" w:lastRowFirstColumn="0" w:lastRowLastColumn="0"/>
-              <w:rPr>
-                <w:sz w:val="16"/>
-                <w:szCs w:val="16"/>
-              </w:rPr>
-            </w:pPr>
-          </w:p>
-        </w:tc>
-      </w:tr>
-      <w:tr>
-        <w:trPr>
-          <w:cantSplit/>
-          <w:trHeight w:val="119"/>
-        </w:trPr>
-        <w:tc>
-          <w:tcPr>
-            <w:cnfStyle w:val="001000000000" w:firstRow="0" w:lastRow="0" w:firstColumn="1" w:lastColumn="0" w:oddVBand="0" w:evenVBand="0" w:oddHBand="0" w:evenHBand="0" w:firstRowFirstColumn="0" w:firstRowLastColumn="0" w:lastRowFirstColumn="0" w:lastRowLastColumn="0"/>
-            <w:tcW w:w="709" w:type="dxa"/>
-            <w:tcBorders>
-              <w:top w:val="single" w:sz="2" w:space="0" w:color="000000" w:themeColor="text1"/>
-              <w:left w:val="single" w:sz="2" w:space="0" w:color="000000" w:themeColor="text1"/>
-              <w:bottom w:val="single" w:sz="2" w:space="0" w:color="000000" w:themeColor="text1"/>
-              <w:right w:val="single" w:sz="2" w:space="0" w:color="000000" w:themeColor="text1"/>
-            </w:tcBorders>
-            <w:vAlign w:val="center"/>
-          </w:tcPr>
-          <w:p>
-            <w:pPr>
-              <w:pStyle w:val="Sinespaciado"/>
-              <w:spacing w:line="276" w:lineRule="auto"/>
-              <w:jc w:val="both"/>
-              <w:rPr>
-                <w:sz w:val="16"/>
-                <w:szCs w:val="16"/>
-              </w:rPr>
-            </w:pPr>
-          </w:p>
-        </w:tc>
-        <w:tc>
-          <w:tcPr>
-            <w:tcW w:w="1843" w:type="dxa"/>
-            <w:tcBorders>
-              <w:top w:val="single" w:sz="2" w:space="0" w:color="000000" w:themeColor="text1"/>
-              <w:left w:val="single" w:sz="2" w:space="0" w:color="000000" w:themeColor="text1"/>
-              <w:bottom w:val="single" w:sz="2" w:space="0" w:color="000000" w:themeColor="text1"/>
-              <w:right w:val="single" w:sz="2" w:space="0" w:color="000000" w:themeColor="text1"/>
-            </w:tcBorders>
-            <w:vAlign w:val="center"/>
-          </w:tcPr>
-          <w:p>
-            <w:pPr>
-              <w:pStyle w:val="Sinespaciado"/>
-              <w:spacing w:line="276" w:lineRule="auto"/>
-              <w:cnfStyle w:val="000000000000" w:firstRow="0" w:lastRow="0" w:firstColumn="0" w:lastColumn="0" w:oddVBand="0" w:evenVBand="0" w:oddHBand="0" w:evenHBand="0" w:firstRowFirstColumn="0" w:firstRowLastColumn="0" w:lastRowFirstColumn="0" w:lastRowLastColumn="0"/>
-              <w:rPr>
-                <w:sz w:val="16"/>
-                <w:szCs w:val="16"/>
-              </w:rPr>
-            </w:pPr>
-          </w:p>
-        </w:tc>
-        <w:tc>
-          <w:tcPr>
-            <w:tcW w:w="2693" w:type="dxa"/>
-            <w:tcBorders>
-              <w:top w:val="single" w:sz="2" w:space="0" w:color="000000" w:themeColor="text1"/>
-              <w:left w:val="single" w:sz="2" w:space="0" w:color="000000" w:themeColor="text1"/>
-              <w:bottom w:val="single" w:sz="2" w:space="0" w:color="000000" w:themeColor="text1"/>
-              <w:right w:val="single" w:sz="2" w:space="0" w:color="000000" w:themeColor="text1"/>
-            </w:tcBorders>
-            <w:vAlign w:val="center"/>
-          </w:tcPr>
-          <w:p>
-            <w:pPr>
-              <w:pStyle w:val="Sinespaciado"/>
-              <w:spacing w:line="276" w:lineRule="auto"/>
-              <w:cnfStyle w:val="000000000000" w:firstRow="0" w:lastRow="0" w:firstColumn="0" w:lastColumn="0" w:oddVBand="0" w:evenVBand="0" w:oddHBand="0" w:evenHBand="0" w:firstRowFirstColumn="0" w:firstRowLastColumn="0" w:lastRowFirstColumn="0" w:lastRowLastColumn="0"/>
-              <w:rPr>
-                <w:sz w:val="16"/>
-                <w:szCs w:val="16"/>
-              </w:rPr>
-            </w:pPr>
-          </w:p>
-        </w:tc>
-        <w:tc>
-          <w:tcPr>
-            <w:tcW w:w="633" w:type="dxa"/>
-            <w:tcBorders>
-              <w:top w:val="single" w:sz="2" w:space="0" w:color="000000" w:themeColor="text1"/>
-              <w:left w:val="single" w:sz="2" w:space="0" w:color="000000" w:themeColor="text1"/>
-              <w:bottom w:val="single" w:sz="2" w:space="0" w:color="000000" w:themeColor="text1"/>
-              <w:right w:val="single" w:sz="2" w:space="0" w:color="000000" w:themeColor="text1"/>
-            </w:tcBorders>
-          </w:tcPr>
-          <w:p>
-            <w:pPr>
-              <w:pStyle w:val="Sinespaciado"/>
-              <w:spacing w:line="276" w:lineRule="auto"/>
-              <w:cnfStyle w:val="000000000000" w:firstRow="0" w:lastRow="0" w:firstColumn="0" w:lastColumn="0" w:oddVBand="0" w:evenVBand="0" w:oddHBand="0" w:evenHBand="0" w:firstRowFirstColumn="0" w:firstRowLastColumn="0" w:lastRowFirstColumn="0" w:lastRowLastColumn="0"/>
-              <w:rPr>
-                <w:sz w:val="16"/>
-                <w:szCs w:val="16"/>
-              </w:rPr>
-            </w:pPr>
-          </w:p>
-        </w:tc>
-        <w:tc>
-          <w:tcPr>
-            <w:tcW w:w="1777" w:type="dxa"/>
-            <w:tcBorders>
-              <w:top w:val="single" w:sz="2" w:space="0" w:color="000000" w:themeColor="text1"/>
-              <w:left w:val="single" w:sz="2" w:space="0" w:color="000000" w:themeColor="text1"/>
-              <w:bottom w:val="single" w:sz="2" w:space="0" w:color="000000" w:themeColor="text1"/>
-              <w:right w:val="single" w:sz="2" w:space="0" w:color="000000" w:themeColor="text1"/>
-            </w:tcBorders>
-            <w:vAlign w:val="center"/>
-          </w:tcPr>
-          <w:p>
-            <w:pPr>
-              <w:pStyle w:val="Sinespaciado"/>
-              <w:spacing w:line="276" w:lineRule="auto"/>
-              <w:cnfStyle w:val="000000000000" w:firstRow="0" w:lastRow="0" w:firstColumn="0" w:lastColumn="0" w:oddVBand="0" w:evenVBand="0" w:oddHBand="0" w:evenHBand="0" w:firstRowFirstColumn="0" w:firstRowLastColumn="0" w:lastRowFirstColumn="0" w:lastRowLastColumn="0"/>
-              <w:rPr>
-                <w:sz w:val="16"/>
-                <w:szCs w:val="16"/>
-              </w:rPr>
-            </w:pPr>
-          </w:p>
-        </w:tc>
-        <w:tc>
-          <w:tcPr>
-            <w:tcW w:w="992" w:type="dxa"/>
-            <w:tcBorders>
-              <w:top w:val="single" w:sz="2" w:space="0" w:color="000000" w:themeColor="text1"/>
-              <w:left w:val="single" w:sz="2" w:space="0" w:color="000000" w:themeColor="text1"/>
-              <w:bottom w:val="single" w:sz="2" w:space="0" w:color="000000" w:themeColor="text1"/>
-              <w:right w:val="single" w:sz="2" w:space="0" w:color="000000" w:themeColor="text1"/>
-            </w:tcBorders>
-          </w:tcPr>
-          <w:p>
-            <w:pPr>
-              <w:pStyle w:val="Sinespaciado"/>
-              <w:spacing w:line="276" w:lineRule="auto"/>
-              <w:cnfStyle w:val="000000000000" w:firstRow="0" w:lastRow="0" w:firstColumn="0" w:lastColumn="0" w:oddVBand="0" w:evenVBand="0" w:oddHBand="0" w:evenHBand="0" w:firstRowFirstColumn="0" w:firstRowLastColumn="0" w:lastRowFirstColumn="0" w:lastRowLastColumn="0"/>
-              <w:rPr>
-                <w:sz w:val="16"/>
-                <w:szCs w:val="16"/>
-              </w:rPr>
-            </w:pPr>
-          </w:p>
-        </w:tc>
-      </w:tr>
-      <w:tr>
-        <w:trPr>
-          <w:cnfStyle w:val="000000100000" w:firstRow="0" w:lastRow="0" w:firstColumn="0" w:lastColumn="0" w:oddVBand="0" w:evenVBand="0" w:oddHBand="1" w:evenHBand="0" w:firstRowFirstColumn="0" w:firstRowLastColumn="0" w:lastRowFirstColumn="0" w:lastRowLastColumn="0"/>
-          <w:cantSplit/>
-          <w:trHeight w:val="119"/>
-        </w:trPr>
-        <w:tc>
-          <w:tcPr>
-            <w:cnfStyle w:val="001000000000" w:firstRow="0" w:lastRow="0" w:firstColumn="1" w:lastColumn="0" w:oddVBand="0" w:evenVBand="0" w:oddHBand="0" w:evenHBand="0" w:firstRowFirstColumn="0" w:firstRowLastColumn="0" w:lastRowFirstColumn="0" w:lastRowLastColumn="0"/>
-            <w:tcW w:w="709" w:type="dxa"/>
-            <w:tcBorders>
-              <w:top w:val="single" w:sz="2" w:space="0" w:color="000000" w:themeColor="text1"/>
-              <w:left w:val="single" w:sz="2" w:space="0" w:color="000000" w:themeColor="text1"/>
-              <w:bottom w:val="single" w:sz="2" w:space="0" w:color="000000" w:themeColor="text1"/>
-              <w:right w:val="single" w:sz="2" w:space="0" w:color="000000" w:themeColor="text1"/>
-            </w:tcBorders>
-            <w:vAlign w:val="center"/>
-          </w:tcPr>
-          <w:p>
-            <w:pPr>
-              <w:pStyle w:val="Sinespaciado"/>
-              <w:spacing w:line="276" w:lineRule="auto"/>
-              <w:jc w:val="both"/>
-              <w:rPr>
-                <w:sz w:val="16"/>
-                <w:szCs w:val="16"/>
-              </w:rPr>
-            </w:pPr>
-          </w:p>
-        </w:tc>
-        <w:tc>
-          <w:tcPr>
-            <w:tcW w:w="1843" w:type="dxa"/>
-            <w:tcBorders>
-              <w:top w:val="single" w:sz="2" w:space="0" w:color="000000" w:themeColor="text1"/>
-              <w:left w:val="single" w:sz="2" w:space="0" w:color="000000" w:themeColor="text1"/>
-              <w:bottom w:val="single" w:sz="2" w:space="0" w:color="000000" w:themeColor="text1"/>
-              <w:right w:val="single" w:sz="2" w:space="0" w:color="000000" w:themeColor="text1"/>
-            </w:tcBorders>
-            <w:vAlign w:val="center"/>
-          </w:tcPr>
-          <w:p>
-            <w:pPr>
-              <w:pStyle w:val="Sinespaciado"/>
-              <w:spacing w:line="276" w:lineRule="auto"/>
-              <w:cnfStyle w:val="000000100000" w:firstRow="0" w:lastRow="0" w:firstColumn="0" w:lastColumn="0" w:oddVBand="0" w:evenVBand="0" w:oddHBand="1" w:evenHBand="0" w:firstRowFirstColumn="0" w:firstRowLastColumn="0" w:lastRowFirstColumn="0" w:lastRowLastColumn="0"/>
-              <w:rPr>
-                <w:sz w:val="16"/>
-                <w:szCs w:val="16"/>
-              </w:rPr>
-            </w:pPr>
-          </w:p>
-        </w:tc>
-        <w:tc>
-          <w:tcPr>
-            <w:tcW w:w="2693" w:type="dxa"/>
-            <w:tcBorders>
-              <w:top w:val="single" w:sz="2" w:space="0" w:color="000000" w:themeColor="text1"/>
-              <w:left w:val="single" w:sz="2" w:space="0" w:color="000000" w:themeColor="text1"/>
-              <w:bottom w:val="single" w:sz="2" w:space="0" w:color="000000" w:themeColor="text1"/>
-              <w:right w:val="single" w:sz="2" w:space="0" w:color="000000" w:themeColor="text1"/>
-            </w:tcBorders>
-            <w:vAlign w:val="center"/>
-          </w:tcPr>
-          <w:p>
-            <w:pPr>
-              <w:pStyle w:val="Sinespaciado"/>
-              <w:spacing w:line="276" w:lineRule="auto"/>
-              <w:cnfStyle w:val="000000100000" w:firstRow="0" w:lastRow="0" w:firstColumn="0" w:lastColumn="0" w:oddVBand="0" w:evenVBand="0" w:oddHBand="1" w:evenHBand="0" w:firstRowFirstColumn="0" w:firstRowLastColumn="0" w:lastRowFirstColumn="0" w:lastRowLastColumn="0"/>
-              <w:rPr>
-                <w:sz w:val="16"/>
-                <w:szCs w:val="16"/>
-              </w:rPr>
-            </w:pPr>
-          </w:p>
-        </w:tc>
-        <w:tc>
-          <w:tcPr>
-            <w:tcW w:w="633" w:type="dxa"/>
-            <w:tcBorders>
-              <w:top w:val="single" w:sz="2" w:space="0" w:color="000000" w:themeColor="text1"/>
-              <w:left w:val="single" w:sz="2" w:space="0" w:color="000000" w:themeColor="text1"/>
-              <w:bottom w:val="single" w:sz="2" w:space="0" w:color="000000" w:themeColor="text1"/>
-              <w:right w:val="single" w:sz="2" w:space="0" w:color="000000" w:themeColor="text1"/>
-            </w:tcBorders>
-          </w:tcPr>
-          <w:p>
-            <w:pPr>
-              <w:pStyle w:val="Sinespaciado"/>
-              <w:spacing w:line="276" w:lineRule="auto"/>
-              <w:cnfStyle w:val="000000100000" w:firstRow="0" w:lastRow="0" w:firstColumn="0" w:lastColumn="0" w:oddVBand="0" w:evenVBand="0" w:oddHBand="1" w:evenHBand="0" w:firstRowFirstColumn="0" w:firstRowLastColumn="0" w:lastRowFirstColumn="0" w:lastRowLastColumn="0"/>
-              <w:rPr>
-                <w:sz w:val="16"/>
-                <w:szCs w:val="16"/>
-              </w:rPr>
-            </w:pPr>
-          </w:p>
-        </w:tc>
-        <w:tc>
-          <w:tcPr>
-            <w:tcW w:w="1777" w:type="dxa"/>
-            <w:tcBorders>
-              <w:top w:val="single" w:sz="2" w:space="0" w:color="000000" w:themeColor="text1"/>
-              <w:left w:val="single" w:sz="2" w:space="0" w:color="000000" w:themeColor="text1"/>
-              <w:bottom w:val="single" w:sz="2" w:space="0" w:color="000000" w:themeColor="text1"/>
-              <w:right w:val="single" w:sz="2" w:space="0" w:color="000000" w:themeColor="text1"/>
-            </w:tcBorders>
-            <w:vAlign w:val="center"/>
-          </w:tcPr>
-          <w:p>
-            <w:pPr>
-              <w:pStyle w:val="Sinespaciado"/>
-              <w:spacing w:line="276" w:lineRule="auto"/>
-              <w:cnfStyle w:val="000000100000" w:firstRow="0" w:lastRow="0" w:firstColumn="0" w:lastColumn="0" w:oddVBand="0" w:evenVBand="0" w:oddHBand="1" w:evenHBand="0" w:firstRowFirstColumn="0" w:firstRowLastColumn="0" w:lastRowFirstColumn="0" w:lastRowLastColumn="0"/>
-              <w:rPr>
-                <w:sz w:val="16"/>
-                <w:szCs w:val="16"/>
-              </w:rPr>
-            </w:pPr>
-          </w:p>
-        </w:tc>
-        <w:tc>
-          <w:tcPr>
-            <w:tcW w:w="992" w:type="dxa"/>
-            <w:tcBorders>
-              <w:top w:val="single" w:sz="2" w:space="0" w:color="000000" w:themeColor="text1"/>
-              <w:left w:val="single" w:sz="2" w:space="0" w:color="000000" w:themeColor="text1"/>
-              <w:bottom w:val="single" w:sz="2" w:space="0" w:color="000000" w:themeColor="text1"/>
-              <w:right w:val="single" w:sz="2" w:space="0" w:color="000000" w:themeColor="text1"/>
-            </w:tcBorders>
-          </w:tcPr>
-          <w:p>
-            <w:pPr>
-              <w:pStyle w:val="Sinespaciado"/>
-              <w:spacing w:line="276" w:lineRule="auto"/>
-              <w:cnfStyle w:val="000000100000" w:firstRow="0" w:lastRow="0" w:firstColumn="0" w:lastColumn="0" w:oddVBand="0" w:evenVBand="0" w:oddHBand="1" w:evenHBand="0" w:firstRowFirstColumn="0" w:firstRowLastColumn="0" w:lastRowFirstColumn="0" w:lastRowLastColumn="0"/>
-              <w:rPr>
-                <w:sz w:val="16"/>
-                <w:szCs w:val="16"/>
-              </w:rPr>
-            </w:pPr>
-          </w:p>
-        </w:tc>
-      </w:tr>
-      <w:tr>
-        <w:trPr>
-          <w:cantSplit/>
-          <w:trHeight w:val="119"/>
-        </w:trPr>
-        <w:tc>
-          <w:tcPr>
-            <w:cnfStyle w:val="001000000000" w:firstRow="0" w:lastRow="0" w:firstColumn="1" w:lastColumn="0" w:oddVBand="0" w:evenVBand="0" w:oddHBand="0" w:evenHBand="0" w:firstRowFirstColumn="0" w:firstRowLastColumn="0" w:lastRowFirstColumn="0" w:lastRowLastColumn="0"/>
-            <w:tcW w:w="709" w:type="dxa"/>
-            <w:tcBorders>
-              <w:top w:val="single" w:sz="2" w:space="0" w:color="000000" w:themeColor="text1"/>
-              <w:left w:val="single" w:sz="2" w:space="0" w:color="000000" w:themeColor="text1"/>
-              <w:bottom w:val="single" w:sz="2" w:space="0" w:color="000000" w:themeColor="text1"/>
-              <w:right w:val="single" w:sz="2" w:space="0" w:color="000000" w:themeColor="text1"/>
-            </w:tcBorders>
-            <w:vAlign w:val="center"/>
-          </w:tcPr>
-          <w:p>
-            <w:pPr>
-              <w:pStyle w:val="Sinespaciado"/>
-              <w:spacing w:line="276" w:lineRule="auto"/>
-              <w:jc w:val="both"/>
-              <w:rPr>
-                <w:sz w:val="16"/>
-                <w:szCs w:val="16"/>
-              </w:rPr>
-            </w:pPr>
-          </w:p>
-        </w:tc>
-        <w:tc>
-          <w:tcPr>
-            <w:tcW w:w="1843" w:type="dxa"/>
-            <w:tcBorders>
-              <w:top w:val="single" w:sz="2" w:space="0" w:color="000000" w:themeColor="text1"/>
-              <w:left w:val="single" w:sz="2" w:space="0" w:color="000000" w:themeColor="text1"/>
-              <w:bottom w:val="single" w:sz="2" w:space="0" w:color="000000" w:themeColor="text1"/>
-              <w:right w:val="single" w:sz="2" w:space="0" w:color="000000" w:themeColor="text1"/>
-            </w:tcBorders>
-            <w:vAlign w:val="center"/>
-          </w:tcPr>
-          <w:p>
-            <w:pPr>
-              <w:pStyle w:val="Sinespaciado"/>
-              <w:spacing w:line="276" w:lineRule="auto"/>
-              <w:cnfStyle w:val="000000000000" w:firstRow="0" w:lastRow="0" w:firstColumn="0" w:lastColumn="0" w:oddVBand="0" w:evenVBand="0" w:oddHBand="0" w:evenHBand="0" w:firstRowFirstColumn="0" w:firstRowLastColumn="0" w:lastRowFirstColumn="0" w:lastRowLastColumn="0"/>
-              <w:rPr>
-                <w:sz w:val="16"/>
-                <w:szCs w:val="16"/>
-              </w:rPr>
-            </w:pPr>
-          </w:p>
-        </w:tc>
-        <w:tc>
-          <w:tcPr>
-            <w:tcW w:w="2693" w:type="dxa"/>
-            <w:tcBorders>
-              <w:top w:val="single" w:sz="2" w:space="0" w:color="000000" w:themeColor="text1"/>
-              <w:left w:val="single" w:sz="2" w:space="0" w:color="000000" w:themeColor="text1"/>
-              <w:bottom w:val="single" w:sz="2" w:space="0" w:color="000000" w:themeColor="text1"/>
-              <w:right w:val="single" w:sz="2" w:space="0" w:color="000000" w:themeColor="text1"/>
-            </w:tcBorders>
-            <w:vAlign w:val="center"/>
-          </w:tcPr>
-          <w:p>
-            <w:pPr>
-              <w:pStyle w:val="Sinespaciado"/>
-              <w:spacing w:line="276" w:lineRule="auto"/>
-              <w:cnfStyle w:val="000000000000" w:firstRow="0" w:lastRow="0" w:firstColumn="0" w:lastColumn="0" w:oddVBand="0" w:evenVBand="0" w:oddHBand="0" w:evenHBand="0" w:firstRowFirstColumn="0" w:firstRowLastColumn="0" w:lastRowFirstColumn="0" w:lastRowLastColumn="0"/>
-              <w:rPr>
-                <w:sz w:val="16"/>
-                <w:szCs w:val="16"/>
-              </w:rPr>
-            </w:pPr>
-          </w:p>
-        </w:tc>
-        <w:tc>
-          <w:tcPr>
-            <w:tcW w:w="633" w:type="dxa"/>
-            <w:tcBorders>
-              <w:top w:val="single" w:sz="2" w:space="0" w:color="000000" w:themeColor="text1"/>
-              <w:left w:val="single" w:sz="2" w:space="0" w:color="000000" w:themeColor="text1"/>
-              <w:bottom w:val="single" w:sz="2" w:space="0" w:color="000000" w:themeColor="text1"/>
-              <w:right w:val="single" w:sz="2" w:space="0" w:color="000000" w:themeColor="text1"/>
-            </w:tcBorders>
-          </w:tcPr>
-          <w:p>
-            <w:pPr>
-              <w:pStyle w:val="Sinespaciado"/>
-              <w:spacing w:line="276" w:lineRule="auto"/>
-              <w:cnfStyle w:val="000000000000" w:firstRow="0" w:lastRow="0" w:firstColumn="0" w:lastColumn="0" w:oddVBand="0" w:evenVBand="0" w:oddHBand="0" w:evenHBand="0" w:firstRowFirstColumn="0" w:firstRowLastColumn="0" w:lastRowFirstColumn="0" w:lastRowLastColumn="0"/>
-              <w:rPr>
-                <w:sz w:val="16"/>
-                <w:szCs w:val="16"/>
-              </w:rPr>
-            </w:pPr>
-          </w:p>
-        </w:tc>
-        <w:tc>
-          <w:tcPr>
-            <w:tcW w:w="1777" w:type="dxa"/>
-            <w:tcBorders>
-              <w:top w:val="single" w:sz="2" w:space="0" w:color="000000" w:themeColor="text1"/>
-              <w:left w:val="single" w:sz="2" w:space="0" w:color="000000" w:themeColor="text1"/>
-              <w:bottom w:val="single" w:sz="2" w:space="0" w:color="000000" w:themeColor="text1"/>
-              <w:right w:val="single" w:sz="2" w:space="0" w:color="000000" w:themeColor="text1"/>
-            </w:tcBorders>
-            <w:vAlign w:val="center"/>
-          </w:tcPr>
-          <w:p>
-            <w:pPr>
-              <w:pStyle w:val="Sinespaciado"/>
-              <w:spacing w:line="276" w:lineRule="auto"/>
-              <w:cnfStyle w:val="000000000000" w:firstRow="0" w:lastRow="0" w:firstColumn="0" w:lastColumn="0" w:oddVBand="0" w:evenVBand="0" w:oddHBand="0" w:evenHBand="0" w:firstRowFirstColumn="0" w:firstRowLastColumn="0" w:lastRowFirstColumn="0" w:lastRowLastColumn="0"/>
-              <w:rPr>
-                <w:sz w:val="16"/>
-                <w:szCs w:val="16"/>
-              </w:rPr>
-            </w:pPr>
-          </w:p>
-        </w:tc>
-        <w:tc>
-          <w:tcPr>
-            <w:tcW w:w="992" w:type="dxa"/>
-            <w:tcBorders>
-              <w:top w:val="single" w:sz="2" w:space="0" w:color="000000" w:themeColor="text1"/>
-              <w:left w:val="single" w:sz="2" w:space="0" w:color="000000" w:themeColor="text1"/>
-              <w:bottom w:val="single" w:sz="2" w:space="0" w:color="000000" w:themeColor="text1"/>
-              <w:right w:val="single" w:sz="2" w:space="0" w:color="000000" w:themeColor="text1"/>
-            </w:tcBorders>
-          </w:tcPr>
-          <w:p>
-            <w:pPr>
-              <w:pStyle w:val="Sinespaciado"/>
-              <w:spacing w:line="276" w:lineRule="auto"/>
-              <w:cnfStyle w:val="000000000000" w:firstRow="0" w:lastRow="0" w:firstColumn="0" w:lastColumn="0" w:oddVBand="0" w:evenVBand="0" w:oddHBand="0" w:evenHBand="0" w:firstRowFirstColumn="0" w:firstRowLastColumn="0" w:lastRowFirstColumn="0" w:lastRowLastColumn="0"/>
-              <w:rPr>
-                <w:sz w:val="16"/>
-                <w:szCs w:val="16"/>
-              </w:rPr>
-            </w:pPr>
-          </w:p>
-        </w:tc>
-      </w:tr>
-      <w:tr>
-        <w:trPr>
-          <w:cnfStyle w:val="000000100000" w:firstRow="0" w:lastRow="0" w:firstColumn="0" w:lastColumn="0" w:oddVBand="0" w:evenVBand="0" w:oddHBand="1" w:evenHBand="0" w:firstRowFirstColumn="0" w:firstRowLastColumn="0" w:lastRowFirstColumn="0" w:lastRowLastColumn="0"/>
-          <w:cantSplit/>
-          <w:trHeight w:val="119"/>
-        </w:trPr>
-        <w:tc>
-          <w:tcPr>
-            <w:cnfStyle w:val="001000000000" w:firstRow="0" w:lastRow="0" w:firstColumn="1" w:lastColumn="0" w:oddVBand="0" w:evenVBand="0" w:oddHBand="0" w:evenHBand="0" w:firstRowFirstColumn="0" w:firstRowLastColumn="0" w:lastRowFirstColumn="0" w:lastRowLastColumn="0"/>
-            <w:tcW w:w="709" w:type="dxa"/>
-            <w:tcBorders>
-              <w:top w:val="single" w:sz="2" w:space="0" w:color="000000" w:themeColor="text1"/>
-              <w:left w:val="single" w:sz="2" w:space="0" w:color="000000" w:themeColor="text1"/>
-              <w:bottom w:val="single" w:sz="2" w:space="0" w:color="000000" w:themeColor="text1"/>
-              <w:right w:val="single" w:sz="2" w:space="0" w:color="000000" w:themeColor="text1"/>
-            </w:tcBorders>
-            <w:vAlign w:val="center"/>
-          </w:tcPr>
-          <w:p>
-            <w:pPr>
-              <w:pStyle w:val="Sinespaciado"/>
-              <w:spacing w:line="276" w:lineRule="auto"/>
-              <w:jc w:val="both"/>
-              <w:rPr>
-                <w:sz w:val="16"/>
-                <w:szCs w:val="16"/>
-              </w:rPr>
-            </w:pPr>
-          </w:p>
-        </w:tc>
-        <w:tc>
-          <w:tcPr>
-            <w:tcW w:w="1843" w:type="dxa"/>
-            <w:tcBorders>
-              <w:top w:val="single" w:sz="2" w:space="0" w:color="000000" w:themeColor="text1"/>
-              <w:left w:val="single" w:sz="2" w:space="0" w:color="000000" w:themeColor="text1"/>
-              <w:bottom w:val="single" w:sz="2" w:space="0" w:color="000000" w:themeColor="text1"/>
-              <w:right w:val="single" w:sz="2" w:space="0" w:color="000000" w:themeColor="text1"/>
-            </w:tcBorders>
-            <w:vAlign w:val="center"/>
-          </w:tcPr>
-          <w:p>
-            <w:pPr>
-              <w:pStyle w:val="Sinespaciado"/>
-              <w:spacing w:line="276" w:lineRule="auto"/>
-              <w:cnfStyle w:val="000000100000" w:firstRow="0" w:lastRow="0" w:firstColumn="0" w:lastColumn="0" w:oddVBand="0" w:evenVBand="0" w:oddHBand="1" w:evenHBand="0" w:firstRowFirstColumn="0" w:firstRowLastColumn="0" w:lastRowFirstColumn="0" w:lastRowLastColumn="0"/>
-              <w:rPr>
-                <w:sz w:val="16"/>
-                <w:szCs w:val="16"/>
-              </w:rPr>
-            </w:pPr>
-          </w:p>
-        </w:tc>
-        <w:tc>
-          <w:tcPr>
-            <w:tcW w:w="2693" w:type="dxa"/>
-            <w:tcBorders>
-              <w:top w:val="single" w:sz="2" w:space="0" w:color="000000" w:themeColor="text1"/>
-              <w:left w:val="single" w:sz="2" w:space="0" w:color="000000" w:themeColor="text1"/>
-              <w:bottom w:val="single" w:sz="2" w:space="0" w:color="000000" w:themeColor="text1"/>
-              <w:right w:val="single" w:sz="2" w:space="0" w:color="000000" w:themeColor="text1"/>
-            </w:tcBorders>
-            <w:vAlign w:val="center"/>
-          </w:tcPr>
-          <w:p>
-            <w:pPr>
-              <w:pStyle w:val="Sinespaciado"/>
-              <w:spacing w:line="276" w:lineRule="auto"/>
-              <w:cnfStyle w:val="000000100000" w:firstRow="0" w:lastRow="0" w:firstColumn="0" w:lastColumn="0" w:oddVBand="0" w:evenVBand="0" w:oddHBand="1" w:evenHBand="0" w:firstRowFirstColumn="0" w:firstRowLastColumn="0" w:lastRowFirstColumn="0" w:lastRowLastColumn="0"/>
-              <w:rPr>
-                <w:sz w:val="16"/>
-                <w:szCs w:val="16"/>
-              </w:rPr>
-            </w:pPr>
-          </w:p>
-        </w:tc>
-        <w:tc>
-          <w:tcPr>
-            <w:tcW w:w="633" w:type="dxa"/>
-            <w:tcBorders>
-              <w:top w:val="single" w:sz="2" w:space="0" w:color="000000" w:themeColor="text1"/>
-              <w:left w:val="single" w:sz="2" w:space="0" w:color="000000" w:themeColor="text1"/>
-              <w:bottom w:val="single" w:sz="2" w:space="0" w:color="000000" w:themeColor="text1"/>
-              <w:right w:val="single" w:sz="2" w:space="0" w:color="000000" w:themeColor="text1"/>
-            </w:tcBorders>
-          </w:tcPr>
-          <w:p>
-            <w:pPr>
-              <w:pStyle w:val="Sinespaciado"/>
-              <w:spacing w:line="276" w:lineRule="auto"/>
-              <w:cnfStyle w:val="000000100000" w:firstRow="0" w:lastRow="0" w:firstColumn="0" w:lastColumn="0" w:oddVBand="0" w:evenVBand="0" w:oddHBand="1" w:evenHBand="0" w:firstRowFirstColumn="0" w:firstRowLastColumn="0" w:lastRowFirstColumn="0" w:lastRowLastColumn="0"/>
-              <w:rPr>
-                <w:sz w:val="16"/>
-                <w:szCs w:val="16"/>
-              </w:rPr>
-            </w:pPr>
-          </w:p>
-        </w:tc>
-        <w:tc>
-          <w:tcPr>
-            <w:tcW w:w="1777" w:type="dxa"/>
-            <w:tcBorders>
-              <w:top w:val="single" w:sz="2" w:space="0" w:color="000000" w:themeColor="text1"/>
-              <w:left w:val="single" w:sz="2" w:space="0" w:color="000000" w:themeColor="text1"/>
-              <w:bottom w:val="single" w:sz="2" w:space="0" w:color="000000" w:themeColor="text1"/>
-              <w:right w:val="single" w:sz="2" w:space="0" w:color="000000" w:themeColor="text1"/>
-            </w:tcBorders>
-            <w:vAlign w:val="center"/>
-          </w:tcPr>
-          <w:p>
-            <w:pPr>
-              <w:pStyle w:val="Sinespaciado"/>
-              <w:spacing w:line="276" w:lineRule="auto"/>
-              <w:cnfStyle w:val="000000100000" w:firstRow="0" w:lastRow="0" w:firstColumn="0" w:lastColumn="0" w:oddVBand="0" w:evenVBand="0" w:oddHBand="1" w:evenHBand="0" w:firstRowFirstColumn="0" w:firstRowLastColumn="0" w:lastRowFirstColumn="0" w:lastRowLastColumn="0"/>
-              <w:rPr>
-                <w:sz w:val="16"/>
-                <w:szCs w:val="16"/>
-              </w:rPr>
-            </w:pPr>
-          </w:p>
-        </w:tc>
-        <w:tc>
-          <w:tcPr>
-            <w:tcW w:w="992" w:type="dxa"/>
-            <w:tcBorders>
-              <w:top w:val="single" w:sz="2" w:space="0" w:color="000000" w:themeColor="text1"/>
-              <w:left w:val="single" w:sz="2" w:space="0" w:color="000000" w:themeColor="text1"/>
-              <w:bottom w:val="single" w:sz="2" w:space="0" w:color="000000" w:themeColor="text1"/>
-              <w:right w:val="single" w:sz="2" w:space="0" w:color="000000" w:themeColor="text1"/>
-            </w:tcBorders>
-          </w:tcPr>
-          <w:p>
-            <w:pPr>
-              <w:pStyle w:val="Sinespaciado"/>
-              <w:spacing w:line="276" w:lineRule="auto"/>
-              <w:cnfStyle w:val="000000100000" w:firstRow="0" w:lastRow="0" w:firstColumn="0" w:lastColumn="0" w:oddVBand="0" w:evenVBand="0" w:oddHBand="1" w:evenHBand="0" w:firstRowFirstColumn="0" w:firstRowLastColumn="0" w:lastRowFirstColumn="0" w:lastRowLastColumn="0"/>
-              <w:rPr>
-                <w:sz w:val="16"/>
-                <w:szCs w:val="16"/>
-              </w:rPr>
-            </w:pPr>
-          </w:p>
-        </w:tc>
-      </w:tr>
-      <w:tr>
-        <w:trPr>
-          <w:cantSplit/>
-          <w:trHeight w:val="119"/>
-        </w:trPr>
-        <w:tc>
-          <w:tcPr>
-            <w:cnfStyle w:val="001000000000" w:firstRow="0" w:lastRow="0" w:firstColumn="1" w:lastColumn="0" w:oddVBand="0" w:evenVBand="0" w:oddHBand="0" w:evenHBand="0" w:firstRowFirstColumn="0" w:firstRowLastColumn="0" w:lastRowFirstColumn="0" w:lastRowLastColumn="0"/>
-            <w:tcW w:w="709" w:type="dxa"/>
-            <w:tcBorders>
-              <w:top w:val="single" w:sz="2" w:space="0" w:color="000000" w:themeColor="text1"/>
-              <w:left w:val="single" w:sz="2" w:space="0" w:color="000000" w:themeColor="text1"/>
-              <w:bottom w:val="single" w:sz="2" w:space="0" w:color="000000" w:themeColor="text1"/>
-              <w:right w:val="single" w:sz="2" w:space="0" w:color="000000" w:themeColor="text1"/>
-            </w:tcBorders>
-            <w:vAlign w:val="center"/>
-          </w:tcPr>
-          <w:p>
-            <w:pPr>
-              <w:pStyle w:val="Sinespaciado"/>
-              <w:spacing w:line="276" w:lineRule="auto"/>
-              <w:jc w:val="both"/>
-              <w:rPr>
-                <w:sz w:val="16"/>
-                <w:szCs w:val="16"/>
-              </w:rPr>
-            </w:pPr>
-          </w:p>
-        </w:tc>
-        <w:tc>
-          <w:tcPr>
-            <w:tcW w:w="1843" w:type="dxa"/>
-            <w:tcBorders>
-              <w:top w:val="single" w:sz="2" w:space="0" w:color="000000" w:themeColor="text1"/>
-              <w:left w:val="single" w:sz="2" w:space="0" w:color="000000" w:themeColor="text1"/>
-              <w:bottom w:val="single" w:sz="2" w:space="0" w:color="000000" w:themeColor="text1"/>
-              <w:right w:val="single" w:sz="2" w:space="0" w:color="000000" w:themeColor="text1"/>
-            </w:tcBorders>
-            <w:vAlign w:val="center"/>
-          </w:tcPr>
-          <w:p>
-            <w:pPr>
-              <w:pStyle w:val="Sinespaciado"/>
-              <w:spacing w:line="276" w:lineRule="auto"/>
-              <w:cnfStyle w:val="000000000000" w:firstRow="0" w:lastRow="0" w:firstColumn="0" w:lastColumn="0" w:oddVBand="0" w:evenVBand="0" w:oddHBand="0" w:evenHBand="0" w:firstRowFirstColumn="0" w:firstRowLastColumn="0" w:lastRowFirstColumn="0" w:lastRowLastColumn="0"/>
-              <w:rPr>
-                <w:sz w:val="16"/>
-                <w:szCs w:val="16"/>
-              </w:rPr>
-            </w:pPr>
-          </w:p>
-        </w:tc>
-        <w:tc>
-          <w:tcPr>
-            <w:tcW w:w="2693" w:type="dxa"/>
-            <w:tcBorders>
-              <w:top w:val="single" w:sz="2" w:space="0" w:color="000000" w:themeColor="text1"/>
-              <w:left w:val="single" w:sz="2" w:space="0" w:color="000000" w:themeColor="text1"/>
-              <w:bottom w:val="single" w:sz="2" w:space="0" w:color="000000" w:themeColor="text1"/>
-              <w:right w:val="single" w:sz="2" w:space="0" w:color="000000" w:themeColor="text1"/>
-            </w:tcBorders>
-            <w:vAlign w:val="center"/>
-          </w:tcPr>
-          <w:p>
-            <w:pPr>
-              <w:pStyle w:val="Sinespaciado"/>
-              <w:spacing w:line="276" w:lineRule="auto"/>
-              <w:cnfStyle w:val="000000000000" w:firstRow="0" w:lastRow="0" w:firstColumn="0" w:lastColumn="0" w:oddVBand="0" w:evenVBand="0" w:oddHBand="0" w:evenHBand="0" w:firstRowFirstColumn="0" w:firstRowLastColumn="0" w:lastRowFirstColumn="0" w:lastRowLastColumn="0"/>
-              <w:rPr>
-                <w:sz w:val="16"/>
-                <w:szCs w:val="16"/>
-              </w:rPr>
-            </w:pPr>
-          </w:p>
-        </w:tc>
-        <w:tc>
-          <w:tcPr>
-            <w:tcW w:w="633" w:type="dxa"/>
-            <w:tcBorders>
-              <w:top w:val="single" w:sz="2" w:space="0" w:color="000000" w:themeColor="text1"/>
-              <w:left w:val="single" w:sz="2" w:space="0" w:color="000000" w:themeColor="text1"/>
-              <w:bottom w:val="single" w:sz="2" w:space="0" w:color="000000" w:themeColor="text1"/>
-              <w:right w:val="single" w:sz="2" w:space="0" w:color="000000" w:themeColor="text1"/>
-            </w:tcBorders>
-          </w:tcPr>
-          <w:p>
-            <w:pPr>
-              <w:pStyle w:val="Sinespaciado"/>
-              <w:spacing w:line="276" w:lineRule="auto"/>
-              <w:cnfStyle w:val="000000000000" w:firstRow="0" w:lastRow="0" w:firstColumn="0" w:lastColumn="0" w:oddVBand="0" w:evenVBand="0" w:oddHBand="0" w:evenHBand="0" w:firstRowFirstColumn="0" w:firstRowLastColumn="0" w:lastRowFirstColumn="0" w:lastRowLastColumn="0"/>
-              <w:rPr>
-                <w:sz w:val="16"/>
-                <w:szCs w:val="16"/>
-              </w:rPr>
-            </w:pPr>
-          </w:p>
-        </w:tc>
-        <w:tc>
-          <w:tcPr>
-            <w:tcW w:w="1777" w:type="dxa"/>
-            <w:tcBorders>
-              <w:top w:val="single" w:sz="2" w:space="0" w:color="000000" w:themeColor="text1"/>
-              <w:left w:val="single" w:sz="2" w:space="0" w:color="000000" w:themeColor="text1"/>
-              <w:bottom w:val="single" w:sz="2" w:space="0" w:color="000000" w:themeColor="text1"/>
-              <w:right w:val="single" w:sz="2" w:space="0" w:color="000000" w:themeColor="text1"/>
-            </w:tcBorders>
-            <w:vAlign w:val="center"/>
-          </w:tcPr>
-          <w:p>
-            <w:pPr>
-              <w:pStyle w:val="Sinespaciado"/>
-              <w:spacing w:line="276" w:lineRule="auto"/>
-              <w:cnfStyle w:val="000000000000" w:firstRow="0" w:lastRow="0" w:firstColumn="0" w:lastColumn="0" w:oddVBand="0" w:evenVBand="0" w:oddHBand="0" w:evenHBand="0" w:firstRowFirstColumn="0" w:firstRowLastColumn="0" w:lastRowFirstColumn="0" w:lastRowLastColumn="0"/>
-              <w:rPr>
-                <w:sz w:val="16"/>
-                <w:szCs w:val="16"/>
-              </w:rPr>
-            </w:pPr>
-          </w:p>
-        </w:tc>
-        <w:tc>
-          <w:tcPr>
-            <w:tcW w:w="992" w:type="dxa"/>
-            <w:tcBorders>
-              <w:top w:val="single" w:sz="2" w:space="0" w:color="000000" w:themeColor="text1"/>
-              <w:left w:val="single" w:sz="2" w:space="0" w:color="000000" w:themeColor="text1"/>
-              <w:bottom w:val="single" w:sz="2" w:space="0" w:color="000000" w:themeColor="text1"/>
-              <w:right w:val="single" w:sz="2" w:space="0" w:color="000000" w:themeColor="text1"/>
-            </w:tcBorders>
-          </w:tcPr>
-          <w:p>
-            <w:pPr>
-              <w:pStyle w:val="Sinespaciado"/>
-              <w:spacing w:line="276" w:lineRule="auto"/>
-              <w:cnfStyle w:val="000000000000" w:firstRow="0" w:lastRow="0" w:firstColumn="0" w:lastColumn="0" w:oddVBand="0" w:evenVBand="0" w:oddHBand="0" w:evenHBand="0" w:firstRowFirstColumn="0" w:firstRowLastColumn="0" w:lastRowFirstColumn="0" w:lastRowLastColumn="0"/>
-              <w:rPr>
-                <w:sz w:val="16"/>
-                <w:szCs w:val="16"/>
-              </w:rPr>
-            </w:pPr>
-          </w:p>
-        </w:tc>
-      </w:tr>
-      <w:tr>
-        <w:trPr>
-          <w:cnfStyle w:val="000000100000" w:firstRow="0" w:lastRow="0" w:firstColumn="0" w:lastColumn="0" w:oddVBand="0" w:evenVBand="0" w:oddHBand="1" w:evenHBand="0" w:firstRowFirstColumn="0" w:firstRowLastColumn="0" w:lastRowFirstColumn="0" w:lastRowLastColumn="0"/>
-          <w:cantSplit/>
-          <w:trHeight w:val="119"/>
-        </w:trPr>
-        <w:tc>
-          <w:tcPr>
-            <w:cnfStyle w:val="001000000000" w:firstRow="0" w:lastRow="0" w:firstColumn="1" w:lastColumn="0" w:oddVBand="0" w:evenVBand="0" w:oddHBand="0" w:evenHBand="0" w:firstRowFirstColumn="0" w:firstRowLastColumn="0" w:lastRowFirstColumn="0" w:lastRowLastColumn="0"/>
-            <w:tcW w:w="709" w:type="dxa"/>
-            <w:tcBorders>
-              <w:top w:val="single" w:sz="2" w:space="0" w:color="000000" w:themeColor="text1"/>
-              <w:left w:val="single" w:sz="2" w:space="0" w:color="000000" w:themeColor="text1"/>
-              <w:bottom w:val="single" w:sz="2" w:space="0" w:color="000000" w:themeColor="text1"/>
-              <w:right w:val="single" w:sz="2" w:space="0" w:color="000000" w:themeColor="text1"/>
-            </w:tcBorders>
-            <w:vAlign w:val="center"/>
-          </w:tcPr>
-          <w:p>
-            <w:pPr>
-              <w:pStyle w:val="Sinespaciado"/>
-              <w:spacing w:line="276" w:lineRule="auto"/>
-              <w:jc w:val="both"/>
-              <w:rPr>
-                <w:sz w:val="16"/>
-                <w:szCs w:val="16"/>
-              </w:rPr>
-            </w:pPr>
-          </w:p>
-        </w:tc>
-        <w:tc>
-          <w:tcPr>
-            <w:tcW w:w="1843" w:type="dxa"/>
-            <w:tcBorders>
-              <w:top w:val="single" w:sz="2" w:space="0" w:color="000000" w:themeColor="text1"/>
-              <w:left w:val="single" w:sz="2" w:space="0" w:color="000000" w:themeColor="text1"/>
-              <w:bottom w:val="single" w:sz="2" w:space="0" w:color="000000" w:themeColor="text1"/>
-              <w:right w:val="single" w:sz="2" w:space="0" w:color="000000" w:themeColor="text1"/>
-            </w:tcBorders>
-            <w:vAlign w:val="center"/>
-          </w:tcPr>
-          <w:p>
-            <w:pPr>
-              <w:pStyle w:val="Sinespaciado"/>
-              <w:spacing w:line="276" w:lineRule="auto"/>
-              <w:cnfStyle w:val="000000100000" w:firstRow="0" w:lastRow="0" w:firstColumn="0" w:lastColumn="0" w:oddVBand="0" w:evenVBand="0" w:oddHBand="1" w:evenHBand="0" w:firstRowFirstColumn="0" w:firstRowLastColumn="0" w:lastRowFirstColumn="0" w:lastRowLastColumn="0"/>
-              <w:rPr>
-                <w:sz w:val="16"/>
-                <w:szCs w:val="16"/>
-              </w:rPr>
-            </w:pPr>
-          </w:p>
-        </w:tc>
-        <w:tc>
-          <w:tcPr>
-            <w:tcW w:w="2693" w:type="dxa"/>
-            <w:tcBorders>
-              <w:top w:val="single" w:sz="2" w:space="0" w:color="000000" w:themeColor="text1"/>
-              <w:left w:val="single" w:sz="2" w:space="0" w:color="000000" w:themeColor="text1"/>
-              <w:bottom w:val="single" w:sz="2" w:space="0" w:color="000000" w:themeColor="text1"/>
-              <w:right w:val="single" w:sz="2" w:space="0" w:color="000000" w:themeColor="text1"/>
-            </w:tcBorders>
-            <w:vAlign w:val="center"/>
-          </w:tcPr>
-          <w:p>
-            <w:pPr>
-              <w:pStyle w:val="Sinespaciado"/>
-              <w:spacing w:line="276" w:lineRule="auto"/>
-              <w:cnfStyle w:val="000000100000" w:firstRow="0" w:lastRow="0" w:firstColumn="0" w:lastColumn="0" w:oddVBand="0" w:evenVBand="0" w:oddHBand="1" w:evenHBand="0" w:firstRowFirstColumn="0" w:firstRowLastColumn="0" w:lastRowFirstColumn="0" w:lastRowLastColumn="0"/>
-              <w:rPr>
-                <w:sz w:val="16"/>
-                <w:szCs w:val="16"/>
-              </w:rPr>
-            </w:pPr>
-          </w:p>
-        </w:tc>
-        <w:tc>
-          <w:tcPr>
-            <w:tcW w:w="633" w:type="dxa"/>
-            <w:tcBorders>
-              <w:top w:val="single" w:sz="2" w:space="0" w:color="000000" w:themeColor="text1"/>
-              <w:left w:val="single" w:sz="2" w:space="0" w:color="000000" w:themeColor="text1"/>
-              <w:bottom w:val="single" w:sz="2" w:space="0" w:color="000000" w:themeColor="text1"/>
-              <w:right w:val="single" w:sz="2" w:space="0" w:color="000000" w:themeColor="text1"/>
-            </w:tcBorders>
-          </w:tcPr>
-          <w:p>
-            <w:pPr>
-              <w:pStyle w:val="Sinespaciado"/>
-              <w:spacing w:line="276" w:lineRule="auto"/>
-              <w:cnfStyle w:val="000000100000" w:firstRow="0" w:lastRow="0" w:firstColumn="0" w:lastColumn="0" w:oddVBand="0" w:evenVBand="0" w:oddHBand="1" w:evenHBand="0" w:firstRowFirstColumn="0" w:firstRowLastColumn="0" w:lastRowFirstColumn="0" w:lastRowLastColumn="0"/>
-              <w:rPr>
-                <w:sz w:val="16"/>
-                <w:szCs w:val="16"/>
-              </w:rPr>
-            </w:pPr>
-          </w:p>
-        </w:tc>
-        <w:tc>
-          <w:tcPr>
-            <w:tcW w:w="1777" w:type="dxa"/>
-            <w:tcBorders>
-              <w:top w:val="single" w:sz="2" w:space="0" w:color="000000" w:themeColor="text1"/>
-              <w:left w:val="single" w:sz="2" w:space="0" w:color="000000" w:themeColor="text1"/>
-              <w:bottom w:val="single" w:sz="2" w:space="0" w:color="000000" w:themeColor="text1"/>
-              <w:right w:val="single" w:sz="2" w:space="0" w:color="000000" w:themeColor="text1"/>
-            </w:tcBorders>
-            <w:vAlign w:val="center"/>
-          </w:tcPr>
-          <w:p>
-            <w:pPr>
-              <w:pStyle w:val="Sinespaciado"/>
-              <w:spacing w:line="276" w:lineRule="auto"/>
-              <w:cnfStyle w:val="000000100000" w:firstRow="0" w:lastRow="0" w:firstColumn="0" w:lastColumn="0" w:oddVBand="0" w:evenVBand="0" w:oddHBand="1" w:evenHBand="0" w:firstRowFirstColumn="0" w:firstRowLastColumn="0" w:lastRowFirstColumn="0" w:lastRowLastColumn="0"/>
-              <w:rPr>
-                <w:sz w:val="16"/>
-                <w:szCs w:val="16"/>
-              </w:rPr>
-            </w:pPr>
-          </w:p>
-        </w:tc>
-        <w:tc>
-          <w:tcPr>
-            <w:tcW w:w="992" w:type="dxa"/>
-            <w:tcBorders>
-              <w:top w:val="single" w:sz="2" w:space="0" w:color="000000" w:themeColor="text1"/>
-              <w:left w:val="single" w:sz="2" w:space="0" w:color="000000" w:themeColor="text1"/>
-              <w:bottom w:val="single" w:sz="2" w:space="0" w:color="000000" w:themeColor="text1"/>
-              <w:right w:val="single" w:sz="2" w:space="0" w:color="000000" w:themeColor="text1"/>
-            </w:tcBorders>
-          </w:tcPr>
-          <w:p>
-            <w:pPr>
-              <w:pStyle w:val="Sinespaciado"/>
-              <w:spacing w:line="276" w:lineRule="auto"/>
+            <w:r>
+              <w:rPr>
+                <w:sz w:val="16"/>
+                <w:szCs w:val="16"/>
+              </w:rPr>
+              <w:t>Se propone mantener los tramos actuales y agregar un único tramo nuevo con precio fijo (5.000-15.000), suficiente para cubrir al cliente piloto bajo cualquiera de las dos definiciones de "validación". Sobre 15.000 queda como tramo Enterprise/a convenir en vez de precio fijo, hasta contar con más datos de costo real.</w:t>
+            </w:r>
+          </w:p>
+        </w:tc>
+        <w:tc>
+          <w:tcPr>
+            <w:tcW w:w="850" w:type="dxa"/>
+            <w:tcBorders>
+              <w:top w:val="single" w:sz="2" w:space="0" w:color="000000" w:themeColor="text1"/>
+              <w:left w:val="single" w:sz="2" w:space="0" w:color="000000" w:themeColor="text1"/>
+              <w:bottom w:val="single" w:sz="2" w:space="0" w:color="000000" w:themeColor="text1"/>
+              <w:right w:val="single" w:sz="2" w:space="0" w:color="000000" w:themeColor="text1"/>
+            </w:tcBorders>
+            <w:vAlign w:val="center"/>
+          </w:tcPr>
+          <w:p>
+            <w:pPr>
+              <w:pStyle w:val="Sinespaciado"/>
               <w:cnfStyle w:val="000000100000" w:firstRow="0" w:lastRow="0" w:firstColumn="0" w:lastColumn="0" w:oddVBand="0" w:evenVBand="0" w:oddHBand="1" w:evenHBand="0" w:firstRowFirstColumn="0" w:firstRowLastColumn="0" w:lastRowFirstColumn="0" w:lastRowLastColumn="0"/>
               <w:rPr>
                 <w:sz w:val="16"/>
@@ -12479,7 +14028,18 @@
     </w:tbl>
     <w:p>
       <w:pPr>
-        <w:spacing w:after="160" w:line="278" w:lineRule="auto"/>
+        <w:pStyle w:val="Ttulo2"/>
+        <w:numPr>
+          <w:ilvl w:val="0"/>
+          <w:numId w:val="0"/>
+        </w:numPr>
+        <w:rPr>
+          <w:rFonts w:ascii="Calibri" w:hAnsi="Calibri" w:cs="Calibri"/>
+          <w:b/>
+          <w:bCs/>
+          <w:sz w:val="28"/>
+          <w:szCs w:val="28"/>
+        </w:rPr>
       </w:pPr>
     </w:p>
     <w:p>
@@ -12489,7 +14049,6 @@
           <w:ilvl w:val="0"/>
           <w:numId w:val="0"/>
         </w:numPr>
-        <w:ind w:left="714" w:hanging="572"/>
         <w:rPr>
           <w:rFonts w:ascii="Calibri" w:hAnsi="Calibri" w:cs="Calibri"/>
           <w:b/>
@@ -12498,639 +14057,7 @@
           <w:szCs w:val="28"/>
         </w:rPr>
       </w:pPr>
-      <w:bookmarkStart w:id="17" w:name="_Toc239453106"/>
-      <w:r>
-        <w:rPr>
-          <w:rFonts w:ascii="Calibri" w:hAnsi="Calibri" w:cs="Calibri"/>
-          <w:b/>
-          <w:bCs/>
-          <w:sz w:val="28"/>
-          <w:szCs w:val="28"/>
-        </w:rPr>
-        <w:t>5.2 Decisiones realizadas</w:t>
-      </w:r>
-      <w:bookmarkEnd w:id="17"/>
     </w:p>
-    <w:tbl>
-      <w:tblPr>
-        <w:tblStyle w:val="Tabladelista3-nfasis1"/>
-        <w:tblW w:w="5670" w:type="dxa"/>
-        <w:tblInd w:w="-3" w:type="dxa"/>
-        <w:tblLayout w:type="fixed"/>
-        <w:tblLook w:val="04A0" w:firstRow="1" w:lastRow="0" w:firstColumn="1" w:lastColumn="0" w:noHBand="0" w:noVBand="1"/>
-      </w:tblPr>
-      <w:tblGrid>
-        <w:gridCol w:w="1077"/>
-        <w:gridCol w:w="4593"/>
-      </w:tblGrid>
-      <w:tr>
-        <w:trPr>
-          <w:cnfStyle w:val="100000000000" w:firstRow="1" w:lastRow="0" w:firstColumn="0" w:lastColumn="0" w:oddVBand="0" w:evenVBand="0" w:oddHBand="0" w:evenHBand="0" w:firstRowFirstColumn="0" w:firstRowLastColumn="0" w:lastRowFirstColumn="0" w:lastRowLastColumn="0"/>
-          <w:cantSplit/>
-          <w:trHeight w:val="103"/>
-        </w:trPr>
-        <w:tc>
-          <w:tcPr>
-            <w:cnfStyle w:val="001000000100" w:firstRow="0" w:lastRow="0" w:firstColumn="1" w:lastColumn="0" w:oddVBand="0" w:evenVBand="0" w:oddHBand="0" w:evenHBand="0" w:firstRowFirstColumn="1" w:firstRowLastColumn="0" w:lastRowFirstColumn="0" w:lastRowLastColumn="0"/>
-            <w:tcW w:w="1077" w:type="dxa"/>
-            <w:tcBorders>
-              <w:top w:val="single" w:sz="2" w:space="0" w:color="000000" w:themeColor="text1"/>
-              <w:left w:val="single" w:sz="2" w:space="0" w:color="000000" w:themeColor="text1"/>
-              <w:bottom w:val="single" w:sz="2" w:space="0" w:color="000000" w:themeColor="text1"/>
-              <w:right w:val="single" w:sz="2" w:space="0" w:color="000000" w:themeColor="text1"/>
-            </w:tcBorders>
-            <w:vAlign w:val="center"/>
-          </w:tcPr>
-          <w:p>
-            <w:pPr>
-              <w:pStyle w:val="Sinespaciado"/>
-              <w:ind w:left="-108" w:hanging="141"/>
-              <w:jc w:val="center"/>
-              <w:rPr>
-                <w:sz w:val="18"/>
-                <w:szCs w:val="18"/>
-              </w:rPr>
-            </w:pPr>
-            <w:r>
-              <w:rPr>
-                <w:sz w:val="18"/>
-                <w:szCs w:val="18"/>
-              </w:rPr>
-              <w:t>Campos</w:t>
-            </w:r>
-          </w:p>
-        </w:tc>
-        <w:tc>
-          <w:tcPr>
-            <w:tcW w:w="4593" w:type="dxa"/>
-            <w:tcBorders>
-              <w:top w:val="single" w:sz="4" w:space="0" w:color="156082" w:themeColor="accent1"/>
-              <w:left w:val="single" w:sz="2" w:space="0" w:color="000000" w:themeColor="text1"/>
-              <w:bottom w:val="single" w:sz="2" w:space="0" w:color="000000" w:themeColor="text1"/>
-              <w:right w:val="single" w:sz="2" w:space="0" w:color="000000" w:themeColor="text1"/>
-            </w:tcBorders>
-            <w:vAlign w:val="center"/>
-          </w:tcPr>
-          <w:p>
-            <w:pPr>
-              <w:pStyle w:val="Sinespaciado"/>
-              <w:jc w:val="center"/>
-              <w:cnfStyle w:val="100000000000" w:firstRow="1" w:lastRow="0" w:firstColumn="0" w:lastColumn="0" w:oddVBand="0" w:evenVBand="0" w:oddHBand="0" w:evenHBand="0" w:firstRowFirstColumn="0" w:firstRowLastColumn="0" w:lastRowFirstColumn="0" w:lastRowLastColumn="0"/>
-              <w:rPr>
-                <w:sz w:val="18"/>
-                <w:szCs w:val="18"/>
-              </w:rPr>
-            </w:pPr>
-            <w:r>
-              <w:rPr>
-                <w:sz w:val="18"/>
-                <w:szCs w:val="18"/>
-              </w:rPr>
-              <w:t>Contenido</w:t>
-            </w:r>
-          </w:p>
-        </w:tc>
-      </w:tr>
-      <w:tr>
-        <w:trPr>
-          <w:cnfStyle w:val="000000100000" w:firstRow="0" w:lastRow="0" w:firstColumn="0" w:lastColumn="0" w:oddVBand="0" w:evenVBand="0" w:oddHBand="1" w:evenHBand="0" w:firstRowFirstColumn="0" w:firstRowLastColumn="0" w:lastRowFirstColumn="0" w:lastRowLastColumn="0"/>
-          <w:cantSplit/>
-          <w:trHeight w:val="119"/>
-        </w:trPr>
-        <w:tc>
-          <w:tcPr>
-            <w:cnfStyle w:val="001000000000" w:firstRow="0" w:lastRow="0" w:firstColumn="1" w:lastColumn="0" w:oddVBand="0" w:evenVBand="0" w:oddHBand="0" w:evenHBand="0" w:firstRowFirstColumn="0" w:firstRowLastColumn="0" w:lastRowFirstColumn="0" w:lastRowLastColumn="0"/>
-            <w:tcW w:w="1077" w:type="dxa"/>
-            <w:tcBorders>
-              <w:top w:val="single" w:sz="2" w:space="0" w:color="000000" w:themeColor="text1"/>
-              <w:left w:val="single" w:sz="2" w:space="0" w:color="000000" w:themeColor="text1"/>
-              <w:bottom w:val="single" w:sz="2" w:space="0" w:color="000000" w:themeColor="text1"/>
-              <w:right w:val="single" w:sz="2" w:space="0" w:color="000000" w:themeColor="text1"/>
-            </w:tcBorders>
-            <w:vAlign w:val="center"/>
-          </w:tcPr>
-          <w:p>
-            <w:pPr>
-              <w:pStyle w:val="Sinespaciado"/>
-              <w:spacing w:line="276" w:lineRule="auto"/>
-              <w:jc w:val="both"/>
-              <w:rPr>
-                <w:b w:val="0"/>
-                <w:bCs w:val="0"/>
-                <w:sz w:val="16"/>
-                <w:szCs w:val="16"/>
-              </w:rPr>
-            </w:pPr>
-            <w:r>
-              <w:rPr>
-                <w:b w:val="0"/>
-                <w:bCs w:val="0"/>
-                <w:sz w:val="18"/>
-                <w:szCs w:val="18"/>
-              </w:rPr>
-              <w:t>ID</w:t>
-            </w:r>
-          </w:p>
-        </w:tc>
-        <w:tc>
-          <w:tcPr>
-            <w:tcW w:w="4593" w:type="dxa"/>
-            <w:tcBorders>
-              <w:top w:val="single" w:sz="2" w:space="0" w:color="000000" w:themeColor="text1"/>
-              <w:left w:val="single" w:sz="2" w:space="0" w:color="000000" w:themeColor="text1"/>
-              <w:bottom w:val="single" w:sz="2" w:space="0" w:color="000000" w:themeColor="text1"/>
-              <w:right w:val="single" w:sz="2" w:space="0" w:color="000000" w:themeColor="text1"/>
-            </w:tcBorders>
-            <w:vAlign w:val="center"/>
-          </w:tcPr>
-          <w:p>
-            <w:pPr>
-              <w:pStyle w:val="Sinespaciado"/>
-              <w:spacing w:line="276" w:lineRule="auto"/>
-              <w:cnfStyle w:val="000000100000" w:firstRow="0" w:lastRow="0" w:firstColumn="0" w:lastColumn="0" w:oddVBand="0" w:evenVBand="0" w:oddHBand="1" w:evenHBand="0" w:firstRowFirstColumn="0" w:firstRowLastColumn="0" w:lastRowFirstColumn="0" w:lastRowLastColumn="0"/>
-              <w:rPr>
-                <w:sz w:val="16"/>
-                <w:szCs w:val="16"/>
-              </w:rPr>
-            </w:pPr>
-            <w:r>
-              <w:rPr>
-                <w:sz w:val="16"/>
-                <w:szCs w:val="16"/>
-              </w:rPr>
-              <w:t>DEC - 0</w:t>
-            </w:r>
-            <w:r>
-              <w:rPr>
-                <w:sz w:val="16"/>
-                <w:szCs w:val="16"/>
-              </w:rPr>
-              <w:t>0</w:t>
-            </w:r>
-          </w:p>
-        </w:tc>
-      </w:tr>
-      <w:tr>
-        <w:trPr>
-          <w:cantSplit/>
-          <w:trHeight w:val="119"/>
-        </w:trPr>
-        <w:tc>
-          <w:tcPr>
-            <w:cnfStyle w:val="001000000000" w:firstRow="0" w:lastRow="0" w:firstColumn="1" w:lastColumn="0" w:oddVBand="0" w:evenVBand="0" w:oddHBand="0" w:evenHBand="0" w:firstRowFirstColumn="0" w:firstRowLastColumn="0" w:lastRowFirstColumn="0" w:lastRowLastColumn="0"/>
-            <w:tcW w:w="1077" w:type="dxa"/>
-            <w:tcBorders>
-              <w:top w:val="single" w:sz="2" w:space="0" w:color="000000" w:themeColor="text1"/>
-              <w:left w:val="single" w:sz="2" w:space="0" w:color="000000" w:themeColor="text1"/>
-              <w:bottom w:val="single" w:sz="2" w:space="0" w:color="000000" w:themeColor="text1"/>
-              <w:right w:val="single" w:sz="2" w:space="0" w:color="000000" w:themeColor="text1"/>
-            </w:tcBorders>
-            <w:vAlign w:val="center"/>
-          </w:tcPr>
-          <w:p>
-            <w:pPr>
-              <w:pStyle w:val="Sinespaciado"/>
-              <w:spacing w:line="276" w:lineRule="auto"/>
-              <w:jc w:val="both"/>
-              <w:rPr>
-                <w:b w:val="0"/>
-                <w:bCs w:val="0"/>
-                <w:sz w:val="16"/>
-                <w:szCs w:val="16"/>
-              </w:rPr>
-            </w:pPr>
-            <w:r>
-              <w:rPr>
-                <w:b w:val="0"/>
-                <w:bCs w:val="0"/>
-                <w:sz w:val="16"/>
-                <w:szCs w:val="16"/>
-              </w:rPr>
-              <w:t>Fecha</w:t>
-            </w:r>
-          </w:p>
-        </w:tc>
-        <w:tc>
-          <w:tcPr>
-            <w:tcW w:w="4593" w:type="dxa"/>
-            <w:tcBorders>
-              <w:top w:val="single" w:sz="2" w:space="0" w:color="000000" w:themeColor="text1"/>
-              <w:left w:val="single" w:sz="2" w:space="0" w:color="000000" w:themeColor="text1"/>
-              <w:bottom w:val="single" w:sz="2" w:space="0" w:color="000000" w:themeColor="text1"/>
-              <w:right w:val="single" w:sz="2" w:space="0" w:color="000000" w:themeColor="text1"/>
-            </w:tcBorders>
-            <w:vAlign w:val="center"/>
-          </w:tcPr>
-          <w:p>
-            <w:pPr>
-              <w:pStyle w:val="Sinespaciado"/>
-              <w:spacing w:line="276" w:lineRule="auto"/>
-              <w:cnfStyle w:val="000000000000" w:firstRow="0" w:lastRow="0" w:firstColumn="0" w:lastColumn="0" w:oddVBand="0" w:evenVBand="0" w:oddHBand="0" w:evenHBand="0" w:firstRowFirstColumn="0" w:firstRowLastColumn="0" w:lastRowFirstColumn="0" w:lastRowLastColumn="0"/>
-              <w:rPr>
-                <w:sz w:val="16"/>
-                <w:szCs w:val="16"/>
-              </w:rPr>
-            </w:pPr>
-            <w:proofErr w:type="spellStart"/>
-            <w:r>
-              <w:rPr>
-                <w:sz w:val="16"/>
-                <w:szCs w:val="16"/>
-              </w:rPr>
-              <w:t>xx-xx-xxxx</w:t>
-            </w:r>
-            <w:proofErr w:type="spellEnd"/>
-          </w:p>
-        </w:tc>
-      </w:tr>
-      <w:tr>
-        <w:trPr>
-          <w:cnfStyle w:val="000000100000" w:firstRow="0" w:lastRow="0" w:firstColumn="0" w:lastColumn="0" w:oddVBand="0" w:evenVBand="0" w:oddHBand="1" w:evenHBand="0" w:firstRowFirstColumn="0" w:firstRowLastColumn="0" w:lastRowFirstColumn="0" w:lastRowLastColumn="0"/>
-          <w:cantSplit/>
-          <w:trHeight w:val="119"/>
-        </w:trPr>
-        <w:tc>
-          <w:tcPr>
-            <w:cnfStyle w:val="001000000000" w:firstRow="0" w:lastRow="0" w:firstColumn="1" w:lastColumn="0" w:oddVBand="0" w:evenVBand="0" w:oddHBand="0" w:evenHBand="0" w:firstRowFirstColumn="0" w:firstRowLastColumn="0" w:lastRowFirstColumn="0" w:lastRowLastColumn="0"/>
-            <w:tcW w:w="1077" w:type="dxa"/>
-            <w:tcBorders>
-              <w:top w:val="single" w:sz="2" w:space="0" w:color="000000" w:themeColor="text1"/>
-              <w:left w:val="single" w:sz="2" w:space="0" w:color="000000" w:themeColor="text1"/>
-              <w:bottom w:val="single" w:sz="2" w:space="0" w:color="000000" w:themeColor="text1"/>
-              <w:right w:val="single" w:sz="2" w:space="0" w:color="000000" w:themeColor="text1"/>
-            </w:tcBorders>
-            <w:vAlign w:val="center"/>
-          </w:tcPr>
-          <w:p>
-            <w:pPr>
-              <w:pStyle w:val="Sinespaciado"/>
-              <w:spacing w:line="276" w:lineRule="auto"/>
-              <w:jc w:val="both"/>
-              <w:rPr>
-                <w:b w:val="0"/>
-                <w:bCs w:val="0"/>
-                <w:sz w:val="16"/>
-                <w:szCs w:val="16"/>
-              </w:rPr>
-            </w:pPr>
-            <w:r>
-              <w:rPr>
-                <w:b w:val="0"/>
-                <w:bCs w:val="0"/>
-                <w:sz w:val="16"/>
-                <w:szCs w:val="16"/>
-              </w:rPr>
-              <w:t xml:space="preserve">Asunto </w:t>
-            </w:r>
-          </w:p>
-        </w:tc>
-        <w:tc>
-          <w:tcPr>
-            <w:tcW w:w="4593" w:type="dxa"/>
-            <w:tcBorders>
-              <w:top w:val="single" w:sz="2" w:space="0" w:color="000000" w:themeColor="text1"/>
-              <w:left w:val="single" w:sz="2" w:space="0" w:color="000000" w:themeColor="text1"/>
-              <w:bottom w:val="single" w:sz="2" w:space="0" w:color="000000" w:themeColor="text1"/>
-              <w:right w:val="single" w:sz="2" w:space="0" w:color="000000" w:themeColor="text1"/>
-            </w:tcBorders>
-            <w:vAlign w:val="center"/>
-          </w:tcPr>
-          <w:p>
-            <w:pPr>
-              <w:pStyle w:val="Sinespaciado"/>
-              <w:spacing w:line="276" w:lineRule="auto"/>
-              <w:cnfStyle w:val="000000100000" w:firstRow="0" w:lastRow="0" w:firstColumn="0" w:lastColumn="0" w:oddVBand="0" w:evenVBand="0" w:oddHBand="1" w:evenHBand="0" w:firstRowFirstColumn="0" w:firstRowLastColumn="0" w:lastRowFirstColumn="0" w:lastRowLastColumn="0"/>
-              <w:rPr>
-                <w:sz w:val="16"/>
-                <w:szCs w:val="16"/>
-              </w:rPr>
-            </w:pPr>
-          </w:p>
-        </w:tc>
-      </w:tr>
-      <w:tr>
-        <w:trPr>
-          <w:cantSplit/>
-          <w:trHeight w:val="119"/>
-        </w:trPr>
-        <w:tc>
-          <w:tcPr>
-            <w:cnfStyle w:val="001000000000" w:firstRow="0" w:lastRow="0" w:firstColumn="1" w:lastColumn="0" w:oddVBand="0" w:evenVBand="0" w:oddHBand="0" w:evenHBand="0" w:firstRowFirstColumn="0" w:firstRowLastColumn="0" w:lastRowFirstColumn="0" w:lastRowLastColumn="0"/>
-            <w:tcW w:w="1077" w:type="dxa"/>
-            <w:tcBorders>
-              <w:top w:val="single" w:sz="2" w:space="0" w:color="000000" w:themeColor="text1"/>
-              <w:left w:val="single" w:sz="2" w:space="0" w:color="000000" w:themeColor="text1"/>
-              <w:bottom w:val="single" w:sz="2" w:space="0" w:color="000000" w:themeColor="text1"/>
-              <w:right w:val="single" w:sz="2" w:space="0" w:color="000000" w:themeColor="text1"/>
-            </w:tcBorders>
-            <w:vAlign w:val="center"/>
-          </w:tcPr>
-          <w:p>
-            <w:pPr>
-              <w:pStyle w:val="Sinespaciado"/>
-              <w:spacing w:line="276" w:lineRule="auto"/>
-              <w:jc w:val="both"/>
-              <w:rPr>
-                <w:b w:val="0"/>
-                <w:bCs w:val="0"/>
-                <w:sz w:val="16"/>
-                <w:szCs w:val="16"/>
-              </w:rPr>
-            </w:pPr>
-            <w:r>
-              <w:rPr>
-                <w:b w:val="0"/>
-                <w:bCs w:val="0"/>
-                <w:sz w:val="16"/>
-                <w:szCs w:val="16"/>
-              </w:rPr>
-              <w:t>Contexto</w:t>
-            </w:r>
-          </w:p>
-        </w:tc>
-        <w:tc>
-          <w:tcPr>
-            <w:tcW w:w="4593" w:type="dxa"/>
-            <w:tcBorders>
-              <w:top w:val="single" w:sz="2" w:space="0" w:color="000000" w:themeColor="text1"/>
-              <w:left w:val="single" w:sz="2" w:space="0" w:color="000000" w:themeColor="text1"/>
-              <w:bottom w:val="single" w:sz="2" w:space="0" w:color="000000" w:themeColor="text1"/>
-              <w:right w:val="single" w:sz="2" w:space="0" w:color="000000" w:themeColor="text1"/>
-            </w:tcBorders>
-            <w:vAlign w:val="center"/>
-          </w:tcPr>
-          <w:p>
-            <w:pPr>
-              <w:pStyle w:val="Sinespaciado"/>
-              <w:spacing w:line="276" w:lineRule="auto"/>
-              <w:cnfStyle w:val="000000000000" w:firstRow="0" w:lastRow="0" w:firstColumn="0" w:lastColumn="0" w:oddVBand="0" w:evenVBand="0" w:oddHBand="0" w:evenHBand="0" w:firstRowFirstColumn="0" w:firstRowLastColumn="0" w:lastRowFirstColumn="0" w:lastRowLastColumn="0"/>
-              <w:rPr>
-                <w:sz w:val="16"/>
-                <w:szCs w:val="16"/>
-              </w:rPr>
-            </w:pPr>
-          </w:p>
-        </w:tc>
-      </w:tr>
-      <w:tr>
-        <w:trPr>
-          <w:cnfStyle w:val="000000100000" w:firstRow="0" w:lastRow="0" w:firstColumn="0" w:lastColumn="0" w:oddVBand="0" w:evenVBand="0" w:oddHBand="1" w:evenHBand="0" w:firstRowFirstColumn="0" w:firstRowLastColumn="0" w:lastRowFirstColumn="0" w:lastRowLastColumn="0"/>
-          <w:cantSplit/>
-          <w:trHeight w:val="119"/>
-        </w:trPr>
-        <w:tc>
-          <w:tcPr>
-            <w:cnfStyle w:val="001000000000" w:firstRow="0" w:lastRow="0" w:firstColumn="1" w:lastColumn="0" w:oddVBand="0" w:evenVBand="0" w:oddHBand="0" w:evenHBand="0" w:firstRowFirstColumn="0" w:firstRowLastColumn="0" w:lastRowFirstColumn="0" w:lastRowLastColumn="0"/>
-            <w:tcW w:w="1077" w:type="dxa"/>
-            <w:tcBorders>
-              <w:top w:val="single" w:sz="2" w:space="0" w:color="000000" w:themeColor="text1"/>
-              <w:left w:val="single" w:sz="2" w:space="0" w:color="000000" w:themeColor="text1"/>
-              <w:bottom w:val="single" w:sz="2" w:space="0" w:color="000000" w:themeColor="text1"/>
-              <w:right w:val="single" w:sz="2" w:space="0" w:color="000000" w:themeColor="text1"/>
-            </w:tcBorders>
-            <w:vAlign w:val="center"/>
-          </w:tcPr>
-          <w:p>
-            <w:pPr>
-              <w:pStyle w:val="Sinespaciado"/>
-              <w:spacing w:line="276" w:lineRule="auto"/>
-              <w:jc w:val="both"/>
-              <w:rPr>
-                <w:b w:val="0"/>
-                <w:bCs w:val="0"/>
-                <w:sz w:val="16"/>
-                <w:szCs w:val="16"/>
-              </w:rPr>
-            </w:pPr>
-            <w:r>
-              <w:rPr>
-                <w:b w:val="0"/>
-                <w:bCs w:val="0"/>
-                <w:sz w:val="16"/>
-                <w:szCs w:val="16"/>
-              </w:rPr>
-              <w:t>Alternativas</w:t>
-            </w:r>
-          </w:p>
-        </w:tc>
-        <w:tc>
-          <w:tcPr>
-            <w:tcW w:w="4593" w:type="dxa"/>
-            <w:tcBorders>
-              <w:top w:val="single" w:sz="2" w:space="0" w:color="000000" w:themeColor="text1"/>
-              <w:left w:val="single" w:sz="2" w:space="0" w:color="000000" w:themeColor="text1"/>
-              <w:bottom w:val="single" w:sz="2" w:space="0" w:color="000000" w:themeColor="text1"/>
-              <w:right w:val="single" w:sz="2" w:space="0" w:color="000000" w:themeColor="text1"/>
-            </w:tcBorders>
-            <w:vAlign w:val="center"/>
-          </w:tcPr>
-          <w:p>
-            <w:pPr>
-              <w:pStyle w:val="Sinespaciado"/>
-              <w:spacing w:line="276" w:lineRule="auto"/>
-              <w:cnfStyle w:val="000000100000" w:firstRow="0" w:lastRow="0" w:firstColumn="0" w:lastColumn="0" w:oddVBand="0" w:evenVBand="0" w:oddHBand="1" w:evenHBand="0" w:firstRowFirstColumn="0" w:firstRowLastColumn="0" w:lastRowFirstColumn="0" w:lastRowLastColumn="0"/>
-              <w:rPr>
-                <w:sz w:val="16"/>
-                <w:szCs w:val="16"/>
-              </w:rPr>
-            </w:pPr>
-          </w:p>
-        </w:tc>
-      </w:tr>
-      <w:tr>
-        <w:trPr>
-          <w:cantSplit/>
-          <w:trHeight w:val="119"/>
-        </w:trPr>
-        <w:tc>
-          <w:tcPr>
-            <w:cnfStyle w:val="001000000000" w:firstRow="0" w:lastRow="0" w:firstColumn="1" w:lastColumn="0" w:oddVBand="0" w:evenVBand="0" w:oddHBand="0" w:evenHBand="0" w:firstRowFirstColumn="0" w:firstRowLastColumn="0" w:lastRowFirstColumn="0" w:lastRowLastColumn="0"/>
-            <w:tcW w:w="1077" w:type="dxa"/>
-            <w:tcBorders>
-              <w:top w:val="single" w:sz="2" w:space="0" w:color="000000" w:themeColor="text1"/>
-              <w:left w:val="single" w:sz="2" w:space="0" w:color="000000" w:themeColor="text1"/>
-              <w:bottom w:val="single" w:sz="2" w:space="0" w:color="000000" w:themeColor="text1"/>
-              <w:right w:val="single" w:sz="2" w:space="0" w:color="000000" w:themeColor="text1"/>
-            </w:tcBorders>
-            <w:vAlign w:val="center"/>
-          </w:tcPr>
-          <w:p>
-            <w:pPr>
-              <w:pStyle w:val="Sinespaciado"/>
-              <w:spacing w:line="276" w:lineRule="auto"/>
-              <w:jc w:val="both"/>
-              <w:rPr>
-                <w:b w:val="0"/>
-                <w:bCs w:val="0"/>
-                <w:sz w:val="16"/>
-                <w:szCs w:val="16"/>
-              </w:rPr>
-            </w:pPr>
-            <w:r>
-              <w:rPr>
-                <w:b w:val="0"/>
-                <w:bCs w:val="0"/>
-                <w:sz w:val="16"/>
-                <w:szCs w:val="16"/>
-              </w:rPr>
-              <w:t>Decisión</w:t>
-            </w:r>
-          </w:p>
-        </w:tc>
-        <w:tc>
-          <w:tcPr>
-            <w:tcW w:w="4593" w:type="dxa"/>
-            <w:tcBorders>
-              <w:top w:val="single" w:sz="2" w:space="0" w:color="000000" w:themeColor="text1"/>
-              <w:left w:val="single" w:sz="2" w:space="0" w:color="000000" w:themeColor="text1"/>
-              <w:bottom w:val="single" w:sz="2" w:space="0" w:color="000000" w:themeColor="text1"/>
-              <w:right w:val="single" w:sz="2" w:space="0" w:color="000000" w:themeColor="text1"/>
-            </w:tcBorders>
-            <w:vAlign w:val="center"/>
-          </w:tcPr>
-          <w:p>
-            <w:pPr>
-              <w:pStyle w:val="Sinespaciado"/>
-              <w:spacing w:line="276" w:lineRule="auto"/>
-              <w:cnfStyle w:val="000000000000" w:firstRow="0" w:lastRow="0" w:firstColumn="0" w:lastColumn="0" w:oddVBand="0" w:evenVBand="0" w:oddHBand="0" w:evenHBand="0" w:firstRowFirstColumn="0" w:firstRowLastColumn="0" w:lastRowFirstColumn="0" w:lastRowLastColumn="0"/>
-              <w:rPr>
-                <w:sz w:val="16"/>
-                <w:szCs w:val="16"/>
-              </w:rPr>
-            </w:pPr>
-          </w:p>
-        </w:tc>
-      </w:tr>
-      <w:tr>
-        <w:trPr>
-          <w:cnfStyle w:val="000000100000" w:firstRow="0" w:lastRow="0" w:firstColumn="0" w:lastColumn="0" w:oddVBand="0" w:evenVBand="0" w:oddHBand="1" w:evenHBand="0" w:firstRowFirstColumn="0" w:firstRowLastColumn="0" w:lastRowFirstColumn="0" w:lastRowLastColumn="0"/>
-          <w:cantSplit/>
-          <w:trHeight w:val="119"/>
-        </w:trPr>
-        <w:tc>
-          <w:tcPr>
-            <w:cnfStyle w:val="001000000000" w:firstRow="0" w:lastRow="0" w:firstColumn="1" w:lastColumn="0" w:oddVBand="0" w:evenVBand="0" w:oddHBand="0" w:evenHBand="0" w:firstRowFirstColumn="0" w:firstRowLastColumn="0" w:lastRowFirstColumn="0" w:lastRowLastColumn="0"/>
-            <w:tcW w:w="1077" w:type="dxa"/>
-            <w:tcBorders>
-              <w:top w:val="single" w:sz="2" w:space="0" w:color="000000" w:themeColor="text1"/>
-              <w:left w:val="single" w:sz="2" w:space="0" w:color="000000" w:themeColor="text1"/>
-              <w:bottom w:val="single" w:sz="2" w:space="0" w:color="000000" w:themeColor="text1"/>
-              <w:right w:val="single" w:sz="2" w:space="0" w:color="000000" w:themeColor="text1"/>
-            </w:tcBorders>
-            <w:vAlign w:val="center"/>
-          </w:tcPr>
-          <w:p>
-            <w:pPr>
-              <w:pStyle w:val="Sinespaciado"/>
-              <w:spacing w:line="276" w:lineRule="auto"/>
-              <w:jc w:val="both"/>
-              <w:rPr>
-                <w:b w:val="0"/>
-                <w:bCs w:val="0"/>
-                <w:sz w:val="16"/>
-                <w:szCs w:val="16"/>
-              </w:rPr>
-            </w:pPr>
-            <w:r>
-              <w:rPr>
-                <w:b w:val="0"/>
-                <w:bCs w:val="0"/>
-                <w:sz w:val="16"/>
-                <w:szCs w:val="16"/>
-              </w:rPr>
-              <w:t>Justificación</w:t>
-            </w:r>
-          </w:p>
-        </w:tc>
-        <w:tc>
-          <w:tcPr>
-            <w:tcW w:w="4593" w:type="dxa"/>
-            <w:tcBorders>
-              <w:top w:val="single" w:sz="2" w:space="0" w:color="000000" w:themeColor="text1"/>
-              <w:left w:val="single" w:sz="2" w:space="0" w:color="000000" w:themeColor="text1"/>
-              <w:bottom w:val="single" w:sz="2" w:space="0" w:color="000000" w:themeColor="text1"/>
-              <w:right w:val="single" w:sz="2" w:space="0" w:color="000000" w:themeColor="text1"/>
-            </w:tcBorders>
-            <w:vAlign w:val="center"/>
-          </w:tcPr>
-          <w:p>
-            <w:pPr>
-              <w:pStyle w:val="Sinespaciado"/>
-              <w:spacing w:line="276" w:lineRule="auto"/>
-              <w:cnfStyle w:val="000000100000" w:firstRow="0" w:lastRow="0" w:firstColumn="0" w:lastColumn="0" w:oddVBand="0" w:evenVBand="0" w:oddHBand="1" w:evenHBand="0" w:firstRowFirstColumn="0" w:firstRowLastColumn="0" w:lastRowFirstColumn="0" w:lastRowLastColumn="0"/>
-              <w:rPr>
-                <w:sz w:val="16"/>
-                <w:szCs w:val="16"/>
-              </w:rPr>
-            </w:pPr>
-          </w:p>
-        </w:tc>
-      </w:tr>
-      <w:tr>
-        <w:trPr>
-          <w:cantSplit/>
-          <w:trHeight w:val="119"/>
-        </w:trPr>
-        <w:tc>
-          <w:tcPr>
-            <w:cnfStyle w:val="001000000000" w:firstRow="0" w:lastRow="0" w:firstColumn="1" w:lastColumn="0" w:oddVBand="0" w:evenVBand="0" w:oddHBand="0" w:evenHBand="0" w:firstRowFirstColumn="0" w:firstRowLastColumn="0" w:lastRowFirstColumn="0" w:lastRowLastColumn="0"/>
-            <w:tcW w:w="1077" w:type="dxa"/>
-            <w:tcBorders>
-              <w:top w:val="single" w:sz="2" w:space="0" w:color="000000" w:themeColor="text1"/>
-              <w:left w:val="single" w:sz="2" w:space="0" w:color="000000" w:themeColor="text1"/>
-              <w:bottom w:val="single" w:sz="2" w:space="0" w:color="000000" w:themeColor="text1"/>
-              <w:right w:val="single" w:sz="2" w:space="0" w:color="000000" w:themeColor="text1"/>
-            </w:tcBorders>
-            <w:vAlign w:val="center"/>
-          </w:tcPr>
-          <w:p>
-            <w:pPr>
-              <w:pStyle w:val="Sinespaciado"/>
-              <w:spacing w:line="276" w:lineRule="auto"/>
-              <w:jc w:val="both"/>
-              <w:rPr>
-                <w:b w:val="0"/>
-                <w:bCs w:val="0"/>
-                <w:sz w:val="16"/>
-                <w:szCs w:val="16"/>
-              </w:rPr>
-            </w:pPr>
-            <w:r>
-              <w:rPr>
-                <w:b w:val="0"/>
-                <w:bCs w:val="0"/>
-                <w:sz w:val="16"/>
-                <w:szCs w:val="16"/>
-              </w:rPr>
-              <w:t>Impacto</w:t>
-            </w:r>
-          </w:p>
-        </w:tc>
-        <w:tc>
-          <w:tcPr>
-            <w:tcW w:w="4593" w:type="dxa"/>
-            <w:tcBorders>
-              <w:top w:val="single" w:sz="2" w:space="0" w:color="000000" w:themeColor="text1"/>
-              <w:left w:val="single" w:sz="2" w:space="0" w:color="000000" w:themeColor="text1"/>
-              <w:bottom w:val="single" w:sz="2" w:space="0" w:color="000000" w:themeColor="text1"/>
-              <w:right w:val="single" w:sz="2" w:space="0" w:color="000000" w:themeColor="text1"/>
-            </w:tcBorders>
-            <w:vAlign w:val="center"/>
-          </w:tcPr>
-          <w:p>
-            <w:pPr>
-              <w:pStyle w:val="Sinespaciado"/>
-              <w:spacing w:line="276" w:lineRule="auto"/>
-              <w:cnfStyle w:val="000000000000" w:firstRow="0" w:lastRow="0" w:firstColumn="0" w:lastColumn="0" w:oddVBand="0" w:evenVBand="0" w:oddHBand="0" w:evenHBand="0" w:firstRowFirstColumn="0" w:firstRowLastColumn="0" w:lastRowFirstColumn="0" w:lastRowLastColumn="0"/>
-              <w:rPr>
-                <w:sz w:val="16"/>
-                <w:szCs w:val="16"/>
-              </w:rPr>
-            </w:pPr>
-          </w:p>
-        </w:tc>
-      </w:tr>
-    </w:tbl>
     <w:p>
       <w:pPr>
         <w:spacing w:after="160" w:line="278" w:lineRule="auto"/>
@@ -13153,7 +14080,7 @@
           <w:szCs w:val="28"/>
         </w:rPr>
       </w:pPr>
-      <w:bookmarkStart w:id="18" w:name="_Toc239453107"/>
+      <w:bookmarkStart w:id="17" w:name="_Toc239453107"/>
       <w:r>
         <w:rPr>
           <w:rFonts w:ascii="Calibri" w:hAnsi="Calibri" w:cs="Calibri"/>
@@ -13165,7 +14092,7 @@
         <w:lastRenderedPageBreak/>
         <w:t>Discusión</w:t>
       </w:r>
-      <w:bookmarkEnd w:id="18"/>
+      <w:bookmarkEnd w:id="17"/>
     </w:p>
     <w:p>
       <w:pPr>
@@ -13320,7 +14247,7 @@
           <w:szCs w:val="28"/>
         </w:rPr>
       </w:pPr>
-      <w:bookmarkStart w:id="19" w:name="_Toc239453108"/>
+      <w:bookmarkStart w:id="18" w:name="_Toc239453108"/>
       <w:r>
         <w:rPr>
           <w:rFonts w:ascii="Calibri" w:hAnsi="Calibri" w:cs="Calibri"/>
@@ -13332,7 +14259,7 @@
         <w:lastRenderedPageBreak/>
         <w:t>Conclusiones</w:t>
       </w:r>
-      <w:bookmarkEnd w:id="19"/>
+      <w:bookmarkEnd w:id="18"/>
     </w:p>
     <w:p>
       <w:pPr>
@@ -13356,7 +14283,7 @@
           <w:szCs w:val="28"/>
         </w:rPr>
       </w:pPr>
-      <w:bookmarkStart w:id="20" w:name="_Toc239453109"/>
+      <w:bookmarkStart w:id="19" w:name="_Toc239453109"/>
       <w:r>
         <w:rPr>
           <w:rFonts w:ascii="Calibri" w:hAnsi="Calibri" w:cs="Calibri"/>
@@ -13366,13 +14293,614 @@
           <w:szCs w:val="28"/>
         </w:rPr>
         <w:lastRenderedPageBreak/>
-        <w:t>anexos</w:t>
+        <w:t>A</w:t>
       </w:r>
-      <w:bookmarkEnd w:id="20"/>
+      <w:r>
+        <w:rPr>
+          <w:rFonts w:ascii="Calibri" w:hAnsi="Calibri" w:cs="Calibri"/>
+          <w:b/>
+          <w:bCs/>
+          <w:sz w:val="28"/>
+          <w:szCs w:val="28"/>
+        </w:rPr>
+        <w:t>nexos</w:t>
+      </w:r>
+      <w:bookmarkEnd w:id="19"/>
     </w:p>
+    <w:p>
+      <w:pPr>
+        <w:keepNext/>
+        <w:keepLines/>
+        <w:spacing w:before="160" w:after="80"/>
+        <w:outlineLvl w:val="1"/>
+        <w:rPr>
+          <w:rFonts w:eastAsiaTheme="majorEastAsia"/>
+          <w:b/>
+          <w:bCs/>
+          <w:color w:val="0F4761" w:themeColor="accent1" w:themeShade="BF"/>
+          <w:sz w:val="28"/>
+          <w:szCs w:val="28"/>
+        </w:rPr>
+      </w:pPr>
+    </w:p>
+    <w:tbl>
+      <w:tblPr>
+        <w:tblStyle w:val="Tabladelista3-nfasis1"/>
+        <w:tblW w:w="5670" w:type="dxa"/>
+        <w:tblInd w:w="-3" w:type="dxa"/>
+        <w:tblLayout w:type="fixed"/>
+        <w:tblLook w:val="04A0" w:firstRow="1" w:lastRow="0" w:firstColumn="1" w:lastColumn="0" w:noHBand="0" w:noVBand="1"/>
+      </w:tblPr>
+      <w:tblGrid>
+        <w:gridCol w:w="1077"/>
+        <w:gridCol w:w="4593"/>
+      </w:tblGrid>
+      <w:tr>
+        <w:trPr>
+          <w:cnfStyle w:val="100000000000" w:firstRow="1" w:lastRow="0" w:firstColumn="0" w:lastColumn="0" w:oddVBand="0" w:evenVBand="0" w:oddHBand="0" w:evenHBand="0" w:firstRowFirstColumn="0" w:firstRowLastColumn="0" w:lastRowFirstColumn="0" w:lastRowLastColumn="0"/>
+          <w:cantSplit/>
+          <w:trHeight w:val="103"/>
+        </w:trPr>
+        <w:tc>
+          <w:tcPr>
+            <w:cnfStyle w:val="001000000100" w:firstRow="0" w:lastRow="0" w:firstColumn="1" w:lastColumn="0" w:oddVBand="0" w:evenVBand="0" w:oddHBand="0" w:evenHBand="0" w:firstRowFirstColumn="1" w:firstRowLastColumn="0" w:lastRowFirstColumn="0" w:lastRowLastColumn="0"/>
+            <w:tcW w:w="1077" w:type="dxa"/>
+            <w:tcBorders>
+              <w:top w:val="single" w:sz="2" w:space="0" w:color="000000" w:themeColor="text1"/>
+              <w:left w:val="single" w:sz="2" w:space="0" w:color="000000" w:themeColor="text1"/>
+              <w:bottom w:val="single" w:sz="2" w:space="0" w:color="000000" w:themeColor="text1"/>
+              <w:right w:val="single" w:sz="2" w:space="0" w:color="000000" w:themeColor="text1"/>
+            </w:tcBorders>
+            <w:vAlign w:val="center"/>
+          </w:tcPr>
+          <w:p>
+            <w:pPr>
+              <w:spacing w:after="0" w:line="240" w:lineRule="auto"/>
+              <w:ind w:left="-108" w:hanging="141"/>
+              <w:jc w:val="center"/>
+              <w:rPr>
+                <w:b w:val="0"/>
+                <w:bCs w:val="0"/>
+                <w:color w:val="auto"/>
+                <w:sz w:val="18"/>
+                <w:szCs w:val="18"/>
+              </w:rPr>
+            </w:pPr>
+            <w:r>
+              <w:rPr>
+                <w:b w:val="0"/>
+                <w:bCs w:val="0"/>
+                <w:sz w:val="18"/>
+                <w:szCs w:val="18"/>
+              </w:rPr>
+              <w:t>Campos</w:t>
+            </w:r>
+          </w:p>
+        </w:tc>
+        <w:tc>
+          <w:tcPr>
+            <w:tcW w:w="4593" w:type="dxa"/>
+            <w:tcBorders>
+              <w:top w:val="single" w:sz="4" w:space="0" w:color="156082" w:themeColor="accent1"/>
+              <w:left w:val="single" w:sz="2" w:space="0" w:color="000000" w:themeColor="text1"/>
+              <w:bottom w:val="single" w:sz="2" w:space="0" w:color="000000" w:themeColor="text1"/>
+              <w:right w:val="single" w:sz="2" w:space="0" w:color="000000" w:themeColor="text1"/>
+            </w:tcBorders>
+            <w:vAlign w:val="center"/>
+          </w:tcPr>
+          <w:p>
+            <w:pPr>
+              <w:spacing w:after="0" w:line="240" w:lineRule="auto"/>
+              <w:jc w:val="center"/>
+              <w:cnfStyle w:val="100000000000" w:firstRow="1" w:lastRow="0" w:firstColumn="0" w:lastColumn="0" w:oddVBand="0" w:evenVBand="0" w:oddHBand="0" w:evenHBand="0" w:firstRowFirstColumn="0" w:firstRowLastColumn="0" w:lastRowFirstColumn="0" w:lastRowLastColumn="0"/>
+              <w:rPr>
+                <w:b w:val="0"/>
+                <w:bCs w:val="0"/>
+                <w:sz w:val="18"/>
+                <w:szCs w:val="18"/>
+              </w:rPr>
+            </w:pPr>
+            <w:r>
+              <w:rPr>
+                <w:b w:val="0"/>
+                <w:bCs w:val="0"/>
+                <w:sz w:val="18"/>
+                <w:szCs w:val="18"/>
+              </w:rPr>
+              <w:t>Contenido</w:t>
+            </w:r>
+          </w:p>
+        </w:tc>
+      </w:tr>
+      <w:tr>
+        <w:trPr>
+          <w:cnfStyle w:val="000000100000" w:firstRow="0" w:lastRow="0" w:firstColumn="0" w:lastColumn="0" w:oddVBand="0" w:evenVBand="0" w:oddHBand="1" w:evenHBand="0" w:firstRowFirstColumn="0" w:firstRowLastColumn="0" w:lastRowFirstColumn="0" w:lastRowLastColumn="0"/>
+          <w:cantSplit/>
+          <w:trHeight w:val="119"/>
+        </w:trPr>
+        <w:tc>
+          <w:tcPr>
+            <w:cnfStyle w:val="001000000000" w:firstRow="0" w:lastRow="0" w:firstColumn="1" w:lastColumn="0" w:oddVBand="0" w:evenVBand="0" w:oddHBand="0" w:evenHBand="0" w:firstRowFirstColumn="0" w:firstRowLastColumn="0" w:lastRowFirstColumn="0" w:lastRowLastColumn="0"/>
+            <w:tcW w:w="1077" w:type="dxa"/>
+            <w:tcBorders>
+              <w:top w:val="single" w:sz="2" w:space="0" w:color="000000" w:themeColor="text1"/>
+              <w:left w:val="single" w:sz="2" w:space="0" w:color="000000" w:themeColor="text1"/>
+              <w:bottom w:val="single" w:sz="2" w:space="0" w:color="000000" w:themeColor="text1"/>
+              <w:right w:val="single" w:sz="2" w:space="0" w:color="000000" w:themeColor="text1"/>
+            </w:tcBorders>
+            <w:vAlign w:val="center"/>
+          </w:tcPr>
+          <w:p>
+            <w:pPr>
+              <w:spacing w:after="0"/>
+              <w:jc w:val="both"/>
+              <w:rPr>
+                <w:sz w:val="16"/>
+                <w:szCs w:val="16"/>
+              </w:rPr>
+            </w:pPr>
+            <w:r>
+              <w:rPr>
+                <w:sz w:val="18"/>
+                <w:szCs w:val="18"/>
+              </w:rPr>
+              <w:t>ID</w:t>
+            </w:r>
+          </w:p>
+        </w:tc>
+        <w:tc>
+          <w:tcPr>
+            <w:tcW w:w="4593" w:type="dxa"/>
+            <w:tcBorders>
+              <w:top w:val="single" w:sz="2" w:space="0" w:color="000000" w:themeColor="text1"/>
+              <w:left w:val="single" w:sz="2" w:space="0" w:color="000000" w:themeColor="text1"/>
+              <w:bottom w:val="single" w:sz="2" w:space="0" w:color="000000" w:themeColor="text1"/>
+              <w:right w:val="single" w:sz="2" w:space="0" w:color="000000" w:themeColor="text1"/>
+            </w:tcBorders>
+            <w:vAlign w:val="center"/>
+          </w:tcPr>
+          <w:p>
+            <w:pPr>
+              <w:spacing w:after="0"/>
+              <w:cnfStyle w:val="000000100000" w:firstRow="0" w:lastRow="0" w:firstColumn="0" w:lastColumn="0" w:oddVBand="0" w:evenVBand="0" w:oddHBand="1" w:evenHBand="0" w:firstRowFirstColumn="0" w:firstRowLastColumn="0" w:lastRowFirstColumn="0" w:lastRowLastColumn="0"/>
+              <w:rPr>
+                <w:sz w:val="16"/>
+                <w:szCs w:val="16"/>
+              </w:rPr>
+            </w:pPr>
+            <w:r>
+              <w:rPr>
+                <w:sz w:val="16"/>
+                <w:szCs w:val="16"/>
+              </w:rPr>
+              <w:t>DEC - 00</w:t>
+            </w:r>
+          </w:p>
+        </w:tc>
+      </w:tr>
+      <w:tr>
+        <w:trPr>
+          <w:cantSplit/>
+          <w:trHeight w:val="119"/>
+        </w:trPr>
+        <w:tc>
+          <w:tcPr>
+            <w:cnfStyle w:val="001000000000" w:firstRow="0" w:lastRow="0" w:firstColumn="1" w:lastColumn="0" w:oddVBand="0" w:evenVBand="0" w:oddHBand="0" w:evenHBand="0" w:firstRowFirstColumn="0" w:firstRowLastColumn="0" w:lastRowFirstColumn="0" w:lastRowLastColumn="0"/>
+            <w:tcW w:w="1077" w:type="dxa"/>
+            <w:tcBorders>
+              <w:top w:val="single" w:sz="2" w:space="0" w:color="000000" w:themeColor="text1"/>
+              <w:left w:val="single" w:sz="2" w:space="0" w:color="000000" w:themeColor="text1"/>
+              <w:bottom w:val="single" w:sz="2" w:space="0" w:color="000000" w:themeColor="text1"/>
+              <w:right w:val="single" w:sz="2" w:space="0" w:color="000000" w:themeColor="text1"/>
+            </w:tcBorders>
+            <w:vAlign w:val="center"/>
+          </w:tcPr>
+          <w:p>
+            <w:pPr>
+              <w:spacing w:after="0"/>
+              <w:jc w:val="both"/>
+              <w:rPr>
+                <w:sz w:val="16"/>
+                <w:szCs w:val="16"/>
+              </w:rPr>
+            </w:pPr>
+            <w:r>
+              <w:rPr>
+                <w:sz w:val="16"/>
+                <w:szCs w:val="16"/>
+              </w:rPr>
+              <w:t>Fecha</w:t>
+            </w:r>
+          </w:p>
+        </w:tc>
+        <w:tc>
+          <w:tcPr>
+            <w:tcW w:w="4593" w:type="dxa"/>
+            <w:tcBorders>
+              <w:top w:val="single" w:sz="2" w:space="0" w:color="000000" w:themeColor="text1"/>
+              <w:left w:val="single" w:sz="2" w:space="0" w:color="000000" w:themeColor="text1"/>
+              <w:bottom w:val="single" w:sz="2" w:space="0" w:color="000000" w:themeColor="text1"/>
+              <w:right w:val="single" w:sz="2" w:space="0" w:color="000000" w:themeColor="text1"/>
+            </w:tcBorders>
+            <w:vAlign w:val="center"/>
+          </w:tcPr>
+          <w:p>
+            <w:pPr>
+              <w:spacing w:after="0"/>
+              <w:cnfStyle w:val="000000000000" w:firstRow="0" w:lastRow="0" w:firstColumn="0" w:lastColumn="0" w:oddVBand="0" w:evenVBand="0" w:oddHBand="0" w:evenHBand="0" w:firstRowFirstColumn="0" w:firstRowLastColumn="0" w:lastRowFirstColumn="0" w:lastRowLastColumn="0"/>
+              <w:rPr>
+                <w:sz w:val="16"/>
+                <w:szCs w:val="16"/>
+              </w:rPr>
+            </w:pPr>
+            <w:proofErr w:type="spellStart"/>
+            <w:r>
+              <w:rPr>
+                <w:sz w:val="16"/>
+                <w:szCs w:val="16"/>
+              </w:rPr>
+              <w:t>xx-xx-xxxx</w:t>
+            </w:r>
+            <w:proofErr w:type="spellEnd"/>
+          </w:p>
+        </w:tc>
+      </w:tr>
+      <w:tr>
+        <w:trPr>
+          <w:cnfStyle w:val="000000100000" w:firstRow="0" w:lastRow="0" w:firstColumn="0" w:lastColumn="0" w:oddVBand="0" w:evenVBand="0" w:oddHBand="1" w:evenHBand="0" w:firstRowFirstColumn="0" w:firstRowLastColumn="0" w:lastRowFirstColumn="0" w:lastRowLastColumn="0"/>
+          <w:cantSplit/>
+          <w:trHeight w:val="119"/>
+        </w:trPr>
+        <w:tc>
+          <w:tcPr>
+            <w:cnfStyle w:val="001000000000" w:firstRow="0" w:lastRow="0" w:firstColumn="1" w:lastColumn="0" w:oddVBand="0" w:evenVBand="0" w:oddHBand="0" w:evenHBand="0" w:firstRowFirstColumn="0" w:firstRowLastColumn="0" w:lastRowFirstColumn="0" w:lastRowLastColumn="0"/>
+            <w:tcW w:w="1077" w:type="dxa"/>
+            <w:tcBorders>
+              <w:top w:val="single" w:sz="2" w:space="0" w:color="000000" w:themeColor="text1"/>
+              <w:left w:val="single" w:sz="2" w:space="0" w:color="000000" w:themeColor="text1"/>
+              <w:bottom w:val="single" w:sz="2" w:space="0" w:color="000000" w:themeColor="text1"/>
+              <w:right w:val="single" w:sz="2" w:space="0" w:color="000000" w:themeColor="text1"/>
+            </w:tcBorders>
+            <w:vAlign w:val="center"/>
+          </w:tcPr>
+          <w:p>
+            <w:pPr>
+              <w:spacing w:after="0"/>
+              <w:jc w:val="both"/>
+              <w:rPr>
+                <w:sz w:val="16"/>
+                <w:szCs w:val="16"/>
+              </w:rPr>
+            </w:pPr>
+            <w:r>
+              <w:rPr>
+                <w:sz w:val="16"/>
+                <w:szCs w:val="16"/>
+              </w:rPr>
+              <w:t xml:space="preserve">Asunto </w:t>
+            </w:r>
+          </w:p>
+        </w:tc>
+        <w:tc>
+          <w:tcPr>
+            <w:tcW w:w="4593" w:type="dxa"/>
+            <w:tcBorders>
+              <w:top w:val="single" w:sz="2" w:space="0" w:color="000000" w:themeColor="text1"/>
+              <w:left w:val="single" w:sz="2" w:space="0" w:color="000000" w:themeColor="text1"/>
+              <w:bottom w:val="single" w:sz="2" w:space="0" w:color="000000" w:themeColor="text1"/>
+              <w:right w:val="single" w:sz="2" w:space="0" w:color="000000" w:themeColor="text1"/>
+            </w:tcBorders>
+            <w:vAlign w:val="center"/>
+          </w:tcPr>
+          <w:p>
+            <w:pPr>
+              <w:spacing w:after="0"/>
+              <w:cnfStyle w:val="000000100000" w:firstRow="0" w:lastRow="0" w:firstColumn="0" w:lastColumn="0" w:oddVBand="0" w:evenVBand="0" w:oddHBand="1" w:evenHBand="0" w:firstRowFirstColumn="0" w:firstRowLastColumn="0" w:lastRowFirstColumn="0" w:lastRowLastColumn="0"/>
+              <w:rPr>
+                <w:sz w:val="16"/>
+                <w:szCs w:val="16"/>
+              </w:rPr>
+            </w:pPr>
+          </w:p>
+        </w:tc>
+      </w:tr>
+      <w:tr>
+        <w:trPr>
+          <w:cantSplit/>
+          <w:trHeight w:val="119"/>
+        </w:trPr>
+        <w:tc>
+          <w:tcPr>
+            <w:cnfStyle w:val="001000000000" w:firstRow="0" w:lastRow="0" w:firstColumn="1" w:lastColumn="0" w:oddVBand="0" w:evenVBand="0" w:oddHBand="0" w:evenHBand="0" w:firstRowFirstColumn="0" w:firstRowLastColumn="0" w:lastRowFirstColumn="0" w:lastRowLastColumn="0"/>
+            <w:tcW w:w="1077" w:type="dxa"/>
+            <w:tcBorders>
+              <w:top w:val="single" w:sz="2" w:space="0" w:color="000000" w:themeColor="text1"/>
+              <w:left w:val="single" w:sz="2" w:space="0" w:color="000000" w:themeColor="text1"/>
+              <w:bottom w:val="single" w:sz="2" w:space="0" w:color="000000" w:themeColor="text1"/>
+              <w:right w:val="single" w:sz="2" w:space="0" w:color="000000" w:themeColor="text1"/>
+            </w:tcBorders>
+            <w:vAlign w:val="center"/>
+          </w:tcPr>
+          <w:p>
+            <w:pPr>
+              <w:spacing w:after="0"/>
+              <w:jc w:val="both"/>
+              <w:rPr>
+                <w:sz w:val="16"/>
+                <w:szCs w:val="16"/>
+              </w:rPr>
+            </w:pPr>
+            <w:r>
+              <w:rPr>
+                <w:sz w:val="16"/>
+                <w:szCs w:val="16"/>
+              </w:rPr>
+              <w:t>Contexto</w:t>
+            </w:r>
+          </w:p>
+        </w:tc>
+        <w:tc>
+          <w:tcPr>
+            <w:tcW w:w="4593" w:type="dxa"/>
+            <w:tcBorders>
+              <w:top w:val="single" w:sz="2" w:space="0" w:color="000000" w:themeColor="text1"/>
+              <w:left w:val="single" w:sz="2" w:space="0" w:color="000000" w:themeColor="text1"/>
+              <w:bottom w:val="single" w:sz="2" w:space="0" w:color="000000" w:themeColor="text1"/>
+              <w:right w:val="single" w:sz="2" w:space="0" w:color="000000" w:themeColor="text1"/>
+            </w:tcBorders>
+            <w:vAlign w:val="center"/>
+          </w:tcPr>
+          <w:p>
+            <w:pPr>
+              <w:spacing w:after="0"/>
+              <w:cnfStyle w:val="000000000000" w:firstRow="0" w:lastRow="0" w:firstColumn="0" w:lastColumn="0" w:oddVBand="0" w:evenVBand="0" w:oddHBand="0" w:evenHBand="0" w:firstRowFirstColumn="0" w:firstRowLastColumn="0" w:lastRowFirstColumn="0" w:lastRowLastColumn="0"/>
+              <w:rPr>
+                <w:sz w:val="16"/>
+                <w:szCs w:val="16"/>
+              </w:rPr>
+            </w:pPr>
+          </w:p>
+        </w:tc>
+      </w:tr>
+      <w:tr>
+        <w:trPr>
+          <w:cnfStyle w:val="000000100000" w:firstRow="0" w:lastRow="0" w:firstColumn="0" w:lastColumn="0" w:oddVBand="0" w:evenVBand="0" w:oddHBand="1" w:evenHBand="0" w:firstRowFirstColumn="0" w:firstRowLastColumn="0" w:lastRowFirstColumn="0" w:lastRowLastColumn="0"/>
+          <w:cantSplit/>
+          <w:trHeight w:val="119"/>
+        </w:trPr>
+        <w:tc>
+          <w:tcPr>
+            <w:cnfStyle w:val="001000000000" w:firstRow="0" w:lastRow="0" w:firstColumn="1" w:lastColumn="0" w:oddVBand="0" w:evenVBand="0" w:oddHBand="0" w:evenHBand="0" w:firstRowFirstColumn="0" w:firstRowLastColumn="0" w:lastRowFirstColumn="0" w:lastRowLastColumn="0"/>
+            <w:tcW w:w="1077" w:type="dxa"/>
+            <w:tcBorders>
+              <w:top w:val="single" w:sz="2" w:space="0" w:color="000000" w:themeColor="text1"/>
+              <w:left w:val="single" w:sz="2" w:space="0" w:color="000000" w:themeColor="text1"/>
+              <w:bottom w:val="single" w:sz="2" w:space="0" w:color="000000" w:themeColor="text1"/>
+              <w:right w:val="single" w:sz="2" w:space="0" w:color="000000" w:themeColor="text1"/>
+            </w:tcBorders>
+            <w:vAlign w:val="center"/>
+          </w:tcPr>
+          <w:p>
+            <w:pPr>
+              <w:spacing w:after="0"/>
+              <w:jc w:val="both"/>
+              <w:rPr>
+                <w:sz w:val="16"/>
+                <w:szCs w:val="16"/>
+              </w:rPr>
+            </w:pPr>
+            <w:r>
+              <w:rPr>
+                <w:sz w:val="16"/>
+                <w:szCs w:val="16"/>
+              </w:rPr>
+              <w:t>Alternativas</w:t>
+            </w:r>
+          </w:p>
+        </w:tc>
+        <w:tc>
+          <w:tcPr>
+            <w:tcW w:w="4593" w:type="dxa"/>
+            <w:tcBorders>
+              <w:top w:val="single" w:sz="2" w:space="0" w:color="000000" w:themeColor="text1"/>
+              <w:left w:val="single" w:sz="2" w:space="0" w:color="000000" w:themeColor="text1"/>
+              <w:bottom w:val="single" w:sz="2" w:space="0" w:color="000000" w:themeColor="text1"/>
+              <w:right w:val="single" w:sz="2" w:space="0" w:color="000000" w:themeColor="text1"/>
+            </w:tcBorders>
+            <w:vAlign w:val="center"/>
+          </w:tcPr>
+          <w:p>
+            <w:pPr>
+              <w:spacing w:after="0"/>
+              <w:cnfStyle w:val="000000100000" w:firstRow="0" w:lastRow="0" w:firstColumn="0" w:lastColumn="0" w:oddVBand="0" w:evenVBand="0" w:oddHBand="1" w:evenHBand="0" w:firstRowFirstColumn="0" w:firstRowLastColumn="0" w:lastRowFirstColumn="0" w:lastRowLastColumn="0"/>
+              <w:rPr>
+                <w:sz w:val="16"/>
+                <w:szCs w:val="16"/>
+              </w:rPr>
+            </w:pPr>
+          </w:p>
+        </w:tc>
+      </w:tr>
+      <w:tr>
+        <w:trPr>
+          <w:cantSplit/>
+          <w:trHeight w:val="119"/>
+        </w:trPr>
+        <w:tc>
+          <w:tcPr>
+            <w:cnfStyle w:val="001000000000" w:firstRow="0" w:lastRow="0" w:firstColumn="1" w:lastColumn="0" w:oddVBand="0" w:evenVBand="0" w:oddHBand="0" w:evenHBand="0" w:firstRowFirstColumn="0" w:firstRowLastColumn="0" w:lastRowFirstColumn="0" w:lastRowLastColumn="0"/>
+            <w:tcW w:w="1077" w:type="dxa"/>
+            <w:tcBorders>
+              <w:top w:val="single" w:sz="2" w:space="0" w:color="000000" w:themeColor="text1"/>
+              <w:left w:val="single" w:sz="2" w:space="0" w:color="000000" w:themeColor="text1"/>
+              <w:bottom w:val="single" w:sz="2" w:space="0" w:color="000000" w:themeColor="text1"/>
+              <w:right w:val="single" w:sz="2" w:space="0" w:color="000000" w:themeColor="text1"/>
+            </w:tcBorders>
+            <w:vAlign w:val="center"/>
+          </w:tcPr>
+          <w:p>
+            <w:pPr>
+              <w:spacing w:after="0"/>
+              <w:jc w:val="both"/>
+              <w:rPr>
+                <w:sz w:val="16"/>
+                <w:szCs w:val="16"/>
+              </w:rPr>
+            </w:pPr>
+            <w:r>
+              <w:rPr>
+                <w:sz w:val="16"/>
+                <w:szCs w:val="16"/>
+              </w:rPr>
+              <w:t>Decisión</w:t>
+            </w:r>
+          </w:p>
+        </w:tc>
+        <w:tc>
+          <w:tcPr>
+            <w:tcW w:w="4593" w:type="dxa"/>
+            <w:tcBorders>
+              <w:top w:val="single" w:sz="2" w:space="0" w:color="000000" w:themeColor="text1"/>
+              <w:left w:val="single" w:sz="2" w:space="0" w:color="000000" w:themeColor="text1"/>
+              <w:bottom w:val="single" w:sz="2" w:space="0" w:color="000000" w:themeColor="text1"/>
+              <w:right w:val="single" w:sz="2" w:space="0" w:color="000000" w:themeColor="text1"/>
+            </w:tcBorders>
+            <w:vAlign w:val="center"/>
+          </w:tcPr>
+          <w:p>
+            <w:pPr>
+              <w:spacing w:after="0"/>
+              <w:cnfStyle w:val="000000000000" w:firstRow="0" w:lastRow="0" w:firstColumn="0" w:lastColumn="0" w:oddVBand="0" w:evenVBand="0" w:oddHBand="0" w:evenHBand="0" w:firstRowFirstColumn="0" w:firstRowLastColumn="0" w:lastRowFirstColumn="0" w:lastRowLastColumn="0"/>
+              <w:rPr>
+                <w:sz w:val="16"/>
+                <w:szCs w:val="16"/>
+              </w:rPr>
+            </w:pPr>
+          </w:p>
+        </w:tc>
+      </w:tr>
+      <w:tr>
+        <w:trPr>
+          <w:cnfStyle w:val="000000100000" w:firstRow="0" w:lastRow="0" w:firstColumn="0" w:lastColumn="0" w:oddVBand="0" w:evenVBand="0" w:oddHBand="1" w:evenHBand="0" w:firstRowFirstColumn="0" w:firstRowLastColumn="0" w:lastRowFirstColumn="0" w:lastRowLastColumn="0"/>
+          <w:cantSplit/>
+          <w:trHeight w:val="119"/>
+        </w:trPr>
+        <w:tc>
+          <w:tcPr>
+            <w:cnfStyle w:val="001000000000" w:firstRow="0" w:lastRow="0" w:firstColumn="1" w:lastColumn="0" w:oddVBand="0" w:evenVBand="0" w:oddHBand="0" w:evenHBand="0" w:firstRowFirstColumn="0" w:firstRowLastColumn="0" w:lastRowFirstColumn="0" w:lastRowLastColumn="0"/>
+            <w:tcW w:w="1077" w:type="dxa"/>
+            <w:tcBorders>
+              <w:top w:val="single" w:sz="2" w:space="0" w:color="000000" w:themeColor="text1"/>
+              <w:left w:val="single" w:sz="2" w:space="0" w:color="000000" w:themeColor="text1"/>
+              <w:bottom w:val="single" w:sz="2" w:space="0" w:color="000000" w:themeColor="text1"/>
+              <w:right w:val="single" w:sz="2" w:space="0" w:color="000000" w:themeColor="text1"/>
+            </w:tcBorders>
+            <w:vAlign w:val="center"/>
+          </w:tcPr>
+          <w:p>
+            <w:pPr>
+              <w:spacing w:after="0"/>
+              <w:jc w:val="both"/>
+              <w:rPr>
+                <w:sz w:val="16"/>
+                <w:szCs w:val="16"/>
+              </w:rPr>
+            </w:pPr>
+            <w:r>
+              <w:rPr>
+                <w:sz w:val="16"/>
+                <w:szCs w:val="16"/>
+              </w:rPr>
+              <w:t>Justificación</w:t>
+            </w:r>
+          </w:p>
+        </w:tc>
+        <w:tc>
+          <w:tcPr>
+            <w:tcW w:w="4593" w:type="dxa"/>
+            <w:tcBorders>
+              <w:top w:val="single" w:sz="2" w:space="0" w:color="000000" w:themeColor="text1"/>
+              <w:left w:val="single" w:sz="2" w:space="0" w:color="000000" w:themeColor="text1"/>
+              <w:bottom w:val="single" w:sz="2" w:space="0" w:color="000000" w:themeColor="text1"/>
+              <w:right w:val="single" w:sz="2" w:space="0" w:color="000000" w:themeColor="text1"/>
+            </w:tcBorders>
+            <w:vAlign w:val="center"/>
+          </w:tcPr>
+          <w:p>
+            <w:pPr>
+              <w:spacing w:after="0"/>
+              <w:cnfStyle w:val="000000100000" w:firstRow="0" w:lastRow="0" w:firstColumn="0" w:lastColumn="0" w:oddVBand="0" w:evenVBand="0" w:oddHBand="1" w:evenHBand="0" w:firstRowFirstColumn="0" w:firstRowLastColumn="0" w:lastRowFirstColumn="0" w:lastRowLastColumn="0"/>
+              <w:rPr>
+                <w:sz w:val="16"/>
+                <w:szCs w:val="16"/>
+              </w:rPr>
+            </w:pPr>
+          </w:p>
+        </w:tc>
+      </w:tr>
+      <w:tr>
+        <w:trPr>
+          <w:cantSplit/>
+          <w:trHeight w:val="119"/>
+        </w:trPr>
+        <w:tc>
+          <w:tcPr>
+            <w:cnfStyle w:val="001000000000" w:firstRow="0" w:lastRow="0" w:firstColumn="1" w:lastColumn="0" w:oddVBand="0" w:evenVBand="0" w:oddHBand="0" w:evenHBand="0" w:firstRowFirstColumn="0" w:firstRowLastColumn="0" w:lastRowFirstColumn="0" w:lastRowLastColumn="0"/>
+            <w:tcW w:w="1077" w:type="dxa"/>
+            <w:tcBorders>
+              <w:top w:val="single" w:sz="2" w:space="0" w:color="000000" w:themeColor="text1"/>
+              <w:left w:val="single" w:sz="2" w:space="0" w:color="000000" w:themeColor="text1"/>
+              <w:bottom w:val="single" w:sz="2" w:space="0" w:color="000000" w:themeColor="text1"/>
+              <w:right w:val="single" w:sz="2" w:space="0" w:color="000000" w:themeColor="text1"/>
+            </w:tcBorders>
+            <w:vAlign w:val="center"/>
+          </w:tcPr>
+          <w:p>
+            <w:pPr>
+              <w:spacing w:after="0"/>
+              <w:jc w:val="both"/>
+              <w:rPr>
+                <w:sz w:val="16"/>
+                <w:szCs w:val="16"/>
+              </w:rPr>
+            </w:pPr>
+            <w:r>
+              <w:rPr>
+                <w:sz w:val="16"/>
+                <w:szCs w:val="16"/>
+              </w:rPr>
+              <w:t>Impacto</w:t>
+            </w:r>
+          </w:p>
+        </w:tc>
+        <w:tc>
+          <w:tcPr>
+            <w:tcW w:w="4593" w:type="dxa"/>
+            <w:tcBorders>
+              <w:top w:val="single" w:sz="2" w:space="0" w:color="000000" w:themeColor="text1"/>
+              <w:left w:val="single" w:sz="2" w:space="0" w:color="000000" w:themeColor="text1"/>
+              <w:bottom w:val="single" w:sz="2" w:space="0" w:color="000000" w:themeColor="text1"/>
+              <w:right w:val="single" w:sz="2" w:space="0" w:color="000000" w:themeColor="text1"/>
+            </w:tcBorders>
+            <w:vAlign w:val="center"/>
+          </w:tcPr>
+          <w:p>
+            <w:pPr>
+              <w:spacing w:after="0"/>
+              <w:cnfStyle w:val="000000000000" w:firstRow="0" w:lastRow="0" w:firstColumn="0" w:lastColumn="0" w:oddVBand="0" w:evenVBand="0" w:oddHBand="0" w:evenHBand="0" w:firstRowFirstColumn="0" w:firstRowLastColumn="0" w:lastRowFirstColumn="0" w:lastRowLastColumn="0"/>
+              <w:rPr>
+                <w:sz w:val="16"/>
+                <w:szCs w:val="16"/>
+              </w:rPr>
+            </w:pPr>
+          </w:p>
+        </w:tc>
+      </w:tr>
+    </w:tbl>
+    <w:p/>
     <w:sectPr>
-      <w:footerReference w:type="default" r:id="rId9"/>
-      <w:headerReference w:type="first" r:id="rId10"/>
+      <w:footerReference w:type="default" r:id="rId11"/>
+      <w:headerReference w:type="first" r:id="rId12"/>
       <w:pgSz w:w="12240" w:h="15840"/>
       <w:pgMar w:top="1417" w:right="1701" w:bottom="1417" w:left="1701" w:header="708" w:footer="708" w:gutter="0"/>
       <w:cols w:space="708"/>
@@ -13418,7 +14946,6 @@
         <w:docPartUnique/>
       </w:docPartObj>
     </w:sdtPr>
-    <w:sdtEndPr/>
     <w:sdtContent>
       <w:p>
         <w:pPr>
@@ -13683,6 +15210,18 @@
     </w:r>
   </w:p>
 </w:hdr>
+</file>
+
+<file path=word/intelligence2.xml><?xml version="1.0" encoding="utf-8"?>
+<int2:intelligence xmlns:int2="http://schemas.microsoft.com/office/intelligence/2020/intelligence" xmlns:oel="http://schemas.microsoft.com/office/2019/extlst">
+  <int2:observations>
+    <int2:bookmark int2:bookmarkName="_Int_L8h7j53o" int2:invalidationBookmarkName="" int2:hashCode="kCC1JomdceiGre" int2:id="DlqmjLeJ">
+      <int2:state int2:value="Rejected" int2:type="gram"/>
+    </int2:bookmark>
+  </int2:observations>
+  <int2:intelligenceSettings/>
+  <int2:onDemandWorkflows/>
+</int2:intelligence>
 </file>
 
 <file path=word/numbering.xml><?xml version="1.0" encoding="utf-8"?>

--- a/informe proyecto/Informe Mira - LLM.docx
+++ b/informe proyecto/Informe Mira - LLM.docx
@@ -82,7 +82,7 @@
           <w:sz w:val="28"/>
           <w:szCs w:val="28"/>
         </w:rPr>
-        <w:t>Nombre 1</w:t>
+        <w:t>Lester Gonzales</w:t>
       </w:r>
       <w:r>
         <w:br/>
@@ -101,19 +101,7 @@
           <w:sz w:val="28"/>
           <w:szCs w:val="28"/>
         </w:rPr>
-        <w:t xml:space="preserve">Nombre 2 </w:t>
-      </w:r>
-      <w:r>
-        <w:br/>
-      </w:r>
-      <w:r>
-        <w:tab/>
-      </w:r>
-      <w:r>
-        <w:tab/>
-      </w:r>
-      <w:r>
-        <w:t xml:space="preserve"> </w:t>
+        <w:t>Rodrigo Guerrero</w:t>
       </w:r>
       <w:r>
         <w:rPr>
@@ -121,7 +109,27 @@
           <w:sz w:val="28"/>
           <w:szCs w:val="28"/>
         </w:rPr>
-        <w:t>Nombre 3</w:t>
+        <w:t xml:space="preserve"> </w:t>
+      </w:r>
+      <w:r>
+        <w:br/>
+      </w:r>
+      <w:r>
+        <w:tab/>
+      </w:r>
+      <w:r>
+        <w:tab/>
+      </w:r>
+      <w:r>
+        <w:t xml:space="preserve"> </w:t>
+      </w:r>
+      <w:r>
+        <w:rPr>
+          <w:color w:val="156082" w:themeColor="accent1"/>
+          <w:sz w:val="28"/>
+          <w:szCs w:val="28"/>
+        </w:rPr>
+        <w:t>Ángel Salgado</w:t>
       </w:r>
       <w:r>
         <w:br/>
@@ -241,7 +249,7 @@
           <w:bCs/>
         </w:rPr>
       </w:pPr>
-      <w:bookmarkStart w:id="0" w:name="_Toc239453089"/>
+      <w:bookmarkStart w:id="0" w:name="_Toc239632504"/>
       <w:r>
         <w:rPr>
           <w:b/>
@@ -307,7 +315,7 @@
           <w:r>
             <w:fldChar w:fldCharType="separate"/>
           </w:r>
-          <w:hyperlink w:anchor="_Toc239453089" w:history="1">
+          <w:hyperlink w:anchor="_Toc239632504" w:history="1">
             <w:r>
               <w:rPr>
                 <w:rStyle w:val="Hipervnculo"/>
@@ -336,7 +344,7 @@
                 <w:noProof/>
                 <w:webHidden/>
               </w:rPr>
-              <w:instrText xml:space="preserve"> PAGEREF _Toc239453089 \h </w:instrText>
+              <w:instrText xml:space="preserve"> PAGEREF _Toc239632504 \h </w:instrText>
             </w:r>
             <w:r>
               <w:rPr>
@@ -383,7 +391,7 @@
               <w14:ligatures w14:val="standardContextual"/>
             </w:rPr>
           </w:pPr>
-          <w:hyperlink w:anchor="_Toc239453090" w:history="1">
+          <w:hyperlink w:anchor="_Toc239632505" w:history="1">
             <w:r>
               <w:rPr>
                 <w:rStyle w:val="Hipervnculo"/>
@@ -435,7 +443,7 @@
                 <w:noProof/>
                 <w:webHidden/>
               </w:rPr>
-              <w:instrText xml:space="preserve"> PAGEREF _Toc239453090 \h </w:instrText>
+              <w:instrText xml:space="preserve"> PAGEREF _Toc239632505 \h </w:instrText>
             </w:r>
             <w:r>
               <w:rPr>
@@ -482,7 +490,7 @@
               <w14:ligatures w14:val="standardContextual"/>
             </w:rPr>
           </w:pPr>
-          <w:hyperlink w:anchor="_Toc239453091" w:history="1">
+          <w:hyperlink w:anchor="_Toc239632506" w:history="1">
             <w:r>
               <w:rPr>
                 <w:rStyle w:val="Hipervnculo"/>
@@ -534,7 +542,7 @@
                 <w:noProof/>
                 <w:webHidden/>
               </w:rPr>
-              <w:instrText xml:space="preserve"> PAGEREF _Toc239453091 \h </w:instrText>
+              <w:instrText xml:space="preserve"> PAGEREF _Toc239632506 \h </w:instrText>
             </w:r>
             <w:r>
               <w:rPr>
@@ -581,7 +589,7 @@
               <w14:ligatures w14:val="standardContextual"/>
             </w:rPr>
           </w:pPr>
-          <w:hyperlink w:anchor="_Toc239453092" w:history="1">
+          <w:hyperlink w:anchor="_Toc239632507" w:history="1">
             <w:r>
               <w:rPr>
                 <w:rStyle w:val="Hipervnculo"/>
@@ -633,7 +641,7 @@
                 <w:noProof/>
                 <w:webHidden/>
               </w:rPr>
-              <w:instrText xml:space="preserve"> PAGEREF _Toc239453092 \h </w:instrText>
+              <w:instrText xml:space="preserve"> PAGEREF _Toc239632507 \h </w:instrText>
             </w:r>
             <w:r>
               <w:rPr>
@@ -681,7 +689,7 @@
               <w14:ligatures w14:val="standardContextual"/>
             </w:rPr>
           </w:pPr>
-          <w:hyperlink w:anchor="_Toc239453093" w:history="1">
+          <w:hyperlink w:anchor="_Toc239632508" w:history="1">
             <w:r>
               <w:rPr>
                 <w:rStyle w:val="Hipervnculo"/>
@@ -731,7 +739,7 @@
                 <w:noProof/>
                 <w:webHidden/>
               </w:rPr>
-              <w:instrText xml:space="preserve"> PAGEREF _Toc239453093 \h </w:instrText>
+              <w:instrText xml:space="preserve"> PAGEREF _Toc239632508 \h </w:instrText>
             </w:r>
             <w:r>
               <w:rPr>
@@ -778,7 +786,7 @@
               <w14:ligatures w14:val="standardContextual"/>
             </w:rPr>
           </w:pPr>
-          <w:hyperlink w:anchor="_Toc239453094" w:history="1">
+          <w:hyperlink w:anchor="_Toc239632509" w:history="1">
             <w:r>
               <w:rPr>
                 <w:rStyle w:val="Hipervnculo"/>
@@ -827,7 +835,7 @@
                 <w:noProof/>
                 <w:webHidden/>
               </w:rPr>
-              <w:instrText xml:space="preserve"> PAGEREF _Toc239453094 \h </w:instrText>
+              <w:instrText xml:space="preserve"> PAGEREF _Toc239632509 \h </w:instrText>
             </w:r>
             <w:r>
               <w:rPr>
@@ -874,7 +882,7 @@
               <w14:ligatures w14:val="standardContextual"/>
             </w:rPr>
           </w:pPr>
-          <w:hyperlink w:anchor="_Toc239453095" w:history="1">
+          <w:hyperlink w:anchor="_Toc239632510" w:history="1">
             <w:r>
               <w:rPr>
                 <w:rStyle w:val="Hipervnculo"/>
@@ -923,7 +931,7 @@
                 <w:noProof/>
                 <w:webHidden/>
               </w:rPr>
-              <w:instrText xml:space="preserve"> PAGEREF _Toc239453095 \h </w:instrText>
+              <w:instrText xml:space="preserve"> PAGEREF _Toc239632510 \h </w:instrText>
             </w:r>
             <w:r>
               <w:rPr>
@@ -971,7 +979,7 @@
               <w14:ligatures w14:val="standardContextual"/>
             </w:rPr>
           </w:pPr>
-          <w:hyperlink w:anchor="_Toc239453096" w:history="1">
+          <w:hyperlink w:anchor="_Toc239632511" w:history="1">
             <w:r>
               <w:rPr>
                 <w:rStyle w:val="Hipervnculo"/>
@@ -1021,7 +1029,7 @@
                 <w:noProof/>
                 <w:webHidden/>
               </w:rPr>
-              <w:instrText xml:space="preserve"> PAGEREF _Toc239453096 \h </w:instrText>
+              <w:instrText xml:space="preserve"> PAGEREF _Toc239632511 \h </w:instrText>
             </w:r>
             <w:r>
               <w:rPr>
@@ -1069,7 +1077,7 @@
               <w14:ligatures w14:val="standardContextual"/>
             </w:rPr>
           </w:pPr>
-          <w:hyperlink w:anchor="_Toc239453097" w:history="1">
+          <w:hyperlink w:anchor="_Toc239632512" w:history="1">
             <w:r>
               <w:rPr>
                 <w:rStyle w:val="Hipervnculo"/>
@@ -1119,7 +1127,7 @@
                 <w:noProof/>
                 <w:webHidden/>
               </w:rPr>
-              <w:instrText xml:space="preserve"> PAGEREF _Toc239453097 \h </w:instrText>
+              <w:instrText xml:space="preserve"> PAGEREF _Toc239632512 \h </w:instrText>
             </w:r>
             <w:r>
               <w:rPr>
@@ -1167,7 +1175,7 @@
               <w14:ligatures w14:val="standardContextual"/>
             </w:rPr>
           </w:pPr>
-          <w:hyperlink w:anchor="_Toc239453098" w:history="1">
+          <w:hyperlink w:anchor="_Toc239632513" w:history="1">
             <w:r>
               <w:rPr>
                 <w:rStyle w:val="Hipervnculo"/>
@@ -1217,7 +1225,7 @@
                 <w:noProof/>
                 <w:webHidden/>
               </w:rPr>
-              <w:instrText xml:space="preserve"> PAGEREF _Toc239453098 \h </w:instrText>
+              <w:instrText xml:space="preserve"> PAGEREF _Toc239632513 \h </w:instrText>
             </w:r>
             <w:r>
               <w:rPr>
@@ -1265,7 +1273,7 @@
               <w14:ligatures w14:val="standardContextual"/>
             </w:rPr>
           </w:pPr>
-          <w:hyperlink w:anchor="_Toc239453099" w:history="1">
+          <w:hyperlink w:anchor="_Toc239632514" w:history="1">
             <w:r>
               <w:rPr>
                 <w:rStyle w:val="Hipervnculo"/>
@@ -1315,7 +1323,7 @@
                 <w:noProof/>
                 <w:webHidden/>
               </w:rPr>
-              <w:instrText xml:space="preserve"> PAGEREF _Toc239453099 \h </w:instrText>
+              <w:instrText xml:space="preserve"> PAGEREF _Toc239632514 \h </w:instrText>
             </w:r>
             <w:r>
               <w:rPr>
@@ -1363,7 +1371,7 @@
               <w14:ligatures w14:val="standardContextual"/>
             </w:rPr>
           </w:pPr>
-          <w:hyperlink w:anchor="_Toc239453100" w:history="1">
+          <w:hyperlink w:anchor="_Toc239632515" w:history="1">
             <w:r>
               <w:rPr>
                 <w:rStyle w:val="Hipervnculo"/>
@@ -1413,7 +1421,7 @@
                 <w:noProof/>
                 <w:webHidden/>
               </w:rPr>
-              <w:instrText xml:space="preserve"> PAGEREF _Toc239453100 \h </w:instrText>
+              <w:instrText xml:space="preserve"> PAGEREF _Toc239632515 \h </w:instrText>
             </w:r>
             <w:r>
               <w:rPr>
@@ -1461,7 +1469,7 @@
               <w14:ligatures w14:val="standardContextual"/>
             </w:rPr>
           </w:pPr>
-          <w:hyperlink w:anchor="_Toc239453101" w:history="1">
+          <w:hyperlink w:anchor="_Toc239632516" w:history="1">
             <w:r>
               <w:rPr>
                 <w:rStyle w:val="Hipervnculo"/>
@@ -1511,7 +1519,7 @@
                 <w:noProof/>
                 <w:webHidden/>
               </w:rPr>
-              <w:instrText xml:space="preserve"> PAGEREF _Toc239453101 \h </w:instrText>
+              <w:instrText xml:space="preserve"> PAGEREF _Toc239632516 \h </w:instrText>
             </w:r>
             <w:r>
               <w:rPr>
@@ -1532,6 +1540,105 @@
                 <w:webHidden/>
               </w:rPr>
               <w:t>8</w:t>
+            </w:r>
+            <w:r>
+              <w:rPr>
+                <w:noProof/>
+                <w:webHidden/>
+              </w:rPr>
+              <w:fldChar w:fldCharType="end"/>
+            </w:r>
+          </w:hyperlink>
+        </w:p>
+        <w:p>
+          <w:pPr>
+            <w:pStyle w:val="TDC1"/>
+            <w:tabs>
+              <w:tab w:val="left" w:pos="440"/>
+              <w:tab w:val="right" w:leader="dot" w:pos="8828"/>
+            </w:tabs>
+            <w:rPr>
+              <w:rFonts w:cstheme="minorBidi"/>
+              <w:noProof/>
+              <w:kern w:val="2"/>
+              <w:sz w:val="24"/>
+              <w:szCs w:val="24"/>
+              <w14:ligatures w14:val="standardContextual"/>
+            </w:rPr>
+          </w:pPr>
+          <w:hyperlink w:anchor="_Toc239632517" w:history="1">
+            <w:r>
+              <w:rPr>
+                <w:rStyle w:val="Hipervnculo"/>
+                <w:rFonts w:ascii="Calibri" w:hAnsi="Calibri" w:cs="Calibri"/>
+                <w:b/>
+                <w:bCs/>
+                <w:iCs/>
+                <w:noProof/>
+              </w:rPr>
+              <w:t>4.</w:t>
+            </w:r>
+            <w:r>
+              <w:rPr>
+                <w:rFonts w:cstheme="minorBidi"/>
+                <w:noProof/>
+                <w:kern w:val="2"/>
+                <w:sz w:val="24"/>
+                <w:szCs w:val="24"/>
+                <w14:ligatures w14:val="standardContextual"/>
+              </w:rPr>
+              <w:tab/>
+            </w:r>
+            <w:r>
+              <w:rPr>
+                <w:rStyle w:val="Hipervnculo"/>
+                <w:rFonts w:ascii="Calibri" w:hAnsi="Calibri" w:cs="Calibri"/>
+                <w:b/>
+                <w:bCs/>
+                <w:noProof/>
+              </w:rPr>
+              <w:t>Técnicas de prompting utilizadas</w:t>
+            </w:r>
+            <w:r>
+              <w:rPr>
+                <w:noProof/>
+                <w:webHidden/>
+              </w:rPr>
+              <w:tab/>
+            </w:r>
+            <w:r>
+              <w:rPr>
+                <w:noProof/>
+                <w:webHidden/>
+              </w:rPr>
+              <w:fldChar w:fldCharType="begin"/>
+            </w:r>
+            <w:r>
+              <w:rPr>
+                <w:noProof/>
+                <w:webHidden/>
+              </w:rPr>
+              <w:instrText xml:space="preserve"> PAGEREF _Toc239632517 \h </w:instrText>
+            </w:r>
+            <w:r>
+              <w:rPr>
+                <w:noProof/>
+                <w:webHidden/>
+              </w:rPr>
+            </w:r>
+            <w:r>
+              <w:rPr>
+                <w:noProof/>
+                <w:webHidden/>
+              </w:rPr>
+              <w:fldChar w:fldCharType="separate"/>
+            </w:r>
+            <w:r>
+              <w:rPr>
+                <w:noProof/>
+                <w:webHidden/>
+              </w:rPr>
+              <w:t>9</w:t>
             </w:r>
             <w:r>
               <w:rPr>
@@ -1558,13 +1665,15 @@
               <w14:ligatures w14:val="standardContextual"/>
             </w:rPr>
           </w:pPr>
-          <w:hyperlink w:anchor="_Toc239453102" w:history="1">
+          <w:hyperlink w:anchor="_Toc239632518" w:history="1">
             <w:r>
               <w:rPr>
                 <w:rStyle w:val="Hipervnculo"/>
-                <w:noProof/>
-              </w:rPr>
-              <w:t>Pegar imagen</w:t>
+                <w:b/>
+                <w:bCs/>
+                <w:noProof/>
+              </w:rPr>
+              <w:t>4.1 Grounded Prompting</w:t>
             </w:r>
             <w:r>
               <w:rPr>
@@ -1585,7 +1694,7 @@
                 <w:noProof/>
                 <w:webHidden/>
               </w:rPr>
-              <w:instrText xml:space="preserve"> PAGEREF _Toc239453102 \h </w:instrText>
+              <w:instrText xml:space="preserve"> PAGEREF _Toc239632518 \h </w:instrText>
             </w:r>
             <w:r>
               <w:rPr>
@@ -1605,7 +1714,311 @@
                 <w:noProof/>
                 <w:webHidden/>
               </w:rPr>
-              <w:t>8</w:t>
+              <w:t>9</w:t>
+            </w:r>
+            <w:r>
+              <w:rPr>
+                <w:noProof/>
+                <w:webHidden/>
+              </w:rPr>
+              <w:fldChar w:fldCharType="end"/>
+            </w:r>
+          </w:hyperlink>
+        </w:p>
+        <w:p>
+          <w:pPr>
+            <w:pStyle w:val="TDC2"/>
+            <w:tabs>
+              <w:tab w:val="right" w:leader="dot" w:pos="8828"/>
+            </w:tabs>
+            <w:rPr>
+              <w:rFonts w:asciiTheme="minorHAnsi" w:eastAsiaTheme="minorEastAsia" w:hAnsiTheme="minorHAnsi" w:cstheme="minorBidi"/>
+              <w:noProof/>
+              <w:kern w:val="2"/>
+              <w:sz w:val="24"/>
+              <w:szCs w:val="24"/>
+              <w:lang w:eastAsia="ja-JP"/>
+              <w14:ligatures w14:val="standardContextual"/>
+            </w:rPr>
+          </w:pPr>
+          <w:hyperlink w:anchor="_Toc239632519" w:history="1">
+            <w:r>
+              <w:rPr>
+                <w:rStyle w:val="Hipervnculo"/>
+                <w:b/>
+                <w:bCs/>
+                <w:noProof/>
+              </w:rPr>
+              <w:t>4.2 Structured Output Prompting</w:t>
+            </w:r>
+            <w:r>
+              <w:rPr>
+                <w:noProof/>
+                <w:webHidden/>
+              </w:rPr>
+              <w:tab/>
+            </w:r>
+            <w:r>
+              <w:rPr>
+                <w:noProof/>
+                <w:webHidden/>
+              </w:rPr>
+              <w:fldChar w:fldCharType="begin"/>
+            </w:r>
+            <w:r>
+              <w:rPr>
+                <w:noProof/>
+                <w:webHidden/>
+              </w:rPr>
+              <w:instrText xml:space="preserve"> PAGEREF _Toc239632519 \h </w:instrText>
+            </w:r>
+            <w:r>
+              <w:rPr>
+                <w:noProof/>
+                <w:webHidden/>
+              </w:rPr>
+            </w:r>
+            <w:r>
+              <w:rPr>
+                <w:noProof/>
+                <w:webHidden/>
+              </w:rPr>
+              <w:fldChar w:fldCharType="separate"/>
+            </w:r>
+            <w:r>
+              <w:rPr>
+                <w:noProof/>
+                <w:webHidden/>
+              </w:rPr>
+              <w:t>9</w:t>
+            </w:r>
+            <w:r>
+              <w:rPr>
+                <w:noProof/>
+                <w:webHidden/>
+              </w:rPr>
+              <w:fldChar w:fldCharType="end"/>
+            </w:r>
+          </w:hyperlink>
+        </w:p>
+        <w:p>
+          <w:pPr>
+            <w:pStyle w:val="TDC2"/>
+            <w:tabs>
+              <w:tab w:val="right" w:leader="dot" w:pos="8828"/>
+            </w:tabs>
+            <w:rPr>
+              <w:rFonts w:asciiTheme="minorHAnsi" w:eastAsiaTheme="minorEastAsia" w:hAnsiTheme="minorHAnsi" w:cstheme="minorBidi"/>
+              <w:noProof/>
+              <w:kern w:val="2"/>
+              <w:sz w:val="24"/>
+              <w:szCs w:val="24"/>
+              <w:lang w:eastAsia="ja-JP"/>
+              <w14:ligatures w14:val="standardContextual"/>
+            </w:rPr>
+          </w:pPr>
+          <w:hyperlink w:anchor="_Toc239632520" w:history="1">
+            <w:r>
+              <w:rPr>
+                <w:rStyle w:val="Hipervnculo"/>
+                <w:b/>
+                <w:bCs/>
+                <w:noProof/>
+              </w:rPr>
+              <w:t>4.3 LLM-as-a-Judge</w:t>
+            </w:r>
+            <w:r>
+              <w:rPr>
+                <w:noProof/>
+                <w:webHidden/>
+              </w:rPr>
+              <w:tab/>
+            </w:r>
+            <w:r>
+              <w:rPr>
+                <w:noProof/>
+                <w:webHidden/>
+              </w:rPr>
+              <w:fldChar w:fldCharType="begin"/>
+            </w:r>
+            <w:r>
+              <w:rPr>
+                <w:noProof/>
+                <w:webHidden/>
+              </w:rPr>
+              <w:instrText xml:space="preserve"> PAGEREF _Toc239632520 \h </w:instrText>
+            </w:r>
+            <w:r>
+              <w:rPr>
+                <w:noProof/>
+                <w:webHidden/>
+              </w:rPr>
+            </w:r>
+            <w:r>
+              <w:rPr>
+                <w:noProof/>
+                <w:webHidden/>
+              </w:rPr>
+              <w:fldChar w:fldCharType="separate"/>
+            </w:r>
+            <w:r>
+              <w:rPr>
+                <w:noProof/>
+                <w:webHidden/>
+              </w:rPr>
+              <w:t>9</w:t>
+            </w:r>
+            <w:r>
+              <w:rPr>
+                <w:noProof/>
+                <w:webHidden/>
+              </w:rPr>
+              <w:fldChar w:fldCharType="end"/>
+            </w:r>
+          </w:hyperlink>
+        </w:p>
+        <w:p>
+          <w:pPr>
+            <w:pStyle w:val="TDC2"/>
+            <w:tabs>
+              <w:tab w:val="right" w:leader="dot" w:pos="8828"/>
+            </w:tabs>
+            <w:rPr>
+              <w:rFonts w:asciiTheme="minorHAnsi" w:eastAsiaTheme="minorEastAsia" w:hAnsiTheme="minorHAnsi" w:cstheme="minorBidi"/>
+              <w:noProof/>
+              <w:kern w:val="2"/>
+              <w:sz w:val="24"/>
+              <w:szCs w:val="24"/>
+              <w:lang w:eastAsia="ja-JP"/>
+              <w14:ligatures w14:val="standardContextual"/>
+            </w:rPr>
+          </w:pPr>
+          <w:hyperlink w:anchor="_Toc239632521" w:history="1">
+            <w:r>
+              <w:rPr>
+                <w:rStyle w:val="Hipervnculo"/>
+                <w:b/>
+                <w:bCs/>
+                <w:noProof/>
+              </w:rPr>
+              <w:t>4.4 Plan-and-Solve Prompting + Grounded Prompting</w:t>
+            </w:r>
+            <w:r>
+              <w:rPr>
+                <w:noProof/>
+                <w:webHidden/>
+              </w:rPr>
+              <w:tab/>
+            </w:r>
+            <w:r>
+              <w:rPr>
+                <w:noProof/>
+                <w:webHidden/>
+              </w:rPr>
+              <w:fldChar w:fldCharType="begin"/>
+            </w:r>
+            <w:r>
+              <w:rPr>
+                <w:noProof/>
+                <w:webHidden/>
+              </w:rPr>
+              <w:instrText xml:space="preserve"> PAGEREF _Toc239632521 \h </w:instrText>
+            </w:r>
+            <w:r>
+              <w:rPr>
+                <w:noProof/>
+                <w:webHidden/>
+              </w:rPr>
+            </w:r>
+            <w:r>
+              <w:rPr>
+                <w:noProof/>
+                <w:webHidden/>
+              </w:rPr>
+              <w:fldChar w:fldCharType="separate"/>
+            </w:r>
+            <w:r>
+              <w:rPr>
+                <w:noProof/>
+                <w:webHidden/>
+              </w:rPr>
+              <w:t>10</w:t>
+            </w:r>
+            <w:r>
+              <w:rPr>
+                <w:noProof/>
+                <w:webHidden/>
+              </w:rPr>
+              <w:fldChar w:fldCharType="end"/>
+            </w:r>
+          </w:hyperlink>
+        </w:p>
+        <w:p>
+          <w:pPr>
+            <w:pStyle w:val="TDC2"/>
+            <w:tabs>
+              <w:tab w:val="right" w:leader="dot" w:pos="8828"/>
+            </w:tabs>
+            <w:rPr>
+              <w:rFonts w:asciiTheme="minorHAnsi" w:eastAsiaTheme="minorEastAsia" w:hAnsiTheme="minorHAnsi" w:cstheme="minorBidi"/>
+              <w:noProof/>
+              <w:kern w:val="2"/>
+              <w:sz w:val="24"/>
+              <w:szCs w:val="24"/>
+              <w:lang w:eastAsia="ja-JP"/>
+              <w14:ligatures w14:val="standardContextual"/>
+            </w:rPr>
+          </w:pPr>
+          <w:hyperlink w:anchor="_Toc239632522" w:history="1">
+            <w:r>
+              <w:rPr>
+                <w:rStyle w:val="Hipervnculo"/>
+                <w:b/>
+                <w:bCs/>
+                <w:noProof/>
+              </w:rPr>
+              <w:t>4.5 Plan-and-Solve Prompting</w:t>
+            </w:r>
+            <w:r>
+              <w:rPr>
+                <w:noProof/>
+                <w:webHidden/>
+              </w:rPr>
+              <w:tab/>
+            </w:r>
+            <w:r>
+              <w:rPr>
+                <w:noProof/>
+                <w:webHidden/>
+              </w:rPr>
+              <w:fldChar w:fldCharType="begin"/>
+            </w:r>
+            <w:r>
+              <w:rPr>
+                <w:noProof/>
+                <w:webHidden/>
+              </w:rPr>
+              <w:instrText xml:space="preserve"> PAGEREF _Toc239632522 \h </w:instrText>
+            </w:r>
+            <w:r>
+              <w:rPr>
+                <w:noProof/>
+                <w:webHidden/>
+              </w:rPr>
+            </w:r>
+            <w:r>
+              <w:rPr>
+                <w:noProof/>
+                <w:webHidden/>
+              </w:rPr>
+              <w:fldChar w:fldCharType="separate"/>
+            </w:r>
+            <w:r>
+              <w:rPr>
+                <w:noProof/>
+                <w:webHidden/>
+              </w:rPr>
+              <w:t>10</w:t>
             </w:r>
             <w:r>
               <w:rPr>
@@ -1632,7 +2045,7 @@
               <w14:ligatures w14:val="standardContextual"/>
             </w:rPr>
           </w:pPr>
-          <w:hyperlink w:anchor="_Toc239453103" w:history="1">
+          <w:hyperlink w:anchor="_Toc239632523" w:history="1">
             <w:r>
               <w:rPr>
                 <w:rStyle w:val="Hipervnculo"/>
@@ -1642,7 +2055,7 @@
                 <w:iCs/>
                 <w:noProof/>
               </w:rPr>
-              <w:t>4.</w:t>
+              <w:t>5.</w:t>
             </w:r>
             <w:r>
               <w:rPr>
@@ -1663,7 +2076,7 @@
                 <w:bCs/>
                 <w:noProof/>
               </w:rPr>
-              <w:t>Técnicas de prompting utilizadas</w:t>
+              <w:t>Inconsistencias detectadas y su resolución</w:t>
             </w:r>
             <w:r>
               <w:rPr>
@@ -1684,7 +2097,7 @@
                 <w:noProof/>
                 <w:webHidden/>
               </w:rPr>
-              <w:instrText xml:space="preserve"> PAGEREF _Toc239453103 \h </w:instrText>
+              <w:instrText xml:space="preserve"> PAGEREF _Toc239632523 \h </w:instrText>
             </w:r>
             <w:r>
               <w:rPr>
@@ -1704,7 +2117,83 @@
                 <w:noProof/>
                 <w:webHidden/>
               </w:rPr>
-              <w:t>9</w:t>
+              <w:t>11</w:t>
+            </w:r>
+            <w:r>
+              <w:rPr>
+                <w:noProof/>
+                <w:webHidden/>
+              </w:rPr>
+              <w:fldChar w:fldCharType="end"/>
+            </w:r>
+          </w:hyperlink>
+        </w:p>
+        <w:p>
+          <w:pPr>
+            <w:pStyle w:val="TDC2"/>
+            <w:tabs>
+              <w:tab w:val="right" w:leader="dot" w:pos="8828"/>
+            </w:tabs>
+            <w:rPr>
+              <w:rFonts w:asciiTheme="minorHAnsi" w:eastAsiaTheme="minorEastAsia" w:hAnsiTheme="minorHAnsi" w:cstheme="minorBidi"/>
+              <w:noProof/>
+              <w:kern w:val="2"/>
+              <w:sz w:val="24"/>
+              <w:szCs w:val="24"/>
+              <w:lang w:eastAsia="ja-JP"/>
+              <w14:ligatures w14:val="standardContextual"/>
+            </w:rPr>
+          </w:pPr>
+          <w:hyperlink w:anchor="_Toc239632524" w:history="1">
+            <w:r>
+              <w:rPr>
+                <w:rStyle w:val="Hipervnculo"/>
+                <w:b/>
+                <w:bCs/>
+                <w:noProof/>
+              </w:rPr>
+              <w:t>5.1 Inconsistencias resueltas</w:t>
+            </w:r>
+            <w:r>
+              <w:rPr>
+                <w:noProof/>
+                <w:webHidden/>
+              </w:rPr>
+              <w:tab/>
+            </w:r>
+            <w:r>
+              <w:rPr>
+                <w:noProof/>
+                <w:webHidden/>
+              </w:rPr>
+              <w:fldChar w:fldCharType="begin"/>
+            </w:r>
+            <w:r>
+              <w:rPr>
+                <w:noProof/>
+                <w:webHidden/>
+              </w:rPr>
+              <w:instrText xml:space="preserve"> PAGEREF _Toc239632524 \h </w:instrText>
+            </w:r>
+            <w:r>
+              <w:rPr>
+                <w:noProof/>
+                <w:webHidden/>
+              </w:rPr>
+            </w:r>
+            <w:r>
+              <w:rPr>
+                <w:noProof/>
+                <w:webHidden/>
+              </w:rPr>
+              <w:fldChar w:fldCharType="separate"/>
+            </w:r>
+            <w:r>
+              <w:rPr>
+                <w:noProof/>
+                <w:webHidden/>
+              </w:rPr>
+              <w:t>11</w:t>
             </w:r>
             <w:r>
               <w:rPr>
@@ -1731,7 +2220,7 @@
               <w14:ligatures w14:val="standardContextual"/>
             </w:rPr>
           </w:pPr>
-          <w:hyperlink w:anchor="_Toc239453104" w:history="1">
+          <w:hyperlink w:anchor="_Toc239632525" w:history="1">
             <w:r>
               <w:rPr>
                 <w:rStyle w:val="Hipervnculo"/>
@@ -1741,7 +2230,7 @@
                 <w:iCs/>
                 <w:noProof/>
               </w:rPr>
-              <w:t>5.</w:t>
+              <w:t>6.</w:t>
             </w:r>
             <w:r>
               <w:rPr>
@@ -1762,7 +2251,7 @@
                 <w:bCs/>
                 <w:noProof/>
               </w:rPr>
-              <w:t>Inconsistencias detectadas y su resolución</w:t>
+              <w:t>Discusión</w:t>
             </w:r>
             <w:r>
               <w:rPr>
@@ -1783,7 +2272,7 @@
                 <w:noProof/>
                 <w:webHidden/>
               </w:rPr>
-              <w:instrText xml:space="preserve"> PAGEREF _Toc239453104 \h </w:instrText>
+              <w:instrText xml:space="preserve"> PAGEREF _Toc239632525 \h </w:instrText>
             </w:r>
             <w:r>
               <w:rPr>
@@ -1803,159 +2292,7 @@
                 <w:noProof/>
                 <w:webHidden/>
               </w:rPr>
-              <w:t>10</w:t>
-            </w:r>
-            <w:r>
-              <w:rPr>
-                <w:noProof/>
-                <w:webHidden/>
-              </w:rPr>
-              <w:fldChar w:fldCharType="end"/>
-            </w:r>
-          </w:hyperlink>
-        </w:p>
-        <w:p>
-          <w:pPr>
-            <w:pStyle w:val="TDC2"/>
-            <w:tabs>
-              <w:tab w:val="right" w:leader="dot" w:pos="8828"/>
-            </w:tabs>
-            <w:rPr>
-              <w:rFonts w:asciiTheme="minorHAnsi" w:eastAsiaTheme="minorEastAsia" w:hAnsiTheme="minorHAnsi" w:cstheme="minorBidi"/>
-              <w:noProof/>
-              <w:kern w:val="2"/>
-              <w:sz w:val="24"/>
-              <w:szCs w:val="24"/>
-              <w:lang w:eastAsia="ja-JP"/>
-              <w14:ligatures w14:val="standardContextual"/>
-            </w:rPr>
-          </w:pPr>
-          <w:hyperlink w:anchor="_Toc239453105" w:history="1">
-            <w:r>
-              <w:rPr>
-                <w:rStyle w:val="Hipervnculo"/>
-                <w:b/>
-                <w:bCs/>
-                <w:noProof/>
-              </w:rPr>
-              <w:t>5.1 Inconsistencias resueltas</w:t>
-            </w:r>
-            <w:r>
-              <w:rPr>
-                <w:noProof/>
-                <w:webHidden/>
-              </w:rPr>
-              <w:tab/>
-            </w:r>
-            <w:r>
-              <w:rPr>
-                <w:noProof/>
-                <w:webHidden/>
-              </w:rPr>
-              <w:fldChar w:fldCharType="begin"/>
-            </w:r>
-            <w:r>
-              <w:rPr>
-                <w:noProof/>
-                <w:webHidden/>
-              </w:rPr>
-              <w:instrText xml:space="preserve"> PAGEREF _Toc239453105 \h </w:instrText>
-            </w:r>
-            <w:r>
-              <w:rPr>
-                <w:noProof/>
-                <w:webHidden/>
-              </w:rPr>
-            </w:r>
-            <w:r>
-              <w:rPr>
-                <w:noProof/>
-                <w:webHidden/>
-              </w:rPr>
-              <w:fldChar w:fldCharType="separate"/>
-            </w:r>
-            <w:r>
-              <w:rPr>
-                <w:noProof/>
-                <w:webHidden/>
-              </w:rPr>
-              <w:t>10</w:t>
-            </w:r>
-            <w:r>
-              <w:rPr>
-                <w:noProof/>
-                <w:webHidden/>
-              </w:rPr>
-              <w:fldChar w:fldCharType="end"/>
-            </w:r>
-          </w:hyperlink>
-        </w:p>
-        <w:p>
-          <w:pPr>
-            <w:pStyle w:val="TDC2"/>
-            <w:tabs>
-              <w:tab w:val="right" w:leader="dot" w:pos="8828"/>
-            </w:tabs>
-            <w:rPr>
-              <w:rFonts w:asciiTheme="minorHAnsi" w:eastAsiaTheme="minorEastAsia" w:hAnsiTheme="minorHAnsi" w:cstheme="minorBidi"/>
-              <w:noProof/>
-              <w:kern w:val="2"/>
-              <w:sz w:val="24"/>
-              <w:szCs w:val="24"/>
-              <w:lang w:eastAsia="ja-JP"/>
-              <w14:ligatures w14:val="standardContextual"/>
-            </w:rPr>
-          </w:pPr>
-          <w:hyperlink w:anchor="_Toc239453106" w:history="1">
-            <w:r>
-              <w:rPr>
-                <w:rStyle w:val="Hipervnculo"/>
-                <w:b/>
-                <w:bCs/>
-                <w:noProof/>
-              </w:rPr>
-              <w:t>5.2 Decisiones realizadas</w:t>
-            </w:r>
-            <w:r>
-              <w:rPr>
-                <w:noProof/>
-                <w:webHidden/>
-              </w:rPr>
-              <w:tab/>
-            </w:r>
-            <w:r>
-              <w:rPr>
-                <w:noProof/>
-                <w:webHidden/>
-              </w:rPr>
-              <w:fldChar w:fldCharType="begin"/>
-            </w:r>
-            <w:r>
-              <w:rPr>
-                <w:noProof/>
-                <w:webHidden/>
-              </w:rPr>
-              <w:instrText xml:space="preserve"> PAGEREF _Toc239453106 \h </w:instrText>
-            </w:r>
-            <w:r>
-              <w:rPr>
-                <w:noProof/>
-                <w:webHidden/>
-              </w:rPr>
-            </w:r>
-            <w:r>
-              <w:rPr>
-                <w:noProof/>
-                <w:webHidden/>
-              </w:rPr>
-              <w:fldChar w:fldCharType="separate"/>
-            </w:r>
-            <w:r>
-              <w:rPr>
-                <w:noProof/>
-                <w:webHidden/>
-              </w:rPr>
-              <w:t>10</w:t>
+              <w:t>13</w:t>
             </w:r>
             <w:r>
               <w:rPr>
@@ -1982,7 +2319,7 @@
               <w14:ligatures w14:val="standardContextual"/>
             </w:rPr>
           </w:pPr>
-          <w:hyperlink w:anchor="_Toc239453107" w:history="1">
+          <w:hyperlink w:anchor="_Toc239632526" w:history="1">
             <w:r>
               <w:rPr>
                 <w:rStyle w:val="Hipervnculo"/>
@@ -1992,7 +2329,7 @@
                 <w:iCs/>
                 <w:noProof/>
               </w:rPr>
-              <w:t>6.</w:t>
+              <w:t>7.</w:t>
             </w:r>
             <w:r>
               <w:rPr>
@@ -2013,7 +2350,7 @@
                 <w:bCs/>
                 <w:noProof/>
               </w:rPr>
-              <w:t>Discusión</w:t>
+              <w:t>Conclusiones</w:t>
             </w:r>
             <w:r>
               <w:rPr>
@@ -2034,7 +2371,7 @@
                 <w:noProof/>
                 <w:webHidden/>
               </w:rPr>
-              <w:instrText xml:space="preserve"> PAGEREF _Toc239453107 \h </w:instrText>
+              <w:instrText xml:space="preserve"> PAGEREF _Toc239632526 \h </w:instrText>
             </w:r>
             <w:r>
               <w:rPr>
@@ -2054,7 +2391,7 @@
                 <w:noProof/>
                 <w:webHidden/>
               </w:rPr>
-              <w:t>11</w:t>
+              <w:t>14</w:t>
             </w:r>
             <w:r>
               <w:rPr>
@@ -2081,7 +2418,7 @@
               <w14:ligatures w14:val="standardContextual"/>
             </w:rPr>
           </w:pPr>
-          <w:hyperlink w:anchor="_Toc239453108" w:history="1">
+          <w:hyperlink w:anchor="_Toc239632527" w:history="1">
             <w:r>
               <w:rPr>
                 <w:rStyle w:val="Hipervnculo"/>
@@ -2091,7 +2428,7 @@
                 <w:iCs/>
                 <w:noProof/>
               </w:rPr>
-              <w:t>7.</w:t>
+              <w:t>8.</w:t>
             </w:r>
             <w:r>
               <w:rPr>
@@ -2112,7 +2449,7 @@
                 <w:bCs/>
                 <w:noProof/>
               </w:rPr>
-              <w:t>Conclusiones</w:t>
+              <w:t>Anexos</w:t>
             </w:r>
             <w:r>
               <w:rPr>
@@ -2133,7 +2470,7 @@
                 <w:noProof/>
                 <w:webHidden/>
               </w:rPr>
-              <w:instrText xml:space="preserve"> PAGEREF _Toc239453108 \h </w:instrText>
+              <w:instrText xml:space="preserve"> PAGEREF _Toc239632527 \h </w:instrText>
             </w:r>
             <w:r>
               <w:rPr>
@@ -2153,106 +2490,7 @@
                 <w:noProof/>
                 <w:webHidden/>
               </w:rPr>
-              <w:t>12</w:t>
-            </w:r>
-            <w:r>
-              <w:rPr>
-                <w:noProof/>
-                <w:webHidden/>
-              </w:rPr>
-              <w:fldChar w:fldCharType="end"/>
-            </w:r>
-          </w:hyperlink>
-        </w:p>
-        <w:p>
-          <w:pPr>
-            <w:pStyle w:val="TDC1"/>
-            <w:tabs>
-              <w:tab w:val="left" w:pos="440"/>
-              <w:tab w:val="right" w:leader="dot" w:pos="8828"/>
-            </w:tabs>
-            <w:rPr>
-              <w:rFonts w:cstheme="minorBidi"/>
-              <w:noProof/>
-              <w:kern w:val="2"/>
-              <w:sz w:val="24"/>
-              <w:szCs w:val="24"/>
-              <w14:ligatures w14:val="standardContextual"/>
-            </w:rPr>
-          </w:pPr>
-          <w:hyperlink w:anchor="_Toc239453109" w:history="1">
-            <w:r>
-              <w:rPr>
-                <w:rStyle w:val="Hipervnculo"/>
-                <w:rFonts w:ascii="Calibri" w:hAnsi="Calibri" w:cs="Calibri"/>
-                <w:b/>
-                <w:bCs/>
-                <w:iCs/>
-                <w:noProof/>
-              </w:rPr>
-              <w:t>8.</w:t>
-            </w:r>
-            <w:r>
-              <w:rPr>
-                <w:rFonts w:cstheme="minorBidi"/>
-                <w:noProof/>
-                <w:kern w:val="2"/>
-                <w:sz w:val="24"/>
-                <w:szCs w:val="24"/>
-                <w14:ligatures w14:val="standardContextual"/>
-              </w:rPr>
-              <w:tab/>
-            </w:r>
-            <w:r>
-              <w:rPr>
-                <w:rStyle w:val="Hipervnculo"/>
-                <w:rFonts w:ascii="Calibri" w:hAnsi="Calibri" w:cs="Calibri"/>
-                <w:b/>
-                <w:bCs/>
-                <w:noProof/>
-              </w:rPr>
-              <w:t>anexos</w:t>
-            </w:r>
-            <w:r>
-              <w:rPr>
-                <w:noProof/>
-                <w:webHidden/>
-              </w:rPr>
-              <w:tab/>
-            </w:r>
-            <w:r>
-              <w:rPr>
-                <w:noProof/>
-                <w:webHidden/>
-              </w:rPr>
-              <w:fldChar w:fldCharType="begin"/>
-            </w:r>
-            <w:r>
-              <w:rPr>
-                <w:noProof/>
-                <w:webHidden/>
-              </w:rPr>
-              <w:instrText xml:space="preserve"> PAGEREF _Toc239453109 \h </w:instrText>
-            </w:r>
-            <w:r>
-              <w:rPr>
-                <w:noProof/>
-                <w:webHidden/>
-              </w:rPr>
-            </w:r>
-            <w:r>
-              <w:rPr>
-                <w:noProof/>
-                <w:webHidden/>
-              </w:rPr>
-              <w:fldChar w:fldCharType="separate"/>
-            </w:r>
-            <w:r>
-              <w:rPr>
-                <w:noProof/>
-                <w:webHidden/>
-              </w:rPr>
-              <w:t>13</w:t>
+              <w:t>15</w:t>
             </w:r>
             <w:r>
               <w:rPr>
@@ -2279,8 +2517,72 @@
     <w:p/>
     <w:p>
       <w:pPr>
+        <w:pStyle w:val="Ttulo1"/>
+        <w:pBdr>
+          <w:bottom w:val="single" w:sz="12" w:space="1" w:color="D09E00"/>
+        </w:pBdr>
+        <w:rPr>
+          <w:rFonts w:ascii="Calibri" w:hAnsi="Calibri" w:cs="Calibri"/>
+          <w:b/>
+          <w:bCs/>
+        </w:rPr>
+      </w:pPr>
+      <w:bookmarkStart w:id="1" w:name="_Toc239632505"/>
+      <w:r>
+        <w:rPr>
+          <w:rFonts w:ascii="Calibri" w:hAnsi="Calibri" w:cs="Calibri"/>
+          <w:b/>
+          <w:bCs/>
+          <w:sz w:val="28"/>
+          <w:szCs w:val="28"/>
+        </w:rPr>
+        <w:lastRenderedPageBreak/>
+        <w:t>Resumen Ejecutivo</w:t>
+      </w:r>
+      <w:bookmarkEnd w:id="1"/>
+      <w:r>
+        <w:rPr>
+          <w:rFonts w:ascii="Calibri" w:hAnsi="Calibri" w:cs="Calibri"/>
+          <w:b/>
+          <w:bCs/>
+          <w:sz w:val="28"/>
+          <w:szCs w:val="28"/>
+        </w:rPr>
+        <w:t xml:space="preserve"> </w:t>
+      </w:r>
+      <w:r>
+        <w:rPr>
+          <w:rFonts w:ascii="Calibri" w:hAnsi="Calibri" w:cs="Calibri"/>
+          <w:b/>
+          <w:bCs/>
+        </w:rPr>
+        <w:t xml:space="preserve"> </w:t>
+      </w:r>
+    </w:p>
+    <w:p>
+      <w:pPr>
         <w:spacing w:after="160" w:line="278" w:lineRule="auto"/>
       </w:pPr>
+    </w:p>
+    <w:p>
+      <w:pPr>
+        <w:spacing w:after="160" w:line="278" w:lineRule="auto"/>
+      </w:pPr>
+      <w:r>
+        <w:t xml:space="preserve">DPRIME enfrenta un problema estructural en su modelo de negocio: aunque ha ejecutado exitosamente proyectos de automatización para aseguradoras, bancos y operadores logísticos, cada nuevo cliente requiere una solución construida desde cero, lo que limita la escalabilidad. MIRA busca convertir esa experiencia en una plataforma productiva, pero la versión actual es una demostración que no soporta operación autónoma, </w:t>
+      </w:r>
+      <w:r>
+        <w:t>control de versiones</w:t>
+      </w:r>
+      <w:r>
+        <w:t xml:space="preserve"> ni facturación confiable. Este análisis se realizó a partir de nueve entrevistas de levantamiento con el equipo interno y la aseguradora piloto, y arrojó tres hallazgos principales: primero, la plataforma actual no permite operar sin la intervención constante de ingenieros de DPRIME, lo que contradice el modelo de autoservicio prometido; segundo, el motor de análisis no es el cuello de botella, sino la confianza del usuario, la conformidad legal y la calidad de la evidencia de entrada, aspectos que el sistema actual no aborda; tercero, no existe una definición operativa de "validación" ni un registro confiable de uso, lo que inviabiliza el modelo de cobro al éxito. Se recomienda priorizar el desarrollo del diseñador de flujos con </w:t>
+      </w:r>
+      <w:r>
+        <w:t>un control de versiones</w:t>
+      </w:r>
+      <w:r>
+        <w:t>, la bandeja de revisión asistida que muestre explícitamente la razón de derivación, y el módulo de medición de consumo con criterios claros acordados con el cliente piloto, antes de avanzar en capacidades complementarias como análisis de audio o aplicación móvil.</w:t>
+      </w:r>
       <w:r>
         <w:br w:type="page"/>
       </w:r>
@@ -2297,7 +2599,7 @@
           <w:bCs/>
         </w:rPr>
       </w:pPr>
-      <w:bookmarkStart w:id="1" w:name="_Toc239453090"/>
+      <w:bookmarkStart w:id="2" w:name="_Toc239632506"/>
       <w:r>
         <w:rPr>
           <w:rFonts w:ascii="Calibri" w:hAnsi="Calibri" w:cs="Calibri"/>
@@ -2307,27 +2609,9 @@
           <w:szCs w:val="28"/>
         </w:rPr>
         <w:lastRenderedPageBreak/>
-        <w:t>Resumen Ejecutivo</w:t>
-      </w:r>
-      <w:bookmarkEnd w:id="1"/>
-      <w:r>
-        <w:rPr>
-          <w:rFonts w:ascii="Calibri" w:hAnsi="Calibri" w:cs="Calibri"/>
-          <w:b/>
-          <w:bCs/>
-          <w:sz w:val="28"/>
-          <w:szCs w:val="28"/>
-        </w:rPr>
-        <w:t xml:space="preserve"> </w:t>
-      </w:r>
-      <w:r>
-        <w:rPr>
-          <w:rFonts w:ascii="Calibri" w:hAnsi="Calibri" w:cs="Calibri"/>
-          <w:b/>
-          <w:bCs/>
-        </w:rPr>
-        <w:t xml:space="preserve"> </w:t>
-      </w:r>
+        <w:t>Introducción</w:t>
+      </w:r>
+      <w:bookmarkEnd w:id="2"/>
     </w:p>
     <w:p>
       <w:pPr>
@@ -2339,75 +2623,25 @@
         <w:spacing w:after="160" w:line="278" w:lineRule="auto"/>
       </w:pPr>
       <w:r>
-        <w:t xml:space="preserve">DPRIME enfrenta un problema estructural en su modelo de negocio: aunque ha ejecutado exitosamente proyectos de automatización para aseguradoras, bancos y operadores logísticos, cada nuevo cliente requiere una solución construida desde cero, lo que limita la escalabilidad. MIRA busca convertir esa experiencia en una plataforma productiva, pero la versión actual es una demostración que no soporta operación autónoma, </w:t>
-      </w:r>
-      <w:r>
-        <w:t>control de versiones</w:t>
-      </w:r>
-      <w:r>
-        <w:t xml:space="preserve"> ni facturación confiable. Este análisis se realizó a partir de nueve entrevistas de levantamiento con el equipo interno y la aseguradora piloto, y arrojó tres hallazgos principales: primero, la plataforma actual no permite operar sin la intervención constante de ingenieros de DPRIME, lo que contradice el modelo de autoservicio prometido; segundo, el motor de análisis no es el cuello de botella, sino la confianza del usuario, la conformidad legal y la calidad de la evidencia de entrada, aspectos que el sistema actual no aborda; tercero, no existe una definición operativa de "validación" ni un registro confiable de uso, lo que inviabiliza el modelo de cobro al éxito. Se recomienda priorizar el desarrollo del diseñador de flujos con </w:t>
-      </w:r>
-      <w:r>
-        <w:t>un control de versiones</w:t>
-      </w:r>
-      <w:r>
-        <w:t>, la bandeja de revisión asistida que muestre explícitamente la razón de derivación, y el módulo de medición de consumo con criterios claros acordados con el cliente piloto, antes de avanzar en capacidades complementarias como análisis de audio o aplicación móvil.</w:t>
-      </w:r>
-      <w:r>
-        <w:br w:type="page"/>
-      </w:r>
-    </w:p>
-    <w:p>
-      <w:pPr>
-        <w:pStyle w:val="Ttulo1"/>
-        <w:pBdr>
-          <w:bottom w:val="single" w:sz="12" w:space="1" w:color="D09E00"/>
-        </w:pBdr>
-        <w:rPr>
-          <w:rFonts w:ascii="Calibri" w:hAnsi="Calibri" w:cs="Calibri"/>
-          <w:b/>
-          <w:bCs/>
-        </w:rPr>
-      </w:pPr>
-      <w:bookmarkStart w:id="2" w:name="_Toc239453091"/>
-      <w:r>
-        <w:rPr>
-          <w:rFonts w:ascii="Calibri" w:hAnsi="Calibri" w:cs="Calibri"/>
-          <w:b/>
-          <w:bCs/>
-          <w:sz w:val="28"/>
-          <w:szCs w:val="28"/>
-        </w:rPr>
-        <w:lastRenderedPageBreak/>
-        <w:t>Introducción</w:t>
-      </w:r>
-      <w:bookmarkEnd w:id="2"/>
-    </w:p>
-    <w:p>
-      <w:pPr>
-        <w:spacing w:after="160" w:line="278" w:lineRule="auto"/>
-      </w:pPr>
+        <w:t>El presente documento describe la necesidad de construir MIRA, una plataforma de inteligencia artificial multimodal para la toma de decisiones empresariales automatizadas y trazables, desarrollada por DPRIME SpA para los sectores asegurador, financiero y logístico. El análisis se basa en la experiencia acumulada por DPRIME desde 2019 como consultora de automatización y visión computacional, así como en los aprendizajes obtenidos de tres pilotos ejecutados entre 2025 y el primer semestre de 2026. El alcance de este documento corresponde al levantamiento inicial de requerimientos para la versión productiva de MIRA, la cual deberá permitir a los clientes operar la plataforma de forma autónoma, registrar y auditar decisiones, y gestionar la facturación asociada a su uso sin intervención manual.</w:t>
+      </w:r>
       <w:r>
         <w:br/>
       </w:r>
       <w:r>
-        <w:t>El presente documento describe la necesidad de construir MIRA, una plataforma de inteligencia artificial multimodal para la toma de decisiones empresariales automatizadas y trazables, desarrollada por DPRIME SpA para el sector asegurador, financiero y logístico. El análisis se basa en la experiencia acumulada por DPRIME desde 2019 como consultora de automatización y visión computacional, así como en los aprendizajes de tres pilotos ejecutados entre 2025 y el primer semestre de 2026. El alcance de este documento es el levantamiento inicial de requerimientos para la versión productiva de MIRA, que debe permitir a los clientes operar la plataforma de forma autónoma, registrar y auditar decisiones, y facturar el uso sin intervención manual.</w:t>
-      </w:r>
-    </w:p>
-    <w:p>
-      <w:pPr>
-        <w:spacing w:after="160" w:line="278" w:lineRule="auto"/>
-      </w:pPr>
-      <w:r>
-        <w:t>El documento fue redactado por la Dirección de Producto a partir de conversaciones con el equipo interno de DPRIME y con la aseguradora que participa como cliente piloto. El equipo está compuesto por Rodrigo Vergara, socio fundador y gerente general de DPRIME y patrocinador del proyecto; Camila Ordóñez, directora de producto; Sebastián Alarcón, líder de ingeniería de modelos; Valentina Ruiz-Tagle, encargada de administración y finanzas; Tomás Berríos, encargado de operación y soporte; y el equipo de desarrollo. El representante del cliente en esta entrega es Francisca Leiva, subgerenta de operaciones de siniestros de la aseguradora piloto. El análisis parte de la premisa de que este documento describe una necesidad y no una especificación formal de requisitos, y que las discrepancias entre el documento y las entrevistas deben ser resueltas por el equipo de desarrollo.</w:t>
-      </w:r>
-    </w:p>
-    <w:p>
-      <w:pPr>
-        <w:spacing w:after="160" w:line="278" w:lineRule="auto"/>
-      </w:pPr>
-      <w:r>
-        <w:t>El propósito de este documento es establecer un punto de partida para el diseño y construcción de la plataforma MIRA, organizando cuatro entregas entre septiembre de 2026 y abril de 2027, con una marcha blanca programada para el proceso de reembolso de gastos médicos del cliente piloto. La plataforma debe estar disponible de forma permanente, ofrecer un tiempo de respuesta promedio de 2,3 segundos por caso en condiciones óptimas, soportar un volumen inicial estimado de dos mil casos mensuales y manejar evidencia multimodal: documentos, imágenes, video, audio y códigos impresos </w:t>
+        <w:br/>
+      </w:r>
+      <w:r>
+        <w:t>El documento fue elaborado por la Dirección de Producto a partir de conversaciones con el equipo interno de DPRIME y con la aseguradora que participa como cliente piloto. El equipo está compuesto por Rodrigo Vergara, socio fundador y gerente general de DPRIME y patrocinador del proyecto; Camila Ordóñez, directora de producto; Sebastián Alarcón, líder de ingeniería de modelos; Valentina Ruiz-Tagle, encargada de administración y finanzas; Tomás Berríos, encargado de operación y soporte; y el equipo de desarrollo. El representante del cliente en esta entrega es Francisca Leiva, subgerenta de operaciones de siniestros de la aseguradora piloto. Como supuesto general, se considera que este documento representa el levantamiento de una necesidad y no una especificación formal de requisitos. Por ello, las discrepancias identificadas entre el documento y las entrevistas deberán ser validadas y resueltas con los responsables correspondientes antes de formalizar los requisitos.</w:t>
+      </w:r>
+      <w:r>
+        <w:br/>
+      </w:r>
+      <w:r>
+        <w:br/>
+      </w:r>
+      <w:r>
+        <w:t>El propósito de este documento es establecer un punto de partida para el diseño y construcción de la plataforma MIRA mediante el levantamiento inicial de sus requerimientos. El análisis contempla cuatro entregas planificadas entre septiembre de 2026 y abril de 2027, con una marcha blanca programada para el proceso de reembolso de gastos médicos del cliente piloto. Como parte de su alcance inicial, la plataforma deberá considerar disponibilidad permanente, un tiempo de respuesta promedio de 2,3 segundos por caso en condiciones óptimas, un volumen estimado de dos mil casos mensuales y el procesamiento de evidencia multimodal, incluyendo documentos, imágenes, video, audio y códigos impresos.</w:t>
       </w:r>
     </w:p>
     <w:p>
@@ -2431,7 +2665,7 @@
           <w:bCs/>
         </w:rPr>
       </w:pPr>
-      <w:bookmarkStart w:id="3" w:name="_Toc239453092"/>
+      <w:bookmarkStart w:id="3" w:name="_Toc239632507"/>
       <w:r>
         <w:rPr>
           <w:rFonts w:ascii="Calibri" w:hAnsi="Calibri" w:cs="Calibri"/>
@@ -2462,7 +2696,7 @@
           <w:szCs w:val="28"/>
         </w:rPr>
       </w:pPr>
-      <w:bookmarkStart w:id="4" w:name="_Toc239453093"/>
+      <w:bookmarkStart w:id="4" w:name="_Toc239632508"/>
       <w:r>
         <w:rPr>
           <w:rFonts w:ascii="Calibri" w:hAnsi="Calibri" w:cs="Calibri"/>
@@ -2489,7 +2723,7 @@
           <w:szCs w:val="22"/>
         </w:rPr>
       </w:pPr>
-      <w:bookmarkStart w:id="5" w:name="_Toc239453094"/>
+      <w:bookmarkStart w:id="5" w:name="_Toc239632509"/>
       <w:r>
         <w:rPr>
           <w:b/>
@@ -2598,7 +2832,7 @@
           <w:color w:val="1F3864"/>
         </w:rPr>
       </w:pPr>
-      <w:bookmarkStart w:id="6" w:name="_Toc239453095"/>
+      <w:bookmarkStart w:id="6" w:name="_Toc239632510"/>
       <w:r>
         <w:rPr>
           <w:b/>
@@ -4520,7 +4754,7 @@
           <w:szCs w:val="28"/>
         </w:rPr>
       </w:pPr>
-      <w:bookmarkStart w:id="7" w:name="_Toc239453096"/>
+      <w:bookmarkStart w:id="7" w:name="_Toc239632511"/>
       <w:r>
         <w:rPr>
           <w:rFonts w:ascii="Calibri" w:hAnsi="Calibri" w:cs="Calibri"/>
@@ -4593,7 +4827,6 @@
     <w:p/>
     <w:p/>
     <w:p/>
-    <w:p/>
     <w:p>
       <w:pPr>
         <w:pStyle w:val="Ttulo2"/>
@@ -4610,7 +4843,7 @@
           <w:szCs w:val="28"/>
         </w:rPr>
       </w:pPr>
-      <w:bookmarkStart w:id="8" w:name="_Toc239453097"/>
+      <w:bookmarkStart w:id="8" w:name="_Toc239632512"/>
       <w:r>
         <w:rPr>
           <w:rFonts w:ascii="Calibri" w:hAnsi="Calibri" w:cs="Calibri"/>
@@ -6676,7 +6909,7 @@
           <w:szCs w:val="28"/>
         </w:rPr>
       </w:pPr>
-      <w:bookmarkStart w:id="9" w:name="_Toc239453098"/>
+      <w:bookmarkStart w:id="9" w:name="_Toc239632513"/>
       <w:r>
         <w:rPr>
           <w:rFonts w:ascii="Calibri" w:hAnsi="Calibri" w:cs="Calibri"/>
@@ -8426,7 +8659,7 @@
           <w:szCs w:val="28"/>
         </w:rPr>
       </w:pPr>
-      <w:bookmarkStart w:id="10" w:name="_Toc239453099"/>
+      <w:bookmarkStart w:id="10" w:name="_Toc239632514"/>
       <w:r>
         <w:rPr>
           <w:rFonts w:ascii="Calibri" w:hAnsi="Calibri" w:cs="Calibri"/>
@@ -9862,7 +10095,7 @@
           <w:szCs w:val="28"/>
         </w:rPr>
       </w:pPr>
-      <w:bookmarkStart w:id="11" w:name="_Toc239453100"/>
+      <w:bookmarkStart w:id="11" w:name="_Toc239632515"/>
       <w:r>
         <w:rPr>
           <w:rFonts w:ascii="Calibri" w:hAnsi="Calibri" w:cs="Calibri"/>
@@ -10034,23 +10267,7 @@
                 <w:sz w:val="16"/>
                 <w:szCs w:val="16"/>
               </w:rPr>
-              <w:t>RN-?? (</w:t>
-            </w:r>
-            <w:proofErr w:type="spellStart"/>
-            <w:r>
-              <w:rPr>
-                <w:sz w:val="16"/>
-                <w:szCs w:val="16"/>
-              </w:rPr>
-              <w:t>N°</w:t>
-            </w:r>
-            <w:proofErr w:type="spellEnd"/>
-            <w:r>
-              <w:rPr>
-                <w:sz w:val="16"/>
-                <w:szCs w:val="16"/>
-              </w:rPr>
-              <w:t xml:space="preserve"> )</w:t>
+              <w:t>RN-?? (N° )</w:t>
             </w:r>
           </w:p>
         </w:tc>
@@ -10364,11 +10581,13 @@
         <w:ind w:left="567" w:hanging="567"/>
         <w:rPr>
           <w:rFonts w:ascii="Calibri" w:hAnsi="Calibri" w:cs="Calibri"/>
+          <w:b/>
+          <w:bCs/>
           <w:sz w:val="28"/>
           <w:szCs w:val="28"/>
         </w:rPr>
       </w:pPr>
-      <w:bookmarkStart w:id="12" w:name="_Toc239453101"/>
+      <w:bookmarkStart w:id="12" w:name="_Toc239632516"/>
       <w:r>
         <w:rPr>
           <w:rFonts w:ascii="Calibri" w:hAnsi="Calibri" w:cs="Calibri"/>
@@ -10393,16 +10612,7 @@
     </w:p>
     <w:p>
       <w:pPr>
-        <w:pStyle w:val="Ttulo2"/>
-        <w:numPr>
-          <w:ilvl w:val="0"/>
-          <w:numId w:val="0"/>
-        </w:numPr>
-        <w:rPr>
-          <w:rFonts w:ascii="Calibri" w:hAnsi="Calibri" w:cs="Calibri"/>
-          <w:sz w:val="28"/>
-          <w:szCs w:val="28"/>
-        </w:rPr>
+        <w:ind w:left="567"/>
       </w:pPr>
       <w:r>
         <w:rPr>
@@ -10410,7 +10620,7 @@
           <w14:ligatures w14:val="standardContextual"/>
         </w:rPr>
         <w:drawing>
-          <wp:inline distT="0" distB="0" distL="0" distR="0" wp14:anchorId="4B25DA78" wp14:editId="5D36F7CB">
+          <wp:inline distT="0" distB="0" distL="0" distR="0" wp14:anchorId="5857C35C" wp14:editId="11F8AB34">
             <wp:extent cx="5612130" cy="3868420"/>
             <wp:effectExtent l="19050" t="19050" r="26670" b="17780"/>
             <wp:docPr id="174872875" name="Imagen 3"/>
@@ -10456,6 +10666,31 @@
           </wp:inline>
         </w:drawing>
       </w:r>
+    </w:p>
+    <w:p>
+      <w:pPr>
+        <w:pStyle w:val="Ttulo2"/>
+        <w:numPr>
+          <w:ilvl w:val="0"/>
+          <w:numId w:val="0"/>
+        </w:numPr>
+        <w:ind w:left="567"/>
+        <w:rPr>
+          <w:rFonts w:ascii="Calibri" w:hAnsi="Calibri" w:cs="Calibri"/>
+          <w:sz w:val="28"/>
+          <w:szCs w:val="28"/>
+        </w:rPr>
+      </w:pPr>
+      <w:r>
+        <w:rPr>
+          <w:rFonts w:ascii="Calibri" w:hAnsi="Calibri" w:cs="Calibri"/>
+          <w:b/>
+          <w:bCs/>
+          <w:sz w:val="28"/>
+          <w:szCs w:val="28"/>
+        </w:rPr>
+        <w:br/>
+      </w:r>
       <w:r>
         <w:br w:type="page"/>
       </w:r>
@@ -10474,7 +10709,7 @@
           <w:szCs w:val="28"/>
         </w:rPr>
       </w:pPr>
-      <w:bookmarkStart w:id="13" w:name="_Toc239453103"/>
+      <w:bookmarkStart w:id="13" w:name="_Toc239632517"/>
       <w:r>
         <w:rPr>
           <w:rFonts w:ascii="Calibri" w:hAnsi="Calibri" w:cs="Calibri"/>
@@ -10490,14 +10725,1016 @@
     </w:p>
     <w:p>
       <w:pPr>
-        <w:spacing w:after="160" w:line="278" w:lineRule="auto"/>
+        <w:pStyle w:val="Ttulo2"/>
+        <w:numPr>
+          <w:ilvl w:val="0"/>
+          <w:numId w:val="0"/>
+        </w:numPr>
+        <w:spacing w:line="240" w:lineRule="auto"/>
+        <w:ind w:left="714" w:hanging="572"/>
+        <w:rPr>
+          <w:rFonts w:ascii="Calibri" w:hAnsi="Calibri" w:cs="Calibri"/>
+          <w:b/>
+          <w:bCs/>
+          <w:sz w:val="28"/>
+          <w:szCs w:val="28"/>
+        </w:rPr>
       </w:pPr>
+      <w:bookmarkStart w:id="14" w:name="_Toc239632518"/>
+      <w:r>
+        <w:rPr>
+          <w:rFonts w:ascii="Calibri" w:hAnsi="Calibri" w:cs="Calibri"/>
+          <w:b/>
+          <w:bCs/>
+          <w:sz w:val="28"/>
+          <w:szCs w:val="28"/>
+        </w:rPr>
+        <w:t>4.1</w:t>
+      </w:r>
+      <w:r>
+        <w:rPr>
+          <w:rFonts w:ascii="Calibri" w:hAnsi="Calibri" w:cs="Calibri"/>
+          <w:b/>
+          <w:bCs/>
+        </w:rPr>
+        <w:t xml:space="preserve"> </w:t>
+      </w:r>
+      <w:r>
+        <w:rPr>
+          <w:rFonts w:ascii="Calibri" w:hAnsi="Calibri" w:cs="Calibri"/>
+          <w:b/>
+          <w:bCs/>
+          <w:sz w:val="28"/>
+          <w:szCs w:val="28"/>
+        </w:rPr>
+        <w:t>Grounded Prompting</w:t>
+      </w:r>
+      <w:bookmarkEnd w:id="14"/>
     </w:p>
     <w:p>
       <w:pPr>
-        <w:spacing w:after="160" w:line="278" w:lineRule="auto"/>
+        <w:tabs>
+          <w:tab w:val="left" w:pos="284"/>
+        </w:tabs>
+        <w:spacing w:line="240" w:lineRule="auto"/>
+        <w:ind w:left="284" w:hanging="709"/>
+        <w:jc w:val="both"/>
+        <w:rPr>
+          <w:b/>
+          <w:bCs/>
+        </w:rPr>
       </w:pPr>
       <w:r>
+        <w:rPr>
+          <w:b/>
+          <w:bCs/>
+        </w:rPr>
+        <w:tab/>
+        <w:t>Tarea Realizada:</w:t>
+      </w:r>
+      <w:r>
+        <w:rPr>
+          <w:b/>
+          <w:bCs/>
+        </w:rPr>
+        <w:t xml:space="preserve"> </w:t>
+      </w:r>
+      <w:r>
+        <w:t>Redacción del flujo principal y las extensiones de los casos de uso (Fase 4) y extracción en lote del modelo de dominio (Fase 3).</w:t>
+      </w:r>
+    </w:p>
+    <w:p>
+      <w:pPr>
+        <w:tabs>
+          <w:tab w:val="left" w:pos="284"/>
+        </w:tabs>
+        <w:spacing w:line="240" w:lineRule="auto"/>
+        <w:ind w:left="284" w:hanging="141"/>
+        <w:rPr>
+          <w:b/>
+          <w:bCs/>
+        </w:rPr>
+      </w:pPr>
+      <w:r>
+        <w:rPr>
+          <w:b/>
+          <w:bCs/>
+        </w:rPr>
+        <w:tab/>
+        <w:t>Justificación Técnica:</w:t>
+      </w:r>
+      <w:r>
+        <w:rPr>
+          <w:b/>
+          <w:bCs/>
+        </w:rPr>
+        <w:t xml:space="preserve"> </w:t>
+      </w:r>
+      <w:r>
+        <w:t>Obligó al modelo a trabajar únicamente con el inventario de afirmaciones extraídas, impidiendo que completara vacíos con supuestos genéricos sobre "cómo funcionaría normalmente un sistema así"</w:t>
+      </w:r>
+    </w:p>
+    <w:p>
+      <w:pPr>
+        <w:tabs>
+          <w:tab w:val="left" w:pos="284"/>
+        </w:tabs>
+        <w:spacing w:line="240" w:lineRule="auto"/>
+        <w:ind w:left="284" w:hanging="141"/>
+      </w:pPr>
+      <w:r>
+        <w:rPr>
+          <w:b/>
+          <w:bCs/>
+        </w:rPr>
+        <w:tab/>
+        <w:t>Antes:</w:t>
+      </w:r>
+      <w:r>
+        <w:t xml:space="preserve"> </w:t>
+      </w:r>
+      <w:r>
+        <w:t>En un primer intento sin la regla explícita de señalar contradicciones, el modelo redactó un paso asumiendo un umbral de aprobación de 85 puntos, omitiendo completamente otra cifra (80 puntos) presente en la fuente original y ocultando el conflicto</w:t>
+      </w:r>
+    </w:p>
+    <w:p>
+      <w:pPr>
+        <w:tabs>
+          <w:tab w:val="left" w:pos="284"/>
+        </w:tabs>
+        <w:spacing w:line="240" w:lineRule="auto"/>
+        <w:ind w:left="284" w:hanging="142"/>
+      </w:pPr>
+      <w:r>
+        <w:rPr>
+          <w:b/>
+          <w:bCs/>
+        </w:rPr>
+        <w:tab/>
+      </w:r>
+      <w:r>
+        <w:rPr>
+          <w:b/>
+          <w:bCs/>
+        </w:rPr>
+        <w:t>Después</w:t>
+      </w:r>
+      <w:r>
+        <w:rPr>
+          <w:b/>
+          <w:bCs/>
+        </w:rPr>
+        <w:t>:</w:t>
+      </w:r>
+      <w:r>
+        <w:rPr>
+          <w:b/>
+          <w:bCs/>
+        </w:rPr>
+        <w:t xml:space="preserve"> </w:t>
+      </w:r>
+      <w:r>
+        <w:t>Al aplicar reglas estrictas de anclaje, el mismo paso quedó marcado explícitamente como una posible inconsistencia interna no capturada, generando una pregunta pendiente para el representante del cliente en lugar de resolverse automáticamente.</w:t>
+      </w:r>
+    </w:p>
+    <w:p>
+      <w:pPr>
+        <w:tabs>
+          <w:tab w:val="left" w:pos="284"/>
+        </w:tabs>
+        <w:spacing w:line="240" w:lineRule="auto"/>
+        <w:ind w:firstLine="284"/>
+        <w:rPr>
+          <w:b/>
+          <w:bCs/>
+        </w:rPr>
+      </w:pPr>
+      <w:r>
+        <w:rPr>
+          <w:b/>
+          <w:bCs/>
+        </w:rPr>
+        <w:t>Evidencia y referencia</w:t>
+      </w:r>
+      <w:r>
+        <w:rPr>
+          <w:b/>
+          <w:bCs/>
+        </w:rPr>
+        <w:t xml:space="preserve">: </w:t>
+      </w:r>
+      <w:r>
+        <w:t>[</w:t>
+      </w:r>
+      <w:r>
+        <w:t>Anexo – imagen de prompt</w:t>
+      </w:r>
+      <w:r>
+        <w:t>]</w:t>
+      </w:r>
+    </w:p>
+    <w:p>
+      <w:pPr>
+        <w:pStyle w:val="Ttulo2"/>
+        <w:numPr>
+          <w:ilvl w:val="0"/>
+          <w:numId w:val="0"/>
+        </w:numPr>
+        <w:spacing w:line="240" w:lineRule="auto"/>
+        <w:ind w:left="714" w:hanging="572"/>
+        <w:rPr>
+          <w:rFonts w:ascii="Calibri" w:hAnsi="Calibri" w:cs="Calibri"/>
+          <w:b/>
+          <w:bCs/>
+          <w:sz w:val="28"/>
+          <w:szCs w:val="28"/>
+        </w:rPr>
+      </w:pPr>
+      <w:bookmarkStart w:id="15" w:name="_Toc239632519"/>
+      <w:r>
+        <w:rPr>
+          <w:rFonts w:ascii="Calibri" w:hAnsi="Calibri" w:cs="Calibri"/>
+          <w:b/>
+          <w:bCs/>
+          <w:sz w:val="28"/>
+          <w:szCs w:val="28"/>
+        </w:rPr>
+        <w:t xml:space="preserve">4.2 </w:t>
+      </w:r>
+      <w:r>
+        <w:rPr>
+          <w:rFonts w:ascii="Calibri" w:hAnsi="Calibri" w:cs="Calibri"/>
+          <w:b/>
+          <w:bCs/>
+          <w:sz w:val="28"/>
+          <w:szCs w:val="28"/>
+        </w:rPr>
+        <w:t>Structured Output Prompting</w:t>
+      </w:r>
+      <w:bookmarkEnd w:id="15"/>
+    </w:p>
+    <w:p>
+      <w:pPr>
+        <w:spacing w:line="240" w:lineRule="auto"/>
+        <w:ind w:left="284" w:hanging="284"/>
+        <w:rPr>
+          <w:b/>
+          <w:bCs/>
+        </w:rPr>
+      </w:pPr>
+      <w:r>
+        <w:rPr>
+          <w:b/>
+          <w:bCs/>
+        </w:rPr>
+        <w:tab/>
+        <w:t>Tarea Realizada:</w:t>
+      </w:r>
+      <w:r>
+        <w:t xml:space="preserve"> </w:t>
+      </w:r>
+      <w:r>
+        <w:t>Consolidación de las inconsistencias detectadas y generación de la tabla resumen final en formato Markdown (Fase 2)</w:t>
+      </w:r>
+    </w:p>
+    <w:p>
+      <w:pPr>
+        <w:spacing w:line="240" w:lineRule="auto"/>
+        <w:ind w:left="284" w:hanging="142"/>
+        <w:rPr>
+          <w:b/>
+          <w:bCs/>
+        </w:rPr>
+      </w:pPr>
+      <w:r>
+        <w:rPr>
+          <w:b/>
+          <w:bCs/>
+        </w:rPr>
+        <w:tab/>
+        <w:t>Justificación Técnica:</w:t>
+      </w:r>
+      <w:r>
+        <w:rPr>
+          <w:b/>
+          <w:bCs/>
+        </w:rPr>
+        <w:t xml:space="preserve"> </w:t>
+      </w:r>
+      <w:r>
+        <w:t>Forzó un esquema fijo (campos obligatorios como id, grupo</w:t>
+      </w:r>
+      <w:r>
+        <w:t>_</w:t>
+      </w:r>
+      <w:r>
+        <w:t>origen, validado_por_equipo) sobre el contenido existente para estandarizar la salida y dejarla lista para la validación</w:t>
+      </w:r>
+    </w:p>
+    <w:p>
+      <w:pPr>
+        <w:spacing w:line="240" w:lineRule="auto"/>
+        <w:ind w:left="284" w:hanging="567"/>
+        <w:rPr>
+          <w:b/>
+          <w:bCs/>
+        </w:rPr>
+      </w:pPr>
+      <w:r>
+        <w:rPr>
+          <w:b/>
+          <w:bCs/>
+        </w:rPr>
+        <w:tab/>
+        <w:t>Antes:</w:t>
+      </w:r>
+      <w:r>
+        <w:t xml:space="preserve"> </w:t>
+      </w:r>
+      <w:r>
+        <w:t>La interfaz del chat truncaba los identificadores de tiempo porque interpretaba los corchetes como sintaxis nativa de Markdown. Además, un enfoque inicial de tabla "transpuesta" (16 columnas) habría forzado al modelo a recortar párrafos completos para mantener un ancho manejable</w:t>
+      </w:r>
+      <w:r>
+        <w:rPr>
+          <w:b/>
+          <w:bCs/>
+        </w:rPr>
+        <w:t>.</w:t>
+      </w:r>
+    </w:p>
+    <w:p>
+      <w:pPr>
+        <w:spacing w:line="240" w:lineRule="auto"/>
+        <w:ind w:left="284" w:hanging="142"/>
+      </w:pPr>
+      <w:r>
+        <w:rPr>
+          <w:b/>
+          <w:bCs/>
+        </w:rPr>
+        <w:tab/>
+        <w:t>Después</w:t>
+      </w:r>
+      <w:r>
+        <w:t>:</w:t>
+      </w:r>
+      <w:r>
+        <w:t xml:space="preserve"> </w:t>
+      </w:r>
+      <w:r>
+        <w:t>Se ajustó la estructura exigiendo la salida estrictamente dentro de un bloque de código y orientando la tabla con ítems en filas y campos en columnas, preservando la totalidad de los datos largos sin truncamientos</w:t>
+      </w:r>
+    </w:p>
+    <w:p>
+      <w:pPr>
+        <w:spacing w:line="240" w:lineRule="auto"/>
+        <w:ind w:firstLine="284"/>
+        <w:jc w:val="both"/>
+      </w:pPr>
+      <w:r>
+        <w:rPr>
+          <w:b/>
+          <w:bCs/>
+        </w:rPr>
+        <w:t>Evidencia y referencia</w:t>
+      </w:r>
+      <w:r>
+        <w:rPr>
+          <w:b/>
+          <w:bCs/>
+        </w:rPr>
+        <w:t xml:space="preserve">: </w:t>
+      </w:r>
+      <w:r>
+        <w:t>[</w:t>
+      </w:r>
+      <w:r>
+        <w:t>Anexo – imagen de prompt</w:t>
+      </w:r>
+      <w:r>
+        <w:t>]</w:t>
+      </w:r>
+    </w:p>
+    <w:p>
+      <w:pPr>
+        <w:pStyle w:val="Ttulo2"/>
+        <w:numPr>
+          <w:ilvl w:val="0"/>
+          <w:numId w:val="0"/>
+        </w:numPr>
+        <w:spacing w:line="240" w:lineRule="auto"/>
+        <w:ind w:left="714" w:hanging="572"/>
+        <w:rPr>
+          <w:rFonts w:ascii="Calibri" w:hAnsi="Calibri" w:cs="Calibri"/>
+          <w:b/>
+          <w:bCs/>
+          <w:sz w:val="28"/>
+          <w:szCs w:val="28"/>
+        </w:rPr>
+      </w:pPr>
+      <w:bookmarkStart w:id="16" w:name="_Toc239632520"/>
+      <w:r>
+        <w:rPr>
+          <w:rFonts w:ascii="Calibri" w:hAnsi="Calibri" w:cs="Calibri"/>
+          <w:b/>
+          <w:bCs/>
+          <w:sz w:val="28"/>
+          <w:szCs w:val="28"/>
+        </w:rPr>
+        <w:t xml:space="preserve">4.3 </w:t>
+      </w:r>
+      <w:r>
+        <w:rPr>
+          <w:rFonts w:ascii="Calibri" w:hAnsi="Calibri" w:cs="Calibri"/>
+          <w:b/>
+          <w:bCs/>
+          <w:sz w:val="28"/>
+          <w:szCs w:val="28"/>
+        </w:rPr>
+        <w:t>LLM-as-a-Judge</w:t>
+      </w:r>
+      <w:bookmarkEnd w:id="16"/>
+      <w:r>
+        <w:rPr>
+          <w:rFonts w:ascii="Calibri" w:hAnsi="Calibri" w:cs="Calibri"/>
+          <w:b/>
+          <w:bCs/>
+          <w:sz w:val="28"/>
+          <w:szCs w:val="28"/>
+        </w:rPr>
+        <w:t xml:space="preserve"> </w:t>
+      </w:r>
+    </w:p>
+    <w:p>
+      <w:pPr>
+        <w:spacing w:line="240" w:lineRule="auto"/>
+        <w:ind w:left="284" w:hanging="142"/>
+        <w:rPr>
+          <w:b/>
+          <w:bCs/>
+        </w:rPr>
+      </w:pPr>
+      <w:r>
+        <w:rPr>
+          <w:b/>
+          <w:bCs/>
+        </w:rPr>
+        <w:tab/>
+        <w:t>Tarea Realizada:</w:t>
+      </w:r>
+      <w:r>
+        <w:rPr>
+          <w:b/>
+          <w:bCs/>
+        </w:rPr>
+        <w:t xml:space="preserve"> </w:t>
+      </w:r>
+      <w:r>
+        <w:t>Auditoría de la calidad y trazabilidad de los Requisitos No Funcionales (RQNF) generados previamente (Fase 5)</w:t>
+      </w:r>
+    </w:p>
+    <w:p>
+      <w:pPr>
+        <w:spacing w:line="240" w:lineRule="auto"/>
+        <w:ind w:left="284" w:hanging="142"/>
+        <w:rPr>
+          <w:b/>
+          <w:bCs/>
+        </w:rPr>
+      </w:pPr>
+      <w:r>
+        <w:rPr>
+          <w:b/>
+          <w:bCs/>
+        </w:rPr>
+        <w:tab/>
+        <w:t>Justificación Técnica:</w:t>
+      </w:r>
+      <w:r>
+        <w:rPr>
+          <w:b/>
+          <w:bCs/>
+        </w:rPr>
+        <w:t xml:space="preserve"> </w:t>
+      </w:r>
+      <w:r>
+        <w:t>El uso del modelo como juez, evaluando contra una rúbrica estricta de 6 partes (fuente, estímulo, artefacto, entorno, respuesta y medida), aseguró que cada requisito tuviese un criterio de verificación numérico o verificable objetivamente.</w:t>
+      </w:r>
+    </w:p>
+    <w:p>
+      <w:pPr>
+        <w:spacing w:line="240" w:lineRule="auto"/>
+        <w:ind w:left="284" w:hanging="142"/>
+        <w:rPr>
+          <w:b/>
+          <w:bCs/>
+        </w:rPr>
+      </w:pPr>
+      <w:r>
+        <w:rPr>
+          <w:b/>
+          <w:bCs/>
+        </w:rPr>
+        <w:tab/>
+        <w:t>Antes:</w:t>
+      </w:r>
+      <w:r>
+        <w:rPr>
+          <w:b/>
+          <w:bCs/>
+        </w:rPr>
+        <w:t xml:space="preserve"> </w:t>
+      </w:r>
+      <w:r>
+        <w:t>El modelo había dado por válido un requisito ambiguo que indicaba: "El sistema debe procesar los casos de integración de forma asincrónica, sin perder información por caídas."</w:t>
+      </w:r>
+    </w:p>
+    <w:p>
+      <w:pPr>
+        <w:spacing w:line="240" w:lineRule="auto"/>
+        <w:ind w:left="284" w:hanging="284"/>
+        <w:rPr>
+          <w:b/>
+          <w:bCs/>
+        </w:rPr>
+      </w:pPr>
+      <w:r>
+        <w:rPr>
+          <w:b/>
+          <w:bCs/>
+        </w:rPr>
+        <w:lastRenderedPageBreak/>
+        <w:tab/>
+        <w:t>Después:</w:t>
+      </w:r>
+      <w:r>
+        <w:rPr>
+          <w:b/>
+          <w:bCs/>
+        </w:rPr>
+        <w:t xml:space="preserve"> </w:t>
+      </w:r>
+      <w:r>
+        <w:t>Puedo</w:t>
+      </w:r>
+      <w:r>
+        <w:rPr>
+          <w:b/>
+          <w:bCs/>
+        </w:rPr>
+        <w:t xml:space="preserve"> </w:t>
+      </w:r>
+      <w:r>
+        <w:t>detect</w:t>
+      </w:r>
+      <w:r>
+        <w:t>ar</w:t>
+      </w:r>
+      <w:r>
+        <w:t xml:space="preserve"> la carencia métrica y devolvió la alerta explícita: "[NO CUMPLE: falta Entorno y Medida de respuesta numérica]", evitando que el equipo presentara un requisito defectuoso y obligando a definir métricas exactas.</w:t>
+      </w:r>
+      <w:r>
+        <w:rPr>
+          <w:b/>
+          <w:bCs/>
+        </w:rPr>
+        <w:br/>
+      </w:r>
+      <w:r>
+        <w:rPr>
+          <w:b/>
+          <w:bCs/>
+        </w:rPr>
+        <w:br/>
+      </w:r>
+      <w:r>
+        <w:rPr>
+          <w:b/>
+          <w:bCs/>
+        </w:rPr>
+        <w:t>Evidencia</w:t>
+      </w:r>
+      <w:r>
+        <w:rPr>
+          <w:b/>
+          <w:bCs/>
+        </w:rPr>
+        <w:t xml:space="preserve"> y referencia</w:t>
+      </w:r>
+      <w:r>
+        <w:rPr>
+          <w:b/>
+          <w:bCs/>
+        </w:rPr>
+        <w:t xml:space="preserve">: </w:t>
+      </w:r>
+      <w:r>
+        <w:t>[</w:t>
+      </w:r>
+      <w:r>
+        <w:t>Anexo – imagen de prompt</w:t>
+      </w:r>
+      <w:r>
+        <w:t>]</w:t>
+      </w:r>
+    </w:p>
+    <w:p>
+      <w:pPr>
+        <w:pStyle w:val="Ttulo2"/>
+        <w:numPr>
+          <w:ilvl w:val="0"/>
+          <w:numId w:val="0"/>
+        </w:numPr>
+        <w:spacing w:line="240" w:lineRule="auto"/>
+        <w:ind w:left="714" w:hanging="572"/>
+        <w:rPr>
+          <w:rFonts w:ascii="Calibri" w:hAnsi="Calibri" w:cs="Calibri"/>
+          <w:b/>
+          <w:bCs/>
+          <w:sz w:val="28"/>
+          <w:szCs w:val="28"/>
+        </w:rPr>
+      </w:pPr>
+      <w:bookmarkStart w:id="17" w:name="_Toc239632521"/>
+      <w:r>
+        <w:rPr>
+          <w:rFonts w:ascii="Calibri" w:hAnsi="Calibri" w:cs="Calibri"/>
+          <w:b/>
+          <w:bCs/>
+          <w:sz w:val="28"/>
+          <w:szCs w:val="28"/>
+        </w:rPr>
+        <w:t xml:space="preserve">4.4 </w:t>
+      </w:r>
+      <w:r>
+        <w:rPr>
+          <w:rFonts w:ascii="Calibri" w:hAnsi="Calibri" w:cs="Calibri"/>
+          <w:b/>
+          <w:bCs/>
+          <w:sz w:val="28"/>
+          <w:szCs w:val="28"/>
+        </w:rPr>
+        <w:t>Plan-and-Solve Prompting</w:t>
+      </w:r>
+      <w:r>
+        <w:rPr>
+          <w:rFonts w:ascii="Calibri" w:hAnsi="Calibri" w:cs="Calibri"/>
+          <w:b/>
+          <w:bCs/>
+          <w:sz w:val="28"/>
+          <w:szCs w:val="28"/>
+        </w:rPr>
+        <w:t xml:space="preserve"> + </w:t>
+      </w:r>
+      <w:r>
+        <w:rPr>
+          <w:rFonts w:ascii="Calibri" w:hAnsi="Calibri" w:cs="Calibri"/>
+          <w:b/>
+          <w:bCs/>
+          <w:sz w:val="28"/>
+          <w:szCs w:val="28"/>
+        </w:rPr>
+        <w:t>Grounded Prompting</w:t>
+      </w:r>
+      <w:bookmarkEnd w:id="17"/>
+    </w:p>
+    <w:p>
+      <w:pPr>
+        <w:spacing w:line="240" w:lineRule="auto"/>
+        <w:ind w:left="357"/>
+        <w:rPr>
+          <w:b/>
+          <w:bCs/>
+        </w:rPr>
+      </w:pPr>
+      <w:r>
+        <w:rPr>
+          <w:b/>
+          <w:bCs/>
+        </w:rPr>
+        <w:t>Tarea Realizada:</w:t>
+      </w:r>
+      <w:r>
+        <w:rPr>
+          <w:b/>
+          <w:bCs/>
+        </w:rPr>
+        <w:t xml:space="preserve"> </w:t>
+      </w:r>
+      <w:r>
+        <w:t>Selección de los casos de uso candidatos por nivel de riesgo y redacción del flujo extendido de los tres elegidos.</w:t>
+      </w:r>
+    </w:p>
+    <w:p>
+      <w:pPr>
+        <w:spacing w:line="240" w:lineRule="auto"/>
+        <w:ind w:left="357"/>
+        <w:rPr>
+          <w:b/>
+          <w:bCs/>
+        </w:rPr>
+      </w:pPr>
+      <w:r>
+        <w:rPr>
+          <w:b/>
+          <w:bCs/>
+        </w:rPr>
+        <w:t>Justificación Técnica:</w:t>
+      </w:r>
+      <w:r>
+        <w:t xml:space="preserve"> </w:t>
+      </w:r>
+      <w:r>
+        <w:t>Se usó Plan-and-Solve para identificar y ordenar los casos por riesgo sin redactarlos prematuramente, combinado con Grounded Prompting para que la redacción posterior de cada paso se anclara en citas del inventario sin inventar supuestos.</w:t>
+      </w:r>
+    </w:p>
+    <w:p>
+      <w:pPr>
+        <w:spacing w:line="240" w:lineRule="auto"/>
+        <w:ind w:left="357"/>
+        <w:rPr>
+          <w:b/>
+          <w:bCs/>
+        </w:rPr>
+      </w:pPr>
+      <w:r>
+        <w:rPr>
+          <w:b/>
+          <w:bCs/>
+        </w:rPr>
+        <w:t>Antes:</w:t>
+      </w:r>
+      <w:r>
+        <w:t xml:space="preserve"> </w:t>
+      </w:r>
+      <w:r>
+        <w:t>En un primer intento sin la regla estricta de señalar contradicciones, el modelo redactó la aprobación automática asumiendo un solo umbral (85 puntos) y ocultó que existía otra cifra contradictoria en la fuente.</w:t>
+      </w:r>
+    </w:p>
+    <w:p>
+      <w:pPr>
+        <w:spacing w:line="240" w:lineRule="auto"/>
+        <w:ind w:left="357"/>
+        <w:rPr>
+          <w:b/>
+          <w:bCs/>
+        </w:rPr>
+      </w:pPr>
+      <w:r>
+        <w:rPr>
+          <w:b/>
+          <w:bCs/>
+        </w:rPr>
+        <w:t>Después:</w:t>
+      </w:r>
+      <w:r>
+        <w:t xml:space="preserve"> </w:t>
+      </w:r>
+      <w:r>
+        <w:t>Al aplicar explícitamente la regla de contradicciones, el paso conflictivo se marcó correctamente como una "pregunta pendiente" en vez de imprimirse como un hecho ya resuelto.</w:t>
+      </w:r>
+      <w:r>
+        <w:rPr>
+          <w:b/>
+          <w:bCs/>
+        </w:rPr>
+        <w:br/>
+      </w:r>
+      <w:r>
+        <w:rPr>
+          <w:b/>
+          <w:bCs/>
+        </w:rPr>
+        <w:br/>
+      </w:r>
+      <w:r>
+        <w:rPr>
+          <w:b/>
+          <w:bCs/>
+        </w:rPr>
+        <w:t>Evidencia y referencia</w:t>
+      </w:r>
+      <w:r>
+        <w:rPr>
+          <w:b/>
+          <w:bCs/>
+        </w:rPr>
+        <w:t xml:space="preserve">: </w:t>
+      </w:r>
+      <w:r>
+        <w:t>[</w:t>
+      </w:r>
+      <w:r>
+        <w:t>Anexo – imagen de prompt</w:t>
+      </w:r>
+      <w:r>
+        <w:t>]</w:t>
+      </w:r>
+    </w:p>
+    <w:p>
+      <w:pPr>
+        <w:pStyle w:val="Ttulo2"/>
+        <w:numPr>
+          <w:ilvl w:val="0"/>
+          <w:numId w:val="0"/>
+        </w:numPr>
+        <w:spacing w:line="240" w:lineRule="auto"/>
+        <w:ind w:left="714" w:hanging="572"/>
+        <w:rPr>
+          <w:rFonts w:ascii="Calibri" w:hAnsi="Calibri" w:cs="Calibri"/>
+          <w:b/>
+          <w:bCs/>
+          <w:sz w:val="28"/>
+          <w:szCs w:val="28"/>
+        </w:rPr>
+      </w:pPr>
+      <w:bookmarkStart w:id="18" w:name="_Toc239632522"/>
+      <w:r>
+        <w:rPr>
+          <w:rFonts w:ascii="Calibri" w:hAnsi="Calibri" w:cs="Calibri"/>
+          <w:b/>
+          <w:bCs/>
+          <w:sz w:val="28"/>
+          <w:szCs w:val="28"/>
+        </w:rPr>
+        <w:t xml:space="preserve">4.5 </w:t>
+      </w:r>
+      <w:r>
+        <w:rPr>
+          <w:rFonts w:ascii="Calibri" w:hAnsi="Calibri" w:cs="Calibri"/>
+          <w:b/>
+          <w:bCs/>
+          <w:sz w:val="28"/>
+          <w:szCs w:val="28"/>
+        </w:rPr>
+        <w:t>Plan-and-Solve Prompting</w:t>
+      </w:r>
+      <w:bookmarkEnd w:id="18"/>
+    </w:p>
+    <w:p>
+      <w:pPr>
+        <w:spacing w:line="240" w:lineRule="auto"/>
+        <w:ind w:left="357"/>
+        <w:rPr>
+          <w:b/>
+          <w:bCs/>
+        </w:rPr>
+      </w:pPr>
+      <w:r>
+        <w:rPr>
+          <w:b/>
+          <w:bCs/>
+        </w:rPr>
+        <w:t>Tarea Realizada:</w:t>
+      </w:r>
+      <w:r>
+        <w:rPr>
+          <w:b/>
+          <w:bCs/>
+        </w:rPr>
+        <w:t xml:space="preserve"> </w:t>
+      </w:r>
+      <w:r>
+        <w:t>Selección de casos de uso candidatos basándose en su riesgo estimado (Fase 4), priorizando aquellos afectados por hallazgos de inconsistencias previos</w:t>
+      </w:r>
+    </w:p>
+    <w:p>
+      <w:pPr>
+        <w:spacing w:line="240" w:lineRule="auto"/>
+        <w:ind w:left="357"/>
+        <w:rPr>
+          <w:b/>
+          <w:bCs/>
+        </w:rPr>
+      </w:pPr>
+      <w:r>
+        <w:rPr>
+          <w:b/>
+          <w:bCs/>
+        </w:rPr>
+        <w:t>Justificación Técnica:</w:t>
+      </w:r>
+      <w:r>
+        <w:rPr>
+          <w:b/>
+          <w:bCs/>
+        </w:rPr>
+        <w:t xml:space="preserve"> </w:t>
+      </w:r>
+      <w:r>
+        <w:t>Permitió separar la toma de decisiones (selección de casos) de la ejecución (redacción de flujos), evitando el compromiso prematuro con un caso de uso antes de poder comparar todas las opciones disponibles.</w:t>
+      </w:r>
+    </w:p>
+    <w:p>
+      <w:pPr>
+        <w:spacing w:line="240" w:lineRule="auto"/>
+        <w:ind w:left="357"/>
+        <w:rPr>
+          <w:b/>
+          <w:bCs/>
+        </w:rPr>
+      </w:pPr>
+      <w:r>
+        <w:rPr>
+          <w:b/>
+          <w:bCs/>
+        </w:rPr>
+        <w:t>Antes</w:t>
+      </w:r>
+      <w:r>
+        <w:t>:</w:t>
+      </w:r>
+      <w:r>
+        <w:t xml:space="preserve"> </w:t>
+      </w:r>
+      <w:r>
+        <w:t>Sin esta separación entre planificar y resolver, solicitar directamente los casos de uso habría implicado redactar los flujos inmediatamente, forzando un compromiso con casos específicos antes de tener la oportunidad de comparar todos los candidatos entre sí</w:t>
+      </w:r>
+    </w:p>
+    <w:p>
+      <w:pPr>
+        <w:spacing w:line="240" w:lineRule="auto"/>
+        <w:ind w:left="357"/>
+        <w:rPr>
+          <w:b/>
+          <w:bCs/>
+        </w:rPr>
+      </w:pPr>
+      <w:r>
+        <w:rPr>
+          <w:b/>
+          <w:bCs/>
+        </w:rPr>
+        <w:t>Después:</w:t>
+      </w:r>
+      <w:r>
+        <w:rPr>
+          <w:b/>
+          <w:bCs/>
+        </w:rPr>
+        <w:t xml:space="preserve"> </w:t>
+      </w:r>
+      <w:r>
+        <w:t>Al pedir primero solo la lista, el modelo devolvió 11 candidatos, destacando 4 de riesgo "alto". Esto facilitó que el equipo descartara proactivamente casos (como "Diseñar y publicar un flujo") antes de invertir esfuerzo innecesario en su redacción extendida.</w:t>
+      </w:r>
+      <w:r>
+        <w:rPr>
+          <w:b/>
+          <w:bCs/>
+        </w:rPr>
+        <w:br/>
+      </w:r>
+      <w:r>
+        <w:rPr>
+          <w:b/>
+          <w:bCs/>
+        </w:rPr>
+        <w:br/>
+      </w:r>
+      <w:r>
+        <w:rPr>
+          <w:b/>
+          <w:bCs/>
+        </w:rPr>
+        <w:t>Evidencia y referencia</w:t>
+      </w:r>
+      <w:r>
+        <w:rPr>
+          <w:b/>
+          <w:bCs/>
+        </w:rPr>
+        <w:t xml:space="preserve">: </w:t>
+      </w:r>
+      <w:r>
+        <w:t>[</w:t>
+      </w:r>
+      <w:r>
+        <w:t>Anexo – imagen de prompt</w:t>
+      </w:r>
+      <w:r>
+        <w:t>]</w:t>
+      </w:r>
+    </w:p>
+    <w:p>
+      <w:pPr>
+        <w:pStyle w:val="Ttulo2"/>
+        <w:numPr>
+          <w:ilvl w:val="0"/>
+          <w:numId w:val="0"/>
+        </w:numPr>
+        <w:ind w:left="714" w:hanging="357"/>
+        <w:rPr>
+          <w:rFonts w:ascii="Calibri" w:hAnsi="Calibri" w:cs="Calibri"/>
+          <w:b/>
+          <w:bCs/>
+        </w:rPr>
+      </w:pPr>
+      <w:r>
+        <w:rPr>
+          <w:rFonts w:ascii="Calibri" w:hAnsi="Calibri" w:cs="Calibri"/>
+          <w:b/>
+          <w:bCs/>
+        </w:rPr>
         <w:br w:type="page"/>
       </w:r>
     </w:p>
@@ -10515,7 +11752,7 @@
           <w:szCs w:val="28"/>
         </w:rPr>
       </w:pPr>
-      <w:bookmarkStart w:id="14" w:name="_Toc239453104"/>
+      <w:bookmarkStart w:id="19" w:name="_Toc239632523"/>
       <w:r>
         <w:rPr>
           <w:rFonts w:ascii="Calibri" w:hAnsi="Calibri" w:cs="Calibri"/>
@@ -10527,7 +11764,7 @@
         <w:lastRenderedPageBreak/>
         <w:t>Inconsistencias detectadas y su resolución</w:t>
       </w:r>
-      <w:bookmarkEnd w:id="14"/>
+      <w:bookmarkEnd w:id="19"/>
       <w:r>
         <w:rPr>
           <w:rFonts w:ascii="Calibri" w:hAnsi="Calibri" w:cs="Calibri"/>
@@ -10556,7 +11793,7 @@
           <w:szCs w:val="22"/>
         </w:rPr>
       </w:pPr>
-      <w:bookmarkStart w:id="15" w:name="_Toc239453105"/>
+      <w:bookmarkStart w:id="20" w:name="_Toc239632524"/>
       <w:r>
         <w:rPr>
           <w:rFonts w:ascii="Calibri" w:hAnsi="Calibri" w:cs="Calibri"/>
@@ -10568,7 +11805,7 @@
         </w:rPr>
         <w:t>5.1 Inconsistencias resueltas</w:t>
       </w:r>
-      <w:bookmarkEnd w:id="15"/>
+      <w:bookmarkEnd w:id="20"/>
     </w:p>
     <w:tbl>
       <w:tblPr>
@@ -10997,14 +12234,7 @@
                 <w:sz w:val="16"/>
                 <w:szCs w:val="16"/>
               </w:rPr>
-              <w:t>H-0</w:t>
-            </w:r>
-            <w:r>
-              <w:rPr>
-                <w:sz w:val="16"/>
-                <w:szCs w:val="16"/>
-              </w:rPr>
-              <w:t>2</w:t>
+              <w:t>H-02</w:t>
             </w:r>
           </w:p>
         </w:tc>
@@ -11178,14 +12408,7 @@
                 <w:sz w:val="16"/>
                 <w:szCs w:val="16"/>
               </w:rPr>
-              <w:t>H-0</w:t>
-            </w:r>
-            <w:r>
-              <w:rPr>
-                <w:sz w:val="16"/>
-                <w:szCs w:val="16"/>
-              </w:rPr>
-              <w:t>3</w:t>
+              <w:t>H-03</w:t>
             </w:r>
           </w:p>
         </w:tc>
@@ -11311,39 +12534,7 @@
                 <w:sz w:val="16"/>
                 <w:szCs w:val="16"/>
               </w:rPr>
-              <w:t>Se define un modo de carga por lote (</w:t>
-            </w:r>
-            <w:proofErr w:type="spellStart"/>
-            <w:r>
-              <w:rPr>
-                <w:sz w:val="16"/>
-                <w:szCs w:val="16"/>
-              </w:rPr>
-              <w:t>bulk</w:t>
-            </w:r>
-            <w:proofErr w:type="spellEnd"/>
-            <w:r>
-              <w:rPr>
-                <w:sz w:val="16"/>
-                <w:szCs w:val="16"/>
-              </w:rPr>
-              <w:t xml:space="preserve">) con límite propio para cargas masivas predecibles (histórico inicial, catch-up tras caídas). Para tráfico estándar, exceso de límite = rechazo con cabecera </w:t>
-            </w:r>
-            <w:proofErr w:type="spellStart"/>
-            <w:r>
-              <w:rPr>
-                <w:sz w:val="16"/>
-                <w:szCs w:val="16"/>
-              </w:rPr>
-              <w:t>Retry</w:t>
-            </w:r>
-            <w:proofErr w:type="spellEnd"/>
-            <w:r>
-              <w:rPr>
-                <w:sz w:val="16"/>
-                <w:szCs w:val="16"/>
-              </w:rPr>
-              <w:t>-After.</w:t>
+              <w:t>Se define un modo de carga por lote (bulk) con límite propio para cargas masivas predecibles (histórico inicial, catch-up tras caídas). Para tráfico estándar, exceso de límite = rechazo con cabecera Retry-After.</w:t>
             </w:r>
           </w:p>
         </w:tc>
@@ -11400,14 +12591,7 @@
                 <w:sz w:val="16"/>
                 <w:szCs w:val="16"/>
               </w:rPr>
-              <w:t>H-0</w:t>
-            </w:r>
-            <w:r>
-              <w:rPr>
-                <w:sz w:val="16"/>
-                <w:szCs w:val="16"/>
-              </w:rPr>
-              <w:t>4</w:t>
+              <w:t>H-04</w:t>
             </w:r>
           </w:p>
         </w:tc>
@@ -11581,14 +12765,7 @@
                 <w:sz w:val="16"/>
                 <w:szCs w:val="16"/>
               </w:rPr>
-              <w:t>H-0</w:t>
-            </w:r>
-            <w:r>
-              <w:rPr>
-                <w:sz w:val="16"/>
-                <w:szCs w:val="16"/>
-              </w:rPr>
-              <w:t>5</w:t>
+              <w:t>H-05</w:t>
             </w:r>
           </w:p>
         </w:tc>
@@ -11764,14 +12941,7 @@
                 <w:sz w:val="16"/>
                 <w:szCs w:val="16"/>
               </w:rPr>
-              <w:t>H-0</w:t>
-            </w:r>
-            <w:r>
-              <w:rPr>
-                <w:sz w:val="16"/>
-                <w:szCs w:val="16"/>
-              </w:rPr>
-              <w:t>6</w:t>
+              <w:t>H-06</w:t>
             </w:r>
           </w:p>
         </w:tc>
@@ -11945,14 +13115,7 @@
                 <w:sz w:val="16"/>
                 <w:szCs w:val="16"/>
               </w:rPr>
-              <w:t>H-0</w:t>
-            </w:r>
-            <w:r>
-              <w:rPr>
-                <w:sz w:val="16"/>
-                <w:szCs w:val="16"/>
-              </w:rPr>
-              <w:t>7</w:t>
+              <w:t>H-07</w:t>
             </w:r>
           </w:p>
         </w:tc>
@@ -12446,7 +13609,7 @@
               </w:rPr>
               <w:t xml:space="preserve">Se cobra una validación por caso, salvo que exista evidencia nueva sustantiva que gatille un </w:t>
             </w:r>
-            <w:bookmarkStart w:id="16" w:name="_Int_L8h7j53o"/>
+            <w:bookmarkStart w:id="21" w:name="_Int_L8h7j53o"/>
             <w:r>
               <w:rPr>
                 <w:sz w:val="16"/>
@@ -12454,7 +13617,7 @@
               </w:rPr>
               <w:t>reanálisis completo</w:t>
             </w:r>
-            <w:bookmarkEnd w:id="16"/>
+            <w:bookmarkEnd w:id="21"/>
             <w:r>
               <w:rPr>
                 <w:sz w:val="16"/>
@@ -12744,14 +13907,7 @@
                 <w:sz w:val="18"/>
                 <w:szCs w:val="18"/>
               </w:rPr>
-              <w:t>H-</w:t>
-            </w:r>
-            <w:r>
-              <w:rPr>
-                <w:sz w:val="18"/>
-                <w:szCs w:val="18"/>
-              </w:rPr>
-              <w:t>10</w:t>
+              <w:t>H-10</w:t>
             </w:r>
           </w:p>
         </w:tc>
@@ -12925,14 +14081,7 @@
                 <w:sz w:val="18"/>
                 <w:szCs w:val="18"/>
               </w:rPr>
-              <w:t>H-</w:t>
-            </w:r>
-            <w:r>
-              <w:rPr>
-                <w:sz w:val="18"/>
-                <w:szCs w:val="18"/>
-              </w:rPr>
-              <w:t>11</w:t>
+              <w:t>H-11</w:t>
             </w:r>
           </w:p>
         </w:tc>
@@ -13107,14 +14256,7 @@
                 <w:sz w:val="18"/>
                 <w:szCs w:val="18"/>
               </w:rPr>
-              <w:t>H-</w:t>
-            </w:r>
-            <w:r>
-              <w:rPr>
-                <w:sz w:val="18"/>
-                <w:szCs w:val="18"/>
-              </w:rPr>
-              <w:t>12</w:t>
+              <w:t>H-12</w:t>
             </w:r>
           </w:p>
         </w:tc>
@@ -13288,14 +14430,7 @@
                 <w:sz w:val="18"/>
                 <w:szCs w:val="18"/>
               </w:rPr>
-              <w:t>H-1</w:t>
-            </w:r>
-            <w:r>
-              <w:rPr>
-                <w:sz w:val="18"/>
-                <w:szCs w:val="18"/>
-              </w:rPr>
-              <w:t>3</w:t>
+              <w:t>H-13</w:t>
             </w:r>
           </w:p>
         </w:tc>
@@ -13353,23 +14488,7 @@
                 <w:sz w:val="16"/>
                 <w:szCs w:val="16"/>
               </w:rPr>
-              <w:t xml:space="preserve">§2.10 (integración mediante llamadas en línea y envío de evidencia en la misma llamada), §4 (intercambio de archivos en carpeta compartida mediante procesos periódicos), ENT7 [00:01:06] (sistema central sin servicios web; integración mediante intercambio de archivos; las llamadas en línea contra el </w:t>
-            </w:r>
-            <w:proofErr w:type="spellStart"/>
-            <w:r>
-              <w:rPr>
-                <w:sz w:val="16"/>
-                <w:szCs w:val="16"/>
-              </w:rPr>
-              <w:t>core</w:t>
-            </w:r>
-            <w:proofErr w:type="spellEnd"/>
-            <w:r>
-              <w:rPr>
-                <w:sz w:val="16"/>
-                <w:szCs w:val="16"/>
-              </w:rPr>
-              <w:t xml:space="preserve"> no funcionarían)</w:t>
+              <w:t>§2.10 (integración mediante llamadas en línea y envío de evidencia en la misma llamada), §4 (intercambio de archivos en carpeta compartida mediante procesos periódicos), ENT7 [00:01:06] (sistema central sin servicios web; integración mediante intercambio de archivos; las llamadas en línea contra el core no funcionarían)</w:t>
             </w:r>
           </w:p>
         </w:tc>
@@ -13427,23 +14546,7 @@
                 <w:sz w:val="16"/>
                 <w:szCs w:val="16"/>
               </w:rPr>
-              <w:t xml:space="preserve">La plataforma soporta ambos patrones de integración: API REST para clientes que la expongan, e intercambio de archivos para clientes cuyo </w:t>
-            </w:r>
-            <w:proofErr w:type="spellStart"/>
-            <w:r>
-              <w:rPr>
-                <w:sz w:val="16"/>
-                <w:szCs w:val="16"/>
-              </w:rPr>
-              <w:t>core</w:t>
-            </w:r>
-            <w:proofErr w:type="spellEnd"/>
-            <w:r>
-              <w:rPr>
-                <w:sz w:val="16"/>
-                <w:szCs w:val="16"/>
-              </w:rPr>
-              <w:t xml:space="preserve"> no expone servicios web (caso del cliente piloto).</w:t>
+              <w:t>La plataforma soporta ambos patrones de integración: API REST para clientes que la expongan, e intercambio de archivos para clientes cuyo core no expone servicios web (caso del cliente piloto).</w:t>
             </w:r>
           </w:p>
         </w:tc>
@@ -13502,14 +14605,7 @@
                 <w:sz w:val="18"/>
                 <w:szCs w:val="18"/>
               </w:rPr>
-              <w:t>H-1</w:t>
-            </w:r>
-            <w:r>
-              <w:rPr>
-                <w:sz w:val="18"/>
-                <w:szCs w:val="18"/>
-              </w:rPr>
-              <w:t>4</w:t>
+              <w:t>H-14</w:t>
             </w:r>
           </w:p>
         </w:tc>
@@ -13683,14 +14779,7 @@
                 <w:sz w:val="18"/>
                 <w:szCs w:val="18"/>
               </w:rPr>
-              <w:t>H-1</w:t>
-            </w:r>
-            <w:r>
-              <w:rPr>
-                <w:sz w:val="18"/>
-                <w:szCs w:val="18"/>
-              </w:rPr>
-              <w:t>5</w:t>
+              <w:t>H-15</w:t>
             </w:r>
           </w:p>
         </w:tc>
@@ -13865,14 +14954,7 @@
                 <w:sz w:val="18"/>
                 <w:szCs w:val="18"/>
               </w:rPr>
-              <w:t>H-1</w:t>
-            </w:r>
-            <w:r>
-              <w:rPr>
-                <w:sz w:val="18"/>
-                <w:szCs w:val="18"/>
-              </w:rPr>
-              <w:t>6</w:t>
+              <w:t>H-16</w:t>
             </w:r>
           </w:p>
         </w:tc>
@@ -14080,7 +15162,7 @@
           <w:szCs w:val="28"/>
         </w:rPr>
       </w:pPr>
-      <w:bookmarkStart w:id="17" w:name="_Toc239453107"/>
+      <w:bookmarkStart w:id="22" w:name="_Toc239632525"/>
       <w:r>
         <w:rPr>
           <w:rFonts w:ascii="Calibri" w:hAnsi="Calibri" w:cs="Calibri"/>
@@ -14092,7 +15174,7 @@
         <w:lastRenderedPageBreak/>
         <w:t>Discusión</w:t>
       </w:r>
-      <w:bookmarkEnd w:id="17"/>
+      <w:bookmarkEnd w:id="22"/>
     </w:p>
     <w:p>
       <w:pPr>
@@ -14247,7 +15329,7 @@
           <w:szCs w:val="28"/>
         </w:rPr>
       </w:pPr>
-      <w:bookmarkStart w:id="18" w:name="_Toc239453108"/>
+      <w:bookmarkStart w:id="23" w:name="_Toc239632526"/>
       <w:r>
         <w:rPr>
           <w:rFonts w:ascii="Calibri" w:hAnsi="Calibri" w:cs="Calibri"/>
@@ -14259,7 +15341,7 @@
         <w:lastRenderedPageBreak/>
         <w:t>Conclusiones</w:t>
       </w:r>
-      <w:bookmarkEnd w:id="18"/>
+      <w:bookmarkEnd w:id="23"/>
     </w:p>
     <w:p>
       <w:pPr>
@@ -14283,7 +15365,7 @@
           <w:szCs w:val="28"/>
         </w:rPr>
       </w:pPr>
-      <w:bookmarkStart w:id="19" w:name="_Toc239453109"/>
+      <w:bookmarkStart w:id="24" w:name="_Toc239632527"/>
       <w:r>
         <w:rPr>
           <w:rFonts w:ascii="Calibri" w:hAnsi="Calibri" w:cs="Calibri"/>
@@ -14305,7 +15387,7 @@
         </w:rPr>
         <w:t>nexos</w:t>
       </w:r>
-      <w:bookmarkEnd w:id="19"/>
+      <w:bookmarkEnd w:id="24"/>
     </w:p>
     <w:p>
       <w:pPr>
@@ -14533,7 +15615,6 @@
                 <w:szCs w:val="16"/>
               </w:rPr>
             </w:pPr>
-            <w:proofErr w:type="spellStart"/>
             <w:r>
               <w:rPr>
                 <w:sz w:val="16"/>
@@ -14541,7 +15622,6 @@
               </w:rPr>
               <w:t>xx-xx-xxxx</w:t>
             </w:r>
-            <w:proofErr w:type="spellEnd"/>
           </w:p>
         </w:tc>
       </w:tr>
@@ -15028,7 +16108,7 @@
           <wp:extent cx="1367155" cy="649605"/>
           <wp:effectExtent l="0" t="0" r="0" b="0"/>
           <wp:wrapNone/>
-          <wp:docPr id="1876538826" name="image1.jpg" descr="Graphical user interface&#10;&#10;Description automatically generated with low confidence"/>
+          <wp:docPr id="551833488" name="image1.jpg" descr="Graphical user interface&#10;&#10;Description automatically generated with low confidence"/>
           <wp:cNvGraphicFramePr/>
           <a:graphic xmlns:a="http://schemas.openxmlformats.org/drawingml/2006/main">
             <a:graphicData uri="http://schemas.openxmlformats.org/drawingml/2006/picture">
@@ -15176,7 +16256,7 @@
           <wp:extent cx="1767205" cy="645160"/>
           <wp:effectExtent l="0" t="0" r="0" b="0"/>
           <wp:wrapNone/>
-          <wp:docPr id="858070443" name="image3.png" descr="Text, logo&#10;&#10;Description automatically generated"/>
+          <wp:docPr id="49685104" name="image3.png" descr="Text, logo&#10;&#10;Description automatically generated"/>
           <wp:cNvGraphicFramePr/>
           <a:graphic xmlns:a="http://schemas.openxmlformats.org/drawingml/2006/main">
             <a:graphicData uri="http://schemas.openxmlformats.org/drawingml/2006/picture">
@@ -15546,6 +16626,232 @@
     </w:lvl>
   </w:abstractNum>
   <w:abstractNum w:abstractNumId="3" w15:restartNumberingAfterBreak="0">
+    <w:nsid w:val="129E64A3"/>
+    <w:multiLevelType w:val="hybridMultilevel"/>
+    <w:tmpl w:val="2C58B092"/>
+    <w:lvl w:ilvl="0" w:tplc="340A0001">
+      <w:start w:val="1"/>
+      <w:numFmt w:val="bullet"/>
+      <w:lvlText w:val=""/>
+      <w:lvlJc w:val="left"/>
+      <w:pPr>
+        <w:ind w:left="4314" w:hanging="360"/>
+      </w:pPr>
+      <w:rPr>
+        <w:rFonts w:ascii="Symbol" w:hAnsi="Symbol" w:hint="default"/>
+      </w:rPr>
+    </w:lvl>
+    <w:lvl w:ilvl="1" w:tplc="340A0003" w:tentative="1">
+      <w:start w:val="1"/>
+      <w:numFmt w:val="bullet"/>
+      <w:lvlText w:val="o"/>
+      <w:lvlJc w:val="left"/>
+      <w:pPr>
+        <w:ind w:left="5034" w:hanging="360"/>
+      </w:pPr>
+      <w:rPr>
+        <w:rFonts w:ascii="Courier New" w:hAnsi="Courier New" w:cs="Courier New" w:hint="default"/>
+      </w:rPr>
+    </w:lvl>
+    <w:lvl w:ilvl="2" w:tplc="340A0005" w:tentative="1">
+      <w:start w:val="1"/>
+      <w:numFmt w:val="bullet"/>
+      <w:lvlText w:val=""/>
+      <w:lvlJc w:val="left"/>
+      <w:pPr>
+        <w:ind w:left="5754" w:hanging="360"/>
+      </w:pPr>
+      <w:rPr>
+        <w:rFonts w:ascii="Wingdings" w:hAnsi="Wingdings" w:hint="default"/>
+      </w:rPr>
+    </w:lvl>
+    <w:lvl w:ilvl="3" w:tplc="340A0001" w:tentative="1">
+      <w:start w:val="1"/>
+      <w:numFmt w:val="bullet"/>
+      <w:lvlText w:val=""/>
+      <w:lvlJc w:val="left"/>
+      <w:pPr>
+        <w:ind w:left="6474" w:hanging="360"/>
+      </w:pPr>
+      <w:rPr>
+        <w:rFonts w:ascii="Symbol" w:hAnsi="Symbol" w:hint="default"/>
+      </w:rPr>
+    </w:lvl>
+    <w:lvl w:ilvl="4" w:tplc="340A0003" w:tentative="1">
+      <w:start w:val="1"/>
+      <w:numFmt w:val="bullet"/>
+      <w:lvlText w:val="o"/>
+      <w:lvlJc w:val="left"/>
+      <w:pPr>
+        <w:ind w:left="7194" w:hanging="360"/>
+      </w:pPr>
+      <w:rPr>
+        <w:rFonts w:ascii="Courier New" w:hAnsi="Courier New" w:cs="Courier New" w:hint="default"/>
+      </w:rPr>
+    </w:lvl>
+    <w:lvl w:ilvl="5" w:tplc="340A0005" w:tentative="1">
+      <w:start w:val="1"/>
+      <w:numFmt w:val="bullet"/>
+      <w:lvlText w:val=""/>
+      <w:lvlJc w:val="left"/>
+      <w:pPr>
+        <w:ind w:left="7914" w:hanging="360"/>
+      </w:pPr>
+      <w:rPr>
+        <w:rFonts w:ascii="Wingdings" w:hAnsi="Wingdings" w:hint="default"/>
+      </w:rPr>
+    </w:lvl>
+    <w:lvl w:ilvl="6" w:tplc="340A0001" w:tentative="1">
+      <w:start w:val="1"/>
+      <w:numFmt w:val="bullet"/>
+      <w:lvlText w:val=""/>
+      <w:lvlJc w:val="left"/>
+      <w:pPr>
+        <w:ind w:left="8634" w:hanging="360"/>
+      </w:pPr>
+      <w:rPr>
+        <w:rFonts w:ascii="Symbol" w:hAnsi="Symbol" w:hint="default"/>
+      </w:rPr>
+    </w:lvl>
+    <w:lvl w:ilvl="7" w:tplc="340A0003" w:tentative="1">
+      <w:start w:val="1"/>
+      <w:numFmt w:val="bullet"/>
+      <w:lvlText w:val="o"/>
+      <w:lvlJc w:val="left"/>
+      <w:pPr>
+        <w:ind w:left="9354" w:hanging="360"/>
+      </w:pPr>
+      <w:rPr>
+        <w:rFonts w:ascii="Courier New" w:hAnsi="Courier New" w:cs="Courier New" w:hint="default"/>
+      </w:rPr>
+    </w:lvl>
+    <w:lvl w:ilvl="8" w:tplc="340A0005" w:tentative="1">
+      <w:start w:val="1"/>
+      <w:numFmt w:val="bullet"/>
+      <w:lvlText w:val=""/>
+      <w:lvlJc w:val="left"/>
+      <w:pPr>
+        <w:ind w:left="10074" w:hanging="360"/>
+      </w:pPr>
+      <w:rPr>
+        <w:rFonts w:ascii="Wingdings" w:hAnsi="Wingdings" w:hint="default"/>
+      </w:rPr>
+    </w:lvl>
+  </w:abstractNum>
+  <w:abstractNum w:abstractNumId="4" w15:restartNumberingAfterBreak="0">
+    <w:nsid w:val="26CF08AB"/>
+    <w:multiLevelType w:val="hybridMultilevel"/>
+    <w:tmpl w:val="4FC81ADA"/>
+    <w:lvl w:ilvl="0" w:tplc="340A0001">
+      <w:start w:val="1"/>
+      <w:numFmt w:val="bullet"/>
+      <w:lvlText w:val=""/>
+      <w:lvlJc w:val="left"/>
+      <w:pPr>
+        <w:ind w:left="3600" w:hanging="360"/>
+      </w:pPr>
+      <w:rPr>
+        <w:rFonts w:ascii="Symbol" w:hAnsi="Symbol" w:hint="default"/>
+      </w:rPr>
+    </w:lvl>
+    <w:lvl w:ilvl="1" w:tplc="340A0003" w:tentative="1">
+      <w:start w:val="1"/>
+      <w:numFmt w:val="bullet"/>
+      <w:lvlText w:val="o"/>
+      <w:lvlJc w:val="left"/>
+      <w:pPr>
+        <w:ind w:left="4320" w:hanging="360"/>
+      </w:pPr>
+      <w:rPr>
+        <w:rFonts w:ascii="Courier New" w:hAnsi="Courier New" w:cs="Courier New" w:hint="default"/>
+      </w:rPr>
+    </w:lvl>
+    <w:lvl w:ilvl="2" w:tplc="340A0005" w:tentative="1">
+      <w:start w:val="1"/>
+      <w:numFmt w:val="bullet"/>
+      <w:lvlText w:val=""/>
+      <w:lvlJc w:val="left"/>
+      <w:pPr>
+        <w:ind w:left="5040" w:hanging="360"/>
+      </w:pPr>
+      <w:rPr>
+        <w:rFonts w:ascii="Wingdings" w:hAnsi="Wingdings" w:hint="default"/>
+      </w:rPr>
+    </w:lvl>
+    <w:lvl w:ilvl="3" w:tplc="340A0001" w:tentative="1">
+      <w:start w:val="1"/>
+      <w:numFmt w:val="bullet"/>
+      <w:lvlText w:val=""/>
+      <w:lvlJc w:val="left"/>
+      <w:pPr>
+        <w:ind w:left="5760" w:hanging="360"/>
+      </w:pPr>
+      <w:rPr>
+        <w:rFonts w:ascii="Symbol" w:hAnsi="Symbol" w:hint="default"/>
+      </w:rPr>
+    </w:lvl>
+    <w:lvl w:ilvl="4" w:tplc="340A0003" w:tentative="1">
+      <w:start w:val="1"/>
+      <w:numFmt w:val="bullet"/>
+      <w:lvlText w:val="o"/>
+      <w:lvlJc w:val="left"/>
+      <w:pPr>
+        <w:ind w:left="6480" w:hanging="360"/>
+      </w:pPr>
+      <w:rPr>
+        <w:rFonts w:ascii="Courier New" w:hAnsi="Courier New" w:cs="Courier New" w:hint="default"/>
+      </w:rPr>
+    </w:lvl>
+    <w:lvl w:ilvl="5" w:tplc="340A0005" w:tentative="1">
+      <w:start w:val="1"/>
+      <w:numFmt w:val="bullet"/>
+      <w:lvlText w:val=""/>
+      <w:lvlJc w:val="left"/>
+      <w:pPr>
+        <w:ind w:left="7200" w:hanging="360"/>
+      </w:pPr>
+      <w:rPr>
+        <w:rFonts w:ascii="Wingdings" w:hAnsi="Wingdings" w:hint="default"/>
+      </w:rPr>
+    </w:lvl>
+    <w:lvl w:ilvl="6" w:tplc="340A0001" w:tentative="1">
+      <w:start w:val="1"/>
+      <w:numFmt w:val="bullet"/>
+      <w:lvlText w:val=""/>
+      <w:lvlJc w:val="left"/>
+      <w:pPr>
+        <w:ind w:left="7920" w:hanging="360"/>
+      </w:pPr>
+      <w:rPr>
+        <w:rFonts w:ascii="Symbol" w:hAnsi="Symbol" w:hint="default"/>
+      </w:rPr>
+    </w:lvl>
+    <w:lvl w:ilvl="7" w:tplc="340A0003" w:tentative="1">
+      <w:start w:val="1"/>
+      <w:numFmt w:val="bullet"/>
+      <w:lvlText w:val="o"/>
+      <w:lvlJc w:val="left"/>
+      <w:pPr>
+        <w:ind w:left="8640" w:hanging="360"/>
+      </w:pPr>
+      <w:rPr>
+        <w:rFonts w:ascii="Courier New" w:hAnsi="Courier New" w:cs="Courier New" w:hint="default"/>
+      </w:rPr>
+    </w:lvl>
+    <w:lvl w:ilvl="8" w:tplc="340A0005" w:tentative="1">
+      <w:start w:val="1"/>
+      <w:numFmt w:val="bullet"/>
+      <w:lvlText w:val=""/>
+      <w:lvlJc w:val="left"/>
+      <w:pPr>
+        <w:ind w:left="9360" w:hanging="360"/>
+      </w:pPr>
+      <w:rPr>
+        <w:rFonts w:ascii="Wingdings" w:hAnsi="Wingdings" w:hint="default"/>
+      </w:rPr>
+    </w:lvl>
+  </w:abstractNum>
+  <w:abstractNum w:abstractNumId="5" w15:restartNumberingAfterBreak="0">
     <w:nsid w:val="30212DF1"/>
     <w:multiLevelType w:val="hybridMultilevel"/>
     <w:tmpl w:val="42F8B366"/>
@@ -15659,7 +16965,7 @@
       </w:rPr>
     </w:lvl>
   </w:abstractNum>
-  <w:abstractNum w:abstractNumId="4" w15:restartNumberingAfterBreak="0">
+  <w:abstractNum w:abstractNumId="6" w15:restartNumberingAfterBreak="0">
     <w:nsid w:val="4C0F1690"/>
     <w:multiLevelType w:val="multilevel"/>
     <w:tmpl w:val="340A001D"/>
@@ -15745,7 +17051,7 @@
       </w:pPr>
     </w:lvl>
   </w:abstractNum>
-  <w:abstractNum w:abstractNumId="5" w15:restartNumberingAfterBreak="0">
+  <w:abstractNum w:abstractNumId="7" w15:restartNumberingAfterBreak="0">
     <w:nsid w:val="581D17B3"/>
     <w:multiLevelType w:val="multilevel"/>
     <w:tmpl w:val="4CBC40BA"/>
@@ -15867,7 +17173,7 @@
       </w:rPr>
     </w:lvl>
   </w:abstractNum>
-  <w:abstractNum w:abstractNumId="6" w15:restartNumberingAfterBreak="0">
+  <w:abstractNum w:abstractNumId="8" w15:restartNumberingAfterBreak="0">
     <w:nsid w:val="62371D09"/>
     <w:multiLevelType w:val="multilevel"/>
     <w:tmpl w:val="340A001F"/>
@@ -15953,10 +17259,10 @@
       </w:pPr>
     </w:lvl>
   </w:abstractNum>
-  <w:abstractNum w:abstractNumId="7" w15:restartNumberingAfterBreak="0">
+  <w:abstractNum w:abstractNumId="9" w15:restartNumberingAfterBreak="0">
     <w:nsid w:val="714F4097"/>
     <w:multiLevelType w:val="multilevel"/>
-    <w:tmpl w:val="8D9C0142"/>
+    <w:tmpl w:val="77A20244"/>
     <w:styleLink w:val="Estilo1"/>
     <w:lvl w:ilvl="0">
       <w:start w:val="1"/>
@@ -16077,14 +17383,127 @@
       </w:rPr>
     </w:lvl>
   </w:abstractNum>
+  <w:abstractNum w:abstractNumId="10" w15:restartNumberingAfterBreak="0">
+    <w:nsid w:val="7AE56E84"/>
+    <w:multiLevelType w:val="hybridMultilevel"/>
+    <w:tmpl w:val="F6D83C90"/>
+    <w:lvl w:ilvl="0" w:tplc="340A0001">
+      <w:start w:val="1"/>
+      <w:numFmt w:val="bullet"/>
+      <w:lvlText w:val=""/>
+      <w:lvlJc w:val="left"/>
+      <w:pPr>
+        <w:ind w:left="720" w:hanging="360"/>
+      </w:pPr>
+      <w:rPr>
+        <w:rFonts w:ascii="Symbol" w:hAnsi="Symbol" w:hint="default"/>
+      </w:rPr>
+    </w:lvl>
+    <w:lvl w:ilvl="1" w:tplc="340A0003" w:tentative="1">
+      <w:start w:val="1"/>
+      <w:numFmt w:val="bullet"/>
+      <w:lvlText w:val="o"/>
+      <w:lvlJc w:val="left"/>
+      <w:pPr>
+        <w:ind w:left="1440" w:hanging="360"/>
+      </w:pPr>
+      <w:rPr>
+        <w:rFonts w:ascii="Courier New" w:hAnsi="Courier New" w:cs="Courier New" w:hint="default"/>
+      </w:rPr>
+    </w:lvl>
+    <w:lvl w:ilvl="2" w:tplc="340A0005" w:tentative="1">
+      <w:start w:val="1"/>
+      <w:numFmt w:val="bullet"/>
+      <w:lvlText w:val=""/>
+      <w:lvlJc w:val="left"/>
+      <w:pPr>
+        <w:ind w:left="2160" w:hanging="360"/>
+      </w:pPr>
+      <w:rPr>
+        <w:rFonts w:ascii="Wingdings" w:hAnsi="Wingdings" w:hint="default"/>
+      </w:rPr>
+    </w:lvl>
+    <w:lvl w:ilvl="3" w:tplc="340A0001" w:tentative="1">
+      <w:start w:val="1"/>
+      <w:numFmt w:val="bullet"/>
+      <w:lvlText w:val=""/>
+      <w:lvlJc w:val="left"/>
+      <w:pPr>
+        <w:ind w:left="2880" w:hanging="360"/>
+      </w:pPr>
+      <w:rPr>
+        <w:rFonts w:ascii="Symbol" w:hAnsi="Symbol" w:hint="default"/>
+      </w:rPr>
+    </w:lvl>
+    <w:lvl w:ilvl="4" w:tplc="340A0003" w:tentative="1">
+      <w:start w:val="1"/>
+      <w:numFmt w:val="bullet"/>
+      <w:lvlText w:val="o"/>
+      <w:lvlJc w:val="left"/>
+      <w:pPr>
+        <w:ind w:left="3600" w:hanging="360"/>
+      </w:pPr>
+      <w:rPr>
+        <w:rFonts w:ascii="Courier New" w:hAnsi="Courier New" w:cs="Courier New" w:hint="default"/>
+      </w:rPr>
+    </w:lvl>
+    <w:lvl w:ilvl="5" w:tplc="340A0005" w:tentative="1">
+      <w:start w:val="1"/>
+      <w:numFmt w:val="bullet"/>
+      <w:lvlText w:val=""/>
+      <w:lvlJc w:val="left"/>
+      <w:pPr>
+        <w:ind w:left="4320" w:hanging="360"/>
+      </w:pPr>
+      <w:rPr>
+        <w:rFonts w:ascii="Wingdings" w:hAnsi="Wingdings" w:hint="default"/>
+      </w:rPr>
+    </w:lvl>
+    <w:lvl w:ilvl="6" w:tplc="340A0001" w:tentative="1">
+      <w:start w:val="1"/>
+      <w:numFmt w:val="bullet"/>
+      <w:lvlText w:val=""/>
+      <w:lvlJc w:val="left"/>
+      <w:pPr>
+        <w:ind w:left="5040" w:hanging="360"/>
+      </w:pPr>
+      <w:rPr>
+        <w:rFonts w:ascii="Symbol" w:hAnsi="Symbol" w:hint="default"/>
+      </w:rPr>
+    </w:lvl>
+    <w:lvl w:ilvl="7" w:tplc="340A0003" w:tentative="1">
+      <w:start w:val="1"/>
+      <w:numFmt w:val="bullet"/>
+      <w:lvlText w:val="o"/>
+      <w:lvlJc w:val="left"/>
+      <w:pPr>
+        <w:ind w:left="5760" w:hanging="360"/>
+      </w:pPr>
+      <w:rPr>
+        <w:rFonts w:ascii="Courier New" w:hAnsi="Courier New" w:cs="Courier New" w:hint="default"/>
+      </w:rPr>
+    </w:lvl>
+    <w:lvl w:ilvl="8" w:tplc="340A0005" w:tentative="1">
+      <w:start w:val="1"/>
+      <w:numFmt w:val="bullet"/>
+      <w:lvlText w:val=""/>
+      <w:lvlJc w:val="left"/>
+      <w:pPr>
+        <w:ind w:left="6480" w:hanging="360"/>
+      </w:pPr>
+      <w:rPr>
+        <w:rFonts w:ascii="Wingdings" w:hAnsi="Wingdings" w:hint="default"/>
+      </w:rPr>
+    </w:lvl>
+  </w:abstractNum>
   <w:num w:numId="1" w16cid:durableId="828862074">
     <w:abstractNumId w:val="0"/>
   </w:num>
   <w:num w:numId="2" w16cid:durableId="678775131">
-    <w:abstractNumId w:val="6"/>
+    <w:abstractNumId w:val="8"/>
   </w:num>
   <w:num w:numId="3" w16cid:durableId="443814940">
-    <w:abstractNumId w:val="7"/>
+    <w:abstractNumId w:val="9"/>
     <w:lvlOverride w:ilvl="0">
       <w:lvl w:ilvl="0">
         <w:start w:val="1"/>
@@ -16109,13 +17528,13 @@
     </w:lvlOverride>
   </w:num>
   <w:num w:numId="4" w16cid:durableId="1167288674">
-    <w:abstractNumId w:val="4"/>
+    <w:abstractNumId w:val="6"/>
   </w:num>
   <w:num w:numId="5" w16cid:durableId="254673929">
-    <w:abstractNumId w:val="5"/>
+    <w:abstractNumId w:val="7"/>
   </w:num>
   <w:num w:numId="6" w16cid:durableId="345711229">
-    <w:abstractNumId w:val="7"/>
+    <w:abstractNumId w:val="9"/>
   </w:num>
   <w:num w:numId="7" w16cid:durableId="1440296409">
     <w:abstractNumId w:val="2"/>
@@ -16124,7 +17543,28 @@
     <w:abstractNumId w:val="1"/>
   </w:num>
   <w:num w:numId="9" w16cid:durableId="684748345">
+    <w:abstractNumId w:val="5"/>
+  </w:num>
+  <w:num w:numId="10" w16cid:durableId="1314523806">
     <w:abstractNumId w:val="3"/>
+  </w:num>
+  <w:num w:numId="11" w16cid:durableId="1682197713">
+    <w:abstractNumId w:val="4"/>
+  </w:num>
+  <w:num w:numId="12" w16cid:durableId="308823407">
+    <w:abstractNumId w:val="10"/>
+  </w:num>
+  <w:num w:numId="13" w16cid:durableId="1675494998">
+    <w:abstractNumId w:val="5"/>
+    <w:lvlOverride w:ilvl="0"/>
+    <w:lvlOverride w:ilvl="1"/>
+    <w:lvlOverride w:ilvl="2"/>
+    <w:lvlOverride w:ilvl="3"/>
+    <w:lvlOverride w:ilvl="4"/>
+    <w:lvlOverride w:ilvl="5"/>
+    <w:lvlOverride w:ilvl="6"/>
+    <w:lvlOverride w:ilvl="7"/>
+    <w:lvlOverride w:ilvl="8"/>
   </w:num>
 </w:numbering>
 </file>
@@ -16753,7 +18193,6 @@
   <w:style w:type="character" w:default="1" w:styleId="Fuentedeprrafopredeter">
     <w:name w:val="Default Paragraph Font"/>
     <w:uiPriority w:val="1"/>
-    <w:semiHidden/>
     <w:unhideWhenUsed/>
   </w:style>
   <w:style w:type="table" w:default="1" w:styleId="Tablanormal">
@@ -17370,6 +18809,23 @@
       <w14:ligatures w14:val="none"/>
     </w:rPr>
   </w:style>
+  <w:style w:type="paragraph" w:styleId="NormalWeb">
+    <w:name w:val="Normal (Web)"/>
+    <w:basedOn w:val="Normal"/>
+    <w:uiPriority w:val="99"/>
+    <w:semiHidden/>
+    <w:unhideWhenUsed/>
+    <w:rsid w:val="00B81B59"/>
+    <w:pPr>
+      <w:spacing w:before="100" w:beforeAutospacing="1" w:after="100" w:afterAutospacing="1" w:line="240" w:lineRule="auto"/>
+    </w:pPr>
+    <w:rPr>
+      <w:rFonts w:ascii="Times New Roman" w:eastAsia="Times New Roman" w:hAnsi="Times New Roman" w:cs="Times New Roman"/>
+      <w:sz w:val="24"/>
+      <w:szCs w:val="24"/>
+      <w:lang w:eastAsia="ja-JP"/>
+    </w:rPr>
+  </w:style>
 </w:styles>
 </file>
 

--- a/informe proyecto/Informe Mira - LLM.docx
+++ b/informe proyecto/Informe Mira - LLM.docx
@@ -4868,17 +4868,17 @@
     <w:tbl>
       <w:tblPr>
         <w:tblStyle w:val="ListTable3-Accent1"/>
-        <w:tblW w:w="7641" w:type="dxa"/>
+        <w:tblW w:w="9987" w:type="dxa"/>
         <w:tblLayout w:type="fixed"/>
         <w:tblLook w:val="04A0" w:firstRow="1" w:lastRow="0" w:firstColumn="1" w:lastColumn="0" w:noHBand="0" w:noVBand="1"/>
       </w:tblPr>
       <w:tblGrid>
         <w:gridCol w:w="537"/>
         <w:gridCol w:w="540"/>
-        <w:gridCol w:w="2520"/>
-        <w:gridCol w:w="450"/>
-        <w:gridCol w:w="630"/>
-        <w:gridCol w:w="2964"/>
+        <w:gridCol w:w="3510"/>
+        <w:gridCol w:w="540"/>
+        <w:gridCol w:w="720"/>
+        <w:gridCol w:w="4140"/>
       </w:tblGrid>
       <w:tr>
         <w:trPr>
@@ -4946,7 +4946,7 @@
         </w:tc>
         <w:tc>
           <w:tcPr>
-            <w:tcW w:w="2520" w:type="dxa"/>
+            <w:tcW w:w="3510" w:type="dxa"/>
             <w:tcBorders>
               <w:top w:val="single" w:sz="2" w:space="0" w:color="000000" w:themeColor="text1"/>
               <w:left w:val="single" w:sz="2" w:space="0" w:color="000000" w:themeColor="text1"/>
@@ -4974,7 +4974,7 @@
         </w:tc>
         <w:tc>
           <w:tcPr>
-            <w:tcW w:w="450" w:type="dxa"/>
+            <w:tcW w:w="540" w:type="dxa"/>
             <w:tcBorders>
               <w:top w:val="single" w:sz="2" w:space="0" w:color="000000" w:themeColor="text1"/>
               <w:left w:val="single" w:sz="2" w:space="0" w:color="000000" w:themeColor="text1"/>
@@ -5003,7 +5003,7 @@
         </w:tc>
         <w:tc>
           <w:tcPr>
-            <w:tcW w:w="630" w:type="dxa"/>
+            <w:tcW w:w="720" w:type="dxa"/>
             <w:tcBorders>
               <w:top w:val="single" w:sz="2" w:space="0" w:color="000000" w:themeColor="text1"/>
               <w:left w:val="single" w:sz="2" w:space="0" w:color="000000" w:themeColor="text1"/>
@@ -5032,7 +5032,7 @@
         </w:tc>
         <w:tc>
           <w:tcPr>
-            <w:tcW w:w="2964" w:type="dxa"/>
+            <w:tcW w:w="4140" w:type="dxa"/>
             <w:tcBorders>
               <w:top w:val="single" w:sz="2" w:space="0" w:color="000000" w:themeColor="text1"/>
               <w:left w:val="single" w:sz="2" w:space="0" w:color="000000" w:themeColor="text1"/>
@@ -5091,7 +5091,7 @@
                 <w:sz w:val="14"/>
                 <w:szCs w:val="14"/>
               </w:rPr>
-              <w:t>RQF-B01</w:t>
+              <w:t>RQF-008</w:t>
             </w:r>
           </w:p>
         </w:tc>
@@ -5126,7 +5126,7 @@
         </w:tc>
         <w:tc>
           <w:tcPr>
-            <w:tcW w:w="2520" w:type="dxa"/>
+            <w:tcW w:w="3510" w:type="dxa"/>
             <w:tcBorders>
               <w:top w:val="single" w:sz="2" w:space="0" w:color="000000" w:themeColor="text1"/>
               <w:left w:val="single" w:sz="2" w:space="0" w:color="000000" w:themeColor="text1"/>
@@ -5149,13 +5149,13 @@
                 <w:sz w:val="14"/>
                 <w:szCs w:val="14"/>
               </w:rPr>
-              <w:t>El sistema debe procesar la ingesta de archivos de evidencia mediante peticiones HTTP dirigidas a su API expuesta.</w:t>
-            </w:r>
-          </w:p>
-        </w:tc>
-        <w:tc>
-          <w:tcPr>
-            <w:tcW w:w="450" w:type="dxa"/>
+              <w:t>El sistema debe guardar el motivo ingresado por el operador y marcar con una etiqueta de discrepancia y revisión algorítmica obligatoria si la decisión contradice la sugerencia de la plataforma.</w:t>
+            </w:r>
+          </w:p>
+        </w:tc>
+        <w:tc>
+          <w:tcPr>
+            <w:tcW w:w="540" w:type="dxa"/>
             <w:tcBorders>
               <w:top w:val="single" w:sz="2" w:space="0" w:color="000000" w:themeColor="text1"/>
               <w:left w:val="single" w:sz="2" w:space="0" w:color="000000" w:themeColor="text1"/>
@@ -5184,7 +5184,7 @@
         </w:tc>
         <w:tc>
           <w:tcPr>
-            <w:tcW w:w="630" w:type="dxa"/>
+            <w:tcW w:w="720" w:type="dxa"/>
             <w:tcBorders>
               <w:top w:val="single" w:sz="2" w:space="0" w:color="000000" w:themeColor="text1"/>
               <w:left w:val="single" w:sz="2" w:space="0" w:color="000000" w:themeColor="text1"/>
@@ -5207,13 +5207,13 @@
                 <w:sz w:val="14"/>
                 <w:szCs w:val="14"/>
               </w:rPr>
-              <w:t>§2.4; §1.6 (piloto 3)</w:t>
-            </w:r>
-          </w:p>
-        </w:tc>
-        <w:tc>
-          <w:tcPr>
-            <w:tcW w:w="2964" w:type="dxa"/>
+              <w:t>Sección 2.7, Sección 3, ENT4, ENT5</w:t>
+            </w:r>
+          </w:p>
+        </w:tc>
+        <w:tc>
+          <w:tcPr>
+            <w:tcW w:w="4140" w:type="dxa"/>
             <w:tcBorders>
               <w:top w:val="single" w:sz="2" w:space="0" w:color="000000" w:themeColor="text1"/>
               <w:left w:val="single" w:sz="2" w:space="0" w:color="000000" w:themeColor="text1"/>
@@ -5236,7 +5236,7 @@
                 <w:sz w:val="14"/>
                 <w:szCs w:val="14"/>
               </w:rPr>
-              <w:t>Enviar una petición POST a la API con un PDF adjunto y validar que el sistema responde con un código 200 y el ID del caso.</w:t>
+              <w:t>Aprobar manualmente un caso cuyo puntaje sugería rechazo y validar en la base de datos que se registra el comentario del operador junto a indicadores booleanos de discrepancia y reentrenamiento.</w:t>
             </w:r>
           </w:p>
         </w:tc>
@@ -5271,7 +5271,7 @@
                 <w:sz w:val="14"/>
                 <w:szCs w:val="14"/>
               </w:rPr>
-              <w:t>RQF-B02</w:t>
+              <w:t>RQF-013</w:t>
             </w:r>
           </w:p>
         </w:tc>
@@ -5306,7 +5306,7 @@
         </w:tc>
         <w:tc>
           <w:tcPr>
-            <w:tcW w:w="2520" w:type="dxa"/>
+            <w:tcW w:w="3510" w:type="dxa"/>
             <w:tcBorders>
               <w:top w:val="single" w:sz="2" w:space="0" w:color="000000" w:themeColor="text1"/>
               <w:left w:val="single" w:sz="2" w:space="0" w:color="000000" w:themeColor="text1"/>
@@ -5329,13 +5329,13 @@
                 <w:sz w:val="14"/>
                 <w:szCs w:val="14"/>
               </w:rPr>
-              <w:t>El sistema debe permitir la carga manual de evidencia mediante un formulario en la interfaz de usuario web.</w:t>
-            </w:r>
-          </w:p>
-        </w:tc>
-        <w:tc>
-          <w:tcPr>
-            <w:tcW w:w="450" w:type="dxa"/>
+              <w:t>El sistema debe registrar un historial inalterable bloqueando borrados de administradores, detallando evidencias ingresadas, módulos ejecutados, reglas, puntajes y decisiones de usuarios.</w:t>
+            </w:r>
+          </w:p>
+        </w:tc>
+        <w:tc>
+          <w:tcPr>
+            <w:tcW w:w="540" w:type="dxa"/>
             <w:tcBorders>
               <w:top w:val="single" w:sz="2" w:space="0" w:color="000000" w:themeColor="text1"/>
               <w:left w:val="single" w:sz="2" w:space="0" w:color="000000" w:themeColor="text1"/>
@@ -5364,7 +5364,7 @@
         </w:tc>
         <w:tc>
           <w:tcPr>
-            <w:tcW w:w="630" w:type="dxa"/>
+            <w:tcW w:w="720" w:type="dxa"/>
             <w:tcBorders>
               <w:top w:val="single" w:sz="2" w:space="0" w:color="000000" w:themeColor="text1"/>
               <w:left w:val="single" w:sz="2" w:space="0" w:color="000000" w:themeColor="text1"/>
@@ -5387,13 +5387,13 @@
                 <w:sz w:val="14"/>
                 <w:szCs w:val="14"/>
               </w:rPr>
-              <w:t>§2.4; §1.6 (piloto 3)</w:t>
-            </w:r>
-          </w:p>
-        </w:tc>
-        <w:tc>
-          <w:tcPr>
-            <w:tcW w:w="2964" w:type="dxa"/>
+              <w:t>Sección 2.11, §3, ENT3, ENT6</w:t>
+            </w:r>
+          </w:p>
+        </w:tc>
+        <w:tc>
+          <w:tcPr>
+            <w:tcW w:w="4140" w:type="dxa"/>
             <w:tcBorders>
               <w:top w:val="single" w:sz="2" w:space="0" w:color="000000" w:themeColor="text1"/>
               <w:left w:val="single" w:sz="2" w:space="0" w:color="000000" w:themeColor="text1"/>
@@ -5416,7 +5416,7 @@
                 <w:sz w:val="14"/>
                 <w:szCs w:val="14"/>
               </w:rPr>
-              <w:t>Subir un archivo de imagen mediante el botón de carga en el portal web y verificar que se adjunta correctamente al caso activo.</w:t>
+              <w:t>Intentar modificar el registro de auditoría de un caso cerrado utilizando credenciales de administrador y verificar que el sistema rechaza la operación por reglas de inmutabilidad de BD.</w:t>
             </w:r>
           </w:p>
         </w:tc>
@@ -5452,7 +5452,7 @@
                 <w:sz w:val="14"/>
                 <w:szCs w:val="14"/>
               </w:rPr>
-              <w:t>RQF-B03</w:t>
+              <w:t>RQF-043</w:t>
             </w:r>
           </w:p>
         </w:tc>
@@ -5487,7 +5487,7 @@
         </w:tc>
         <w:tc>
           <w:tcPr>
-            <w:tcW w:w="2520" w:type="dxa"/>
+            <w:tcW w:w="3510" w:type="dxa"/>
             <w:tcBorders>
               <w:top w:val="single" w:sz="2" w:space="0" w:color="000000" w:themeColor="text1"/>
               <w:left w:val="single" w:sz="2" w:space="0" w:color="000000" w:themeColor="text1"/>
@@ -5510,13 +5510,13 @@
                 <w:sz w:val="14"/>
                 <w:szCs w:val="14"/>
               </w:rPr>
-              <w:t>El sistema debe capturar automáticamente los archivos de evidencia depositados en una carpeta compartida de red monitoreada.</w:t>
-            </w:r>
-          </w:p>
-        </w:tc>
-        <w:tc>
-          <w:tcPr>
-            <w:tcW w:w="450" w:type="dxa"/>
+              <w:t>El sistema debe calcular y emitir un puntaje de confianza numérico de 0 a 100 acompañado del desglose de las señales analizadas.</w:t>
+            </w:r>
+          </w:p>
+        </w:tc>
+        <w:tc>
+          <w:tcPr>
+            <w:tcW w:w="540" w:type="dxa"/>
             <w:tcBorders>
               <w:top w:val="single" w:sz="2" w:space="0" w:color="000000" w:themeColor="text1"/>
               <w:left w:val="single" w:sz="2" w:space="0" w:color="000000" w:themeColor="text1"/>
@@ -5545,7 +5545,7 @@
         </w:tc>
         <w:tc>
           <w:tcPr>
-            <w:tcW w:w="630" w:type="dxa"/>
+            <w:tcW w:w="720" w:type="dxa"/>
             <w:tcBorders>
               <w:top w:val="single" w:sz="2" w:space="0" w:color="000000" w:themeColor="text1"/>
               <w:left w:val="single" w:sz="2" w:space="0" w:color="000000" w:themeColor="text1"/>
@@ -5568,13 +5568,13 @@
                 <w:sz w:val="14"/>
                 <w:szCs w:val="14"/>
               </w:rPr>
-              <w:t>§2.4; §1.6 (piloto 3)</w:t>
-            </w:r>
-          </w:p>
-        </w:tc>
-        <w:tc>
-          <w:tcPr>
-            <w:tcW w:w="2964" w:type="dxa"/>
+              <w:t>§2.5, §2.6</w:t>
+            </w:r>
+          </w:p>
+        </w:tc>
+        <w:tc>
+          <w:tcPr>
+            <w:tcW w:w="4140" w:type="dxa"/>
             <w:tcBorders>
               <w:top w:val="single" w:sz="2" w:space="0" w:color="000000" w:themeColor="text1"/>
               <w:left w:val="single" w:sz="2" w:space="0" w:color="000000" w:themeColor="text1"/>
@@ -5597,7 +5597,23 @@
                 <w:sz w:val="14"/>
                 <w:szCs w:val="14"/>
               </w:rPr>
-              <w:t>Colocar un documento PDF en el directorio de red configurado y constatar que el sistema inicia un caso con dicho archivo sin intervención manual.</w:t>
+              <w:t>Finalizar la evaluación de un expediente y confirmar en la respuesta que se incluye una variable "score" (ej. 85) y un arreglo detallando las "</w:t>
+            </w:r>
+            <w:proofErr w:type="spellStart"/>
+            <w:r>
+              <w:rPr>
+                <w:sz w:val="14"/>
+                <w:szCs w:val="14"/>
+              </w:rPr>
+              <w:t>signals</w:t>
+            </w:r>
+            <w:proofErr w:type="spellEnd"/>
+            <w:r>
+              <w:rPr>
+                <w:sz w:val="14"/>
+                <w:szCs w:val="14"/>
+              </w:rPr>
+              <w:t>" que lo componen.</w:t>
             </w:r>
           </w:p>
         </w:tc>
@@ -5632,7 +5648,7 @@
                 <w:sz w:val="14"/>
                 <w:szCs w:val="14"/>
               </w:rPr>
-              <w:t>RQF-B04</w:t>
+              <w:t>RQNF-001</w:t>
             </w:r>
           </w:p>
         </w:tc>
@@ -5661,13 +5677,13 @@
                 <w:sz w:val="14"/>
                 <w:szCs w:val="14"/>
               </w:rPr>
-              <w:t>Funcional</w:t>
-            </w:r>
-          </w:p>
-        </w:tc>
-        <w:tc>
-          <w:tcPr>
-            <w:tcW w:w="2520" w:type="dxa"/>
+              <w:t>No Funcional</w:t>
+            </w:r>
+          </w:p>
+        </w:tc>
+        <w:tc>
+          <w:tcPr>
+            <w:tcW w:w="3510" w:type="dxa"/>
             <w:tcBorders>
               <w:top w:val="single" w:sz="2" w:space="0" w:color="000000" w:themeColor="text1"/>
               <w:left w:val="single" w:sz="2" w:space="0" w:color="000000" w:themeColor="text1"/>
@@ -5690,13 +5706,13 @@
                 <w:sz w:val="14"/>
                 <w:szCs w:val="14"/>
               </w:rPr>
-              <w:t>El sistema debe determinar la legibilidad del archivo recibido antes de invocar los recursos del motor de análisis.</w:t>
-            </w:r>
-          </w:p>
-        </w:tc>
-        <w:tc>
-          <w:tcPr>
-            <w:tcW w:w="450" w:type="dxa"/>
+              <w:t>El sistema debe encolar en espera las peticiones en curso y reintentar su procesamiento en lugar de abortarlas o descartarlas frente a la falla de respuesta de un servicio externo o de terceros.</w:t>
+            </w:r>
+          </w:p>
+        </w:tc>
+        <w:tc>
+          <w:tcPr>
+            <w:tcW w:w="540" w:type="dxa"/>
             <w:tcBorders>
               <w:top w:val="single" w:sz="2" w:space="0" w:color="000000" w:themeColor="text1"/>
               <w:left w:val="single" w:sz="2" w:space="0" w:color="000000" w:themeColor="text1"/>
@@ -5725,7 +5741,7 @@
         </w:tc>
         <w:tc>
           <w:tcPr>
-            <w:tcW w:w="630" w:type="dxa"/>
+            <w:tcW w:w="720" w:type="dxa"/>
             <w:tcBorders>
               <w:top w:val="single" w:sz="2" w:space="0" w:color="000000" w:themeColor="text1"/>
               <w:left w:val="single" w:sz="2" w:space="0" w:color="000000" w:themeColor="text1"/>
@@ -5748,13 +5764,13 @@
                 <w:sz w:val="14"/>
                 <w:szCs w:val="14"/>
               </w:rPr>
-              <w:t>§2.4; §1.6 (piloto 3)</w:t>
-            </w:r>
-          </w:p>
-        </w:tc>
-        <w:tc>
-          <w:tcPr>
-            <w:tcW w:w="2964" w:type="dxa"/>
+              <w:t>Sección 3, §4, §2.17, ENT7, ENT9</w:t>
+            </w:r>
+          </w:p>
+        </w:tc>
+        <w:tc>
+          <w:tcPr>
+            <w:tcW w:w="4140" w:type="dxa"/>
             <w:tcBorders>
               <w:top w:val="single" w:sz="2" w:space="0" w:color="000000" w:themeColor="text1"/>
               <w:left w:val="single" w:sz="2" w:space="0" w:color="000000" w:themeColor="text1"/>
@@ -5777,7 +5793,7 @@
                 <w:sz w:val="14"/>
                 <w:szCs w:val="14"/>
               </w:rPr>
-              <w:t>Cargar un archivo de imagen corrupto y comprobar que el sistema interrumpe el caso emitiendo un estado de "Evidencia ilegible" sin iniciar el procesamiento.</w:t>
+              <w:t>Forzar la caída de un servicio externo, inyectar un caso y corroborar que el expediente no se pierde ni genera error crítico, sino que aguarda en una cola de reintento.</w:t>
             </w:r>
           </w:p>
         </w:tc>
@@ -5813,7 +5829,7 @@
                 <w:sz w:val="14"/>
                 <w:szCs w:val="14"/>
               </w:rPr>
-              <w:t>RQF-B05</w:t>
+              <w:t>RQNF-006</w:t>
             </w:r>
           </w:p>
         </w:tc>
@@ -5842,13 +5858,13 @@
                 <w:sz w:val="14"/>
                 <w:szCs w:val="14"/>
               </w:rPr>
-              <w:t>Funcional</w:t>
-            </w:r>
-          </w:p>
-        </w:tc>
-        <w:tc>
-          <w:tcPr>
-            <w:tcW w:w="2520" w:type="dxa"/>
+              <w:t>No Funcional</w:t>
+            </w:r>
+          </w:p>
+        </w:tc>
+        <w:tc>
+          <w:tcPr>
+            <w:tcW w:w="3510" w:type="dxa"/>
             <w:tcBorders>
               <w:top w:val="single" w:sz="2" w:space="0" w:color="000000" w:themeColor="text1"/>
               <w:left w:val="single" w:sz="2" w:space="0" w:color="000000" w:themeColor="text1"/>
@@ -5871,13 +5887,13 @@
                 <w:sz w:val="14"/>
                 <w:szCs w:val="14"/>
               </w:rPr>
-              <w:t>El sistema debe extraer e interpretar texto y firmas contenidos en los documentos cargados.</w:t>
-            </w:r>
-          </w:p>
-        </w:tc>
-        <w:tc>
-          <w:tcPr>
-            <w:tcW w:w="450" w:type="dxa"/>
+              <w:t>El sistema debe completar el procesamiento analítico completo de un caso típico que incluya hasta 12 imágenes/documentos en un tiempo inferior a 5 segundos de forma síncrona.</w:t>
+            </w:r>
+          </w:p>
+        </w:tc>
+        <w:tc>
+          <w:tcPr>
+            <w:tcW w:w="540" w:type="dxa"/>
             <w:tcBorders>
               <w:top w:val="single" w:sz="2" w:space="0" w:color="000000" w:themeColor="text1"/>
               <w:left w:val="single" w:sz="2" w:space="0" w:color="000000" w:themeColor="text1"/>
@@ -5906,7 +5922,7 @@
         </w:tc>
         <w:tc>
           <w:tcPr>
-            <w:tcW w:w="630" w:type="dxa"/>
+            <w:tcW w:w="720" w:type="dxa"/>
             <w:tcBorders>
               <w:top w:val="single" w:sz="2" w:space="0" w:color="000000" w:themeColor="text1"/>
               <w:left w:val="single" w:sz="2" w:space="0" w:color="000000" w:themeColor="text1"/>
@@ -5929,13 +5945,13 @@
                 <w:sz w:val="14"/>
                 <w:szCs w:val="14"/>
               </w:rPr>
-              <w:t>§2.5; §2.6</w:t>
-            </w:r>
-          </w:p>
-        </w:tc>
-        <w:tc>
-          <w:tcPr>
-            <w:tcW w:w="2964" w:type="dxa"/>
+              <w:t>§4, §3, ENT3</w:t>
+            </w:r>
+          </w:p>
+        </w:tc>
+        <w:tc>
+          <w:tcPr>
+            <w:tcW w:w="4140" w:type="dxa"/>
             <w:tcBorders>
               <w:top w:val="single" w:sz="2" w:space="0" w:color="000000" w:themeColor="text1"/>
               <w:left w:val="single" w:sz="2" w:space="0" w:color="000000" w:themeColor="text1"/>
@@ -5958,7 +5974,7 @@
                 <w:sz w:val="14"/>
                 <w:szCs w:val="14"/>
               </w:rPr>
-              <w:t>Subir un contrato firmado escaneado y validar que el motor OCR extrae los párrafos correctos e identifica la presencia de una firma humana.</w:t>
+              <w:t>Lanzar una prueba de rendimiento subiendo un caso estándar por API y medir el tiempo transcurrido, verificando respuesta en ≤ 5000 ms.</w:t>
             </w:r>
           </w:p>
         </w:tc>
@@ -5993,7 +6009,7 @@
                 <w:sz w:val="14"/>
                 <w:szCs w:val="14"/>
               </w:rPr>
-              <w:t>RQF-B06</w:t>
+              <w:t>RQNF-011</w:t>
             </w:r>
           </w:p>
         </w:tc>
@@ -6022,13 +6038,13 @@
                 <w:sz w:val="14"/>
                 <w:szCs w:val="14"/>
               </w:rPr>
-              <w:t>Funcional</w:t>
-            </w:r>
-          </w:p>
-        </w:tc>
-        <w:tc>
-          <w:tcPr>
-            <w:tcW w:w="2520" w:type="dxa"/>
+              <w:t>No Funcional</w:t>
+            </w:r>
+          </w:p>
+        </w:tc>
+        <w:tc>
+          <w:tcPr>
+            <w:tcW w:w="3510" w:type="dxa"/>
             <w:tcBorders>
               <w:top w:val="single" w:sz="2" w:space="0" w:color="000000" w:themeColor="text1"/>
               <w:left w:val="single" w:sz="2" w:space="0" w:color="000000" w:themeColor="text1"/>
@@ -6051,13 +6067,29 @@
                 <w:sz w:val="14"/>
                 <w:szCs w:val="14"/>
               </w:rPr>
-              <w:t>El sistema debe detectar objetos, evaluar daños y extraer metadatos de las fotografías ingresadas.</w:t>
-            </w:r>
-          </w:p>
-        </w:tc>
-        <w:tc>
-          <w:tcPr>
-            <w:tcW w:w="450" w:type="dxa"/>
+              <w:t xml:space="preserve">El sistema debe permitir el despliegue de nuevas versiones del producto en los ambientes sin interrumpir la operación (Zero </w:t>
+            </w:r>
+            <w:proofErr w:type="spellStart"/>
+            <w:r>
+              <w:rPr>
+                <w:sz w:val="14"/>
+                <w:szCs w:val="14"/>
+              </w:rPr>
+              <w:t>Downtime</w:t>
+            </w:r>
+            <w:proofErr w:type="spellEnd"/>
+            <w:r>
+              <w:rPr>
+                <w:sz w:val="14"/>
+                <w:szCs w:val="14"/>
+              </w:rPr>
+              <w:t>) y garantizar la reversibilidad.</w:t>
+            </w:r>
+          </w:p>
+        </w:tc>
+        <w:tc>
+          <w:tcPr>
+            <w:tcW w:w="540" w:type="dxa"/>
             <w:tcBorders>
               <w:top w:val="single" w:sz="2" w:space="0" w:color="000000" w:themeColor="text1"/>
               <w:left w:val="single" w:sz="2" w:space="0" w:color="000000" w:themeColor="text1"/>
@@ -6086,7 +6118,7 @@
         </w:tc>
         <w:tc>
           <w:tcPr>
-            <w:tcW w:w="630" w:type="dxa"/>
+            <w:tcW w:w="720" w:type="dxa"/>
             <w:tcBorders>
               <w:top w:val="single" w:sz="2" w:space="0" w:color="000000" w:themeColor="text1"/>
               <w:left w:val="single" w:sz="2" w:space="0" w:color="000000" w:themeColor="text1"/>
@@ -6109,13 +6141,13 @@
                 <w:sz w:val="14"/>
                 <w:szCs w:val="14"/>
               </w:rPr>
-              <w:t>§2.5; §2.6</w:t>
-            </w:r>
-          </w:p>
-        </w:tc>
-        <w:tc>
-          <w:tcPr>
-            <w:tcW w:w="2964" w:type="dxa"/>
+              <w:t>§4, ENT2</w:t>
+            </w:r>
+          </w:p>
+        </w:tc>
+        <w:tc>
+          <w:tcPr>
+            <w:tcW w:w="4140" w:type="dxa"/>
             <w:tcBorders>
               <w:top w:val="single" w:sz="2" w:space="0" w:color="000000" w:themeColor="text1"/>
               <w:left w:val="single" w:sz="2" w:space="0" w:color="000000" w:themeColor="text1"/>
@@ -6138,7 +6170,23 @@
                 <w:sz w:val="14"/>
                 <w:szCs w:val="14"/>
               </w:rPr>
-              <w:t>Cargar la fotografía de un vehículo chocado y verificar que el sistema identifica visualmente la zona del daño y extrae la fecha del metadato EXIF.</w:t>
+              <w:t xml:space="preserve">Generar peticiones continuas al sistema mediante un script mientras se lanza actualización; validar que ninguna solicitud se rechaza y que un </w:t>
+            </w:r>
+            <w:proofErr w:type="spellStart"/>
+            <w:r>
+              <w:rPr>
+                <w:sz w:val="14"/>
+                <w:szCs w:val="14"/>
+              </w:rPr>
+              <w:t>rollback</w:t>
+            </w:r>
+            <w:proofErr w:type="spellEnd"/>
+            <w:r>
+              <w:rPr>
+                <w:sz w:val="14"/>
+                <w:szCs w:val="14"/>
+              </w:rPr>
+              <w:t xml:space="preserve"> devuelve el estado intacto.</w:t>
             </w:r>
           </w:p>
         </w:tc>
@@ -6174,7 +6222,7 @@
                 <w:sz w:val="14"/>
                 <w:szCs w:val="14"/>
               </w:rPr>
-              <w:t>RQF-B07</w:t>
+              <w:t>RQF-008</w:t>
             </w:r>
           </w:p>
         </w:tc>
@@ -6209,7 +6257,7 @@
         </w:tc>
         <w:tc>
           <w:tcPr>
-            <w:tcW w:w="2520" w:type="dxa"/>
+            <w:tcW w:w="3510" w:type="dxa"/>
             <w:tcBorders>
               <w:top w:val="single" w:sz="2" w:space="0" w:color="000000" w:themeColor="text1"/>
               <w:left w:val="single" w:sz="2" w:space="0" w:color="000000" w:themeColor="text1"/>
@@ -6232,13 +6280,13 @@
                 <w:sz w:val="14"/>
                 <w:szCs w:val="14"/>
               </w:rPr>
-              <w:t>El sistema debe generar transcripciones textuales contextualizadas a partir de la evidencia de audio ingresada.</w:t>
-            </w:r>
-          </w:p>
-        </w:tc>
-        <w:tc>
-          <w:tcPr>
-            <w:tcW w:w="450" w:type="dxa"/>
+              <w:t>El sistema debe guardar el motivo ingresado por el operador y marcar con una etiqueta de discrepancia y revisión algorítmica obligatoria si la decisión contradice la sugerencia de la plataforma.</w:t>
+            </w:r>
+          </w:p>
+        </w:tc>
+        <w:tc>
+          <w:tcPr>
+            <w:tcW w:w="540" w:type="dxa"/>
             <w:tcBorders>
               <w:top w:val="single" w:sz="2" w:space="0" w:color="000000" w:themeColor="text1"/>
               <w:left w:val="single" w:sz="2" w:space="0" w:color="000000" w:themeColor="text1"/>
@@ -6267,7 +6315,7 @@
         </w:tc>
         <w:tc>
           <w:tcPr>
-            <w:tcW w:w="630" w:type="dxa"/>
+            <w:tcW w:w="720" w:type="dxa"/>
             <w:tcBorders>
               <w:top w:val="single" w:sz="2" w:space="0" w:color="000000" w:themeColor="text1"/>
               <w:left w:val="single" w:sz="2" w:space="0" w:color="000000" w:themeColor="text1"/>
@@ -6290,13 +6338,13 @@
                 <w:sz w:val="14"/>
                 <w:szCs w:val="14"/>
               </w:rPr>
-              <w:t>§2.5; §2.6</w:t>
-            </w:r>
-          </w:p>
-        </w:tc>
-        <w:tc>
-          <w:tcPr>
-            <w:tcW w:w="2964" w:type="dxa"/>
+              <w:t>Sección 2.7, Sección 3, ENT4, ENT5</w:t>
+            </w:r>
+          </w:p>
+        </w:tc>
+        <w:tc>
+          <w:tcPr>
+            <w:tcW w:w="4140" w:type="dxa"/>
             <w:tcBorders>
               <w:top w:val="single" w:sz="2" w:space="0" w:color="000000" w:themeColor="text1"/>
               <w:left w:val="single" w:sz="2" w:space="0" w:color="000000" w:themeColor="text1"/>
@@ -6319,8092 +6367,13 @@
                 <w:sz w:val="14"/>
                 <w:szCs w:val="14"/>
               </w:rPr>
-              <w:t>Ingresar un archivo de audio MP3 y corroborar que el sistema retorna una transcripción en texto plano coherente con las palabras habladas.</w:t>
-            </w:r>
-          </w:p>
-        </w:tc>
-      </w:tr>
-      <w:tr>
-        <w:trPr>
-          <w:cantSplit/>
-          <w:trHeight w:val="119"/>
-        </w:trPr>
-        <w:tc>
-          <w:tcPr>
-            <w:cnfStyle w:val="001000000000" w:firstRow="0" w:lastRow="0" w:firstColumn="1" w:lastColumn="0" w:oddVBand="0" w:evenVBand="0" w:oddHBand="0" w:evenHBand="0" w:firstRowFirstColumn="0" w:firstRowLastColumn="0" w:lastRowFirstColumn="0" w:lastRowLastColumn="0"/>
-            <w:tcW w:w="537" w:type="dxa"/>
-            <w:tcBorders>
-              <w:top w:val="single" w:sz="4" w:space="0" w:color="auto"/>
-              <w:left w:val="single" w:sz="4" w:space="0" w:color="auto"/>
-              <w:bottom w:val="single" w:sz="4" w:space="0" w:color="auto"/>
-              <w:right w:val="single" w:sz="4" w:space="0" w:color="auto"/>
-            </w:tcBorders>
-          </w:tcPr>
-          <w:p>
-            <w:pPr>
-              <w:pStyle w:val="NoSpacing"/>
-              <w:spacing w:line="276" w:lineRule="auto"/>
-              <w:rPr>
-                <w:sz w:val="14"/>
-                <w:szCs w:val="14"/>
-              </w:rPr>
-            </w:pPr>
-            <w:r>
-              <w:rPr>
-                <w:sz w:val="14"/>
-                <w:szCs w:val="14"/>
-              </w:rPr>
-              <w:t>RQF-B08</w:t>
-            </w:r>
-          </w:p>
-        </w:tc>
-        <w:tc>
-          <w:tcPr>
-            <w:tcW w:w="540" w:type="dxa"/>
-            <w:tcBorders>
-              <w:top w:val="single" w:sz="2" w:space="0" w:color="000000" w:themeColor="text1"/>
-              <w:left w:val="single" w:sz="4" w:space="0" w:color="auto"/>
-              <w:bottom w:val="single" w:sz="2" w:space="0" w:color="000000" w:themeColor="text1"/>
-              <w:right w:val="single" w:sz="2" w:space="0" w:color="000000" w:themeColor="text1"/>
-            </w:tcBorders>
-          </w:tcPr>
-          <w:p>
-            <w:pPr>
-              <w:pStyle w:val="NoSpacing"/>
-              <w:spacing w:line="276" w:lineRule="auto"/>
-              <w:cnfStyle w:val="000000000000" w:firstRow="0" w:lastRow="0" w:firstColumn="0" w:lastColumn="0" w:oddVBand="0" w:evenVBand="0" w:oddHBand="0" w:evenHBand="0" w:firstRowFirstColumn="0" w:firstRowLastColumn="0" w:lastRowFirstColumn="0" w:lastRowLastColumn="0"/>
-              <w:rPr>
-                <w:sz w:val="14"/>
-                <w:szCs w:val="14"/>
-              </w:rPr>
-            </w:pPr>
-            <w:r>
-              <w:rPr>
-                <w:sz w:val="14"/>
-                <w:szCs w:val="14"/>
-              </w:rPr>
-              <w:t>Funcional</w:t>
-            </w:r>
-          </w:p>
-        </w:tc>
-        <w:tc>
-          <w:tcPr>
-            <w:tcW w:w="2520" w:type="dxa"/>
-            <w:tcBorders>
-              <w:top w:val="single" w:sz="2" w:space="0" w:color="000000" w:themeColor="text1"/>
-              <w:left w:val="single" w:sz="2" w:space="0" w:color="000000" w:themeColor="text1"/>
-              <w:bottom w:val="single" w:sz="2" w:space="0" w:color="000000" w:themeColor="text1"/>
-              <w:right w:val="single" w:sz="2" w:space="0" w:color="000000" w:themeColor="text1"/>
-            </w:tcBorders>
-          </w:tcPr>
-          <w:p>
-            <w:pPr>
-              <w:pStyle w:val="NoSpacing"/>
-              <w:spacing w:line="276" w:lineRule="auto"/>
-              <w:cnfStyle w:val="000000000000" w:firstRow="0" w:lastRow="0" w:firstColumn="0" w:lastColumn="0" w:oddVBand="0" w:evenVBand="0" w:oddHBand="0" w:evenHBand="0" w:firstRowFirstColumn="0" w:firstRowLastColumn="0" w:lastRowFirstColumn="0" w:lastRowLastColumn="0"/>
-              <w:rPr>
-                <w:sz w:val="14"/>
-                <w:szCs w:val="14"/>
-              </w:rPr>
-            </w:pPr>
-            <w:r>
-              <w:rPr>
-                <w:sz w:val="14"/>
-                <w:szCs w:val="14"/>
-              </w:rPr>
-              <w:t>El sistema debe calcular y emitir un puntaje de confianza numérico de 0 a 100 acompañado del desglose de las señales analizadas.</w:t>
-            </w:r>
-          </w:p>
-        </w:tc>
-        <w:tc>
-          <w:tcPr>
-            <w:tcW w:w="450" w:type="dxa"/>
-            <w:tcBorders>
-              <w:top w:val="single" w:sz="2" w:space="0" w:color="000000" w:themeColor="text1"/>
-              <w:left w:val="single" w:sz="2" w:space="0" w:color="000000" w:themeColor="text1"/>
-              <w:bottom w:val="single" w:sz="2" w:space="0" w:color="000000" w:themeColor="text1"/>
-              <w:right w:val="single" w:sz="2" w:space="0" w:color="000000" w:themeColor="text1"/>
-            </w:tcBorders>
-          </w:tcPr>
-          <w:p>
-            <w:pPr>
-              <w:pStyle w:val="NoSpacing"/>
-              <w:spacing w:line="276" w:lineRule="auto"/>
-              <w:cnfStyle w:val="000000000000" w:firstRow="0" w:lastRow="0" w:firstColumn="0" w:lastColumn="0" w:oddVBand="0" w:evenVBand="0" w:oddHBand="0" w:evenHBand="0" w:firstRowFirstColumn="0" w:firstRowLastColumn="0" w:lastRowFirstColumn="0" w:lastRowLastColumn="0"/>
-              <w:rPr>
-                <w:sz w:val="14"/>
-                <w:szCs w:val="14"/>
-              </w:rPr>
-            </w:pPr>
-            <w:r>
-              <w:rPr>
-                <w:sz w:val="14"/>
-                <w:szCs w:val="14"/>
-              </w:rPr>
-              <w:t>Must</w:t>
-            </w:r>
-          </w:p>
-        </w:tc>
-        <w:tc>
-          <w:tcPr>
-            <w:tcW w:w="630" w:type="dxa"/>
-            <w:tcBorders>
-              <w:top w:val="single" w:sz="2" w:space="0" w:color="000000" w:themeColor="text1"/>
-              <w:left w:val="single" w:sz="2" w:space="0" w:color="000000" w:themeColor="text1"/>
-              <w:bottom w:val="single" w:sz="2" w:space="0" w:color="000000" w:themeColor="text1"/>
-              <w:right w:val="single" w:sz="2" w:space="0" w:color="000000" w:themeColor="text1"/>
-            </w:tcBorders>
-          </w:tcPr>
-          <w:p>
-            <w:pPr>
-              <w:pStyle w:val="NoSpacing"/>
-              <w:spacing w:line="276" w:lineRule="auto"/>
-              <w:cnfStyle w:val="000000000000" w:firstRow="0" w:lastRow="0" w:firstColumn="0" w:lastColumn="0" w:oddVBand="0" w:evenVBand="0" w:oddHBand="0" w:evenHBand="0" w:firstRowFirstColumn="0" w:firstRowLastColumn="0" w:lastRowFirstColumn="0" w:lastRowLastColumn="0"/>
-              <w:rPr>
-                <w:sz w:val="14"/>
-                <w:szCs w:val="14"/>
-              </w:rPr>
-            </w:pPr>
-            <w:r>
-              <w:rPr>
-                <w:sz w:val="14"/>
-                <w:szCs w:val="14"/>
-              </w:rPr>
-              <w:t>§2.5; §2.6</w:t>
-            </w:r>
-          </w:p>
-        </w:tc>
-        <w:tc>
-          <w:tcPr>
-            <w:tcW w:w="2964" w:type="dxa"/>
-            <w:tcBorders>
-              <w:top w:val="single" w:sz="2" w:space="0" w:color="000000" w:themeColor="text1"/>
-              <w:left w:val="single" w:sz="2" w:space="0" w:color="000000" w:themeColor="text1"/>
-              <w:bottom w:val="single" w:sz="2" w:space="0" w:color="000000" w:themeColor="text1"/>
-              <w:right w:val="single" w:sz="2" w:space="0" w:color="000000" w:themeColor="text1"/>
-            </w:tcBorders>
-          </w:tcPr>
-          <w:p>
-            <w:pPr>
-              <w:pStyle w:val="NoSpacing"/>
-              <w:spacing w:line="276" w:lineRule="auto"/>
-              <w:cnfStyle w:val="000000000000" w:firstRow="0" w:lastRow="0" w:firstColumn="0" w:lastColumn="0" w:oddVBand="0" w:evenVBand="0" w:oddHBand="0" w:evenHBand="0" w:firstRowFirstColumn="0" w:firstRowLastColumn="0" w:lastRowFirstColumn="0" w:lastRowLastColumn="0"/>
-              <w:rPr>
-                <w:sz w:val="14"/>
-                <w:szCs w:val="14"/>
-              </w:rPr>
-            </w:pPr>
-            <w:r>
-              <w:rPr>
-                <w:sz w:val="14"/>
-                <w:szCs w:val="14"/>
-              </w:rPr>
-              <w:t>Finalizar la evaluación de un expediente y confirmar en la respuesta que se incluye una variable "score" (ej. 85) y un arreglo detallando las "</w:t>
-            </w:r>
-            <w:proofErr w:type="spellStart"/>
-            <w:r>
-              <w:rPr>
-                <w:sz w:val="14"/>
-                <w:szCs w:val="14"/>
-              </w:rPr>
-              <w:t>signals</w:t>
-            </w:r>
-            <w:proofErr w:type="spellEnd"/>
-            <w:r>
-              <w:rPr>
-                <w:sz w:val="14"/>
-                <w:szCs w:val="14"/>
-              </w:rPr>
-              <w:t>" que lo componen.</w:t>
-            </w:r>
-          </w:p>
-        </w:tc>
-      </w:tr>
-      <w:tr>
-        <w:trPr>
-          <w:cnfStyle w:val="000000100000" w:firstRow="0" w:lastRow="0" w:firstColumn="0" w:lastColumn="0" w:oddVBand="0" w:evenVBand="0" w:oddHBand="1" w:evenHBand="0" w:firstRowFirstColumn="0" w:firstRowLastColumn="0" w:lastRowFirstColumn="0" w:lastRowLastColumn="0"/>
-          <w:cantSplit/>
-          <w:trHeight w:val="119"/>
-        </w:trPr>
-        <w:tc>
-          <w:tcPr>
-            <w:cnfStyle w:val="001000000000" w:firstRow="0" w:lastRow="0" w:firstColumn="1" w:lastColumn="0" w:oddVBand="0" w:evenVBand="0" w:oddHBand="0" w:evenHBand="0" w:firstRowFirstColumn="0" w:firstRowLastColumn="0" w:lastRowFirstColumn="0" w:lastRowLastColumn="0"/>
-            <w:tcW w:w="537" w:type="dxa"/>
-            <w:tcBorders>
-              <w:top w:val="single" w:sz="4" w:space="0" w:color="auto"/>
-              <w:left w:val="single" w:sz="4" w:space="0" w:color="auto"/>
-              <w:bottom w:val="single" w:sz="4" w:space="0" w:color="auto"/>
-              <w:right w:val="single" w:sz="4" w:space="0" w:color="auto"/>
-            </w:tcBorders>
-          </w:tcPr>
-          <w:p>
-            <w:pPr>
-              <w:pStyle w:val="NoSpacing"/>
-              <w:spacing w:line="276" w:lineRule="auto"/>
-              <w:rPr>
-                <w:sz w:val="14"/>
-                <w:szCs w:val="14"/>
-              </w:rPr>
-            </w:pPr>
-            <w:r>
-              <w:rPr>
-                <w:sz w:val="14"/>
-                <w:szCs w:val="14"/>
-              </w:rPr>
-              <w:t>RQF-B09</w:t>
-            </w:r>
-          </w:p>
-        </w:tc>
-        <w:tc>
-          <w:tcPr>
-            <w:tcW w:w="540" w:type="dxa"/>
-            <w:tcBorders>
-              <w:top w:val="single" w:sz="2" w:space="0" w:color="000000" w:themeColor="text1"/>
-              <w:left w:val="single" w:sz="4" w:space="0" w:color="auto"/>
-              <w:bottom w:val="single" w:sz="2" w:space="0" w:color="000000" w:themeColor="text1"/>
-              <w:right w:val="single" w:sz="2" w:space="0" w:color="000000" w:themeColor="text1"/>
-            </w:tcBorders>
-          </w:tcPr>
-          <w:p>
-            <w:pPr>
-              <w:pStyle w:val="NoSpacing"/>
-              <w:spacing w:line="276" w:lineRule="auto"/>
-              <w:cnfStyle w:val="000000100000" w:firstRow="0" w:lastRow="0" w:firstColumn="0" w:lastColumn="0" w:oddVBand="0" w:evenVBand="0" w:oddHBand="1" w:evenHBand="0" w:firstRowFirstColumn="0" w:firstRowLastColumn="0" w:lastRowFirstColumn="0" w:lastRowLastColumn="0"/>
-              <w:rPr>
-                <w:sz w:val="14"/>
-                <w:szCs w:val="14"/>
-              </w:rPr>
-            </w:pPr>
-            <w:r>
-              <w:rPr>
-                <w:sz w:val="14"/>
-                <w:szCs w:val="14"/>
-              </w:rPr>
-              <w:t>Funcional</w:t>
-            </w:r>
-          </w:p>
-        </w:tc>
-        <w:tc>
-          <w:tcPr>
-            <w:tcW w:w="2520" w:type="dxa"/>
-            <w:tcBorders>
-              <w:top w:val="single" w:sz="2" w:space="0" w:color="000000" w:themeColor="text1"/>
-              <w:left w:val="single" w:sz="2" w:space="0" w:color="000000" w:themeColor="text1"/>
-              <w:bottom w:val="single" w:sz="2" w:space="0" w:color="000000" w:themeColor="text1"/>
-              <w:right w:val="single" w:sz="2" w:space="0" w:color="000000" w:themeColor="text1"/>
-            </w:tcBorders>
-          </w:tcPr>
-          <w:p>
-            <w:pPr>
-              <w:pStyle w:val="NoSpacing"/>
-              <w:spacing w:line="276" w:lineRule="auto"/>
-              <w:cnfStyle w:val="000000100000" w:firstRow="0" w:lastRow="0" w:firstColumn="0" w:lastColumn="0" w:oddVBand="0" w:evenVBand="0" w:oddHBand="1" w:evenHBand="0" w:firstRowFirstColumn="0" w:firstRowLastColumn="0" w:lastRowFirstColumn="0" w:lastRowLastColumn="0"/>
-              <w:rPr>
-                <w:sz w:val="14"/>
-                <w:szCs w:val="14"/>
-              </w:rPr>
-            </w:pPr>
-            <w:r>
-              <w:rPr>
-                <w:sz w:val="14"/>
-                <w:szCs w:val="14"/>
-              </w:rPr>
-              <w:t>El sistema debe permitir al administrador configurar los umbrales numéricos de decisión de forma independiente para cada cliente y flujo.</w:t>
-            </w:r>
-          </w:p>
-        </w:tc>
-        <w:tc>
-          <w:tcPr>
-            <w:tcW w:w="450" w:type="dxa"/>
-            <w:tcBorders>
-              <w:top w:val="single" w:sz="2" w:space="0" w:color="000000" w:themeColor="text1"/>
-              <w:left w:val="single" w:sz="2" w:space="0" w:color="000000" w:themeColor="text1"/>
-              <w:bottom w:val="single" w:sz="2" w:space="0" w:color="000000" w:themeColor="text1"/>
-              <w:right w:val="single" w:sz="2" w:space="0" w:color="000000" w:themeColor="text1"/>
-            </w:tcBorders>
-          </w:tcPr>
-          <w:p>
-            <w:pPr>
-              <w:pStyle w:val="NoSpacing"/>
-              <w:spacing w:line="276" w:lineRule="auto"/>
-              <w:cnfStyle w:val="000000100000" w:firstRow="0" w:lastRow="0" w:firstColumn="0" w:lastColumn="0" w:oddVBand="0" w:evenVBand="0" w:oddHBand="1" w:evenHBand="0" w:firstRowFirstColumn="0" w:firstRowLastColumn="0" w:lastRowFirstColumn="0" w:lastRowLastColumn="0"/>
-              <w:rPr>
-                <w:sz w:val="14"/>
-                <w:szCs w:val="14"/>
-              </w:rPr>
-            </w:pPr>
-            <w:r>
-              <w:rPr>
-                <w:sz w:val="14"/>
-                <w:szCs w:val="14"/>
-              </w:rPr>
-              <w:t>Must</w:t>
-            </w:r>
-          </w:p>
-        </w:tc>
-        <w:tc>
-          <w:tcPr>
-            <w:tcW w:w="630" w:type="dxa"/>
-            <w:tcBorders>
-              <w:top w:val="single" w:sz="2" w:space="0" w:color="000000" w:themeColor="text1"/>
-              <w:left w:val="single" w:sz="2" w:space="0" w:color="000000" w:themeColor="text1"/>
-              <w:bottom w:val="single" w:sz="2" w:space="0" w:color="000000" w:themeColor="text1"/>
-              <w:right w:val="single" w:sz="2" w:space="0" w:color="000000" w:themeColor="text1"/>
-            </w:tcBorders>
-          </w:tcPr>
-          <w:p>
-            <w:pPr>
-              <w:pStyle w:val="NoSpacing"/>
-              <w:spacing w:line="276" w:lineRule="auto"/>
-              <w:cnfStyle w:val="000000100000" w:firstRow="0" w:lastRow="0" w:firstColumn="0" w:lastColumn="0" w:oddVBand="0" w:evenVBand="0" w:oddHBand="1" w:evenHBand="0" w:firstRowFirstColumn="0" w:firstRowLastColumn="0" w:lastRowFirstColumn="0" w:lastRowLastColumn="0"/>
-              <w:rPr>
-                <w:sz w:val="14"/>
-                <w:szCs w:val="14"/>
-              </w:rPr>
-            </w:pPr>
-            <w:r>
-              <w:rPr>
-                <w:sz w:val="14"/>
-                <w:szCs w:val="14"/>
-              </w:rPr>
-              <w:t>§2.6; §3; ENT3 [00:18:36]; ENT2 [00:13:05]</w:t>
-            </w:r>
-          </w:p>
-        </w:tc>
-        <w:tc>
-          <w:tcPr>
-            <w:tcW w:w="2964" w:type="dxa"/>
-            <w:tcBorders>
-              <w:top w:val="single" w:sz="2" w:space="0" w:color="000000" w:themeColor="text1"/>
-              <w:left w:val="single" w:sz="2" w:space="0" w:color="000000" w:themeColor="text1"/>
-              <w:bottom w:val="single" w:sz="2" w:space="0" w:color="000000" w:themeColor="text1"/>
-              <w:right w:val="single" w:sz="2" w:space="0" w:color="000000" w:themeColor="text1"/>
-            </w:tcBorders>
-          </w:tcPr>
-          <w:p>
-            <w:pPr>
-              <w:pStyle w:val="NoSpacing"/>
-              <w:spacing w:line="276" w:lineRule="auto"/>
-              <w:cnfStyle w:val="000000100000" w:firstRow="0" w:lastRow="0" w:firstColumn="0" w:lastColumn="0" w:oddVBand="0" w:evenVBand="0" w:oddHBand="1" w:evenHBand="0" w:firstRowFirstColumn="0" w:firstRowLastColumn="0" w:lastRowFirstColumn="0" w:lastRowLastColumn="0"/>
-              <w:rPr>
-                <w:sz w:val="14"/>
-                <w:szCs w:val="14"/>
-              </w:rPr>
-            </w:pPr>
-            <w:r>
-              <w:rPr>
-                <w:sz w:val="14"/>
-                <w:szCs w:val="14"/>
-              </w:rPr>
-              <w:t>Modificar el umbral de aprobación automática a 90 puntos en el panel de control y verificar que la configuración se guarda y aplica a los nuevos casos.</w:t>
-            </w:r>
-          </w:p>
-        </w:tc>
-      </w:tr>
-      <w:tr>
-        <w:trPr>
-          <w:cantSplit/>
-          <w:trHeight w:val="119"/>
-        </w:trPr>
-        <w:tc>
-          <w:tcPr>
-            <w:cnfStyle w:val="001000000000" w:firstRow="0" w:lastRow="0" w:firstColumn="1" w:lastColumn="0" w:oddVBand="0" w:evenVBand="0" w:oddHBand="0" w:evenHBand="0" w:firstRowFirstColumn="0" w:firstRowLastColumn="0" w:lastRowFirstColumn="0" w:lastRowLastColumn="0"/>
-            <w:tcW w:w="537" w:type="dxa"/>
-            <w:tcBorders>
-              <w:top w:val="single" w:sz="4" w:space="0" w:color="auto"/>
-              <w:left w:val="single" w:sz="4" w:space="0" w:color="auto"/>
-              <w:bottom w:val="single" w:sz="4" w:space="0" w:color="auto"/>
-              <w:right w:val="single" w:sz="4" w:space="0" w:color="auto"/>
-            </w:tcBorders>
-          </w:tcPr>
-          <w:p>
-            <w:pPr>
-              <w:pStyle w:val="NoSpacing"/>
-              <w:spacing w:line="276" w:lineRule="auto"/>
-              <w:rPr>
-                <w:sz w:val="14"/>
-                <w:szCs w:val="14"/>
-              </w:rPr>
-            </w:pPr>
-            <w:r>
-              <w:rPr>
-                <w:sz w:val="14"/>
-                <w:szCs w:val="14"/>
-              </w:rPr>
-              <w:t>RQF-B10</w:t>
-            </w:r>
-          </w:p>
-        </w:tc>
-        <w:tc>
-          <w:tcPr>
-            <w:tcW w:w="540" w:type="dxa"/>
-            <w:tcBorders>
-              <w:top w:val="single" w:sz="2" w:space="0" w:color="000000" w:themeColor="text1"/>
-              <w:left w:val="single" w:sz="4" w:space="0" w:color="auto"/>
-              <w:bottom w:val="single" w:sz="2" w:space="0" w:color="000000" w:themeColor="text1"/>
-              <w:right w:val="single" w:sz="2" w:space="0" w:color="000000" w:themeColor="text1"/>
-            </w:tcBorders>
-          </w:tcPr>
-          <w:p>
-            <w:pPr>
-              <w:pStyle w:val="NoSpacing"/>
-              <w:spacing w:line="276" w:lineRule="auto"/>
-              <w:cnfStyle w:val="000000000000" w:firstRow="0" w:lastRow="0" w:firstColumn="0" w:lastColumn="0" w:oddVBand="0" w:evenVBand="0" w:oddHBand="0" w:evenHBand="0" w:firstRowFirstColumn="0" w:firstRowLastColumn="0" w:lastRowFirstColumn="0" w:lastRowLastColumn="0"/>
-              <w:rPr>
-                <w:sz w:val="14"/>
-                <w:szCs w:val="14"/>
-              </w:rPr>
-            </w:pPr>
-            <w:r>
-              <w:rPr>
-                <w:sz w:val="14"/>
-                <w:szCs w:val="14"/>
-              </w:rPr>
-              <w:t>Funcional</w:t>
-            </w:r>
-          </w:p>
-        </w:tc>
-        <w:tc>
-          <w:tcPr>
-            <w:tcW w:w="2520" w:type="dxa"/>
-            <w:tcBorders>
-              <w:top w:val="single" w:sz="2" w:space="0" w:color="000000" w:themeColor="text1"/>
-              <w:left w:val="single" w:sz="2" w:space="0" w:color="000000" w:themeColor="text1"/>
-              <w:bottom w:val="single" w:sz="2" w:space="0" w:color="000000" w:themeColor="text1"/>
-              <w:right w:val="single" w:sz="2" w:space="0" w:color="000000" w:themeColor="text1"/>
-            </w:tcBorders>
-          </w:tcPr>
-          <w:p>
-            <w:pPr>
-              <w:pStyle w:val="NoSpacing"/>
-              <w:spacing w:line="276" w:lineRule="auto"/>
-              <w:cnfStyle w:val="000000000000" w:firstRow="0" w:lastRow="0" w:firstColumn="0" w:lastColumn="0" w:oddVBand="0" w:evenVBand="0" w:oddHBand="0" w:evenHBand="0" w:firstRowFirstColumn="0" w:firstRowLastColumn="0" w:lastRowFirstColumn="0" w:lastRowLastColumn="0"/>
-              <w:rPr>
-                <w:sz w:val="14"/>
-                <w:szCs w:val="14"/>
-              </w:rPr>
-            </w:pPr>
-            <w:r>
-              <w:rPr>
-                <w:sz w:val="14"/>
-                <w:szCs w:val="14"/>
-              </w:rPr>
-              <w:t>El sistema debe aprobar automáticamente los casos cuyo puntaje iguale o supere el umbral máximo definido y carezcan de alertas de fraude.</w:t>
-            </w:r>
-          </w:p>
-        </w:tc>
-        <w:tc>
-          <w:tcPr>
-            <w:tcW w:w="450" w:type="dxa"/>
-            <w:tcBorders>
-              <w:top w:val="single" w:sz="2" w:space="0" w:color="000000" w:themeColor="text1"/>
-              <w:left w:val="single" w:sz="2" w:space="0" w:color="000000" w:themeColor="text1"/>
-              <w:bottom w:val="single" w:sz="2" w:space="0" w:color="000000" w:themeColor="text1"/>
-              <w:right w:val="single" w:sz="2" w:space="0" w:color="000000" w:themeColor="text1"/>
-            </w:tcBorders>
-          </w:tcPr>
-          <w:p>
-            <w:pPr>
-              <w:pStyle w:val="NoSpacing"/>
-              <w:spacing w:line="276" w:lineRule="auto"/>
-              <w:cnfStyle w:val="000000000000" w:firstRow="0" w:lastRow="0" w:firstColumn="0" w:lastColumn="0" w:oddVBand="0" w:evenVBand="0" w:oddHBand="0" w:evenHBand="0" w:firstRowFirstColumn="0" w:firstRowLastColumn="0" w:lastRowFirstColumn="0" w:lastRowLastColumn="0"/>
-              <w:rPr>
-                <w:sz w:val="14"/>
-                <w:szCs w:val="14"/>
-              </w:rPr>
-            </w:pPr>
-            <w:r>
-              <w:rPr>
-                <w:sz w:val="14"/>
-                <w:szCs w:val="14"/>
-              </w:rPr>
-              <w:t>Must</w:t>
-            </w:r>
-          </w:p>
-        </w:tc>
-        <w:tc>
-          <w:tcPr>
-            <w:tcW w:w="630" w:type="dxa"/>
-            <w:tcBorders>
-              <w:top w:val="single" w:sz="2" w:space="0" w:color="000000" w:themeColor="text1"/>
-              <w:left w:val="single" w:sz="2" w:space="0" w:color="000000" w:themeColor="text1"/>
-              <w:bottom w:val="single" w:sz="2" w:space="0" w:color="000000" w:themeColor="text1"/>
-              <w:right w:val="single" w:sz="2" w:space="0" w:color="000000" w:themeColor="text1"/>
-            </w:tcBorders>
-          </w:tcPr>
-          <w:p>
-            <w:pPr>
-              <w:pStyle w:val="NoSpacing"/>
-              <w:spacing w:line="276" w:lineRule="auto"/>
-              <w:cnfStyle w:val="000000000000" w:firstRow="0" w:lastRow="0" w:firstColumn="0" w:lastColumn="0" w:oddVBand="0" w:evenVBand="0" w:oddHBand="0" w:evenHBand="0" w:firstRowFirstColumn="0" w:firstRowLastColumn="0" w:lastRowFirstColumn="0" w:lastRowLastColumn="0"/>
-              <w:rPr>
-                <w:sz w:val="14"/>
-                <w:szCs w:val="14"/>
-              </w:rPr>
-            </w:pPr>
-            <w:r>
-              <w:rPr>
-                <w:sz w:val="14"/>
-                <w:szCs w:val="14"/>
-              </w:rPr>
-              <w:t>§2.6; §3; ENT3 [00:18:36]; ENT2 [00:13:05]</w:t>
-            </w:r>
-          </w:p>
-        </w:tc>
-        <w:tc>
-          <w:tcPr>
-            <w:tcW w:w="2964" w:type="dxa"/>
-            <w:tcBorders>
-              <w:top w:val="single" w:sz="2" w:space="0" w:color="000000" w:themeColor="text1"/>
-              <w:left w:val="single" w:sz="2" w:space="0" w:color="000000" w:themeColor="text1"/>
-              <w:bottom w:val="single" w:sz="2" w:space="0" w:color="000000" w:themeColor="text1"/>
-              <w:right w:val="single" w:sz="2" w:space="0" w:color="000000" w:themeColor="text1"/>
-            </w:tcBorders>
-          </w:tcPr>
-          <w:p>
-            <w:pPr>
-              <w:pStyle w:val="NoSpacing"/>
-              <w:spacing w:line="276" w:lineRule="auto"/>
-              <w:cnfStyle w:val="000000000000" w:firstRow="0" w:lastRow="0" w:firstColumn="0" w:lastColumn="0" w:oddVBand="0" w:evenVBand="0" w:oddHBand="0" w:evenHBand="0" w:firstRowFirstColumn="0" w:firstRowLastColumn="0" w:lastRowFirstColumn="0" w:lastRowLastColumn="0"/>
-              <w:rPr>
-                <w:sz w:val="14"/>
-                <w:szCs w:val="14"/>
-              </w:rPr>
-            </w:pPr>
-            <w:r>
-              <w:rPr>
-                <w:sz w:val="14"/>
-                <w:szCs w:val="14"/>
-              </w:rPr>
-              <w:t>Inyectar un caso limpio con puntaje 95 (siendo el umbral 85) y comprobar que el expediente pasa directamente al estado "Aprobado".</w:t>
-            </w:r>
-          </w:p>
-        </w:tc>
-      </w:tr>
-      <w:tr>
-        <w:trPr>
-          <w:cnfStyle w:val="000000100000" w:firstRow="0" w:lastRow="0" w:firstColumn="0" w:lastColumn="0" w:oddVBand="0" w:evenVBand="0" w:oddHBand="1" w:evenHBand="0" w:firstRowFirstColumn="0" w:firstRowLastColumn="0" w:lastRowFirstColumn="0" w:lastRowLastColumn="0"/>
-          <w:cantSplit/>
-          <w:trHeight w:val="119"/>
-        </w:trPr>
-        <w:tc>
-          <w:tcPr>
-            <w:cnfStyle w:val="001000000000" w:firstRow="0" w:lastRow="0" w:firstColumn="1" w:lastColumn="0" w:oddVBand="0" w:evenVBand="0" w:oddHBand="0" w:evenHBand="0" w:firstRowFirstColumn="0" w:firstRowLastColumn="0" w:lastRowFirstColumn="0" w:lastRowLastColumn="0"/>
-            <w:tcW w:w="537" w:type="dxa"/>
-            <w:tcBorders>
-              <w:top w:val="single" w:sz="4" w:space="0" w:color="auto"/>
-              <w:left w:val="single" w:sz="4" w:space="0" w:color="auto"/>
-              <w:bottom w:val="single" w:sz="4" w:space="0" w:color="auto"/>
-              <w:right w:val="single" w:sz="4" w:space="0" w:color="auto"/>
-            </w:tcBorders>
-          </w:tcPr>
-          <w:p>
-            <w:pPr>
-              <w:pStyle w:val="NoSpacing"/>
-              <w:spacing w:line="276" w:lineRule="auto"/>
-              <w:rPr>
-                <w:sz w:val="14"/>
-                <w:szCs w:val="14"/>
-              </w:rPr>
-            </w:pPr>
-            <w:r>
-              <w:rPr>
-                <w:sz w:val="14"/>
-                <w:szCs w:val="14"/>
-              </w:rPr>
-              <w:t>RQF-B11</w:t>
-            </w:r>
-          </w:p>
-        </w:tc>
-        <w:tc>
-          <w:tcPr>
-            <w:tcW w:w="540" w:type="dxa"/>
-            <w:tcBorders>
-              <w:top w:val="single" w:sz="2" w:space="0" w:color="000000" w:themeColor="text1"/>
-              <w:left w:val="single" w:sz="4" w:space="0" w:color="auto"/>
-              <w:bottom w:val="single" w:sz="2" w:space="0" w:color="000000" w:themeColor="text1"/>
-              <w:right w:val="single" w:sz="2" w:space="0" w:color="000000" w:themeColor="text1"/>
-            </w:tcBorders>
-          </w:tcPr>
-          <w:p>
-            <w:pPr>
-              <w:pStyle w:val="NoSpacing"/>
-              <w:spacing w:line="276" w:lineRule="auto"/>
-              <w:cnfStyle w:val="000000100000" w:firstRow="0" w:lastRow="0" w:firstColumn="0" w:lastColumn="0" w:oddVBand="0" w:evenVBand="0" w:oddHBand="1" w:evenHBand="0" w:firstRowFirstColumn="0" w:firstRowLastColumn="0" w:lastRowFirstColumn="0" w:lastRowLastColumn="0"/>
-              <w:rPr>
-                <w:sz w:val="14"/>
-                <w:szCs w:val="14"/>
-              </w:rPr>
-            </w:pPr>
-            <w:r>
-              <w:rPr>
-                <w:sz w:val="14"/>
-                <w:szCs w:val="14"/>
-              </w:rPr>
-              <w:t>Funcional</w:t>
-            </w:r>
-          </w:p>
-        </w:tc>
-        <w:tc>
-          <w:tcPr>
-            <w:tcW w:w="2520" w:type="dxa"/>
-            <w:tcBorders>
-              <w:top w:val="single" w:sz="2" w:space="0" w:color="000000" w:themeColor="text1"/>
-              <w:left w:val="single" w:sz="2" w:space="0" w:color="000000" w:themeColor="text1"/>
-              <w:bottom w:val="single" w:sz="2" w:space="0" w:color="000000" w:themeColor="text1"/>
-              <w:right w:val="single" w:sz="2" w:space="0" w:color="000000" w:themeColor="text1"/>
-            </w:tcBorders>
-          </w:tcPr>
-          <w:p>
-            <w:pPr>
-              <w:pStyle w:val="NoSpacing"/>
-              <w:spacing w:line="276" w:lineRule="auto"/>
-              <w:cnfStyle w:val="000000100000" w:firstRow="0" w:lastRow="0" w:firstColumn="0" w:lastColumn="0" w:oddVBand="0" w:evenVBand="0" w:oddHBand="1" w:evenHBand="0" w:firstRowFirstColumn="0" w:firstRowLastColumn="0" w:lastRowFirstColumn="0" w:lastRowLastColumn="0"/>
-              <w:rPr>
-                <w:sz w:val="14"/>
-                <w:szCs w:val="14"/>
-              </w:rPr>
-            </w:pPr>
-            <w:r>
-              <w:rPr>
-                <w:sz w:val="14"/>
-                <w:szCs w:val="14"/>
-              </w:rPr>
-              <w:t>El sistema debe derivar a revisión asistida los casos cuyo puntaje se encuentre en el rango intermedio definido, o aquellos con señales bajo el mínimo aceptable.</w:t>
-            </w:r>
-          </w:p>
-        </w:tc>
-        <w:tc>
-          <w:tcPr>
-            <w:tcW w:w="450" w:type="dxa"/>
-            <w:tcBorders>
-              <w:top w:val="single" w:sz="2" w:space="0" w:color="000000" w:themeColor="text1"/>
-              <w:left w:val="single" w:sz="2" w:space="0" w:color="000000" w:themeColor="text1"/>
-              <w:bottom w:val="single" w:sz="2" w:space="0" w:color="000000" w:themeColor="text1"/>
-              <w:right w:val="single" w:sz="2" w:space="0" w:color="000000" w:themeColor="text1"/>
-            </w:tcBorders>
-          </w:tcPr>
-          <w:p>
-            <w:pPr>
-              <w:pStyle w:val="NoSpacing"/>
-              <w:spacing w:line="276" w:lineRule="auto"/>
-              <w:cnfStyle w:val="000000100000" w:firstRow="0" w:lastRow="0" w:firstColumn="0" w:lastColumn="0" w:oddVBand="0" w:evenVBand="0" w:oddHBand="1" w:evenHBand="0" w:firstRowFirstColumn="0" w:firstRowLastColumn="0" w:lastRowFirstColumn="0" w:lastRowLastColumn="0"/>
-              <w:rPr>
-                <w:sz w:val="14"/>
-                <w:szCs w:val="14"/>
-              </w:rPr>
-            </w:pPr>
-            <w:r>
-              <w:rPr>
-                <w:sz w:val="14"/>
-                <w:szCs w:val="14"/>
-              </w:rPr>
-              <w:t>Must</w:t>
-            </w:r>
-          </w:p>
-        </w:tc>
-        <w:tc>
-          <w:tcPr>
-            <w:tcW w:w="630" w:type="dxa"/>
-            <w:tcBorders>
-              <w:top w:val="single" w:sz="2" w:space="0" w:color="000000" w:themeColor="text1"/>
-              <w:left w:val="single" w:sz="2" w:space="0" w:color="000000" w:themeColor="text1"/>
-              <w:bottom w:val="single" w:sz="2" w:space="0" w:color="000000" w:themeColor="text1"/>
-              <w:right w:val="single" w:sz="2" w:space="0" w:color="000000" w:themeColor="text1"/>
-            </w:tcBorders>
-          </w:tcPr>
-          <w:p>
-            <w:pPr>
-              <w:pStyle w:val="NoSpacing"/>
-              <w:spacing w:line="276" w:lineRule="auto"/>
-              <w:cnfStyle w:val="000000100000" w:firstRow="0" w:lastRow="0" w:firstColumn="0" w:lastColumn="0" w:oddVBand="0" w:evenVBand="0" w:oddHBand="1" w:evenHBand="0" w:firstRowFirstColumn="0" w:firstRowLastColumn="0" w:lastRowFirstColumn="0" w:lastRowLastColumn="0"/>
-              <w:rPr>
-                <w:sz w:val="14"/>
-                <w:szCs w:val="14"/>
-              </w:rPr>
-            </w:pPr>
-            <w:r>
-              <w:rPr>
-                <w:sz w:val="14"/>
-                <w:szCs w:val="14"/>
-              </w:rPr>
-              <w:t>§2.6; §3; ENT3 [00:18:36]; ENT2 [00:13:05]</w:t>
-            </w:r>
-          </w:p>
-        </w:tc>
-        <w:tc>
-          <w:tcPr>
-            <w:tcW w:w="2964" w:type="dxa"/>
-            <w:tcBorders>
-              <w:top w:val="single" w:sz="2" w:space="0" w:color="000000" w:themeColor="text1"/>
-              <w:left w:val="single" w:sz="2" w:space="0" w:color="000000" w:themeColor="text1"/>
-              <w:bottom w:val="single" w:sz="2" w:space="0" w:color="000000" w:themeColor="text1"/>
-              <w:right w:val="single" w:sz="2" w:space="0" w:color="000000" w:themeColor="text1"/>
-            </w:tcBorders>
-          </w:tcPr>
-          <w:p>
-            <w:pPr>
-              <w:pStyle w:val="NoSpacing"/>
-              <w:spacing w:line="276" w:lineRule="auto"/>
-              <w:cnfStyle w:val="000000100000" w:firstRow="0" w:lastRow="0" w:firstColumn="0" w:lastColumn="0" w:oddVBand="0" w:evenVBand="0" w:oddHBand="1" w:evenHBand="0" w:firstRowFirstColumn="0" w:firstRowLastColumn="0" w:lastRowFirstColumn="0" w:lastRowLastColumn="0"/>
-              <w:rPr>
-                <w:sz w:val="14"/>
-                <w:szCs w:val="14"/>
-              </w:rPr>
-            </w:pPr>
-            <w:r>
-              <w:rPr>
-                <w:sz w:val="14"/>
-                <w:szCs w:val="14"/>
-              </w:rPr>
-              <w:t>Procesar un caso que arroje 75 puntos (estando en el rango de revisión de 60-84) y confirmar que se encola en la bandeja del operador humano con estado "Pendiente".</w:t>
-            </w:r>
-          </w:p>
-        </w:tc>
-      </w:tr>
-      <w:tr>
-        <w:trPr>
-          <w:cantSplit/>
-          <w:trHeight w:val="119"/>
-        </w:trPr>
-        <w:tc>
-          <w:tcPr>
-            <w:cnfStyle w:val="001000000000" w:firstRow="0" w:lastRow="0" w:firstColumn="1" w:lastColumn="0" w:oddVBand="0" w:evenVBand="0" w:oddHBand="0" w:evenHBand="0" w:firstRowFirstColumn="0" w:firstRowLastColumn="0" w:lastRowFirstColumn="0" w:lastRowLastColumn="0"/>
-            <w:tcW w:w="537" w:type="dxa"/>
-            <w:tcBorders>
-              <w:top w:val="single" w:sz="4" w:space="0" w:color="auto"/>
-              <w:left w:val="single" w:sz="4" w:space="0" w:color="auto"/>
-              <w:bottom w:val="single" w:sz="4" w:space="0" w:color="auto"/>
-              <w:right w:val="single" w:sz="4" w:space="0" w:color="auto"/>
-            </w:tcBorders>
-          </w:tcPr>
-          <w:p>
-            <w:pPr>
-              <w:pStyle w:val="NoSpacing"/>
-              <w:spacing w:line="276" w:lineRule="auto"/>
-              <w:rPr>
-                <w:sz w:val="14"/>
-                <w:szCs w:val="14"/>
-              </w:rPr>
-            </w:pPr>
-            <w:r>
-              <w:rPr>
-                <w:sz w:val="14"/>
-                <w:szCs w:val="14"/>
-              </w:rPr>
-              <w:lastRenderedPageBreak/>
-              <w:t>RQF-B12</w:t>
-            </w:r>
-          </w:p>
-        </w:tc>
-        <w:tc>
-          <w:tcPr>
-            <w:tcW w:w="540" w:type="dxa"/>
-            <w:tcBorders>
-              <w:top w:val="single" w:sz="2" w:space="0" w:color="000000" w:themeColor="text1"/>
-              <w:left w:val="single" w:sz="4" w:space="0" w:color="auto"/>
-              <w:bottom w:val="single" w:sz="2" w:space="0" w:color="000000" w:themeColor="text1"/>
-              <w:right w:val="single" w:sz="2" w:space="0" w:color="000000" w:themeColor="text1"/>
-            </w:tcBorders>
-          </w:tcPr>
-          <w:p>
-            <w:pPr>
-              <w:pStyle w:val="NoSpacing"/>
-              <w:spacing w:line="276" w:lineRule="auto"/>
-              <w:cnfStyle w:val="000000000000" w:firstRow="0" w:lastRow="0" w:firstColumn="0" w:lastColumn="0" w:oddVBand="0" w:evenVBand="0" w:oddHBand="0" w:evenHBand="0" w:firstRowFirstColumn="0" w:firstRowLastColumn="0" w:lastRowFirstColumn="0" w:lastRowLastColumn="0"/>
-              <w:rPr>
-                <w:sz w:val="14"/>
-                <w:szCs w:val="14"/>
-              </w:rPr>
-            </w:pPr>
-            <w:r>
-              <w:rPr>
-                <w:sz w:val="14"/>
-                <w:szCs w:val="14"/>
-              </w:rPr>
-              <w:t>Funcional</w:t>
-            </w:r>
-          </w:p>
-        </w:tc>
-        <w:tc>
-          <w:tcPr>
-            <w:tcW w:w="2520" w:type="dxa"/>
-            <w:tcBorders>
-              <w:top w:val="single" w:sz="2" w:space="0" w:color="000000" w:themeColor="text1"/>
-              <w:left w:val="single" w:sz="2" w:space="0" w:color="000000" w:themeColor="text1"/>
-              <w:bottom w:val="single" w:sz="2" w:space="0" w:color="000000" w:themeColor="text1"/>
-              <w:right w:val="single" w:sz="2" w:space="0" w:color="000000" w:themeColor="text1"/>
-            </w:tcBorders>
-          </w:tcPr>
-          <w:p>
-            <w:pPr>
-              <w:pStyle w:val="NoSpacing"/>
-              <w:spacing w:line="276" w:lineRule="auto"/>
-              <w:cnfStyle w:val="000000000000" w:firstRow="0" w:lastRow="0" w:firstColumn="0" w:lastColumn="0" w:oddVBand="0" w:evenVBand="0" w:oddHBand="0" w:evenHBand="0" w:firstRowFirstColumn="0" w:firstRowLastColumn="0" w:lastRowFirstColumn="0" w:lastRowLastColumn="0"/>
-              <w:rPr>
-                <w:sz w:val="14"/>
-                <w:szCs w:val="14"/>
-              </w:rPr>
-            </w:pPr>
-            <w:r>
-              <w:rPr>
-                <w:sz w:val="14"/>
-                <w:szCs w:val="14"/>
-              </w:rPr>
-              <w:t>El sistema debe rechazar automáticamente los casos que obtengan un puntaje inferior al umbral mínimo o que presenten una alerta de fraude activa.</w:t>
-            </w:r>
-          </w:p>
-        </w:tc>
-        <w:tc>
-          <w:tcPr>
-            <w:tcW w:w="450" w:type="dxa"/>
-            <w:tcBorders>
-              <w:top w:val="single" w:sz="2" w:space="0" w:color="000000" w:themeColor="text1"/>
-              <w:left w:val="single" w:sz="2" w:space="0" w:color="000000" w:themeColor="text1"/>
-              <w:bottom w:val="single" w:sz="2" w:space="0" w:color="000000" w:themeColor="text1"/>
-              <w:right w:val="single" w:sz="2" w:space="0" w:color="000000" w:themeColor="text1"/>
-            </w:tcBorders>
-          </w:tcPr>
-          <w:p>
-            <w:pPr>
-              <w:pStyle w:val="NoSpacing"/>
-              <w:spacing w:line="276" w:lineRule="auto"/>
-              <w:cnfStyle w:val="000000000000" w:firstRow="0" w:lastRow="0" w:firstColumn="0" w:lastColumn="0" w:oddVBand="0" w:evenVBand="0" w:oddHBand="0" w:evenHBand="0" w:firstRowFirstColumn="0" w:firstRowLastColumn="0" w:lastRowFirstColumn="0" w:lastRowLastColumn="0"/>
-              <w:rPr>
-                <w:sz w:val="14"/>
-                <w:szCs w:val="14"/>
-              </w:rPr>
-            </w:pPr>
-            <w:r>
-              <w:rPr>
-                <w:sz w:val="14"/>
-                <w:szCs w:val="14"/>
-              </w:rPr>
-              <w:t>Must</w:t>
-            </w:r>
-          </w:p>
-        </w:tc>
-        <w:tc>
-          <w:tcPr>
-            <w:tcW w:w="630" w:type="dxa"/>
-            <w:tcBorders>
-              <w:top w:val="single" w:sz="2" w:space="0" w:color="000000" w:themeColor="text1"/>
-              <w:left w:val="single" w:sz="2" w:space="0" w:color="000000" w:themeColor="text1"/>
-              <w:bottom w:val="single" w:sz="2" w:space="0" w:color="000000" w:themeColor="text1"/>
-              <w:right w:val="single" w:sz="2" w:space="0" w:color="000000" w:themeColor="text1"/>
-            </w:tcBorders>
-          </w:tcPr>
-          <w:p>
-            <w:pPr>
-              <w:pStyle w:val="NoSpacing"/>
-              <w:spacing w:line="276" w:lineRule="auto"/>
-              <w:cnfStyle w:val="000000000000" w:firstRow="0" w:lastRow="0" w:firstColumn="0" w:lastColumn="0" w:oddVBand="0" w:evenVBand="0" w:oddHBand="0" w:evenHBand="0" w:firstRowFirstColumn="0" w:firstRowLastColumn="0" w:lastRowFirstColumn="0" w:lastRowLastColumn="0"/>
-              <w:rPr>
-                <w:sz w:val="14"/>
-                <w:szCs w:val="14"/>
-              </w:rPr>
-            </w:pPr>
-            <w:r>
-              <w:rPr>
-                <w:sz w:val="14"/>
-                <w:szCs w:val="14"/>
-              </w:rPr>
-              <w:t>§2.6; §3; ENT3 [00:18:36]; ENT2 [00:13:05]</w:t>
-            </w:r>
-          </w:p>
-        </w:tc>
-        <w:tc>
-          <w:tcPr>
-            <w:tcW w:w="2964" w:type="dxa"/>
-            <w:tcBorders>
-              <w:top w:val="single" w:sz="2" w:space="0" w:color="000000" w:themeColor="text1"/>
-              <w:left w:val="single" w:sz="2" w:space="0" w:color="000000" w:themeColor="text1"/>
-              <w:bottom w:val="single" w:sz="2" w:space="0" w:color="000000" w:themeColor="text1"/>
-              <w:right w:val="single" w:sz="2" w:space="0" w:color="000000" w:themeColor="text1"/>
-            </w:tcBorders>
-          </w:tcPr>
-          <w:p>
-            <w:pPr>
-              <w:pStyle w:val="NoSpacing"/>
-              <w:spacing w:line="276" w:lineRule="auto"/>
-              <w:cnfStyle w:val="000000000000" w:firstRow="0" w:lastRow="0" w:firstColumn="0" w:lastColumn="0" w:oddVBand="0" w:evenVBand="0" w:oddHBand="0" w:evenHBand="0" w:firstRowFirstColumn="0" w:firstRowLastColumn="0" w:lastRowFirstColumn="0" w:lastRowLastColumn="0"/>
-              <w:rPr>
-                <w:sz w:val="14"/>
-                <w:szCs w:val="14"/>
-              </w:rPr>
-            </w:pPr>
-            <w:r>
-              <w:rPr>
-                <w:sz w:val="14"/>
-                <w:szCs w:val="14"/>
-              </w:rPr>
-              <w:t>Cargar un documento con una inconsistencia grave predefinida como fraude y validar que el caso se cierra con resolución de "Rechazado", ignorando el puntaje total.</w:t>
-            </w:r>
-          </w:p>
-        </w:tc>
-      </w:tr>
-      <w:tr>
-        <w:trPr>
-          <w:cnfStyle w:val="000000100000" w:firstRow="0" w:lastRow="0" w:firstColumn="0" w:lastColumn="0" w:oddVBand="0" w:evenVBand="0" w:oddHBand="1" w:evenHBand="0" w:firstRowFirstColumn="0" w:firstRowLastColumn="0" w:lastRowFirstColumn="0" w:lastRowLastColumn="0"/>
-          <w:cantSplit/>
-          <w:trHeight w:val="119"/>
-        </w:trPr>
-        <w:tc>
-          <w:tcPr>
-            <w:cnfStyle w:val="001000000000" w:firstRow="0" w:lastRow="0" w:firstColumn="1" w:lastColumn="0" w:oddVBand="0" w:evenVBand="0" w:oddHBand="0" w:evenHBand="0" w:firstRowFirstColumn="0" w:firstRowLastColumn="0" w:lastRowFirstColumn="0" w:lastRowLastColumn="0"/>
-            <w:tcW w:w="537" w:type="dxa"/>
-            <w:tcBorders>
-              <w:top w:val="single" w:sz="4" w:space="0" w:color="auto"/>
-              <w:left w:val="single" w:sz="4" w:space="0" w:color="auto"/>
-              <w:bottom w:val="single" w:sz="4" w:space="0" w:color="auto"/>
-              <w:right w:val="single" w:sz="4" w:space="0" w:color="auto"/>
-            </w:tcBorders>
-          </w:tcPr>
-          <w:p>
-            <w:pPr>
-              <w:pStyle w:val="NoSpacing"/>
-              <w:spacing w:line="276" w:lineRule="auto"/>
-              <w:rPr>
-                <w:sz w:val="14"/>
-                <w:szCs w:val="14"/>
-              </w:rPr>
-            </w:pPr>
-            <w:r>
-              <w:rPr>
-                <w:sz w:val="14"/>
-                <w:szCs w:val="14"/>
-              </w:rPr>
-              <w:t>RQF-B13</w:t>
-            </w:r>
-          </w:p>
-        </w:tc>
-        <w:tc>
-          <w:tcPr>
-            <w:tcW w:w="540" w:type="dxa"/>
-            <w:tcBorders>
-              <w:top w:val="single" w:sz="2" w:space="0" w:color="000000" w:themeColor="text1"/>
-              <w:left w:val="single" w:sz="4" w:space="0" w:color="auto"/>
-              <w:bottom w:val="single" w:sz="2" w:space="0" w:color="000000" w:themeColor="text1"/>
-              <w:right w:val="single" w:sz="2" w:space="0" w:color="000000" w:themeColor="text1"/>
-            </w:tcBorders>
-          </w:tcPr>
-          <w:p>
-            <w:pPr>
-              <w:pStyle w:val="NoSpacing"/>
-              <w:spacing w:line="276" w:lineRule="auto"/>
-              <w:cnfStyle w:val="000000100000" w:firstRow="0" w:lastRow="0" w:firstColumn="0" w:lastColumn="0" w:oddVBand="0" w:evenVBand="0" w:oddHBand="1" w:evenHBand="0" w:firstRowFirstColumn="0" w:firstRowLastColumn="0" w:lastRowFirstColumn="0" w:lastRowLastColumn="0"/>
-              <w:rPr>
-                <w:sz w:val="14"/>
-                <w:szCs w:val="14"/>
-              </w:rPr>
-            </w:pPr>
-            <w:r>
-              <w:rPr>
-                <w:sz w:val="14"/>
-                <w:szCs w:val="14"/>
-              </w:rPr>
-              <w:t>Funcional</w:t>
-            </w:r>
-          </w:p>
-        </w:tc>
-        <w:tc>
-          <w:tcPr>
-            <w:tcW w:w="2520" w:type="dxa"/>
-            <w:tcBorders>
-              <w:top w:val="single" w:sz="2" w:space="0" w:color="000000" w:themeColor="text1"/>
-              <w:left w:val="single" w:sz="2" w:space="0" w:color="000000" w:themeColor="text1"/>
-              <w:bottom w:val="single" w:sz="2" w:space="0" w:color="000000" w:themeColor="text1"/>
-              <w:right w:val="single" w:sz="2" w:space="0" w:color="000000" w:themeColor="text1"/>
-            </w:tcBorders>
-          </w:tcPr>
-          <w:p>
-            <w:pPr>
-              <w:pStyle w:val="NoSpacing"/>
-              <w:spacing w:line="276" w:lineRule="auto"/>
-              <w:cnfStyle w:val="000000100000" w:firstRow="0" w:lastRow="0" w:firstColumn="0" w:lastColumn="0" w:oddVBand="0" w:evenVBand="0" w:oddHBand="1" w:evenHBand="0" w:firstRowFirstColumn="0" w:firstRowLastColumn="0" w:lastRowFirstColumn="0" w:lastRowLastColumn="0"/>
-              <w:rPr>
-                <w:sz w:val="14"/>
-                <w:szCs w:val="14"/>
-              </w:rPr>
-            </w:pPr>
-            <w:r>
-              <w:rPr>
-                <w:sz w:val="14"/>
-                <w:szCs w:val="14"/>
-              </w:rPr>
-              <w:t>El sistema debe consolidar la evidencia, el puntaje total, el desglose de señales y la razón de derivación en una pantalla única en la bandeja del operador.</w:t>
-            </w:r>
-          </w:p>
-        </w:tc>
-        <w:tc>
-          <w:tcPr>
-            <w:tcW w:w="450" w:type="dxa"/>
-            <w:tcBorders>
-              <w:top w:val="single" w:sz="2" w:space="0" w:color="000000" w:themeColor="text1"/>
-              <w:left w:val="single" w:sz="2" w:space="0" w:color="000000" w:themeColor="text1"/>
-              <w:bottom w:val="single" w:sz="2" w:space="0" w:color="000000" w:themeColor="text1"/>
-              <w:right w:val="single" w:sz="2" w:space="0" w:color="000000" w:themeColor="text1"/>
-            </w:tcBorders>
-          </w:tcPr>
-          <w:p>
-            <w:pPr>
-              <w:pStyle w:val="NoSpacing"/>
-              <w:spacing w:line="276" w:lineRule="auto"/>
-              <w:cnfStyle w:val="000000100000" w:firstRow="0" w:lastRow="0" w:firstColumn="0" w:lastColumn="0" w:oddVBand="0" w:evenVBand="0" w:oddHBand="1" w:evenHBand="0" w:firstRowFirstColumn="0" w:firstRowLastColumn="0" w:lastRowFirstColumn="0" w:lastRowLastColumn="0"/>
-              <w:rPr>
-                <w:sz w:val="14"/>
-                <w:szCs w:val="14"/>
-              </w:rPr>
-            </w:pPr>
-            <w:r>
-              <w:rPr>
-                <w:sz w:val="14"/>
-                <w:szCs w:val="14"/>
-              </w:rPr>
-              <w:t>Must</w:t>
-            </w:r>
-          </w:p>
-        </w:tc>
-        <w:tc>
-          <w:tcPr>
-            <w:tcW w:w="630" w:type="dxa"/>
-            <w:tcBorders>
-              <w:top w:val="single" w:sz="2" w:space="0" w:color="000000" w:themeColor="text1"/>
-              <w:left w:val="single" w:sz="2" w:space="0" w:color="000000" w:themeColor="text1"/>
-              <w:bottom w:val="single" w:sz="2" w:space="0" w:color="000000" w:themeColor="text1"/>
-              <w:right w:val="single" w:sz="2" w:space="0" w:color="000000" w:themeColor="text1"/>
-            </w:tcBorders>
-          </w:tcPr>
-          <w:p>
-            <w:pPr>
-              <w:pStyle w:val="NoSpacing"/>
-              <w:spacing w:line="276" w:lineRule="auto"/>
-              <w:cnfStyle w:val="000000100000" w:firstRow="0" w:lastRow="0" w:firstColumn="0" w:lastColumn="0" w:oddVBand="0" w:evenVBand="0" w:oddHBand="1" w:evenHBand="0" w:firstRowFirstColumn="0" w:firstRowLastColumn="0" w:lastRowFirstColumn="0" w:lastRowLastColumn="0"/>
-              <w:rPr>
-                <w:sz w:val="14"/>
-                <w:szCs w:val="14"/>
-              </w:rPr>
-            </w:pPr>
-            <w:r>
-              <w:rPr>
-                <w:sz w:val="14"/>
-                <w:szCs w:val="14"/>
-              </w:rPr>
-              <w:t>§2.7; ENT4 [00:16:26]; ENT5 [00:05:07]</w:t>
-            </w:r>
-          </w:p>
-        </w:tc>
-        <w:tc>
-          <w:tcPr>
-            <w:tcW w:w="2964" w:type="dxa"/>
-            <w:tcBorders>
-              <w:top w:val="single" w:sz="2" w:space="0" w:color="000000" w:themeColor="text1"/>
-              <w:left w:val="single" w:sz="2" w:space="0" w:color="000000" w:themeColor="text1"/>
-              <w:bottom w:val="single" w:sz="2" w:space="0" w:color="000000" w:themeColor="text1"/>
-              <w:right w:val="single" w:sz="2" w:space="0" w:color="000000" w:themeColor="text1"/>
-            </w:tcBorders>
-          </w:tcPr>
-          <w:p>
-            <w:pPr>
-              <w:pStyle w:val="NoSpacing"/>
-              <w:spacing w:line="276" w:lineRule="auto"/>
-              <w:cnfStyle w:val="000000100000" w:firstRow="0" w:lastRow="0" w:firstColumn="0" w:lastColumn="0" w:oddVBand="0" w:evenVBand="0" w:oddHBand="1" w:evenHBand="0" w:firstRowFirstColumn="0" w:firstRowLastColumn="0" w:lastRowFirstColumn="0" w:lastRowLastColumn="0"/>
-              <w:rPr>
-                <w:sz w:val="14"/>
-                <w:szCs w:val="14"/>
-              </w:rPr>
-            </w:pPr>
-            <w:r>
-              <w:rPr>
-                <w:sz w:val="14"/>
-                <w:szCs w:val="14"/>
-              </w:rPr>
-              <w:t>Abrir un expediente desde la bandeja de revisión y constatar visualmente que los datos del modelo, la causa de derivación y el visor del documento están en la misma vista.</w:t>
-            </w:r>
-          </w:p>
-        </w:tc>
-      </w:tr>
-      <w:tr>
-        <w:trPr>
-          <w:cantSplit/>
-          <w:trHeight w:val="119"/>
-        </w:trPr>
-        <w:tc>
-          <w:tcPr>
-            <w:cnfStyle w:val="001000000000" w:firstRow="0" w:lastRow="0" w:firstColumn="1" w:lastColumn="0" w:oddVBand="0" w:evenVBand="0" w:oddHBand="0" w:evenHBand="0" w:firstRowFirstColumn="0" w:firstRowLastColumn="0" w:lastRowFirstColumn="0" w:lastRowLastColumn="0"/>
-            <w:tcW w:w="537" w:type="dxa"/>
-            <w:tcBorders>
-              <w:top w:val="single" w:sz="4" w:space="0" w:color="auto"/>
-              <w:left w:val="single" w:sz="4" w:space="0" w:color="auto"/>
-              <w:bottom w:val="single" w:sz="4" w:space="0" w:color="auto"/>
-              <w:right w:val="single" w:sz="4" w:space="0" w:color="auto"/>
-            </w:tcBorders>
-          </w:tcPr>
-          <w:p>
-            <w:pPr>
-              <w:pStyle w:val="NoSpacing"/>
-              <w:spacing w:line="276" w:lineRule="auto"/>
-              <w:rPr>
-                <w:sz w:val="14"/>
-                <w:szCs w:val="14"/>
-              </w:rPr>
-            </w:pPr>
-            <w:r>
-              <w:rPr>
-                <w:sz w:val="14"/>
-                <w:szCs w:val="14"/>
-              </w:rPr>
-              <w:t>RQF-B14</w:t>
-            </w:r>
-          </w:p>
-        </w:tc>
-        <w:tc>
-          <w:tcPr>
-            <w:tcW w:w="540" w:type="dxa"/>
-            <w:tcBorders>
-              <w:top w:val="single" w:sz="2" w:space="0" w:color="000000" w:themeColor="text1"/>
-              <w:left w:val="single" w:sz="4" w:space="0" w:color="auto"/>
-              <w:bottom w:val="single" w:sz="2" w:space="0" w:color="000000" w:themeColor="text1"/>
-              <w:right w:val="single" w:sz="2" w:space="0" w:color="000000" w:themeColor="text1"/>
-            </w:tcBorders>
-          </w:tcPr>
-          <w:p>
-            <w:pPr>
-              <w:pStyle w:val="NoSpacing"/>
-              <w:spacing w:line="276" w:lineRule="auto"/>
-              <w:cnfStyle w:val="000000000000" w:firstRow="0" w:lastRow="0" w:firstColumn="0" w:lastColumn="0" w:oddVBand="0" w:evenVBand="0" w:oddHBand="0" w:evenHBand="0" w:firstRowFirstColumn="0" w:firstRowLastColumn="0" w:lastRowFirstColumn="0" w:lastRowLastColumn="0"/>
-              <w:rPr>
-                <w:sz w:val="14"/>
-                <w:szCs w:val="14"/>
-              </w:rPr>
-            </w:pPr>
-            <w:r>
-              <w:rPr>
-                <w:sz w:val="14"/>
-                <w:szCs w:val="14"/>
-              </w:rPr>
-              <w:t>Funcional</w:t>
-            </w:r>
-          </w:p>
-        </w:tc>
-        <w:tc>
-          <w:tcPr>
-            <w:tcW w:w="2520" w:type="dxa"/>
-            <w:tcBorders>
-              <w:top w:val="single" w:sz="2" w:space="0" w:color="000000" w:themeColor="text1"/>
-              <w:left w:val="single" w:sz="2" w:space="0" w:color="000000" w:themeColor="text1"/>
-              <w:bottom w:val="single" w:sz="2" w:space="0" w:color="000000" w:themeColor="text1"/>
-              <w:right w:val="single" w:sz="2" w:space="0" w:color="000000" w:themeColor="text1"/>
-            </w:tcBorders>
-          </w:tcPr>
-          <w:p>
-            <w:pPr>
-              <w:pStyle w:val="NoSpacing"/>
-              <w:spacing w:line="276" w:lineRule="auto"/>
-              <w:cnfStyle w:val="000000000000" w:firstRow="0" w:lastRow="0" w:firstColumn="0" w:lastColumn="0" w:oddVBand="0" w:evenVBand="0" w:oddHBand="0" w:evenHBand="0" w:firstRowFirstColumn="0" w:firstRowLastColumn="0" w:lastRowFirstColumn="0" w:lastRowLastColumn="0"/>
-              <w:rPr>
-                <w:sz w:val="14"/>
-                <w:szCs w:val="14"/>
-              </w:rPr>
-            </w:pPr>
-            <w:r>
-              <w:rPr>
-                <w:sz w:val="14"/>
-                <w:szCs w:val="14"/>
-              </w:rPr>
-              <w:t>El sistema debe aplicar la resolución del caso cuando el operador ejecuta la acción de aprobar, rechazar o solicitar antecedentes desde la interfaz.</w:t>
-            </w:r>
-          </w:p>
-        </w:tc>
-        <w:tc>
-          <w:tcPr>
-            <w:tcW w:w="450" w:type="dxa"/>
-            <w:tcBorders>
-              <w:top w:val="single" w:sz="2" w:space="0" w:color="000000" w:themeColor="text1"/>
-              <w:left w:val="single" w:sz="2" w:space="0" w:color="000000" w:themeColor="text1"/>
-              <w:bottom w:val="single" w:sz="2" w:space="0" w:color="000000" w:themeColor="text1"/>
-              <w:right w:val="single" w:sz="2" w:space="0" w:color="000000" w:themeColor="text1"/>
-            </w:tcBorders>
-          </w:tcPr>
-          <w:p>
-            <w:pPr>
-              <w:pStyle w:val="NoSpacing"/>
-              <w:spacing w:line="276" w:lineRule="auto"/>
-              <w:cnfStyle w:val="000000000000" w:firstRow="0" w:lastRow="0" w:firstColumn="0" w:lastColumn="0" w:oddVBand="0" w:evenVBand="0" w:oddHBand="0" w:evenHBand="0" w:firstRowFirstColumn="0" w:firstRowLastColumn="0" w:lastRowFirstColumn="0" w:lastRowLastColumn="0"/>
-              <w:rPr>
-                <w:sz w:val="14"/>
-                <w:szCs w:val="14"/>
-              </w:rPr>
-            </w:pPr>
-            <w:r>
-              <w:rPr>
-                <w:sz w:val="14"/>
-                <w:szCs w:val="14"/>
-              </w:rPr>
-              <w:t>Must</w:t>
-            </w:r>
-          </w:p>
-        </w:tc>
-        <w:tc>
-          <w:tcPr>
-            <w:tcW w:w="630" w:type="dxa"/>
-            <w:tcBorders>
-              <w:top w:val="single" w:sz="2" w:space="0" w:color="000000" w:themeColor="text1"/>
-              <w:left w:val="single" w:sz="2" w:space="0" w:color="000000" w:themeColor="text1"/>
-              <w:bottom w:val="single" w:sz="2" w:space="0" w:color="000000" w:themeColor="text1"/>
-              <w:right w:val="single" w:sz="2" w:space="0" w:color="000000" w:themeColor="text1"/>
-            </w:tcBorders>
-          </w:tcPr>
-          <w:p>
-            <w:pPr>
-              <w:pStyle w:val="NoSpacing"/>
-              <w:spacing w:line="276" w:lineRule="auto"/>
-              <w:cnfStyle w:val="000000000000" w:firstRow="0" w:lastRow="0" w:firstColumn="0" w:lastColumn="0" w:oddVBand="0" w:evenVBand="0" w:oddHBand="0" w:evenHBand="0" w:firstRowFirstColumn="0" w:firstRowLastColumn="0" w:lastRowFirstColumn="0" w:lastRowLastColumn="0"/>
-              <w:rPr>
-                <w:sz w:val="14"/>
-                <w:szCs w:val="14"/>
-              </w:rPr>
-            </w:pPr>
-            <w:r>
-              <w:rPr>
-                <w:sz w:val="14"/>
-                <w:szCs w:val="14"/>
-              </w:rPr>
-              <w:t>§2.7; ENT4 [00:16:26]; ENT5 [00:05:07]</w:t>
-            </w:r>
-          </w:p>
-        </w:tc>
-        <w:tc>
-          <w:tcPr>
-            <w:tcW w:w="2964" w:type="dxa"/>
-            <w:tcBorders>
-              <w:top w:val="single" w:sz="2" w:space="0" w:color="000000" w:themeColor="text1"/>
-              <w:left w:val="single" w:sz="2" w:space="0" w:color="000000" w:themeColor="text1"/>
-              <w:bottom w:val="single" w:sz="2" w:space="0" w:color="000000" w:themeColor="text1"/>
-              <w:right w:val="single" w:sz="2" w:space="0" w:color="000000" w:themeColor="text1"/>
-            </w:tcBorders>
-          </w:tcPr>
-          <w:p>
-            <w:pPr>
-              <w:pStyle w:val="NoSpacing"/>
-              <w:spacing w:line="276" w:lineRule="auto"/>
-              <w:cnfStyle w:val="000000000000" w:firstRow="0" w:lastRow="0" w:firstColumn="0" w:lastColumn="0" w:oddVBand="0" w:evenVBand="0" w:oddHBand="0" w:evenHBand="0" w:firstRowFirstColumn="0" w:firstRowLastColumn="0" w:lastRowFirstColumn="0" w:lastRowLastColumn="0"/>
-              <w:rPr>
-                <w:sz w:val="14"/>
-                <w:szCs w:val="14"/>
-              </w:rPr>
-            </w:pPr>
-            <w:r>
-              <w:rPr>
-                <w:sz w:val="14"/>
-                <w:szCs w:val="14"/>
-              </w:rPr>
-              <w:t>Presionar el botón "Solicitar antecedentes" en un caso abierto, confirmar, y verificar que el estado del caso se bloquea en espera de información adicional.</w:t>
-            </w:r>
-          </w:p>
-        </w:tc>
-      </w:tr>
-      <w:tr>
-        <w:trPr>
-          <w:cnfStyle w:val="000000100000" w:firstRow="0" w:lastRow="0" w:firstColumn="0" w:lastColumn="0" w:oddVBand="0" w:evenVBand="0" w:oddHBand="1" w:evenHBand="0" w:firstRowFirstColumn="0" w:firstRowLastColumn="0" w:lastRowFirstColumn="0" w:lastRowLastColumn="0"/>
-          <w:cantSplit/>
-          <w:trHeight w:val="119"/>
-        </w:trPr>
-        <w:tc>
-          <w:tcPr>
-            <w:cnfStyle w:val="001000000000" w:firstRow="0" w:lastRow="0" w:firstColumn="1" w:lastColumn="0" w:oddVBand="0" w:evenVBand="0" w:oddHBand="0" w:evenHBand="0" w:firstRowFirstColumn="0" w:firstRowLastColumn="0" w:lastRowFirstColumn="0" w:lastRowLastColumn="0"/>
-            <w:tcW w:w="537" w:type="dxa"/>
-            <w:tcBorders>
-              <w:top w:val="single" w:sz="4" w:space="0" w:color="auto"/>
-              <w:left w:val="single" w:sz="4" w:space="0" w:color="auto"/>
-              <w:bottom w:val="single" w:sz="4" w:space="0" w:color="auto"/>
-              <w:right w:val="single" w:sz="4" w:space="0" w:color="auto"/>
-            </w:tcBorders>
-          </w:tcPr>
-          <w:p>
-            <w:pPr>
-              <w:pStyle w:val="NoSpacing"/>
-              <w:spacing w:line="276" w:lineRule="auto"/>
-              <w:rPr>
-                <w:sz w:val="14"/>
-                <w:szCs w:val="14"/>
-              </w:rPr>
-            </w:pPr>
-            <w:r>
-              <w:rPr>
-                <w:sz w:val="14"/>
-                <w:szCs w:val="14"/>
-              </w:rPr>
-              <w:t>RQF-B15</w:t>
-            </w:r>
-          </w:p>
-        </w:tc>
-        <w:tc>
-          <w:tcPr>
-            <w:tcW w:w="540" w:type="dxa"/>
-            <w:tcBorders>
-              <w:top w:val="single" w:sz="2" w:space="0" w:color="000000" w:themeColor="text1"/>
-              <w:left w:val="single" w:sz="4" w:space="0" w:color="auto"/>
-              <w:bottom w:val="single" w:sz="2" w:space="0" w:color="000000" w:themeColor="text1"/>
-              <w:right w:val="single" w:sz="2" w:space="0" w:color="000000" w:themeColor="text1"/>
-            </w:tcBorders>
-          </w:tcPr>
-          <w:p>
-            <w:pPr>
-              <w:pStyle w:val="NoSpacing"/>
-              <w:spacing w:line="276" w:lineRule="auto"/>
-              <w:cnfStyle w:val="000000100000" w:firstRow="0" w:lastRow="0" w:firstColumn="0" w:lastColumn="0" w:oddVBand="0" w:evenVBand="0" w:oddHBand="1" w:evenHBand="0" w:firstRowFirstColumn="0" w:firstRowLastColumn="0" w:lastRowFirstColumn="0" w:lastRowLastColumn="0"/>
-              <w:rPr>
-                <w:sz w:val="14"/>
-                <w:szCs w:val="14"/>
-              </w:rPr>
-            </w:pPr>
-            <w:r>
-              <w:rPr>
-                <w:sz w:val="14"/>
-                <w:szCs w:val="14"/>
-              </w:rPr>
-              <w:t>Funcional</w:t>
-            </w:r>
-          </w:p>
-        </w:tc>
-        <w:tc>
-          <w:tcPr>
-            <w:tcW w:w="2520" w:type="dxa"/>
-            <w:tcBorders>
-              <w:top w:val="single" w:sz="2" w:space="0" w:color="000000" w:themeColor="text1"/>
-              <w:left w:val="single" w:sz="2" w:space="0" w:color="000000" w:themeColor="text1"/>
-              <w:bottom w:val="single" w:sz="2" w:space="0" w:color="000000" w:themeColor="text1"/>
-              <w:right w:val="single" w:sz="2" w:space="0" w:color="000000" w:themeColor="text1"/>
-            </w:tcBorders>
-          </w:tcPr>
-          <w:p>
-            <w:pPr>
-              <w:pStyle w:val="NoSpacing"/>
-              <w:spacing w:line="276" w:lineRule="auto"/>
-              <w:cnfStyle w:val="000000100000" w:firstRow="0" w:lastRow="0" w:firstColumn="0" w:lastColumn="0" w:oddVBand="0" w:evenVBand="0" w:oddHBand="1" w:evenHBand="0" w:firstRowFirstColumn="0" w:firstRowLastColumn="0" w:lastRowFirstColumn="0" w:lastRowLastColumn="0"/>
-              <w:rPr>
-                <w:sz w:val="14"/>
-                <w:szCs w:val="14"/>
-              </w:rPr>
-            </w:pPr>
-            <w:r>
-              <w:rPr>
-                <w:sz w:val="14"/>
-                <w:szCs w:val="14"/>
-              </w:rPr>
-              <w:t>El sistema debe guardar el motivo ingresado por el operador y marcar con una etiqueta de discrepancia si la decisión contradice la sugerencia de la plataforma.</w:t>
-            </w:r>
-          </w:p>
-        </w:tc>
-        <w:tc>
-          <w:tcPr>
-            <w:tcW w:w="450" w:type="dxa"/>
-            <w:tcBorders>
-              <w:top w:val="single" w:sz="2" w:space="0" w:color="000000" w:themeColor="text1"/>
-              <w:left w:val="single" w:sz="2" w:space="0" w:color="000000" w:themeColor="text1"/>
-              <w:bottom w:val="single" w:sz="2" w:space="0" w:color="000000" w:themeColor="text1"/>
-              <w:right w:val="single" w:sz="2" w:space="0" w:color="000000" w:themeColor="text1"/>
-            </w:tcBorders>
-          </w:tcPr>
-          <w:p>
-            <w:pPr>
-              <w:pStyle w:val="NoSpacing"/>
-              <w:spacing w:line="276" w:lineRule="auto"/>
-              <w:cnfStyle w:val="000000100000" w:firstRow="0" w:lastRow="0" w:firstColumn="0" w:lastColumn="0" w:oddVBand="0" w:evenVBand="0" w:oddHBand="1" w:evenHBand="0" w:firstRowFirstColumn="0" w:firstRowLastColumn="0" w:lastRowFirstColumn="0" w:lastRowLastColumn="0"/>
-              <w:rPr>
-                <w:sz w:val="14"/>
-                <w:szCs w:val="14"/>
-              </w:rPr>
-            </w:pPr>
-            <w:r>
-              <w:rPr>
-                <w:sz w:val="14"/>
-                <w:szCs w:val="14"/>
-              </w:rPr>
-              <w:t>Must</w:t>
-            </w:r>
-          </w:p>
-        </w:tc>
-        <w:tc>
-          <w:tcPr>
-            <w:tcW w:w="630" w:type="dxa"/>
-            <w:tcBorders>
-              <w:top w:val="single" w:sz="2" w:space="0" w:color="000000" w:themeColor="text1"/>
-              <w:left w:val="single" w:sz="2" w:space="0" w:color="000000" w:themeColor="text1"/>
-              <w:bottom w:val="single" w:sz="2" w:space="0" w:color="000000" w:themeColor="text1"/>
-              <w:right w:val="single" w:sz="2" w:space="0" w:color="000000" w:themeColor="text1"/>
-            </w:tcBorders>
-          </w:tcPr>
-          <w:p>
-            <w:pPr>
-              <w:pStyle w:val="NoSpacing"/>
-              <w:spacing w:line="276" w:lineRule="auto"/>
-              <w:cnfStyle w:val="000000100000" w:firstRow="0" w:lastRow="0" w:firstColumn="0" w:lastColumn="0" w:oddVBand="0" w:evenVBand="0" w:oddHBand="1" w:evenHBand="0" w:firstRowFirstColumn="0" w:firstRowLastColumn="0" w:lastRowFirstColumn="0" w:lastRowLastColumn="0"/>
-              <w:rPr>
-                <w:sz w:val="14"/>
-                <w:szCs w:val="14"/>
-              </w:rPr>
-            </w:pPr>
-            <w:r>
-              <w:rPr>
-                <w:sz w:val="14"/>
-                <w:szCs w:val="14"/>
-              </w:rPr>
-              <w:t>§2.7; ENT4 [00:16:26]; ENT5 [00:05:07]</w:t>
-            </w:r>
-          </w:p>
-        </w:tc>
-        <w:tc>
-          <w:tcPr>
-            <w:tcW w:w="2964" w:type="dxa"/>
-            <w:tcBorders>
-              <w:top w:val="single" w:sz="2" w:space="0" w:color="000000" w:themeColor="text1"/>
-              <w:left w:val="single" w:sz="2" w:space="0" w:color="000000" w:themeColor="text1"/>
-              <w:bottom w:val="single" w:sz="2" w:space="0" w:color="000000" w:themeColor="text1"/>
-              <w:right w:val="single" w:sz="2" w:space="0" w:color="000000" w:themeColor="text1"/>
-            </w:tcBorders>
-          </w:tcPr>
-          <w:p>
-            <w:pPr>
-              <w:pStyle w:val="NoSpacing"/>
-              <w:spacing w:line="276" w:lineRule="auto"/>
-              <w:cnfStyle w:val="000000100000" w:firstRow="0" w:lastRow="0" w:firstColumn="0" w:lastColumn="0" w:oddVBand="0" w:evenVBand="0" w:oddHBand="1" w:evenHBand="0" w:firstRowFirstColumn="0" w:firstRowLastColumn="0" w:lastRowFirstColumn="0" w:lastRowLastColumn="0"/>
-              <w:rPr>
-                <w:sz w:val="14"/>
-                <w:szCs w:val="14"/>
-              </w:rPr>
-            </w:pPr>
-            <w:r>
-              <w:rPr>
-                <w:sz w:val="14"/>
-                <w:szCs w:val="14"/>
-              </w:rPr>
-              <w:t>Aprobar manualmente un caso cuyo puntaje sugería rechazo y validar en la base de datos que se registra el comentario del operador junto a un indicador booleano de discrepancia activo.</w:t>
-            </w:r>
-          </w:p>
-        </w:tc>
-      </w:tr>
-      <w:tr>
-        <w:trPr>
-          <w:cantSplit/>
-          <w:trHeight w:val="119"/>
-        </w:trPr>
-        <w:tc>
-          <w:tcPr>
-            <w:cnfStyle w:val="001000000000" w:firstRow="0" w:lastRow="0" w:firstColumn="1" w:lastColumn="0" w:oddVBand="0" w:evenVBand="0" w:oddHBand="0" w:evenHBand="0" w:firstRowFirstColumn="0" w:firstRowLastColumn="0" w:lastRowFirstColumn="0" w:lastRowLastColumn="0"/>
-            <w:tcW w:w="537" w:type="dxa"/>
-            <w:tcBorders>
-              <w:top w:val="single" w:sz="4" w:space="0" w:color="auto"/>
-              <w:left w:val="single" w:sz="4" w:space="0" w:color="auto"/>
-              <w:bottom w:val="single" w:sz="4" w:space="0" w:color="auto"/>
-              <w:right w:val="single" w:sz="4" w:space="0" w:color="auto"/>
-            </w:tcBorders>
-          </w:tcPr>
-          <w:p>
-            <w:pPr>
-              <w:pStyle w:val="NoSpacing"/>
-              <w:spacing w:line="276" w:lineRule="auto"/>
-              <w:rPr>
-                <w:sz w:val="14"/>
-                <w:szCs w:val="14"/>
-              </w:rPr>
-            </w:pPr>
-            <w:r>
-              <w:rPr>
-                <w:sz w:val="14"/>
-                <w:szCs w:val="14"/>
-              </w:rPr>
-              <w:t>RQF-B16</w:t>
-            </w:r>
-          </w:p>
-        </w:tc>
-        <w:tc>
-          <w:tcPr>
-            <w:tcW w:w="540" w:type="dxa"/>
-            <w:tcBorders>
-              <w:top w:val="single" w:sz="2" w:space="0" w:color="000000" w:themeColor="text1"/>
-              <w:left w:val="single" w:sz="4" w:space="0" w:color="auto"/>
-              <w:bottom w:val="single" w:sz="2" w:space="0" w:color="000000" w:themeColor="text1"/>
-              <w:right w:val="single" w:sz="2" w:space="0" w:color="000000" w:themeColor="text1"/>
-            </w:tcBorders>
-          </w:tcPr>
-          <w:p>
-            <w:pPr>
-              <w:pStyle w:val="NoSpacing"/>
-              <w:spacing w:line="276" w:lineRule="auto"/>
-              <w:cnfStyle w:val="000000000000" w:firstRow="0" w:lastRow="0" w:firstColumn="0" w:lastColumn="0" w:oddVBand="0" w:evenVBand="0" w:oddHBand="0" w:evenHBand="0" w:firstRowFirstColumn="0" w:firstRowLastColumn="0" w:lastRowFirstColumn="0" w:lastRowLastColumn="0"/>
-              <w:rPr>
-                <w:sz w:val="14"/>
-                <w:szCs w:val="14"/>
-              </w:rPr>
-            </w:pPr>
-            <w:r>
-              <w:rPr>
-                <w:sz w:val="14"/>
-                <w:szCs w:val="14"/>
-              </w:rPr>
-              <w:t>Funcional</w:t>
-            </w:r>
-          </w:p>
-        </w:tc>
-        <w:tc>
-          <w:tcPr>
-            <w:tcW w:w="2520" w:type="dxa"/>
-            <w:tcBorders>
-              <w:top w:val="single" w:sz="2" w:space="0" w:color="000000" w:themeColor="text1"/>
-              <w:left w:val="single" w:sz="2" w:space="0" w:color="000000" w:themeColor="text1"/>
-              <w:bottom w:val="single" w:sz="2" w:space="0" w:color="000000" w:themeColor="text1"/>
-              <w:right w:val="single" w:sz="2" w:space="0" w:color="000000" w:themeColor="text1"/>
-            </w:tcBorders>
-          </w:tcPr>
-          <w:p>
-            <w:pPr>
-              <w:pStyle w:val="NoSpacing"/>
-              <w:spacing w:line="276" w:lineRule="auto"/>
-              <w:cnfStyle w:val="000000000000" w:firstRow="0" w:lastRow="0" w:firstColumn="0" w:lastColumn="0" w:oddVBand="0" w:evenVBand="0" w:oddHBand="0" w:evenHBand="0" w:firstRowFirstColumn="0" w:firstRowLastColumn="0" w:lastRowFirstColumn="0" w:lastRowLastColumn="0"/>
-              <w:rPr>
-                <w:sz w:val="14"/>
-                <w:szCs w:val="14"/>
-              </w:rPr>
-            </w:pPr>
-            <w:r>
-              <w:rPr>
-                <w:sz w:val="14"/>
-                <w:szCs w:val="14"/>
-              </w:rPr>
-              <w:t>El sistema debe disponer de una interfaz gráfica tipo drag-and-</w:t>
-            </w:r>
-            <w:proofErr w:type="spellStart"/>
-            <w:r>
-              <w:rPr>
-                <w:sz w:val="14"/>
-                <w:szCs w:val="14"/>
-              </w:rPr>
-              <w:t>drop</w:t>
-            </w:r>
-            <w:proofErr w:type="spellEnd"/>
-            <w:r>
-              <w:rPr>
-                <w:sz w:val="14"/>
-                <w:szCs w:val="14"/>
-              </w:rPr>
-              <w:t xml:space="preserve"> para ensamblar el flujo de análisis conectando bloques lógicos funcionales.</w:t>
-            </w:r>
-          </w:p>
-        </w:tc>
-        <w:tc>
-          <w:tcPr>
-            <w:tcW w:w="450" w:type="dxa"/>
-            <w:tcBorders>
-              <w:top w:val="single" w:sz="2" w:space="0" w:color="000000" w:themeColor="text1"/>
-              <w:left w:val="single" w:sz="2" w:space="0" w:color="000000" w:themeColor="text1"/>
-              <w:bottom w:val="single" w:sz="2" w:space="0" w:color="000000" w:themeColor="text1"/>
-              <w:right w:val="single" w:sz="2" w:space="0" w:color="000000" w:themeColor="text1"/>
-            </w:tcBorders>
-          </w:tcPr>
-          <w:p>
-            <w:pPr>
-              <w:pStyle w:val="NoSpacing"/>
-              <w:spacing w:line="276" w:lineRule="auto"/>
-              <w:cnfStyle w:val="000000000000" w:firstRow="0" w:lastRow="0" w:firstColumn="0" w:lastColumn="0" w:oddVBand="0" w:evenVBand="0" w:oddHBand="0" w:evenHBand="0" w:firstRowFirstColumn="0" w:firstRowLastColumn="0" w:lastRowFirstColumn="0" w:lastRowLastColumn="0"/>
-              <w:rPr>
-                <w:sz w:val="14"/>
-                <w:szCs w:val="14"/>
-              </w:rPr>
-            </w:pPr>
-            <w:r>
-              <w:rPr>
-                <w:sz w:val="14"/>
-                <w:szCs w:val="14"/>
-              </w:rPr>
-              <w:t>Must</w:t>
-            </w:r>
-          </w:p>
-        </w:tc>
-        <w:tc>
-          <w:tcPr>
-            <w:tcW w:w="630" w:type="dxa"/>
-            <w:tcBorders>
-              <w:top w:val="single" w:sz="2" w:space="0" w:color="000000" w:themeColor="text1"/>
-              <w:left w:val="single" w:sz="2" w:space="0" w:color="000000" w:themeColor="text1"/>
-              <w:bottom w:val="single" w:sz="2" w:space="0" w:color="000000" w:themeColor="text1"/>
-              <w:right w:val="single" w:sz="2" w:space="0" w:color="000000" w:themeColor="text1"/>
-            </w:tcBorders>
-          </w:tcPr>
-          <w:p>
-            <w:pPr>
-              <w:pStyle w:val="NoSpacing"/>
-              <w:spacing w:line="276" w:lineRule="auto"/>
-              <w:cnfStyle w:val="000000000000" w:firstRow="0" w:lastRow="0" w:firstColumn="0" w:lastColumn="0" w:oddVBand="0" w:evenVBand="0" w:oddHBand="0" w:evenHBand="0" w:firstRowFirstColumn="0" w:firstRowLastColumn="0" w:lastRowFirstColumn="0" w:lastRowLastColumn="0"/>
-              <w:rPr>
-                <w:sz w:val="14"/>
-                <w:szCs w:val="14"/>
-              </w:rPr>
-            </w:pPr>
-            <w:r>
-              <w:rPr>
-                <w:sz w:val="14"/>
-                <w:szCs w:val="14"/>
-              </w:rPr>
-              <w:t>§2.8; ENT2 [00:00:58]</w:t>
-            </w:r>
-          </w:p>
-        </w:tc>
-        <w:tc>
-          <w:tcPr>
-            <w:tcW w:w="2964" w:type="dxa"/>
-            <w:tcBorders>
-              <w:top w:val="single" w:sz="2" w:space="0" w:color="000000" w:themeColor="text1"/>
-              <w:left w:val="single" w:sz="2" w:space="0" w:color="000000" w:themeColor="text1"/>
-              <w:bottom w:val="single" w:sz="2" w:space="0" w:color="000000" w:themeColor="text1"/>
-              <w:right w:val="single" w:sz="2" w:space="0" w:color="000000" w:themeColor="text1"/>
-            </w:tcBorders>
-          </w:tcPr>
-          <w:p>
-            <w:pPr>
-              <w:pStyle w:val="NoSpacing"/>
-              <w:spacing w:line="276" w:lineRule="auto"/>
-              <w:cnfStyle w:val="000000000000" w:firstRow="0" w:lastRow="0" w:firstColumn="0" w:lastColumn="0" w:oddVBand="0" w:evenVBand="0" w:oddHBand="0" w:evenHBand="0" w:firstRowFirstColumn="0" w:firstRowLastColumn="0" w:lastRowFirstColumn="0" w:lastRowLastColumn="0"/>
-              <w:rPr>
-                <w:sz w:val="14"/>
-                <w:szCs w:val="14"/>
-              </w:rPr>
-            </w:pPr>
-            <w:r>
-              <w:rPr>
-                <w:sz w:val="14"/>
-                <w:szCs w:val="14"/>
-              </w:rPr>
-              <w:t>Ingresar al diseñador de flujos, arrastrar un módulo de ingesta y uno de OCR al lienzo, conectarlos, guardar y validar que no ocurren errores de esquema.</w:t>
-            </w:r>
-          </w:p>
-        </w:tc>
-      </w:tr>
-      <w:tr>
-        <w:trPr>
-          <w:cnfStyle w:val="000000100000" w:firstRow="0" w:lastRow="0" w:firstColumn="0" w:lastColumn="0" w:oddVBand="0" w:evenVBand="0" w:oddHBand="1" w:evenHBand="0" w:firstRowFirstColumn="0" w:firstRowLastColumn="0" w:lastRowFirstColumn="0" w:lastRowLastColumn="0"/>
-          <w:cantSplit/>
-          <w:trHeight w:val="119"/>
-        </w:trPr>
-        <w:tc>
-          <w:tcPr>
-            <w:cnfStyle w:val="001000000000" w:firstRow="0" w:lastRow="0" w:firstColumn="1" w:lastColumn="0" w:oddVBand="0" w:evenVBand="0" w:oddHBand="0" w:evenHBand="0" w:firstRowFirstColumn="0" w:firstRowLastColumn="0" w:lastRowFirstColumn="0" w:lastRowLastColumn="0"/>
-            <w:tcW w:w="537" w:type="dxa"/>
-            <w:tcBorders>
-              <w:top w:val="single" w:sz="4" w:space="0" w:color="auto"/>
-              <w:left w:val="single" w:sz="4" w:space="0" w:color="auto"/>
-              <w:bottom w:val="single" w:sz="4" w:space="0" w:color="auto"/>
-              <w:right w:val="single" w:sz="4" w:space="0" w:color="auto"/>
-            </w:tcBorders>
-          </w:tcPr>
-          <w:p>
-            <w:pPr>
-              <w:pStyle w:val="NoSpacing"/>
-              <w:spacing w:line="276" w:lineRule="auto"/>
-              <w:rPr>
-                <w:sz w:val="14"/>
-                <w:szCs w:val="14"/>
-              </w:rPr>
-            </w:pPr>
-            <w:r>
-              <w:rPr>
-                <w:sz w:val="14"/>
-                <w:szCs w:val="14"/>
-              </w:rPr>
-              <w:t>RQF-B17</w:t>
-            </w:r>
-          </w:p>
-        </w:tc>
-        <w:tc>
-          <w:tcPr>
-            <w:tcW w:w="540" w:type="dxa"/>
-            <w:tcBorders>
-              <w:top w:val="single" w:sz="2" w:space="0" w:color="000000" w:themeColor="text1"/>
-              <w:left w:val="single" w:sz="4" w:space="0" w:color="auto"/>
-              <w:bottom w:val="single" w:sz="2" w:space="0" w:color="000000" w:themeColor="text1"/>
-              <w:right w:val="single" w:sz="2" w:space="0" w:color="000000" w:themeColor="text1"/>
-            </w:tcBorders>
-          </w:tcPr>
-          <w:p>
-            <w:pPr>
-              <w:pStyle w:val="NoSpacing"/>
-              <w:spacing w:line="276" w:lineRule="auto"/>
-              <w:cnfStyle w:val="000000100000" w:firstRow="0" w:lastRow="0" w:firstColumn="0" w:lastColumn="0" w:oddVBand="0" w:evenVBand="0" w:oddHBand="1" w:evenHBand="0" w:firstRowFirstColumn="0" w:firstRowLastColumn="0" w:lastRowFirstColumn="0" w:lastRowLastColumn="0"/>
-              <w:rPr>
-                <w:sz w:val="14"/>
-                <w:szCs w:val="14"/>
-              </w:rPr>
-            </w:pPr>
-            <w:r>
-              <w:rPr>
-                <w:sz w:val="14"/>
-                <w:szCs w:val="14"/>
-              </w:rPr>
-              <w:t>Funcional</w:t>
-            </w:r>
-          </w:p>
-        </w:tc>
-        <w:tc>
-          <w:tcPr>
-            <w:tcW w:w="2520" w:type="dxa"/>
-            <w:tcBorders>
-              <w:top w:val="single" w:sz="2" w:space="0" w:color="000000" w:themeColor="text1"/>
-              <w:left w:val="single" w:sz="2" w:space="0" w:color="000000" w:themeColor="text1"/>
-              <w:bottom w:val="single" w:sz="2" w:space="0" w:color="000000" w:themeColor="text1"/>
-              <w:right w:val="single" w:sz="2" w:space="0" w:color="000000" w:themeColor="text1"/>
-            </w:tcBorders>
-          </w:tcPr>
-          <w:p>
-            <w:pPr>
-              <w:pStyle w:val="NoSpacing"/>
-              <w:spacing w:line="276" w:lineRule="auto"/>
-              <w:cnfStyle w:val="000000100000" w:firstRow="0" w:lastRow="0" w:firstColumn="0" w:lastColumn="0" w:oddVBand="0" w:evenVBand="0" w:oddHBand="1" w:evenHBand="0" w:firstRowFirstColumn="0" w:firstRowLastColumn="0" w:lastRowFirstColumn="0" w:lastRowLastColumn="0"/>
-              <w:rPr>
-                <w:sz w:val="14"/>
-                <w:szCs w:val="14"/>
-              </w:rPr>
-            </w:pPr>
-            <w:r>
-              <w:rPr>
-                <w:sz w:val="14"/>
-                <w:szCs w:val="14"/>
-              </w:rPr>
-              <w:t>El sistema debe almacenar el historial de versiones del flujo guardado permitiendo comparar y restaurar configuraciones anteriores.</w:t>
-            </w:r>
-          </w:p>
-        </w:tc>
-        <w:tc>
-          <w:tcPr>
-            <w:tcW w:w="450" w:type="dxa"/>
-            <w:tcBorders>
-              <w:top w:val="single" w:sz="2" w:space="0" w:color="000000" w:themeColor="text1"/>
-              <w:left w:val="single" w:sz="2" w:space="0" w:color="000000" w:themeColor="text1"/>
-              <w:bottom w:val="single" w:sz="2" w:space="0" w:color="000000" w:themeColor="text1"/>
-              <w:right w:val="single" w:sz="2" w:space="0" w:color="000000" w:themeColor="text1"/>
-            </w:tcBorders>
-          </w:tcPr>
-          <w:p>
-            <w:pPr>
-              <w:pStyle w:val="NoSpacing"/>
-              <w:spacing w:line="276" w:lineRule="auto"/>
-              <w:cnfStyle w:val="000000100000" w:firstRow="0" w:lastRow="0" w:firstColumn="0" w:lastColumn="0" w:oddVBand="0" w:evenVBand="0" w:oddHBand="1" w:evenHBand="0" w:firstRowFirstColumn="0" w:firstRowLastColumn="0" w:lastRowFirstColumn="0" w:lastRowLastColumn="0"/>
-              <w:rPr>
-                <w:sz w:val="14"/>
-                <w:szCs w:val="14"/>
-              </w:rPr>
-            </w:pPr>
-            <w:r>
-              <w:rPr>
-                <w:sz w:val="14"/>
-                <w:szCs w:val="14"/>
-              </w:rPr>
-              <w:t>Must</w:t>
-            </w:r>
-          </w:p>
-        </w:tc>
-        <w:tc>
-          <w:tcPr>
-            <w:tcW w:w="630" w:type="dxa"/>
-            <w:tcBorders>
-              <w:top w:val="single" w:sz="2" w:space="0" w:color="000000" w:themeColor="text1"/>
-              <w:left w:val="single" w:sz="2" w:space="0" w:color="000000" w:themeColor="text1"/>
-              <w:bottom w:val="single" w:sz="2" w:space="0" w:color="000000" w:themeColor="text1"/>
-              <w:right w:val="single" w:sz="2" w:space="0" w:color="000000" w:themeColor="text1"/>
-            </w:tcBorders>
-          </w:tcPr>
-          <w:p>
-            <w:pPr>
-              <w:pStyle w:val="NoSpacing"/>
-              <w:spacing w:line="276" w:lineRule="auto"/>
-              <w:cnfStyle w:val="000000100000" w:firstRow="0" w:lastRow="0" w:firstColumn="0" w:lastColumn="0" w:oddVBand="0" w:evenVBand="0" w:oddHBand="1" w:evenHBand="0" w:firstRowFirstColumn="0" w:firstRowLastColumn="0" w:lastRowFirstColumn="0" w:lastRowLastColumn="0"/>
-              <w:rPr>
-                <w:sz w:val="14"/>
-                <w:szCs w:val="14"/>
-              </w:rPr>
-            </w:pPr>
-            <w:r>
-              <w:rPr>
-                <w:sz w:val="14"/>
-                <w:szCs w:val="14"/>
-              </w:rPr>
-              <w:t>§2.8; ENT2 [00:00:58]</w:t>
-            </w:r>
-          </w:p>
-        </w:tc>
-        <w:tc>
-          <w:tcPr>
-            <w:tcW w:w="2964" w:type="dxa"/>
-            <w:tcBorders>
-              <w:top w:val="single" w:sz="2" w:space="0" w:color="000000" w:themeColor="text1"/>
-              <w:left w:val="single" w:sz="2" w:space="0" w:color="000000" w:themeColor="text1"/>
-              <w:bottom w:val="single" w:sz="2" w:space="0" w:color="000000" w:themeColor="text1"/>
-              <w:right w:val="single" w:sz="2" w:space="0" w:color="000000" w:themeColor="text1"/>
-            </w:tcBorders>
-          </w:tcPr>
-          <w:p>
-            <w:pPr>
-              <w:pStyle w:val="NoSpacing"/>
-              <w:spacing w:line="276" w:lineRule="auto"/>
-              <w:cnfStyle w:val="000000100000" w:firstRow="0" w:lastRow="0" w:firstColumn="0" w:lastColumn="0" w:oddVBand="0" w:evenVBand="0" w:oddHBand="1" w:evenHBand="0" w:firstRowFirstColumn="0" w:firstRowLastColumn="0" w:lastRowFirstColumn="0" w:lastRowLastColumn="0"/>
-              <w:rPr>
-                <w:sz w:val="14"/>
-                <w:szCs w:val="14"/>
-              </w:rPr>
-            </w:pPr>
-            <w:r>
-              <w:rPr>
-                <w:sz w:val="14"/>
-                <w:szCs w:val="14"/>
-              </w:rPr>
-              <w:t>Ingresar a las opciones de un flujo actual (v2), seleccionar la opción de revertir a v1 y comprobar que el lienzo recarga mostrando los módulos exactos que poseía la versión anterior.</w:t>
-            </w:r>
-          </w:p>
-        </w:tc>
-      </w:tr>
-      <w:tr>
-        <w:trPr>
-          <w:cantSplit/>
-          <w:trHeight w:val="119"/>
-        </w:trPr>
-        <w:tc>
-          <w:tcPr>
-            <w:cnfStyle w:val="001000000000" w:firstRow="0" w:lastRow="0" w:firstColumn="1" w:lastColumn="0" w:oddVBand="0" w:evenVBand="0" w:oddHBand="0" w:evenHBand="0" w:firstRowFirstColumn="0" w:firstRowLastColumn="0" w:lastRowFirstColumn="0" w:lastRowLastColumn="0"/>
-            <w:tcW w:w="537" w:type="dxa"/>
-            <w:tcBorders>
-              <w:top w:val="single" w:sz="4" w:space="0" w:color="auto"/>
-              <w:left w:val="single" w:sz="4" w:space="0" w:color="auto"/>
-              <w:bottom w:val="single" w:sz="4" w:space="0" w:color="auto"/>
-              <w:right w:val="single" w:sz="4" w:space="0" w:color="auto"/>
-            </w:tcBorders>
-          </w:tcPr>
-          <w:p>
-            <w:pPr>
-              <w:pStyle w:val="NoSpacing"/>
-              <w:spacing w:line="276" w:lineRule="auto"/>
-              <w:rPr>
-                <w:sz w:val="14"/>
-                <w:szCs w:val="14"/>
-              </w:rPr>
-            </w:pPr>
-            <w:r>
-              <w:rPr>
-                <w:sz w:val="14"/>
-                <w:szCs w:val="14"/>
-              </w:rPr>
-              <w:t>RQF-B18</w:t>
-            </w:r>
-          </w:p>
-        </w:tc>
-        <w:tc>
-          <w:tcPr>
-            <w:tcW w:w="540" w:type="dxa"/>
-            <w:tcBorders>
-              <w:top w:val="single" w:sz="2" w:space="0" w:color="000000" w:themeColor="text1"/>
-              <w:left w:val="single" w:sz="4" w:space="0" w:color="auto"/>
-              <w:bottom w:val="single" w:sz="2" w:space="0" w:color="000000" w:themeColor="text1"/>
-              <w:right w:val="single" w:sz="2" w:space="0" w:color="000000" w:themeColor="text1"/>
-            </w:tcBorders>
-          </w:tcPr>
-          <w:p>
-            <w:pPr>
-              <w:pStyle w:val="NoSpacing"/>
-              <w:spacing w:line="276" w:lineRule="auto"/>
-              <w:cnfStyle w:val="000000000000" w:firstRow="0" w:lastRow="0" w:firstColumn="0" w:lastColumn="0" w:oddVBand="0" w:evenVBand="0" w:oddHBand="0" w:evenHBand="0" w:firstRowFirstColumn="0" w:firstRowLastColumn="0" w:lastRowFirstColumn="0" w:lastRowLastColumn="0"/>
-              <w:rPr>
-                <w:sz w:val="14"/>
-                <w:szCs w:val="14"/>
-              </w:rPr>
-            </w:pPr>
-            <w:r>
-              <w:rPr>
-                <w:sz w:val="14"/>
-                <w:szCs w:val="14"/>
-              </w:rPr>
-              <w:t>Funcional</w:t>
-            </w:r>
-          </w:p>
-        </w:tc>
-        <w:tc>
-          <w:tcPr>
-            <w:tcW w:w="2520" w:type="dxa"/>
-            <w:tcBorders>
-              <w:top w:val="single" w:sz="2" w:space="0" w:color="000000" w:themeColor="text1"/>
-              <w:left w:val="single" w:sz="2" w:space="0" w:color="000000" w:themeColor="text1"/>
-              <w:bottom w:val="single" w:sz="2" w:space="0" w:color="000000" w:themeColor="text1"/>
-              <w:right w:val="single" w:sz="2" w:space="0" w:color="000000" w:themeColor="text1"/>
-            </w:tcBorders>
-          </w:tcPr>
-          <w:p>
-            <w:pPr>
-              <w:pStyle w:val="NoSpacing"/>
-              <w:spacing w:line="276" w:lineRule="auto"/>
-              <w:cnfStyle w:val="000000000000" w:firstRow="0" w:lastRow="0" w:firstColumn="0" w:lastColumn="0" w:oddVBand="0" w:evenVBand="0" w:oddHBand="0" w:evenHBand="0" w:firstRowFirstColumn="0" w:firstRowLastColumn="0" w:lastRowFirstColumn="0" w:lastRowLastColumn="0"/>
-              <w:rPr>
-                <w:sz w:val="14"/>
-                <w:szCs w:val="14"/>
-              </w:rPr>
-            </w:pPr>
-            <w:r>
-              <w:rPr>
-                <w:sz w:val="14"/>
-                <w:szCs w:val="14"/>
-              </w:rPr>
-              <w:t xml:space="preserve">El sistema debe </w:t>
-            </w:r>
-            <w:proofErr w:type="spellStart"/>
-            <w:proofErr w:type="gramStart"/>
-            <w:r>
-              <w:rPr>
-                <w:sz w:val="14"/>
-                <w:szCs w:val="14"/>
-              </w:rPr>
-              <w:t>auto-generar</w:t>
-            </w:r>
-            <w:proofErr w:type="spellEnd"/>
-            <w:proofErr w:type="gramEnd"/>
-            <w:r>
-              <w:rPr>
-                <w:sz w:val="14"/>
-                <w:szCs w:val="14"/>
-              </w:rPr>
-              <w:t xml:space="preserve"> un punto de acceso (</w:t>
-            </w:r>
-            <w:proofErr w:type="spellStart"/>
-            <w:r>
-              <w:rPr>
-                <w:sz w:val="14"/>
-                <w:szCs w:val="14"/>
-              </w:rPr>
-              <w:t>endpoint</w:t>
-            </w:r>
-            <w:proofErr w:type="spellEnd"/>
-            <w:r>
-              <w:rPr>
-                <w:sz w:val="14"/>
-                <w:szCs w:val="14"/>
-              </w:rPr>
-              <w:t>) seguro con límite de peticiones tras publicar exitosamente un flujo en el diseñador.</w:t>
-            </w:r>
-          </w:p>
-        </w:tc>
-        <w:tc>
-          <w:tcPr>
-            <w:tcW w:w="450" w:type="dxa"/>
-            <w:tcBorders>
-              <w:top w:val="single" w:sz="2" w:space="0" w:color="000000" w:themeColor="text1"/>
-              <w:left w:val="single" w:sz="2" w:space="0" w:color="000000" w:themeColor="text1"/>
-              <w:bottom w:val="single" w:sz="2" w:space="0" w:color="000000" w:themeColor="text1"/>
-              <w:right w:val="single" w:sz="2" w:space="0" w:color="000000" w:themeColor="text1"/>
-            </w:tcBorders>
-          </w:tcPr>
-          <w:p>
-            <w:pPr>
-              <w:pStyle w:val="NoSpacing"/>
-              <w:spacing w:line="276" w:lineRule="auto"/>
-              <w:cnfStyle w:val="000000000000" w:firstRow="0" w:lastRow="0" w:firstColumn="0" w:lastColumn="0" w:oddVBand="0" w:evenVBand="0" w:oddHBand="0" w:evenHBand="0" w:firstRowFirstColumn="0" w:firstRowLastColumn="0" w:lastRowFirstColumn="0" w:lastRowLastColumn="0"/>
-              <w:rPr>
-                <w:sz w:val="14"/>
-                <w:szCs w:val="14"/>
-              </w:rPr>
-            </w:pPr>
-            <w:r>
-              <w:rPr>
-                <w:sz w:val="14"/>
-                <w:szCs w:val="14"/>
-              </w:rPr>
-              <w:t>Must</w:t>
-            </w:r>
-          </w:p>
-        </w:tc>
-        <w:tc>
-          <w:tcPr>
-            <w:tcW w:w="630" w:type="dxa"/>
-            <w:tcBorders>
-              <w:top w:val="single" w:sz="2" w:space="0" w:color="000000" w:themeColor="text1"/>
-              <w:left w:val="single" w:sz="2" w:space="0" w:color="000000" w:themeColor="text1"/>
-              <w:bottom w:val="single" w:sz="2" w:space="0" w:color="000000" w:themeColor="text1"/>
-              <w:right w:val="single" w:sz="2" w:space="0" w:color="000000" w:themeColor="text1"/>
-            </w:tcBorders>
-          </w:tcPr>
-          <w:p>
-            <w:pPr>
-              <w:pStyle w:val="NoSpacing"/>
-              <w:spacing w:line="276" w:lineRule="auto"/>
-              <w:cnfStyle w:val="000000000000" w:firstRow="0" w:lastRow="0" w:firstColumn="0" w:lastColumn="0" w:oddVBand="0" w:evenVBand="0" w:oddHBand="0" w:evenHBand="0" w:firstRowFirstColumn="0" w:firstRowLastColumn="0" w:lastRowFirstColumn="0" w:lastRowLastColumn="0"/>
-              <w:rPr>
-                <w:sz w:val="14"/>
-                <w:szCs w:val="14"/>
-              </w:rPr>
-            </w:pPr>
-            <w:r>
-              <w:rPr>
-                <w:sz w:val="14"/>
-                <w:szCs w:val="14"/>
-              </w:rPr>
-              <w:t>§2.10; ENT3 [00:12:16]</w:t>
-            </w:r>
-          </w:p>
-        </w:tc>
-        <w:tc>
-          <w:tcPr>
-            <w:tcW w:w="2964" w:type="dxa"/>
-            <w:tcBorders>
-              <w:top w:val="single" w:sz="2" w:space="0" w:color="000000" w:themeColor="text1"/>
-              <w:left w:val="single" w:sz="2" w:space="0" w:color="000000" w:themeColor="text1"/>
-              <w:bottom w:val="single" w:sz="2" w:space="0" w:color="000000" w:themeColor="text1"/>
-              <w:right w:val="single" w:sz="2" w:space="0" w:color="000000" w:themeColor="text1"/>
-            </w:tcBorders>
-          </w:tcPr>
-          <w:p>
-            <w:pPr>
-              <w:pStyle w:val="NoSpacing"/>
-              <w:spacing w:line="276" w:lineRule="auto"/>
-              <w:cnfStyle w:val="000000000000" w:firstRow="0" w:lastRow="0" w:firstColumn="0" w:lastColumn="0" w:oddVBand="0" w:evenVBand="0" w:oddHBand="0" w:evenHBand="0" w:firstRowFirstColumn="0" w:firstRowLastColumn="0" w:lastRowFirstColumn="0" w:lastRowLastColumn="0"/>
-              <w:rPr>
-                <w:sz w:val="14"/>
-                <w:szCs w:val="14"/>
-              </w:rPr>
-            </w:pPr>
-            <w:r>
-              <w:rPr>
-                <w:sz w:val="14"/>
-                <w:szCs w:val="14"/>
-              </w:rPr>
-              <w:t>Finalizar la publicación de un flujo y verificar en el panel de integración que se detalla una URL única válida para comenzar a inyectar peticiones POST.</w:t>
-            </w:r>
-          </w:p>
-        </w:tc>
-      </w:tr>
-      <w:tr>
-        <w:trPr>
-          <w:cnfStyle w:val="000000100000" w:firstRow="0" w:lastRow="0" w:firstColumn="0" w:lastColumn="0" w:oddVBand="0" w:evenVBand="0" w:oddHBand="1" w:evenHBand="0" w:firstRowFirstColumn="0" w:firstRowLastColumn="0" w:lastRowFirstColumn="0" w:lastRowLastColumn="0"/>
-          <w:cantSplit/>
-          <w:trHeight w:val="119"/>
-        </w:trPr>
-        <w:tc>
-          <w:tcPr>
-            <w:cnfStyle w:val="001000000000" w:firstRow="0" w:lastRow="0" w:firstColumn="1" w:lastColumn="0" w:oddVBand="0" w:evenVBand="0" w:oddHBand="0" w:evenHBand="0" w:firstRowFirstColumn="0" w:firstRowLastColumn="0" w:lastRowFirstColumn="0" w:lastRowLastColumn="0"/>
-            <w:tcW w:w="537" w:type="dxa"/>
-            <w:tcBorders>
-              <w:top w:val="single" w:sz="4" w:space="0" w:color="auto"/>
-              <w:left w:val="single" w:sz="4" w:space="0" w:color="auto"/>
-              <w:bottom w:val="single" w:sz="4" w:space="0" w:color="auto"/>
-              <w:right w:val="single" w:sz="4" w:space="0" w:color="auto"/>
-            </w:tcBorders>
-          </w:tcPr>
-          <w:p>
-            <w:pPr>
-              <w:pStyle w:val="NoSpacing"/>
-              <w:spacing w:line="276" w:lineRule="auto"/>
-              <w:rPr>
-                <w:sz w:val="14"/>
-                <w:szCs w:val="14"/>
-              </w:rPr>
-            </w:pPr>
-            <w:r>
-              <w:rPr>
-                <w:sz w:val="14"/>
-                <w:szCs w:val="14"/>
-              </w:rPr>
-              <w:t>RQF-B19</w:t>
-            </w:r>
-          </w:p>
-        </w:tc>
-        <w:tc>
-          <w:tcPr>
-            <w:tcW w:w="540" w:type="dxa"/>
-            <w:tcBorders>
-              <w:top w:val="single" w:sz="2" w:space="0" w:color="000000" w:themeColor="text1"/>
-              <w:left w:val="single" w:sz="4" w:space="0" w:color="auto"/>
-              <w:bottom w:val="single" w:sz="2" w:space="0" w:color="000000" w:themeColor="text1"/>
-              <w:right w:val="single" w:sz="2" w:space="0" w:color="000000" w:themeColor="text1"/>
-            </w:tcBorders>
-          </w:tcPr>
-          <w:p>
-            <w:pPr>
-              <w:pStyle w:val="NoSpacing"/>
-              <w:spacing w:line="276" w:lineRule="auto"/>
-              <w:cnfStyle w:val="000000100000" w:firstRow="0" w:lastRow="0" w:firstColumn="0" w:lastColumn="0" w:oddVBand="0" w:evenVBand="0" w:oddHBand="1" w:evenHBand="0" w:firstRowFirstColumn="0" w:firstRowLastColumn="0" w:lastRowFirstColumn="0" w:lastRowLastColumn="0"/>
-              <w:rPr>
-                <w:sz w:val="14"/>
-                <w:szCs w:val="14"/>
-              </w:rPr>
-            </w:pPr>
-            <w:r>
-              <w:rPr>
-                <w:sz w:val="14"/>
-                <w:szCs w:val="14"/>
-              </w:rPr>
-              <w:t>Funcional</w:t>
-            </w:r>
-          </w:p>
-        </w:tc>
-        <w:tc>
-          <w:tcPr>
-            <w:tcW w:w="2520" w:type="dxa"/>
-            <w:tcBorders>
-              <w:top w:val="single" w:sz="2" w:space="0" w:color="000000" w:themeColor="text1"/>
-              <w:left w:val="single" w:sz="2" w:space="0" w:color="000000" w:themeColor="text1"/>
-              <w:bottom w:val="single" w:sz="2" w:space="0" w:color="000000" w:themeColor="text1"/>
-              <w:right w:val="single" w:sz="2" w:space="0" w:color="000000" w:themeColor="text1"/>
-            </w:tcBorders>
-          </w:tcPr>
-          <w:p>
-            <w:pPr>
-              <w:pStyle w:val="NoSpacing"/>
-              <w:spacing w:line="276" w:lineRule="auto"/>
-              <w:cnfStyle w:val="000000100000" w:firstRow="0" w:lastRow="0" w:firstColumn="0" w:lastColumn="0" w:oddVBand="0" w:evenVBand="0" w:oddHBand="1" w:evenHBand="0" w:firstRowFirstColumn="0" w:firstRowLastColumn="0" w:lastRowFirstColumn="0" w:lastRowLastColumn="0"/>
-              <w:rPr>
-                <w:sz w:val="14"/>
-                <w:szCs w:val="14"/>
-              </w:rPr>
-            </w:pPr>
-            <w:r>
-              <w:rPr>
-                <w:sz w:val="14"/>
-                <w:szCs w:val="14"/>
-              </w:rPr>
-              <w:t>El sistema debe estructurar su respuesta de API incluyendo el identificador único del caso, el puntaje algorítmico, el desglose de señales y el enlace al rastro de auditoría.</w:t>
-            </w:r>
-          </w:p>
-        </w:tc>
-        <w:tc>
-          <w:tcPr>
-            <w:tcW w:w="450" w:type="dxa"/>
-            <w:tcBorders>
-              <w:top w:val="single" w:sz="2" w:space="0" w:color="000000" w:themeColor="text1"/>
-              <w:left w:val="single" w:sz="2" w:space="0" w:color="000000" w:themeColor="text1"/>
-              <w:bottom w:val="single" w:sz="2" w:space="0" w:color="000000" w:themeColor="text1"/>
-              <w:right w:val="single" w:sz="2" w:space="0" w:color="000000" w:themeColor="text1"/>
-            </w:tcBorders>
-          </w:tcPr>
-          <w:p>
-            <w:pPr>
-              <w:pStyle w:val="NoSpacing"/>
-              <w:spacing w:line="276" w:lineRule="auto"/>
-              <w:cnfStyle w:val="000000100000" w:firstRow="0" w:lastRow="0" w:firstColumn="0" w:lastColumn="0" w:oddVBand="0" w:evenVBand="0" w:oddHBand="1" w:evenHBand="0" w:firstRowFirstColumn="0" w:firstRowLastColumn="0" w:lastRowFirstColumn="0" w:lastRowLastColumn="0"/>
-              <w:rPr>
-                <w:sz w:val="14"/>
-                <w:szCs w:val="14"/>
-              </w:rPr>
-            </w:pPr>
-            <w:r>
-              <w:rPr>
-                <w:sz w:val="14"/>
-                <w:szCs w:val="14"/>
-              </w:rPr>
-              <w:t>Must</w:t>
-            </w:r>
-          </w:p>
-        </w:tc>
-        <w:tc>
-          <w:tcPr>
-            <w:tcW w:w="630" w:type="dxa"/>
-            <w:tcBorders>
-              <w:top w:val="single" w:sz="2" w:space="0" w:color="000000" w:themeColor="text1"/>
-              <w:left w:val="single" w:sz="2" w:space="0" w:color="000000" w:themeColor="text1"/>
-              <w:bottom w:val="single" w:sz="2" w:space="0" w:color="000000" w:themeColor="text1"/>
-              <w:right w:val="single" w:sz="2" w:space="0" w:color="000000" w:themeColor="text1"/>
-            </w:tcBorders>
-          </w:tcPr>
-          <w:p>
-            <w:pPr>
-              <w:pStyle w:val="NoSpacing"/>
-              <w:spacing w:line="276" w:lineRule="auto"/>
-              <w:cnfStyle w:val="000000100000" w:firstRow="0" w:lastRow="0" w:firstColumn="0" w:lastColumn="0" w:oddVBand="0" w:evenVBand="0" w:oddHBand="1" w:evenHBand="0" w:firstRowFirstColumn="0" w:firstRowLastColumn="0" w:lastRowFirstColumn="0" w:lastRowLastColumn="0"/>
-              <w:rPr>
-                <w:sz w:val="14"/>
-                <w:szCs w:val="14"/>
-              </w:rPr>
-            </w:pPr>
-            <w:r>
-              <w:rPr>
-                <w:sz w:val="14"/>
-                <w:szCs w:val="14"/>
-              </w:rPr>
-              <w:t>§2.10; ENT3 [00:12:16]</w:t>
-            </w:r>
-          </w:p>
-        </w:tc>
-        <w:tc>
-          <w:tcPr>
-            <w:tcW w:w="2964" w:type="dxa"/>
-            <w:tcBorders>
-              <w:top w:val="single" w:sz="2" w:space="0" w:color="000000" w:themeColor="text1"/>
-              <w:left w:val="single" w:sz="2" w:space="0" w:color="000000" w:themeColor="text1"/>
-              <w:bottom w:val="single" w:sz="2" w:space="0" w:color="000000" w:themeColor="text1"/>
-              <w:right w:val="single" w:sz="2" w:space="0" w:color="000000" w:themeColor="text1"/>
-            </w:tcBorders>
-          </w:tcPr>
-          <w:p>
-            <w:pPr>
-              <w:pStyle w:val="NoSpacing"/>
-              <w:spacing w:line="276" w:lineRule="auto"/>
-              <w:cnfStyle w:val="000000100000" w:firstRow="0" w:lastRow="0" w:firstColumn="0" w:lastColumn="0" w:oddVBand="0" w:evenVBand="0" w:oddHBand="1" w:evenHBand="0" w:firstRowFirstColumn="0" w:firstRowLastColumn="0" w:lastRowFirstColumn="0" w:lastRowLastColumn="0"/>
-              <w:rPr>
-                <w:sz w:val="14"/>
-                <w:szCs w:val="14"/>
-              </w:rPr>
-            </w:pPr>
-            <w:r>
-              <w:rPr>
-                <w:sz w:val="14"/>
-                <w:szCs w:val="14"/>
-              </w:rPr>
-              <w:t xml:space="preserve">Ejecutar un llamado asíncrono al punto de acceso y validar que el </w:t>
-            </w:r>
-            <w:proofErr w:type="spellStart"/>
-            <w:r>
-              <w:rPr>
-                <w:sz w:val="14"/>
-                <w:szCs w:val="14"/>
-              </w:rPr>
-              <w:t>payload</w:t>
-            </w:r>
-            <w:proofErr w:type="spellEnd"/>
-            <w:r>
-              <w:rPr>
-                <w:sz w:val="14"/>
-                <w:szCs w:val="14"/>
-              </w:rPr>
-              <w:t xml:space="preserve"> de respuesta contiene la estructura JSON con las llaves requeridas (</w:t>
-            </w:r>
-            <w:proofErr w:type="spellStart"/>
-            <w:r>
-              <w:rPr>
-                <w:sz w:val="14"/>
-                <w:szCs w:val="14"/>
-              </w:rPr>
-              <w:t>case_id</w:t>
-            </w:r>
-            <w:proofErr w:type="spellEnd"/>
-            <w:r>
-              <w:rPr>
-                <w:sz w:val="14"/>
-                <w:szCs w:val="14"/>
-              </w:rPr>
-              <w:t xml:space="preserve">, score, </w:t>
-            </w:r>
-            <w:proofErr w:type="spellStart"/>
-            <w:r>
-              <w:rPr>
-                <w:sz w:val="14"/>
-                <w:szCs w:val="14"/>
-              </w:rPr>
-              <w:t>signals</w:t>
-            </w:r>
-            <w:proofErr w:type="spellEnd"/>
-            <w:r>
-              <w:rPr>
-                <w:sz w:val="14"/>
-                <w:szCs w:val="14"/>
-              </w:rPr>
-              <w:t xml:space="preserve">, </w:t>
-            </w:r>
-            <w:proofErr w:type="spellStart"/>
-            <w:r>
-              <w:rPr>
-                <w:sz w:val="14"/>
-                <w:szCs w:val="14"/>
-              </w:rPr>
-              <w:t>audit_url</w:t>
-            </w:r>
-            <w:proofErr w:type="spellEnd"/>
-            <w:r>
-              <w:rPr>
-                <w:sz w:val="14"/>
-                <w:szCs w:val="14"/>
-              </w:rPr>
-              <w:t>).</w:t>
-            </w:r>
-          </w:p>
-        </w:tc>
-      </w:tr>
-      <w:tr>
-        <w:trPr>
-          <w:cantSplit/>
-          <w:trHeight w:val="119"/>
-        </w:trPr>
-        <w:tc>
-          <w:tcPr>
-            <w:cnfStyle w:val="001000000000" w:firstRow="0" w:lastRow="0" w:firstColumn="1" w:lastColumn="0" w:oddVBand="0" w:evenVBand="0" w:oddHBand="0" w:evenHBand="0" w:firstRowFirstColumn="0" w:firstRowLastColumn="0" w:lastRowFirstColumn="0" w:lastRowLastColumn="0"/>
-            <w:tcW w:w="537" w:type="dxa"/>
-            <w:tcBorders>
-              <w:top w:val="single" w:sz="4" w:space="0" w:color="auto"/>
-              <w:left w:val="single" w:sz="4" w:space="0" w:color="auto"/>
-              <w:bottom w:val="single" w:sz="4" w:space="0" w:color="auto"/>
-              <w:right w:val="single" w:sz="4" w:space="0" w:color="auto"/>
-            </w:tcBorders>
-          </w:tcPr>
-          <w:p>
-            <w:pPr>
-              <w:pStyle w:val="NoSpacing"/>
-              <w:spacing w:line="276" w:lineRule="auto"/>
-              <w:rPr>
-                <w:sz w:val="14"/>
-                <w:szCs w:val="14"/>
-              </w:rPr>
-            </w:pPr>
-            <w:r>
-              <w:rPr>
-                <w:sz w:val="14"/>
-                <w:szCs w:val="14"/>
-              </w:rPr>
-              <w:t>RQF-B20</w:t>
-            </w:r>
-          </w:p>
-        </w:tc>
-        <w:tc>
-          <w:tcPr>
-            <w:tcW w:w="540" w:type="dxa"/>
-            <w:tcBorders>
-              <w:top w:val="single" w:sz="2" w:space="0" w:color="000000" w:themeColor="text1"/>
-              <w:left w:val="single" w:sz="4" w:space="0" w:color="auto"/>
-              <w:bottom w:val="single" w:sz="2" w:space="0" w:color="000000" w:themeColor="text1"/>
-              <w:right w:val="single" w:sz="2" w:space="0" w:color="000000" w:themeColor="text1"/>
-            </w:tcBorders>
-          </w:tcPr>
-          <w:p>
-            <w:pPr>
-              <w:pStyle w:val="NoSpacing"/>
-              <w:spacing w:line="276" w:lineRule="auto"/>
-              <w:cnfStyle w:val="000000000000" w:firstRow="0" w:lastRow="0" w:firstColumn="0" w:lastColumn="0" w:oddVBand="0" w:evenVBand="0" w:oddHBand="0" w:evenHBand="0" w:firstRowFirstColumn="0" w:firstRowLastColumn="0" w:lastRowFirstColumn="0" w:lastRowLastColumn="0"/>
-              <w:rPr>
-                <w:sz w:val="14"/>
-                <w:szCs w:val="14"/>
-              </w:rPr>
-            </w:pPr>
-            <w:r>
-              <w:rPr>
-                <w:sz w:val="14"/>
-                <w:szCs w:val="14"/>
-              </w:rPr>
-              <w:t>Funcional</w:t>
-            </w:r>
-          </w:p>
-        </w:tc>
-        <w:tc>
-          <w:tcPr>
-            <w:tcW w:w="2520" w:type="dxa"/>
-            <w:tcBorders>
-              <w:top w:val="single" w:sz="2" w:space="0" w:color="000000" w:themeColor="text1"/>
-              <w:left w:val="single" w:sz="2" w:space="0" w:color="000000" w:themeColor="text1"/>
-              <w:bottom w:val="single" w:sz="2" w:space="0" w:color="000000" w:themeColor="text1"/>
-              <w:right w:val="single" w:sz="2" w:space="0" w:color="000000" w:themeColor="text1"/>
-            </w:tcBorders>
-          </w:tcPr>
-          <w:p>
-            <w:pPr>
-              <w:pStyle w:val="NoSpacing"/>
-              <w:spacing w:line="276" w:lineRule="auto"/>
-              <w:cnfStyle w:val="000000000000" w:firstRow="0" w:lastRow="0" w:firstColumn="0" w:lastColumn="0" w:oddVBand="0" w:evenVBand="0" w:oddHBand="0" w:evenHBand="0" w:firstRowFirstColumn="0" w:firstRowLastColumn="0" w:lastRowFirstColumn="0" w:lastRowLastColumn="0"/>
-              <w:rPr>
-                <w:sz w:val="14"/>
-                <w:szCs w:val="14"/>
-              </w:rPr>
-            </w:pPr>
-            <w:r>
-              <w:rPr>
-                <w:sz w:val="14"/>
-                <w:szCs w:val="14"/>
-              </w:rPr>
-              <w:t>El sistema debe registrar un historial inalterable por cada caso con detalles de evidencias ingresadas, módulos ejecutados, reglas, puntajes y decisiones de usuarios.</w:t>
-            </w:r>
-          </w:p>
-        </w:tc>
-        <w:tc>
-          <w:tcPr>
-            <w:tcW w:w="450" w:type="dxa"/>
-            <w:tcBorders>
-              <w:top w:val="single" w:sz="2" w:space="0" w:color="000000" w:themeColor="text1"/>
-              <w:left w:val="single" w:sz="2" w:space="0" w:color="000000" w:themeColor="text1"/>
-              <w:bottom w:val="single" w:sz="2" w:space="0" w:color="000000" w:themeColor="text1"/>
-              <w:right w:val="single" w:sz="2" w:space="0" w:color="000000" w:themeColor="text1"/>
-            </w:tcBorders>
-          </w:tcPr>
-          <w:p>
-            <w:pPr>
-              <w:pStyle w:val="NoSpacing"/>
-              <w:spacing w:line="276" w:lineRule="auto"/>
-              <w:cnfStyle w:val="000000000000" w:firstRow="0" w:lastRow="0" w:firstColumn="0" w:lastColumn="0" w:oddVBand="0" w:evenVBand="0" w:oddHBand="0" w:evenHBand="0" w:firstRowFirstColumn="0" w:firstRowLastColumn="0" w:lastRowFirstColumn="0" w:lastRowLastColumn="0"/>
-              <w:rPr>
-                <w:sz w:val="14"/>
-                <w:szCs w:val="14"/>
-              </w:rPr>
-            </w:pPr>
-            <w:r>
-              <w:rPr>
-                <w:sz w:val="14"/>
-                <w:szCs w:val="14"/>
-              </w:rPr>
-              <w:t>Must</w:t>
-            </w:r>
-          </w:p>
-        </w:tc>
-        <w:tc>
-          <w:tcPr>
-            <w:tcW w:w="630" w:type="dxa"/>
-            <w:tcBorders>
-              <w:top w:val="single" w:sz="2" w:space="0" w:color="000000" w:themeColor="text1"/>
-              <w:left w:val="single" w:sz="2" w:space="0" w:color="000000" w:themeColor="text1"/>
-              <w:bottom w:val="single" w:sz="2" w:space="0" w:color="000000" w:themeColor="text1"/>
-              <w:right w:val="single" w:sz="2" w:space="0" w:color="000000" w:themeColor="text1"/>
-            </w:tcBorders>
-          </w:tcPr>
-          <w:p>
-            <w:pPr>
-              <w:pStyle w:val="NoSpacing"/>
-              <w:spacing w:line="276" w:lineRule="auto"/>
-              <w:cnfStyle w:val="000000000000" w:firstRow="0" w:lastRow="0" w:firstColumn="0" w:lastColumn="0" w:oddVBand="0" w:evenVBand="0" w:oddHBand="0" w:evenHBand="0" w:firstRowFirstColumn="0" w:firstRowLastColumn="0" w:lastRowFirstColumn="0" w:lastRowLastColumn="0"/>
-              <w:rPr>
-                <w:sz w:val="14"/>
-                <w:szCs w:val="14"/>
-              </w:rPr>
-            </w:pPr>
-            <w:r>
-              <w:rPr>
-                <w:sz w:val="14"/>
-                <w:szCs w:val="14"/>
-              </w:rPr>
-              <w:t>§2.11; §3; ENT3 [00:05:47]; ENT6 [00:17:06]</w:t>
-            </w:r>
-          </w:p>
-        </w:tc>
-        <w:tc>
-          <w:tcPr>
-            <w:tcW w:w="2964" w:type="dxa"/>
-            <w:tcBorders>
-              <w:top w:val="single" w:sz="2" w:space="0" w:color="000000" w:themeColor="text1"/>
-              <w:left w:val="single" w:sz="2" w:space="0" w:color="000000" w:themeColor="text1"/>
-              <w:bottom w:val="single" w:sz="2" w:space="0" w:color="000000" w:themeColor="text1"/>
-              <w:right w:val="single" w:sz="2" w:space="0" w:color="000000" w:themeColor="text1"/>
-            </w:tcBorders>
-          </w:tcPr>
-          <w:p>
-            <w:pPr>
-              <w:pStyle w:val="NoSpacing"/>
-              <w:spacing w:line="276" w:lineRule="auto"/>
-              <w:cnfStyle w:val="000000000000" w:firstRow="0" w:lastRow="0" w:firstColumn="0" w:lastColumn="0" w:oddVBand="0" w:evenVBand="0" w:oddHBand="0" w:evenHBand="0" w:firstRowFirstColumn="0" w:firstRowLastColumn="0" w:lastRowFirstColumn="0" w:lastRowLastColumn="0"/>
-              <w:rPr>
-                <w:sz w:val="14"/>
-                <w:szCs w:val="14"/>
-              </w:rPr>
-            </w:pPr>
-            <w:r>
-              <w:rPr>
-                <w:sz w:val="14"/>
-                <w:szCs w:val="14"/>
-              </w:rPr>
-              <w:t>Intentar modificar el registro de auditoría de un caso cerrado utilizando credenciales de administrador y verificar que el sistema rechaza la operación por reglas de inmutabilidad de BD.</w:t>
-            </w:r>
-          </w:p>
-        </w:tc>
-      </w:tr>
-      <w:tr>
-        <w:trPr>
-          <w:cnfStyle w:val="000000100000" w:firstRow="0" w:lastRow="0" w:firstColumn="0" w:lastColumn="0" w:oddVBand="0" w:evenVBand="0" w:oddHBand="1" w:evenHBand="0" w:firstRowFirstColumn="0" w:firstRowLastColumn="0" w:lastRowFirstColumn="0" w:lastRowLastColumn="0"/>
-          <w:cantSplit/>
-          <w:trHeight w:val="119"/>
-        </w:trPr>
-        <w:tc>
-          <w:tcPr>
-            <w:cnfStyle w:val="001000000000" w:firstRow="0" w:lastRow="0" w:firstColumn="1" w:lastColumn="0" w:oddVBand="0" w:evenVBand="0" w:oddHBand="0" w:evenHBand="0" w:firstRowFirstColumn="0" w:firstRowLastColumn="0" w:lastRowFirstColumn="0" w:lastRowLastColumn="0"/>
-            <w:tcW w:w="537" w:type="dxa"/>
-            <w:tcBorders>
-              <w:top w:val="single" w:sz="4" w:space="0" w:color="auto"/>
-              <w:left w:val="single" w:sz="4" w:space="0" w:color="auto"/>
-              <w:bottom w:val="single" w:sz="4" w:space="0" w:color="auto"/>
-              <w:right w:val="single" w:sz="4" w:space="0" w:color="auto"/>
-            </w:tcBorders>
-          </w:tcPr>
-          <w:p>
-            <w:pPr>
-              <w:pStyle w:val="NoSpacing"/>
-              <w:spacing w:line="276" w:lineRule="auto"/>
-              <w:rPr>
-                <w:sz w:val="14"/>
-                <w:szCs w:val="14"/>
-              </w:rPr>
-            </w:pPr>
-            <w:r>
-              <w:rPr>
-                <w:sz w:val="14"/>
-                <w:szCs w:val="14"/>
-              </w:rPr>
-              <w:t>RQF-B21</w:t>
-            </w:r>
-          </w:p>
-        </w:tc>
-        <w:tc>
-          <w:tcPr>
-            <w:tcW w:w="540" w:type="dxa"/>
-            <w:tcBorders>
-              <w:top w:val="single" w:sz="2" w:space="0" w:color="000000" w:themeColor="text1"/>
-              <w:left w:val="single" w:sz="4" w:space="0" w:color="auto"/>
-              <w:bottom w:val="single" w:sz="2" w:space="0" w:color="000000" w:themeColor="text1"/>
-              <w:right w:val="single" w:sz="2" w:space="0" w:color="000000" w:themeColor="text1"/>
-            </w:tcBorders>
-          </w:tcPr>
-          <w:p>
-            <w:pPr>
-              <w:pStyle w:val="NoSpacing"/>
-              <w:spacing w:line="276" w:lineRule="auto"/>
-              <w:cnfStyle w:val="000000100000" w:firstRow="0" w:lastRow="0" w:firstColumn="0" w:lastColumn="0" w:oddVBand="0" w:evenVBand="0" w:oddHBand="1" w:evenHBand="0" w:firstRowFirstColumn="0" w:firstRowLastColumn="0" w:lastRowFirstColumn="0" w:lastRowLastColumn="0"/>
-              <w:rPr>
-                <w:sz w:val="14"/>
-                <w:szCs w:val="14"/>
-              </w:rPr>
-            </w:pPr>
-            <w:r>
-              <w:rPr>
-                <w:sz w:val="14"/>
-                <w:szCs w:val="14"/>
-              </w:rPr>
-              <w:t>Funcional</w:t>
-            </w:r>
-          </w:p>
-        </w:tc>
-        <w:tc>
-          <w:tcPr>
-            <w:tcW w:w="2520" w:type="dxa"/>
-            <w:tcBorders>
-              <w:top w:val="single" w:sz="2" w:space="0" w:color="000000" w:themeColor="text1"/>
-              <w:left w:val="single" w:sz="2" w:space="0" w:color="000000" w:themeColor="text1"/>
-              <w:bottom w:val="single" w:sz="2" w:space="0" w:color="000000" w:themeColor="text1"/>
-              <w:right w:val="single" w:sz="2" w:space="0" w:color="000000" w:themeColor="text1"/>
-            </w:tcBorders>
-          </w:tcPr>
-          <w:p>
-            <w:pPr>
-              <w:pStyle w:val="NoSpacing"/>
-              <w:spacing w:line="276" w:lineRule="auto"/>
-              <w:cnfStyle w:val="000000100000" w:firstRow="0" w:lastRow="0" w:firstColumn="0" w:lastColumn="0" w:oddVBand="0" w:evenVBand="0" w:oddHBand="1" w:evenHBand="0" w:firstRowFirstColumn="0" w:firstRowLastColumn="0" w:lastRowFirstColumn="0" w:lastRowLastColumn="0"/>
-              <w:rPr>
-                <w:sz w:val="14"/>
-                <w:szCs w:val="14"/>
-              </w:rPr>
-            </w:pPr>
-            <w:r>
-              <w:rPr>
-                <w:sz w:val="14"/>
-                <w:szCs w:val="14"/>
-              </w:rPr>
-              <w:t>El sistema debe guardar las etiquetas de las versiones específicas de los flujos y módulos que operaban en el instante preciso del análisis del caso.</w:t>
-            </w:r>
-          </w:p>
-        </w:tc>
-        <w:tc>
-          <w:tcPr>
-            <w:tcW w:w="450" w:type="dxa"/>
-            <w:tcBorders>
-              <w:top w:val="single" w:sz="2" w:space="0" w:color="000000" w:themeColor="text1"/>
-              <w:left w:val="single" w:sz="2" w:space="0" w:color="000000" w:themeColor="text1"/>
-              <w:bottom w:val="single" w:sz="2" w:space="0" w:color="000000" w:themeColor="text1"/>
-              <w:right w:val="single" w:sz="2" w:space="0" w:color="000000" w:themeColor="text1"/>
-            </w:tcBorders>
-          </w:tcPr>
-          <w:p>
-            <w:pPr>
-              <w:pStyle w:val="NoSpacing"/>
-              <w:spacing w:line="276" w:lineRule="auto"/>
-              <w:cnfStyle w:val="000000100000" w:firstRow="0" w:lastRow="0" w:firstColumn="0" w:lastColumn="0" w:oddVBand="0" w:evenVBand="0" w:oddHBand="1" w:evenHBand="0" w:firstRowFirstColumn="0" w:firstRowLastColumn="0" w:lastRowFirstColumn="0" w:lastRowLastColumn="0"/>
-              <w:rPr>
-                <w:sz w:val="14"/>
-                <w:szCs w:val="14"/>
-              </w:rPr>
-            </w:pPr>
-            <w:r>
-              <w:rPr>
-                <w:sz w:val="14"/>
-                <w:szCs w:val="14"/>
-              </w:rPr>
-              <w:t>Must</w:t>
-            </w:r>
-          </w:p>
-        </w:tc>
-        <w:tc>
-          <w:tcPr>
-            <w:tcW w:w="630" w:type="dxa"/>
-            <w:tcBorders>
-              <w:top w:val="single" w:sz="2" w:space="0" w:color="000000" w:themeColor="text1"/>
-              <w:left w:val="single" w:sz="2" w:space="0" w:color="000000" w:themeColor="text1"/>
-              <w:bottom w:val="single" w:sz="2" w:space="0" w:color="000000" w:themeColor="text1"/>
-              <w:right w:val="single" w:sz="2" w:space="0" w:color="000000" w:themeColor="text1"/>
-            </w:tcBorders>
-          </w:tcPr>
-          <w:p>
-            <w:pPr>
-              <w:pStyle w:val="NoSpacing"/>
-              <w:spacing w:line="276" w:lineRule="auto"/>
-              <w:cnfStyle w:val="000000100000" w:firstRow="0" w:lastRow="0" w:firstColumn="0" w:lastColumn="0" w:oddVBand="0" w:evenVBand="0" w:oddHBand="1" w:evenHBand="0" w:firstRowFirstColumn="0" w:firstRowLastColumn="0" w:lastRowFirstColumn="0" w:lastRowLastColumn="0"/>
-              <w:rPr>
-                <w:sz w:val="14"/>
-                <w:szCs w:val="14"/>
-              </w:rPr>
-            </w:pPr>
-            <w:r>
-              <w:rPr>
-                <w:sz w:val="14"/>
-                <w:szCs w:val="14"/>
-              </w:rPr>
-              <w:t>§2.11; §3; ENT3 [00:05:47]; ENT6 [00:17:06]</w:t>
-            </w:r>
-          </w:p>
-        </w:tc>
-        <w:tc>
-          <w:tcPr>
-            <w:tcW w:w="2964" w:type="dxa"/>
-            <w:tcBorders>
-              <w:top w:val="single" w:sz="2" w:space="0" w:color="000000" w:themeColor="text1"/>
-              <w:left w:val="single" w:sz="2" w:space="0" w:color="000000" w:themeColor="text1"/>
-              <w:bottom w:val="single" w:sz="2" w:space="0" w:color="000000" w:themeColor="text1"/>
-              <w:right w:val="single" w:sz="2" w:space="0" w:color="000000" w:themeColor="text1"/>
-            </w:tcBorders>
-          </w:tcPr>
-          <w:p>
-            <w:pPr>
-              <w:pStyle w:val="NoSpacing"/>
-              <w:spacing w:line="276" w:lineRule="auto"/>
-              <w:cnfStyle w:val="000000100000" w:firstRow="0" w:lastRow="0" w:firstColumn="0" w:lastColumn="0" w:oddVBand="0" w:evenVBand="0" w:oddHBand="1" w:evenHBand="0" w:firstRowFirstColumn="0" w:firstRowLastColumn="0" w:lastRowFirstColumn="0" w:lastRowLastColumn="0"/>
-              <w:rPr>
-                <w:sz w:val="14"/>
-                <w:szCs w:val="14"/>
-              </w:rPr>
-            </w:pPr>
-            <w:r>
-              <w:rPr>
-                <w:sz w:val="14"/>
-                <w:szCs w:val="14"/>
-              </w:rPr>
-              <w:t xml:space="preserve">Consultar la auditoría de un caso procesado hace dos meses y comprobar que la </w:t>
-            </w:r>
-            <w:proofErr w:type="spellStart"/>
-            <w:r>
-              <w:rPr>
-                <w:sz w:val="14"/>
-                <w:szCs w:val="14"/>
-              </w:rPr>
-              <w:t>metadata</w:t>
-            </w:r>
-            <w:proofErr w:type="spellEnd"/>
-            <w:r>
-              <w:rPr>
-                <w:sz w:val="14"/>
-                <w:szCs w:val="14"/>
-              </w:rPr>
-              <w:t xml:space="preserve"> indica que fue evaluado con el "Modelo v1.2", a pesar de que el entorno productivo actual utilice la v2.0.</w:t>
-            </w:r>
-          </w:p>
-        </w:tc>
-      </w:tr>
-      <w:tr>
-        <w:trPr>
-          <w:cantSplit/>
-          <w:trHeight w:val="119"/>
-        </w:trPr>
-        <w:tc>
-          <w:tcPr>
-            <w:cnfStyle w:val="001000000000" w:firstRow="0" w:lastRow="0" w:firstColumn="1" w:lastColumn="0" w:oddVBand="0" w:evenVBand="0" w:oddHBand="0" w:evenHBand="0" w:firstRowFirstColumn="0" w:firstRowLastColumn="0" w:lastRowFirstColumn="0" w:lastRowLastColumn="0"/>
-            <w:tcW w:w="537" w:type="dxa"/>
-            <w:tcBorders>
-              <w:top w:val="single" w:sz="4" w:space="0" w:color="auto"/>
-              <w:left w:val="single" w:sz="4" w:space="0" w:color="auto"/>
-              <w:bottom w:val="single" w:sz="4" w:space="0" w:color="auto"/>
-              <w:right w:val="single" w:sz="4" w:space="0" w:color="auto"/>
-            </w:tcBorders>
-          </w:tcPr>
-          <w:p>
-            <w:pPr>
-              <w:pStyle w:val="NoSpacing"/>
-              <w:spacing w:line="276" w:lineRule="auto"/>
-              <w:rPr>
-                <w:sz w:val="14"/>
-                <w:szCs w:val="14"/>
-              </w:rPr>
-            </w:pPr>
-            <w:r>
-              <w:rPr>
-                <w:sz w:val="14"/>
-                <w:szCs w:val="14"/>
-              </w:rPr>
-              <w:lastRenderedPageBreak/>
-              <w:t>RQF-B22</w:t>
-            </w:r>
-          </w:p>
-        </w:tc>
-        <w:tc>
-          <w:tcPr>
-            <w:tcW w:w="540" w:type="dxa"/>
-            <w:tcBorders>
-              <w:top w:val="single" w:sz="2" w:space="0" w:color="000000" w:themeColor="text1"/>
-              <w:left w:val="single" w:sz="4" w:space="0" w:color="auto"/>
-              <w:bottom w:val="single" w:sz="2" w:space="0" w:color="000000" w:themeColor="text1"/>
-              <w:right w:val="single" w:sz="2" w:space="0" w:color="000000" w:themeColor="text1"/>
-            </w:tcBorders>
-          </w:tcPr>
-          <w:p>
-            <w:pPr>
-              <w:pStyle w:val="NoSpacing"/>
-              <w:spacing w:line="276" w:lineRule="auto"/>
-              <w:cnfStyle w:val="000000000000" w:firstRow="0" w:lastRow="0" w:firstColumn="0" w:lastColumn="0" w:oddVBand="0" w:evenVBand="0" w:oddHBand="0" w:evenHBand="0" w:firstRowFirstColumn="0" w:firstRowLastColumn="0" w:lastRowFirstColumn="0" w:lastRowLastColumn="0"/>
-              <w:rPr>
-                <w:sz w:val="14"/>
-                <w:szCs w:val="14"/>
-              </w:rPr>
-            </w:pPr>
-            <w:r>
-              <w:rPr>
-                <w:sz w:val="14"/>
-                <w:szCs w:val="14"/>
-              </w:rPr>
-              <w:t>Funcional</w:t>
-            </w:r>
-          </w:p>
-        </w:tc>
-        <w:tc>
-          <w:tcPr>
-            <w:tcW w:w="2520" w:type="dxa"/>
-            <w:tcBorders>
-              <w:top w:val="single" w:sz="2" w:space="0" w:color="000000" w:themeColor="text1"/>
-              <w:left w:val="single" w:sz="2" w:space="0" w:color="000000" w:themeColor="text1"/>
-              <w:bottom w:val="single" w:sz="2" w:space="0" w:color="000000" w:themeColor="text1"/>
-              <w:right w:val="single" w:sz="2" w:space="0" w:color="000000" w:themeColor="text1"/>
-            </w:tcBorders>
-          </w:tcPr>
-          <w:p>
-            <w:pPr>
-              <w:pStyle w:val="NoSpacing"/>
-              <w:spacing w:line="276" w:lineRule="auto"/>
-              <w:cnfStyle w:val="000000000000" w:firstRow="0" w:lastRow="0" w:firstColumn="0" w:lastColumn="0" w:oddVBand="0" w:evenVBand="0" w:oddHBand="0" w:evenHBand="0" w:firstRowFirstColumn="0" w:firstRowLastColumn="0" w:lastRowFirstColumn="0" w:lastRowLastColumn="0"/>
-              <w:rPr>
-                <w:sz w:val="14"/>
-                <w:szCs w:val="14"/>
-              </w:rPr>
-            </w:pPr>
-            <w:r>
-              <w:rPr>
-                <w:sz w:val="14"/>
-                <w:szCs w:val="14"/>
-              </w:rPr>
-              <w:t>El sistema debe habilitar la descarga completa del rastro de auditoría del caso.</w:t>
-            </w:r>
-          </w:p>
-        </w:tc>
-        <w:tc>
-          <w:tcPr>
-            <w:tcW w:w="450" w:type="dxa"/>
-            <w:tcBorders>
-              <w:top w:val="single" w:sz="2" w:space="0" w:color="000000" w:themeColor="text1"/>
-              <w:left w:val="single" w:sz="2" w:space="0" w:color="000000" w:themeColor="text1"/>
-              <w:bottom w:val="single" w:sz="2" w:space="0" w:color="000000" w:themeColor="text1"/>
-              <w:right w:val="single" w:sz="2" w:space="0" w:color="000000" w:themeColor="text1"/>
-            </w:tcBorders>
-          </w:tcPr>
-          <w:p>
-            <w:pPr>
-              <w:pStyle w:val="NoSpacing"/>
-              <w:spacing w:line="276" w:lineRule="auto"/>
-              <w:cnfStyle w:val="000000000000" w:firstRow="0" w:lastRow="0" w:firstColumn="0" w:lastColumn="0" w:oddVBand="0" w:evenVBand="0" w:oddHBand="0" w:evenHBand="0" w:firstRowFirstColumn="0" w:firstRowLastColumn="0" w:lastRowFirstColumn="0" w:lastRowLastColumn="0"/>
-              <w:rPr>
-                <w:sz w:val="14"/>
-                <w:szCs w:val="14"/>
-              </w:rPr>
-            </w:pPr>
-            <w:r>
-              <w:rPr>
-                <w:sz w:val="14"/>
-                <w:szCs w:val="14"/>
-              </w:rPr>
-              <w:t>Must</w:t>
-            </w:r>
-          </w:p>
-        </w:tc>
-        <w:tc>
-          <w:tcPr>
-            <w:tcW w:w="630" w:type="dxa"/>
-            <w:tcBorders>
-              <w:top w:val="single" w:sz="2" w:space="0" w:color="000000" w:themeColor="text1"/>
-              <w:left w:val="single" w:sz="2" w:space="0" w:color="000000" w:themeColor="text1"/>
-              <w:bottom w:val="single" w:sz="2" w:space="0" w:color="000000" w:themeColor="text1"/>
-              <w:right w:val="single" w:sz="2" w:space="0" w:color="000000" w:themeColor="text1"/>
-            </w:tcBorders>
-          </w:tcPr>
-          <w:p>
-            <w:pPr>
-              <w:pStyle w:val="NoSpacing"/>
-              <w:spacing w:line="276" w:lineRule="auto"/>
-              <w:cnfStyle w:val="000000000000" w:firstRow="0" w:lastRow="0" w:firstColumn="0" w:lastColumn="0" w:oddVBand="0" w:evenVBand="0" w:oddHBand="0" w:evenHBand="0" w:firstRowFirstColumn="0" w:firstRowLastColumn="0" w:lastRowFirstColumn="0" w:lastRowLastColumn="0"/>
-              <w:rPr>
-                <w:sz w:val="14"/>
-                <w:szCs w:val="14"/>
-              </w:rPr>
-            </w:pPr>
-            <w:r>
-              <w:rPr>
-                <w:sz w:val="14"/>
-                <w:szCs w:val="14"/>
-              </w:rPr>
-              <w:t>§2.11; §3; ENT3 [00:05:47]; ENT6 [00:17:06]</w:t>
-            </w:r>
-          </w:p>
-        </w:tc>
-        <w:tc>
-          <w:tcPr>
-            <w:tcW w:w="2964" w:type="dxa"/>
-            <w:tcBorders>
-              <w:top w:val="single" w:sz="2" w:space="0" w:color="000000" w:themeColor="text1"/>
-              <w:left w:val="single" w:sz="2" w:space="0" w:color="000000" w:themeColor="text1"/>
-              <w:bottom w:val="single" w:sz="2" w:space="0" w:color="000000" w:themeColor="text1"/>
-              <w:right w:val="single" w:sz="2" w:space="0" w:color="000000" w:themeColor="text1"/>
-            </w:tcBorders>
-          </w:tcPr>
-          <w:p>
-            <w:pPr>
-              <w:pStyle w:val="NoSpacing"/>
-              <w:spacing w:line="276" w:lineRule="auto"/>
-              <w:cnfStyle w:val="000000000000" w:firstRow="0" w:lastRow="0" w:firstColumn="0" w:lastColumn="0" w:oddVBand="0" w:evenVBand="0" w:oddHBand="0" w:evenHBand="0" w:firstRowFirstColumn="0" w:firstRowLastColumn="0" w:lastRowFirstColumn="0" w:lastRowLastColumn="0"/>
-              <w:rPr>
-                <w:sz w:val="14"/>
-                <w:szCs w:val="14"/>
-              </w:rPr>
-            </w:pPr>
-            <w:r>
-              <w:rPr>
-                <w:sz w:val="14"/>
-                <w:szCs w:val="14"/>
-              </w:rPr>
-              <w:t>Hacer clic en "Descargar Auditoría" en la vista del caso y validar la obtención de un documento (PDF o CSV) que contenga la línea de tiempo íntegra de eventos del expediente.</w:t>
-            </w:r>
-          </w:p>
-        </w:tc>
-      </w:tr>
-      <w:tr>
-        <w:trPr>
-          <w:cnfStyle w:val="000000100000" w:firstRow="0" w:lastRow="0" w:firstColumn="0" w:lastColumn="0" w:oddVBand="0" w:evenVBand="0" w:oddHBand="1" w:evenHBand="0" w:firstRowFirstColumn="0" w:firstRowLastColumn="0" w:lastRowFirstColumn="0" w:lastRowLastColumn="0"/>
-          <w:cantSplit/>
-          <w:trHeight w:val="119"/>
-        </w:trPr>
-        <w:tc>
-          <w:tcPr>
-            <w:cnfStyle w:val="001000000000" w:firstRow="0" w:lastRow="0" w:firstColumn="1" w:lastColumn="0" w:oddVBand="0" w:evenVBand="0" w:oddHBand="0" w:evenHBand="0" w:firstRowFirstColumn="0" w:firstRowLastColumn="0" w:lastRowFirstColumn="0" w:lastRowLastColumn="0"/>
-            <w:tcW w:w="537" w:type="dxa"/>
-            <w:tcBorders>
-              <w:top w:val="single" w:sz="4" w:space="0" w:color="auto"/>
-              <w:left w:val="single" w:sz="4" w:space="0" w:color="auto"/>
-              <w:bottom w:val="single" w:sz="4" w:space="0" w:color="auto"/>
-              <w:right w:val="single" w:sz="4" w:space="0" w:color="auto"/>
-            </w:tcBorders>
-          </w:tcPr>
-          <w:p>
-            <w:pPr>
-              <w:pStyle w:val="NoSpacing"/>
-              <w:spacing w:line="276" w:lineRule="auto"/>
-              <w:rPr>
-                <w:sz w:val="14"/>
-                <w:szCs w:val="14"/>
-              </w:rPr>
-            </w:pPr>
-            <w:r>
-              <w:rPr>
-                <w:sz w:val="14"/>
-                <w:szCs w:val="14"/>
-              </w:rPr>
-              <w:t>RQF-B23</w:t>
-            </w:r>
-          </w:p>
-        </w:tc>
-        <w:tc>
-          <w:tcPr>
-            <w:tcW w:w="540" w:type="dxa"/>
-            <w:tcBorders>
-              <w:top w:val="single" w:sz="2" w:space="0" w:color="000000" w:themeColor="text1"/>
-              <w:left w:val="single" w:sz="4" w:space="0" w:color="auto"/>
-              <w:bottom w:val="single" w:sz="2" w:space="0" w:color="000000" w:themeColor="text1"/>
-              <w:right w:val="single" w:sz="2" w:space="0" w:color="000000" w:themeColor="text1"/>
-            </w:tcBorders>
-          </w:tcPr>
-          <w:p>
-            <w:pPr>
-              <w:pStyle w:val="NoSpacing"/>
-              <w:spacing w:line="276" w:lineRule="auto"/>
-              <w:cnfStyle w:val="000000100000" w:firstRow="0" w:lastRow="0" w:firstColumn="0" w:lastColumn="0" w:oddVBand="0" w:evenVBand="0" w:oddHBand="1" w:evenHBand="0" w:firstRowFirstColumn="0" w:firstRowLastColumn="0" w:lastRowFirstColumn="0" w:lastRowLastColumn="0"/>
-              <w:rPr>
-                <w:sz w:val="14"/>
-                <w:szCs w:val="14"/>
-              </w:rPr>
-            </w:pPr>
-            <w:r>
-              <w:rPr>
-                <w:sz w:val="14"/>
-                <w:szCs w:val="14"/>
-              </w:rPr>
-              <w:t>Funcional</w:t>
-            </w:r>
-          </w:p>
-        </w:tc>
-        <w:tc>
-          <w:tcPr>
-            <w:tcW w:w="2520" w:type="dxa"/>
-            <w:tcBorders>
-              <w:top w:val="single" w:sz="2" w:space="0" w:color="000000" w:themeColor="text1"/>
-              <w:left w:val="single" w:sz="2" w:space="0" w:color="000000" w:themeColor="text1"/>
-              <w:bottom w:val="single" w:sz="2" w:space="0" w:color="000000" w:themeColor="text1"/>
-              <w:right w:val="single" w:sz="2" w:space="0" w:color="000000" w:themeColor="text1"/>
-            </w:tcBorders>
-          </w:tcPr>
-          <w:p>
-            <w:pPr>
-              <w:pStyle w:val="NoSpacing"/>
-              <w:spacing w:line="276" w:lineRule="auto"/>
-              <w:cnfStyle w:val="000000100000" w:firstRow="0" w:lastRow="0" w:firstColumn="0" w:lastColumn="0" w:oddVBand="0" w:evenVBand="0" w:oddHBand="1" w:evenHBand="0" w:firstRowFirstColumn="0" w:firstRowLastColumn="0" w:lastRowFirstColumn="0" w:lastRowLastColumn="0"/>
-              <w:rPr>
-                <w:sz w:val="14"/>
-                <w:szCs w:val="14"/>
-              </w:rPr>
-            </w:pPr>
-            <w:r>
-              <w:rPr>
-                <w:sz w:val="14"/>
-                <w:szCs w:val="14"/>
-              </w:rPr>
-              <w:t xml:space="preserve">El sistema debe aplicar un aislamiento </w:t>
-            </w:r>
-            <w:proofErr w:type="spellStart"/>
-            <w:r>
-              <w:rPr>
-                <w:sz w:val="14"/>
-                <w:szCs w:val="14"/>
-              </w:rPr>
-              <w:t>multitenant</w:t>
-            </w:r>
-            <w:proofErr w:type="spellEnd"/>
-            <w:r>
-              <w:rPr>
-                <w:sz w:val="14"/>
-                <w:szCs w:val="14"/>
-              </w:rPr>
-              <w:t xml:space="preserve"> estricto que impida que los usuarios de una organización accedan o visualicen expedientes de otra.</w:t>
-            </w:r>
-          </w:p>
-        </w:tc>
-        <w:tc>
-          <w:tcPr>
-            <w:tcW w:w="450" w:type="dxa"/>
-            <w:tcBorders>
-              <w:top w:val="single" w:sz="2" w:space="0" w:color="000000" w:themeColor="text1"/>
-              <w:left w:val="single" w:sz="2" w:space="0" w:color="000000" w:themeColor="text1"/>
-              <w:bottom w:val="single" w:sz="2" w:space="0" w:color="000000" w:themeColor="text1"/>
-              <w:right w:val="single" w:sz="2" w:space="0" w:color="000000" w:themeColor="text1"/>
-            </w:tcBorders>
-          </w:tcPr>
-          <w:p>
-            <w:pPr>
-              <w:pStyle w:val="NoSpacing"/>
-              <w:spacing w:line="276" w:lineRule="auto"/>
-              <w:cnfStyle w:val="000000100000" w:firstRow="0" w:lastRow="0" w:firstColumn="0" w:lastColumn="0" w:oddVBand="0" w:evenVBand="0" w:oddHBand="1" w:evenHBand="0" w:firstRowFirstColumn="0" w:firstRowLastColumn="0" w:lastRowFirstColumn="0" w:lastRowLastColumn="0"/>
-              <w:rPr>
-                <w:sz w:val="14"/>
-                <w:szCs w:val="14"/>
-              </w:rPr>
-            </w:pPr>
-            <w:r>
-              <w:rPr>
-                <w:sz w:val="14"/>
-                <w:szCs w:val="14"/>
-              </w:rPr>
-              <w:t>Must</w:t>
-            </w:r>
-          </w:p>
-        </w:tc>
-        <w:tc>
-          <w:tcPr>
-            <w:tcW w:w="630" w:type="dxa"/>
-            <w:tcBorders>
-              <w:top w:val="single" w:sz="2" w:space="0" w:color="000000" w:themeColor="text1"/>
-              <w:left w:val="single" w:sz="2" w:space="0" w:color="000000" w:themeColor="text1"/>
-              <w:bottom w:val="single" w:sz="2" w:space="0" w:color="000000" w:themeColor="text1"/>
-              <w:right w:val="single" w:sz="2" w:space="0" w:color="000000" w:themeColor="text1"/>
-            </w:tcBorders>
-          </w:tcPr>
-          <w:p>
-            <w:pPr>
-              <w:pStyle w:val="NoSpacing"/>
-              <w:spacing w:line="276" w:lineRule="auto"/>
-              <w:cnfStyle w:val="000000100000" w:firstRow="0" w:lastRow="0" w:firstColumn="0" w:lastColumn="0" w:oddVBand="0" w:evenVBand="0" w:oddHBand="1" w:evenHBand="0" w:firstRowFirstColumn="0" w:firstRowLastColumn="0" w:lastRowFirstColumn="0" w:lastRowLastColumn="0"/>
-              <w:rPr>
-                <w:sz w:val="14"/>
-                <w:szCs w:val="14"/>
-              </w:rPr>
-            </w:pPr>
-            <w:r>
-              <w:rPr>
-                <w:sz w:val="14"/>
-                <w:szCs w:val="14"/>
-              </w:rPr>
-              <w:t>§2.13; ENT7 [00:18:26]</w:t>
-            </w:r>
-          </w:p>
-        </w:tc>
-        <w:tc>
-          <w:tcPr>
-            <w:tcW w:w="2964" w:type="dxa"/>
-            <w:tcBorders>
-              <w:top w:val="single" w:sz="2" w:space="0" w:color="000000" w:themeColor="text1"/>
-              <w:left w:val="single" w:sz="2" w:space="0" w:color="000000" w:themeColor="text1"/>
-              <w:bottom w:val="single" w:sz="2" w:space="0" w:color="000000" w:themeColor="text1"/>
-              <w:right w:val="single" w:sz="2" w:space="0" w:color="000000" w:themeColor="text1"/>
-            </w:tcBorders>
-          </w:tcPr>
-          <w:p>
-            <w:pPr>
-              <w:pStyle w:val="NoSpacing"/>
-              <w:spacing w:line="276" w:lineRule="auto"/>
-              <w:cnfStyle w:val="000000100000" w:firstRow="0" w:lastRow="0" w:firstColumn="0" w:lastColumn="0" w:oddVBand="0" w:evenVBand="0" w:oddHBand="1" w:evenHBand="0" w:firstRowFirstColumn="0" w:firstRowLastColumn="0" w:lastRowFirstColumn="0" w:lastRowLastColumn="0"/>
-              <w:rPr>
-                <w:sz w:val="14"/>
-                <w:szCs w:val="14"/>
-              </w:rPr>
-            </w:pPr>
-            <w:r>
-              <w:rPr>
-                <w:sz w:val="14"/>
-                <w:szCs w:val="14"/>
-              </w:rPr>
-              <w:t>Iniciar sesión como usuario del Cliente A, intentar resolver por URL el identificador de un expediente perteneciente al Cliente B, y validar que el sistema arroja error de acceso denegado (403/404).</w:t>
-            </w:r>
-          </w:p>
-        </w:tc>
-      </w:tr>
-      <w:tr>
-        <w:trPr>
-          <w:cantSplit/>
-          <w:trHeight w:val="119"/>
-        </w:trPr>
-        <w:tc>
-          <w:tcPr>
-            <w:cnfStyle w:val="001000000000" w:firstRow="0" w:lastRow="0" w:firstColumn="1" w:lastColumn="0" w:oddVBand="0" w:evenVBand="0" w:oddHBand="0" w:evenHBand="0" w:firstRowFirstColumn="0" w:firstRowLastColumn="0" w:lastRowFirstColumn="0" w:lastRowLastColumn="0"/>
-            <w:tcW w:w="537" w:type="dxa"/>
-            <w:tcBorders>
-              <w:top w:val="single" w:sz="4" w:space="0" w:color="auto"/>
-              <w:left w:val="single" w:sz="4" w:space="0" w:color="auto"/>
-              <w:bottom w:val="single" w:sz="4" w:space="0" w:color="auto"/>
-              <w:right w:val="single" w:sz="4" w:space="0" w:color="auto"/>
-            </w:tcBorders>
-          </w:tcPr>
-          <w:p>
-            <w:pPr>
-              <w:pStyle w:val="NoSpacing"/>
-              <w:spacing w:line="276" w:lineRule="auto"/>
-              <w:rPr>
-                <w:sz w:val="14"/>
-                <w:szCs w:val="14"/>
-              </w:rPr>
-            </w:pPr>
-            <w:r>
-              <w:rPr>
-                <w:sz w:val="14"/>
-                <w:szCs w:val="14"/>
-              </w:rPr>
-              <w:t>RQF-B24</w:t>
-            </w:r>
-          </w:p>
-        </w:tc>
-        <w:tc>
-          <w:tcPr>
-            <w:tcW w:w="540" w:type="dxa"/>
-            <w:tcBorders>
-              <w:top w:val="single" w:sz="2" w:space="0" w:color="000000" w:themeColor="text1"/>
-              <w:left w:val="single" w:sz="4" w:space="0" w:color="auto"/>
-              <w:bottom w:val="single" w:sz="2" w:space="0" w:color="000000" w:themeColor="text1"/>
-              <w:right w:val="single" w:sz="2" w:space="0" w:color="000000" w:themeColor="text1"/>
-            </w:tcBorders>
-          </w:tcPr>
-          <w:p>
-            <w:pPr>
-              <w:pStyle w:val="NoSpacing"/>
-              <w:spacing w:line="276" w:lineRule="auto"/>
-              <w:cnfStyle w:val="000000000000" w:firstRow="0" w:lastRow="0" w:firstColumn="0" w:lastColumn="0" w:oddVBand="0" w:evenVBand="0" w:oddHBand="0" w:evenHBand="0" w:firstRowFirstColumn="0" w:firstRowLastColumn="0" w:lastRowFirstColumn="0" w:lastRowLastColumn="0"/>
-              <w:rPr>
-                <w:sz w:val="14"/>
-                <w:szCs w:val="14"/>
-              </w:rPr>
-            </w:pPr>
-            <w:r>
-              <w:rPr>
-                <w:sz w:val="14"/>
-                <w:szCs w:val="14"/>
-              </w:rPr>
-              <w:t>Funcional</w:t>
-            </w:r>
-          </w:p>
-        </w:tc>
-        <w:tc>
-          <w:tcPr>
-            <w:tcW w:w="2520" w:type="dxa"/>
-            <w:tcBorders>
-              <w:top w:val="single" w:sz="2" w:space="0" w:color="000000" w:themeColor="text1"/>
-              <w:left w:val="single" w:sz="2" w:space="0" w:color="000000" w:themeColor="text1"/>
-              <w:bottom w:val="single" w:sz="2" w:space="0" w:color="000000" w:themeColor="text1"/>
-              <w:right w:val="single" w:sz="2" w:space="0" w:color="000000" w:themeColor="text1"/>
-            </w:tcBorders>
-          </w:tcPr>
-          <w:p>
-            <w:pPr>
-              <w:pStyle w:val="NoSpacing"/>
-              <w:spacing w:line="276" w:lineRule="auto"/>
-              <w:cnfStyle w:val="000000000000" w:firstRow="0" w:lastRow="0" w:firstColumn="0" w:lastColumn="0" w:oddVBand="0" w:evenVBand="0" w:oddHBand="0" w:evenHBand="0" w:firstRowFirstColumn="0" w:firstRowLastColumn="0" w:lastRowFirstColumn="0" w:lastRowLastColumn="0"/>
-              <w:rPr>
-                <w:sz w:val="14"/>
-                <w:szCs w:val="14"/>
-              </w:rPr>
-            </w:pPr>
-            <w:r>
-              <w:rPr>
-                <w:sz w:val="14"/>
-                <w:szCs w:val="14"/>
-              </w:rPr>
-              <w:t>El sistema debe soportar el inicio de sesión autenticando tanto por credenciales nativas como mediante la federación a un directorio corporativo (LDAP/SSO).</w:t>
-            </w:r>
-          </w:p>
-        </w:tc>
-        <w:tc>
-          <w:tcPr>
-            <w:tcW w:w="450" w:type="dxa"/>
-            <w:tcBorders>
-              <w:top w:val="single" w:sz="2" w:space="0" w:color="000000" w:themeColor="text1"/>
-              <w:left w:val="single" w:sz="2" w:space="0" w:color="000000" w:themeColor="text1"/>
-              <w:bottom w:val="single" w:sz="2" w:space="0" w:color="000000" w:themeColor="text1"/>
-              <w:right w:val="single" w:sz="2" w:space="0" w:color="000000" w:themeColor="text1"/>
-            </w:tcBorders>
-          </w:tcPr>
-          <w:p>
-            <w:pPr>
-              <w:pStyle w:val="NoSpacing"/>
-              <w:spacing w:line="276" w:lineRule="auto"/>
-              <w:cnfStyle w:val="000000000000" w:firstRow="0" w:lastRow="0" w:firstColumn="0" w:lastColumn="0" w:oddVBand="0" w:evenVBand="0" w:oddHBand="0" w:evenHBand="0" w:firstRowFirstColumn="0" w:firstRowLastColumn="0" w:lastRowFirstColumn="0" w:lastRowLastColumn="0"/>
-              <w:rPr>
-                <w:sz w:val="14"/>
-                <w:szCs w:val="14"/>
-              </w:rPr>
-            </w:pPr>
-            <w:r>
-              <w:rPr>
-                <w:sz w:val="14"/>
-                <w:szCs w:val="14"/>
-              </w:rPr>
-              <w:t>Must</w:t>
-            </w:r>
-          </w:p>
-        </w:tc>
-        <w:tc>
-          <w:tcPr>
-            <w:tcW w:w="630" w:type="dxa"/>
-            <w:tcBorders>
-              <w:top w:val="single" w:sz="2" w:space="0" w:color="000000" w:themeColor="text1"/>
-              <w:left w:val="single" w:sz="2" w:space="0" w:color="000000" w:themeColor="text1"/>
-              <w:bottom w:val="single" w:sz="2" w:space="0" w:color="000000" w:themeColor="text1"/>
-              <w:right w:val="single" w:sz="2" w:space="0" w:color="000000" w:themeColor="text1"/>
-            </w:tcBorders>
-          </w:tcPr>
-          <w:p>
-            <w:pPr>
-              <w:pStyle w:val="NoSpacing"/>
-              <w:spacing w:line="276" w:lineRule="auto"/>
-              <w:cnfStyle w:val="000000000000" w:firstRow="0" w:lastRow="0" w:firstColumn="0" w:lastColumn="0" w:oddVBand="0" w:evenVBand="0" w:oddHBand="0" w:evenHBand="0" w:firstRowFirstColumn="0" w:firstRowLastColumn="0" w:lastRowFirstColumn="0" w:lastRowLastColumn="0"/>
-              <w:rPr>
-                <w:sz w:val="14"/>
-                <w:szCs w:val="14"/>
-              </w:rPr>
-            </w:pPr>
-            <w:r>
-              <w:rPr>
-                <w:sz w:val="14"/>
-                <w:szCs w:val="14"/>
-              </w:rPr>
-              <w:t>§2.13; ENT7 [00:18:26]</w:t>
-            </w:r>
-          </w:p>
-        </w:tc>
-        <w:tc>
-          <w:tcPr>
-            <w:tcW w:w="2964" w:type="dxa"/>
-            <w:tcBorders>
-              <w:top w:val="single" w:sz="2" w:space="0" w:color="000000" w:themeColor="text1"/>
-              <w:left w:val="single" w:sz="2" w:space="0" w:color="000000" w:themeColor="text1"/>
-              <w:bottom w:val="single" w:sz="2" w:space="0" w:color="000000" w:themeColor="text1"/>
-              <w:right w:val="single" w:sz="2" w:space="0" w:color="000000" w:themeColor="text1"/>
-            </w:tcBorders>
-          </w:tcPr>
-          <w:p>
-            <w:pPr>
-              <w:pStyle w:val="NoSpacing"/>
-              <w:spacing w:line="276" w:lineRule="auto"/>
-              <w:cnfStyle w:val="000000000000" w:firstRow="0" w:lastRow="0" w:firstColumn="0" w:lastColumn="0" w:oddVBand="0" w:evenVBand="0" w:oddHBand="0" w:evenHBand="0" w:firstRowFirstColumn="0" w:firstRowLastColumn="0" w:lastRowFirstColumn="0" w:lastRowLastColumn="0"/>
-              <w:rPr>
-                <w:sz w:val="14"/>
-                <w:szCs w:val="14"/>
-              </w:rPr>
-            </w:pPr>
-            <w:r>
-              <w:rPr>
-                <w:sz w:val="14"/>
-                <w:szCs w:val="14"/>
-              </w:rPr>
-              <w:t>Configurar el proveedor de identidad de Microsoft (Entra ID) para un cliente de prueba, y verificar que un usuario corporativo puede ingresar al sistema utilizando su esquema SSO.</w:t>
-            </w:r>
-          </w:p>
-        </w:tc>
-      </w:tr>
-      <w:tr>
-        <w:trPr>
-          <w:cnfStyle w:val="000000100000" w:firstRow="0" w:lastRow="0" w:firstColumn="0" w:lastColumn="0" w:oddVBand="0" w:evenVBand="0" w:oddHBand="1" w:evenHBand="0" w:firstRowFirstColumn="0" w:firstRowLastColumn="0" w:lastRowFirstColumn="0" w:lastRowLastColumn="0"/>
-          <w:cantSplit/>
-          <w:trHeight w:val="119"/>
-        </w:trPr>
-        <w:tc>
-          <w:tcPr>
-            <w:cnfStyle w:val="001000000000" w:firstRow="0" w:lastRow="0" w:firstColumn="1" w:lastColumn="0" w:oddVBand="0" w:evenVBand="0" w:oddHBand="0" w:evenHBand="0" w:firstRowFirstColumn="0" w:firstRowLastColumn="0" w:lastRowFirstColumn="0" w:lastRowLastColumn="0"/>
-            <w:tcW w:w="537" w:type="dxa"/>
-            <w:tcBorders>
-              <w:top w:val="single" w:sz="4" w:space="0" w:color="auto"/>
-              <w:left w:val="single" w:sz="4" w:space="0" w:color="auto"/>
-              <w:bottom w:val="single" w:sz="4" w:space="0" w:color="auto"/>
-              <w:right w:val="single" w:sz="4" w:space="0" w:color="auto"/>
-            </w:tcBorders>
-          </w:tcPr>
-          <w:p>
-            <w:pPr>
-              <w:pStyle w:val="NoSpacing"/>
-              <w:spacing w:line="276" w:lineRule="auto"/>
-              <w:rPr>
-                <w:sz w:val="14"/>
-                <w:szCs w:val="14"/>
-              </w:rPr>
-            </w:pPr>
-            <w:r>
-              <w:rPr>
-                <w:sz w:val="14"/>
-                <w:szCs w:val="14"/>
-              </w:rPr>
-              <w:t>RQF-B25</w:t>
-            </w:r>
-          </w:p>
-        </w:tc>
-        <w:tc>
-          <w:tcPr>
-            <w:tcW w:w="540" w:type="dxa"/>
-            <w:tcBorders>
-              <w:top w:val="single" w:sz="2" w:space="0" w:color="000000" w:themeColor="text1"/>
-              <w:left w:val="single" w:sz="4" w:space="0" w:color="auto"/>
-              <w:bottom w:val="single" w:sz="2" w:space="0" w:color="000000" w:themeColor="text1"/>
-              <w:right w:val="single" w:sz="2" w:space="0" w:color="000000" w:themeColor="text1"/>
-            </w:tcBorders>
-          </w:tcPr>
-          <w:p>
-            <w:pPr>
-              <w:pStyle w:val="NoSpacing"/>
-              <w:spacing w:line="276" w:lineRule="auto"/>
-              <w:cnfStyle w:val="000000100000" w:firstRow="0" w:lastRow="0" w:firstColumn="0" w:lastColumn="0" w:oddVBand="0" w:evenVBand="0" w:oddHBand="1" w:evenHBand="0" w:firstRowFirstColumn="0" w:firstRowLastColumn="0" w:lastRowFirstColumn="0" w:lastRowLastColumn="0"/>
-              <w:rPr>
-                <w:sz w:val="14"/>
-                <w:szCs w:val="14"/>
-              </w:rPr>
-            </w:pPr>
-            <w:r>
-              <w:rPr>
-                <w:sz w:val="14"/>
-                <w:szCs w:val="14"/>
-              </w:rPr>
-              <w:t>Funcional</w:t>
-            </w:r>
-          </w:p>
-        </w:tc>
-        <w:tc>
-          <w:tcPr>
-            <w:tcW w:w="2520" w:type="dxa"/>
-            <w:tcBorders>
-              <w:top w:val="single" w:sz="2" w:space="0" w:color="000000" w:themeColor="text1"/>
-              <w:left w:val="single" w:sz="2" w:space="0" w:color="000000" w:themeColor="text1"/>
-              <w:bottom w:val="single" w:sz="2" w:space="0" w:color="000000" w:themeColor="text1"/>
-              <w:right w:val="single" w:sz="2" w:space="0" w:color="000000" w:themeColor="text1"/>
-            </w:tcBorders>
-          </w:tcPr>
-          <w:p>
-            <w:pPr>
-              <w:pStyle w:val="NoSpacing"/>
-              <w:spacing w:line="276" w:lineRule="auto"/>
-              <w:cnfStyle w:val="000000100000" w:firstRow="0" w:lastRow="0" w:firstColumn="0" w:lastColumn="0" w:oddVBand="0" w:evenVBand="0" w:oddHBand="1" w:evenHBand="0" w:firstRowFirstColumn="0" w:firstRowLastColumn="0" w:lastRowFirstColumn="0" w:lastRowLastColumn="0"/>
-              <w:rPr>
-                <w:sz w:val="14"/>
-                <w:szCs w:val="14"/>
-              </w:rPr>
-            </w:pPr>
-            <w:r>
-              <w:rPr>
-                <w:sz w:val="14"/>
-                <w:szCs w:val="14"/>
-              </w:rPr>
-              <w:t>El sistema debe restringir los menús y acciones de la plataforma dependiendo del perfil de permisos asignado (ej. administrador, operador, diseñador).</w:t>
-            </w:r>
-          </w:p>
-        </w:tc>
-        <w:tc>
-          <w:tcPr>
-            <w:tcW w:w="450" w:type="dxa"/>
-            <w:tcBorders>
-              <w:top w:val="single" w:sz="2" w:space="0" w:color="000000" w:themeColor="text1"/>
-              <w:left w:val="single" w:sz="2" w:space="0" w:color="000000" w:themeColor="text1"/>
-              <w:bottom w:val="single" w:sz="2" w:space="0" w:color="000000" w:themeColor="text1"/>
-              <w:right w:val="single" w:sz="2" w:space="0" w:color="000000" w:themeColor="text1"/>
-            </w:tcBorders>
-          </w:tcPr>
-          <w:p>
-            <w:pPr>
-              <w:pStyle w:val="NoSpacing"/>
-              <w:spacing w:line="276" w:lineRule="auto"/>
-              <w:cnfStyle w:val="000000100000" w:firstRow="0" w:lastRow="0" w:firstColumn="0" w:lastColumn="0" w:oddVBand="0" w:evenVBand="0" w:oddHBand="1" w:evenHBand="0" w:firstRowFirstColumn="0" w:firstRowLastColumn="0" w:lastRowFirstColumn="0" w:lastRowLastColumn="0"/>
-              <w:rPr>
-                <w:sz w:val="14"/>
-                <w:szCs w:val="14"/>
-              </w:rPr>
-            </w:pPr>
-            <w:r>
-              <w:rPr>
-                <w:sz w:val="14"/>
-                <w:szCs w:val="14"/>
-              </w:rPr>
-              <w:t>Must</w:t>
-            </w:r>
-          </w:p>
-        </w:tc>
-        <w:tc>
-          <w:tcPr>
-            <w:tcW w:w="630" w:type="dxa"/>
-            <w:tcBorders>
-              <w:top w:val="single" w:sz="2" w:space="0" w:color="000000" w:themeColor="text1"/>
-              <w:left w:val="single" w:sz="2" w:space="0" w:color="000000" w:themeColor="text1"/>
-              <w:bottom w:val="single" w:sz="2" w:space="0" w:color="000000" w:themeColor="text1"/>
-              <w:right w:val="single" w:sz="2" w:space="0" w:color="000000" w:themeColor="text1"/>
-            </w:tcBorders>
-          </w:tcPr>
-          <w:p>
-            <w:pPr>
-              <w:pStyle w:val="NoSpacing"/>
-              <w:spacing w:line="276" w:lineRule="auto"/>
-              <w:cnfStyle w:val="000000100000" w:firstRow="0" w:lastRow="0" w:firstColumn="0" w:lastColumn="0" w:oddVBand="0" w:evenVBand="0" w:oddHBand="1" w:evenHBand="0" w:firstRowFirstColumn="0" w:firstRowLastColumn="0" w:lastRowFirstColumn="0" w:lastRowLastColumn="0"/>
-              <w:rPr>
-                <w:sz w:val="14"/>
-                <w:szCs w:val="14"/>
-              </w:rPr>
-            </w:pPr>
-            <w:r>
-              <w:rPr>
-                <w:sz w:val="14"/>
-                <w:szCs w:val="14"/>
-              </w:rPr>
-              <w:t>§2.13; ENT7 [00:18:26]</w:t>
-            </w:r>
-          </w:p>
-        </w:tc>
-        <w:tc>
-          <w:tcPr>
-            <w:tcW w:w="2964" w:type="dxa"/>
-            <w:tcBorders>
-              <w:top w:val="single" w:sz="2" w:space="0" w:color="000000" w:themeColor="text1"/>
-              <w:left w:val="single" w:sz="2" w:space="0" w:color="000000" w:themeColor="text1"/>
-              <w:bottom w:val="single" w:sz="2" w:space="0" w:color="000000" w:themeColor="text1"/>
-              <w:right w:val="single" w:sz="2" w:space="0" w:color="000000" w:themeColor="text1"/>
-            </w:tcBorders>
-          </w:tcPr>
-          <w:p>
-            <w:pPr>
-              <w:pStyle w:val="NoSpacing"/>
-              <w:spacing w:line="276" w:lineRule="auto"/>
-              <w:cnfStyle w:val="000000100000" w:firstRow="0" w:lastRow="0" w:firstColumn="0" w:lastColumn="0" w:oddVBand="0" w:evenVBand="0" w:oddHBand="1" w:evenHBand="0" w:firstRowFirstColumn="0" w:firstRowLastColumn="0" w:lastRowFirstColumn="0" w:lastRowLastColumn="0"/>
-              <w:rPr>
-                <w:sz w:val="14"/>
-                <w:szCs w:val="14"/>
-              </w:rPr>
-            </w:pPr>
-            <w:r>
-              <w:rPr>
-                <w:sz w:val="14"/>
-                <w:szCs w:val="14"/>
-              </w:rPr>
-              <w:t>Autenticarse con el rol estricto de 'Operador de casos' y confirmar que los apartados de configuración de facturación y diseño de flujos no son visibles ni accesibles por URL.</w:t>
-            </w:r>
-          </w:p>
-        </w:tc>
-      </w:tr>
-      <w:tr>
-        <w:trPr>
-          <w:cantSplit/>
-          <w:trHeight w:val="119"/>
-        </w:trPr>
-        <w:tc>
-          <w:tcPr>
-            <w:cnfStyle w:val="001000000000" w:firstRow="0" w:lastRow="0" w:firstColumn="1" w:lastColumn="0" w:oddVBand="0" w:evenVBand="0" w:oddHBand="0" w:evenHBand="0" w:firstRowFirstColumn="0" w:firstRowLastColumn="0" w:lastRowFirstColumn="0" w:lastRowLastColumn="0"/>
-            <w:tcW w:w="537" w:type="dxa"/>
-            <w:tcBorders>
-              <w:top w:val="single" w:sz="4" w:space="0" w:color="auto"/>
-              <w:left w:val="single" w:sz="4" w:space="0" w:color="auto"/>
-              <w:bottom w:val="single" w:sz="4" w:space="0" w:color="auto"/>
-              <w:right w:val="single" w:sz="4" w:space="0" w:color="auto"/>
-            </w:tcBorders>
-          </w:tcPr>
-          <w:p>
-            <w:pPr>
-              <w:pStyle w:val="NoSpacing"/>
-              <w:spacing w:line="276" w:lineRule="auto"/>
-              <w:rPr>
-                <w:sz w:val="14"/>
-                <w:szCs w:val="14"/>
-              </w:rPr>
-            </w:pPr>
-            <w:r>
-              <w:rPr>
-                <w:sz w:val="14"/>
-                <w:szCs w:val="14"/>
-              </w:rPr>
-              <w:t>RQF-B26</w:t>
-            </w:r>
-          </w:p>
-        </w:tc>
-        <w:tc>
-          <w:tcPr>
-            <w:tcW w:w="540" w:type="dxa"/>
-            <w:tcBorders>
-              <w:top w:val="single" w:sz="2" w:space="0" w:color="000000" w:themeColor="text1"/>
-              <w:left w:val="single" w:sz="4" w:space="0" w:color="auto"/>
-              <w:bottom w:val="single" w:sz="2" w:space="0" w:color="000000" w:themeColor="text1"/>
-              <w:right w:val="single" w:sz="2" w:space="0" w:color="000000" w:themeColor="text1"/>
-            </w:tcBorders>
-          </w:tcPr>
-          <w:p>
-            <w:pPr>
-              <w:pStyle w:val="NoSpacing"/>
-              <w:spacing w:line="276" w:lineRule="auto"/>
-              <w:cnfStyle w:val="000000000000" w:firstRow="0" w:lastRow="0" w:firstColumn="0" w:lastColumn="0" w:oddVBand="0" w:evenVBand="0" w:oddHBand="0" w:evenHBand="0" w:firstRowFirstColumn="0" w:firstRowLastColumn="0" w:lastRowFirstColumn="0" w:lastRowLastColumn="0"/>
-              <w:rPr>
-                <w:sz w:val="14"/>
-                <w:szCs w:val="14"/>
-              </w:rPr>
-            </w:pPr>
-            <w:r>
-              <w:rPr>
-                <w:sz w:val="14"/>
-                <w:szCs w:val="14"/>
-              </w:rPr>
-              <w:t>Funcional</w:t>
-            </w:r>
-          </w:p>
-        </w:tc>
-        <w:tc>
-          <w:tcPr>
-            <w:tcW w:w="2520" w:type="dxa"/>
-            <w:tcBorders>
-              <w:top w:val="single" w:sz="2" w:space="0" w:color="000000" w:themeColor="text1"/>
-              <w:left w:val="single" w:sz="2" w:space="0" w:color="000000" w:themeColor="text1"/>
-              <w:bottom w:val="single" w:sz="2" w:space="0" w:color="000000" w:themeColor="text1"/>
-              <w:right w:val="single" w:sz="2" w:space="0" w:color="000000" w:themeColor="text1"/>
-            </w:tcBorders>
-          </w:tcPr>
-          <w:p>
-            <w:pPr>
-              <w:pStyle w:val="NoSpacing"/>
-              <w:spacing w:line="276" w:lineRule="auto"/>
-              <w:cnfStyle w:val="000000000000" w:firstRow="0" w:lastRow="0" w:firstColumn="0" w:lastColumn="0" w:oddVBand="0" w:evenVBand="0" w:oddHBand="0" w:evenHBand="0" w:firstRowFirstColumn="0" w:firstRowLastColumn="0" w:lastRowFirstColumn="0" w:lastRowLastColumn="0"/>
-              <w:rPr>
-                <w:sz w:val="14"/>
-                <w:szCs w:val="14"/>
-              </w:rPr>
-            </w:pPr>
-            <w:r>
-              <w:rPr>
-                <w:sz w:val="14"/>
-                <w:szCs w:val="14"/>
-              </w:rPr>
-              <w:t>El sistema debe excluir del medidor de consumo aquellas transacciones que hayan fallado por errores internos de la plataforma o por recepción de evidencias ilegibles.</w:t>
-            </w:r>
-          </w:p>
-        </w:tc>
-        <w:tc>
-          <w:tcPr>
-            <w:tcW w:w="450" w:type="dxa"/>
-            <w:tcBorders>
-              <w:top w:val="single" w:sz="2" w:space="0" w:color="000000" w:themeColor="text1"/>
-              <w:left w:val="single" w:sz="2" w:space="0" w:color="000000" w:themeColor="text1"/>
-              <w:bottom w:val="single" w:sz="2" w:space="0" w:color="000000" w:themeColor="text1"/>
-              <w:right w:val="single" w:sz="2" w:space="0" w:color="000000" w:themeColor="text1"/>
-            </w:tcBorders>
-          </w:tcPr>
-          <w:p>
-            <w:pPr>
-              <w:pStyle w:val="NoSpacing"/>
-              <w:spacing w:line="276" w:lineRule="auto"/>
-              <w:cnfStyle w:val="000000000000" w:firstRow="0" w:lastRow="0" w:firstColumn="0" w:lastColumn="0" w:oddVBand="0" w:evenVBand="0" w:oddHBand="0" w:evenHBand="0" w:firstRowFirstColumn="0" w:firstRowLastColumn="0" w:lastRowFirstColumn="0" w:lastRowLastColumn="0"/>
-              <w:rPr>
-                <w:sz w:val="14"/>
-                <w:szCs w:val="14"/>
-              </w:rPr>
-            </w:pPr>
-            <w:r>
-              <w:rPr>
-                <w:sz w:val="14"/>
-                <w:szCs w:val="14"/>
-              </w:rPr>
-              <w:t>Must</w:t>
-            </w:r>
-          </w:p>
-        </w:tc>
-        <w:tc>
-          <w:tcPr>
-            <w:tcW w:w="630" w:type="dxa"/>
-            <w:tcBorders>
-              <w:top w:val="single" w:sz="2" w:space="0" w:color="000000" w:themeColor="text1"/>
-              <w:left w:val="single" w:sz="2" w:space="0" w:color="000000" w:themeColor="text1"/>
-              <w:bottom w:val="single" w:sz="2" w:space="0" w:color="000000" w:themeColor="text1"/>
-              <w:right w:val="single" w:sz="2" w:space="0" w:color="000000" w:themeColor="text1"/>
-            </w:tcBorders>
-          </w:tcPr>
-          <w:p>
-            <w:pPr>
-              <w:pStyle w:val="NoSpacing"/>
-              <w:spacing w:line="276" w:lineRule="auto"/>
-              <w:cnfStyle w:val="000000000000" w:firstRow="0" w:lastRow="0" w:firstColumn="0" w:lastColumn="0" w:oddVBand="0" w:evenVBand="0" w:oddHBand="0" w:evenHBand="0" w:firstRowFirstColumn="0" w:firstRowLastColumn="0" w:lastRowFirstColumn="0" w:lastRowLastColumn="0"/>
-              <w:rPr>
-                <w:sz w:val="14"/>
-                <w:szCs w:val="14"/>
-              </w:rPr>
-            </w:pPr>
-            <w:r>
-              <w:rPr>
-                <w:sz w:val="14"/>
-                <w:szCs w:val="14"/>
-              </w:rPr>
-              <w:t>§2.14; ENT8 [00:02:36]; ENT8 [00:12:36]</w:t>
-            </w:r>
-          </w:p>
-        </w:tc>
-        <w:tc>
-          <w:tcPr>
-            <w:tcW w:w="2964" w:type="dxa"/>
-            <w:tcBorders>
-              <w:top w:val="single" w:sz="2" w:space="0" w:color="000000" w:themeColor="text1"/>
-              <w:left w:val="single" w:sz="2" w:space="0" w:color="000000" w:themeColor="text1"/>
-              <w:bottom w:val="single" w:sz="2" w:space="0" w:color="000000" w:themeColor="text1"/>
-              <w:right w:val="single" w:sz="2" w:space="0" w:color="000000" w:themeColor="text1"/>
-            </w:tcBorders>
-          </w:tcPr>
-          <w:p>
-            <w:pPr>
-              <w:pStyle w:val="NoSpacing"/>
-              <w:spacing w:line="276" w:lineRule="auto"/>
-              <w:cnfStyle w:val="000000000000" w:firstRow="0" w:lastRow="0" w:firstColumn="0" w:lastColumn="0" w:oddVBand="0" w:evenVBand="0" w:oddHBand="0" w:evenHBand="0" w:firstRowFirstColumn="0" w:firstRowLastColumn="0" w:lastRowFirstColumn="0" w:lastRowLastColumn="0"/>
-              <w:rPr>
-                <w:sz w:val="14"/>
-                <w:szCs w:val="14"/>
-              </w:rPr>
-            </w:pPr>
-            <w:r>
-              <w:rPr>
-                <w:sz w:val="14"/>
-                <w:szCs w:val="14"/>
-              </w:rPr>
-              <w:t xml:space="preserve">Cargar un documento dañado que arroje error de ilegibilidad, verificar el cierre temprano del caso y confirmar en el </w:t>
-            </w:r>
-            <w:proofErr w:type="spellStart"/>
-            <w:r>
-              <w:rPr>
-                <w:sz w:val="14"/>
-                <w:szCs w:val="14"/>
-              </w:rPr>
-              <w:t>dashboard</w:t>
-            </w:r>
-            <w:proofErr w:type="spellEnd"/>
-            <w:r>
-              <w:rPr>
-                <w:sz w:val="14"/>
-                <w:szCs w:val="14"/>
-              </w:rPr>
-              <w:t xml:space="preserve"> que el contador mensual de validaciones cobrables no aumentó.</w:t>
-            </w:r>
-          </w:p>
-        </w:tc>
-      </w:tr>
-      <w:tr>
-        <w:trPr>
-          <w:cnfStyle w:val="000000100000" w:firstRow="0" w:lastRow="0" w:firstColumn="0" w:lastColumn="0" w:oddVBand="0" w:evenVBand="0" w:oddHBand="1" w:evenHBand="0" w:firstRowFirstColumn="0" w:firstRowLastColumn="0" w:lastRowFirstColumn="0" w:lastRowLastColumn="0"/>
-          <w:cantSplit/>
-          <w:trHeight w:val="119"/>
-        </w:trPr>
-        <w:tc>
-          <w:tcPr>
-            <w:cnfStyle w:val="001000000000" w:firstRow="0" w:lastRow="0" w:firstColumn="1" w:lastColumn="0" w:oddVBand="0" w:evenVBand="0" w:oddHBand="0" w:evenHBand="0" w:firstRowFirstColumn="0" w:firstRowLastColumn="0" w:lastRowFirstColumn="0" w:lastRowLastColumn="0"/>
-            <w:tcW w:w="537" w:type="dxa"/>
-            <w:tcBorders>
-              <w:top w:val="single" w:sz="4" w:space="0" w:color="auto"/>
-              <w:left w:val="single" w:sz="4" w:space="0" w:color="auto"/>
-              <w:bottom w:val="single" w:sz="4" w:space="0" w:color="auto"/>
-              <w:right w:val="single" w:sz="4" w:space="0" w:color="auto"/>
-            </w:tcBorders>
-          </w:tcPr>
-          <w:p>
-            <w:pPr>
-              <w:pStyle w:val="NoSpacing"/>
-              <w:spacing w:line="276" w:lineRule="auto"/>
-              <w:rPr>
-                <w:sz w:val="14"/>
-                <w:szCs w:val="14"/>
-              </w:rPr>
-            </w:pPr>
-            <w:r>
-              <w:rPr>
-                <w:sz w:val="14"/>
-                <w:szCs w:val="14"/>
-              </w:rPr>
-              <w:t>RQF-B27</w:t>
-            </w:r>
-          </w:p>
-        </w:tc>
-        <w:tc>
-          <w:tcPr>
-            <w:tcW w:w="540" w:type="dxa"/>
-            <w:tcBorders>
-              <w:top w:val="single" w:sz="2" w:space="0" w:color="000000" w:themeColor="text1"/>
-              <w:left w:val="single" w:sz="4" w:space="0" w:color="auto"/>
-              <w:bottom w:val="single" w:sz="2" w:space="0" w:color="000000" w:themeColor="text1"/>
-              <w:right w:val="single" w:sz="2" w:space="0" w:color="000000" w:themeColor="text1"/>
-            </w:tcBorders>
-          </w:tcPr>
-          <w:p>
-            <w:pPr>
-              <w:pStyle w:val="NoSpacing"/>
-              <w:spacing w:line="276" w:lineRule="auto"/>
-              <w:cnfStyle w:val="000000100000" w:firstRow="0" w:lastRow="0" w:firstColumn="0" w:lastColumn="0" w:oddVBand="0" w:evenVBand="0" w:oddHBand="1" w:evenHBand="0" w:firstRowFirstColumn="0" w:firstRowLastColumn="0" w:lastRowFirstColumn="0" w:lastRowLastColumn="0"/>
-              <w:rPr>
-                <w:sz w:val="14"/>
-                <w:szCs w:val="14"/>
-              </w:rPr>
-            </w:pPr>
-            <w:r>
-              <w:rPr>
-                <w:sz w:val="14"/>
-                <w:szCs w:val="14"/>
-              </w:rPr>
-              <w:t>Funcional</w:t>
-            </w:r>
-          </w:p>
-        </w:tc>
-        <w:tc>
-          <w:tcPr>
-            <w:tcW w:w="2520" w:type="dxa"/>
-            <w:tcBorders>
-              <w:top w:val="single" w:sz="2" w:space="0" w:color="000000" w:themeColor="text1"/>
-              <w:left w:val="single" w:sz="2" w:space="0" w:color="000000" w:themeColor="text1"/>
-              <w:bottom w:val="single" w:sz="2" w:space="0" w:color="000000" w:themeColor="text1"/>
-              <w:right w:val="single" w:sz="2" w:space="0" w:color="000000" w:themeColor="text1"/>
-            </w:tcBorders>
-          </w:tcPr>
-          <w:p>
-            <w:pPr>
-              <w:pStyle w:val="NoSpacing"/>
-              <w:spacing w:line="276" w:lineRule="auto"/>
-              <w:cnfStyle w:val="000000100000" w:firstRow="0" w:lastRow="0" w:firstColumn="0" w:lastColumn="0" w:oddVBand="0" w:evenVBand="0" w:oddHBand="1" w:evenHBand="0" w:firstRowFirstColumn="0" w:firstRowLastColumn="0" w:lastRowFirstColumn="0" w:lastRowLastColumn="0"/>
-              <w:rPr>
-                <w:sz w:val="14"/>
-                <w:szCs w:val="14"/>
-              </w:rPr>
-            </w:pPr>
-            <w:r>
-              <w:rPr>
-                <w:sz w:val="14"/>
-                <w:szCs w:val="14"/>
-              </w:rPr>
-              <w:t>El sistema debe actualizar el panel visual de consumo en tiempo real mostrando el conteo de validaciones útiles efectuadas por el cliente.</w:t>
-            </w:r>
-          </w:p>
-        </w:tc>
-        <w:tc>
-          <w:tcPr>
-            <w:tcW w:w="450" w:type="dxa"/>
-            <w:tcBorders>
-              <w:top w:val="single" w:sz="2" w:space="0" w:color="000000" w:themeColor="text1"/>
-              <w:left w:val="single" w:sz="2" w:space="0" w:color="000000" w:themeColor="text1"/>
-              <w:bottom w:val="single" w:sz="2" w:space="0" w:color="000000" w:themeColor="text1"/>
-              <w:right w:val="single" w:sz="2" w:space="0" w:color="000000" w:themeColor="text1"/>
-            </w:tcBorders>
-          </w:tcPr>
-          <w:p>
-            <w:pPr>
-              <w:pStyle w:val="NoSpacing"/>
-              <w:spacing w:line="276" w:lineRule="auto"/>
-              <w:cnfStyle w:val="000000100000" w:firstRow="0" w:lastRow="0" w:firstColumn="0" w:lastColumn="0" w:oddVBand="0" w:evenVBand="0" w:oddHBand="1" w:evenHBand="0" w:firstRowFirstColumn="0" w:firstRowLastColumn="0" w:lastRowFirstColumn="0" w:lastRowLastColumn="0"/>
-              <w:rPr>
-                <w:sz w:val="14"/>
-                <w:szCs w:val="14"/>
-              </w:rPr>
-            </w:pPr>
-            <w:r>
-              <w:rPr>
-                <w:sz w:val="14"/>
-                <w:szCs w:val="14"/>
-              </w:rPr>
-              <w:t>Must</w:t>
-            </w:r>
-          </w:p>
-        </w:tc>
-        <w:tc>
-          <w:tcPr>
-            <w:tcW w:w="630" w:type="dxa"/>
-            <w:tcBorders>
-              <w:top w:val="single" w:sz="2" w:space="0" w:color="000000" w:themeColor="text1"/>
-              <w:left w:val="single" w:sz="2" w:space="0" w:color="000000" w:themeColor="text1"/>
-              <w:bottom w:val="single" w:sz="2" w:space="0" w:color="000000" w:themeColor="text1"/>
-              <w:right w:val="single" w:sz="2" w:space="0" w:color="000000" w:themeColor="text1"/>
-            </w:tcBorders>
-          </w:tcPr>
-          <w:p>
-            <w:pPr>
-              <w:pStyle w:val="NoSpacing"/>
-              <w:spacing w:line="276" w:lineRule="auto"/>
-              <w:cnfStyle w:val="000000100000" w:firstRow="0" w:lastRow="0" w:firstColumn="0" w:lastColumn="0" w:oddVBand="0" w:evenVBand="0" w:oddHBand="1" w:evenHBand="0" w:firstRowFirstColumn="0" w:firstRowLastColumn="0" w:lastRowFirstColumn="0" w:lastRowLastColumn="0"/>
-              <w:rPr>
-                <w:sz w:val="14"/>
-                <w:szCs w:val="14"/>
-              </w:rPr>
-            </w:pPr>
-            <w:r>
-              <w:rPr>
-                <w:sz w:val="14"/>
-                <w:szCs w:val="14"/>
-              </w:rPr>
-              <w:t>§2.14; ENT8 [00:02:36]; ENT8 [00:12:36]</w:t>
-            </w:r>
-          </w:p>
-        </w:tc>
-        <w:tc>
-          <w:tcPr>
-            <w:tcW w:w="2964" w:type="dxa"/>
-            <w:tcBorders>
-              <w:top w:val="single" w:sz="2" w:space="0" w:color="000000" w:themeColor="text1"/>
-              <w:left w:val="single" w:sz="2" w:space="0" w:color="000000" w:themeColor="text1"/>
-              <w:bottom w:val="single" w:sz="2" w:space="0" w:color="000000" w:themeColor="text1"/>
-              <w:right w:val="single" w:sz="2" w:space="0" w:color="000000" w:themeColor="text1"/>
-            </w:tcBorders>
-          </w:tcPr>
-          <w:p>
-            <w:pPr>
-              <w:pStyle w:val="NoSpacing"/>
-              <w:spacing w:line="276" w:lineRule="auto"/>
-              <w:cnfStyle w:val="000000100000" w:firstRow="0" w:lastRow="0" w:firstColumn="0" w:lastColumn="0" w:oddVBand="0" w:evenVBand="0" w:oddHBand="1" w:evenHBand="0" w:firstRowFirstColumn="0" w:firstRowLastColumn="0" w:lastRowFirstColumn="0" w:lastRowLastColumn="0"/>
-              <w:rPr>
-                <w:sz w:val="14"/>
-                <w:szCs w:val="14"/>
-              </w:rPr>
-            </w:pPr>
-            <w:r>
-              <w:rPr>
-                <w:sz w:val="14"/>
-                <w:szCs w:val="14"/>
-              </w:rPr>
-              <w:t>Procesar un lote de 10 casos exitosos mediante API y recargar el panel web del cliente para comprobar que el medidor de consumo subió exactamente 10 unidades.</w:t>
-            </w:r>
-          </w:p>
-        </w:tc>
-      </w:tr>
-      <w:tr>
-        <w:trPr>
-          <w:cantSplit/>
-          <w:trHeight w:val="119"/>
-        </w:trPr>
-        <w:tc>
-          <w:tcPr>
-            <w:cnfStyle w:val="001000000000" w:firstRow="0" w:lastRow="0" w:firstColumn="1" w:lastColumn="0" w:oddVBand="0" w:evenVBand="0" w:oddHBand="0" w:evenHBand="0" w:firstRowFirstColumn="0" w:firstRowLastColumn="0" w:lastRowFirstColumn="0" w:lastRowLastColumn="0"/>
-            <w:tcW w:w="537" w:type="dxa"/>
-            <w:tcBorders>
-              <w:top w:val="single" w:sz="4" w:space="0" w:color="auto"/>
-              <w:left w:val="single" w:sz="4" w:space="0" w:color="auto"/>
-              <w:bottom w:val="single" w:sz="4" w:space="0" w:color="auto"/>
-              <w:right w:val="single" w:sz="4" w:space="0" w:color="auto"/>
-            </w:tcBorders>
-          </w:tcPr>
-          <w:p>
-            <w:pPr>
-              <w:pStyle w:val="NoSpacing"/>
-              <w:spacing w:line="276" w:lineRule="auto"/>
-              <w:rPr>
-                <w:sz w:val="14"/>
-                <w:szCs w:val="14"/>
-              </w:rPr>
-            </w:pPr>
-            <w:r>
-              <w:rPr>
-                <w:sz w:val="14"/>
-                <w:szCs w:val="14"/>
-              </w:rPr>
-              <w:t>RQF-B28</w:t>
-            </w:r>
-          </w:p>
-        </w:tc>
-        <w:tc>
-          <w:tcPr>
-            <w:tcW w:w="540" w:type="dxa"/>
-            <w:tcBorders>
-              <w:top w:val="single" w:sz="2" w:space="0" w:color="000000" w:themeColor="text1"/>
-              <w:left w:val="single" w:sz="4" w:space="0" w:color="auto"/>
-              <w:bottom w:val="single" w:sz="2" w:space="0" w:color="000000" w:themeColor="text1"/>
-              <w:right w:val="single" w:sz="2" w:space="0" w:color="000000" w:themeColor="text1"/>
-            </w:tcBorders>
-          </w:tcPr>
-          <w:p>
-            <w:pPr>
-              <w:pStyle w:val="NoSpacing"/>
-              <w:spacing w:line="276" w:lineRule="auto"/>
-              <w:cnfStyle w:val="000000000000" w:firstRow="0" w:lastRow="0" w:firstColumn="0" w:lastColumn="0" w:oddVBand="0" w:evenVBand="0" w:oddHBand="0" w:evenHBand="0" w:firstRowFirstColumn="0" w:firstRowLastColumn="0" w:lastRowFirstColumn="0" w:lastRowLastColumn="0"/>
-              <w:rPr>
-                <w:sz w:val="14"/>
-                <w:szCs w:val="14"/>
-              </w:rPr>
-            </w:pPr>
-            <w:r>
-              <w:rPr>
-                <w:sz w:val="14"/>
-                <w:szCs w:val="14"/>
-              </w:rPr>
-              <w:t>Funcional</w:t>
-            </w:r>
-          </w:p>
-        </w:tc>
-        <w:tc>
-          <w:tcPr>
-            <w:tcW w:w="2520" w:type="dxa"/>
-            <w:tcBorders>
-              <w:top w:val="single" w:sz="2" w:space="0" w:color="000000" w:themeColor="text1"/>
-              <w:left w:val="single" w:sz="2" w:space="0" w:color="000000" w:themeColor="text1"/>
-              <w:bottom w:val="single" w:sz="2" w:space="0" w:color="000000" w:themeColor="text1"/>
-              <w:right w:val="single" w:sz="2" w:space="0" w:color="000000" w:themeColor="text1"/>
-            </w:tcBorders>
-          </w:tcPr>
-          <w:p>
-            <w:pPr>
-              <w:pStyle w:val="NoSpacing"/>
-              <w:spacing w:line="276" w:lineRule="auto"/>
-              <w:cnfStyle w:val="000000000000" w:firstRow="0" w:lastRow="0" w:firstColumn="0" w:lastColumn="0" w:oddVBand="0" w:evenVBand="0" w:oddHBand="0" w:evenHBand="0" w:firstRowFirstColumn="0" w:firstRowLastColumn="0" w:lastRowFirstColumn="0" w:lastRowLastColumn="0"/>
-              <w:rPr>
-                <w:sz w:val="14"/>
-                <w:szCs w:val="14"/>
-              </w:rPr>
-            </w:pPr>
-            <w:r>
-              <w:rPr>
-                <w:sz w:val="14"/>
-                <w:szCs w:val="14"/>
-              </w:rPr>
-              <w:t>El sistema debe procesar la consolidación mensual del consumo separada en tramos tarifarios y generar el archivo de detalle para la facturación externa.</w:t>
-            </w:r>
-          </w:p>
-        </w:tc>
-        <w:tc>
-          <w:tcPr>
-            <w:tcW w:w="450" w:type="dxa"/>
-            <w:tcBorders>
-              <w:top w:val="single" w:sz="2" w:space="0" w:color="000000" w:themeColor="text1"/>
-              <w:left w:val="single" w:sz="2" w:space="0" w:color="000000" w:themeColor="text1"/>
-              <w:bottom w:val="single" w:sz="2" w:space="0" w:color="000000" w:themeColor="text1"/>
-              <w:right w:val="single" w:sz="2" w:space="0" w:color="000000" w:themeColor="text1"/>
-            </w:tcBorders>
-          </w:tcPr>
-          <w:p>
-            <w:pPr>
-              <w:pStyle w:val="NoSpacing"/>
-              <w:spacing w:line="276" w:lineRule="auto"/>
-              <w:cnfStyle w:val="000000000000" w:firstRow="0" w:lastRow="0" w:firstColumn="0" w:lastColumn="0" w:oddVBand="0" w:evenVBand="0" w:oddHBand="0" w:evenHBand="0" w:firstRowFirstColumn="0" w:firstRowLastColumn="0" w:lastRowFirstColumn="0" w:lastRowLastColumn="0"/>
-              <w:rPr>
-                <w:sz w:val="14"/>
-                <w:szCs w:val="14"/>
-              </w:rPr>
-            </w:pPr>
-            <w:r>
-              <w:rPr>
-                <w:sz w:val="14"/>
-                <w:szCs w:val="14"/>
-              </w:rPr>
-              <w:t>Must</w:t>
-            </w:r>
-          </w:p>
-        </w:tc>
-        <w:tc>
-          <w:tcPr>
-            <w:tcW w:w="630" w:type="dxa"/>
-            <w:tcBorders>
-              <w:top w:val="single" w:sz="2" w:space="0" w:color="000000" w:themeColor="text1"/>
-              <w:left w:val="single" w:sz="2" w:space="0" w:color="000000" w:themeColor="text1"/>
-              <w:bottom w:val="single" w:sz="2" w:space="0" w:color="000000" w:themeColor="text1"/>
-              <w:right w:val="single" w:sz="2" w:space="0" w:color="000000" w:themeColor="text1"/>
-            </w:tcBorders>
-          </w:tcPr>
-          <w:p>
-            <w:pPr>
-              <w:pStyle w:val="NoSpacing"/>
-              <w:spacing w:line="276" w:lineRule="auto"/>
-              <w:cnfStyle w:val="000000000000" w:firstRow="0" w:lastRow="0" w:firstColumn="0" w:lastColumn="0" w:oddVBand="0" w:evenVBand="0" w:oddHBand="0" w:evenHBand="0" w:firstRowFirstColumn="0" w:firstRowLastColumn="0" w:lastRowFirstColumn="0" w:lastRowLastColumn="0"/>
-              <w:rPr>
-                <w:sz w:val="14"/>
-                <w:szCs w:val="14"/>
-              </w:rPr>
-            </w:pPr>
-            <w:r>
-              <w:rPr>
-                <w:sz w:val="14"/>
-                <w:szCs w:val="14"/>
-              </w:rPr>
-              <w:t>§2.14; ENT8 [00:02:36]; ENT8 [00:12:36]</w:t>
-            </w:r>
-          </w:p>
-        </w:tc>
-        <w:tc>
-          <w:tcPr>
-            <w:tcW w:w="2964" w:type="dxa"/>
-            <w:tcBorders>
-              <w:top w:val="single" w:sz="2" w:space="0" w:color="000000" w:themeColor="text1"/>
-              <w:left w:val="single" w:sz="2" w:space="0" w:color="000000" w:themeColor="text1"/>
-              <w:bottom w:val="single" w:sz="2" w:space="0" w:color="000000" w:themeColor="text1"/>
-              <w:right w:val="single" w:sz="2" w:space="0" w:color="000000" w:themeColor="text1"/>
-            </w:tcBorders>
-          </w:tcPr>
-          <w:p>
-            <w:pPr>
-              <w:pStyle w:val="NoSpacing"/>
-              <w:spacing w:line="276" w:lineRule="auto"/>
-              <w:cnfStyle w:val="000000000000" w:firstRow="0" w:lastRow="0" w:firstColumn="0" w:lastColumn="0" w:oddVBand="0" w:evenVBand="0" w:oddHBand="0" w:evenHBand="0" w:firstRowFirstColumn="0" w:firstRowLastColumn="0" w:lastRowFirstColumn="0" w:lastRowLastColumn="0"/>
-              <w:rPr>
-                <w:sz w:val="14"/>
-                <w:szCs w:val="14"/>
-              </w:rPr>
-            </w:pPr>
-            <w:r>
-              <w:rPr>
-                <w:sz w:val="14"/>
-                <w:szCs w:val="14"/>
-              </w:rPr>
-              <w:t>Simular la llegada del fin de mes fiscal y verificar que el sistema habilita un archivo de volcado de consumos clasificado por volumen sin emitir documento tributario.</w:t>
-            </w:r>
-          </w:p>
-        </w:tc>
-      </w:tr>
-      <w:tr>
-        <w:trPr>
-          <w:cnfStyle w:val="000000100000" w:firstRow="0" w:lastRow="0" w:firstColumn="0" w:lastColumn="0" w:oddVBand="0" w:evenVBand="0" w:oddHBand="1" w:evenHBand="0" w:firstRowFirstColumn="0" w:firstRowLastColumn="0" w:lastRowFirstColumn="0" w:lastRowLastColumn="0"/>
-          <w:cantSplit/>
-          <w:trHeight w:val="119"/>
-        </w:trPr>
-        <w:tc>
-          <w:tcPr>
-            <w:cnfStyle w:val="001000000000" w:firstRow="0" w:lastRow="0" w:firstColumn="1" w:lastColumn="0" w:oddVBand="0" w:evenVBand="0" w:oddHBand="0" w:evenHBand="0" w:firstRowFirstColumn="0" w:firstRowLastColumn="0" w:lastRowFirstColumn="0" w:lastRowLastColumn="0"/>
-            <w:tcW w:w="537" w:type="dxa"/>
-            <w:tcBorders>
-              <w:top w:val="single" w:sz="4" w:space="0" w:color="auto"/>
-              <w:left w:val="single" w:sz="4" w:space="0" w:color="auto"/>
-              <w:bottom w:val="single" w:sz="4" w:space="0" w:color="auto"/>
-              <w:right w:val="single" w:sz="4" w:space="0" w:color="auto"/>
-            </w:tcBorders>
-          </w:tcPr>
-          <w:p>
-            <w:pPr>
-              <w:pStyle w:val="NoSpacing"/>
-              <w:spacing w:line="276" w:lineRule="auto"/>
-              <w:rPr>
-                <w:sz w:val="14"/>
-                <w:szCs w:val="14"/>
-              </w:rPr>
-            </w:pPr>
-            <w:r>
-              <w:rPr>
-                <w:sz w:val="14"/>
-                <w:szCs w:val="14"/>
-              </w:rPr>
-              <w:t>RQF-B29</w:t>
-            </w:r>
-          </w:p>
-        </w:tc>
-        <w:tc>
-          <w:tcPr>
-            <w:tcW w:w="540" w:type="dxa"/>
-            <w:tcBorders>
-              <w:top w:val="single" w:sz="2" w:space="0" w:color="000000" w:themeColor="text1"/>
-              <w:left w:val="single" w:sz="4" w:space="0" w:color="auto"/>
-              <w:bottom w:val="single" w:sz="2" w:space="0" w:color="000000" w:themeColor="text1"/>
-              <w:right w:val="single" w:sz="2" w:space="0" w:color="000000" w:themeColor="text1"/>
-            </w:tcBorders>
-          </w:tcPr>
-          <w:p>
-            <w:pPr>
-              <w:pStyle w:val="NoSpacing"/>
-              <w:spacing w:line="276" w:lineRule="auto"/>
-              <w:cnfStyle w:val="000000100000" w:firstRow="0" w:lastRow="0" w:firstColumn="0" w:lastColumn="0" w:oddVBand="0" w:evenVBand="0" w:oddHBand="1" w:evenHBand="0" w:firstRowFirstColumn="0" w:firstRowLastColumn="0" w:lastRowFirstColumn="0" w:lastRowLastColumn="0"/>
-              <w:rPr>
-                <w:sz w:val="14"/>
-                <w:szCs w:val="14"/>
-              </w:rPr>
-            </w:pPr>
-            <w:r>
-              <w:rPr>
-                <w:sz w:val="14"/>
-                <w:szCs w:val="14"/>
-              </w:rPr>
-              <w:t>Funcional</w:t>
-            </w:r>
-          </w:p>
-        </w:tc>
-        <w:tc>
-          <w:tcPr>
-            <w:tcW w:w="2520" w:type="dxa"/>
-            <w:tcBorders>
-              <w:top w:val="single" w:sz="2" w:space="0" w:color="000000" w:themeColor="text1"/>
-              <w:left w:val="single" w:sz="2" w:space="0" w:color="000000" w:themeColor="text1"/>
-              <w:bottom w:val="single" w:sz="2" w:space="0" w:color="000000" w:themeColor="text1"/>
-              <w:right w:val="single" w:sz="2" w:space="0" w:color="000000" w:themeColor="text1"/>
-            </w:tcBorders>
-          </w:tcPr>
-          <w:p>
-            <w:pPr>
-              <w:pStyle w:val="NoSpacing"/>
-              <w:spacing w:line="276" w:lineRule="auto"/>
-              <w:cnfStyle w:val="000000100000" w:firstRow="0" w:lastRow="0" w:firstColumn="0" w:lastColumn="0" w:oddVBand="0" w:evenVBand="0" w:oddHBand="1" w:evenHBand="0" w:firstRowFirstColumn="0" w:firstRowLastColumn="0" w:lastRowFirstColumn="0" w:lastRowLastColumn="0"/>
-              <w:rPr>
-                <w:sz w:val="14"/>
-                <w:szCs w:val="14"/>
-              </w:rPr>
-            </w:pPr>
-            <w:r>
-              <w:rPr>
-                <w:sz w:val="14"/>
-                <w:szCs w:val="14"/>
-              </w:rPr>
-              <w:t>El sistema debe emitir alertas dirigidas a los operadores cuando los expedientes en su bandeja de entrada estén próximos a vencer su tiempo límite de servicio.</w:t>
-            </w:r>
-          </w:p>
-        </w:tc>
-        <w:tc>
-          <w:tcPr>
-            <w:tcW w:w="450" w:type="dxa"/>
-            <w:tcBorders>
-              <w:top w:val="single" w:sz="2" w:space="0" w:color="000000" w:themeColor="text1"/>
-              <w:left w:val="single" w:sz="2" w:space="0" w:color="000000" w:themeColor="text1"/>
-              <w:bottom w:val="single" w:sz="2" w:space="0" w:color="000000" w:themeColor="text1"/>
-              <w:right w:val="single" w:sz="2" w:space="0" w:color="000000" w:themeColor="text1"/>
-            </w:tcBorders>
-          </w:tcPr>
-          <w:p>
-            <w:pPr>
-              <w:pStyle w:val="NoSpacing"/>
-              <w:spacing w:line="276" w:lineRule="auto"/>
-              <w:cnfStyle w:val="000000100000" w:firstRow="0" w:lastRow="0" w:firstColumn="0" w:lastColumn="0" w:oddVBand="0" w:evenVBand="0" w:oddHBand="1" w:evenHBand="0" w:firstRowFirstColumn="0" w:firstRowLastColumn="0" w:lastRowFirstColumn="0" w:lastRowLastColumn="0"/>
-              <w:rPr>
-                <w:sz w:val="14"/>
-                <w:szCs w:val="14"/>
-              </w:rPr>
-            </w:pPr>
-            <w:proofErr w:type="spellStart"/>
-            <w:r>
-              <w:rPr>
-                <w:sz w:val="14"/>
-                <w:szCs w:val="14"/>
-              </w:rPr>
-              <w:t>Should</w:t>
-            </w:r>
-            <w:proofErr w:type="spellEnd"/>
-          </w:p>
-        </w:tc>
-        <w:tc>
-          <w:tcPr>
-            <w:tcW w:w="630" w:type="dxa"/>
-            <w:tcBorders>
-              <w:top w:val="single" w:sz="2" w:space="0" w:color="000000" w:themeColor="text1"/>
-              <w:left w:val="single" w:sz="2" w:space="0" w:color="000000" w:themeColor="text1"/>
-              <w:bottom w:val="single" w:sz="2" w:space="0" w:color="000000" w:themeColor="text1"/>
-              <w:right w:val="single" w:sz="2" w:space="0" w:color="000000" w:themeColor="text1"/>
-            </w:tcBorders>
-          </w:tcPr>
-          <w:p>
-            <w:pPr>
-              <w:pStyle w:val="NoSpacing"/>
-              <w:spacing w:line="276" w:lineRule="auto"/>
-              <w:cnfStyle w:val="000000100000" w:firstRow="0" w:lastRow="0" w:firstColumn="0" w:lastColumn="0" w:oddVBand="0" w:evenVBand="0" w:oddHBand="1" w:evenHBand="0" w:firstRowFirstColumn="0" w:firstRowLastColumn="0" w:lastRowFirstColumn="0" w:lastRowLastColumn="0"/>
-              <w:rPr>
-                <w:sz w:val="14"/>
-                <w:szCs w:val="14"/>
-              </w:rPr>
-            </w:pPr>
-            <w:r>
-              <w:rPr>
-                <w:sz w:val="14"/>
-                <w:szCs w:val="14"/>
-              </w:rPr>
-              <w:t>§2.15; ENT9 [00:03:26]</w:t>
-            </w:r>
-          </w:p>
-        </w:tc>
-        <w:tc>
-          <w:tcPr>
-            <w:tcW w:w="2964" w:type="dxa"/>
-            <w:tcBorders>
-              <w:top w:val="single" w:sz="2" w:space="0" w:color="000000" w:themeColor="text1"/>
-              <w:left w:val="single" w:sz="2" w:space="0" w:color="000000" w:themeColor="text1"/>
-              <w:bottom w:val="single" w:sz="2" w:space="0" w:color="000000" w:themeColor="text1"/>
-              <w:right w:val="single" w:sz="2" w:space="0" w:color="000000" w:themeColor="text1"/>
-            </w:tcBorders>
-          </w:tcPr>
-          <w:p>
-            <w:pPr>
-              <w:pStyle w:val="NoSpacing"/>
-              <w:spacing w:line="276" w:lineRule="auto"/>
-              <w:cnfStyle w:val="000000100000" w:firstRow="0" w:lastRow="0" w:firstColumn="0" w:lastColumn="0" w:oddVBand="0" w:evenVBand="0" w:oddHBand="1" w:evenHBand="0" w:firstRowFirstColumn="0" w:firstRowLastColumn="0" w:lastRowFirstColumn="0" w:lastRowLastColumn="0"/>
-              <w:rPr>
-                <w:sz w:val="14"/>
-                <w:szCs w:val="14"/>
-              </w:rPr>
-            </w:pPr>
-            <w:r>
-              <w:rPr>
-                <w:sz w:val="14"/>
-                <w:szCs w:val="14"/>
-              </w:rPr>
-              <w:t>Configurar un caso con 10 minutos restantes de SLA y validar que la plataforma despliega una advertencia visual y envía un correo electrónico al operador asignado.</w:t>
-            </w:r>
-          </w:p>
-        </w:tc>
-      </w:tr>
-      <w:tr>
-        <w:trPr>
-          <w:cantSplit/>
-          <w:trHeight w:val="119"/>
-        </w:trPr>
-        <w:tc>
-          <w:tcPr>
-            <w:cnfStyle w:val="001000000000" w:firstRow="0" w:lastRow="0" w:firstColumn="1" w:lastColumn="0" w:oddVBand="0" w:evenVBand="0" w:oddHBand="0" w:evenHBand="0" w:firstRowFirstColumn="0" w:firstRowLastColumn="0" w:lastRowFirstColumn="0" w:lastRowLastColumn="0"/>
-            <w:tcW w:w="537" w:type="dxa"/>
-            <w:tcBorders>
-              <w:top w:val="single" w:sz="4" w:space="0" w:color="auto"/>
-              <w:left w:val="single" w:sz="4" w:space="0" w:color="auto"/>
-              <w:bottom w:val="single" w:sz="4" w:space="0" w:color="auto"/>
-              <w:right w:val="single" w:sz="4" w:space="0" w:color="auto"/>
-            </w:tcBorders>
-          </w:tcPr>
-          <w:p>
-            <w:pPr>
-              <w:pStyle w:val="NoSpacing"/>
-              <w:spacing w:line="276" w:lineRule="auto"/>
-              <w:rPr>
-                <w:sz w:val="14"/>
-                <w:szCs w:val="14"/>
-              </w:rPr>
-            </w:pPr>
-            <w:r>
-              <w:rPr>
-                <w:sz w:val="14"/>
-                <w:szCs w:val="14"/>
-              </w:rPr>
-              <w:t>RQF-B30</w:t>
-            </w:r>
-          </w:p>
-        </w:tc>
-        <w:tc>
-          <w:tcPr>
-            <w:tcW w:w="540" w:type="dxa"/>
-            <w:tcBorders>
-              <w:top w:val="single" w:sz="2" w:space="0" w:color="000000" w:themeColor="text1"/>
-              <w:left w:val="single" w:sz="4" w:space="0" w:color="auto"/>
-              <w:bottom w:val="single" w:sz="2" w:space="0" w:color="000000" w:themeColor="text1"/>
-              <w:right w:val="single" w:sz="2" w:space="0" w:color="000000" w:themeColor="text1"/>
-            </w:tcBorders>
-          </w:tcPr>
-          <w:p>
-            <w:pPr>
-              <w:pStyle w:val="NoSpacing"/>
-              <w:spacing w:line="276" w:lineRule="auto"/>
-              <w:cnfStyle w:val="000000000000" w:firstRow="0" w:lastRow="0" w:firstColumn="0" w:lastColumn="0" w:oddVBand="0" w:evenVBand="0" w:oddHBand="0" w:evenHBand="0" w:firstRowFirstColumn="0" w:firstRowLastColumn="0" w:lastRowFirstColumn="0" w:lastRowLastColumn="0"/>
-              <w:rPr>
-                <w:sz w:val="14"/>
-                <w:szCs w:val="14"/>
-              </w:rPr>
-            </w:pPr>
-            <w:r>
-              <w:rPr>
-                <w:sz w:val="14"/>
-                <w:szCs w:val="14"/>
-              </w:rPr>
-              <w:t>Funcional</w:t>
-            </w:r>
-          </w:p>
-        </w:tc>
-        <w:tc>
-          <w:tcPr>
-            <w:tcW w:w="2520" w:type="dxa"/>
-            <w:tcBorders>
-              <w:top w:val="single" w:sz="2" w:space="0" w:color="000000" w:themeColor="text1"/>
-              <w:left w:val="single" w:sz="2" w:space="0" w:color="000000" w:themeColor="text1"/>
-              <w:bottom w:val="single" w:sz="2" w:space="0" w:color="000000" w:themeColor="text1"/>
-              <w:right w:val="single" w:sz="2" w:space="0" w:color="000000" w:themeColor="text1"/>
-            </w:tcBorders>
-          </w:tcPr>
-          <w:p>
-            <w:pPr>
-              <w:pStyle w:val="NoSpacing"/>
-              <w:spacing w:line="276" w:lineRule="auto"/>
-              <w:cnfStyle w:val="000000000000" w:firstRow="0" w:lastRow="0" w:firstColumn="0" w:lastColumn="0" w:oddVBand="0" w:evenVBand="0" w:oddHBand="0" w:evenHBand="0" w:firstRowFirstColumn="0" w:firstRowLastColumn="0" w:lastRowFirstColumn="0" w:lastRowLastColumn="0"/>
-              <w:rPr>
-                <w:sz w:val="14"/>
-                <w:szCs w:val="14"/>
-              </w:rPr>
-            </w:pPr>
-            <w:r>
-              <w:rPr>
-                <w:sz w:val="14"/>
-                <w:szCs w:val="14"/>
-              </w:rPr>
-              <w:t>El sistema debe despachar notificaciones al personal supervisor al detectar un incremento anormal en la tasa de derivación manual o detecciones de fraude.</w:t>
-            </w:r>
-          </w:p>
-        </w:tc>
-        <w:tc>
-          <w:tcPr>
-            <w:tcW w:w="450" w:type="dxa"/>
-            <w:tcBorders>
-              <w:top w:val="single" w:sz="2" w:space="0" w:color="000000" w:themeColor="text1"/>
-              <w:left w:val="single" w:sz="2" w:space="0" w:color="000000" w:themeColor="text1"/>
-              <w:bottom w:val="single" w:sz="2" w:space="0" w:color="000000" w:themeColor="text1"/>
-              <w:right w:val="single" w:sz="2" w:space="0" w:color="000000" w:themeColor="text1"/>
-            </w:tcBorders>
-          </w:tcPr>
-          <w:p>
-            <w:pPr>
-              <w:pStyle w:val="NoSpacing"/>
-              <w:spacing w:line="276" w:lineRule="auto"/>
-              <w:cnfStyle w:val="000000000000" w:firstRow="0" w:lastRow="0" w:firstColumn="0" w:lastColumn="0" w:oddVBand="0" w:evenVBand="0" w:oddHBand="0" w:evenHBand="0" w:firstRowFirstColumn="0" w:firstRowLastColumn="0" w:lastRowFirstColumn="0" w:lastRowLastColumn="0"/>
-              <w:rPr>
-                <w:sz w:val="14"/>
-                <w:szCs w:val="14"/>
-              </w:rPr>
-            </w:pPr>
-            <w:proofErr w:type="spellStart"/>
-            <w:r>
-              <w:rPr>
-                <w:sz w:val="14"/>
-                <w:szCs w:val="14"/>
-              </w:rPr>
-              <w:t>Should</w:t>
-            </w:r>
-            <w:proofErr w:type="spellEnd"/>
-          </w:p>
-        </w:tc>
-        <w:tc>
-          <w:tcPr>
-            <w:tcW w:w="630" w:type="dxa"/>
-            <w:tcBorders>
-              <w:top w:val="single" w:sz="2" w:space="0" w:color="000000" w:themeColor="text1"/>
-              <w:left w:val="single" w:sz="2" w:space="0" w:color="000000" w:themeColor="text1"/>
-              <w:bottom w:val="single" w:sz="2" w:space="0" w:color="000000" w:themeColor="text1"/>
-              <w:right w:val="single" w:sz="2" w:space="0" w:color="000000" w:themeColor="text1"/>
-            </w:tcBorders>
-          </w:tcPr>
-          <w:p>
-            <w:pPr>
-              <w:pStyle w:val="NoSpacing"/>
-              <w:spacing w:line="276" w:lineRule="auto"/>
-              <w:cnfStyle w:val="000000000000" w:firstRow="0" w:lastRow="0" w:firstColumn="0" w:lastColumn="0" w:oddVBand="0" w:evenVBand="0" w:oddHBand="0" w:evenHBand="0" w:firstRowFirstColumn="0" w:firstRowLastColumn="0" w:lastRowFirstColumn="0" w:lastRowLastColumn="0"/>
-              <w:rPr>
-                <w:sz w:val="14"/>
-                <w:szCs w:val="14"/>
-              </w:rPr>
-            </w:pPr>
-            <w:r>
-              <w:rPr>
-                <w:sz w:val="14"/>
-                <w:szCs w:val="14"/>
-              </w:rPr>
-              <w:t>§2.15; ENT9 [00:03:26]</w:t>
-            </w:r>
-          </w:p>
-        </w:tc>
-        <w:tc>
-          <w:tcPr>
-            <w:tcW w:w="2964" w:type="dxa"/>
-            <w:tcBorders>
-              <w:top w:val="single" w:sz="2" w:space="0" w:color="000000" w:themeColor="text1"/>
-              <w:left w:val="single" w:sz="2" w:space="0" w:color="000000" w:themeColor="text1"/>
-              <w:bottom w:val="single" w:sz="2" w:space="0" w:color="000000" w:themeColor="text1"/>
-              <w:right w:val="single" w:sz="2" w:space="0" w:color="000000" w:themeColor="text1"/>
-            </w:tcBorders>
-          </w:tcPr>
-          <w:p>
-            <w:pPr>
-              <w:pStyle w:val="NoSpacing"/>
-              <w:spacing w:line="276" w:lineRule="auto"/>
-              <w:cnfStyle w:val="000000000000" w:firstRow="0" w:lastRow="0" w:firstColumn="0" w:lastColumn="0" w:oddVBand="0" w:evenVBand="0" w:oddHBand="0" w:evenHBand="0" w:firstRowFirstColumn="0" w:firstRowLastColumn="0" w:lastRowFirstColumn="0" w:lastRowLastColumn="0"/>
-              <w:rPr>
-                <w:sz w:val="14"/>
-                <w:szCs w:val="14"/>
-              </w:rPr>
-            </w:pPr>
-            <w:r>
-              <w:rPr>
-                <w:sz w:val="14"/>
-                <w:szCs w:val="14"/>
-              </w:rPr>
-              <w:t>Inyectar consecutivamente 20 casos preconfigurados como fraude y verificar que el sistema identifica el pico estadístico y notifica al usuario con rol de supervisión.</w:t>
-            </w:r>
-          </w:p>
-        </w:tc>
-      </w:tr>
-      <w:tr>
-        <w:trPr>
-          <w:cnfStyle w:val="000000100000" w:firstRow="0" w:lastRow="0" w:firstColumn="0" w:lastColumn="0" w:oddVBand="0" w:evenVBand="0" w:oddHBand="1" w:evenHBand="0" w:firstRowFirstColumn="0" w:firstRowLastColumn="0" w:lastRowFirstColumn="0" w:lastRowLastColumn="0"/>
-          <w:cantSplit/>
-          <w:trHeight w:val="119"/>
-        </w:trPr>
-        <w:tc>
-          <w:tcPr>
-            <w:cnfStyle w:val="001000000000" w:firstRow="0" w:lastRow="0" w:firstColumn="1" w:lastColumn="0" w:oddVBand="0" w:evenVBand="0" w:oddHBand="0" w:evenHBand="0" w:firstRowFirstColumn="0" w:firstRowLastColumn="0" w:lastRowFirstColumn="0" w:lastRowLastColumn="0"/>
-            <w:tcW w:w="537" w:type="dxa"/>
-            <w:tcBorders>
-              <w:top w:val="single" w:sz="4" w:space="0" w:color="auto"/>
-              <w:left w:val="single" w:sz="4" w:space="0" w:color="auto"/>
-              <w:bottom w:val="single" w:sz="4" w:space="0" w:color="auto"/>
-              <w:right w:val="single" w:sz="4" w:space="0" w:color="auto"/>
-            </w:tcBorders>
-          </w:tcPr>
-          <w:p>
-            <w:pPr>
-              <w:pStyle w:val="NoSpacing"/>
-              <w:spacing w:line="276" w:lineRule="auto"/>
-              <w:rPr>
-                <w:sz w:val="14"/>
-                <w:szCs w:val="14"/>
-              </w:rPr>
-            </w:pPr>
-            <w:r>
-              <w:rPr>
-                <w:sz w:val="14"/>
-                <w:szCs w:val="14"/>
-              </w:rPr>
-              <w:t>RQF-B31</w:t>
-            </w:r>
-          </w:p>
-        </w:tc>
-        <w:tc>
-          <w:tcPr>
-            <w:tcW w:w="540" w:type="dxa"/>
-            <w:tcBorders>
-              <w:top w:val="single" w:sz="2" w:space="0" w:color="000000" w:themeColor="text1"/>
-              <w:left w:val="single" w:sz="4" w:space="0" w:color="auto"/>
-              <w:bottom w:val="single" w:sz="2" w:space="0" w:color="000000" w:themeColor="text1"/>
-              <w:right w:val="single" w:sz="2" w:space="0" w:color="000000" w:themeColor="text1"/>
-            </w:tcBorders>
-          </w:tcPr>
-          <w:p>
-            <w:pPr>
-              <w:pStyle w:val="NoSpacing"/>
-              <w:spacing w:line="276" w:lineRule="auto"/>
-              <w:cnfStyle w:val="000000100000" w:firstRow="0" w:lastRow="0" w:firstColumn="0" w:lastColumn="0" w:oddVBand="0" w:evenVBand="0" w:oddHBand="1" w:evenHBand="0" w:firstRowFirstColumn="0" w:firstRowLastColumn="0" w:lastRowFirstColumn="0" w:lastRowLastColumn="0"/>
-              <w:rPr>
-                <w:sz w:val="14"/>
-                <w:szCs w:val="14"/>
-              </w:rPr>
-            </w:pPr>
-            <w:r>
-              <w:rPr>
-                <w:sz w:val="14"/>
-                <w:szCs w:val="14"/>
-              </w:rPr>
-              <w:t>Funcional</w:t>
-            </w:r>
-          </w:p>
-        </w:tc>
-        <w:tc>
-          <w:tcPr>
-            <w:tcW w:w="2520" w:type="dxa"/>
-            <w:tcBorders>
-              <w:top w:val="single" w:sz="2" w:space="0" w:color="000000" w:themeColor="text1"/>
-              <w:left w:val="single" w:sz="2" w:space="0" w:color="000000" w:themeColor="text1"/>
-              <w:bottom w:val="single" w:sz="2" w:space="0" w:color="000000" w:themeColor="text1"/>
-              <w:right w:val="single" w:sz="2" w:space="0" w:color="000000" w:themeColor="text1"/>
-            </w:tcBorders>
-          </w:tcPr>
-          <w:p>
-            <w:pPr>
-              <w:pStyle w:val="NoSpacing"/>
-              <w:spacing w:line="276" w:lineRule="auto"/>
-              <w:cnfStyle w:val="000000100000" w:firstRow="0" w:lastRow="0" w:firstColumn="0" w:lastColumn="0" w:oddVBand="0" w:evenVBand="0" w:oddHBand="1" w:evenHBand="0" w:firstRowFirstColumn="0" w:firstRowLastColumn="0" w:lastRowFirstColumn="0" w:lastRowLastColumn="0"/>
-              <w:rPr>
-                <w:sz w:val="14"/>
-                <w:szCs w:val="14"/>
-              </w:rPr>
-            </w:pPr>
-            <w:r>
-              <w:rPr>
-                <w:sz w:val="14"/>
-                <w:szCs w:val="14"/>
-              </w:rPr>
-              <w:t>El sistema debe transmitir alertas técnicas al equipo de soporte de la plataforma en caso de ocurrir fallos, degradaciones de red o caídas de módulos de análisis.</w:t>
-            </w:r>
-          </w:p>
-        </w:tc>
-        <w:tc>
-          <w:tcPr>
-            <w:tcW w:w="450" w:type="dxa"/>
-            <w:tcBorders>
-              <w:top w:val="single" w:sz="2" w:space="0" w:color="000000" w:themeColor="text1"/>
-              <w:left w:val="single" w:sz="2" w:space="0" w:color="000000" w:themeColor="text1"/>
-              <w:bottom w:val="single" w:sz="2" w:space="0" w:color="000000" w:themeColor="text1"/>
-              <w:right w:val="single" w:sz="2" w:space="0" w:color="000000" w:themeColor="text1"/>
-            </w:tcBorders>
-          </w:tcPr>
-          <w:p>
-            <w:pPr>
-              <w:pStyle w:val="NoSpacing"/>
-              <w:spacing w:line="276" w:lineRule="auto"/>
-              <w:cnfStyle w:val="000000100000" w:firstRow="0" w:lastRow="0" w:firstColumn="0" w:lastColumn="0" w:oddVBand="0" w:evenVBand="0" w:oddHBand="1" w:evenHBand="0" w:firstRowFirstColumn="0" w:firstRowLastColumn="0" w:lastRowFirstColumn="0" w:lastRowLastColumn="0"/>
-              <w:rPr>
-                <w:sz w:val="14"/>
-                <w:szCs w:val="14"/>
-              </w:rPr>
-            </w:pPr>
-            <w:proofErr w:type="spellStart"/>
-            <w:r>
-              <w:rPr>
-                <w:sz w:val="14"/>
-                <w:szCs w:val="14"/>
-              </w:rPr>
-              <w:t>Should</w:t>
-            </w:r>
-            <w:proofErr w:type="spellEnd"/>
-          </w:p>
-        </w:tc>
-        <w:tc>
-          <w:tcPr>
-            <w:tcW w:w="630" w:type="dxa"/>
-            <w:tcBorders>
-              <w:top w:val="single" w:sz="2" w:space="0" w:color="000000" w:themeColor="text1"/>
-              <w:left w:val="single" w:sz="2" w:space="0" w:color="000000" w:themeColor="text1"/>
-              <w:bottom w:val="single" w:sz="2" w:space="0" w:color="000000" w:themeColor="text1"/>
-              <w:right w:val="single" w:sz="2" w:space="0" w:color="000000" w:themeColor="text1"/>
-            </w:tcBorders>
-          </w:tcPr>
-          <w:p>
-            <w:pPr>
-              <w:pStyle w:val="NoSpacing"/>
-              <w:spacing w:line="276" w:lineRule="auto"/>
-              <w:cnfStyle w:val="000000100000" w:firstRow="0" w:lastRow="0" w:firstColumn="0" w:lastColumn="0" w:oddVBand="0" w:evenVBand="0" w:oddHBand="1" w:evenHBand="0" w:firstRowFirstColumn="0" w:firstRowLastColumn="0" w:lastRowFirstColumn="0" w:lastRowLastColumn="0"/>
-              <w:rPr>
-                <w:sz w:val="14"/>
-                <w:szCs w:val="14"/>
-              </w:rPr>
-            </w:pPr>
-            <w:r>
-              <w:rPr>
-                <w:sz w:val="14"/>
-                <w:szCs w:val="14"/>
-              </w:rPr>
-              <w:t>§2.15; ENT9 [00:03:26]</w:t>
-            </w:r>
-          </w:p>
-        </w:tc>
-        <w:tc>
-          <w:tcPr>
-            <w:tcW w:w="2964" w:type="dxa"/>
-            <w:tcBorders>
-              <w:top w:val="single" w:sz="2" w:space="0" w:color="000000" w:themeColor="text1"/>
-              <w:left w:val="single" w:sz="2" w:space="0" w:color="000000" w:themeColor="text1"/>
-              <w:bottom w:val="single" w:sz="2" w:space="0" w:color="000000" w:themeColor="text1"/>
-              <w:right w:val="single" w:sz="2" w:space="0" w:color="000000" w:themeColor="text1"/>
-            </w:tcBorders>
-          </w:tcPr>
-          <w:p>
-            <w:pPr>
-              <w:pStyle w:val="NoSpacing"/>
-              <w:spacing w:line="276" w:lineRule="auto"/>
-              <w:cnfStyle w:val="000000100000" w:firstRow="0" w:lastRow="0" w:firstColumn="0" w:lastColumn="0" w:oddVBand="0" w:evenVBand="0" w:oddHBand="1" w:evenHBand="0" w:firstRowFirstColumn="0" w:firstRowLastColumn="0" w:lastRowFirstColumn="0" w:lastRowLastColumn="0"/>
-              <w:rPr>
-                <w:sz w:val="14"/>
-                <w:szCs w:val="14"/>
-              </w:rPr>
-            </w:pPr>
-            <w:r>
-              <w:rPr>
-                <w:sz w:val="14"/>
-                <w:szCs w:val="14"/>
-              </w:rPr>
-              <w:t xml:space="preserve">Simular un corte de comunicación hacia la base de datos principal y constatar que se dispara un evento de alerta mediante el </w:t>
-            </w:r>
-            <w:proofErr w:type="spellStart"/>
-            <w:r>
-              <w:rPr>
-                <w:sz w:val="14"/>
-                <w:szCs w:val="14"/>
-              </w:rPr>
-              <w:t>webhook</w:t>
-            </w:r>
-            <w:proofErr w:type="spellEnd"/>
-            <w:r>
-              <w:rPr>
-                <w:sz w:val="14"/>
-                <w:szCs w:val="14"/>
-              </w:rPr>
-              <w:t xml:space="preserve"> configurado hacia el equipo interno.</w:t>
-            </w:r>
-          </w:p>
-        </w:tc>
-      </w:tr>
-      <w:tr>
-        <w:trPr>
-          <w:cantSplit/>
-          <w:trHeight w:val="119"/>
-        </w:trPr>
-        <w:tc>
-          <w:tcPr>
-            <w:cnfStyle w:val="001000000000" w:firstRow="0" w:lastRow="0" w:firstColumn="1" w:lastColumn="0" w:oddVBand="0" w:evenVBand="0" w:oddHBand="0" w:evenHBand="0" w:firstRowFirstColumn="0" w:firstRowLastColumn="0" w:lastRowFirstColumn="0" w:lastRowLastColumn="0"/>
-            <w:tcW w:w="537" w:type="dxa"/>
-            <w:tcBorders>
-              <w:top w:val="single" w:sz="4" w:space="0" w:color="auto"/>
-              <w:left w:val="single" w:sz="4" w:space="0" w:color="auto"/>
-              <w:bottom w:val="single" w:sz="4" w:space="0" w:color="auto"/>
-              <w:right w:val="single" w:sz="4" w:space="0" w:color="auto"/>
-            </w:tcBorders>
-          </w:tcPr>
-          <w:p>
-            <w:pPr>
-              <w:pStyle w:val="NoSpacing"/>
-              <w:spacing w:line="276" w:lineRule="auto"/>
-              <w:rPr>
-                <w:sz w:val="14"/>
-                <w:szCs w:val="14"/>
-              </w:rPr>
-            </w:pPr>
-            <w:r>
-              <w:rPr>
-                <w:sz w:val="14"/>
-                <w:szCs w:val="14"/>
-              </w:rPr>
-              <w:t>RQF-B32</w:t>
-            </w:r>
-          </w:p>
-        </w:tc>
-        <w:tc>
-          <w:tcPr>
-            <w:tcW w:w="540" w:type="dxa"/>
-            <w:tcBorders>
-              <w:top w:val="single" w:sz="2" w:space="0" w:color="000000" w:themeColor="text1"/>
-              <w:left w:val="single" w:sz="4" w:space="0" w:color="auto"/>
-              <w:bottom w:val="single" w:sz="2" w:space="0" w:color="000000" w:themeColor="text1"/>
-              <w:right w:val="single" w:sz="2" w:space="0" w:color="000000" w:themeColor="text1"/>
-            </w:tcBorders>
-          </w:tcPr>
-          <w:p>
-            <w:pPr>
-              <w:pStyle w:val="NoSpacing"/>
-              <w:spacing w:line="276" w:lineRule="auto"/>
-              <w:cnfStyle w:val="000000000000" w:firstRow="0" w:lastRow="0" w:firstColumn="0" w:lastColumn="0" w:oddVBand="0" w:evenVBand="0" w:oddHBand="0" w:evenHBand="0" w:firstRowFirstColumn="0" w:firstRowLastColumn="0" w:lastRowFirstColumn="0" w:lastRowLastColumn="0"/>
-              <w:rPr>
-                <w:sz w:val="14"/>
-                <w:szCs w:val="14"/>
-              </w:rPr>
-            </w:pPr>
-            <w:r>
-              <w:rPr>
-                <w:sz w:val="14"/>
-                <w:szCs w:val="14"/>
-              </w:rPr>
-              <w:t>Funcional</w:t>
-            </w:r>
-          </w:p>
-        </w:tc>
-        <w:tc>
-          <w:tcPr>
-            <w:tcW w:w="2520" w:type="dxa"/>
-            <w:tcBorders>
-              <w:top w:val="single" w:sz="2" w:space="0" w:color="000000" w:themeColor="text1"/>
-              <w:left w:val="single" w:sz="2" w:space="0" w:color="000000" w:themeColor="text1"/>
-              <w:bottom w:val="single" w:sz="2" w:space="0" w:color="000000" w:themeColor="text1"/>
-              <w:right w:val="single" w:sz="2" w:space="0" w:color="000000" w:themeColor="text1"/>
-            </w:tcBorders>
-          </w:tcPr>
-          <w:p>
-            <w:pPr>
-              <w:pStyle w:val="NoSpacing"/>
-              <w:spacing w:line="276" w:lineRule="auto"/>
-              <w:cnfStyle w:val="000000000000" w:firstRow="0" w:lastRow="0" w:firstColumn="0" w:lastColumn="0" w:oddVBand="0" w:evenVBand="0" w:oddHBand="0" w:evenHBand="0" w:firstRowFirstColumn="0" w:firstRowLastColumn="0" w:lastRowFirstColumn="0" w:lastRowLastColumn="0"/>
-              <w:rPr>
-                <w:sz w:val="14"/>
-                <w:szCs w:val="14"/>
-              </w:rPr>
-            </w:pPr>
-            <w:r>
-              <w:rPr>
-                <w:sz w:val="14"/>
-                <w:szCs w:val="14"/>
-              </w:rPr>
-              <w:t>El sistema debe mostrar en los paneles gráficos métricas operativas actualizadas sobre volumen procesado y tiempos promedio de resolución.</w:t>
-            </w:r>
-          </w:p>
-        </w:tc>
-        <w:tc>
-          <w:tcPr>
-            <w:tcW w:w="450" w:type="dxa"/>
-            <w:tcBorders>
-              <w:top w:val="single" w:sz="2" w:space="0" w:color="000000" w:themeColor="text1"/>
-              <w:left w:val="single" w:sz="2" w:space="0" w:color="000000" w:themeColor="text1"/>
-              <w:bottom w:val="single" w:sz="2" w:space="0" w:color="000000" w:themeColor="text1"/>
-              <w:right w:val="single" w:sz="2" w:space="0" w:color="000000" w:themeColor="text1"/>
-            </w:tcBorders>
-          </w:tcPr>
-          <w:p>
-            <w:pPr>
-              <w:pStyle w:val="NoSpacing"/>
-              <w:spacing w:line="276" w:lineRule="auto"/>
-              <w:cnfStyle w:val="000000000000" w:firstRow="0" w:lastRow="0" w:firstColumn="0" w:lastColumn="0" w:oddVBand="0" w:evenVBand="0" w:oddHBand="0" w:evenHBand="0" w:firstRowFirstColumn="0" w:firstRowLastColumn="0" w:lastRowFirstColumn="0" w:lastRowLastColumn="0"/>
-              <w:rPr>
-                <w:sz w:val="14"/>
-                <w:szCs w:val="14"/>
-              </w:rPr>
-            </w:pPr>
-            <w:proofErr w:type="spellStart"/>
-            <w:r>
-              <w:rPr>
-                <w:sz w:val="14"/>
-                <w:szCs w:val="14"/>
-              </w:rPr>
-              <w:t>Should</w:t>
-            </w:r>
-            <w:proofErr w:type="spellEnd"/>
-          </w:p>
-        </w:tc>
-        <w:tc>
-          <w:tcPr>
-            <w:tcW w:w="630" w:type="dxa"/>
-            <w:tcBorders>
-              <w:top w:val="single" w:sz="2" w:space="0" w:color="000000" w:themeColor="text1"/>
-              <w:left w:val="single" w:sz="2" w:space="0" w:color="000000" w:themeColor="text1"/>
-              <w:bottom w:val="single" w:sz="2" w:space="0" w:color="000000" w:themeColor="text1"/>
-              <w:right w:val="single" w:sz="2" w:space="0" w:color="000000" w:themeColor="text1"/>
-            </w:tcBorders>
-          </w:tcPr>
-          <w:p>
-            <w:pPr>
-              <w:pStyle w:val="NoSpacing"/>
-              <w:spacing w:line="276" w:lineRule="auto"/>
-              <w:cnfStyle w:val="000000000000" w:firstRow="0" w:lastRow="0" w:firstColumn="0" w:lastColumn="0" w:oddVBand="0" w:evenVBand="0" w:oddHBand="0" w:evenHBand="0" w:firstRowFirstColumn="0" w:firstRowLastColumn="0" w:lastRowFirstColumn="0" w:lastRowLastColumn="0"/>
-              <w:rPr>
-                <w:sz w:val="14"/>
-                <w:szCs w:val="14"/>
-              </w:rPr>
-            </w:pPr>
-            <w:r>
-              <w:rPr>
-                <w:sz w:val="14"/>
-                <w:szCs w:val="14"/>
-              </w:rPr>
-              <w:t>§2.12; ENT4 [00:19:06]</w:t>
-            </w:r>
-          </w:p>
-        </w:tc>
-        <w:tc>
-          <w:tcPr>
-            <w:tcW w:w="2964" w:type="dxa"/>
-            <w:tcBorders>
-              <w:top w:val="single" w:sz="2" w:space="0" w:color="000000" w:themeColor="text1"/>
-              <w:left w:val="single" w:sz="2" w:space="0" w:color="000000" w:themeColor="text1"/>
-              <w:bottom w:val="single" w:sz="2" w:space="0" w:color="000000" w:themeColor="text1"/>
-              <w:right w:val="single" w:sz="2" w:space="0" w:color="000000" w:themeColor="text1"/>
-            </w:tcBorders>
-          </w:tcPr>
-          <w:p>
-            <w:pPr>
-              <w:pStyle w:val="NoSpacing"/>
-              <w:spacing w:line="276" w:lineRule="auto"/>
-              <w:cnfStyle w:val="000000000000" w:firstRow="0" w:lastRow="0" w:firstColumn="0" w:lastColumn="0" w:oddVBand="0" w:evenVBand="0" w:oddHBand="0" w:evenHBand="0" w:firstRowFirstColumn="0" w:firstRowLastColumn="0" w:lastRowFirstColumn="0" w:lastRowLastColumn="0"/>
-              <w:rPr>
-                <w:sz w:val="14"/>
-                <w:szCs w:val="14"/>
-              </w:rPr>
-            </w:pPr>
-            <w:r>
-              <w:rPr>
-                <w:sz w:val="14"/>
-                <w:szCs w:val="14"/>
-              </w:rPr>
-              <w:t>Ingresar al panel global y confirmar el renderizado del gráfico de barras del volumen diario y que la métrica de tiempo de respuesta refleja el cálculo de los casos de las últimas 24 horas.</w:t>
-            </w:r>
-          </w:p>
-        </w:tc>
-      </w:tr>
-      <w:tr>
-        <w:trPr>
-          <w:cnfStyle w:val="000000100000" w:firstRow="0" w:lastRow="0" w:firstColumn="0" w:lastColumn="0" w:oddVBand="0" w:evenVBand="0" w:oddHBand="1" w:evenHBand="0" w:firstRowFirstColumn="0" w:firstRowLastColumn="0" w:lastRowFirstColumn="0" w:lastRowLastColumn="0"/>
-          <w:cantSplit/>
-          <w:trHeight w:val="119"/>
-        </w:trPr>
-        <w:tc>
-          <w:tcPr>
-            <w:cnfStyle w:val="001000000000" w:firstRow="0" w:lastRow="0" w:firstColumn="1" w:lastColumn="0" w:oddVBand="0" w:evenVBand="0" w:oddHBand="0" w:evenHBand="0" w:firstRowFirstColumn="0" w:firstRowLastColumn="0" w:lastRowFirstColumn="0" w:lastRowLastColumn="0"/>
-            <w:tcW w:w="537" w:type="dxa"/>
-            <w:tcBorders>
-              <w:top w:val="single" w:sz="4" w:space="0" w:color="auto"/>
-              <w:left w:val="single" w:sz="4" w:space="0" w:color="auto"/>
-              <w:bottom w:val="single" w:sz="4" w:space="0" w:color="auto"/>
-              <w:right w:val="single" w:sz="4" w:space="0" w:color="auto"/>
-            </w:tcBorders>
-          </w:tcPr>
-          <w:p>
-            <w:pPr>
-              <w:pStyle w:val="NoSpacing"/>
-              <w:spacing w:line="276" w:lineRule="auto"/>
-              <w:rPr>
-                <w:sz w:val="14"/>
-                <w:szCs w:val="14"/>
-              </w:rPr>
-            </w:pPr>
-            <w:r>
-              <w:rPr>
-                <w:sz w:val="14"/>
-                <w:szCs w:val="14"/>
-              </w:rPr>
-              <w:lastRenderedPageBreak/>
-              <w:t>RQF-B33</w:t>
-            </w:r>
-          </w:p>
-        </w:tc>
-        <w:tc>
-          <w:tcPr>
-            <w:tcW w:w="540" w:type="dxa"/>
-            <w:tcBorders>
-              <w:top w:val="single" w:sz="2" w:space="0" w:color="000000" w:themeColor="text1"/>
-              <w:left w:val="single" w:sz="4" w:space="0" w:color="auto"/>
-              <w:bottom w:val="single" w:sz="2" w:space="0" w:color="000000" w:themeColor="text1"/>
-              <w:right w:val="single" w:sz="2" w:space="0" w:color="000000" w:themeColor="text1"/>
-            </w:tcBorders>
-          </w:tcPr>
-          <w:p>
-            <w:pPr>
-              <w:pStyle w:val="NoSpacing"/>
-              <w:spacing w:line="276" w:lineRule="auto"/>
-              <w:cnfStyle w:val="000000100000" w:firstRow="0" w:lastRow="0" w:firstColumn="0" w:lastColumn="0" w:oddVBand="0" w:evenVBand="0" w:oddHBand="1" w:evenHBand="0" w:firstRowFirstColumn="0" w:firstRowLastColumn="0" w:lastRowFirstColumn="0" w:lastRowLastColumn="0"/>
-              <w:rPr>
-                <w:sz w:val="14"/>
-                <w:szCs w:val="14"/>
-              </w:rPr>
-            </w:pPr>
-            <w:r>
-              <w:rPr>
-                <w:sz w:val="14"/>
-                <w:szCs w:val="14"/>
-              </w:rPr>
-              <w:t>Funcional</w:t>
-            </w:r>
-          </w:p>
-        </w:tc>
-        <w:tc>
-          <w:tcPr>
-            <w:tcW w:w="2520" w:type="dxa"/>
-            <w:tcBorders>
-              <w:top w:val="single" w:sz="2" w:space="0" w:color="000000" w:themeColor="text1"/>
-              <w:left w:val="single" w:sz="2" w:space="0" w:color="000000" w:themeColor="text1"/>
-              <w:bottom w:val="single" w:sz="2" w:space="0" w:color="000000" w:themeColor="text1"/>
-              <w:right w:val="single" w:sz="2" w:space="0" w:color="000000" w:themeColor="text1"/>
-            </w:tcBorders>
-          </w:tcPr>
-          <w:p>
-            <w:pPr>
-              <w:pStyle w:val="NoSpacing"/>
-              <w:spacing w:line="276" w:lineRule="auto"/>
-              <w:cnfStyle w:val="000000100000" w:firstRow="0" w:lastRow="0" w:firstColumn="0" w:lastColumn="0" w:oddVBand="0" w:evenVBand="0" w:oddHBand="1" w:evenHBand="0" w:firstRowFirstColumn="0" w:firstRowLastColumn="0" w:lastRowFirstColumn="0" w:lastRowLastColumn="0"/>
-              <w:rPr>
-                <w:sz w:val="14"/>
-                <w:szCs w:val="14"/>
-              </w:rPr>
-            </w:pPr>
-            <w:r>
-              <w:rPr>
-                <w:sz w:val="14"/>
-                <w:szCs w:val="14"/>
-              </w:rPr>
-              <w:t>El sistema debe calcular y mostrar el porcentaje de casos históricos donde las decisiones de los operadores contradicen el veredicto sugerido por la plataforma.</w:t>
-            </w:r>
-          </w:p>
-        </w:tc>
-        <w:tc>
-          <w:tcPr>
-            <w:tcW w:w="450" w:type="dxa"/>
-            <w:tcBorders>
-              <w:top w:val="single" w:sz="2" w:space="0" w:color="000000" w:themeColor="text1"/>
-              <w:left w:val="single" w:sz="2" w:space="0" w:color="000000" w:themeColor="text1"/>
-              <w:bottom w:val="single" w:sz="2" w:space="0" w:color="000000" w:themeColor="text1"/>
-              <w:right w:val="single" w:sz="2" w:space="0" w:color="000000" w:themeColor="text1"/>
-            </w:tcBorders>
-          </w:tcPr>
-          <w:p>
-            <w:pPr>
-              <w:pStyle w:val="NoSpacing"/>
-              <w:spacing w:line="276" w:lineRule="auto"/>
-              <w:cnfStyle w:val="000000100000" w:firstRow="0" w:lastRow="0" w:firstColumn="0" w:lastColumn="0" w:oddVBand="0" w:evenVBand="0" w:oddHBand="1" w:evenHBand="0" w:firstRowFirstColumn="0" w:firstRowLastColumn="0" w:lastRowFirstColumn="0" w:lastRowLastColumn="0"/>
-              <w:rPr>
-                <w:sz w:val="14"/>
-                <w:szCs w:val="14"/>
-              </w:rPr>
-            </w:pPr>
-            <w:proofErr w:type="spellStart"/>
-            <w:r>
-              <w:rPr>
-                <w:sz w:val="14"/>
-                <w:szCs w:val="14"/>
-              </w:rPr>
-              <w:t>Should</w:t>
-            </w:r>
-            <w:proofErr w:type="spellEnd"/>
-          </w:p>
-        </w:tc>
-        <w:tc>
-          <w:tcPr>
-            <w:tcW w:w="630" w:type="dxa"/>
-            <w:tcBorders>
-              <w:top w:val="single" w:sz="2" w:space="0" w:color="000000" w:themeColor="text1"/>
-              <w:left w:val="single" w:sz="2" w:space="0" w:color="000000" w:themeColor="text1"/>
-              <w:bottom w:val="single" w:sz="2" w:space="0" w:color="000000" w:themeColor="text1"/>
-              <w:right w:val="single" w:sz="2" w:space="0" w:color="000000" w:themeColor="text1"/>
-            </w:tcBorders>
-          </w:tcPr>
-          <w:p>
-            <w:pPr>
-              <w:pStyle w:val="NoSpacing"/>
-              <w:spacing w:line="276" w:lineRule="auto"/>
-              <w:cnfStyle w:val="000000100000" w:firstRow="0" w:lastRow="0" w:firstColumn="0" w:lastColumn="0" w:oddVBand="0" w:evenVBand="0" w:oddHBand="1" w:evenHBand="0" w:firstRowFirstColumn="0" w:firstRowLastColumn="0" w:lastRowFirstColumn="0" w:lastRowLastColumn="0"/>
-              <w:rPr>
-                <w:sz w:val="14"/>
-                <w:szCs w:val="14"/>
-              </w:rPr>
-            </w:pPr>
-            <w:r>
-              <w:rPr>
-                <w:sz w:val="14"/>
-                <w:szCs w:val="14"/>
-              </w:rPr>
-              <w:t>§2.12; ENT4 [00:19:06]</w:t>
-            </w:r>
-          </w:p>
-        </w:tc>
-        <w:tc>
-          <w:tcPr>
-            <w:tcW w:w="2964" w:type="dxa"/>
-            <w:tcBorders>
-              <w:top w:val="single" w:sz="2" w:space="0" w:color="000000" w:themeColor="text1"/>
-              <w:left w:val="single" w:sz="2" w:space="0" w:color="000000" w:themeColor="text1"/>
-              <w:bottom w:val="single" w:sz="2" w:space="0" w:color="000000" w:themeColor="text1"/>
-              <w:right w:val="single" w:sz="2" w:space="0" w:color="000000" w:themeColor="text1"/>
-            </w:tcBorders>
-          </w:tcPr>
-          <w:p>
-            <w:pPr>
-              <w:pStyle w:val="NoSpacing"/>
-              <w:spacing w:line="276" w:lineRule="auto"/>
-              <w:cnfStyle w:val="000000100000" w:firstRow="0" w:lastRow="0" w:firstColumn="0" w:lastColumn="0" w:oddVBand="0" w:evenVBand="0" w:oddHBand="1" w:evenHBand="0" w:firstRowFirstColumn="0" w:firstRowLastColumn="0" w:lastRowFirstColumn="0" w:lastRowLastColumn="0"/>
-              <w:rPr>
-                <w:sz w:val="14"/>
-                <w:szCs w:val="14"/>
-              </w:rPr>
-            </w:pPr>
-            <w:r>
-              <w:rPr>
-                <w:sz w:val="14"/>
-                <w:szCs w:val="14"/>
-              </w:rPr>
-              <w:t>Procesar 10 expedientes, contradiciendo la recomendación del motor en 2 de ellos, y confirmar que el widget de discrepancia en el panel refleja una tasa del 20%.</w:t>
-            </w:r>
-          </w:p>
-        </w:tc>
-      </w:tr>
-      <w:tr>
-        <w:trPr>
-          <w:cantSplit/>
-          <w:trHeight w:val="119"/>
-        </w:trPr>
-        <w:tc>
-          <w:tcPr>
-            <w:cnfStyle w:val="001000000000" w:firstRow="0" w:lastRow="0" w:firstColumn="1" w:lastColumn="0" w:oddVBand="0" w:evenVBand="0" w:oddHBand="0" w:evenHBand="0" w:firstRowFirstColumn="0" w:firstRowLastColumn="0" w:lastRowFirstColumn="0" w:lastRowLastColumn="0"/>
-            <w:tcW w:w="537" w:type="dxa"/>
-            <w:tcBorders>
-              <w:top w:val="single" w:sz="4" w:space="0" w:color="auto"/>
-              <w:left w:val="single" w:sz="4" w:space="0" w:color="auto"/>
-              <w:bottom w:val="single" w:sz="4" w:space="0" w:color="auto"/>
-              <w:right w:val="single" w:sz="4" w:space="0" w:color="auto"/>
-            </w:tcBorders>
-          </w:tcPr>
-          <w:p>
-            <w:pPr>
-              <w:pStyle w:val="NoSpacing"/>
-              <w:spacing w:line="276" w:lineRule="auto"/>
-              <w:rPr>
-                <w:sz w:val="14"/>
-                <w:szCs w:val="14"/>
-              </w:rPr>
-            </w:pPr>
-            <w:r>
-              <w:rPr>
-                <w:sz w:val="14"/>
-                <w:szCs w:val="14"/>
-              </w:rPr>
-              <w:t>RQF-B34</w:t>
-            </w:r>
-          </w:p>
-        </w:tc>
-        <w:tc>
-          <w:tcPr>
-            <w:tcW w:w="540" w:type="dxa"/>
-            <w:tcBorders>
-              <w:top w:val="single" w:sz="2" w:space="0" w:color="000000" w:themeColor="text1"/>
-              <w:left w:val="single" w:sz="4" w:space="0" w:color="auto"/>
-              <w:bottom w:val="single" w:sz="2" w:space="0" w:color="000000" w:themeColor="text1"/>
-              <w:right w:val="single" w:sz="2" w:space="0" w:color="000000" w:themeColor="text1"/>
-            </w:tcBorders>
-          </w:tcPr>
-          <w:p>
-            <w:pPr>
-              <w:pStyle w:val="NoSpacing"/>
-              <w:spacing w:line="276" w:lineRule="auto"/>
-              <w:cnfStyle w:val="000000000000" w:firstRow="0" w:lastRow="0" w:firstColumn="0" w:lastColumn="0" w:oddVBand="0" w:evenVBand="0" w:oddHBand="0" w:evenHBand="0" w:firstRowFirstColumn="0" w:firstRowLastColumn="0" w:lastRowFirstColumn="0" w:lastRowLastColumn="0"/>
-              <w:rPr>
-                <w:sz w:val="14"/>
-                <w:szCs w:val="14"/>
-              </w:rPr>
-            </w:pPr>
-            <w:r>
-              <w:rPr>
-                <w:sz w:val="14"/>
-                <w:szCs w:val="14"/>
-              </w:rPr>
-              <w:t>Funcional</w:t>
-            </w:r>
-          </w:p>
-        </w:tc>
-        <w:tc>
-          <w:tcPr>
-            <w:tcW w:w="2520" w:type="dxa"/>
-            <w:tcBorders>
-              <w:top w:val="single" w:sz="2" w:space="0" w:color="000000" w:themeColor="text1"/>
-              <w:left w:val="single" w:sz="2" w:space="0" w:color="000000" w:themeColor="text1"/>
-              <w:bottom w:val="single" w:sz="2" w:space="0" w:color="000000" w:themeColor="text1"/>
-              <w:right w:val="single" w:sz="2" w:space="0" w:color="000000" w:themeColor="text1"/>
-            </w:tcBorders>
-          </w:tcPr>
-          <w:p>
-            <w:pPr>
-              <w:pStyle w:val="NoSpacing"/>
-              <w:spacing w:line="276" w:lineRule="auto"/>
-              <w:cnfStyle w:val="000000000000" w:firstRow="0" w:lastRow="0" w:firstColumn="0" w:lastColumn="0" w:oddVBand="0" w:evenVBand="0" w:oddHBand="0" w:evenHBand="0" w:firstRowFirstColumn="0" w:firstRowLastColumn="0" w:lastRowFirstColumn="0" w:lastRowLastColumn="0"/>
-              <w:rPr>
-                <w:sz w:val="14"/>
-                <w:szCs w:val="14"/>
-              </w:rPr>
-            </w:pPr>
-            <w:r>
-              <w:rPr>
-                <w:sz w:val="14"/>
-                <w:szCs w:val="14"/>
-              </w:rPr>
-              <w:t>El sistema debe enlazar visualmente los expedientes que se generen bajo el mismo identificador de titular o asegurado dentro de un umbral de tiempo predefinido.</w:t>
-            </w:r>
-          </w:p>
-        </w:tc>
-        <w:tc>
-          <w:tcPr>
-            <w:tcW w:w="450" w:type="dxa"/>
-            <w:tcBorders>
-              <w:top w:val="single" w:sz="2" w:space="0" w:color="000000" w:themeColor="text1"/>
-              <w:left w:val="single" w:sz="2" w:space="0" w:color="000000" w:themeColor="text1"/>
-              <w:bottom w:val="single" w:sz="2" w:space="0" w:color="000000" w:themeColor="text1"/>
-              <w:right w:val="single" w:sz="2" w:space="0" w:color="000000" w:themeColor="text1"/>
-            </w:tcBorders>
-          </w:tcPr>
-          <w:p>
-            <w:pPr>
-              <w:pStyle w:val="NoSpacing"/>
-              <w:spacing w:line="276" w:lineRule="auto"/>
-              <w:cnfStyle w:val="000000000000" w:firstRow="0" w:lastRow="0" w:firstColumn="0" w:lastColumn="0" w:oddVBand="0" w:evenVBand="0" w:oddHBand="0" w:evenHBand="0" w:firstRowFirstColumn="0" w:firstRowLastColumn="0" w:lastRowFirstColumn="0" w:lastRowLastColumn="0"/>
-              <w:rPr>
-                <w:sz w:val="14"/>
-                <w:szCs w:val="14"/>
-              </w:rPr>
-            </w:pPr>
-            <w:proofErr w:type="spellStart"/>
-            <w:r>
-              <w:rPr>
-                <w:sz w:val="14"/>
-                <w:szCs w:val="14"/>
-              </w:rPr>
-              <w:t>Should</w:t>
-            </w:r>
-            <w:proofErr w:type="spellEnd"/>
-          </w:p>
-        </w:tc>
-        <w:tc>
-          <w:tcPr>
-            <w:tcW w:w="630" w:type="dxa"/>
-            <w:tcBorders>
-              <w:top w:val="single" w:sz="2" w:space="0" w:color="000000" w:themeColor="text1"/>
-              <w:left w:val="single" w:sz="2" w:space="0" w:color="000000" w:themeColor="text1"/>
-              <w:bottom w:val="single" w:sz="2" w:space="0" w:color="000000" w:themeColor="text1"/>
-              <w:right w:val="single" w:sz="2" w:space="0" w:color="000000" w:themeColor="text1"/>
-            </w:tcBorders>
-          </w:tcPr>
-          <w:p>
-            <w:pPr>
-              <w:pStyle w:val="NoSpacing"/>
-              <w:spacing w:line="276" w:lineRule="auto"/>
-              <w:cnfStyle w:val="000000000000" w:firstRow="0" w:lastRow="0" w:firstColumn="0" w:lastColumn="0" w:oddVBand="0" w:evenVBand="0" w:oddHBand="0" w:evenHBand="0" w:firstRowFirstColumn="0" w:firstRowLastColumn="0" w:lastRowFirstColumn="0" w:lastRowLastColumn="0"/>
-              <w:rPr>
-                <w:sz w:val="14"/>
-                <w:szCs w:val="14"/>
-              </w:rPr>
-            </w:pPr>
-            <w:r>
-              <w:rPr>
-                <w:sz w:val="14"/>
-                <w:szCs w:val="14"/>
-              </w:rPr>
-              <w:t>§3; ENT4 [00:08:35]</w:t>
-            </w:r>
-          </w:p>
-        </w:tc>
-        <w:tc>
-          <w:tcPr>
-            <w:tcW w:w="2964" w:type="dxa"/>
-            <w:tcBorders>
-              <w:top w:val="single" w:sz="2" w:space="0" w:color="000000" w:themeColor="text1"/>
-              <w:left w:val="single" w:sz="2" w:space="0" w:color="000000" w:themeColor="text1"/>
-              <w:bottom w:val="single" w:sz="2" w:space="0" w:color="000000" w:themeColor="text1"/>
-              <w:right w:val="single" w:sz="2" w:space="0" w:color="000000" w:themeColor="text1"/>
-            </w:tcBorders>
-          </w:tcPr>
-          <w:p>
-            <w:pPr>
-              <w:pStyle w:val="NoSpacing"/>
-              <w:spacing w:line="276" w:lineRule="auto"/>
-              <w:cnfStyle w:val="000000000000" w:firstRow="0" w:lastRow="0" w:firstColumn="0" w:lastColumn="0" w:oddVBand="0" w:evenVBand="0" w:oddHBand="0" w:evenHBand="0" w:firstRowFirstColumn="0" w:firstRowLastColumn="0" w:lastRowFirstColumn="0" w:lastRowLastColumn="0"/>
-              <w:rPr>
-                <w:sz w:val="14"/>
-                <w:szCs w:val="14"/>
-              </w:rPr>
-            </w:pPr>
-            <w:r>
-              <w:rPr>
-                <w:sz w:val="14"/>
-                <w:szCs w:val="14"/>
-              </w:rPr>
-              <w:t>Crear dos casos utilizando el mismo número de documento del cliente con 5 minutos de diferencia y validar que al abrir cualquiera de los casos aparece el otro en el apartado de "Relacionados".</w:t>
-            </w:r>
-          </w:p>
-        </w:tc>
-      </w:tr>
-      <w:tr>
-        <w:trPr>
-          <w:cnfStyle w:val="000000100000" w:firstRow="0" w:lastRow="0" w:firstColumn="0" w:lastColumn="0" w:oddVBand="0" w:evenVBand="0" w:oddHBand="1" w:evenHBand="0" w:firstRowFirstColumn="0" w:firstRowLastColumn="0" w:lastRowFirstColumn="0" w:lastRowLastColumn="0"/>
-          <w:cantSplit/>
-          <w:trHeight w:val="119"/>
-        </w:trPr>
-        <w:tc>
-          <w:tcPr>
-            <w:cnfStyle w:val="001000000000" w:firstRow="0" w:lastRow="0" w:firstColumn="1" w:lastColumn="0" w:oddVBand="0" w:evenVBand="0" w:oddHBand="0" w:evenHBand="0" w:firstRowFirstColumn="0" w:firstRowLastColumn="0" w:lastRowFirstColumn="0" w:lastRowLastColumn="0"/>
-            <w:tcW w:w="537" w:type="dxa"/>
-            <w:tcBorders>
-              <w:top w:val="single" w:sz="4" w:space="0" w:color="auto"/>
-              <w:left w:val="single" w:sz="4" w:space="0" w:color="auto"/>
-              <w:bottom w:val="single" w:sz="4" w:space="0" w:color="auto"/>
-              <w:right w:val="single" w:sz="4" w:space="0" w:color="auto"/>
-            </w:tcBorders>
-          </w:tcPr>
-          <w:p>
-            <w:pPr>
-              <w:pStyle w:val="NoSpacing"/>
-              <w:spacing w:line="276" w:lineRule="auto"/>
-              <w:rPr>
-                <w:sz w:val="14"/>
-                <w:szCs w:val="14"/>
-              </w:rPr>
-            </w:pPr>
-            <w:r>
-              <w:rPr>
-                <w:sz w:val="14"/>
-                <w:szCs w:val="14"/>
-              </w:rPr>
-              <w:t>RQF-B35</w:t>
-            </w:r>
-          </w:p>
-        </w:tc>
-        <w:tc>
-          <w:tcPr>
-            <w:tcW w:w="540" w:type="dxa"/>
-            <w:tcBorders>
-              <w:top w:val="single" w:sz="2" w:space="0" w:color="000000" w:themeColor="text1"/>
-              <w:left w:val="single" w:sz="4" w:space="0" w:color="auto"/>
-              <w:bottom w:val="single" w:sz="2" w:space="0" w:color="000000" w:themeColor="text1"/>
-              <w:right w:val="single" w:sz="2" w:space="0" w:color="000000" w:themeColor="text1"/>
-            </w:tcBorders>
-          </w:tcPr>
-          <w:p>
-            <w:pPr>
-              <w:pStyle w:val="NoSpacing"/>
-              <w:spacing w:line="276" w:lineRule="auto"/>
-              <w:cnfStyle w:val="000000100000" w:firstRow="0" w:lastRow="0" w:firstColumn="0" w:lastColumn="0" w:oddVBand="0" w:evenVBand="0" w:oddHBand="1" w:evenHBand="0" w:firstRowFirstColumn="0" w:firstRowLastColumn="0" w:lastRowFirstColumn="0" w:lastRowLastColumn="0"/>
-              <w:rPr>
-                <w:sz w:val="14"/>
-                <w:szCs w:val="14"/>
-              </w:rPr>
-            </w:pPr>
-            <w:r>
-              <w:rPr>
-                <w:sz w:val="14"/>
-                <w:szCs w:val="14"/>
-              </w:rPr>
-              <w:t>Funcional</w:t>
-            </w:r>
-          </w:p>
-        </w:tc>
-        <w:tc>
-          <w:tcPr>
-            <w:tcW w:w="2520" w:type="dxa"/>
-            <w:tcBorders>
-              <w:top w:val="single" w:sz="2" w:space="0" w:color="000000" w:themeColor="text1"/>
-              <w:left w:val="single" w:sz="2" w:space="0" w:color="000000" w:themeColor="text1"/>
-              <w:bottom w:val="single" w:sz="2" w:space="0" w:color="000000" w:themeColor="text1"/>
-              <w:right w:val="single" w:sz="2" w:space="0" w:color="000000" w:themeColor="text1"/>
-            </w:tcBorders>
-          </w:tcPr>
-          <w:p>
-            <w:pPr>
-              <w:pStyle w:val="NoSpacing"/>
-              <w:spacing w:line="276" w:lineRule="auto"/>
-              <w:cnfStyle w:val="000000100000" w:firstRow="0" w:lastRow="0" w:firstColumn="0" w:lastColumn="0" w:oddVBand="0" w:evenVBand="0" w:oddHBand="1" w:evenHBand="0" w:firstRowFirstColumn="0" w:firstRowLastColumn="0" w:lastRowFirstColumn="0" w:lastRowLastColumn="0"/>
-              <w:rPr>
-                <w:sz w:val="14"/>
-                <w:szCs w:val="14"/>
-              </w:rPr>
-            </w:pPr>
-            <w:r>
-              <w:rPr>
-                <w:sz w:val="14"/>
-                <w:szCs w:val="14"/>
-              </w:rPr>
-              <w:t xml:space="preserve">El sistema debe recopilar los reportes de error, discrepancias y correcciones manuales ingresadas para </w:t>
-            </w:r>
-            <w:proofErr w:type="spellStart"/>
-            <w:r>
-              <w:rPr>
-                <w:sz w:val="14"/>
-                <w:szCs w:val="14"/>
-              </w:rPr>
-              <w:t>disponibilizarlos</w:t>
-            </w:r>
-            <w:proofErr w:type="spellEnd"/>
-            <w:r>
-              <w:rPr>
-                <w:sz w:val="14"/>
-                <w:szCs w:val="14"/>
-              </w:rPr>
-              <w:t xml:space="preserve"> como insumo de reentrenamiento.</w:t>
-            </w:r>
-          </w:p>
-        </w:tc>
-        <w:tc>
-          <w:tcPr>
-            <w:tcW w:w="450" w:type="dxa"/>
-            <w:tcBorders>
-              <w:top w:val="single" w:sz="2" w:space="0" w:color="000000" w:themeColor="text1"/>
-              <w:left w:val="single" w:sz="2" w:space="0" w:color="000000" w:themeColor="text1"/>
-              <w:bottom w:val="single" w:sz="2" w:space="0" w:color="000000" w:themeColor="text1"/>
-              <w:right w:val="single" w:sz="2" w:space="0" w:color="000000" w:themeColor="text1"/>
-            </w:tcBorders>
-          </w:tcPr>
-          <w:p>
-            <w:pPr>
-              <w:pStyle w:val="NoSpacing"/>
-              <w:spacing w:line="276" w:lineRule="auto"/>
-              <w:cnfStyle w:val="000000100000" w:firstRow="0" w:lastRow="0" w:firstColumn="0" w:lastColumn="0" w:oddVBand="0" w:evenVBand="0" w:oddHBand="1" w:evenHBand="0" w:firstRowFirstColumn="0" w:firstRowLastColumn="0" w:lastRowFirstColumn="0" w:lastRowLastColumn="0"/>
-              <w:rPr>
-                <w:sz w:val="14"/>
-                <w:szCs w:val="14"/>
-              </w:rPr>
-            </w:pPr>
-            <w:proofErr w:type="spellStart"/>
-            <w:r>
-              <w:rPr>
-                <w:sz w:val="14"/>
-                <w:szCs w:val="14"/>
-              </w:rPr>
-              <w:t>Could</w:t>
-            </w:r>
-            <w:proofErr w:type="spellEnd"/>
-          </w:p>
-        </w:tc>
-        <w:tc>
-          <w:tcPr>
-            <w:tcW w:w="630" w:type="dxa"/>
-            <w:tcBorders>
-              <w:top w:val="single" w:sz="2" w:space="0" w:color="000000" w:themeColor="text1"/>
-              <w:left w:val="single" w:sz="2" w:space="0" w:color="000000" w:themeColor="text1"/>
-              <w:bottom w:val="single" w:sz="2" w:space="0" w:color="000000" w:themeColor="text1"/>
-              <w:right w:val="single" w:sz="2" w:space="0" w:color="000000" w:themeColor="text1"/>
-            </w:tcBorders>
-          </w:tcPr>
-          <w:p>
-            <w:pPr>
-              <w:pStyle w:val="NoSpacing"/>
-              <w:spacing w:line="276" w:lineRule="auto"/>
-              <w:cnfStyle w:val="000000100000" w:firstRow="0" w:lastRow="0" w:firstColumn="0" w:lastColumn="0" w:oddVBand="0" w:evenVBand="0" w:oddHBand="1" w:evenHBand="0" w:firstRowFirstColumn="0" w:firstRowLastColumn="0" w:lastRowFirstColumn="0" w:lastRowLastColumn="0"/>
-              <w:rPr>
-                <w:sz w:val="14"/>
-                <w:szCs w:val="14"/>
-              </w:rPr>
-            </w:pPr>
-            <w:r>
-              <w:rPr>
-                <w:sz w:val="14"/>
-                <w:szCs w:val="14"/>
-              </w:rPr>
-              <w:t>§2.18; ENT5 [00:10:05]</w:t>
-            </w:r>
-          </w:p>
-        </w:tc>
-        <w:tc>
-          <w:tcPr>
-            <w:tcW w:w="2964" w:type="dxa"/>
-            <w:tcBorders>
-              <w:top w:val="single" w:sz="2" w:space="0" w:color="000000" w:themeColor="text1"/>
-              <w:left w:val="single" w:sz="2" w:space="0" w:color="000000" w:themeColor="text1"/>
-              <w:bottom w:val="single" w:sz="2" w:space="0" w:color="000000" w:themeColor="text1"/>
-              <w:right w:val="single" w:sz="2" w:space="0" w:color="000000" w:themeColor="text1"/>
-            </w:tcBorders>
-          </w:tcPr>
-          <w:p>
-            <w:pPr>
-              <w:pStyle w:val="NoSpacing"/>
-              <w:spacing w:line="276" w:lineRule="auto"/>
-              <w:cnfStyle w:val="000000100000" w:firstRow="0" w:lastRow="0" w:firstColumn="0" w:lastColumn="0" w:oddVBand="0" w:evenVBand="0" w:oddHBand="1" w:evenHBand="0" w:firstRowFirstColumn="0" w:firstRowLastColumn="0" w:lastRowFirstColumn="0" w:lastRowLastColumn="0"/>
-              <w:rPr>
-                <w:sz w:val="14"/>
-                <w:szCs w:val="14"/>
-              </w:rPr>
-            </w:pPr>
-            <w:r>
-              <w:rPr>
-                <w:sz w:val="14"/>
-                <w:szCs w:val="14"/>
-              </w:rPr>
-              <w:t xml:space="preserve">Corregir manualmente un monto extraído por el OCR en la bandeja humana y comprobar que se guarda una traza del valor antiguo y nuevo en el </w:t>
-            </w:r>
-            <w:proofErr w:type="spellStart"/>
-            <w:r>
-              <w:rPr>
-                <w:sz w:val="14"/>
-                <w:szCs w:val="14"/>
-              </w:rPr>
-              <w:t>dataset</w:t>
-            </w:r>
-            <w:proofErr w:type="spellEnd"/>
-            <w:r>
-              <w:rPr>
-                <w:sz w:val="14"/>
-                <w:szCs w:val="14"/>
-              </w:rPr>
-              <w:t xml:space="preserve"> de mejora continua.</w:t>
-            </w:r>
-          </w:p>
-        </w:tc>
-      </w:tr>
-      <w:tr>
-        <w:trPr>
-          <w:cantSplit/>
-          <w:trHeight w:val="119"/>
-        </w:trPr>
-        <w:tc>
-          <w:tcPr>
-            <w:cnfStyle w:val="001000000000" w:firstRow="0" w:lastRow="0" w:firstColumn="1" w:lastColumn="0" w:oddVBand="0" w:evenVBand="0" w:oddHBand="0" w:evenHBand="0" w:firstRowFirstColumn="0" w:firstRowLastColumn="0" w:lastRowFirstColumn="0" w:lastRowLastColumn="0"/>
-            <w:tcW w:w="537" w:type="dxa"/>
-            <w:tcBorders>
-              <w:top w:val="single" w:sz="4" w:space="0" w:color="auto"/>
-              <w:left w:val="single" w:sz="4" w:space="0" w:color="auto"/>
-              <w:bottom w:val="single" w:sz="4" w:space="0" w:color="auto"/>
-              <w:right w:val="single" w:sz="4" w:space="0" w:color="auto"/>
-            </w:tcBorders>
-          </w:tcPr>
-          <w:p>
-            <w:pPr>
-              <w:pStyle w:val="NoSpacing"/>
-              <w:spacing w:line="276" w:lineRule="auto"/>
-              <w:rPr>
-                <w:sz w:val="14"/>
-                <w:szCs w:val="14"/>
-              </w:rPr>
-            </w:pPr>
-            <w:r>
-              <w:rPr>
-                <w:sz w:val="14"/>
-                <w:szCs w:val="14"/>
-              </w:rPr>
-              <w:t>RQF-B36</w:t>
-            </w:r>
-          </w:p>
-        </w:tc>
-        <w:tc>
-          <w:tcPr>
-            <w:tcW w:w="540" w:type="dxa"/>
-            <w:tcBorders>
-              <w:top w:val="single" w:sz="2" w:space="0" w:color="000000" w:themeColor="text1"/>
-              <w:left w:val="single" w:sz="4" w:space="0" w:color="auto"/>
-              <w:bottom w:val="single" w:sz="2" w:space="0" w:color="000000" w:themeColor="text1"/>
-              <w:right w:val="single" w:sz="2" w:space="0" w:color="000000" w:themeColor="text1"/>
-            </w:tcBorders>
-          </w:tcPr>
-          <w:p>
-            <w:pPr>
-              <w:pStyle w:val="NoSpacing"/>
-              <w:spacing w:line="276" w:lineRule="auto"/>
-              <w:cnfStyle w:val="000000000000" w:firstRow="0" w:lastRow="0" w:firstColumn="0" w:lastColumn="0" w:oddVBand="0" w:evenVBand="0" w:oddHBand="0" w:evenHBand="0" w:firstRowFirstColumn="0" w:firstRowLastColumn="0" w:lastRowFirstColumn="0" w:lastRowLastColumn="0"/>
-              <w:rPr>
-                <w:sz w:val="14"/>
-                <w:szCs w:val="14"/>
-              </w:rPr>
-            </w:pPr>
-            <w:r>
-              <w:rPr>
-                <w:sz w:val="14"/>
-                <w:szCs w:val="14"/>
-              </w:rPr>
-              <w:t>Funcional</w:t>
-            </w:r>
-          </w:p>
-        </w:tc>
-        <w:tc>
-          <w:tcPr>
-            <w:tcW w:w="2520" w:type="dxa"/>
-            <w:tcBorders>
-              <w:top w:val="single" w:sz="2" w:space="0" w:color="000000" w:themeColor="text1"/>
-              <w:left w:val="single" w:sz="2" w:space="0" w:color="000000" w:themeColor="text1"/>
-              <w:bottom w:val="single" w:sz="2" w:space="0" w:color="000000" w:themeColor="text1"/>
-              <w:right w:val="single" w:sz="2" w:space="0" w:color="000000" w:themeColor="text1"/>
-            </w:tcBorders>
-          </w:tcPr>
-          <w:p>
-            <w:pPr>
-              <w:pStyle w:val="NoSpacing"/>
-              <w:spacing w:line="276" w:lineRule="auto"/>
-              <w:cnfStyle w:val="000000000000" w:firstRow="0" w:lastRow="0" w:firstColumn="0" w:lastColumn="0" w:oddVBand="0" w:evenVBand="0" w:oddHBand="0" w:evenHBand="0" w:firstRowFirstColumn="0" w:firstRowLastColumn="0" w:lastRowFirstColumn="0" w:lastRowLastColumn="0"/>
-              <w:rPr>
-                <w:sz w:val="14"/>
-                <w:szCs w:val="14"/>
-              </w:rPr>
-            </w:pPr>
-            <w:r>
-              <w:rPr>
-                <w:sz w:val="14"/>
-                <w:szCs w:val="14"/>
-              </w:rPr>
-              <w:t>El sistema debe condicionar la extracción de datos de casos cerrados para la mejora algorítmica a la existencia de la autorización del respectivo cliente.</w:t>
-            </w:r>
-          </w:p>
-        </w:tc>
-        <w:tc>
-          <w:tcPr>
-            <w:tcW w:w="450" w:type="dxa"/>
-            <w:tcBorders>
-              <w:top w:val="single" w:sz="2" w:space="0" w:color="000000" w:themeColor="text1"/>
-              <w:left w:val="single" w:sz="2" w:space="0" w:color="000000" w:themeColor="text1"/>
-              <w:bottom w:val="single" w:sz="2" w:space="0" w:color="000000" w:themeColor="text1"/>
-              <w:right w:val="single" w:sz="2" w:space="0" w:color="000000" w:themeColor="text1"/>
-            </w:tcBorders>
-          </w:tcPr>
-          <w:p>
-            <w:pPr>
-              <w:pStyle w:val="NoSpacing"/>
-              <w:spacing w:line="276" w:lineRule="auto"/>
-              <w:cnfStyle w:val="000000000000" w:firstRow="0" w:lastRow="0" w:firstColumn="0" w:lastColumn="0" w:oddVBand="0" w:evenVBand="0" w:oddHBand="0" w:evenHBand="0" w:firstRowFirstColumn="0" w:firstRowLastColumn="0" w:lastRowFirstColumn="0" w:lastRowLastColumn="0"/>
-              <w:rPr>
-                <w:sz w:val="14"/>
-                <w:szCs w:val="14"/>
-              </w:rPr>
-            </w:pPr>
-            <w:proofErr w:type="spellStart"/>
-            <w:r>
-              <w:rPr>
-                <w:sz w:val="14"/>
-                <w:szCs w:val="14"/>
-              </w:rPr>
-              <w:t>Could</w:t>
-            </w:r>
-            <w:proofErr w:type="spellEnd"/>
-          </w:p>
-        </w:tc>
-        <w:tc>
-          <w:tcPr>
-            <w:tcW w:w="630" w:type="dxa"/>
-            <w:tcBorders>
-              <w:top w:val="single" w:sz="2" w:space="0" w:color="000000" w:themeColor="text1"/>
-              <w:left w:val="single" w:sz="2" w:space="0" w:color="000000" w:themeColor="text1"/>
-              <w:bottom w:val="single" w:sz="2" w:space="0" w:color="000000" w:themeColor="text1"/>
-              <w:right w:val="single" w:sz="2" w:space="0" w:color="000000" w:themeColor="text1"/>
-            </w:tcBorders>
-          </w:tcPr>
-          <w:p>
-            <w:pPr>
-              <w:pStyle w:val="NoSpacing"/>
-              <w:spacing w:line="276" w:lineRule="auto"/>
-              <w:cnfStyle w:val="000000000000" w:firstRow="0" w:lastRow="0" w:firstColumn="0" w:lastColumn="0" w:oddVBand="0" w:evenVBand="0" w:oddHBand="0" w:evenHBand="0" w:firstRowFirstColumn="0" w:firstRowLastColumn="0" w:lastRowFirstColumn="0" w:lastRowLastColumn="0"/>
-              <w:rPr>
-                <w:sz w:val="14"/>
-                <w:szCs w:val="14"/>
-              </w:rPr>
-            </w:pPr>
-            <w:r>
-              <w:rPr>
-                <w:sz w:val="14"/>
-                <w:szCs w:val="14"/>
-              </w:rPr>
-              <w:t>§2.18; ENT5 [00:10:05]</w:t>
-            </w:r>
-          </w:p>
-        </w:tc>
-        <w:tc>
-          <w:tcPr>
-            <w:tcW w:w="2964" w:type="dxa"/>
-            <w:tcBorders>
-              <w:top w:val="single" w:sz="2" w:space="0" w:color="000000" w:themeColor="text1"/>
-              <w:left w:val="single" w:sz="2" w:space="0" w:color="000000" w:themeColor="text1"/>
-              <w:bottom w:val="single" w:sz="2" w:space="0" w:color="000000" w:themeColor="text1"/>
-              <w:right w:val="single" w:sz="2" w:space="0" w:color="000000" w:themeColor="text1"/>
-            </w:tcBorders>
-          </w:tcPr>
-          <w:p>
-            <w:pPr>
-              <w:pStyle w:val="NoSpacing"/>
-              <w:spacing w:line="276" w:lineRule="auto"/>
-              <w:cnfStyle w:val="000000000000" w:firstRow="0" w:lastRow="0" w:firstColumn="0" w:lastColumn="0" w:oddVBand="0" w:evenVBand="0" w:oddHBand="0" w:evenHBand="0" w:firstRowFirstColumn="0" w:firstRowLastColumn="0" w:lastRowFirstColumn="0" w:lastRowLastColumn="0"/>
-              <w:rPr>
-                <w:sz w:val="14"/>
-                <w:szCs w:val="14"/>
-              </w:rPr>
-            </w:pPr>
-            <w:r>
-              <w:rPr>
-                <w:sz w:val="14"/>
-                <w:szCs w:val="14"/>
-              </w:rPr>
-              <w:t xml:space="preserve">Retirar el permiso de uso de datos desde la configuración del cliente y validar que la API de extracción de </w:t>
-            </w:r>
-            <w:proofErr w:type="spellStart"/>
-            <w:r>
-              <w:rPr>
-                <w:sz w:val="14"/>
-                <w:szCs w:val="14"/>
-              </w:rPr>
-              <w:t>datasets</w:t>
-            </w:r>
-            <w:proofErr w:type="spellEnd"/>
-            <w:r>
-              <w:rPr>
-                <w:sz w:val="14"/>
-                <w:szCs w:val="14"/>
-              </w:rPr>
-              <w:t xml:space="preserve"> de reentrenamiento omite silenciosamente todos los expedientes de ese </w:t>
-            </w:r>
-            <w:proofErr w:type="spellStart"/>
-            <w:r>
-              <w:rPr>
-                <w:sz w:val="14"/>
-                <w:szCs w:val="14"/>
-              </w:rPr>
-              <w:t>tenant</w:t>
-            </w:r>
-            <w:proofErr w:type="spellEnd"/>
-            <w:r>
-              <w:rPr>
-                <w:sz w:val="14"/>
-                <w:szCs w:val="14"/>
-              </w:rPr>
-              <w:t>.</w:t>
-            </w:r>
-          </w:p>
-        </w:tc>
-      </w:tr>
-      <w:tr>
-        <w:trPr>
-          <w:cnfStyle w:val="000000100000" w:firstRow="0" w:lastRow="0" w:firstColumn="0" w:lastColumn="0" w:oddVBand="0" w:evenVBand="0" w:oddHBand="1" w:evenHBand="0" w:firstRowFirstColumn="0" w:firstRowLastColumn="0" w:lastRowFirstColumn="0" w:lastRowLastColumn="0"/>
-          <w:cantSplit/>
-          <w:trHeight w:val="119"/>
-        </w:trPr>
-        <w:tc>
-          <w:tcPr>
-            <w:cnfStyle w:val="001000000000" w:firstRow="0" w:lastRow="0" w:firstColumn="1" w:lastColumn="0" w:oddVBand="0" w:evenVBand="0" w:oddHBand="0" w:evenHBand="0" w:firstRowFirstColumn="0" w:firstRowLastColumn="0" w:lastRowFirstColumn="0" w:lastRowLastColumn="0"/>
-            <w:tcW w:w="537" w:type="dxa"/>
-            <w:tcBorders>
-              <w:top w:val="single" w:sz="4" w:space="0" w:color="auto"/>
-              <w:left w:val="single" w:sz="4" w:space="0" w:color="auto"/>
-              <w:bottom w:val="single" w:sz="4" w:space="0" w:color="auto"/>
-              <w:right w:val="single" w:sz="4" w:space="0" w:color="auto"/>
-            </w:tcBorders>
-          </w:tcPr>
-          <w:p>
-            <w:pPr>
-              <w:pStyle w:val="NoSpacing"/>
-              <w:spacing w:line="276" w:lineRule="auto"/>
-              <w:rPr>
-                <w:sz w:val="14"/>
-                <w:szCs w:val="14"/>
-              </w:rPr>
-            </w:pPr>
-            <w:r>
-              <w:rPr>
-                <w:sz w:val="14"/>
-                <w:szCs w:val="14"/>
-              </w:rPr>
-              <w:t>RQNF-B01</w:t>
-            </w:r>
-          </w:p>
-        </w:tc>
-        <w:tc>
-          <w:tcPr>
-            <w:tcW w:w="540" w:type="dxa"/>
-            <w:tcBorders>
-              <w:top w:val="single" w:sz="2" w:space="0" w:color="000000" w:themeColor="text1"/>
-              <w:left w:val="single" w:sz="4" w:space="0" w:color="auto"/>
-              <w:bottom w:val="single" w:sz="2" w:space="0" w:color="000000" w:themeColor="text1"/>
-              <w:right w:val="single" w:sz="2" w:space="0" w:color="000000" w:themeColor="text1"/>
-            </w:tcBorders>
-          </w:tcPr>
-          <w:p>
-            <w:pPr>
-              <w:pStyle w:val="NoSpacing"/>
-              <w:spacing w:line="276" w:lineRule="auto"/>
-              <w:cnfStyle w:val="000000100000" w:firstRow="0" w:lastRow="0" w:firstColumn="0" w:lastColumn="0" w:oddVBand="0" w:evenVBand="0" w:oddHBand="1" w:evenHBand="0" w:firstRowFirstColumn="0" w:firstRowLastColumn="0" w:lastRowFirstColumn="0" w:lastRowLastColumn="0"/>
-              <w:rPr>
-                <w:sz w:val="14"/>
-                <w:szCs w:val="14"/>
-              </w:rPr>
-            </w:pPr>
-            <w:r>
-              <w:rPr>
-                <w:sz w:val="14"/>
-                <w:szCs w:val="14"/>
-              </w:rPr>
-              <w:t>No Funcional</w:t>
-            </w:r>
-          </w:p>
-        </w:tc>
-        <w:tc>
-          <w:tcPr>
-            <w:tcW w:w="2520" w:type="dxa"/>
-            <w:tcBorders>
-              <w:top w:val="single" w:sz="2" w:space="0" w:color="000000" w:themeColor="text1"/>
-              <w:left w:val="single" w:sz="2" w:space="0" w:color="000000" w:themeColor="text1"/>
-              <w:bottom w:val="single" w:sz="2" w:space="0" w:color="000000" w:themeColor="text1"/>
-              <w:right w:val="single" w:sz="2" w:space="0" w:color="000000" w:themeColor="text1"/>
-            </w:tcBorders>
-          </w:tcPr>
-          <w:p>
-            <w:pPr>
-              <w:pStyle w:val="NoSpacing"/>
-              <w:spacing w:line="276" w:lineRule="auto"/>
-              <w:cnfStyle w:val="000000100000" w:firstRow="0" w:lastRow="0" w:firstColumn="0" w:lastColumn="0" w:oddVBand="0" w:evenVBand="0" w:oddHBand="1" w:evenHBand="0" w:firstRowFirstColumn="0" w:firstRowLastColumn="0" w:lastRowFirstColumn="0" w:lastRowLastColumn="0"/>
-              <w:rPr>
-                <w:sz w:val="14"/>
-                <w:szCs w:val="14"/>
-              </w:rPr>
-            </w:pPr>
-            <w:r>
-              <w:rPr>
-                <w:sz w:val="14"/>
-                <w:szCs w:val="14"/>
-              </w:rPr>
-              <w:t>El sistema debe mantener su disponibilidad operativa alcanzando al menos un 99.9% del tiempo (</w:t>
-            </w:r>
-            <w:proofErr w:type="spellStart"/>
-            <w:r>
-              <w:rPr>
-                <w:sz w:val="14"/>
-                <w:szCs w:val="14"/>
-              </w:rPr>
-              <w:t>uptime</w:t>
-            </w:r>
-            <w:proofErr w:type="spellEnd"/>
-            <w:r>
-              <w:rPr>
-                <w:sz w:val="14"/>
-                <w:szCs w:val="14"/>
-              </w:rPr>
-              <w:t>) a nivel mensual.</w:t>
-            </w:r>
-          </w:p>
-        </w:tc>
-        <w:tc>
-          <w:tcPr>
-            <w:tcW w:w="450" w:type="dxa"/>
-            <w:tcBorders>
-              <w:top w:val="single" w:sz="2" w:space="0" w:color="000000" w:themeColor="text1"/>
-              <w:left w:val="single" w:sz="2" w:space="0" w:color="000000" w:themeColor="text1"/>
-              <w:bottom w:val="single" w:sz="2" w:space="0" w:color="000000" w:themeColor="text1"/>
-              <w:right w:val="single" w:sz="2" w:space="0" w:color="000000" w:themeColor="text1"/>
-            </w:tcBorders>
-          </w:tcPr>
-          <w:p>
-            <w:pPr>
-              <w:pStyle w:val="NoSpacing"/>
-              <w:spacing w:line="276" w:lineRule="auto"/>
-              <w:cnfStyle w:val="000000100000" w:firstRow="0" w:lastRow="0" w:firstColumn="0" w:lastColumn="0" w:oddVBand="0" w:evenVBand="0" w:oddHBand="1" w:evenHBand="0" w:firstRowFirstColumn="0" w:firstRowLastColumn="0" w:lastRowFirstColumn="0" w:lastRowLastColumn="0"/>
-              <w:rPr>
-                <w:sz w:val="14"/>
-                <w:szCs w:val="14"/>
-              </w:rPr>
-            </w:pPr>
-            <w:r>
-              <w:rPr>
-                <w:sz w:val="14"/>
-                <w:szCs w:val="14"/>
-              </w:rPr>
-              <w:t>Must</w:t>
-            </w:r>
-          </w:p>
-        </w:tc>
-        <w:tc>
-          <w:tcPr>
-            <w:tcW w:w="630" w:type="dxa"/>
-            <w:tcBorders>
-              <w:top w:val="single" w:sz="2" w:space="0" w:color="000000" w:themeColor="text1"/>
-              <w:left w:val="single" w:sz="2" w:space="0" w:color="000000" w:themeColor="text1"/>
-              <w:bottom w:val="single" w:sz="2" w:space="0" w:color="000000" w:themeColor="text1"/>
-              <w:right w:val="single" w:sz="2" w:space="0" w:color="000000" w:themeColor="text1"/>
-            </w:tcBorders>
-          </w:tcPr>
-          <w:p>
-            <w:pPr>
-              <w:pStyle w:val="NoSpacing"/>
-              <w:spacing w:line="276" w:lineRule="auto"/>
-              <w:cnfStyle w:val="000000100000" w:firstRow="0" w:lastRow="0" w:firstColumn="0" w:lastColumn="0" w:oddVBand="0" w:evenVBand="0" w:oddHBand="1" w:evenHBand="0" w:firstRowFirstColumn="0" w:firstRowLastColumn="0" w:lastRowFirstColumn="0" w:lastRowLastColumn="0"/>
-              <w:rPr>
-                <w:sz w:val="14"/>
-                <w:szCs w:val="14"/>
-              </w:rPr>
-            </w:pPr>
-            <w:r>
-              <w:rPr>
-                <w:sz w:val="14"/>
-                <w:szCs w:val="14"/>
-              </w:rPr>
-              <w:t>§4; §2.17; ENT7 [00:09:56]; ENT9 [00:06:07]</w:t>
-            </w:r>
-          </w:p>
-        </w:tc>
-        <w:tc>
-          <w:tcPr>
-            <w:tcW w:w="2964" w:type="dxa"/>
-            <w:tcBorders>
-              <w:top w:val="single" w:sz="2" w:space="0" w:color="000000" w:themeColor="text1"/>
-              <w:left w:val="single" w:sz="2" w:space="0" w:color="000000" w:themeColor="text1"/>
-              <w:bottom w:val="single" w:sz="2" w:space="0" w:color="000000" w:themeColor="text1"/>
-              <w:right w:val="single" w:sz="2" w:space="0" w:color="000000" w:themeColor="text1"/>
-            </w:tcBorders>
-          </w:tcPr>
-          <w:p>
-            <w:pPr>
-              <w:pStyle w:val="NoSpacing"/>
-              <w:spacing w:line="276" w:lineRule="auto"/>
-              <w:cnfStyle w:val="000000100000" w:firstRow="0" w:lastRow="0" w:firstColumn="0" w:lastColumn="0" w:oddVBand="0" w:evenVBand="0" w:oddHBand="1" w:evenHBand="0" w:firstRowFirstColumn="0" w:firstRowLastColumn="0" w:lastRowFirstColumn="0" w:lastRowLastColumn="0"/>
-              <w:rPr>
-                <w:sz w:val="14"/>
-                <w:szCs w:val="14"/>
-              </w:rPr>
-            </w:pPr>
-            <w:r>
-              <w:rPr>
-                <w:sz w:val="14"/>
-                <w:szCs w:val="14"/>
-              </w:rPr>
-              <w:t>Analizar las métricas de monitoreo de red de los últimos 30 días y confirmar matemáticamente que los minutos de indisponibilidad total sumados no excedieron los 43,8 minutos.</w:t>
-            </w:r>
-          </w:p>
-        </w:tc>
-      </w:tr>
-      <w:tr>
-        <w:trPr>
-          <w:cantSplit/>
-          <w:trHeight w:val="119"/>
-        </w:trPr>
-        <w:tc>
-          <w:tcPr>
-            <w:cnfStyle w:val="001000000000" w:firstRow="0" w:lastRow="0" w:firstColumn="1" w:lastColumn="0" w:oddVBand="0" w:evenVBand="0" w:oddHBand="0" w:evenHBand="0" w:firstRowFirstColumn="0" w:firstRowLastColumn="0" w:lastRowFirstColumn="0" w:lastRowLastColumn="0"/>
-            <w:tcW w:w="537" w:type="dxa"/>
-            <w:tcBorders>
-              <w:top w:val="single" w:sz="4" w:space="0" w:color="auto"/>
-              <w:left w:val="single" w:sz="4" w:space="0" w:color="auto"/>
-              <w:bottom w:val="single" w:sz="4" w:space="0" w:color="auto"/>
-              <w:right w:val="single" w:sz="4" w:space="0" w:color="auto"/>
-            </w:tcBorders>
-          </w:tcPr>
-          <w:p>
-            <w:pPr>
-              <w:pStyle w:val="NoSpacing"/>
-              <w:spacing w:line="276" w:lineRule="auto"/>
-              <w:rPr>
-                <w:sz w:val="14"/>
-                <w:szCs w:val="14"/>
-              </w:rPr>
-            </w:pPr>
-            <w:r>
-              <w:rPr>
-                <w:sz w:val="14"/>
-                <w:szCs w:val="14"/>
-              </w:rPr>
-              <w:t>RQNF-B02</w:t>
-            </w:r>
-          </w:p>
-        </w:tc>
-        <w:tc>
-          <w:tcPr>
-            <w:tcW w:w="540" w:type="dxa"/>
-            <w:tcBorders>
-              <w:top w:val="single" w:sz="2" w:space="0" w:color="000000" w:themeColor="text1"/>
-              <w:left w:val="single" w:sz="4" w:space="0" w:color="auto"/>
-              <w:bottom w:val="single" w:sz="2" w:space="0" w:color="000000" w:themeColor="text1"/>
-              <w:right w:val="single" w:sz="2" w:space="0" w:color="000000" w:themeColor="text1"/>
-            </w:tcBorders>
-          </w:tcPr>
-          <w:p>
-            <w:pPr>
-              <w:pStyle w:val="NoSpacing"/>
-              <w:spacing w:line="276" w:lineRule="auto"/>
-              <w:cnfStyle w:val="000000000000" w:firstRow="0" w:lastRow="0" w:firstColumn="0" w:lastColumn="0" w:oddVBand="0" w:evenVBand="0" w:oddHBand="0" w:evenHBand="0" w:firstRowFirstColumn="0" w:firstRowLastColumn="0" w:lastRowFirstColumn="0" w:lastRowLastColumn="0"/>
-              <w:rPr>
-                <w:sz w:val="14"/>
-                <w:szCs w:val="14"/>
-              </w:rPr>
-            </w:pPr>
-            <w:r>
-              <w:rPr>
-                <w:sz w:val="14"/>
-                <w:szCs w:val="14"/>
-              </w:rPr>
-              <w:t>No Funcional</w:t>
-            </w:r>
-          </w:p>
-        </w:tc>
-        <w:tc>
-          <w:tcPr>
-            <w:tcW w:w="2520" w:type="dxa"/>
-            <w:tcBorders>
-              <w:top w:val="single" w:sz="2" w:space="0" w:color="000000" w:themeColor="text1"/>
-              <w:left w:val="single" w:sz="2" w:space="0" w:color="000000" w:themeColor="text1"/>
-              <w:bottom w:val="single" w:sz="2" w:space="0" w:color="000000" w:themeColor="text1"/>
-              <w:right w:val="single" w:sz="2" w:space="0" w:color="000000" w:themeColor="text1"/>
-            </w:tcBorders>
-          </w:tcPr>
-          <w:p>
-            <w:pPr>
-              <w:pStyle w:val="NoSpacing"/>
-              <w:spacing w:line="276" w:lineRule="auto"/>
-              <w:cnfStyle w:val="000000000000" w:firstRow="0" w:lastRow="0" w:firstColumn="0" w:lastColumn="0" w:oddVBand="0" w:evenVBand="0" w:oddHBand="0" w:evenHBand="0" w:firstRowFirstColumn="0" w:firstRowLastColumn="0" w:lastRowFirstColumn="0" w:lastRowLastColumn="0"/>
-              <w:rPr>
-                <w:sz w:val="14"/>
-                <w:szCs w:val="14"/>
-              </w:rPr>
-            </w:pPr>
-            <w:r>
-              <w:rPr>
-                <w:sz w:val="14"/>
-                <w:szCs w:val="14"/>
-              </w:rPr>
-              <w:t>El sistema debe encolar en espera las peticiones en curso y reintentar su procesamiento en lugar de abortarlas frente a la falla de respuesta de un servicio externo.</w:t>
-            </w:r>
-          </w:p>
-        </w:tc>
-        <w:tc>
-          <w:tcPr>
-            <w:tcW w:w="450" w:type="dxa"/>
-            <w:tcBorders>
-              <w:top w:val="single" w:sz="2" w:space="0" w:color="000000" w:themeColor="text1"/>
-              <w:left w:val="single" w:sz="2" w:space="0" w:color="000000" w:themeColor="text1"/>
-              <w:bottom w:val="single" w:sz="2" w:space="0" w:color="000000" w:themeColor="text1"/>
-              <w:right w:val="single" w:sz="2" w:space="0" w:color="000000" w:themeColor="text1"/>
-            </w:tcBorders>
-          </w:tcPr>
-          <w:p>
-            <w:pPr>
-              <w:pStyle w:val="NoSpacing"/>
-              <w:spacing w:line="276" w:lineRule="auto"/>
-              <w:cnfStyle w:val="000000000000" w:firstRow="0" w:lastRow="0" w:firstColumn="0" w:lastColumn="0" w:oddVBand="0" w:evenVBand="0" w:oddHBand="0" w:evenHBand="0" w:firstRowFirstColumn="0" w:firstRowLastColumn="0" w:lastRowFirstColumn="0" w:lastRowLastColumn="0"/>
-              <w:rPr>
-                <w:sz w:val="14"/>
-                <w:szCs w:val="14"/>
-              </w:rPr>
-            </w:pPr>
-            <w:r>
-              <w:rPr>
-                <w:sz w:val="14"/>
-                <w:szCs w:val="14"/>
-              </w:rPr>
-              <w:t>Must</w:t>
-            </w:r>
-          </w:p>
-        </w:tc>
-        <w:tc>
-          <w:tcPr>
-            <w:tcW w:w="630" w:type="dxa"/>
-            <w:tcBorders>
-              <w:top w:val="single" w:sz="2" w:space="0" w:color="000000" w:themeColor="text1"/>
-              <w:left w:val="single" w:sz="2" w:space="0" w:color="000000" w:themeColor="text1"/>
-              <w:bottom w:val="single" w:sz="2" w:space="0" w:color="000000" w:themeColor="text1"/>
-              <w:right w:val="single" w:sz="2" w:space="0" w:color="000000" w:themeColor="text1"/>
-            </w:tcBorders>
-          </w:tcPr>
-          <w:p>
-            <w:pPr>
-              <w:pStyle w:val="NoSpacing"/>
-              <w:spacing w:line="276" w:lineRule="auto"/>
-              <w:cnfStyle w:val="000000000000" w:firstRow="0" w:lastRow="0" w:firstColumn="0" w:lastColumn="0" w:oddVBand="0" w:evenVBand="0" w:oddHBand="0" w:evenHBand="0" w:firstRowFirstColumn="0" w:firstRowLastColumn="0" w:lastRowFirstColumn="0" w:lastRowLastColumn="0"/>
-              <w:rPr>
-                <w:sz w:val="14"/>
-                <w:szCs w:val="14"/>
-              </w:rPr>
-            </w:pPr>
-            <w:r>
-              <w:rPr>
-                <w:sz w:val="14"/>
-                <w:szCs w:val="14"/>
-              </w:rPr>
-              <w:t>§4; §2.17; ENT7 [00:09:56]; ENT9 [00:06:07]</w:t>
-            </w:r>
-          </w:p>
-        </w:tc>
-        <w:tc>
-          <w:tcPr>
-            <w:tcW w:w="2964" w:type="dxa"/>
-            <w:tcBorders>
-              <w:top w:val="single" w:sz="2" w:space="0" w:color="000000" w:themeColor="text1"/>
-              <w:left w:val="single" w:sz="2" w:space="0" w:color="000000" w:themeColor="text1"/>
-              <w:bottom w:val="single" w:sz="2" w:space="0" w:color="000000" w:themeColor="text1"/>
-              <w:right w:val="single" w:sz="2" w:space="0" w:color="000000" w:themeColor="text1"/>
-            </w:tcBorders>
-          </w:tcPr>
-          <w:p>
-            <w:pPr>
-              <w:pStyle w:val="NoSpacing"/>
-              <w:spacing w:line="276" w:lineRule="auto"/>
-              <w:cnfStyle w:val="000000000000" w:firstRow="0" w:lastRow="0" w:firstColumn="0" w:lastColumn="0" w:oddVBand="0" w:evenVBand="0" w:oddHBand="0" w:evenHBand="0" w:firstRowFirstColumn="0" w:firstRowLastColumn="0" w:lastRowFirstColumn="0" w:lastRowLastColumn="0"/>
-              <w:rPr>
-                <w:sz w:val="14"/>
-                <w:szCs w:val="14"/>
-              </w:rPr>
-            </w:pPr>
-            <w:r>
-              <w:rPr>
-                <w:sz w:val="14"/>
-                <w:szCs w:val="14"/>
-              </w:rPr>
-              <w:t>Forzar la caída de un servicio cognitivo de terceros, inyectar un caso y corroborar que el expediente no se pierde ni genera error crítico, sino que aguarda en una cola de reintento.</w:t>
-            </w:r>
-          </w:p>
-        </w:tc>
-      </w:tr>
-      <w:tr>
-        <w:trPr>
-          <w:cnfStyle w:val="000000100000" w:firstRow="0" w:lastRow="0" w:firstColumn="0" w:lastColumn="0" w:oddVBand="0" w:evenVBand="0" w:oddHBand="1" w:evenHBand="0" w:firstRowFirstColumn="0" w:firstRowLastColumn="0" w:lastRowFirstColumn="0" w:lastRowLastColumn="0"/>
-          <w:cantSplit/>
-          <w:trHeight w:val="119"/>
-        </w:trPr>
-        <w:tc>
-          <w:tcPr>
-            <w:cnfStyle w:val="001000000000" w:firstRow="0" w:lastRow="0" w:firstColumn="1" w:lastColumn="0" w:oddVBand="0" w:evenVBand="0" w:oddHBand="0" w:evenHBand="0" w:firstRowFirstColumn="0" w:firstRowLastColumn="0" w:lastRowFirstColumn="0" w:lastRowLastColumn="0"/>
-            <w:tcW w:w="537" w:type="dxa"/>
-            <w:tcBorders>
-              <w:top w:val="single" w:sz="4" w:space="0" w:color="auto"/>
-              <w:left w:val="single" w:sz="4" w:space="0" w:color="auto"/>
-              <w:bottom w:val="single" w:sz="4" w:space="0" w:color="auto"/>
-              <w:right w:val="single" w:sz="4" w:space="0" w:color="auto"/>
-            </w:tcBorders>
-          </w:tcPr>
-          <w:p>
-            <w:pPr>
-              <w:pStyle w:val="NoSpacing"/>
-              <w:spacing w:line="276" w:lineRule="auto"/>
-              <w:rPr>
-                <w:sz w:val="14"/>
-                <w:szCs w:val="14"/>
-              </w:rPr>
-            </w:pPr>
-            <w:r>
-              <w:rPr>
-                <w:sz w:val="14"/>
-                <w:szCs w:val="14"/>
-              </w:rPr>
-              <w:t>RQNF-B03</w:t>
-            </w:r>
-          </w:p>
-        </w:tc>
-        <w:tc>
-          <w:tcPr>
-            <w:tcW w:w="540" w:type="dxa"/>
-            <w:tcBorders>
-              <w:top w:val="single" w:sz="2" w:space="0" w:color="000000" w:themeColor="text1"/>
-              <w:left w:val="single" w:sz="4" w:space="0" w:color="auto"/>
-              <w:bottom w:val="single" w:sz="2" w:space="0" w:color="000000" w:themeColor="text1"/>
-              <w:right w:val="single" w:sz="2" w:space="0" w:color="000000" w:themeColor="text1"/>
-            </w:tcBorders>
-          </w:tcPr>
-          <w:p>
-            <w:pPr>
-              <w:pStyle w:val="NoSpacing"/>
-              <w:spacing w:line="276" w:lineRule="auto"/>
-              <w:cnfStyle w:val="000000100000" w:firstRow="0" w:lastRow="0" w:firstColumn="0" w:lastColumn="0" w:oddVBand="0" w:evenVBand="0" w:oddHBand="1" w:evenHBand="0" w:firstRowFirstColumn="0" w:firstRowLastColumn="0" w:lastRowFirstColumn="0" w:lastRowLastColumn="0"/>
-              <w:rPr>
-                <w:sz w:val="14"/>
-                <w:szCs w:val="14"/>
-              </w:rPr>
-            </w:pPr>
-            <w:r>
-              <w:rPr>
-                <w:sz w:val="14"/>
-                <w:szCs w:val="14"/>
-              </w:rPr>
-              <w:t>No Funcional</w:t>
-            </w:r>
-          </w:p>
-        </w:tc>
-        <w:tc>
-          <w:tcPr>
-            <w:tcW w:w="2520" w:type="dxa"/>
-            <w:tcBorders>
-              <w:top w:val="single" w:sz="2" w:space="0" w:color="000000" w:themeColor="text1"/>
-              <w:left w:val="single" w:sz="2" w:space="0" w:color="000000" w:themeColor="text1"/>
-              <w:bottom w:val="single" w:sz="2" w:space="0" w:color="000000" w:themeColor="text1"/>
-              <w:right w:val="single" w:sz="2" w:space="0" w:color="000000" w:themeColor="text1"/>
-            </w:tcBorders>
-          </w:tcPr>
-          <w:p>
-            <w:pPr>
-              <w:pStyle w:val="NoSpacing"/>
-              <w:spacing w:line="276" w:lineRule="auto"/>
-              <w:cnfStyle w:val="000000100000" w:firstRow="0" w:lastRow="0" w:firstColumn="0" w:lastColumn="0" w:oddVBand="0" w:evenVBand="0" w:oddHBand="1" w:evenHBand="0" w:firstRowFirstColumn="0" w:firstRowLastColumn="0" w:lastRowFirstColumn="0" w:lastRowLastColumn="0"/>
-              <w:rPr>
-                <w:sz w:val="14"/>
-                <w:szCs w:val="14"/>
-              </w:rPr>
-            </w:pPr>
-            <w:r>
-              <w:rPr>
-                <w:sz w:val="14"/>
-                <w:szCs w:val="14"/>
-              </w:rPr>
-              <w:t>El sistema debe completar el procesamiento analítico completo de un caso típico que incluya hasta 12 imágenes/documentos en un tiempo inferior a 5 segundos de forma síncrona.</w:t>
-            </w:r>
-          </w:p>
-        </w:tc>
-        <w:tc>
-          <w:tcPr>
-            <w:tcW w:w="450" w:type="dxa"/>
-            <w:tcBorders>
-              <w:top w:val="single" w:sz="2" w:space="0" w:color="000000" w:themeColor="text1"/>
-              <w:left w:val="single" w:sz="2" w:space="0" w:color="000000" w:themeColor="text1"/>
-              <w:bottom w:val="single" w:sz="2" w:space="0" w:color="000000" w:themeColor="text1"/>
-              <w:right w:val="single" w:sz="2" w:space="0" w:color="000000" w:themeColor="text1"/>
-            </w:tcBorders>
-          </w:tcPr>
-          <w:p>
-            <w:pPr>
-              <w:pStyle w:val="NoSpacing"/>
-              <w:spacing w:line="276" w:lineRule="auto"/>
-              <w:cnfStyle w:val="000000100000" w:firstRow="0" w:lastRow="0" w:firstColumn="0" w:lastColumn="0" w:oddVBand="0" w:evenVBand="0" w:oddHBand="1" w:evenHBand="0" w:firstRowFirstColumn="0" w:firstRowLastColumn="0" w:lastRowFirstColumn="0" w:lastRowLastColumn="0"/>
-              <w:rPr>
-                <w:sz w:val="14"/>
-                <w:szCs w:val="14"/>
-              </w:rPr>
-            </w:pPr>
-            <w:r>
-              <w:rPr>
-                <w:sz w:val="14"/>
-                <w:szCs w:val="14"/>
-              </w:rPr>
-              <w:t>Must</w:t>
-            </w:r>
-          </w:p>
-        </w:tc>
-        <w:tc>
-          <w:tcPr>
-            <w:tcW w:w="630" w:type="dxa"/>
-            <w:tcBorders>
-              <w:top w:val="single" w:sz="2" w:space="0" w:color="000000" w:themeColor="text1"/>
-              <w:left w:val="single" w:sz="2" w:space="0" w:color="000000" w:themeColor="text1"/>
-              <w:bottom w:val="single" w:sz="2" w:space="0" w:color="000000" w:themeColor="text1"/>
-              <w:right w:val="single" w:sz="2" w:space="0" w:color="000000" w:themeColor="text1"/>
-            </w:tcBorders>
-          </w:tcPr>
-          <w:p>
-            <w:pPr>
-              <w:pStyle w:val="NoSpacing"/>
-              <w:spacing w:line="276" w:lineRule="auto"/>
-              <w:cnfStyle w:val="000000100000" w:firstRow="0" w:lastRow="0" w:firstColumn="0" w:lastColumn="0" w:oddVBand="0" w:evenVBand="0" w:oddHBand="1" w:evenHBand="0" w:firstRowFirstColumn="0" w:firstRowLastColumn="0" w:lastRowFirstColumn="0" w:lastRowLastColumn="0"/>
-              <w:rPr>
-                <w:sz w:val="14"/>
-                <w:szCs w:val="14"/>
-              </w:rPr>
-            </w:pPr>
-            <w:r>
-              <w:rPr>
-                <w:sz w:val="14"/>
-                <w:szCs w:val="14"/>
-              </w:rPr>
-              <w:t>§4; §3; ENT3 [00:08:57]</w:t>
-            </w:r>
-          </w:p>
-        </w:tc>
-        <w:tc>
-          <w:tcPr>
-            <w:tcW w:w="2964" w:type="dxa"/>
-            <w:tcBorders>
-              <w:top w:val="single" w:sz="2" w:space="0" w:color="000000" w:themeColor="text1"/>
-              <w:left w:val="single" w:sz="2" w:space="0" w:color="000000" w:themeColor="text1"/>
-              <w:bottom w:val="single" w:sz="2" w:space="0" w:color="000000" w:themeColor="text1"/>
-              <w:right w:val="single" w:sz="2" w:space="0" w:color="000000" w:themeColor="text1"/>
-            </w:tcBorders>
-          </w:tcPr>
-          <w:p>
-            <w:pPr>
-              <w:pStyle w:val="NoSpacing"/>
-              <w:spacing w:line="276" w:lineRule="auto"/>
-              <w:cnfStyle w:val="000000100000" w:firstRow="0" w:lastRow="0" w:firstColumn="0" w:lastColumn="0" w:oddVBand="0" w:evenVBand="0" w:oddHBand="1" w:evenHBand="0" w:firstRowFirstColumn="0" w:firstRowLastColumn="0" w:lastRowFirstColumn="0" w:lastRowLastColumn="0"/>
-              <w:rPr>
-                <w:sz w:val="14"/>
-                <w:szCs w:val="14"/>
-              </w:rPr>
-            </w:pPr>
-            <w:r>
-              <w:rPr>
-                <w:sz w:val="14"/>
-                <w:szCs w:val="14"/>
-              </w:rPr>
-              <w:t>Lanzar una prueba de rendimiento subiendo un caso estándar por API y medir el tiempo transcurrido, verificando que el JSON de respuesta definitiva se entrega en ≤ 5000 ms.</w:t>
-            </w:r>
-          </w:p>
-        </w:tc>
-      </w:tr>
-      <w:tr>
-        <w:trPr>
-          <w:cantSplit/>
-          <w:trHeight w:val="119"/>
-        </w:trPr>
-        <w:tc>
-          <w:tcPr>
-            <w:cnfStyle w:val="001000000000" w:firstRow="0" w:lastRow="0" w:firstColumn="1" w:lastColumn="0" w:oddVBand="0" w:evenVBand="0" w:oddHBand="0" w:evenHBand="0" w:firstRowFirstColumn="0" w:firstRowLastColumn="0" w:lastRowFirstColumn="0" w:lastRowLastColumn="0"/>
-            <w:tcW w:w="537" w:type="dxa"/>
-            <w:tcBorders>
-              <w:top w:val="single" w:sz="4" w:space="0" w:color="auto"/>
-              <w:left w:val="single" w:sz="4" w:space="0" w:color="auto"/>
-              <w:bottom w:val="single" w:sz="4" w:space="0" w:color="auto"/>
-              <w:right w:val="single" w:sz="4" w:space="0" w:color="auto"/>
-            </w:tcBorders>
-          </w:tcPr>
-          <w:p>
-            <w:pPr>
-              <w:pStyle w:val="NoSpacing"/>
-              <w:spacing w:line="276" w:lineRule="auto"/>
-              <w:rPr>
-                <w:sz w:val="14"/>
-                <w:szCs w:val="14"/>
-              </w:rPr>
-            </w:pPr>
-            <w:r>
-              <w:rPr>
-                <w:sz w:val="14"/>
-                <w:szCs w:val="14"/>
-              </w:rPr>
-              <w:t>RQNF-B04</w:t>
-            </w:r>
-          </w:p>
-        </w:tc>
-        <w:tc>
-          <w:tcPr>
-            <w:tcW w:w="540" w:type="dxa"/>
-            <w:tcBorders>
-              <w:top w:val="single" w:sz="2" w:space="0" w:color="000000" w:themeColor="text1"/>
-              <w:left w:val="single" w:sz="4" w:space="0" w:color="auto"/>
-              <w:bottom w:val="single" w:sz="2" w:space="0" w:color="000000" w:themeColor="text1"/>
-              <w:right w:val="single" w:sz="2" w:space="0" w:color="000000" w:themeColor="text1"/>
-            </w:tcBorders>
-          </w:tcPr>
-          <w:p>
-            <w:pPr>
-              <w:pStyle w:val="NoSpacing"/>
-              <w:spacing w:line="276" w:lineRule="auto"/>
-              <w:cnfStyle w:val="000000000000" w:firstRow="0" w:lastRow="0" w:firstColumn="0" w:lastColumn="0" w:oddVBand="0" w:evenVBand="0" w:oddHBand="0" w:evenHBand="0" w:firstRowFirstColumn="0" w:firstRowLastColumn="0" w:lastRowFirstColumn="0" w:lastRowLastColumn="0"/>
-              <w:rPr>
-                <w:sz w:val="14"/>
-                <w:szCs w:val="14"/>
-              </w:rPr>
-            </w:pPr>
-            <w:r>
-              <w:rPr>
-                <w:sz w:val="14"/>
-                <w:szCs w:val="14"/>
-              </w:rPr>
-              <w:t>No Funcional</w:t>
-            </w:r>
-          </w:p>
-        </w:tc>
-        <w:tc>
-          <w:tcPr>
-            <w:tcW w:w="2520" w:type="dxa"/>
-            <w:tcBorders>
-              <w:top w:val="single" w:sz="2" w:space="0" w:color="000000" w:themeColor="text1"/>
-              <w:left w:val="single" w:sz="2" w:space="0" w:color="000000" w:themeColor="text1"/>
-              <w:bottom w:val="single" w:sz="2" w:space="0" w:color="000000" w:themeColor="text1"/>
-              <w:right w:val="single" w:sz="2" w:space="0" w:color="000000" w:themeColor="text1"/>
-            </w:tcBorders>
-          </w:tcPr>
-          <w:p>
-            <w:pPr>
-              <w:pStyle w:val="NoSpacing"/>
-              <w:spacing w:line="276" w:lineRule="auto"/>
-              <w:cnfStyle w:val="000000000000" w:firstRow="0" w:lastRow="0" w:firstColumn="0" w:lastColumn="0" w:oddVBand="0" w:evenVBand="0" w:oddHBand="0" w:evenHBand="0" w:firstRowFirstColumn="0" w:firstRowLastColumn="0" w:lastRowFirstColumn="0" w:lastRowLastColumn="0"/>
-              <w:rPr>
-                <w:sz w:val="14"/>
-                <w:szCs w:val="14"/>
-              </w:rPr>
-            </w:pPr>
-            <w:r>
-              <w:rPr>
-                <w:sz w:val="14"/>
-                <w:szCs w:val="14"/>
-              </w:rPr>
-              <w:t>El sistema debe derivar el análisis de evidencias multimedia pesadas (como videos largos o audios grandes) hacia un flujo asíncrono para no bloquear los procesos rápidos.</w:t>
-            </w:r>
-          </w:p>
-        </w:tc>
-        <w:tc>
-          <w:tcPr>
-            <w:tcW w:w="450" w:type="dxa"/>
-            <w:tcBorders>
-              <w:top w:val="single" w:sz="2" w:space="0" w:color="000000" w:themeColor="text1"/>
-              <w:left w:val="single" w:sz="2" w:space="0" w:color="000000" w:themeColor="text1"/>
-              <w:bottom w:val="single" w:sz="2" w:space="0" w:color="000000" w:themeColor="text1"/>
-              <w:right w:val="single" w:sz="2" w:space="0" w:color="000000" w:themeColor="text1"/>
-            </w:tcBorders>
-          </w:tcPr>
-          <w:p>
-            <w:pPr>
-              <w:pStyle w:val="NoSpacing"/>
-              <w:spacing w:line="276" w:lineRule="auto"/>
-              <w:cnfStyle w:val="000000000000" w:firstRow="0" w:lastRow="0" w:firstColumn="0" w:lastColumn="0" w:oddVBand="0" w:evenVBand="0" w:oddHBand="0" w:evenHBand="0" w:firstRowFirstColumn="0" w:firstRowLastColumn="0" w:lastRowFirstColumn="0" w:lastRowLastColumn="0"/>
-              <w:rPr>
-                <w:sz w:val="14"/>
-                <w:szCs w:val="14"/>
-              </w:rPr>
-            </w:pPr>
-            <w:r>
-              <w:rPr>
-                <w:sz w:val="14"/>
-                <w:szCs w:val="14"/>
-              </w:rPr>
-              <w:t>Must</w:t>
-            </w:r>
-          </w:p>
-        </w:tc>
-        <w:tc>
-          <w:tcPr>
-            <w:tcW w:w="630" w:type="dxa"/>
-            <w:tcBorders>
-              <w:top w:val="single" w:sz="2" w:space="0" w:color="000000" w:themeColor="text1"/>
-              <w:left w:val="single" w:sz="2" w:space="0" w:color="000000" w:themeColor="text1"/>
-              <w:bottom w:val="single" w:sz="2" w:space="0" w:color="000000" w:themeColor="text1"/>
-              <w:right w:val="single" w:sz="2" w:space="0" w:color="000000" w:themeColor="text1"/>
-            </w:tcBorders>
-          </w:tcPr>
-          <w:p>
-            <w:pPr>
-              <w:pStyle w:val="NoSpacing"/>
-              <w:spacing w:line="276" w:lineRule="auto"/>
-              <w:cnfStyle w:val="000000000000" w:firstRow="0" w:lastRow="0" w:firstColumn="0" w:lastColumn="0" w:oddVBand="0" w:evenVBand="0" w:oddHBand="0" w:evenHBand="0" w:firstRowFirstColumn="0" w:firstRowLastColumn="0" w:lastRowFirstColumn="0" w:lastRowLastColumn="0"/>
-              <w:rPr>
-                <w:sz w:val="14"/>
-                <w:szCs w:val="14"/>
-              </w:rPr>
-            </w:pPr>
-            <w:r>
-              <w:rPr>
-                <w:sz w:val="14"/>
-                <w:szCs w:val="14"/>
-              </w:rPr>
-              <w:t>§4; §3; ENT3 [00:08:57]</w:t>
-            </w:r>
-          </w:p>
-        </w:tc>
-        <w:tc>
-          <w:tcPr>
-            <w:tcW w:w="2964" w:type="dxa"/>
-            <w:tcBorders>
-              <w:top w:val="single" w:sz="2" w:space="0" w:color="000000" w:themeColor="text1"/>
-              <w:left w:val="single" w:sz="2" w:space="0" w:color="000000" w:themeColor="text1"/>
-              <w:bottom w:val="single" w:sz="2" w:space="0" w:color="000000" w:themeColor="text1"/>
-              <w:right w:val="single" w:sz="2" w:space="0" w:color="000000" w:themeColor="text1"/>
-            </w:tcBorders>
-          </w:tcPr>
-          <w:p>
-            <w:pPr>
-              <w:pStyle w:val="NoSpacing"/>
-              <w:spacing w:line="276" w:lineRule="auto"/>
-              <w:cnfStyle w:val="000000000000" w:firstRow="0" w:lastRow="0" w:firstColumn="0" w:lastColumn="0" w:oddVBand="0" w:evenVBand="0" w:oddHBand="0" w:evenHBand="0" w:firstRowFirstColumn="0" w:firstRowLastColumn="0" w:lastRowFirstColumn="0" w:lastRowLastColumn="0"/>
-              <w:rPr>
-                <w:sz w:val="14"/>
-                <w:szCs w:val="14"/>
-              </w:rPr>
-            </w:pPr>
-            <w:r>
-              <w:rPr>
-                <w:sz w:val="14"/>
-                <w:szCs w:val="14"/>
-              </w:rPr>
-              <w:t xml:space="preserve">Enviar un video de 30 MB mediante el punto de acceso, verificar que la API retorna "202 </w:t>
-            </w:r>
-            <w:proofErr w:type="spellStart"/>
-            <w:r>
-              <w:rPr>
-                <w:sz w:val="14"/>
-                <w:szCs w:val="14"/>
-              </w:rPr>
-              <w:t>Accepted</w:t>
-            </w:r>
-            <w:proofErr w:type="spellEnd"/>
-            <w:r>
-              <w:rPr>
-                <w:sz w:val="14"/>
-                <w:szCs w:val="14"/>
-              </w:rPr>
-              <w:t xml:space="preserve">" casi al instante, y que el estado cambia a procesado minutos después por </w:t>
-            </w:r>
-            <w:proofErr w:type="spellStart"/>
-            <w:r>
-              <w:rPr>
-                <w:sz w:val="14"/>
-                <w:szCs w:val="14"/>
-              </w:rPr>
-              <w:t>backend</w:t>
-            </w:r>
-            <w:proofErr w:type="spellEnd"/>
-            <w:r>
-              <w:rPr>
-                <w:sz w:val="14"/>
-                <w:szCs w:val="14"/>
-              </w:rPr>
-              <w:t>.</w:t>
-            </w:r>
-          </w:p>
-        </w:tc>
-      </w:tr>
-      <w:tr>
-        <w:trPr>
-          <w:cnfStyle w:val="000000100000" w:firstRow="0" w:lastRow="0" w:firstColumn="0" w:lastColumn="0" w:oddVBand="0" w:evenVBand="0" w:oddHBand="1" w:evenHBand="0" w:firstRowFirstColumn="0" w:firstRowLastColumn="0" w:lastRowFirstColumn="0" w:lastRowLastColumn="0"/>
-          <w:cantSplit/>
-          <w:trHeight w:val="119"/>
-        </w:trPr>
-        <w:tc>
-          <w:tcPr>
-            <w:cnfStyle w:val="001000000000" w:firstRow="0" w:lastRow="0" w:firstColumn="1" w:lastColumn="0" w:oddVBand="0" w:evenVBand="0" w:oddHBand="0" w:evenHBand="0" w:firstRowFirstColumn="0" w:firstRowLastColumn="0" w:lastRowFirstColumn="0" w:lastRowLastColumn="0"/>
-            <w:tcW w:w="537" w:type="dxa"/>
-            <w:tcBorders>
-              <w:top w:val="single" w:sz="4" w:space="0" w:color="auto"/>
-              <w:left w:val="single" w:sz="4" w:space="0" w:color="auto"/>
-              <w:bottom w:val="single" w:sz="4" w:space="0" w:color="auto"/>
-              <w:right w:val="single" w:sz="4" w:space="0" w:color="auto"/>
-            </w:tcBorders>
-          </w:tcPr>
-          <w:p>
-            <w:pPr>
-              <w:pStyle w:val="NoSpacing"/>
-              <w:spacing w:line="276" w:lineRule="auto"/>
-              <w:rPr>
-                <w:sz w:val="14"/>
-                <w:szCs w:val="14"/>
-              </w:rPr>
-            </w:pPr>
-            <w:r>
-              <w:rPr>
-                <w:sz w:val="14"/>
-                <w:szCs w:val="14"/>
-              </w:rPr>
-              <w:t>RQNF-B05</w:t>
-            </w:r>
-          </w:p>
-        </w:tc>
-        <w:tc>
-          <w:tcPr>
-            <w:tcW w:w="540" w:type="dxa"/>
-            <w:tcBorders>
-              <w:top w:val="single" w:sz="2" w:space="0" w:color="000000" w:themeColor="text1"/>
-              <w:left w:val="single" w:sz="4" w:space="0" w:color="auto"/>
-              <w:bottom w:val="single" w:sz="2" w:space="0" w:color="000000" w:themeColor="text1"/>
-              <w:right w:val="single" w:sz="2" w:space="0" w:color="000000" w:themeColor="text1"/>
-            </w:tcBorders>
-          </w:tcPr>
-          <w:p>
-            <w:pPr>
-              <w:pStyle w:val="NoSpacing"/>
-              <w:spacing w:line="276" w:lineRule="auto"/>
-              <w:cnfStyle w:val="000000100000" w:firstRow="0" w:lastRow="0" w:firstColumn="0" w:lastColumn="0" w:oddVBand="0" w:evenVBand="0" w:oddHBand="1" w:evenHBand="0" w:firstRowFirstColumn="0" w:firstRowLastColumn="0" w:lastRowFirstColumn="0" w:lastRowLastColumn="0"/>
-              <w:rPr>
-                <w:sz w:val="14"/>
-                <w:szCs w:val="14"/>
-              </w:rPr>
-            </w:pPr>
-            <w:r>
-              <w:rPr>
-                <w:sz w:val="14"/>
-                <w:szCs w:val="14"/>
-              </w:rPr>
-              <w:t>No Funcional</w:t>
-            </w:r>
-          </w:p>
-        </w:tc>
-        <w:tc>
-          <w:tcPr>
-            <w:tcW w:w="2520" w:type="dxa"/>
-            <w:tcBorders>
-              <w:top w:val="single" w:sz="2" w:space="0" w:color="000000" w:themeColor="text1"/>
-              <w:left w:val="single" w:sz="2" w:space="0" w:color="000000" w:themeColor="text1"/>
-              <w:bottom w:val="single" w:sz="2" w:space="0" w:color="000000" w:themeColor="text1"/>
-              <w:right w:val="single" w:sz="2" w:space="0" w:color="000000" w:themeColor="text1"/>
-            </w:tcBorders>
-          </w:tcPr>
-          <w:p>
-            <w:pPr>
-              <w:pStyle w:val="NoSpacing"/>
-              <w:spacing w:line="276" w:lineRule="auto"/>
-              <w:cnfStyle w:val="000000100000" w:firstRow="0" w:lastRow="0" w:firstColumn="0" w:lastColumn="0" w:oddVBand="0" w:evenVBand="0" w:oddHBand="1" w:evenHBand="0" w:firstRowFirstColumn="0" w:firstRowLastColumn="0" w:lastRowFirstColumn="0" w:lastRowLastColumn="0"/>
-              <w:rPr>
-                <w:sz w:val="14"/>
-                <w:szCs w:val="14"/>
-              </w:rPr>
-            </w:pPr>
-            <w:r>
-              <w:rPr>
-                <w:sz w:val="14"/>
-                <w:szCs w:val="14"/>
-              </w:rPr>
-              <w:t>El sistema debe cargar completamente la interfaz gráfica (DOM y recursos críticos) de las pantallas principales frente al operador en un máximo de 2 segundos.</w:t>
-            </w:r>
-          </w:p>
-        </w:tc>
-        <w:tc>
-          <w:tcPr>
-            <w:tcW w:w="450" w:type="dxa"/>
-            <w:tcBorders>
-              <w:top w:val="single" w:sz="2" w:space="0" w:color="000000" w:themeColor="text1"/>
-              <w:left w:val="single" w:sz="2" w:space="0" w:color="000000" w:themeColor="text1"/>
-              <w:bottom w:val="single" w:sz="2" w:space="0" w:color="000000" w:themeColor="text1"/>
-              <w:right w:val="single" w:sz="2" w:space="0" w:color="000000" w:themeColor="text1"/>
-            </w:tcBorders>
-          </w:tcPr>
-          <w:p>
-            <w:pPr>
-              <w:pStyle w:val="NoSpacing"/>
-              <w:spacing w:line="276" w:lineRule="auto"/>
-              <w:cnfStyle w:val="000000100000" w:firstRow="0" w:lastRow="0" w:firstColumn="0" w:lastColumn="0" w:oddVBand="0" w:evenVBand="0" w:oddHBand="1" w:evenHBand="0" w:firstRowFirstColumn="0" w:firstRowLastColumn="0" w:lastRowFirstColumn="0" w:lastRowLastColumn="0"/>
-              <w:rPr>
-                <w:sz w:val="14"/>
-                <w:szCs w:val="14"/>
-              </w:rPr>
-            </w:pPr>
-            <w:r>
-              <w:rPr>
-                <w:sz w:val="14"/>
-                <w:szCs w:val="14"/>
-              </w:rPr>
-              <w:t>Must</w:t>
-            </w:r>
-          </w:p>
-        </w:tc>
-        <w:tc>
-          <w:tcPr>
-            <w:tcW w:w="630" w:type="dxa"/>
-            <w:tcBorders>
-              <w:top w:val="single" w:sz="2" w:space="0" w:color="000000" w:themeColor="text1"/>
-              <w:left w:val="single" w:sz="2" w:space="0" w:color="000000" w:themeColor="text1"/>
-              <w:bottom w:val="single" w:sz="2" w:space="0" w:color="000000" w:themeColor="text1"/>
-              <w:right w:val="single" w:sz="2" w:space="0" w:color="000000" w:themeColor="text1"/>
-            </w:tcBorders>
-          </w:tcPr>
-          <w:p>
-            <w:pPr>
-              <w:pStyle w:val="NoSpacing"/>
-              <w:spacing w:line="276" w:lineRule="auto"/>
-              <w:cnfStyle w:val="000000100000" w:firstRow="0" w:lastRow="0" w:firstColumn="0" w:lastColumn="0" w:oddVBand="0" w:evenVBand="0" w:oddHBand="1" w:evenHBand="0" w:firstRowFirstColumn="0" w:firstRowLastColumn="0" w:lastRowFirstColumn="0" w:lastRowLastColumn="0"/>
-              <w:rPr>
-                <w:sz w:val="14"/>
-                <w:szCs w:val="14"/>
-              </w:rPr>
-            </w:pPr>
-            <w:r>
-              <w:rPr>
-                <w:sz w:val="14"/>
-                <w:szCs w:val="14"/>
-              </w:rPr>
-              <w:t>§4; §3; ENT3 [00:08:57]</w:t>
-            </w:r>
-          </w:p>
-        </w:tc>
-        <w:tc>
-          <w:tcPr>
-            <w:tcW w:w="2964" w:type="dxa"/>
-            <w:tcBorders>
-              <w:top w:val="single" w:sz="2" w:space="0" w:color="000000" w:themeColor="text1"/>
-              <w:left w:val="single" w:sz="2" w:space="0" w:color="000000" w:themeColor="text1"/>
-              <w:bottom w:val="single" w:sz="2" w:space="0" w:color="000000" w:themeColor="text1"/>
-              <w:right w:val="single" w:sz="2" w:space="0" w:color="000000" w:themeColor="text1"/>
-            </w:tcBorders>
-          </w:tcPr>
-          <w:p>
-            <w:pPr>
-              <w:pStyle w:val="NoSpacing"/>
-              <w:spacing w:line="276" w:lineRule="auto"/>
-              <w:cnfStyle w:val="000000100000" w:firstRow="0" w:lastRow="0" w:firstColumn="0" w:lastColumn="0" w:oddVBand="0" w:evenVBand="0" w:oddHBand="1" w:evenHBand="0" w:firstRowFirstColumn="0" w:firstRowLastColumn="0" w:lastRowFirstColumn="0" w:lastRowLastColumn="0"/>
-              <w:rPr>
-                <w:sz w:val="14"/>
-                <w:szCs w:val="14"/>
-              </w:rPr>
-            </w:pPr>
-            <w:r>
-              <w:rPr>
-                <w:sz w:val="14"/>
-                <w:szCs w:val="14"/>
-              </w:rPr>
-              <w:t>Acceder a la bandeja de trabajo, auditar los tiempos de carga de la red del navegador y confirmar que el evento LCP (</w:t>
-            </w:r>
-            <w:proofErr w:type="spellStart"/>
-            <w:r>
-              <w:rPr>
-                <w:sz w:val="14"/>
-                <w:szCs w:val="14"/>
-              </w:rPr>
-              <w:t>Largest</w:t>
-            </w:r>
-            <w:proofErr w:type="spellEnd"/>
-            <w:r>
-              <w:rPr>
-                <w:sz w:val="14"/>
-                <w:szCs w:val="14"/>
-              </w:rPr>
-              <w:t xml:space="preserve"> </w:t>
-            </w:r>
-            <w:proofErr w:type="spellStart"/>
-            <w:r>
-              <w:rPr>
-                <w:sz w:val="14"/>
-                <w:szCs w:val="14"/>
-              </w:rPr>
-              <w:t>Contentful</w:t>
-            </w:r>
-            <w:proofErr w:type="spellEnd"/>
-            <w:r>
-              <w:rPr>
-                <w:sz w:val="14"/>
-                <w:szCs w:val="14"/>
-              </w:rPr>
-              <w:t xml:space="preserve"> Paint) se resuelve en menos de 2000 milisegundos.</w:t>
-            </w:r>
-          </w:p>
-        </w:tc>
-      </w:tr>
-      <w:tr>
-        <w:trPr>
-          <w:cantSplit/>
-          <w:trHeight w:val="119"/>
-        </w:trPr>
-        <w:tc>
-          <w:tcPr>
-            <w:cnfStyle w:val="001000000000" w:firstRow="0" w:lastRow="0" w:firstColumn="1" w:lastColumn="0" w:oddVBand="0" w:evenVBand="0" w:oddHBand="0" w:evenHBand="0" w:firstRowFirstColumn="0" w:firstRowLastColumn="0" w:lastRowFirstColumn="0" w:lastRowLastColumn="0"/>
-            <w:tcW w:w="537" w:type="dxa"/>
-            <w:tcBorders>
-              <w:top w:val="single" w:sz="4" w:space="0" w:color="auto"/>
-              <w:left w:val="single" w:sz="4" w:space="0" w:color="auto"/>
-              <w:bottom w:val="single" w:sz="4" w:space="0" w:color="auto"/>
-              <w:right w:val="single" w:sz="4" w:space="0" w:color="auto"/>
-            </w:tcBorders>
-          </w:tcPr>
-          <w:p>
-            <w:pPr>
-              <w:pStyle w:val="NoSpacing"/>
-              <w:spacing w:line="276" w:lineRule="auto"/>
-              <w:rPr>
-                <w:sz w:val="14"/>
-                <w:szCs w:val="14"/>
-              </w:rPr>
-            </w:pPr>
-            <w:r>
-              <w:rPr>
-                <w:sz w:val="14"/>
-                <w:szCs w:val="14"/>
-              </w:rPr>
-              <w:t>RQNF-B06</w:t>
-            </w:r>
-          </w:p>
-        </w:tc>
-        <w:tc>
-          <w:tcPr>
-            <w:tcW w:w="540" w:type="dxa"/>
-            <w:tcBorders>
-              <w:top w:val="single" w:sz="2" w:space="0" w:color="000000" w:themeColor="text1"/>
-              <w:left w:val="single" w:sz="4" w:space="0" w:color="auto"/>
-              <w:bottom w:val="single" w:sz="2" w:space="0" w:color="000000" w:themeColor="text1"/>
-              <w:right w:val="single" w:sz="2" w:space="0" w:color="000000" w:themeColor="text1"/>
-            </w:tcBorders>
-          </w:tcPr>
-          <w:p>
-            <w:pPr>
-              <w:pStyle w:val="NoSpacing"/>
-              <w:spacing w:line="276" w:lineRule="auto"/>
-              <w:cnfStyle w:val="000000000000" w:firstRow="0" w:lastRow="0" w:firstColumn="0" w:lastColumn="0" w:oddVBand="0" w:evenVBand="0" w:oddHBand="0" w:evenHBand="0" w:firstRowFirstColumn="0" w:firstRowLastColumn="0" w:lastRowFirstColumn="0" w:lastRowLastColumn="0"/>
-              <w:rPr>
-                <w:sz w:val="14"/>
-                <w:szCs w:val="14"/>
-              </w:rPr>
-            </w:pPr>
-            <w:r>
-              <w:rPr>
-                <w:sz w:val="14"/>
-                <w:szCs w:val="14"/>
-              </w:rPr>
-              <w:t>No Funcional</w:t>
-            </w:r>
-          </w:p>
-        </w:tc>
-        <w:tc>
-          <w:tcPr>
-            <w:tcW w:w="2520" w:type="dxa"/>
-            <w:tcBorders>
-              <w:top w:val="single" w:sz="2" w:space="0" w:color="000000" w:themeColor="text1"/>
-              <w:left w:val="single" w:sz="2" w:space="0" w:color="000000" w:themeColor="text1"/>
-              <w:bottom w:val="single" w:sz="2" w:space="0" w:color="000000" w:themeColor="text1"/>
-              <w:right w:val="single" w:sz="2" w:space="0" w:color="000000" w:themeColor="text1"/>
-            </w:tcBorders>
-          </w:tcPr>
-          <w:p>
-            <w:pPr>
-              <w:pStyle w:val="NoSpacing"/>
-              <w:spacing w:line="276" w:lineRule="auto"/>
-              <w:cnfStyle w:val="000000000000" w:firstRow="0" w:lastRow="0" w:firstColumn="0" w:lastColumn="0" w:oddVBand="0" w:evenVBand="0" w:oddHBand="0" w:evenHBand="0" w:firstRowFirstColumn="0" w:firstRowLastColumn="0" w:lastRowFirstColumn="0" w:lastRowLastColumn="0"/>
-              <w:rPr>
-                <w:sz w:val="14"/>
-                <w:szCs w:val="14"/>
-              </w:rPr>
-            </w:pPr>
-            <w:r>
-              <w:rPr>
-                <w:sz w:val="14"/>
-                <w:szCs w:val="14"/>
-              </w:rPr>
-              <w:t>El sistema debe aprovisionar sus bases de datos y almacenamiento de objetos dentro de infraestructura localizada físicamente en Chile para los clientes nacionales.</w:t>
-            </w:r>
-          </w:p>
-        </w:tc>
-        <w:tc>
-          <w:tcPr>
-            <w:tcW w:w="450" w:type="dxa"/>
-            <w:tcBorders>
-              <w:top w:val="single" w:sz="2" w:space="0" w:color="000000" w:themeColor="text1"/>
-              <w:left w:val="single" w:sz="2" w:space="0" w:color="000000" w:themeColor="text1"/>
-              <w:bottom w:val="single" w:sz="2" w:space="0" w:color="000000" w:themeColor="text1"/>
-              <w:right w:val="single" w:sz="2" w:space="0" w:color="000000" w:themeColor="text1"/>
-            </w:tcBorders>
-          </w:tcPr>
-          <w:p>
-            <w:pPr>
-              <w:pStyle w:val="NoSpacing"/>
-              <w:spacing w:line="276" w:lineRule="auto"/>
-              <w:cnfStyle w:val="000000000000" w:firstRow="0" w:lastRow="0" w:firstColumn="0" w:lastColumn="0" w:oddVBand="0" w:evenVBand="0" w:oddHBand="0" w:evenHBand="0" w:firstRowFirstColumn="0" w:firstRowLastColumn="0" w:lastRowFirstColumn="0" w:lastRowLastColumn="0"/>
-              <w:rPr>
-                <w:sz w:val="14"/>
-                <w:szCs w:val="14"/>
-              </w:rPr>
-            </w:pPr>
-            <w:r>
-              <w:rPr>
-                <w:sz w:val="14"/>
-                <w:szCs w:val="14"/>
-              </w:rPr>
-              <w:t>Must</w:t>
-            </w:r>
-          </w:p>
-        </w:tc>
-        <w:tc>
-          <w:tcPr>
-            <w:tcW w:w="630" w:type="dxa"/>
-            <w:tcBorders>
-              <w:top w:val="single" w:sz="2" w:space="0" w:color="000000" w:themeColor="text1"/>
-              <w:left w:val="single" w:sz="2" w:space="0" w:color="000000" w:themeColor="text1"/>
-              <w:bottom w:val="single" w:sz="2" w:space="0" w:color="000000" w:themeColor="text1"/>
-              <w:right w:val="single" w:sz="2" w:space="0" w:color="000000" w:themeColor="text1"/>
-            </w:tcBorders>
-          </w:tcPr>
-          <w:p>
-            <w:pPr>
-              <w:pStyle w:val="NoSpacing"/>
-              <w:spacing w:line="276" w:lineRule="auto"/>
-              <w:cnfStyle w:val="000000000000" w:firstRow="0" w:lastRow="0" w:firstColumn="0" w:lastColumn="0" w:oddVBand="0" w:evenVBand="0" w:oddHBand="0" w:evenHBand="0" w:firstRowFirstColumn="0" w:firstRowLastColumn="0" w:lastRowFirstColumn="0" w:lastRowLastColumn="0"/>
-              <w:rPr>
-                <w:sz w:val="14"/>
-                <w:szCs w:val="14"/>
-              </w:rPr>
-            </w:pPr>
-            <w:r>
-              <w:rPr>
-                <w:sz w:val="14"/>
-                <w:szCs w:val="14"/>
-              </w:rPr>
-              <w:t>§4; ENT6 [00:13:36]</w:t>
-            </w:r>
-          </w:p>
-        </w:tc>
-        <w:tc>
-          <w:tcPr>
-            <w:tcW w:w="2964" w:type="dxa"/>
-            <w:tcBorders>
-              <w:top w:val="single" w:sz="2" w:space="0" w:color="000000" w:themeColor="text1"/>
-              <w:left w:val="single" w:sz="2" w:space="0" w:color="000000" w:themeColor="text1"/>
-              <w:bottom w:val="single" w:sz="2" w:space="0" w:color="000000" w:themeColor="text1"/>
-              <w:right w:val="single" w:sz="2" w:space="0" w:color="000000" w:themeColor="text1"/>
-            </w:tcBorders>
-          </w:tcPr>
-          <w:p>
-            <w:pPr>
-              <w:pStyle w:val="NoSpacing"/>
-              <w:spacing w:line="276" w:lineRule="auto"/>
-              <w:cnfStyle w:val="000000000000" w:firstRow="0" w:lastRow="0" w:firstColumn="0" w:lastColumn="0" w:oddVBand="0" w:evenVBand="0" w:oddHBand="0" w:evenHBand="0" w:firstRowFirstColumn="0" w:firstRowLastColumn="0" w:lastRowFirstColumn="0" w:lastRowLastColumn="0"/>
-              <w:rPr>
-                <w:sz w:val="14"/>
-                <w:szCs w:val="14"/>
-              </w:rPr>
-            </w:pPr>
-            <w:r>
-              <w:rPr>
-                <w:sz w:val="14"/>
-                <w:szCs w:val="14"/>
-              </w:rPr>
-              <w:t xml:space="preserve">Revisar el aprovisionamiento de la arquitectura </w:t>
-            </w:r>
-            <w:proofErr w:type="spellStart"/>
-            <w:r>
-              <w:rPr>
-                <w:sz w:val="14"/>
-                <w:szCs w:val="14"/>
-              </w:rPr>
-              <w:t>cloud</w:t>
-            </w:r>
-            <w:proofErr w:type="spellEnd"/>
-            <w:r>
-              <w:rPr>
-                <w:sz w:val="14"/>
-                <w:szCs w:val="14"/>
-              </w:rPr>
-              <w:t xml:space="preserve"> en el proveedor y auditar que los servicios de persistencia de datos productivos apuntan exclusivamente a la zona (ej. sa-santiago-1).</w:t>
-            </w:r>
-          </w:p>
-        </w:tc>
-      </w:tr>
-      <w:tr>
-        <w:trPr>
-          <w:cnfStyle w:val="000000100000" w:firstRow="0" w:lastRow="0" w:firstColumn="0" w:lastColumn="0" w:oddVBand="0" w:evenVBand="0" w:oddHBand="1" w:evenHBand="0" w:firstRowFirstColumn="0" w:firstRowLastColumn="0" w:lastRowFirstColumn="0" w:lastRowLastColumn="0"/>
-          <w:cantSplit/>
-          <w:trHeight w:val="119"/>
-        </w:trPr>
-        <w:tc>
-          <w:tcPr>
-            <w:cnfStyle w:val="001000000000" w:firstRow="0" w:lastRow="0" w:firstColumn="1" w:lastColumn="0" w:oddVBand="0" w:evenVBand="0" w:oddHBand="0" w:evenHBand="0" w:firstRowFirstColumn="0" w:firstRowLastColumn="0" w:lastRowFirstColumn="0" w:lastRowLastColumn="0"/>
-            <w:tcW w:w="537" w:type="dxa"/>
-            <w:tcBorders>
-              <w:top w:val="single" w:sz="4" w:space="0" w:color="auto"/>
-              <w:left w:val="single" w:sz="4" w:space="0" w:color="auto"/>
-              <w:bottom w:val="single" w:sz="4" w:space="0" w:color="auto"/>
-              <w:right w:val="single" w:sz="4" w:space="0" w:color="auto"/>
-            </w:tcBorders>
-          </w:tcPr>
-          <w:p>
-            <w:pPr>
-              <w:pStyle w:val="NoSpacing"/>
-              <w:spacing w:line="276" w:lineRule="auto"/>
-              <w:rPr>
-                <w:sz w:val="14"/>
-                <w:szCs w:val="14"/>
-              </w:rPr>
-            </w:pPr>
-            <w:r>
-              <w:rPr>
-                <w:sz w:val="14"/>
-                <w:szCs w:val="14"/>
-              </w:rPr>
-              <w:t>RQNF-B07</w:t>
-            </w:r>
-          </w:p>
-        </w:tc>
-        <w:tc>
-          <w:tcPr>
-            <w:tcW w:w="540" w:type="dxa"/>
-            <w:tcBorders>
-              <w:top w:val="single" w:sz="2" w:space="0" w:color="000000" w:themeColor="text1"/>
-              <w:left w:val="single" w:sz="4" w:space="0" w:color="auto"/>
-              <w:bottom w:val="single" w:sz="2" w:space="0" w:color="000000" w:themeColor="text1"/>
-              <w:right w:val="single" w:sz="2" w:space="0" w:color="000000" w:themeColor="text1"/>
-            </w:tcBorders>
-          </w:tcPr>
-          <w:p>
-            <w:pPr>
-              <w:pStyle w:val="NoSpacing"/>
-              <w:spacing w:line="276" w:lineRule="auto"/>
-              <w:cnfStyle w:val="000000100000" w:firstRow="0" w:lastRow="0" w:firstColumn="0" w:lastColumn="0" w:oddVBand="0" w:evenVBand="0" w:oddHBand="1" w:evenHBand="0" w:firstRowFirstColumn="0" w:firstRowLastColumn="0" w:lastRowFirstColumn="0" w:lastRowLastColumn="0"/>
-              <w:rPr>
-                <w:sz w:val="14"/>
-                <w:szCs w:val="14"/>
-              </w:rPr>
-            </w:pPr>
-            <w:r>
-              <w:rPr>
-                <w:sz w:val="14"/>
-                <w:szCs w:val="14"/>
-              </w:rPr>
-              <w:t>No Funcional</w:t>
-            </w:r>
-          </w:p>
-        </w:tc>
-        <w:tc>
-          <w:tcPr>
-            <w:tcW w:w="2520" w:type="dxa"/>
-            <w:tcBorders>
-              <w:top w:val="single" w:sz="2" w:space="0" w:color="000000" w:themeColor="text1"/>
-              <w:left w:val="single" w:sz="2" w:space="0" w:color="000000" w:themeColor="text1"/>
-              <w:bottom w:val="single" w:sz="2" w:space="0" w:color="000000" w:themeColor="text1"/>
-              <w:right w:val="single" w:sz="2" w:space="0" w:color="000000" w:themeColor="text1"/>
-            </w:tcBorders>
-          </w:tcPr>
-          <w:p>
-            <w:pPr>
-              <w:pStyle w:val="NoSpacing"/>
-              <w:spacing w:line="276" w:lineRule="auto"/>
-              <w:cnfStyle w:val="000000100000" w:firstRow="0" w:lastRow="0" w:firstColumn="0" w:lastColumn="0" w:oddVBand="0" w:evenVBand="0" w:oddHBand="1" w:evenHBand="0" w:firstRowFirstColumn="0" w:firstRowLastColumn="0" w:lastRowFirstColumn="0" w:lastRowLastColumn="0"/>
-              <w:rPr>
-                <w:sz w:val="14"/>
-                <w:szCs w:val="14"/>
-              </w:rPr>
-            </w:pPr>
-            <w:r>
-              <w:rPr>
-                <w:sz w:val="14"/>
-                <w:szCs w:val="14"/>
-              </w:rPr>
-              <w:t>El sistema debe estar diseñado arquitectónicamente para añadir capacidad de procesamiento paralela (escalado horizontal) absorbiendo picos por sobre el volumen estimado.</w:t>
-            </w:r>
-          </w:p>
-        </w:tc>
-        <w:tc>
-          <w:tcPr>
-            <w:tcW w:w="450" w:type="dxa"/>
-            <w:tcBorders>
-              <w:top w:val="single" w:sz="2" w:space="0" w:color="000000" w:themeColor="text1"/>
-              <w:left w:val="single" w:sz="2" w:space="0" w:color="000000" w:themeColor="text1"/>
-              <w:bottom w:val="single" w:sz="2" w:space="0" w:color="000000" w:themeColor="text1"/>
-              <w:right w:val="single" w:sz="2" w:space="0" w:color="000000" w:themeColor="text1"/>
-            </w:tcBorders>
-          </w:tcPr>
-          <w:p>
-            <w:pPr>
-              <w:pStyle w:val="NoSpacing"/>
-              <w:spacing w:line="276" w:lineRule="auto"/>
-              <w:cnfStyle w:val="000000100000" w:firstRow="0" w:lastRow="0" w:firstColumn="0" w:lastColumn="0" w:oddVBand="0" w:evenVBand="0" w:oddHBand="1" w:evenHBand="0" w:firstRowFirstColumn="0" w:firstRowLastColumn="0" w:lastRowFirstColumn="0" w:lastRowLastColumn="0"/>
-              <w:rPr>
-                <w:sz w:val="14"/>
-                <w:szCs w:val="14"/>
-              </w:rPr>
-            </w:pPr>
-            <w:r>
-              <w:rPr>
-                <w:sz w:val="14"/>
-                <w:szCs w:val="14"/>
-              </w:rPr>
-              <w:t>Must</w:t>
-            </w:r>
-          </w:p>
-        </w:tc>
-        <w:tc>
-          <w:tcPr>
-            <w:tcW w:w="630" w:type="dxa"/>
-            <w:tcBorders>
-              <w:top w:val="single" w:sz="2" w:space="0" w:color="000000" w:themeColor="text1"/>
-              <w:left w:val="single" w:sz="2" w:space="0" w:color="000000" w:themeColor="text1"/>
-              <w:bottom w:val="single" w:sz="2" w:space="0" w:color="000000" w:themeColor="text1"/>
-              <w:right w:val="single" w:sz="2" w:space="0" w:color="000000" w:themeColor="text1"/>
-            </w:tcBorders>
-          </w:tcPr>
-          <w:p>
-            <w:pPr>
-              <w:pStyle w:val="NoSpacing"/>
-              <w:spacing w:line="276" w:lineRule="auto"/>
-              <w:cnfStyle w:val="000000100000" w:firstRow="0" w:lastRow="0" w:firstColumn="0" w:lastColumn="0" w:oddVBand="0" w:evenVBand="0" w:oddHBand="1" w:evenHBand="0" w:firstRowFirstColumn="0" w:firstRowLastColumn="0" w:lastRowFirstColumn="0" w:lastRowLastColumn="0"/>
-              <w:rPr>
-                <w:sz w:val="14"/>
-                <w:szCs w:val="14"/>
-              </w:rPr>
-            </w:pPr>
-            <w:r>
-              <w:rPr>
-                <w:sz w:val="14"/>
-                <w:szCs w:val="14"/>
-              </w:rPr>
-              <w:t>§4; ENT8 [00:15:16]</w:t>
-            </w:r>
-          </w:p>
-        </w:tc>
-        <w:tc>
-          <w:tcPr>
-            <w:tcW w:w="2964" w:type="dxa"/>
-            <w:tcBorders>
-              <w:top w:val="single" w:sz="2" w:space="0" w:color="000000" w:themeColor="text1"/>
-              <w:left w:val="single" w:sz="2" w:space="0" w:color="000000" w:themeColor="text1"/>
-              <w:bottom w:val="single" w:sz="2" w:space="0" w:color="000000" w:themeColor="text1"/>
-              <w:right w:val="single" w:sz="2" w:space="0" w:color="000000" w:themeColor="text1"/>
-            </w:tcBorders>
-          </w:tcPr>
-          <w:p>
-            <w:pPr>
-              <w:pStyle w:val="NoSpacing"/>
-              <w:spacing w:line="276" w:lineRule="auto"/>
-              <w:cnfStyle w:val="000000100000" w:firstRow="0" w:lastRow="0" w:firstColumn="0" w:lastColumn="0" w:oddVBand="0" w:evenVBand="0" w:oddHBand="1" w:evenHBand="0" w:firstRowFirstColumn="0" w:firstRowLastColumn="0" w:lastRowFirstColumn="0" w:lastRowLastColumn="0"/>
-              <w:rPr>
-                <w:sz w:val="14"/>
-                <w:szCs w:val="14"/>
-              </w:rPr>
-            </w:pPr>
-            <w:r>
-              <w:rPr>
-                <w:sz w:val="14"/>
-                <w:szCs w:val="14"/>
-              </w:rPr>
-              <w:t xml:space="preserve">Lanzar 150 peticiones simultáneas por segundo en el entorno de pruebas de estrés y verificar mediante telemetría que el </w:t>
-            </w:r>
-            <w:proofErr w:type="spellStart"/>
-            <w:proofErr w:type="gramStart"/>
-            <w:r>
-              <w:rPr>
-                <w:sz w:val="14"/>
-                <w:szCs w:val="14"/>
-              </w:rPr>
-              <w:t>cluster</w:t>
-            </w:r>
-            <w:proofErr w:type="spellEnd"/>
-            <w:proofErr w:type="gramEnd"/>
-            <w:r>
-              <w:rPr>
-                <w:sz w:val="14"/>
-                <w:szCs w:val="14"/>
-              </w:rPr>
-              <w:t xml:space="preserve"> </w:t>
-            </w:r>
-            <w:proofErr w:type="spellStart"/>
-            <w:r>
-              <w:rPr>
-                <w:sz w:val="14"/>
-                <w:szCs w:val="14"/>
-              </w:rPr>
-              <w:t>autoescala</w:t>
-            </w:r>
-            <w:proofErr w:type="spellEnd"/>
-            <w:r>
-              <w:rPr>
-                <w:sz w:val="14"/>
-                <w:szCs w:val="14"/>
-              </w:rPr>
-              <w:t xml:space="preserve"> levantando nodos o </w:t>
-            </w:r>
-            <w:proofErr w:type="spellStart"/>
-            <w:r>
-              <w:rPr>
-                <w:sz w:val="14"/>
-                <w:szCs w:val="14"/>
-              </w:rPr>
-              <w:t>pods</w:t>
-            </w:r>
-            <w:proofErr w:type="spellEnd"/>
-            <w:r>
-              <w:rPr>
-                <w:sz w:val="14"/>
-                <w:szCs w:val="14"/>
-              </w:rPr>
-              <w:t xml:space="preserve"> adicionales sin degradación.</w:t>
-            </w:r>
-          </w:p>
-        </w:tc>
-      </w:tr>
-      <w:tr>
-        <w:trPr>
-          <w:cantSplit/>
-          <w:trHeight w:val="119"/>
-        </w:trPr>
-        <w:tc>
-          <w:tcPr>
-            <w:cnfStyle w:val="001000000000" w:firstRow="0" w:lastRow="0" w:firstColumn="1" w:lastColumn="0" w:oddVBand="0" w:evenVBand="0" w:oddHBand="0" w:evenHBand="0" w:firstRowFirstColumn="0" w:firstRowLastColumn="0" w:lastRowFirstColumn="0" w:lastRowLastColumn="0"/>
-            <w:tcW w:w="537" w:type="dxa"/>
-            <w:tcBorders>
-              <w:top w:val="single" w:sz="4" w:space="0" w:color="auto"/>
-              <w:left w:val="single" w:sz="4" w:space="0" w:color="auto"/>
-              <w:bottom w:val="single" w:sz="4" w:space="0" w:color="auto"/>
-              <w:right w:val="single" w:sz="4" w:space="0" w:color="auto"/>
-            </w:tcBorders>
-          </w:tcPr>
-          <w:p>
-            <w:pPr>
-              <w:pStyle w:val="NoSpacing"/>
-              <w:spacing w:line="276" w:lineRule="auto"/>
-              <w:rPr>
-                <w:sz w:val="14"/>
-                <w:szCs w:val="14"/>
-              </w:rPr>
-            </w:pPr>
-            <w:r>
-              <w:rPr>
-                <w:sz w:val="14"/>
-                <w:szCs w:val="14"/>
-              </w:rPr>
-              <w:lastRenderedPageBreak/>
-              <w:t>RQNF-B08</w:t>
-            </w:r>
-          </w:p>
-        </w:tc>
-        <w:tc>
-          <w:tcPr>
-            <w:tcW w:w="540" w:type="dxa"/>
-            <w:tcBorders>
-              <w:top w:val="single" w:sz="2" w:space="0" w:color="000000" w:themeColor="text1"/>
-              <w:left w:val="single" w:sz="4" w:space="0" w:color="auto"/>
-              <w:bottom w:val="single" w:sz="2" w:space="0" w:color="000000" w:themeColor="text1"/>
-              <w:right w:val="single" w:sz="2" w:space="0" w:color="000000" w:themeColor="text1"/>
-            </w:tcBorders>
-          </w:tcPr>
-          <w:p>
-            <w:pPr>
-              <w:pStyle w:val="NoSpacing"/>
-              <w:spacing w:line="276" w:lineRule="auto"/>
-              <w:cnfStyle w:val="000000000000" w:firstRow="0" w:lastRow="0" w:firstColumn="0" w:lastColumn="0" w:oddVBand="0" w:evenVBand="0" w:oddHBand="0" w:evenHBand="0" w:firstRowFirstColumn="0" w:firstRowLastColumn="0" w:lastRowFirstColumn="0" w:lastRowLastColumn="0"/>
-              <w:rPr>
-                <w:sz w:val="14"/>
-                <w:szCs w:val="14"/>
-              </w:rPr>
-            </w:pPr>
-            <w:r>
-              <w:rPr>
-                <w:sz w:val="14"/>
-                <w:szCs w:val="14"/>
-              </w:rPr>
-              <w:t>No Funcional</w:t>
-            </w:r>
-          </w:p>
-        </w:tc>
-        <w:tc>
-          <w:tcPr>
-            <w:tcW w:w="2520" w:type="dxa"/>
-            <w:tcBorders>
-              <w:top w:val="single" w:sz="2" w:space="0" w:color="000000" w:themeColor="text1"/>
-              <w:left w:val="single" w:sz="2" w:space="0" w:color="000000" w:themeColor="text1"/>
-              <w:bottom w:val="single" w:sz="2" w:space="0" w:color="000000" w:themeColor="text1"/>
-              <w:right w:val="single" w:sz="2" w:space="0" w:color="000000" w:themeColor="text1"/>
-            </w:tcBorders>
-          </w:tcPr>
-          <w:p>
-            <w:pPr>
-              <w:pStyle w:val="NoSpacing"/>
-              <w:spacing w:line="276" w:lineRule="auto"/>
-              <w:cnfStyle w:val="000000000000" w:firstRow="0" w:lastRow="0" w:firstColumn="0" w:lastColumn="0" w:oddVBand="0" w:evenVBand="0" w:oddHBand="0" w:evenHBand="0" w:firstRowFirstColumn="0" w:firstRowLastColumn="0" w:lastRowFirstColumn="0" w:lastRowLastColumn="0"/>
-              <w:rPr>
-                <w:sz w:val="14"/>
-                <w:szCs w:val="14"/>
-              </w:rPr>
-            </w:pPr>
-            <w:r>
-              <w:rPr>
-                <w:sz w:val="14"/>
-                <w:szCs w:val="14"/>
-              </w:rPr>
-              <w:t xml:space="preserve">El sistema debe permitir el despliegue de nuevas versiones del producto en los ambientes sin interrumpir la operación (Zero </w:t>
-            </w:r>
-            <w:proofErr w:type="spellStart"/>
-            <w:r>
-              <w:rPr>
-                <w:sz w:val="14"/>
-                <w:szCs w:val="14"/>
-              </w:rPr>
-              <w:t>Downtime</w:t>
-            </w:r>
-            <w:proofErr w:type="spellEnd"/>
-            <w:r>
-              <w:rPr>
-                <w:sz w:val="14"/>
-                <w:szCs w:val="14"/>
-              </w:rPr>
-              <w:t>) y garantizar la reversibilidad.</w:t>
-            </w:r>
-          </w:p>
-        </w:tc>
-        <w:tc>
-          <w:tcPr>
-            <w:tcW w:w="450" w:type="dxa"/>
-            <w:tcBorders>
-              <w:top w:val="single" w:sz="2" w:space="0" w:color="000000" w:themeColor="text1"/>
-              <w:left w:val="single" w:sz="2" w:space="0" w:color="000000" w:themeColor="text1"/>
-              <w:bottom w:val="single" w:sz="2" w:space="0" w:color="000000" w:themeColor="text1"/>
-              <w:right w:val="single" w:sz="2" w:space="0" w:color="000000" w:themeColor="text1"/>
-            </w:tcBorders>
-          </w:tcPr>
-          <w:p>
-            <w:pPr>
-              <w:pStyle w:val="NoSpacing"/>
-              <w:spacing w:line="276" w:lineRule="auto"/>
-              <w:cnfStyle w:val="000000000000" w:firstRow="0" w:lastRow="0" w:firstColumn="0" w:lastColumn="0" w:oddVBand="0" w:evenVBand="0" w:oddHBand="0" w:evenHBand="0" w:firstRowFirstColumn="0" w:firstRowLastColumn="0" w:lastRowFirstColumn="0" w:lastRowLastColumn="0"/>
-              <w:rPr>
-                <w:sz w:val="14"/>
-                <w:szCs w:val="14"/>
-              </w:rPr>
-            </w:pPr>
-            <w:r>
-              <w:rPr>
-                <w:sz w:val="14"/>
-                <w:szCs w:val="14"/>
-              </w:rPr>
-              <w:t>Must</w:t>
-            </w:r>
-          </w:p>
-        </w:tc>
-        <w:tc>
-          <w:tcPr>
-            <w:tcW w:w="630" w:type="dxa"/>
-            <w:tcBorders>
-              <w:top w:val="single" w:sz="2" w:space="0" w:color="000000" w:themeColor="text1"/>
-              <w:left w:val="single" w:sz="2" w:space="0" w:color="000000" w:themeColor="text1"/>
-              <w:bottom w:val="single" w:sz="2" w:space="0" w:color="000000" w:themeColor="text1"/>
-              <w:right w:val="single" w:sz="2" w:space="0" w:color="000000" w:themeColor="text1"/>
-            </w:tcBorders>
-          </w:tcPr>
-          <w:p>
-            <w:pPr>
-              <w:pStyle w:val="NoSpacing"/>
-              <w:spacing w:line="276" w:lineRule="auto"/>
-              <w:cnfStyle w:val="000000000000" w:firstRow="0" w:lastRow="0" w:firstColumn="0" w:lastColumn="0" w:oddVBand="0" w:evenVBand="0" w:oddHBand="0" w:evenHBand="0" w:firstRowFirstColumn="0" w:firstRowLastColumn="0" w:lastRowFirstColumn="0" w:lastRowLastColumn="0"/>
-              <w:rPr>
-                <w:sz w:val="14"/>
-                <w:szCs w:val="14"/>
-              </w:rPr>
-            </w:pPr>
-            <w:r>
-              <w:rPr>
-                <w:sz w:val="14"/>
-                <w:szCs w:val="14"/>
-              </w:rPr>
-              <w:t>§4; ENT2 [00:05:16]</w:t>
-            </w:r>
-          </w:p>
-        </w:tc>
-        <w:tc>
-          <w:tcPr>
-            <w:tcW w:w="2964" w:type="dxa"/>
-            <w:tcBorders>
-              <w:top w:val="single" w:sz="2" w:space="0" w:color="000000" w:themeColor="text1"/>
-              <w:left w:val="single" w:sz="2" w:space="0" w:color="000000" w:themeColor="text1"/>
-              <w:bottom w:val="single" w:sz="2" w:space="0" w:color="000000" w:themeColor="text1"/>
-              <w:right w:val="single" w:sz="2" w:space="0" w:color="000000" w:themeColor="text1"/>
-            </w:tcBorders>
-          </w:tcPr>
-          <w:p>
-            <w:pPr>
-              <w:pStyle w:val="NoSpacing"/>
-              <w:spacing w:line="276" w:lineRule="auto"/>
-              <w:cnfStyle w:val="000000000000" w:firstRow="0" w:lastRow="0" w:firstColumn="0" w:lastColumn="0" w:oddVBand="0" w:evenVBand="0" w:oddHBand="0" w:evenHBand="0" w:firstRowFirstColumn="0" w:firstRowLastColumn="0" w:lastRowFirstColumn="0" w:lastRowLastColumn="0"/>
-              <w:rPr>
-                <w:sz w:val="14"/>
-                <w:szCs w:val="14"/>
-              </w:rPr>
-            </w:pPr>
-            <w:r>
-              <w:rPr>
-                <w:sz w:val="14"/>
-                <w:szCs w:val="14"/>
-              </w:rPr>
-              <w:t>Generar peticiones continuas al sistema mediante un script mientras se lanza el pipeline de actualización; validar que ninguna solicitud se rechaza y que un comando "</w:t>
-            </w:r>
-            <w:proofErr w:type="spellStart"/>
-            <w:r>
-              <w:rPr>
-                <w:sz w:val="14"/>
-                <w:szCs w:val="14"/>
-              </w:rPr>
-              <w:t>rollback</w:t>
-            </w:r>
-            <w:proofErr w:type="spellEnd"/>
-            <w:r>
-              <w:rPr>
-                <w:sz w:val="14"/>
-                <w:szCs w:val="14"/>
-              </w:rPr>
-              <w:t>" devuelve el estado intacto.</w:t>
-            </w:r>
-          </w:p>
-        </w:tc>
-      </w:tr>
-      <w:tr>
-        <w:trPr>
-          <w:cnfStyle w:val="000000100000" w:firstRow="0" w:lastRow="0" w:firstColumn="0" w:lastColumn="0" w:oddVBand="0" w:evenVBand="0" w:oddHBand="1" w:evenHBand="0" w:firstRowFirstColumn="0" w:firstRowLastColumn="0" w:lastRowFirstColumn="0" w:lastRowLastColumn="0"/>
-          <w:cantSplit/>
-          <w:trHeight w:val="119"/>
-        </w:trPr>
-        <w:tc>
-          <w:tcPr>
-            <w:cnfStyle w:val="001000000000" w:firstRow="0" w:lastRow="0" w:firstColumn="1" w:lastColumn="0" w:oddVBand="0" w:evenVBand="0" w:oddHBand="0" w:evenHBand="0" w:firstRowFirstColumn="0" w:firstRowLastColumn="0" w:lastRowFirstColumn="0" w:lastRowLastColumn="0"/>
-            <w:tcW w:w="537" w:type="dxa"/>
-            <w:tcBorders>
-              <w:top w:val="single" w:sz="4" w:space="0" w:color="auto"/>
-              <w:left w:val="single" w:sz="4" w:space="0" w:color="auto"/>
-              <w:bottom w:val="single" w:sz="4" w:space="0" w:color="auto"/>
-              <w:right w:val="single" w:sz="4" w:space="0" w:color="auto"/>
-            </w:tcBorders>
-          </w:tcPr>
-          <w:p>
-            <w:pPr>
-              <w:pStyle w:val="NoSpacing"/>
-              <w:spacing w:line="276" w:lineRule="auto"/>
-              <w:rPr>
-                <w:sz w:val="14"/>
-                <w:szCs w:val="14"/>
-              </w:rPr>
-            </w:pPr>
-            <w:r>
-              <w:rPr>
-                <w:sz w:val="14"/>
-                <w:szCs w:val="14"/>
-              </w:rPr>
-              <w:t>RQNF-B09</w:t>
-            </w:r>
-          </w:p>
-        </w:tc>
-        <w:tc>
-          <w:tcPr>
-            <w:tcW w:w="540" w:type="dxa"/>
-            <w:tcBorders>
-              <w:top w:val="single" w:sz="2" w:space="0" w:color="000000" w:themeColor="text1"/>
-              <w:left w:val="single" w:sz="4" w:space="0" w:color="auto"/>
-              <w:bottom w:val="single" w:sz="2" w:space="0" w:color="000000" w:themeColor="text1"/>
-              <w:right w:val="single" w:sz="2" w:space="0" w:color="000000" w:themeColor="text1"/>
-            </w:tcBorders>
-          </w:tcPr>
-          <w:p>
-            <w:pPr>
-              <w:pStyle w:val="NoSpacing"/>
-              <w:spacing w:line="276" w:lineRule="auto"/>
-              <w:cnfStyle w:val="000000100000" w:firstRow="0" w:lastRow="0" w:firstColumn="0" w:lastColumn="0" w:oddVBand="0" w:evenVBand="0" w:oddHBand="1" w:evenHBand="0" w:firstRowFirstColumn="0" w:firstRowLastColumn="0" w:lastRowFirstColumn="0" w:lastRowLastColumn="0"/>
-              <w:rPr>
-                <w:sz w:val="14"/>
-                <w:szCs w:val="14"/>
-              </w:rPr>
-            </w:pPr>
-            <w:r>
-              <w:rPr>
-                <w:sz w:val="14"/>
-                <w:szCs w:val="14"/>
-              </w:rPr>
-              <w:t>No Funcional</w:t>
-            </w:r>
-          </w:p>
-        </w:tc>
-        <w:tc>
-          <w:tcPr>
-            <w:tcW w:w="2520" w:type="dxa"/>
-            <w:tcBorders>
-              <w:top w:val="single" w:sz="2" w:space="0" w:color="000000" w:themeColor="text1"/>
-              <w:left w:val="single" w:sz="2" w:space="0" w:color="000000" w:themeColor="text1"/>
-              <w:bottom w:val="single" w:sz="2" w:space="0" w:color="000000" w:themeColor="text1"/>
-              <w:right w:val="single" w:sz="2" w:space="0" w:color="000000" w:themeColor="text1"/>
-            </w:tcBorders>
-          </w:tcPr>
-          <w:p>
-            <w:pPr>
-              <w:pStyle w:val="NoSpacing"/>
-              <w:spacing w:line="276" w:lineRule="auto"/>
-              <w:cnfStyle w:val="000000100000" w:firstRow="0" w:lastRow="0" w:firstColumn="0" w:lastColumn="0" w:oddVBand="0" w:evenVBand="0" w:oddHBand="1" w:evenHBand="0" w:firstRowFirstColumn="0" w:firstRowLastColumn="0" w:lastRowFirstColumn="0" w:lastRowLastColumn="0"/>
-              <w:rPr>
-                <w:sz w:val="14"/>
-                <w:szCs w:val="14"/>
-              </w:rPr>
-            </w:pPr>
-            <w:r>
-              <w:rPr>
-                <w:sz w:val="14"/>
-                <w:szCs w:val="14"/>
-              </w:rPr>
-              <w:t>El sistema debe enmascarar u ofuscar toda información confidencial de clientes antes de replicar bases de datos a los entornos de desarrollo o integración.</w:t>
-            </w:r>
-          </w:p>
-        </w:tc>
-        <w:tc>
-          <w:tcPr>
-            <w:tcW w:w="450" w:type="dxa"/>
-            <w:tcBorders>
-              <w:top w:val="single" w:sz="2" w:space="0" w:color="000000" w:themeColor="text1"/>
-              <w:left w:val="single" w:sz="2" w:space="0" w:color="000000" w:themeColor="text1"/>
-              <w:bottom w:val="single" w:sz="2" w:space="0" w:color="000000" w:themeColor="text1"/>
-              <w:right w:val="single" w:sz="2" w:space="0" w:color="000000" w:themeColor="text1"/>
-            </w:tcBorders>
-          </w:tcPr>
-          <w:p>
-            <w:pPr>
-              <w:pStyle w:val="NoSpacing"/>
-              <w:spacing w:line="276" w:lineRule="auto"/>
-              <w:cnfStyle w:val="000000100000" w:firstRow="0" w:lastRow="0" w:firstColumn="0" w:lastColumn="0" w:oddVBand="0" w:evenVBand="0" w:oddHBand="1" w:evenHBand="0" w:firstRowFirstColumn="0" w:firstRowLastColumn="0" w:lastRowFirstColumn="0" w:lastRowLastColumn="0"/>
-              <w:rPr>
-                <w:sz w:val="14"/>
-                <w:szCs w:val="14"/>
-              </w:rPr>
-            </w:pPr>
-            <w:r>
-              <w:rPr>
-                <w:sz w:val="14"/>
-                <w:szCs w:val="14"/>
-              </w:rPr>
-              <w:t>Must</w:t>
-            </w:r>
-          </w:p>
-        </w:tc>
-        <w:tc>
-          <w:tcPr>
-            <w:tcW w:w="630" w:type="dxa"/>
-            <w:tcBorders>
-              <w:top w:val="single" w:sz="2" w:space="0" w:color="000000" w:themeColor="text1"/>
-              <w:left w:val="single" w:sz="2" w:space="0" w:color="000000" w:themeColor="text1"/>
-              <w:bottom w:val="single" w:sz="2" w:space="0" w:color="000000" w:themeColor="text1"/>
-              <w:right w:val="single" w:sz="2" w:space="0" w:color="000000" w:themeColor="text1"/>
-            </w:tcBorders>
-          </w:tcPr>
-          <w:p>
-            <w:pPr>
-              <w:pStyle w:val="NoSpacing"/>
-              <w:spacing w:line="276" w:lineRule="auto"/>
-              <w:cnfStyle w:val="000000100000" w:firstRow="0" w:lastRow="0" w:firstColumn="0" w:lastColumn="0" w:oddVBand="0" w:evenVBand="0" w:oddHBand="1" w:evenHBand="0" w:firstRowFirstColumn="0" w:firstRowLastColumn="0" w:lastRowFirstColumn="0" w:lastRowLastColumn="0"/>
-              <w:rPr>
-                <w:sz w:val="14"/>
-                <w:szCs w:val="14"/>
-              </w:rPr>
-            </w:pPr>
-            <w:r>
-              <w:rPr>
-                <w:sz w:val="14"/>
-                <w:szCs w:val="14"/>
-              </w:rPr>
-              <w:t>§4; ENT2 [00:05:16]</w:t>
-            </w:r>
-          </w:p>
-        </w:tc>
-        <w:tc>
-          <w:tcPr>
-            <w:tcW w:w="2964" w:type="dxa"/>
-            <w:tcBorders>
-              <w:top w:val="single" w:sz="2" w:space="0" w:color="000000" w:themeColor="text1"/>
-              <w:left w:val="single" w:sz="2" w:space="0" w:color="000000" w:themeColor="text1"/>
-              <w:bottom w:val="single" w:sz="2" w:space="0" w:color="000000" w:themeColor="text1"/>
-              <w:right w:val="single" w:sz="2" w:space="0" w:color="000000" w:themeColor="text1"/>
-            </w:tcBorders>
-          </w:tcPr>
-          <w:p>
-            <w:pPr>
-              <w:pStyle w:val="NoSpacing"/>
-              <w:spacing w:line="276" w:lineRule="auto"/>
-              <w:cnfStyle w:val="000000100000" w:firstRow="0" w:lastRow="0" w:firstColumn="0" w:lastColumn="0" w:oddVBand="0" w:evenVBand="0" w:oddHBand="1" w:evenHBand="0" w:firstRowFirstColumn="0" w:firstRowLastColumn="0" w:lastRowFirstColumn="0" w:lastRowLastColumn="0"/>
-              <w:rPr>
-                <w:sz w:val="14"/>
-                <w:szCs w:val="14"/>
-              </w:rPr>
-            </w:pPr>
-            <w:r>
-              <w:rPr>
-                <w:sz w:val="14"/>
-                <w:szCs w:val="14"/>
-              </w:rPr>
-              <w:t xml:space="preserve">Ejecutar el trabajo automático de volcado de datos desde Producción hacia </w:t>
-            </w:r>
-            <w:proofErr w:type="spellStart"/>
-            <w:r>
-              <w:rPr>
-                <w:sz w:val="14"/>
-                <w:szCs w:val="14"/>
-              </w:rPr>
-              <w:t>Testing</w:t>
-            </w:r>
-            <w:proofErr w:type="spellEnd"/>
-            <w:r>
-              <w:rPr>
-                <w:sz w:val="14"/>
-                <w:szCs w:val="14"/>
-              </w:rPr>
-              <w:t xml:space="preserve"> y verificar mediante consultas en el destino que los identificadores y nombres aparecen truncados o sustituidos.</w:t>
-            </w:r>
-          </w:p>
-        </w:tc>
-      </w:tr>
-      <w:tr>
-        <w:trPr>
-          <w:cantSplit/>
-          <w:trHeight w:val="119"/>
-        </w:trPr>
-        <w:tc>
-          <w:tcPr>
-            <w:cnfStyle w:val="001000000000" w:firstRow="0" w:lastRow="0" w:firstColumn="1" w:lastColumn="0" w:oddVBand="0" w:evenVBand="0" w:oddHBand="0" w:evenHBand="0" w:firstRowFirstColumn="0" w:firstRowLastColumn="0" w:lastRowFirstColumn="0" w:lastRowLastColumn="0"/>
-            <w:tcW w:w="537" w:type="dxa"/>
-            <w:tcBorders>
-              <w:top w:val="single" w:sz="4" w:space="0" w:color="auto"/>
-              <w:left w:val="single" w:sz="4" w:space="0" w:color="auto"/>
-              <w:bottom w:val="single" w:sz="4" w:space="0" w:color="auto"/>
-              <w:right w:val="single" w:sz="4" w:space="0" w:color="auto"/>
-            </w:tcBorders>
-          </w:tcPr>
-          <w:p>
-            <w:pPr>
-              <w:pStyle w:val="NoSpacing"/>
-              <w:spacing w:line="276" w:lineRule="auto"/>
-              <w:rPr>
-                <w:sz w:val="14"/>
-                <w:szCs w:val="14"/>
-              </w:rPr>
-            </w:pPr>
-            <w:r>
-              <w:rPr>
-                <w:sz w:val="14"/>
-                <w:szCs w:val="14"/>
-              </w:rPr>
-              <w:t>RQNF-B10</w:t>
-            </w:r>
-          </w:p>
-        </w:tc>
-        <w:tc>
-          <w:tcPr>
-            <w:tcW w:w="540" w:type="dxa"/>
-            <w:tcBorders>
-              <w:top w:val="single" w:sz="2" w:space="0" w:color="000000" w:themeColor="text1"/>
-              <w:left w:val="single" w:sz="4" w:space="0" w:color="auto"/>
-              <w:bottom w:val="single" w:sz="2" w:space="0" w:color="000000" w:themeColor="text1"/>
-              <w:right w:val="single" w:sz="2" w:space="0" w:color="000000" w:themeColor="text1"/>
-            </w:tcBorders>
-          </w:tcPr>
-          <w:p>
-            <w:pPr>
-              <w:pStyle w:val="NoSpacing"/>
-              <w:spacing w:line="276" w:lineRule="auto"/>
-              <w:cnfStyle w:val="000000000000" w:firstRow="0" w:lastRow="0" w:firstColumn="0" w:lastColumn="0" w:oddVBand="0" w:evenVBand="0" w:oddHBand="0" w:evenHBand="0" w:firstRowFirstColumn="0" w:firstRowLastColumn="0" w:lastRowFirstColumn="0" w:lastRowLastColumn="0"/>
-              <w:rPr>
-                <w:sz w:val="14"/>
-                <w:szCs w:val="14"/>
-              </w:rPr>
-            </w:pPr>
-            <w:r>
-              <w:rPr>
-                <w:sz w:val="14"/>
-                <w:szCs w:val="14"/>
-              </w:rPr>
-              <w:t>No Funcional</w:t>
-            </w:r>
-          </w:p>
-        </w:tc>
-        <w:tc>
-          <w:tcPr>
-            <w:tcW w:w="2520" w:type="dxa"/>
-            <w:tcBorders>
-              <w:top w:val="single" w:sz="2" w:space="0" w:color="000000" w:themeColor="text1"/>
-              <w:left w:val="single" w:sz="2" w:space="0" w:color="000000" w:themeColor="text1"/>
-              <w:bottom w:val="single" w:sz="2" w:space="0" w:color="000000" w:themeColor="text1"/>
-              <w:right w:val="single" w:sz="2" w:space="0" w:color="000000" w:themeColor="text1"/>
-            </w:tcBorders>
-          </w:tcPr>
-          <w:p>
-            <w:pPr>
-              <w:pStyle w:val="NoSpacing"/>
-              <w:spacing w:line="276" w:lineRule="auto"/>
-              <w:cnfStyle w:val="000000000000" w:firstRow="0" w:lastRow="0" w:firstColumn="0" w:lastColumn="0" w:oddVBand="0" w:evenVBand="0" w:oddHBand="0" w:evenHBand="0" w:firstRowFirstColumn="0" w:firstRowLastColumn="0" w:lastRowFirstColumn="0" w:lastRowLastColumn="0"/>
-              <w:rPr>
-                <w:sz w:val="14"/>
-                <w:szCs w:val="14"/>
-              </w:rPr>
-            </w:pPr>
-            <w:r>
-              <w:rPr>
-                <w:sz w:val="14"/>
-                <w:szCs w:val="14"/>
-              </w:rPr>
-              <w:t>El sistema debe asegurar los archivos y bases de datos empleando cifrado estándar para todos sus recursos de almacenamiento permanente (reposo) y comunicaciones (tránsito).</w:t>
-            </w:r>
-          </w:p>
-        </w:tc>
-        <w:tc>
-          <w:tcPr>
-            <w:tcW w:w="450" w:type="dxa"/>
-            <w:tcBorders>
-              <w:top w:val="single" w:sz="2" w:space="0" w:color="000000" w:themeColor="text1"/>
-              <w:left w:val="single" w:sz="2" w:space="0" w:color="000000" w:themeColor="text1"/>
-              <w:bottom w:val="single" w:sz="2" w:space="0" w:color="000000" w:themeColor="text1"/>
-              <w:right w:val="single" w:sz="2" w:space="0" w:color="000000" w:themeColor="text1"/>
-            </w:tcBorders>
-          </w:tcPr>
-          <w:p>
-            <w:pPr>
-              <w:pStyle w:val="NoSpacing"/>
-              <w:spacing w:line="276" w:lineRule="auto"/>
-              <w:cnfStyle w:val="000000000000" w:firstRow="0" w:lastRow="0" w:firstColumn="0" w:lastColumn="0" w:oddVBand="0" w:evenVBand="0" w:oddHBand="0" w:evenHBand="0" w:firstRowFirstColumn="0" w:firstRowLastColumn="0" w:lastRowFirstColumn="0" w:lastRowLastColumn="0"/>
-              <w:rPr>
-                <w:sz w:val="14"/>
-                <w:szCs w:val="14"/>
-              </w:rPr>
-            </w:pPr>
-            <w:r>
-              <w:rPr>
-                <w:sz w:val="14"/>
-                <w:szCs w:val="14"/>
-              </w:rPr>
-              <w:t>Must</w:t>
-            </w:r>
-          </w:p>
-        </w:tc>
-        <w:tc>
-          <w:tcPr>
-            <w:tcW w:w="630" w:type="dxa"/>
-            <w:tcBorders>
-              <w:top w:val="single" w:sz="2" w:space="0" w:color="000000" w:themeColor="text1"/>
-              <w:left w:val="single" w:sz="2" w:space="0" w:color="000000" w:themeColor="text1"/>
-              <w:bottom w:val="single" w:sz="2" w:space="0" w:color="000000" w:themeColor="text1"/>
-              <w:right w:val="single" w:sz="2" w:space="0" w:color="000000" w:themeColor="text1"/>
-            </w:tcBorders>
-          </w:tcPr>
-          <w:p>
-            <w:pPr>
-              <w:pStyle w:val="NoSpacing"/>
-              <w:spacing w:line="276" w:lineRule="auto"/>
-              <w:cnfStyle w:val="000000000000" w:firstRow="0" w:lastRow="0" w:firstColumn="0" w:lastColumn="0" w:oddVBand="0" w:evenVBand="0" w:oddHBand="0" w:evenHBand="0" w:firstRowFirstColumn="0" w:firstRowLastColumn="0" w:lastRowFirstColumn="0" w:lastRowLastColumn="0"/>
-              <w:rPr>
-                <w:sz w:val="14"/>
-                <w:szCs w:val="14"/>
-              </w:rPr>
-            </w:pPr>
-            <w:r>
-              <w:rPr>
-                <w:sz w:val="14"/>
-                <w:szCs w:val="14"/>
-              </w:rPr>
-              <w:t>§4; §2.11; ENT6 [00:07:26]</w:t>
-            </w:r>
-          </w:p>
-        </w:tc>
-        <w:tc>
-          <w:tcPr>
-            <w:tcW w:w="2964" w:type="dxa"/>
-            <w:tcBorders>
-              <w:top w:val="single" w:sz="2" w:space="0" w:color="000000" w:themeColor="text1"/>
-              <w:left w:val="single" w:sz="2" w:space="0" w:color="000000" w:themeColor="text1"/>
-              <w:bottom w:val="single" w:sz="2" w:space="0" w:color="000000" w:themeColor="text1"/>
-              <w:right w:val="single" w:sz="2" w:space="0" w:color="000000" w:themeColor="text1"/>
-            </w:tcBorders>
-          </w:tcPr>
-          <w:p>
-            <w:pPr>
-              <w:pStyle w:val="NoSpacing"/>
-              <w:spacing w:line="276" w:lineRule="auto"/>
-              <w:cnfStyle w:val="000000000000" w:firstRow="0" w:lastRow="0" w:firstColumn="0" w:lastColumn="0" w:oddVBand="0" w:evenVBand="0" w:oddHBand="0" w:evenHBand="0" w:firstRowFirstColumn="0" w:firstRowLastColumn="0" w:lastRowFirstColumn="0" w:lastRowLastColumn="0"/>
-              <w:rPr>
-                <w:sz w:val="14"/>
-                <w:szCs w:val="14"/>
-              </w:rPr>
-            </w:pPr>
-            <w:r>
-              <w:rPr>
-                <w:sz w:val="14"/>
-                <w:szCs w:val="14"/>
-              </w:rPr>
-              <w:t>Comprobar mediante escaneo de seguridad en la nube que los volúmenes de disco presentan encriptación AES-256 (KMS) activa y que el balanceador bloquea peticiones HTTP no cifradas.</w:t>
-            </w:r>
-          </w:p>
-        </w:tc>
-      </w:tr>
-      <w:tr>
-        <w:trPr>
-          <w:cnfStyle w:val="000000100000" w:firstRow="0" w:lastRow="0" w:firstColumn="0" w:lastColumn="0" w:oddVBand="0" w:evenVBand="0" w:oddHBand="1" w:evenHBand="0" w:firstRowFirstColumn="0" w:firstRowLastColumn="0" w:lastRowFirstColumn="0" w:lastRowLastColumn="0"/>
-          <w:cantSplit/>
-          <w:trHeight w:val="119"/>
-        </w:trPr>
-        <w:tc>
-          <w:tcPr>
-            <w:cnfStyle w:val="001000000000" w:firstRow="0" w:lastRow="0" w:firstColumn="1" w:lastColumn="0" w:oddVBand="0" w:evenVBand="0" w:oddHBand="0" w:evenHBand="0" w:firstRowFirstColumn="0" w:firstRowLastColumn="0" w:lastRowFirstColumn="0" w:lastRowLastColumn="0"/>
-            <w:tcW w:w="537" w:type="dxa"/>
-            <w:tcBorders>
-              <w:top w:val="single" w:sz="4" w:space="0" w:color="auto"/>
-              <w:left w:val="single" w:sz="4" w:space="0" w:color="auto"/>
-              <w:bottom w:val="single" w:sz="4" w:space="0" w:color="auto"/>
-              <w:right w:val="single" w:sz="4" w:space="0" w:color="auto"/>
-            </w:tcBorders>
-          </w:tcPr>
-          <w:p>
-            <w:pPr>
-              <w:pStyle w:val="NoSpacing"/>
-              <w:spacing w:line="276" w:lineRule="auto"/>
-              <w:rPr>
-                <w:sz w:val="14"/>
-                <w:szCs w:val="14"/>
-              </w:rPr>
-            </w:pPr>
-            <w:r>
-              <w:rPr>
-                <w:sz w:val="14"/>
-                <w:szCs w:val="14"/>
-              </w:rPr>
-              <w:t>RQNF-B11</w:t>
-            </w:r>
-          </w:p>
-        </w:tc>
-        <w:tc>
-          <w:tcPr>
-            <w:tcW w:w="540" w:type="dxa"/>
-            <w:tcBorders>
-              <w:top w:val="single" w:sz="2" w:space="0" w:color="000000" w:themeColor="text1"/>
-              <w:left w:val="single" w:sz="4" w:space="0" w:color="auto"/>
-              <w:bottom w:val="single" w:sz="2" w:space="0" w:color="000000" w:themeColor="text1"/>
-              <w:right w:val="single" w:sz="2" w:space="0" w:color="000000" w:themeColor="text1"/>
-            </w:tcBorders>
-          </w:tcPr>
-          <w:p>
-            <w:pPr>
-              <w:pStyle w:val="NoSpacing"/>
-              <w:spacing w:line="276" w:lineRule="auto"/>
-              <w:cnfStyle w:val="000000100000" w:firstRow="0" w:lastRow="0" w:firstColumn="0" w:lastColumn="0" w:oddVBand="0" w:evenVBand="0" w:oddHBand="1" w:evenHBand="0" w:firstRowFirstColumn="0" w:firstRowLastColumn="0" w:lastRowFirstColumn="0" w:lastRowLastColumn="0"/>
-              <w:rPr>
-                <w:sz w:val="14"/>
-                <w:szCs w:val="14"/>
-              </w:rPr>
-            </w:pPr>
-            <w:r>
-              <w:rPr>
-                <w:sz w:val="14"/>
-                <w:szCs w:val="14"/>
-              </w:rPr>
-              <w:t>No Funcional</w:t>
-            </w:r>
-          </w:p>
-        </w:tc>
-        <w:tc>
-          <w:tcPr>
-            <w:tcW w:w="2520" w:type="dxa"/>
-            <w:tcBorders>
-              <w:top w:val="single" w:sz="2" w:space="0" w:color="000000" w:themeColor="text1"/>
-              <w:left w:val="single" w:sz="2" w:space="0" w:color="000000" w:themeColor="text1"/>
-              <w:bottom w:val="single" w:sz="2" w:space="0" w:color="000000" w:themeColor="text1"/>
-              <w:right w:val="single" w:sz="2" w:space="0" w:color="000000" w:themeColor="text1"/>
-            </w:tcBorders>
-          </w:tcPr>
-          <w:p>
-            <w:pPr>
-              <w:pStyle w:val="NoSpacing"/>
-              <w:spacing w:line="276" w:lineRule="auto"/>
-              <w:cnfStyle w:val="000000100000" w:firstRow="0" w:lastRow="0" w:firstColumn="0" w:lastColumn="0" w:oddVBand="0" w:evenVBand="0" w:oddHBand="1" w:evenHBand="0" w:firstRowFirstColumn="0" w:firstRowLastColumn="0" w:lastRowFirstColumn="0" w:lastRowLastColumn="0"/>
-              <w:rPr>
-                <w:sz w:val="14"/>
-                <w:szCs w:val="14"/>
-              </w:rPr>
-            </w:pPr>
-            <w:r>
-              <w:rPr>
-                <w:sz w:val="14"/>
-                <w:szCs w:val="14"/>
-              </w:rPr>
-              <w:t>El sistema debe ejecutar una rutina automatizada que borre los datos y expedientes de forma permanente una vez transcurrido el plazo máximo de retención normativo dictado.</w:t>
-            </w:r>
-          </w:p>
-        </w:tc>
-        <w:tc>
-          <w:tcPr>
-            <w:tcW w:w="450" w:type="dxa"/>
-            <w:tcBorders>
-              <w:top w:val="single" w:sz="2" w:space="0" w:color="000000" w:themeColor="text1"/>
-              <w:left w:val="single" w:sz="2" w:space="0" w:color="000000" w:themeColor="text1"/>
-              <w:bottom w:val="single" w:sz="2" w:space="0" w:color="000000" w:themeColor="text1"/>
-              <w:right w:val="single" w:sz="2" w:space="0" w:color="000000" w:themeColor="text1"/>
-            </w:tcBorders>
-          </w:tcPr>
-          <w:p>
-            <w:pPr>
-              <w:pStyle w:val="NoSpacing"/>
-              <w:spacing w:line="276" w:lineRule="auto"/>
-              <w:cnfStyle w:val="000000100000" w:firstRow="0" w:lastRow="0" w:firstColumn="0" w:lastColumn="0" w:oddVBand="0" w:evenVBand="0" w:oddHBand="1" w:evenHBand="0" w:firstRowFirstColumn="0" w:firstRowLastColumn="0" w:lastRowFirstColumn="0" w:lastRowLastColumn="0"/>
-              <w:rPr>
-                <w:sz w:val="14"/>
-                <w:szCs w:val="14"/>
-              </w:rPr>
-            </w:pPr>
-            <w:r>
-              <w:rPr>
-                <w:sz w:val="14"/>
-                <w:szCs w:val="14"/>
-              </w:rPr>
-              <w:t>Must</w:t>
-            </w:r>
-          </w:p>
-        </w:tc>
-        <w:tc>
-          <w:tcPr>
-            <w:tcW w:w="630" w:type="dxa"/>
-            <w:tcBorders>
-              <w:top w:val="single" w:sz="2" w:space="0" w:color="000000" w:themeColor="text1"/>
-              <w:left w:val="single" w:sz="2" w:space="0" w:color="000000" w:themeColor="text1"/>
-              <w:bottom w:val="single" w:sz="2" w:space="0" w:color="000000" w:themeColor="text1"/>
-              <w:right w:val="single" w:sz="2" w:space="0" w:color="000000" w:themeColor="text1"/>
-            </w:tcBorders>
-          </w:tcPr>
-          <w:p>
-            <w:pPr>
-              <w:pStyle w:val="NoSpacing"/>
-              <w:spacing w:line="276" w:lineRule="auto"/>
-              <w:cnfStyle w:val="000000100000" w:firstRow="0" w:lastRow="0" w:firstColumn="0" w:lastColumn="0" w:oddVBand="0" w:evenVBand="0" w:oddHBand="1" w:evenHBand="0" w:firstRowFirstColumn="0" w:firstRowLastColumn="0" w:lastRowFirstColumn="0" w:lastRowLastColumn="0"/>
-              <w:rPr>
-                <w:sz w:val="14"/>
-                <w:szCs w:val="14"/>
-              </w:rPr>
-            </w:pPr>
-            <w:r>
-              <w:rPr>
-                <w:sz w:val="14"/>
-                <w:szCs w:val="14"/>
-              </w:rPr>
-              <w:t>§4; §2.11; ENT6 [00:07:26]</w:t>
-            </w:r>
-          </w:p>
-        </w:tc>
-        <w:tc>
-          <w:tcPr>
-            <w:tcW w:w="2964" w:type="dxa"/>
-            <w:tcBorders>
-              <w:top w:val="single" w:sz="2" w:space="0" w:color="000000" w:themeColor="text1"/>
-              <w:left w:val="single" w:sz="2" w:space="0" w:color="000000" w:themeColor="text1"/>
-              <w:bottom w:val="single" w:sz="2" w:space="0" w:color="000000" w:themeColor="text1"/>
-              <w:right w:val="single" w:sz="2" w:space="0" w:color="000000" w:themeColor="text1"/>
-            </w:tcBorders>
-          </w:tcPr>
-          <w:p>
-            <w:pPr>
-              <w:pStyle w:val="NoSpacing"/>
-              <w:spacing w:line="276" w:lineRule="auto"/>
-              <w:cnfStyle w:val="000000100000" w:firstRow="0" w:lastRow="0" w:firstColumn="0" w:lastColumn="0" w:oddVBand="0" w:evenVBand="0" w:oddHBand="1" w:evenHBand="0" w:firstRowFirstColumn="0" w:firstRowLastColumn="0" w:lastRowFirstColumn="0" w:lastRowLastColumn="0"/>
-              <w:rPr>
-                <w:sz w:val="14"/>
-                <w:szCs w:val="14"/>
-              </w:rPr>
-            </w:pPr>
-            <w:r>
-              <w:rPr>
-                <w:sz w:val="14"/>
-                <w:szCs w:val="14"/>
-              </w:rPr>
-              <w:t>Alterar artificialmente la fecha de creación de un caso en base de datos para que supere el límite legal de 10 años, ejecutar el cron de limpieza y confirmar que el registro es expurgado del disco.</w:t>
-            </w:r>
-          </w:p>
-        </w:tc>
-      </w:tr>
-      <w:tr>
-        <w:trPr>
-          <w:cantSplit/>
-          <w:trHeight w:val="119"/>
-        </w:trPr>
-        <w:tc>
-          <w:tcPr>
-            <w:cnfStyle w:val="001000000000" w:firstRow="0" w:lastRow="0" w:firstColumn="1" w:lastColumn="0" w:oddVBand="0" w:evenVBand="0" w:oddHBand="0" w:evenHBand="0" w:firstRowFirstColumn="0" w:firstRowLastColumn="0" w:lastRowFirstColumn="0" w:lastRowLastColumn="0"/>
-            <w:tcW w:w="537" w:type="dxa"/>
-            <w:tcBorders>
-              <w:top w:val="single" w:sz="4" w:space="0" w:color="auto"/>
-              <w:left w:val="single" w:sz="4" w:space="0" w:color="auto"/>
-              <w:bottom w:val="single" w:sz="4" w:space="0" w:color="auto"/>
-              <w:right w:val="single" w:sz="4" w:space="0" w:color="auto"/>
-            </w:tcBorders>
-          </w:tcPr>
-          <w:p>
-            <w:pPr>
-              <w:pStyle w:val="NoSpacing"/>
-              <w:spacing w:line="276" w:lineRule="auto"/>
-              <w:rPr>
-                <w:sz w:val="14"/>
-                <w:szCs w:val="14"/>
-              </w:rPr>
-            </w:pPr>
-            <w:r>
-              <w:rPr>
-                <w:sz w:val="14"/>
-                <w:szCs w:val="14"/>
-              </w:rPr>
-              <w:t>RQNF-B12</w:t>
-            </w:r>
-          </w:p>
-        </w:tc>
-        <w:tc>
-          <w:tcPr>
-            <w:tcW w:w="540" w:type="dxa"/>
-            <w:tcBorders>
-              <w:top w:val="single" w:sz="2" w:space="0" w:color="000000" w:themeColor="text1"/>
-              <w:left w:val="single" w:sz="4" w:space="0" w:color="auto"/>
-              <w:bottom w:val="single" w:sz="2" w:space="0" w:color="000000" w:themeColor="text1"/>
-              <w:right w:val="single" w:sz="2" w:space="0" w:color="000000" w:themeColor="text1"/>
-            </w:tcBorders>
-          </w:tcPr>
-          <w:p>
-            <w:pPr>
-              <w:pStyle w:val="NoSpacing"/>
-              <w:spacing w:line="276" w:lineRule="auto"/>
-              <w:cnfStyle w:val="000000000000" w:firstRow="0" w:lastRow="0" w:firstColumn="0" w:lastColumn="0" w:oddVBand="0" w:evenVBand="0" w:oddHBand="0" w:evenHBand="0" w:firstRowFirstColumn="0" w:firstRowLastColumn="0" w:lastRowFirstColumn="0" w:lastRowLastColumn="0"/>
-              <w:rPr>
-                <w:sz w:val="14"/>
-                <w:szCs w:val="14"/>
-              </w:rPr>
-            </w:pPr>
-            <w:r>
-              <w:rPr>
-                <w:sz w:val="14"/>
-                <w:szCs w:val="14"/>
-              </w:rPr>
-              <w:t>No Funcional</w:t>
-            </w:r>
-          </w:p>
-        </w:tc>
-        <w:tc>
-          <w:tcPr>
-            <w:tcW w:w="2520" w:type="dxa"/>
-            <w:tcBorders>
-              <w:top w:val="single" w:sz="2" w:space="0" w:color="000000" w:themeColor="text1"/>
-              <w:left w:val="single" w:sz="2" w:space="0" w:color="000000" w:themeColor="text1"/>
-              <w:bottom w:val="single" w:sz="2" w:space="0" w:color="000000" w:themeColor="text1"/>
-              <w:right w:val="single" w:sz="2" w:space="0" w:color="000000" w:themeColor="text1"/>
-            </w:tcBorders>
-          </w:tcPr>
-          <w:p>
-            <w:pPr>
-              <w:pStyle w:val="NoSpacing"/>
-              <w:spacing w:line="276" w:lineRule="auto"/>
-              <w:cnfStyle w:val="000000000000" w:firstRow="0" w:lastRow="0" w:firstColumn="0" w:lastColumn="0" w:oddVBand="0" w:evenVBand="0" w:oddHBand="0" w:evenHBand="0" w:firstRowFirstColumn="0" w:firstRowLastColumn="0" w:lastRowFirstColumn="0" w:lastRowLastColumn="0"/>
-              <w:rPr>
-                <w:sz w:val="14"/>
-                <w:szCs w:val="14"/>
-              </w:rPr>
-            </w:pPr>
-            <w:r>
-              <w:rPr>
-                <w:sz w:val="14"/>
-                <w:szCs w:val="14"/>
-              </w:rPr>
-              <w:t>El sistema debe prevenir el registro de cualquier Dato de Identificación Personal (PII) o evidencia privada dentro de las trazas en texto plano y logs de depuración del servidor.</w:t>
-            </w:r>
-          </w:p>
-        </w:tc>
-        <w:tc>
-          <w:tcPr>
-            <w:tcW w:w="450" w:type="dxa"/>
-            <w:tcBorders>
-              <w:top w:val="single" w:sz="2" w:space="0" w:color="000000" w:themeColor="text1"/>
-              <w:left w:val="single" w:sz="2" w:space="0" w:color="000000" w:themeColor="text1"/>
-              <w:bottom w:val="single" w:sz="2" w:space="0" w:color="000000" w:themeColor="text1"/>
-              <w:right w:val="single" w:sz="2" w:space="0" w:color="000000" w:themeColor="text1"/>
-            </w:tcBorders>
-          </w:tcPr>
-          <w:p>
-            <w:pPr>
-              <w:pStyle w:val="NoSpacing"/>
-              <w:spacing w:line="276" w:lineRule="auto"/>
-              <w:cnfStyle w:val="000000000000" w:firstRow="0" w:lastRow="0" w:firstColumn="0" w:lastColumn="0" w:oddVBand="0" w:evenVBand="0" w:oddHBand="0" w:evenHBand="0" w:firstRowFirstColumn="0" w:firstRowLastColumn="0" w:lastRowFirstColumn="0" w:lastRowLastColumn="0"/>
-              <w:rPr>
-                <w:sz w:val="14"/>
-                <w:szCs w:val="14"/>
-              </w:rPr>
-            </w:pPr>
-            <w:proofErr w:type="spellStart"/>
-            <w:r>
-              <w:rPr>
-                <w:sz w:val="14"/>
-                <w:szCs w:val="14"/>
-              </w:rPr>
-              <w:t>Should</w:t>
-            </w:r>
-            <w:proofErr w:type="spellEnd"/>
-          </w:p>
-        </w:tc>
-        <w:tc>
-          <w:tcPr>
-            <w:tcW w:w="630" w:type="dxa"/>
-            <w:tcBorders>
-              <w:top w:val="single" w:sz="2" w:space="0" w:color="000000" w:themeColor="text1"/>
-              <w:left w:val="single" w:sz="2" w:space="0" w:color="000000" w:themeColor="text1"/>
-              <w:bottom w:val="single" w:sz="2" w:space="0" w:color="000000" w:themeColor="text1"/>
-              <w:right w:val="single" w:sz="2" w:space="0" w:color="000000" w:themeColor="text1"/>
-            </w:tcBorders>
-          </w:tcPr>
-          <w:p>
-            <w:pPr>
-              <w:pStyle w:val="NoSpacing"/>
-              <w:spacing w:line="276" w:lineRule="auto"/>
-              <w:cnfStyle w:val="000000000000" w:firstRow="0" w:lastRow="0" w:firstColumn="0" w:lastColumn="0" w:oddVBand="0" w:evenVBand="0" w:oddHBand="0" w:evenHBand="0" w:firstRowFirstColumn="0" w:firstRowLastColumn="0" w:lastRowFirstColumn="0" w:lastRowLastColumn="0"/>
-              <w:rPr>
-                <w:sz w:val="14"/>
-                <w:szCs w:val="14"/>
-              </w:rPr>
-            </w:pPr>
-            <w:r>
-              <w:rPr>
-                <w:sz w:val="14"/>
-                <w:szCs w:val="14"/>
-              </w:rPr>
-              <w:t>§4; ENT9 [00:12:21]</w:t>
-            </w:r>
-          </w:p>
-        </w:tc>
-        <w:tc>
-          <w:tcPr>
-            <w:tcW w:w="2964" w:type="dxa"/>
-            <w:tcBorders>
-              <w:top w:val="single" w:sz="2" w:space="0" w:color="000000" w:themeColor="text1"/>
-              <w:left w:val="single" w:sz="2" w:space="0" w:color="000000" w:themeColor="text1"/>
-              <w:bottom w:val="single" w:sz="2" w:space="0" w:color="000000" w:themeColor="text1"/>
-              <w:right w:val="single" w:sz="2" w:space="0" w:color="000000" w:themeColor="text1"/>
-            </w:tcBorders>
-          </w:tcPr>
-          <w:p>
-            <w:pPr>
-              <w:pStyle w:val="NoSpacing"/>
-              <w:spacing w:line="276" w:lineRule="auto"/>
-              <w:cnfStyle w:val="000000000000" w:firstRow="0" w:lastRow="0" w:firstColumn="0" w:lastColumn="0" w:oddVBand="0" w:evenVBand="0" w:oddHBand="0" w:evenHBand="0" w:firstRowFirstColumn="0" w:firstRowLastColumn="0" w:lastRowFirstColumn="0" w:lastRowLastColumn="0"/>
-              <w:rPr>
-                <w:sz w:val="14"/>
-                <w:szCs w:val="14"/>
-              </w:rPr>
-            </w:pPr>
-            <w:r>
-              <w:rPr>
-                <w:sz w:val="14"/>
-                <w:szCs w:val="14"/>
-              </w:rPr>
-              <w:t>Generar una excepción del motor provocada por un documento que contiene el texto "Juan Pérez", y revisar el repositorio de logs para asegurar que el registro de error no incluye esa cadena de texto.</w:t>
-            </w:r>
-          </w:p>
-        </w:tc>
-      </w:tr>
-      <w:tr>
-        <w:trPr>
-          <w:cnfStyle w:val="000000100000" w:firstRow="0" w:lastRow="0" w:firstColumn="0" w:lastColumn="0" w:oddVBand="0" w:evenVBand="0" w:oddHBand="1" w:evenHBand="0" w:firstRowFirstColumn="0" w:firstRowLastColumn="0" w:lastRowFirstColumn="0" w:lastRowLastColumn="0"/>
-          <w:cantSplit/>
-          <w:trHeight w:val="119"/>
-        </w:trPr>
-        <w:tc>
-          <w:tcPr>
-            <w:cnfStyle w:val="001000000000" w:firstRow="0" w:lastRow="0" w:firstColumn="1" w:lastColumn="0" w:oddVBand="0" w:evenVBand="0" w:oddHBand="0" w:evenHBand="0" w:firstRowFirstColumn="0" w:firstRowLastColumn="0" w:lastRowFirstColumn="0" w:lastRowLastColumn="0"/>
-            <w:tcW w:w="537" w:type="dxa"/>
-            <w:tcBorders>
-              <w:top w:val="single" w:sz="4" w:space="0" w:color="auto"/>
-              <w:left w:val="single" w:sz="4" w:space="0" w:color="auto"/>
-              <w:bottom w:val="single" w:sz="4" w:space="0" w:color="auto"/>
-              <w:right w:val="single" w:sz="4" w:space="0" w:color="auto"/>
-            </w:tcBorders>
-          </w:tcPr>
-          <w:p>
-            <w:pPr>
-              <w:pStyle w:val="NoSpacing"/>
-              <w:spacing w:line="276" w:lineRule="auto"/>
-              <w:rPr>
-                <w:sz w:val="14"/>
-                <w:szCs w:val="14"/>
-              </w:rPr>
-            </w:pPr>
-            <w:r>
-              <w:rPr>
-                <w:sz w:val="14"/>
-                <w:szCs w:val="14"/>
-              </w:rPr>
-              <w:t>RQNF-B13</w:t>
-            </w:r>
-          </w:p>
-        </w:tc>
-        <w:tc>
-          <w:tcPr>
-            <w:tcW w:w="540" w:type="dxa"/>
-            <w:tcBorders>
-              <w:top w:val="single" w:sz="2" w:space="0" w:color="000000" w:themeColor="text1"/>
-              <w:left w:val="single" w:sz="4" w:space="0" w:color="auto"/>
-              <w:bottom w:val="single" w:sz="2" w:space="0" w:color="000000" w:themeColor="text1"/>
-              <w:right w:val="single" w:sz="2" w:space="0" w:color="000000" w:themeColor="text1"/>
-            </w:tcBorders>
-          </w:tcPr>
-          <w:p>
-            <w:pPr>
-              <w:pStyle w:val="NoSpacing"/>
-              <w:spacing w:line="276" w:lineRule="auto"/>
-              <w:cnfStyle w:val="000000100000" w:firstRow="0" w:lastRow="0" w:firstColumn="0" w:lastColumn="0" w:oddVBand="0" w:evenVBand="0" w:oddHBand="1" w:evenHBand="0" w:firstRowFirstColumn="0" w:firstRowLastColumn="0" w:lastRowFirstColumn="0" w:lastRowLastColumn="0"/>
-              <w:rPr>
-                <w:sz w:val="14"/>
-                <w:szCs w:val="14"/>
-              </w:rPr>
-            </w:pPr>
-            <w:r>
-              <w:rPr>
-                <w:sz w:val="14"/>
-                <w:szCs w:val="14"/>
-              </w:rPr>
-              <w:t>No Funcional</w:t>
-            </w:r>
-          </w:p>
-        </w:tc>
-        <w:tc>
-          <w:tcPr>
-            <w:tcW w:w="2520" w:type="dxa"/>
-            <w:tcBorders>
-              <w:top w:val="single" w:sz="2" w:space="0" w:color="000000" w:themeColor="text1"/>
-              <w:left w:val="single" w:sz="2" w:space="0" w:color="000000" w:themeColor="text1"/>
-              <w:bottom w:val="single" w:sz="2" w:space="0" w:color="000000" w:themeColor="text1"/>
-              <w:right w:val="single" w:sz="2" w:space="0" w:color="000000" w:themeColor="text1"/>
-            </w:tcBorders>
-          </w:tcPr>
-          <w:p>
-            <w:pPr>
-              <w:pStyle w:val="NoSpacing"/>
-              <w:spacing w:line="276" w:lineRule="auto"/>
-              <w:cnfStyle w:val="000000100000" w:firstRow="0" w:lastRow="0" w:firstColumn="0" w:lastColumn="0" w:oddVBand="0" w:evenVBand="0" w:oddHBand="1" w:evenHBand="0" w:firstRowFirstColumn="0" w:firstRowLastColumn="0" w:lastRowFirstColumn="0" w:lastRowLastColumn="0"/>
-              <w:rPr>
-                <w:sz w:val="14"/>
-                <w:szCs w:val="14"/>
-              </w:rPr>
-            </w:pPr>
-            <w:r>
-              <w:rPr>
-                <w:sz w:val="14"/>
-                <w:szCs w:val="14"/>
-              </w:rPr>
-              <w:t>El sistema debe manejar todo acceso a servicios de terceros y tokens de clientes almacenando las credenciales exclusivamente mediante herramientas encriptadas (gestores de secretos).</w:t>
-            </w:r>
-          </w:p>
-        </w:tc>
-        <w:tc>
-          <w:tcPr>
-            <w:tcW w:w="450" w:type="dxa"/>
-            <w:tcBorders>
-              <w:top w:val="single" w:sz="2" w:space="0" w:color="000000" w:themeColor="text1"/>
-              <w:left w:val="single" w:sz="2" w:space="0" w:color="000000" w:themeColor="text1"/>
-              <w:bottom w:val="single" w:sz="2" w:space="0" w:color="000000" w:themeColor="text1"/>
-              <w:right w:val="single" w:sz="2" w:space="0" w:color="000000" w:themeColor="text1"/>
-            </w:tcBorders>
-          </w:tcPr>
-          <w:p>
-            <w:pPr>
-              <w:pStyle w:val="NoSpacing"/>
-              <w:spacing w:line="276" w:lineRule="auto"/>
-              <w:cnfStyle w:val="000000100000" w:firstRow="0" w:lastRow="0" w:firstColumn="0" w:lastColumn="0" w:oddVBand="0" w:evenVBand="0" w:oddHBand="1" w:evenHBand="0" w:firstRowFirstColumn="0" w:firstRowLastColumn="0" w:lastRowFirstColumn="0" w:lastRowLastColumn="0"/>
-              <w:rPr>
-                <w:sz w:val="14"/>
-                <w:szCs w:val="14"/>
-              </w:rPr>
-            </w:pPr>
-            <w:proofErr w:type="spellStart"/>
-            <w:r>
-              <w:rPr>
-                <w:sz w:val="14"/>
-                <w:szCs w:val="14"/>
-              </w:rPr>
-              <w:t>Should</w:t>
-            </w:r>
-            <w:proofErr w:type="spellEnd"/>
-          </w:p>
-        </w:tc>
-        <w:tc>
-          <w:tcPr>
-            <w:tcW w:w="630" w:type="dxa"/>
-            <w:tcBorders>
-              <w:top w:val="single" w:sz="2" w:space="0" w:color="000000" w:themeColor="text1"/>
-              <w:left w:val="single" w:sz="2" w:space="0" w:color="000000" w:themeColor="text1"/>
-              <w:bottom w:val="single" w:sz="2" w:space="0" w:color="000000" w:themeColor="text1"/>
-              <w:right w:val="single" w:sz="2" w:space="0" w:color="000000" w:themeColor="text1"/>
-            </w:tcBorders>
-          </w:tcPr>
-          <w:p>
-            <w:pPr>
-              <w:pStyle w:val="NoSpacing"/>
-              <w:spacing w:line="276" w:lineRule="auto"/>
-              <w:cnfStyle w:val="000000100000" w:firstRow="0" w:lastRow="0" w:firstColumn="0" w:lastColumn="0" w:oddVBand="0" w:evenVBand="0" w:oddHBand="1" w:evenHBand="0" w:firstRowFirstColumn="0" w:firstRowLastColumn="0" w:lastRowFirstColumn="0" w:lastRowLastColumn="0"/>
-              <w:rPr>
-                <w:sz w:val="14"/>
-                <w:szCs w:val="14"/>
-              </w:rPr>
-            </w:pPr>
-            <w:r>
-              <w:rPr>
-                <w:sz w:val="14"/>
-                <w:szCs w:val="14"/>
-              </w:rPr>
-              <w:t>§4; ENT9 [00:12:21]</w:t>
-            </w:r>
-          </w:p>
-        </w:tc>
-        <w:tc>
-          <w:tcPr>
-            <w:tcW w:w="2964" w:type="dxa"/>
-            <w:tcBorders>
-              <w:top w:val="single" w:sz="2" w:space="0" w:color="000000" w:themeColor="text1"/>
-              <w:left w:val="single" w:sz="2" w:space="0" w:color="000000" w:themeColor="text1"/>
-              <w:bottom w:val="single" w:sz="2" w:space="0" w:color="000000" w:themeColor="text1"/>
-              <w:right w:val="single" w:sz="2" w:space="0" w:color="000000" w:themeColor="text1"/>
-            </w:tcBorders>
-          </w:tcPr>
-          <w:p>
-            <w:pPr>
-              <w:pStyle w:val="NoSpacing"/>
-              <w:spacing w:line="276" w:lineRule="auto"/>
-              <w:cnfStyle w:val="000000100000" w:firstRow="0" w:lastRow="0" w:firstColumn="0" w:lastColumn="0" w:oddVBand="0" w:evenVBand="0" w:oddHBand="1" w:evenHBand="0" w:firstRowFirstColumn="0" w:firstRowLastColumn="0" w:lastRowFirstColumn="0" w:lastRowLastColumn="0"/>
-              <w:rPr>
-                <w:sz w:val="14"/>
-                <w:szCs w:val="14"/>
-              </w:rPr>
-            </w:pPr>
-            <w:r>
-              <w:rPr>
-                <w:sz w:val="14"/>
-                <w:szCs w:val="14"/>
-              </w:rPr>
-              <w:t xml:space="preserve">Auditar el código fuente y las variables de entorno de despliegue corroborando que no existen contraseñas en texto claro, </w:t>
-            </w:r>
-            <w:proofErr w:type="spellStart"/>
-            <w:r>
-              <w:rPr>
-                <w:sz w:val="14"/>
-                <w:szCs w:val="14"/>
-              </w:rPr>
-              <w:t>dependiendose</w:t>
-            </w:r>
-            <w:proofErr w:type="spellEnd"/>
-            <w:r>
-              <w:rPr>
-                <w:sz w:val="14"/>
-                <w:szCs w:val="14"/>
-              </w:rPr>
-              <w:t xml:space="preserve"> de referencias inyectadas desde el manejador de llaves.</w:t>
+              <w:t>Aprobar manualmente un caso cuyo puntaje sugería rechazo y validar en la base de datos que se registra el comentario del operador junto a indicadores booleanos de discrepancia y reentrenamiento.</w:t>
             </w:r>
           </w:p>
         </w:tc>
       </w:tr>
     </w:tbl>
-    <w:p>
-      <w:pPr>
-        <w:rPr>
-          <w:lang w:val="es-US"/>
-        </w:rPr>
-      </w:pPr>
-    </w:p>
+    <w:p/>
     <w:p>
       <w:pPr>
         <w:pStyle w:val="Heading2"/>
@@ -18145,6 +10114,7 @@
           <w:sz w:val="28"/>
           <w:szCs w:val="28"/>
         </w:rPr>
+        <w:lastRenderedPageBreak/>
         <w:t>Diagrama de secuencia de sistema</w:t>
       </w:r>
       <w:bookmarkEnd w:id="12"/>
@@ -18238,7 +10208,6 @@
           <w:sz w:val="28"/>
           <w:szCs w:val="28"/>
         </w:rPr>
-        <w:lastRenderedPageBreak/>
         <w:br/>
       </w:r>
       <w:r>
@@ -18906,6 +10875,7 @@
         <w:rPr>
           <w:b/>
           <w:bCs/>
+          <w:lang w:val="en-US"/>
         </w:rPr>
       </w:pPr>
       <w:r>
@@ -18957,40 +10927,47 @@
         </w:rPr>
         <w:br/>
       </w:r>
+      <w:proofErr w:type="spellStart"/>
       <w:r>
         <w:rPr>
           <w:b/>
           <w:bCs/>
+          <w:lang w:val="en-US"/>
         </w:rPr>
         <w:t>Evidencia</w:t>
       </w:r>
+      <w:proofErr w:type="spellEnd"/>
       <w:r>
         <w:rPr>
           <w:b/>
           <w:bCs/>
+          <w:lang w:val="en-US"/>
         </w:rPr>
-        <w:t xml:space="preserve"> y referencia</w:t>
-      </w:r>
+        <w:t xml:space="preserve"> y </w:t>
+      </w:r>
+      <w:proofErr w:type="spellStart"/>
       <w:r>
         <w:rPr>
           <w:b/>
           <w:bCs/>
+          <w:lang w:val="en-US"/>
+        </w:rPr>
+        <w:t>referencia</w:t>
+      </w:r>
+      <w:proofErr w:type="spellEnd"/>
+      <w:r>
+        <w:rPr>
+          <w:b/>
+          <w:bCs/>
+          <w:lang w:val="en-US"/>
         </w:rPr>
         <w:t xml:space="preserve">: </w:t>
       </w:r>
       <w:r>
-        <w:t>[</w:t>
-      </w:r>
-      <w:r>
-        <w:t xml:space="preserve">Anexo – imagen de </w:t>
-      </w:r>
-      <w:proofErr w:type="spellStart"/>
-      <w:r>
-        <w:t>prompt</w:t>
-      </w:r>
-      <w:proofErr w:type="spellEnd"/>
-      <w:r>
-        <w:t>]</w:t>
+        <w:rPr>
+          <w:lang w:val="en-US"/>
+        </w:rPr>
+        <w:t>[Anexo – imagen de prompt]</w:t>
       </w:r>
     </w:p>
     <w:p>
